--- a/extra/report/No.課題4_テストケース.docx
+++ b/extra/report/No.課題4_テストケース.docx
@@ -384,6 +384,7 @@
           <w:p>
             <w:pPr>
               <w:snapToGrid w:val="0"/>
+              <w:jc w:val="center"/>
               <w:rPr>
                 <w:rFonts w:ascii="游ゴシック" w:eastAsia="游ゴシック" w:hAnsi="游ゴシック" w:hint="eastAsia"/>
                 <w:sz w:val="20"/>
@@ -406,6 +407,7 @@
           <w:p>
             <w:pPr>
               <w:snapToGrid w:val="0"/>
+              <w:jc w:val="center"/>
               <w:rPr>
                 <w:rFonts w:ascii="游ゴシック" w:eastAsia="游ゴシック" w:hAnsi="游ゴシック" w:hint="eastAsia"/>
                 <w:sz w:val="20"/>
@@ -460,6 +462,7 @@
           <w:p>
             <w:pPr>
               <w:snapToGrid w:val="0"/>
+              <w:jc w:val="center"/>
               <w:rPr>
                 <w:rFonts w:ascii="游ゴシック" w:eastAsia="游ゴシック" w:hAnsi="游ゴシック"/>
                 <w:sz w:val="20"/>
@@ -1056,7 +1059,7 @@
                 <w:rFonts w:ascii="游ゴシック" w:eastAsia="游ゴシック" w:hAnsi="游ゴシック" w:hint="eastAsia"/>
                 <w:sz w:val="20"/>
               </w:rPr>
-              <w:t>７</w:t>
+              <w:t>7</w:t>
             </w:r>
           </w:p>
         </w:tc>
@@ -1649,42 +1652,22 @@
         <w:tc>
           <w:tcPr>
             <w:tcW w:w="5355" w:type="dxa"/>
-            <w:vAlign w:val="center"/>
-          </w:tcPr>
-          <w:p>
-            <w:pPr>
-              <w:rPr>
-                <w:rFonts w:ascii="游ゴシック" w:eastAsia="游ゴシック" w:hAnsi="游ゴシック" w:hint="eastAsia"/>
-                <w:sz w:val="20"/>
-              </w:rPr>
-            </w:pPr>
-            <w:r>
-              <w:rPr>
-                <w:rFonts w:ascii="游ゴシック" w:eastAsia="游ゴシック" w:hAnsi="游ゴシック" w:hint="eastAsia"/>
-                <w:sz w:val="20"/>
-              </w:rPr>
-              <w:t>料金新規追加画面</w:t>
-            </w:r>
-            <w:r>
-              <w:rPr>
-                <w:rFonts w:ascii="游ゴシック" w:eastAsia="游ゴシック" w:hAnsi="游ゴシック" w:hint="eastAsia"/>
-                <w:sz w:val="20"/>
-              </w:rPr>
-              <w:t>「料金名」「月額料金」「加入日」「解約日」に情報を</w:t>
-            </w:r>
-            <w:r>
-              <w:rPr>
-                <w:rFonts w:ascii="游ゴシック" w:eastAsia="游ゴシック" w:hAnsi="游ゴシック" w:hint="eastAsia"/>
-                <w:sz w:val="20"/>
-              </w:rPr>
-              <w:t>記載</w:t>
-            </w:r>
-            <w:r>
-              <w:rPr>
-                <w:rFonts w:ascii="游ゴシック" w:eastAsia="游ゴシック" w:hAnsi="游ゴシック" w:hint="eastAsia"/>
-                <w:sz w:val="20"/>
-              </w:rPr>
-              <w:t>して保存ボタン押下</w:t>
+            <w:vMerge w:val="restart"/>
+            <w:vAlign w:val="center"/>
+          </w:tcPr>
+          <w:p>
+            <w:pPr>
+              <w:rPr>
+                <w:rFonts w:ascii="游ゴシック" w:eastAsia="游ゴシック" w:hAnsi="游ゴシック" w:hint="eastAsia"/>
+                <w:sz w:val="20"/>
+              </w:rPr>
+            </w:pPr>
+            <w:r>
+              <w:rPr>
+                <w:rFonts w:ascii="游ゴシック" w:eastAsia="游ゴシック" w:hAnsi="游ゴシック" w:hint="eastAsia"/>
+                <w:sz w:val="20"/>
+              </w:rPr>
+              <w:t>料金新規追加画面「料金名」「月額料金」「加入日」「解約日」に情報を記載して保存ボタン押下</w:t>
             </w:r>
           </w:p>
         </w:tc>
@@ -1833,14 +1816,28 @@
                 <w:rFonts w:ascii="游ゴシック" w:eastAsia="游ゴシック" w:hAnsi="游ゴシック"/>
                 <w:sz w:val="20"/>
               </w:rPr>
-              <w:t>9”</w:t>
-            </w:r>
-            <w:r>
-              <w:rPr>
-                <w:rFonts w:ascii="游ゴシック" w:eastAsia="游ゴシック" w:hAnsi="游ゴシック" w:hint="eastAsia"/>
-                <w:sz w:val="20"/>
-              </w:rPr>
-              <w:t>日を記載して保存ボタンを押下した時に、料金編集画面に遷移する</w:t>
+              <w:t>9</w:t>
+            </w:r>
+            <w:r>
+              <w:rPr>
+                <w:rFonts w:ascii="游ゴシック" w:eastAsia="游ゴシック" w:hAnsi="游ゴシック" w:hint="eastAsia"/>
+                <w:sz w:val="20"/>
+              </w:rPr>
+              <w:t>日</w:t>
+            </w:r>
+            <w:r>
+              <w:rPr>
+                <w:rFonts w:ascii="游ゴシック" w:eastAsia="游ゴシック" w:hAnsi="游ゴシック"/>
+                <w:sz w:val="20"/>
+              </w:rPr>
+              <w:t>”</w:t>
+            </w:r>
+            <w:r>
+              <w:rPr>
+                <w:rFonts w:ascii="游ゴシック" w:eastAsia="游ゴシック" w:hAnsi="游ゴシック" w:hint="eastAsia"/>
+                <w:sz w:val="20"/>
+              </w:rPr>
+              <w:t>を記載して保存ボタンを押下した時に、料金編集画面に遷移する</w:t>
             </w:r>
           </w:p>
         </w:tc>
@@ -1913,7 +1910,7 @@
               <w:snapToGrid w:val="0"/>
               <w:jc w:val="center"/>
               <w:rPr>
-                <w:rFonts w:ascii="游ゴシック" w:eastAsia="游ゴシック" w:hAnsi="游ゴシック"/>
+                <w:rFonts w:ascii="游ゴシック" w:eastAsia="游ゴシック" w:hAnsi="游ゴシック" w:hint="eastAsia"/>
                 <w:sz w:val="20"/>
               </w:rPr>
             </w:pPr>
@@ -1936,37 +1933,156 @@
         <w:tc>
           <w:tcPr>
             <w:tcW w:w="5355" w:type="dxa"/>
-            <w:vAlign w:val="center"/>
-          </w:tcPr>
-          <w:p>
-            <w:pPr>
-              <w:snapToGrid w:val="0"/>
-              <w:rPr>
-                <w:rFonts w:ascii="游ゴシック" w:eastAsia="游ゴシック" w:hAnsi="游ゴシック" w:hint="eastAsia"/>
-                <w:sz w:val="20"/>
-              </w:rPr>
-            </w:pPr>
-            <w:r>
-              <w:rPr>
-                <w:rFonts w:ascii="游ゴシック" w:eastAsia="游ゴシック" w:hAnsi="游ゴシック" w:hint="eastAsia"/>
-                <w:sz w:val="20"/>
-              </w:rPr>
-              <w:t>料金新規追加画面の</w:t>
-            </w:r>
-            <w:r>
-              <w:rPr>
-                <w:rFonts w:ascii="游ゴシック" w:eastAsia="游ゴシック" w:hAnsi="游ゴシック" w:hint="eastAsia"/>
-                <w:sz w:val="20"/>
-              </w:rPr>
-              <w:t>「解約日」だけ情報を記載</w:t>
-            </w:r>
-            <w:r>
-              <w:rPr>
-                <w:rFonts w:ascii="游ゴシック" w:eastAsia="游ゴシック" w:hAnsi="游ゴシック" w:hint="eastAsia"/>
-                <w:sz w:val="20"/>
-                <w:u w:val="double"/>
-              </w:rPr>
-              <w:t>せず</w:t>
+            <w:vMerge/>
+            <w:vAlign w:val="center"/>
+          </w:tcPr>
+          <w:p>
+            <w:pPr>
+              <w:rPr>
+                <w:rFonts w:ascii="游ゴシック" w:eastAsia="游ゴシック" w:hAnsi="游ゴシック" w:hint="eastAsia"/>
+                <w:sz w:val="20"/>
+              </w:rPr>
+            </w:pPr>
+          </w:p>
+        </w:tc>
+        <w:tc>
+          <w:tcPr>
+            <w:tcW w:w="4935" w:type="dxa"/>
+            <w:vAlign w:val="center"/>
+          </w:tcPr>
+          <w:p>
+            <w:pPr>
+              <w:snapToGrid w:val="0"/>
+              <w:rPr>
+                <w:rFonts w:ascii="游ゴシック" w:eastAsia="游ゴシック" w:hAnsi="游ゴシック" w:hint="eastAsia"/>
+                <w:sz w:val="20"/>
+              </w:rPr>
+            </w:pPr>
+            <w:r>
+              <w:rPr>
+                <w:rFonts w:ascii="游ゴシック" w:eastAsia="游ゴシック" w:hAnsi="游ゴシック" w:hint="eastAsia"/>
+                <w:sz w:val="20"/>
+              </w:rPr>
+              <w:t>項目</w:t>
+            </w:r>
+            <w:r>
+              <w:rPr>
+                <w:rFonts w:ascii="游ゴシック" w:eastAsia="游ゴシック" w:hAnsi="游ゴシック"/>
+                <w:sz w:val="20"/>
+              </w:rPr>
+              <w:t>12</w:t>
+            </w:r>
+            <w:r>
+              <w:rPr>
+                <w:rFonts w:ascii="游ゴシック" w:eastAsia="游ゴシック" w:hAnsi="游ゴシック" w:hint="eastAsia"/>
+                <w:sz w:val="20"/>
+              </w:rPr>
+              <w:t>を実行した後にデーターベースに</w:t>
+            </w:r>
+            <w:r>
+              <w:rPr>
+                <w:rFonts w:ascii="游ゴシック" w:eastAsia="游ゴシック" w:hAnsi="游ゴシック" w:hint="eastAsia"/>
+                <w:sz w:val="20"/>
+              </w:rPr>
+              <w:t>「料金名」に</w:t>
+            </w:r>
+            <w:r>
+              <w:rPr>
+                <w:rFonts w:ascii="游ゴシック" w:eastAsia="游ゴシック" w:hAnsi="游ゴシック"/>
+                <w:sz w:val="20"/>
+              </w:rPr>
+              <w:t>”</w:t>
+            </w:r>
+            <w:r>
+              <w:rPr>
+                <w:rFonts w:ascii="游ゴシック" w:eastAsia="游ゴシック" w:hAnsi="游ゴシック" w:hint="eastAsia"/>
+                <w:sz w:val="20"/>
+              </w:rPr>
+              <w:t>月額料金</w:t>
+            </w:r>
+            <w:r>
+              <w:rPr>
+                <w:rFonts w:ascii="游ゴシック" w:eastAsia="游ゴシック" w:hAnsi="游ゴシック"/>
+                <w:sz w:val="20"/>
+              </w:rPr>
+              <w:t>”</w:t>
+            </w:r>
+            <w:r>
+              <w:rPr>
+                <w:rFonts w:ascii="游ゴシック" w:eastAsia="游ゴシック" w:hAnsi="游ゴシック" w:hint="eastAsia"/>
+                <w:sz w:val="20"/>
+              </w:rPr>
+              <w:t>「月額料金」に</w:t>
+            </w:r>
+            <w:r>
+              <w:rPr>
+                <w:rFonts w:ascii="游ゴシック" w:eastAsia="游ゴシック" w:hAnsi="游ゴシック"/>
+                <w:sz w:val="20"/>
+              </w:rPr>
+              <w:t>”1000”</w:t>
+            </w:r>
+            <w:r>
+              <w:rPr>
+                <w:rFonts w:ascii="游ゴシック" w:eastAsia="游ゴシック" w:hAnsi="游ゴシック" w:hint="eastAsia"/>
+                <w:sz w:val="20"/>
+              </w:rPr>
+              <w:t>「加入日」に</w:t>
+            </w:r>
+            <w:r>
+              <w:rPr>
+                <w:rFonts w:ascii="游ゴシック" w:eastAsia="游ゴシック" w:hAnsi="游ゴシック"/>
+                <w:sz w:val="20"/>
+              </w:rPr>
+              <w:t>”</w:t>
+            </w:r>
+            <w:r>
+              <w:rPr>
+                <w:rFonts w:ascii="游ゴシック" w:eastAsia="游ゴシック" w:hAnsi="游ゴシック" w:hint="eastAsia"/>
+                <w:sz w:val="20"/>
+              </w:rPr>
+              <w:t>2</w:t>
+            </w:r>
+            <w:r>
+              <w:rPr>
+                <w:rFonts w:ascii="游ゴシック" w:eastAsia="游ゴシック" w:hAnsi="游ゴシック"/>
+                <w:sz w:val="20"/>
+              </w:rPr>
+              <w:t>025</w:t>
+            </w:r>
+            <w:r>
+              <w:rPr>
+                <w:rFonts w:ascii="游ゴシック" w:eastAsia="游ゴシック" w:hAnsi="游ゴシック" w:hint="eastAsia"/>
+                <w:sz w:val="20"/>
+              </w:rPr>
+              <w:t>年8月1</w:t>
+            </w:r>
+            <w:r>
+              <w:rPr>
+                <w:rFonts w:ascii="游ゴシック" w:eastAsia="游ゴシック" w:hAnsi="游ゴシック"/>
+                <w:sz w:val="20"/>
+              </w:rPr>
+              <w:t>9</w:t>
+            </w:r>
+            <w:r>
+              <w:rPr>
+                <w:rFonts w:ascii="游ゴシック" w:eastAsia="游ゴシック" w:hAnsi="游ゴシック" w:hint="eastAsia"/>
+                <w:sz w:val="20"/>
+              </w:rPr>
+              <w:t>日</w:t>
+            </w:r>
+            <w:r>
+              <w:rPr>
+                <w:rFonts w:ascii="游ゴシック" w:eastAsia="游ゴシック" w:hAnsi="游ゴシック"/>
+                <w:sz w:val="20"/>
+              </w:rPr>
+              <w:t>”</w:t>
+            </w:r>
+            <w:r>
+              <w:rPr>
+                <w:rFonts w:ascii="游ゴシック" w:eastAsia="游ゴシック" w:hAnsi="游ゴシック" w:hint="eastAsia"/>
+                <w:sz w:val="20"/>
+              </w:rPr>
+              <w:t>「解約日」</w:t>
             </w:r>
             <w:r>
               <w:rPr>
@@ -1977,123 +2093,24 @@
             </w:r>
             <w:r>
               <w:rPr>
-                <w:rFonts w:ascii="游ゴシック" w:eastAsia="游ゴシック" w:hAnsi="游ゴシック" w:hint="eastAsia"/>
-                <w:sz w:val="20"/>
-              </w:rPr>
-              <w:t>登録ボタン押下</w:t>
-            </w:r>
-          </w:p>
-        </w:tc>
-        <w:tc>
-          <w:tcPr>
-            <w:tcW w:w="4935" w:type="dxa"/>
-            <w:vAlign w:val="center"/>
-          </w:tcPr>
-          <w:p>
-            <w:pPr>
-              <w:snapToGrid w:val="0"/>
-              <w:rPr>
-                <w:rFonts w:ascii="游ゴシック" w:eastAsia="游ゴシック" w:hAnsi="游ゴシック"/>
-                <w:sz w:val="20"/>
-              </w:rPr>
-            </w:pPr>
-            <w:r>
-              <w:rPr>
-                <w:rFonts w:ascii="游ゴシック" w:eastAsia="游ゴシック" w:hAnsi="游ゴシック" w:hint="eastAsia"/>
-                <w:sz w:val="20"/>
-              </w:rPr>
-              <w:t>「料金名」に</w:t>
-            </w:r>
-            <w:r>
-              <w:rPr>
-                <w:rFonts w:ascii="游ゴシック" w:eastAsia="游ゴシック" w:hAnsi="游ゴシック"/>
-                <w:sz w:val="20"/>
-              </w:rPr>
-              <w:t>”</w:t>
-            </w:r>
-            <w:r>
-              <w:rPr>
-                <w:rFonts w:ascii="游ゴシック" w:eastAsia="游ゴシック" w:hAnsi="游ゴシック" w:hint="eastAsia"/>
-                <w:sz w:val="20"/>
-              </w:rPr>
-              <w:t>月額料金</w:t>
-            </w:r>
-            <w:r>
-              <w:rPr>
-                <w:rFonts w:ascii="游ゴシック" w:eastAsia="游ゴシック" w:hAnsi="游ゴシック"/>
-                <w:sz w:val="20"/>
-              </w:rPr>
-              <w:t>”</w:t>
-            </w:r>
-            <w:r>
-              <w:rPr>
-                <w:rFonts w:ascii="游ゴシック" w:eastAsia="游ゴシック" w:hAnsi="游ゴシック" w:hint="eastAsia"/>
-                <w:sz w:val="20"/>
-              </w:rPr>
-              <w:t>「月額料金」に</w:t>
-            </w:r>
-            <w:r>
-              <w:rPr>
-                <w:rFonts w:ascii="游ゴシック" w:eastAsia="游ゴシック" w:hAnsi="游ゴシック"/>
-                <w:sz w:val="20"/>
-              </w:rPr>
-              <w:t>”</w:t>
-            </w:r>
-            <w:r>
-              <w:rPr>
-                <w:rFonts w:ascii="游ゴシック" w:eastAsia="游ゴシック" w:hAnsi="游ゴシック"/>
-                <w:sz w:val="20"/>
-              </w:rPr>
-              <w:t>1000</w:t>
-            </w:r>
-            <w:r>
-              <w:rPr>
-                <w:rFonts w:ascii="游ゴシック" w:eastAsia="游ゴシック" w:hAnsi="游ゴシック"/>
-                <w:sz w:val="20"/>
-              </w:rPr>
-              <w:t>”</w:t>
-            </w:r>
-            <w:r>
-              <w:rPr>
-                <w:rFonts w:ascii="游ゴシック" w:eastAsia="游ゴシック" w:hAnsi="游ゴシック" w:hint="eastAsia"/>
-                <w:sz w:val="20"/>
-              </w:rPr>
-              <w:t>「加入日」に</w:t>
-            </w:r>
-            <w:r>
-              <w:rPr>
-                <w:rFonts w:ascii="游ゴシック" w:eastAsia="游ゴシック" w:hAnsi="游ゴシック"/>
-                <w:sz w:val="20"/>
-              </w:rPr>
-              <w:t>”</w:t>
-            </w:r>
-            <w:r>
-              <w:rPr>
-                <w:rFonts w:ascii="游ゴシック" w:eastAsia="游ゴシック" w:hAnsi="游ゴシック" w:hint="eastAsia"/>
-                <w:sz w:val="20"/>
-              </w:rPr>
-              <w:t>2</w:t>
-            </w:r>
-            <w:r>
-              <w:rPr>
-                <w:rFonts w:ascii="游ゴシック" w:eastAsia="游ゴシック" w:hAnsi="游ゴシック"/>
-                <w:sz w:val="20"/>
-              </w:rPr>
-              <w:t>025</w:t>
-            </w:r>
-            <w:r>
-              <w:rPr>
-                <w:rFonts w:ascii="游ゴシック" w:eastAsia="游ゴシック" w:hAnsi="游ゴシック" w:hint="eastAsia"/>
-                <w:sz w:val="20"/>
-              </w:rPr>
-              <w:t>年8月1</w:t>
-            </w:r>
-            <w:r>
-              <w:rPr>
-                <w:rFonts w:ascii="游ゴシック" w:eastAsia="游ゴシック" w:hAnsi="游ゴシック"/>
-                <w:sz w:val="20"/>
-              </w:rPr>
-              <w:t>9</w:t>
+                <w:rFonts w:ascii="游ゴシック" w:eastAsia="游ゴシック" w:hAnsi="游ゴシック"/>
+                <w:sz w:val="20"/>
+              </w:rPr>
+              <w:t>”2025</w:t>
+            </w:r>
+            <w:r>
+              <w:rPr>
+                <w:rFonts w:ascii="游ゴシック" w:eastAsia="游ゴシック" w:hAnsi="游ゴシック" w:hint="eastAsia"/>
+                <w:sz w:val="20"/>
+              </w:rPr>
+              <w:t>年9月1</w:t>
+            </w:r>
+            <w:r>
+              <w:rPr>
+                <w:rFonts w:ascii="游ゴシック" w:eastAsia="游ゴシック" w:hAnsi="游ゴシック"/>
+                <w:sz w:val="20"/>
+              </w:rPr>
+              <w:t>9”</w:t>
             </w:r>
             <w:r>
               <w:rPr>
@@ -2104,17 +2121,10 @@
             </w:r>
             <w:r>
               <w:rPr>
-                <w:rFonts w:ascii="游ゴシック" w:eastAsia="游ゴシック" w:hAnsi="游ゴシック"/>
-                <w:sz w:val="20"/>
-              </w:rPr>
-              <w:t>”</w:t>
-            </w:r>
-            <w:r>
-              <w:rPr>
-                <w:rFonts w:ascii="游ゴシック" w:eastAsia="游ゴシック" w:hAnsi="游ゴシック" w:hint="eastAsia"/>
-                <w:sz w:val="20"/>
-              </w:rPr>
-              <w:t>を記載して保存ボタンを押下した時に、料金編集画面に遷移する</w:t>
+                <w:rFonts w:ascii="游ゴシック" w:eastAsia="游ゴシック" w:hAnsi="游ゴシック" w:hint="eastAsia"/>
+                <w:sz w:val="20"/>
+              </w:rPr>
+              <w:t>と記載された料金情報が存在することを確認</w:t>
             </w:r>
           </w:p>
         </w:tc>
@@ -2159,17 +2169,10 @@
             <w:pPr>
               <w:snapToGrid w:val="0"/>
               <w:rPr>
-                <w:rFonts w:ascii="游ゴシック" w:eastAsia="游ゴシック" w:hAnsi="游ゴシック"/>
-                <w:sz w:val="20"/>
-              </w:rPr>
-            </w:pPr>
-            <w:r>
-              <w:rPr>
-                <w:rFonts w:ascii="游ゴシック" w:eastAsia="游ゴシック" w:hAnsi="游ゴシック" w:hint="eastAsia"/>
-                <w:sz w:val="20"/>
-              </w:rPr>
-              <w:t>解約日だけ必須ではない</w:t>
-            </w:r>
+                <w:rFonts w:ascii="游ゴシック" w:eastAsia="游ゴシック" w:hAnsi="游ゴシック" w:hint="eastAsia"/>
+                <w:sz w:val="20"/>
+              </w:rPr>
+            </w:pPr>
           </w:p>
         </w:tc>
       </w:tr>
@@ -2187,7 +2190,7 @@
               <w:snapToGrid w:val="0"/>
               <w:jc w:val="center"/>
               <w:rPr>
-                <w:rFonts w:ascii="游ゴシック" w:eastAsia="游ゴシック" w:hAnsi="游ゴシック" w:hint="eastAsia"/>
+                <w:rFonts w:ascii="游ゴシック" w:eastAsia="游ゴシック" w:hAnsi="游ゴシック"/>
                 <w:sz w:val="20"/>
               </w:rPr>
             </w:pPr>
@@ -2210,22 +2213,38 @@
         <w:tc>
           <w:tcPr>
             <w:tcW w:w="5355" w:type="dxa"/>
-            <w:vAlign w:val="center"/>
-          </w:tcPr>
-          <w:p>
-            <w:pPr>
-              <w:snapToGrid w:val="0"/>
-              <w:rPr>
-                <w:rFonts w:ascii="游ゴシック" w:eastAsia="游ゴシック" w:hAnsi="游ゴシック" w:hint="eastAsia"/>
-                <w:sz w:val="20"/>
-              </w:rPr>
-            </w:pPr>
-            <w:r>
-              <w:rPr>
-                <w:rFonts w:ascii="游ゴシック" w:eastAsia="游ゴシック" w:hAnsi="游ゴシック" w:hint="eastAsia"/>
-                <w:sz w:val="20"/>
-              </w:rPr>
-              <w:t>料金新規追加画面の必須項目に情報を記載せずに登録ボタン押下</w:t>
+            <w:vMerge w:val="restart"/>
+            <w:vAlign w:val="center"/>
+          </w:tcPr>
+          <w:p>
+            <w:pPr>
+              <w:snapToGrid w:val="0"/>
+              <w:rPr>
+                <w:rFonts w:ascii="游ゴシック" w:eastAsia="游ゴシック" w:hAnsi="游ゴシック" w:hint="eastAsia"/>
+                <w:sz w:val="20"/>
+              </w:rPr>
+            </w:pPr>
+            <w:r>
+              <w:rPr>
+                <w:rFonts w:ascii="游ゴシック" w:eastAsia="游ゴシック" w:hAnsi="游ゴシック" w:hint="eastAsia"/>
+                <w:sz w:val="20"/>
+              </w:rPr>
+              <w:t>料金新規追加画面の「解約日」だけ情報を記載</w:t>
+            </w:r>
+            <w:r>
+              <w:rPr>
+                <w:rFonts w:ascii="游ゴシック" w:eastAsia="游ゴシック" w:hAnsi="游ゴシック" w:hint="eastAsia"/>
+                <w:sz w:val="20"/>
+                <w:u w:val="double"/>
+              </w:rPr>
+              <w:t>せず</w:t>
+            </w:r>
+            <w:r>
+              <w:rPr>
+                <w:rFonts w:ascii="游ゴシック" w:eastAsia="游ゴシック" w:hAnsi="游ゴシック" w:hint="eastAsia"/>
+                <w:sz w:val="20"/>
+              </w:rPr>
+              <w:t>に登録ボタン押下</w:t>
             </w:r>
           </w:p>
         </w:tc>
@@ -2238,30 +2257,16 @@
             <w:pPr>
               <w:snapToGrid w:val="0"/>
               <w:rPr>
-                <w:rFonts w:ascii="游ゴシック" w:eastAsia="游ゴシック" w:hAnsi="游ゴシック" w:hint="eastAsia"/>
-                <w:sz w:val="20"/>
-              </w:rPr>
-            </w:pPr>
-            <w:r>
-              <w:rPr>
-                <w:rFonts w:ascii="游ゴシック" w:eastAsia="游ゴシック" w:hAnsi="游ゴシック" w:hint="eastAsia"/>
-                <w:sz w:val="20"/>
-              </w:rPr>
-              <w:t>全て空欄で登録ボタンを押下したときに</w:t>
-            </w:r>
-            <w:r>
-              <w:rPr>
-                <w:rFonts w:ascii="游ゴシック" w:eastAsia="游ゴシック" w:hAnsi="游ゴシック" w:hint="eastAsia"/>
-                <w:sz w:val="20"/>
-              </w:rPr>
-              <w:t>、データーベースに情報が保存されず</w:t>
-            </w:r>
-            <w:r>
-              <w:rPr>
-                <w:rFonts w:ascii="游ゴシック" w:eastAsia="游ゴシック" w:hAnsi="游ゴシック" w:hint="eastAsia"/>
-                <w:sz w:val="20"/>
-              </w:rPr>
-              <w:t>「料金」「月額料金」「加入日」の欄の下に</w:t>
+                <w:rFonts w:ascii="游ゴシック" w:eastAsia="游ゴシック" w:hAnsi="游ゴシック"/>
+                <w:sz w:val="20"/>
+              </w:rPr>
+            </w:pPr>
+            <w:r>
+              <w:rPr>
+                <w:rFonts w:ascii="游ゴシック" w:eastAsia="游ゴシック" w:hAnsi="游ゴシック" w:hint="eastAsia"/>
+                <w:sz w:val="20"/>
+              </w:rPr>
+              <w:t>「料金名」に</w:t>
             </w:r>
             <w:r>
               <w:rPr>
@@ -2275,7 +2280,7 @@
                 <w:rFonts w:ascii="游ゴシック" w:eastAsia="游ゴシック" w:hAnsi="游ゴシック" w:hint="eastAsia"/>
                 <w:sz w:val="20"/>
               </w:rPr>
-              <w:t>この項目の入力は必須です。</w:t>
+              <w:t>月額料金</w:t>
             </w:r>
             <w:r>
               <w:rPr>
@@ -2289,14 +2294,77 @@
                 <w:rFonts w:ascii="游ゴシック" w:eastAsia="游ゴシック" w:hAnsi="游ゴシック" w:hint="eastAsia"/>
                 <w:sz w:val="20"/>
               </w:rPr>
-              <w:t>と</w:t>
-            </w:r>
-            <w:r>
-              <w:rPr>
-                <w:rFonts w:ascii="游ゴシック" w:eastAsia="游ゴシック" w:hAnsi="游ゴシック" w:hint="eastAsia"/>
-                <w:sz w:val="20"/>
-              </w:rPr>
-              <w:t>表示される</w:t>
+              <w:t>「月額料金」に</w:t>
+            </w:r>
+            <w:r>
+              <w:rPr>
+                <w:rFonts w:ascii="游ゴシック" w:eastAsia="游ゴシック" w:hAnsi="游ゴシック"/>
+                <w:sz w:val="20"/>
+              </w:rPr>
+              <w:t>”1000”</w:t>
+            </w:r>
+            <w:r>
+              <w:rPr>
+                <w:rFonts w:ascii="游ゴシック" w:eastAsia="游ゴシック" w:hAnsi="游ゴシック" w:hint="eastAsia"/>
+                <w:sz w:val="20"/>
+              </w:rPr>
+              <w:t>「加入日」に</w:t>
+            </w:r>
+            <w:r>
+              <w:rPr>
+                <w:rFonts w:ascii="游ゴシック" w:eastAsia="游ゴシック" w:hAnsi="游ゴシック"/>
+                <w:sz w:val="20"/>
+              </w:rPr>
+              <w:t>”</w:t>
+            </w:r>
+            <w:r>
+              <w:rPr>
+                <w:rFonts w:ascii="游ゴシック" w:eastAsia="游ゴシック" w:hAnsi="游ゴシック" w:hint="eastAsia"/>
+                <w:sz w:val="20"/>
+              </w:rPr>
+              <w:t>2</w:t>
+            </w:r>
+            <w:r>
+              <w:rPr>
+                <w:rFonts w:ascii="游ゴシック" w:eastAsia="游ゴシック" w:hAnsi="游ゴシック"/>
+                <w:sz w:val="20"/>
+              </w:rPr>
+              <w:t>025</w:t>
+            </w:r>
+            <w:r>
+              <w:rPr>
+                <w:rFonts w:ascii="游ゴシック" w:eastAsia="游ゴシック" w:hAnsi="游ゴシック" w:hint="eastAsia"/>
+                <w:sz w:val="20"/>
+              </w:rPr>
+              <w:t>年8月2</w:t>
+            </w:r>
+            <w:r>
+              <w:rPr>
+                <w:rFonts w:ascii="游ゴシック" w:eastAsia="游ゴシック" w:hAnsi="游ゴシック"/>
+                <w:sz w:val="20"/>
+              </w:rPr>
+              <w:t>0</w:t>
+            </w:r>
+            <w:r>
+              <w:rPr>
+                <w:rFonts w:ascii="游ゴシック" w:eastAsia="游ゴシック" w:hAnsi="游ゴシック" w:hint="eastAsia"/>
+                <w:sz w:val="20"/>
+              </w:rPr>
+              <w:t>日</w:t>
+            </w:r>
+            <w:r>
+              <w:rPr>
+                <w:rFonts w:ascii="游ゴシック" w:eastAsia="游ゴシック" w:hAnsi="游ゴシック"/>
+                <w:sz w:val="20"/>
+              </w:rPr>
+              <w:t>”</w:t>
+            </w:r>
+            <w:r>
+              <w:rPr>
+                <w:rFonts w:ascii="游ゴシック" w:eastAsia="游ゴシック" w:hAnsi="游ゴシック" w:hint="eastAsia"/>
+                <w:sz w:val="20"/>
+              </w:rPr>
+              <w:t>を記載して保存ボタンを押下した時に、料金編集画面に遷移する</w:t>
             </w:r>
           </w:p>
         </w:tc>
@@ -2392,24 +2460,17 @@
         <w:tc>
           <w:tcPr>
             <w:tcW w:w="5355" w:type="dxa"/>
-            <w:vMerge w:val="restart"/>
-            <w:vAlign w:val="center"/>
-          </w:tcPr>
-          <w:p>
-            <w:pPr>
-              <w:snapToGrid w:val="0"/>
-              <w:rPr>
-                <w:rFonts w:ascii="游ゴシック" w:eastAsia="游ゴシック" w:hAnsi="游ゴシック" w:hint="eastAsia"/>
-                <w:sz w:val="20"/>
-              </w:rPr>
-            </w:pPr>
-            <w:r>
-              <w:rPr>
-                <w:rFonts w:ascii="游ゴシック" w:eastAsia="游ゴシック" w:hAnsi="游ゴシック" w:hint="eastAsia"/>
-                <w:sz w:val="20"/>
-              </w:rPr>
-              <w:t>料金編集画面を確認する</w:t>
-            </w:r>
+            <w:vMerge/>
+            <w:vAlign w:val="center"/>
+          </w:tcPr>
+          <w:p>
+            <w:pPr>
+              <w:snapToGrid w:val="0"/>
+              <w:rPr>
+                <w:rFonts w:ascii="游ゴシック" w:eastAsia="游ゴシック" w:hAnsi="游ゴシック" w:hint="eastAsia"/>
+                <w:sz w:val="20"/>
+              </w:rPr>
+            </w:pPr>
           </w:p>
         </w:tc>
         <w:tc>
@@ -2430,7 +2491,126 @@
                 <w:rFonts w:ascii="游ゴシック" w:eastAsia="游ゴシック" w:hAnsi="游ゴシック" w:hint="eastAsia"/>
                 <w:sz w:val="20"/>
               </w:rPr>
-              <w:t>料金編集のテキストが表示される</w:t>
+              <w:t>項目1</w:t>
+            </w:r>
+            <w:r>
+              <w:rPr>
+                <w:rFonts w:ascii="游ゴシック" w:eastAsia="游ゴシック" w:hAnsi="游ゴシック"/>
+                <w:sz w:val="20"/>
+              </w:rPr>
+              <w:t>3</w:t>
+            </w:r>
+            <w:r>
+              <w:rPr>
+                <w:rFonts w:ascii="游ゴシック" w:eastAsia="游ゴシック" w:hAnsi="游ゴシック" w:hint="eastAsia"/>
+                <w:sz w:val="20"/>
+              </w:rPr>
+              <w:t>を実行した後にデーターベースに</w:t>
+            </w:r>
+            <w:r>
+              <w:rPr>
+                <w:rFonts w:ascii="游ゴシック" w:eastAsia="游ゴシック" w:hAnsi="游ゴシック" w:hint="eastAsia"/>
+                <w:sz w:val="20"/>
+              </w:rPr>
+              <w:t>「料金名」に</w:t>
+            </w:r>
+            <w:r>
+              <w:rPr>
+                <w:rFonts w:ascii="游ゴシック" w:eastAsia="游ゴシック" w:hAnsi="游ゴシック"/>
+                <w:sz w:val="20"/>
+              </w:rPr>
+              <w:t>”</w:t>
+            </w:r>
+            <w:r>
+              <w:rPr>
+                <w:rFonts w:ascii="游ゴシック" w:eastAsia="游ゴシック" w:hAnsi="游ゴシック" w:hint="eastAsia"/>
+                <w:sz w:val="20"/>
+              </w:rPr>
+              <w:t>月額料金</w:t>
+            </w:r>
+            <w:r>
+              <w:rPr>
+                <w:rFonts w:ascii="游ゴシック" w:eastAsia="游ゴシック" w:hAnsi="游ゴシック"/>
+                <w:sz w:val="20"/>
+              </w:rPr>
+              <w:t>”</w:t>
+            </w:r>
+            <w:r>
+              <w:rPr>
+                <w:rFonts w:ascii="游ゴシック" w:eastAsia="游ゴシック" w:hAnsi="游ゴシック" w:hint="eastAsia"/>
+                <w:sz w:val="20"/>
+              </w:rPr>
+              <w:t>「月額料金」に</w:t>
+            </w:r>
+            <w:r>
+              <w:rPr>
+                <w:rFonts w:ascii="游ゴシック" w:eastAsia="游ゴシック" w:hAnsi="游ゴシック"/>
+                <w:sz w:val="20"/>
+              </w:rPr>
+              <w:t>”1000”</w:t>
+            </w:r>
+            <w:r>
+              <w:rPr>
+                <w:rFonts w:ascii="游ゴシック" w:eastAsia="游ゴシック" w:hAnsi="游ゴシック" w:hint="eastAsia"/>
+                <w:sz w:val="20"/>
+              </w:rPr>
+              <w:t>「加入日」に</w:t>
+            </w:r>
+            <w:r>
+              <w:rPr>
+                <w:rFonts w:ascii="游ゴシック" w:eastAsia="游ゴシック" w:hAnsi="游ゴシック"/>
+                <w:sz w:val="20"/>
+              </w:rPr>
+              <w:t>”</w:t>
+            </w:r>
+            <w:r>
+              <w:rPr>
+                <w:rFonts w:ascii="游ゴシック" w:eastAsia="游ゴシック" w:hAnsi="游ゴシック" w:hint="eastAsia"/>
+                <w:sz w:val="20"/>
+              </w:rPr>
+              <w:t>2</w:t>
+            </w:r>
+            <w:r>
+              <w:rPr>
+                <w:rFonts w:ascii="游ゴシック" w:eastAsia="游ゴシック" w:hAnsi="游ゴシック"/>
+                <w:sz w:val="20"/>
+              </w:rPr>
+              <w:t>025</w:t>
+            </w:r>
+            <w:r>
+              <w:rPr>
+                <w:rFonts w:ascii="游ゴシック" w:eastAsia="游ゴシック" w:hAnsi="游ゴシック" w:hint="eastAsia"/>
+                <w:sz w:val="20"/>
+              </w:rPr>
+              <w:t>年8月2</w:t>
+            </w:r>
+            <w:r>
+              <w:rPr>
+                <w:rFonts w:ascii="游ゴシック" w:eastAsia="游ゴシック" w:hAnsi="游ゴシック"/>
+                <w:sz w:val="20"/>
+              </w:rPr>
+              <w:t>0</w:t>
+            </w:r>
+            <w:r>
+              <w:rPr>
+                <w:rFonts w:ascii="游ゴシック" w:eastAsia="游ゴシック" w:hAnsi="游ゴシック" w:hint="eastAsia"/>
+                <w:sz w:val="20"/>
+              </w:rPr>
+              <w:t>日</w:t>
+            </w:r>
+            <w:r>
+              <w:rPr>
+                <w:rFonts w:ascii="游ゴシック" w:eastAsia="游ゴシック" w:hAnsi="游ゴシック"/>
+                <w:sz w:val="20"/>
+              </w:rPr>
+              <w:t>”</w:t>
+            </w:r>
+            <w:r>
+              <w:rPr>
+                <w:rFonts w:ascii="游ゴシック" w:eastAsia="游ゴシック" w:hAnsi="游ゴシック" w:hint="eastAsia"/>
+                <w:sz w:val="20"/>
+              </w:rPr>
+              <w:t>と記載された料金情報が存在することを確認する</w:t>
             </w:r>
           </w:p>
         </w:tc>
@@ -2469,47 +2649,16 @@
         <w:tc>
           <w:tcPr>
             <w:tcW w:w="2310" w:type="dxa"/>
-            <w:vMerge w:val="restart"/>
-            <w:vAlign w:val="center"/>
-          </w:tcPr>
-          <w:p>
-            <w:pPr>
-              <w:snapToGrid w:val="0"/>
-              <w:rPr>
-                <w:rFonts w:ascii="游ゴシック" w:eastAsia="游ゴシック" w:hAnsi="游ゴシック"/>
-                <w:sz w:val="20"/>
-              </w:rPr>
-            </w:pPr>
-            <w:r>
-              <w:rPr>
-                <w:rFonts w:ascii="游ゴシック" w:eastAsia="游ゴシック" w:hAnsi="游ゴシック" w:hint="eastAsia"/>
-                <w:sz w:val="20"/>
-              </w:rPr>
-              <w:t>料金検索結果画面の料金番号リンクをクリックする</w:t>
-            </w:r>
-            <w:r>
-              <w:rPr>
-                <w:rFonts w:ascii="游ゴシック" w:eastAsia="游ゴシック" w:hAnsi="游ゴシック" w:hint="eastAsia"/>
-                <w:sz w:val="20"/>
-              </w:rPr>
-              <w:t>、料金登録画面で登録後に表示される。</w:t>
-            </w:r>
-          </w:p>
-          <w:p>
-            <w:pPr>
-              <w:snapToGrid w:val="0"/>
-              <w:rPr>
-                <w:rFonts w:ascii="游ゴシック" w:eastAsia="游ゴシック" w:hAnsi="游ゴシック" w:hint="eastAsia"/>
-                <w:sz w:val="20"/>
-              </w:rPr>
-            </w:pPr>
-            <w:r>
-              <w:rPr>
-                <w:rFonts w:ascii="游ゴシック" w:eastAsia="游ゴシック" w:hAnsi="游ゴシック" w:hint="eastAsia"/>
-                <w:sz w:val="20"/>
-              </w:rPr>
-              <w:t>のどちらかで遷移できる。</w:t>
-            </w:r>
+            <w:vAlign w:val="center"/>
+          </w:tcPr>
+          <w:p>
+            <w:pPr>
+              <w:snapToGrid w:val="0"/>
+              <w:rPr>
+                <w:rFonts w:ascii="游ゴシック" w:eastAsia="游ゴシック" w:hAnsi="游ゴシック" w:hint="eastAsia"/>
+                <w:sz w:val="20"/>
+              </w:rPr>
+            </w:pPr>
           </w:p>
         </w:tc>
       </w:tr>
@@ -2533,27 +2682,41 @@
             </w:pPr>
             <w:r>
               <w:rPr>
-                <w:rFonts w:ascii="游ゴシック" w:eastAsia="游ゴシック" w:hAnsi="游ゴシック"/>
-                <w:sz w:val="20"/>
-              </w:rPr>
-              <w:t>16</w:t>
+                <w:rFonts w:ascii="游ゴシック" w:eastAsia="游ゴシック" w:hAnsi="游ゴシック" w:hint="eastAsia"/>
+                <w:sz w:val="20"/>
+              </w:rPr>
+              <w:t>1</w:t>
+            </w:r>
+            <w:r>
+              <w:rPr>
+                <w:rFonts w:ascii="游ゴシック" w:eastAsia="游ゴシック" w:hAnsi="游ゴシック"/>
+                <w:sz w:val="20"/>
+              </w:rPr>
+              <w:t>6</w:t>
             </w:r>
           </w:p>
         </w:tc>
         <w:tc>
           <w:tcPr>
             <w:tcW w:w="5355" w:type="dxa"/>
-            <w:vMerge/>
-            <w:vAlign w:val="center"/>
-          </w:tcPr>
-          <w:p>
-            <w:pPr>
-              <w:snapToGrid w:val="0"/>
-              <w:rPr>
-                <w:rFonts w:ascii="游ゴシック" w:eastAsia="游ゴシック" w:hAnsi="游ゴシック" w:hint="eastAsia"/>
-                <w:sz w:val="20"/>
-              </w:rPr>
-            </w:pPr>
+            <w:vMerge w:val="restart"/>
+            <w:vAlign w:val="center"/>
+          </w:tcPr>
+          <w:p>
+            <w:pPr>
+              <w:snapToGrid w:val="0"/>
+              <w:rPr>
+                <w:rFonts w:ascii="游ゴシック" w:eastAsia="游ゴシック" w:hAnsi="游ゴシック" w:hint="eastAsia"/>
+                <w:sz w:val="20"/>
+              </w:rPr>
+            </w:pPr>
+            <w:r>
+              <w:rPr>
+                <w:rFonts w:ascii="游ゴシック" w:eastAsia="游ゴシック" w:hAnsi="游ゴシック" w:hint="eastAsia"/>
+                <w:sz w:val="20"/>
+              </w:rPr>
+              <w:t>料金新規追加画面の必須項目に情報を記載せずに登録ボタン押下</w:t>
+            </w:r>
           </w:p>
         </w:tc>
         <w:tc>
@@ -2574,7 +2737,36 @@
                 <w:rFonts w:ascii="游ゴシック" w:eastAsia="游ゴシック" w:hAnsi="游ゴシック" w:hint="eastAsia"/>
                 <w:sz w:val="20"/>
               </w:rPr>
-              <w:t>料金名のテキストが表示される</w:t>
+              <w:t>全て空欄で登録ボタンを押下したときに、データーベースに情報が保存されず「料金」「月額料金」「加入日」の欄の下に</w:t>
+            </w:r>
+            <w:r>
+              <w:rPr>
+                <w:rFonts w:ascii="游ゴシック" w:eastAsia="游ゴシック" w:hAnsi="游ゴシック"/>
+                <w:sz w:val="20"/>
+              </w:rPr>
+              <w:t>”</w:t>
+            </w:r>
+            <w:r>
+              <w:rPr>
+                <w:rFonts w:ascii="游ゴシック" w:eastAsia="游ゴシック" w:hAnsi="游ゴシック" w:hint="eastAsia"/>
+                <w:color w:val="FF0000"/>
+                <w:sz w:val="20"/>
+              </w:rPr>
+              <w:t>この項目の入力は必須です。</w:t>
+            </w:r>
+            <w:r>
+              <w:rPr>
+                <w:rFonts w:ascii="游ゴシック" w:eastAsia="游ゴシック" w:hAnsi="游ゴシック"/>
+                <w:sz w:val="20"/>
+              </w:rPr>
+              <w:t>”</w:t>
+            </w:r>
+            <w:r>
+              <w:rPr>
+                <w:rFonts w:ascii="游ゴシック" w:eastAsia="游ゴシック" w:hAnsi="游ゴシック" w:hint="eastAsia"/>
+                <w:sz w:val="20"/>
+              </w:rPr>
+              <w:t>と表示される</w:t>
             </w:r>
           </w:p>
         </w:tc>
@@ -2613,17 +2805,23 @@
         <w:tc>
           <w:tcPr>
             <w:tcW w:w="2310" w:type="dxa"/>
-            <w:vMerge/>
-            <w:vAlign w:val="center"/>
-          </w:tcPr>
-          <w:p>
-            <w:pPr>
-              <w:snapToGrid w:val="0"/>
-              <w:rPr>
-                <w:rFonts w:ascii="游ゴシック" w:eastAsia="游ゴシック" w:hAnsi="游ゴシック"/>
-                <w:sz w:val="20"/>
-              </w:rPr>
-            </w:pPr>
+            <w:vAlign w:val="center"/>
+          </w:tcPr>
+          <w:p>
+            <w:pPr>
+              <w:snapToGrid w:val="0"/>
+              <w:rPr>
+                <w:rFonts w:ascii="游ゴシック" w:eastAsia="游ゴシック" w:hAnsi="游ゴシック"/>
+                <w:sz w:val="20"/>
+              </w:rPr>
+            </w:pPr>
+            <w:r>
+              <w:rPr>
+                <w:rFonts w:ascii="游ゴシック" w:eastAsia="游ゴシック" w:hAnsi="游ゴシック" w:hint="eastAsia"/>
+                <w:sz w:val="20"/>
+              </w:rPr>
+              <w:t>解約日だけ必須ではない</w:t>
+            </w:r>
           </w:p>
         </w:tc>
       </w:tr>
@@ -2695,7 +2893,21 @@
                 <w:rFonts w:ascii="游ゴシック" w:eastAsia="游ゴシック" w:hAnsi="游ゴシック" w:hint="eastAsia"/>
                 <w:sz w:val="20"/>
               </w:rPr>
-              <w:t>料金名のテキストボックスが表示される</w:t>
+              <w:t>項目1</w:t>
+            </w:r>
+            <w:r>
+              <w:rPr>
+                <w:rFonts w:ascii="游ゴシック" w:eastAsia="游ゴシック" w:hAnsi="游ゴシック"/>
+                <w:sz w:val="20"/>
+              </w:rPr>
+              <w:t>4</w:t>
+            </w:r>
+            <w:r>
+              <w:rPr>
+                <w:rFonts w:ascii="游ゴシック" w:eastAsia="游ゴシック" w:hAnsi="游ゴシック" w:hint="eastAsia"/>
+                <w:sz w:val="20"/>
+              </w:rPr>
+              <w:t>を実行した後にデーターベースに全カラムになにも情報がないレコードが存在しないことを確認する</w:t>
             </w:r>
           </w:p>
         </w:tc>
@@ -2734,14 +2946,13 @@
         <w:tc>
           <w:tcPr>
             <w:tcW w:w="2310" w:type="dxa"/>
-            <w:vMerge/>
-            <w:vAlign w:val="center"/>
-          </w:tcPr>
-          <w:p>
-            <w:pPr>
-              <w:snapToGrid w:val="0"/>
-              <w:rPr>
-                <w:rFonts w:ascii="游ゴシック" w:eastAsia="游ゴシック" w:hAnsi="游ゴシック"/>
+            <w:vAlign w:val="center"/>
+          </w:tcPr>
+          <w:p>
+            <w:pPr>
+              <w:snapToGrid w:val="0"/>
+              <w:rPr>
+                <w:rFonts w:ascii="游ゴシック" w:eastAsia="游ゴシック" w:hAnsi="游ゴシック" w:hint="eastAsia"/>
                 <w:sz w:val="20"/>
               </w:rPr>
             </w:pPr>
@@ -2785,17 +2996,24 @@
         <w:tc>
           <w:tcPr>
             <w:tcW w:w="5355" w:type="dxa"/>
-            <w:vMerge/>
-            <w:vAlign w:val="center"/>
-          </w:tcPr>
-          <w:p>
-            <w:pPr>
-              <w:snapToGrid w:val="0"/>
-              <w:rPr>
-                <w:rFonts w:ascii="游ゴシック" w:eastAsia="游ゴシック" w:hAnsi="游ゴシック" w:hint="eastAsia"/>
-                <w:sz w:val="20"/>
-              </w:rPr>
-            </w:pPr>
+            <w:vMerge w:val="restart"/>
+            <w:vAlign w:val="center"/>
+          </w:tcPr>
+          <w:p>
+            <w:pPr>
+              <w:snapToGrid w:val="0"/>
+              <w:rPr>
+                <w:rFonts w:ascii="游ゴシック" w:eastAsia="游ゴシック" w:hAnsi="游ゴシック" w:hint="eastAsia"/>
+                <w:sz w:val="20"/>
+              </w:rPr>
+            </w:pPr>
+            <w:r>
+              <w:rPr>
+                <w:rFonts w:ascii="游ゴシック" w:eastAsia="游ゴシック" w:hAnsi="游ゴシック" w:hint="eastAsia"/>
+                <w:sz w:val="20"/>
+              </w:rPr>
+              <w:t>料金編集画面を確認する</w:t>
+            </w:r>
           </w:p>
         </w:tc>
         <w:tc>
@@ -2816,14 +3034,7 @@
                 <w:rFonts w:ascii="游ゴシック" w:eastAsia="游ゴシック" w:hAnsi="游ゴシック" w:hint="eastAsia"/>
                 <w:sz w:val="20"/>
               </w:rPr>
-              <w:t>月額料金の</w:t>
-            </w:r>
-            <w:r>
-              <w:rPr>
-                <w:rFonts w:ascii="游ゴシック" w:eastAsia="游ゴシック" w:hAnsi="游ゴシック" w:hint="eastAsia"/>
-                <w:sz w:val="20"/>
-              </w:rPr>
-              <w:t>テキストが表示される</w:t>
+              <w:t>料金編集のテキストが表示される</w:t>
             </w:r>
           </w:p>
         </w:tc>
@@ -2862,17 +3073,47 @@
         <w:tc>
           <w:tcPr>
             <w:tcW w:w="2310" w:type="dxa"/>
-            <w:vMerge/>
-            <w:vAlign w:val="center"/>
-          </w:tcPr>
-          <w:p>
-            <w:pPr>
-              <w:snapToGrid w:val="0"/>
-              <w:rPr>
-                <w:rFonts w:ascii="游ゴシック" w:eastAsia="游ゴシック" w:hAnsi="游ゴシック"/>
-                <w:sz w:val="20"/>
-              </w:rPr>
-            </w:pPr>
+            <w:vMerge w:val="restart"/>
+            <w:vAlign w:val="center"/>
+          </w:tcPr>
+          <w:p>
+            <w:pPr>
+              <w:snapToGrid w:val="0"/>
+              <w:rPr>
+                <w:rFonts w:ascii="游ゴシック" w:eastAsia="游ゴシック" w:hAnsi="游ゴシック"/>
+                <w:sz w:val="20"/>
+              </w:rPr>
+            </w:pPr>
+            <w:r>
+              <w:rPr>
+                <w:rFonts w:ascii="游ゴシック" w:eastAsia="游ゴシック" w:hAnsi="游ゴシック" w:hint="eastAsia"/>
+                <w:sz w:val="20"/>
+              </w:rPr>
+              <w:t>料金検索結果画面の料金番号リンクをクリックする</w:t>
+            </w:r>
+            <w:r>
+              <w:rPr>
+                <w:rFonts w:ascii="游ゴシック" w:eastAsia="游ゴシック" w:hAnsi="游ゴシック" w:hint="eastAsia"/>
+                <w:sz w:val="20"/>
+              </w:rPr>
+              <w:t>、料金登録画面で登録後に表示される。</w:t>
+            </w:r>
+          </w:p>
+          <w:p>
+            <w:pPr>
+              <w:snapToGrid w:val="0"/>
+              <w:rPr>
+                <w:rFonts w:ascii="游ゴシック" w:eastAsia="游ゴシック" w:hAnsi="游ゴシック" w:hint="eastAsia"/>
+                <w:sz w:val="20"/>
+              </w:rPr>
+            </w:pPr>
+            <w:r>
+              <w:rPr>
+                <w:rFonts w:ascii="游ゴシック" w:eastAsia="游ゴシック" w:hAnsi="游ゴシック" w:hint="eastAsia"/>
+                <w:sz w:val="20"/>
+              </w:rPr>
+              <w:t>のどちらかで遷移できる。</w:t>
+            </w:r>
           </w:p>
         </w:tc>
       </w:tr>
@@ -2944,14 +3185,7 @@
                 <w:rFonts w:ascii="游ゴシック" w:eastAsia="游ゴシック" w:hAnsi="游ゴシック" w:hint="eastAsia"/>
                 <w:sz w:val="20"/>
               </w:rPr>
-              <w:t>月額料金の</w:t>
-            </w:r>
-            <w:r>
-              <w:rPr>
-                <w:rFonts w:ascii="游ゴシック" w:eastAsia="游ゴシック" w:hAnsi="游ゴシック" w:hint="eastAsia"/>
-                <w:sz w:val="20"/>
-              </w:rPr>
-              <w:t>テキストボックスが表示される</w:t>
+              <w:t>料金名のテキストが表示される</w:t>
             </w:r>
           </w:p>
         </w:tc>
@@ -3072,14 +3306,7 @@
                 <w:rFonts w:ascii="游ゴシック" w:eastAsia="游ゴシック" w:hAnsi="游ゴシック" w:hint="eastAsia"/>
                 <w:sz w:val="20"/>
               </w:rPr>
-              <w:t>加入日の</w:t>
-            </w:r>
-            <w:r>
-              <w:rPr>
-                <w:rFonts w:ascii="游ゴシック" w:eastAsia="游ゴシック" w:hAnsi="游ゴシック" w:hint="eastAsia"/>
-                <w:sz w:val="20"/>
-              </w:rPr>
-              <w:t>テキストが表示される</w:t>
+              <w:t>料金名のテキストボックスが表示される</w:t>
             </w:r>
           </w:p>
         </w:tc>
@@ -3200,14 +3427,7 @@
                 <w:rFonts w:ascii="游ゴシック" w:eastAsia="游ゴシック" w:hAnsi="游ゴシック" w:hint="eastAsia"/>
                 <w:sz w:val="20"/>
               </w:rPr>
-              <w:t>加入日の日付選択</w:t>
-            </w:r>
-            <w:r>
-              <w:rPr>
-                <w:rFonts w:ascii="游ゴシック" w:eastAsia="游ゴシック" w:hAnsi="游ゴシック" w:hint="eastAsia"/>
-                <w:sz w:val="20"/>
-              </w:rPr>
-              <w:t>ボックスが表示される</w:t>
+              <w:t>月額料金のテキストが表示される</w:t>
             </w:r>
           </w:p>
         </w:tc>
@@ -3283,6 +3503,7 @@
                 <w:rFonts w:ascii="游ゴシック" w:eastAsia="游ゴシック" w:hAnsi="游ゴシック" w:hint="eastAsia"/>
                 <w:sz w:val="20"/>
               </w:rPr>
+              <w:lastRenderedPageBreak/>
               <w:t>2</w:t>
             </w:r>
             <w:r>
@@ -3328,14 +3549,7 @@
                 <w:rFonts w:ascii="游ゴシック" w:eastAsia="游ゴシック" w:hAnsi="游ゴシック" w:hint="eastAsia"/>
                 <w:sz w:val="20"/>
               </w:rPr>
-              <w:t>解約日の</w:t>
-            </w:r>
-            <w:r>
-              <w:rPr>
-                <w:rFonts w:ascii="游ゴシック" w:eastAsia="游ゴシック" w:hAnsi="游ゴシック" w:hint="eastAsia"/>
-                <w:sz w:val="20"/>
-              </w:rPr>
-              <w:t>テキストが表示される</w:t>
+              <w:t>月額料金のテキストボックスが表示される</w:t>
             </w:r>
           </w:p>
         </w:tc>
@@ -3456,7 +3670,7 @@
                 <w:rFonts w:ascii="游ゴシック" w:eastAsia="游ゴシック" w:hAnsi="游ゴシック" w:hint="eastAsia"/>
                 <w:sz w:val="20"/>
               </w:rPr>
-              <w:t>解約日の日付選択ボックスが表示される</w:t>
+              <w:t>加入日のテキストが表示される</w:t>
             </w:r>
           </w:p>
         </w:tc>
@@ -3577,21 +3791,7 @@
                 <w:rFonts w:ascii="游ゴシック" w:eastAsia="游ゴシック" w:hAnsi="游ゴシック" w:hint="eastAsia"/>
                 <w:sz w:val="20"/>
               </w:rPr>
-              <w:t>保存ボタン</w:t>
-            </w:r>
-            <w:r>
-              <w:rPr>
-                <w:rFonts w:ascii="游ゴシック" w:eastAsia="游ゴシック" w:hAnsi="游ゴシック" w:hint="eastAsia"/>
-                <w:sz w:val="20"/>
-              </w:rPr>
-              <w:t>が表示さ</w:t>
-            </w:r>
-            <w:r>
-              <w:rPr>
-                <w:rFonts w:ascii="游ゴシック" w:eastAsia="游ゴシック" w:hAnsi="游ゴシック" w:hint="eastAsia"/>
-                <w:sz w:val="20"/>
-              </w:rPr>
-              <w:t>れる</w:t>
+              <w:t>加入日の日付選択ボックスが表示される</w:t>
             </w:r>
           </w:p>
         </w:tc>
@@ -3712,7 +3912,7 @@
                 <w:rFonts w:ascii="游ゴシック" w:eastAsia="游ゴシック" w:hAnsi="游ゴシック" w:hint="eastAsia"/>
                 <w:sz w:val="20"/>
               </w:rPr>
-              <w:t>キャンセルボタンが表示される</w:t>
+              <w:t>解約日のテキストが表示される</w:t>
             </w:r>
           </w:p>
         </w:tc>
@@ -3788,7 +3988,6 @@
                 <w:rFonts w:ascii="游ゴシック" w:eastAsia="游ゴシック" w:hAnsi="游ゴシック" w:hint="eastAsia"/>
                 <w:sz w:val="20"/>
               </w:rPr>
-              <w:lastRenderedPageBreak/>
               <w:t>2</w:t>
             </w:r>
             <w:r>
@@ -3834,7 +4033,7 @@
                 <w:rFonts w:ascii="游ゴシック" w:eastAsia="游ゴシック" w:hAnsi="游ゴシック" w:hint="eastAsia"/>
                 <w:sz w:val="20"/>
               </w:rPr>
-              <w:t>削除ボタンが表示される</w:t>
+              <w:t>解約日の日付選択ボックスが表示される</w:t>
             </w:r>
           </w:p>
         </w:tc>
@@ -3924,24 +4123,17 @@
         <w:tc>
           <w:tcPr>
             <w:tcW w:w="5355" w:type="dxa"/>
-            <w:vMerge w:val="restart"/>
-            <w:vAlign w:val="center"/>
-          </w:tcPr>
-          <w:p>
-            <w:pPr>
-              <w:snapToGrid w:val="0"/>
-              <w:rPr>
-                <w:rFonts w:ascii="游ゴシック" w:eastAsia="游ゴシック" w:hAnsi="游ゴシック" w:hint="eastAsia"/>
-                <w:sz w:val="20"/>
-              </w:rPr>
-            </w:pPr>
-            <w:r>
-              <w:rPr>
-                <w:rFonts w:ascii="游ゴシック" w:eastAsia="游ゴシック" w:hAnsi="游ゴシック" w:hint="eastAsia"/>
-                <w:sz w:val="20"/>
-              </w:rPr>
-              <w:t>料金編集画面で料金編集をする</w:t>
-            </w:r>
+            <w:vMerge/>
+            <w:vAlign w:val="center"/>
+          </w:tcPr>
+          <w:p>
+            <w:pPr>
+              <w:snapToGrid w:val="0"/>
+              <w:rPr>
+                <w:rFonts w:ascii="游ゴシック" w:eastAsia="游ゴシック" w:hAnsi="游ゴシック" w:hint="eastAsia"/>
+                <w:sz w:val="20"/>
+              </w:rPr>
+            </w:pPr>
           </w:p>
         </w:tc>
         <w:tc>
@@ -3962,175 +4154,7 @@
                 <w:rFonts w:ascii="游ゴシック" w:eastAsia="游ゴシック" w:hAnsi="游ゴシック" w:hint="eastAsia"/>
                 <w:sz w:val="20"/>
               </w:rPr>
-              <w:t>料金番号</w:t>
-            </w:r>
-            <w:r>
-              <w:rPr>
-                <w:rFonts w:ascii="游ゴシック" w:eastAsia="游ゴシック" w:hAnsi="游ゴシック"/>
-                <w:sz w:val="20"/>
-              </w:rPr>
-              <w:t>”1”</w:t>
-            </w:r>
-            <w:r>
-              <w:rPr>
-                <w:rFonts w:ascii="游ゴシック" w:eastAsia="游ゴシック" w:hAnsi="游ゴシック" w:hint="eastAsia"/>
-                <w:sz w:val="20"/>
-              </w:rPr>
-              <w:t>の料金情報の「料金名」に</w:t>
-            </w:r>
-            <w:r>
-              <w:rPr>
-                <w:rFonts w:ascii="游ゴシック" w:eastAsia="游ゴシック" w:hAnsi="游ゴシック"/>
-                <w:sz w:val="20"/>
-              </w:rPr>
-              <w:t>”</w:t>
-            </w:r>
-            <w:r>
-              <w:rPr>
-                <w:rFonts w:ascii="游ゴシック" w:eastAsia="游ゴシック" w:hAnsi="游ゴシック" w:hint="eastAsia"/>
-                <w:sz w:val="20"/>
-              </w:rPr>
-              <w:t>通常</w:t>
-            </w:r>
-            <w:r>
-              <w:rPr>
-                <w:rFonts w:ascii="游ゴシック" w:eastAsia="游ゴシック" w:hAnsi="游ゴシック"/>
-                <w:sz w:val="20"/>
-              </w:rPr>
-              <w:t>”</w:t>
-            </w:r>
-            <w:r>
-              <w:rPr>
-                <w:rFonts w:ascii="游ゴシック" w:eastAsia="游ゴシック" w:hAnsi="游ゴシック" w:hint="eastAsia"/>
-                <w:sz w:val="20"/>
-              </w:rPr>
-              <w:t>「月額料金」に</w:t>
-            </w:r>
-            <w:r>
-              <w:rPr>
-                <w:rFonts w:ascii="游ゴシック" w:eastAsia="游ゴシック" w:hAnsi="游ゴシック"/>
-                <w:sz w:val="20"/>
-              </w:rPr>
-              <w:t>”2000”</w:t>
-            </w:r>
-            <w:r>
-              <w:rPr>
-                <w:rFonts w:ascii="游ゴシック" w:eastAsia="游ゴシック" w:hAnsi="游ゴシック" w:hint="eastAsia"/>
-                <w:sz w:val="20"/>
-              </w:rPr>
-              <w:t>「加入日」に</w:t>
-            </w:r>
-            <w:r>
-              <w:rPr>
-                <w:rFonts w:ascii="游ゴシック" w:eastAsia="游ゴシック" w:hAnsi="游ゴシック"/>
-                <w:sz w:val="20"/>
-              </w:rPr>
-              <w:t>”2025</w:t>
-            </w:r>
-            <w:r>
-              <w:rPr>
-                <w:rFonts w:ascii="游ゴシック" w:eastAsia="游ゴシック" w:hAnsi="游ゴシック" w:hint="eastAsia"/>
-                <w:sz w:val="20"/>
-              </w:rPr>
-              <w:t>年9月1日</w:t>
-            </w:r>
-            <w:r>
-              <w:rPr>
-                <w:rFonts w:ascii="游ゴシック" w:eastAsia="游ゴシック" w:hAnsi="游ゴシック"/>
-                <w:sz w:val="20"/>
-              </w:rPr>
-              <w:t>”</w:t>
-            </w:r>
-            <w:r>
-              <w:rPr>
-                <w:rFonts w:ascii="游ゴシック" w:eastAsia="游ゴシック" w:hAnsi="游ゴシック" w:hint="eastAsia"/>
-                <w:sz w:val="20"/>
-              </w:rPr>
-              <w:t>「解約日」に</w:t>
-            </w:r>
-            <w:r>
-              <w:rPr>
-                <w:rFonts w:ascii="游ゴシック" w:eastAsia="游ゴシック" w:hAnsi="游ゴシック"/>
-                <w:sz w:val="20"/>
-              </w:rPr>
-              <w:t>”2025</w:t>
-            </w:r>
-            <w:r>
-              <w:rPr>
-                <w:rFonts w:ascii="游ゴシック" w:eastAsia="游ゴシック" w:hAnsi="游ゴシック" w:hint="eastAsia"/>
-                <w:sz w:val="20"/>
-              </w:rPr>
-              <w:t>年</w:t>
-            </w:r>
-            <w:r>
-              <w:rPr>
-                <w:rFonts w:ascii="游ゴシック" w:eastAsia="游ゴシック" w:hAnsi="游ゴシック"/>
-                <w:sz w:val="20"/>
-              </w:rPr>
-              <w:t>10</w:t>
-            </w:r>
-            <w:r>
-              <w:rPr>
-                <w:rFonts w:ascii="游ゴシック" w:eastAsia="游ゴシック" w:hAnsi="游ゴシック" w:hint="eastAsia"/>
-                <w:sz w:val="20"/>
-              </w:rPr>
-              <w:t>月</w:t>
-            </w:r>
-            <w:r>
-              <w:rPr>
-                <w:rFonts w:ascii="游ゴシック" w:eastAsia="游ゴシック" w:hAnsi="游ゴシック"/>
-                <w:sz w:val="20"/>
-              </w:rPr>
-              <w:t>01</w:t>
-            </w:r>
-            <w:r>
-              <w:rPr>
-                <w:rFonts w:ascii="游ゴシック" w:eastAsia="游ゴシック" w:hAnsi="游ゴシック" w:hint="eastAsia"/>
-                <w:sz w:val="20"/>
-              </w:rPr>
-              <w:t>日</w:t>
-            </w:r>
-            <w:r>
-              <w:rPr>
-                <w:rFonts w:ascii="游ゴシック" w:eastAsia="游ゴシック" w:hAnsi="游ゴシック"/>
-                <w:sz w:val="20"/>
-              </w:rPr>
-              <w:t>”</w:t>
-            </w:r>
-            <w:r>
-              <w:rPr>
-                <w:rFonts w:ascii="游ゴシック" w:eastAsia="游ゴシック" w:hAnsi="游ゴシック" w:hint="eastAsia"/>
-                <w:sz w:val="20"/>
-              </w:rPr>
-              <w:t>に変更して保存ボタンを押下した時に、料金情報が更新されて料金編集テキストの下に</w:t>
-            </w:r>
-            <w:r>
-              <w:rPr>
-                <w:rFonts w:ascii="游ゴシック" w:eastAsia="游ゴシック" w:hAnsi="游ゴシック"/>
-                <w:sz w:val="20"/>
-              </w:rPr>
-              <w:t>”</w:t>
-            </w:r>
-            <w:r>
-              <w:rPr>
-                <w:rFonts w:ascii="游ゴシック" w:eastAsia="游ゴシック" w:hAnsi="游ゴシック" w:hint="eastAsia"/>
-                <w:sz w:val="20"/>
-              </w:rPr>
-              <w:t>保存しました。</w:t>
-            </w:r>
-            <w:r>
-              <w:rPr>
-                <w:rFonts w:ascii="游ゴシック" w:eastAsia="游ゴシック" w:hAnsi="游ゴシック"/>
-                <w:sz w:val="20"/>
-              </w:rPr>
-              <w:t>”</w:t>
-            </w:r>
-            <w:r>
-              <w:rPr>
-                <w:rFonts w:ascii="游ゴシック" w:eastAsia="游ゴシック" w:hAnsi="游ゴシック" w:hint="eastAsia"/>
-                <w:sz w:val="20"/>
-              </w:rPr>
-              <w:t>と表示される</w:t>
+              <w:t>保存ボタンが表示される</w:t>
             </w:r>
           </w:p>
         </w:tc>
@@ -4169,63 +4193,17 @@
         <w:tc>
           <w:tcPr>
             <w:tcW w:w="2310" w:type="dxa"/>
-            <w:vMerge w:val="restart"/>
-            <w:vAlign w:val="center"/>
-          </w:tcPr>
-          <w:p>
-            <w:pPr>
-              <w:snapToGrid w:val="0"/>
-              <w:rPr>
-                <w:rFonts w:ascii="游ゴシック" w:eastAsia="游ゴシック" w:hAnsi="游ゴシック"/>
-                <w:sz w:val="20"/>
-              </w:rPr>
-            </w:pPr>
-            <w:r>
-              <w:rPr>
-                <w:rFonts w:ascii="游ゴシック" w:eastAsia="游ゴシック" w:hAnsi="游ゴシック" w:hint="eastAsia"/>
-                <w:sz w:val="20"/>
-              </w:rPr>
-              <w:t>・</w:t>
-            </w:r>
-            <w:r>
-              <w:rPr>
-                <w:rFonts w:ascii="游ゴシック" w:eastAsia="游ゴシック" w:hAnsi="游ゴシック" w:hint="eastAsia"/>
-                <w:sz w:val="20"/>
-              </w:rPr>
-              <w:t>料金検索結果画面の料金番号リンクをクリックする、料金登録画面で登録後に表示される。</w:t>
-            </w:r>
-          </w:p>
-          <w:p>
-            <w:pPr>
-              <w:snapToGrid w:val="0"/>
-              <w:rPr>
-                <w:rFonts w:ascii="游ゴシック" w:eastAsia="游ゴシック" w:hAnsi="游ゴシック"/>
-                <w:sz w:val="20"/>
-              </w:rPr>
-            </w:pPr>
-            <w:r>
-              <w:rPr>
-                <w:rFonts w:ascii="游ゴシック" w:eastAsia="游ゴシック" w:hAnsi="游ゴシック" w:hint="eastAsia"/>
-                <w:sz w:val="20"/>
-              </w:rPr>
-              <w:t>のどちらかで遷移できる。</w:t>
-            </w:r>
-          </w:p>
-          <w:p>
-            <w:pPr>
-              <w:snapToGrid w:val="0"/>
-              <w:rPr>
-                <w:rFonts w:ascii="游ゴシック" w:eastAsia="游ゴシック" w:hAnsi="游ゴシック" w:hint="eastAsia"/>
-                <w:sz w:val="20"/>
-              </w:rPr>
-            </w:pPr>
-            <w:r>
-              <w:rPr>
-                <w:rFonts w:ascii="游ゴシック" w:eastAsia="游ゴシック" w:hAnsi="游ゴシック" w:hint="eastAsia"/>
-                <w:sz w:val="20"/>
-              </w:rPr>
-              <w:t>・解約日だけ必須ではない</w:t>
-            </w:r>
+            <w:vMerge/>
+            <w:vAlign w:val="center"/>
+          </w:tcPr>
+          <w:p>
+            <w:pPr>
+              <w:snapToGrid w:val="0"/>
+              <w:rPr>
+                <w:rFonts w:ascii="游ゴシック" w:eastAsia="游ゴシック" w:hAnsi="游ゴシック"/>
+                <w:sz w:val="20"/>
+              </w:rPr>
+            </w:pPr>
           </w:p>
         </w:tc>
       </w:tr>
@@ -4297,126 +4275,7 @@
                 <w:rFonts w:ascii="游ゴシック" w:eastAsia="游ゴシック" w:hAnsi="游ゴシック" w:hint="eastAsia"/>
                 <w:sz w:val="20"/>
               </w:rPr>
-              <w:t>料金番号</w:t>
-            </w:r>
-            <w:r>
-              <w:rPr>
-                <w:rFonts w:ascii="游ゴシック" w:eastAsia="游ゴシック" w:hAnsi="游ゴシック"/>
-                <w:sz w:val="20"/>
-              </w:rPr>
-              <w:t>”2”</w:t>
-            </w:r>
-            <w:r>
-              <w:rPr>
-                <w:rFonts w:ascii="游ゴシック" w:eastAsia="游ゴシック" w:hAnsi="游ゴシック" w:hint="eastAsia"/>
-                <w:sz w:val="20"/>
-              </w:rPr>
-              <w:t>の料金情報の必須項目である「料金名」に</w:t>
-            </w:r>
-            <w:r>
-              <w:rPr>
-                <w:rFonts w:ascii="游ゴシック" w:eastAsia="游ゴシック" w:hAnsi="游ゴシック"/>
-                <w:sz w:val="20"/>
-              </w:rPr>
-              <w:t>”</w:t>
-            </w:r>
-            <w:r>
-              <w:rPr>
-                <w:rFonts w:ascii="游ゴシック" w:eastAsia="游ゴシック" w:hAnsi="游ゴシック" w:hint="eastAsia"/>
-                <w:sz w:val="20"/>
-              </w:rPr>
-              <w:t>通常“「月額料金」に</w:t>
-            </w:r>
-            <w:r>
-              <w:rPr>
-                <w:rFonts w:ascii="游ゴシック" w:eastAsia="游ゴシック" w:hAnsi="游ゴシック"/>
-                <w:sz w:val="20"/>
-              </w:rPr>
-              <w:t>”1000”</w:t>
-            </w:r>
-            <w:r>
-              <w:rPr>
-                <w:rFonts w:ascii="游ゴシック" w:eastAsia="游ゴシック" w:hAnsi="游ゴシック" w:hint="eastAsia"/>
-                <w:sz w:val="20"/>
-              </w:rPr>
-              <w:t>「加入日」に</w:t>
-            </w:r>
-            <w:r>
-              <w:rPr>
-                <w:rFonts w:ascii="游ゴシック" w:eastAsia="游ゴシック" w:hAnsi="游ゴシック"/>
-                <w:sz w:val="20"/>
-              </w:rPr>
-              <w:t>”2025</w:t>
-            </w:r>
-            <w:r>
-              <w:rPr>
-                <w:rFonts w:ascii="游ゴシック" w:eastAsia="游ゴシック" w:hAnsi="游ゴシック" w:hint="eastAsia"/>
-                <w:sz w:val="20"/>
-              </w:rPr>
-              <w:t>年</w:t>
-            </w:r>
-            <w:r>
-              <w:rPr>
-                <w:rFonts w:ascii="游ゴシック" w:eastAsia="游ゴシック" w:hAnsi="游ゴシック"/>
-                <w:sz w:val="20"/>
-              </w:rPr>
-              <w:t>9</w:t>
-            </w:r>
-            <w:r>
-              <w:rPr>
-                <w:rFonts w:ascii="游ゴシック" w:eastAsia="游ゴシック" w:hAnsi="游ゴシック" w:hint="eastAsia"/>
-                <w:sz w:val="20"/>
-              </w:rPr>
-              <w:t>月1日</w:t>
-            </w:r>
-            <w:r>
-              <w:rPr>
-                <w:rFonts w:ascii="游ゴシック" w:eastAsia="游ゴシック" w:hAnsi="游ゴシック"/>
-                <w:sz w:val="20"/>
-              </w:rPr>
-              <w:t>”</w:t>
-            </w:r>
-            <w:r>
-              <w:rPr>
-                <w:rFonts w:ascii="游ゴシック" w:eastAsia="游ゴシック" w:hAnsi="游ゴシック" w:hint="eastAsia"/>
-                <w:sz w:val="20"/>
-              </w:rPr>
-              <w:t>を記載して保存ボタンを押下した時に、</w:t>
-            </w:r>
-            <w:r>
-              <w:rPr>
-                <w:rFonts w:ascii="游ゴシック" w:eastAsia="游ゴシック" w:hAnsi="游ゴシック" w:hint="eastAsia"/>
-                <w:sz w:val="20"/>
-              </w:rPr>
-              <w:t>料金情報が更新されて料金編集テキストの下に</w:t>
-            </w:r>
-            <w:r>
-              <w:rPr>
-                <w:rFonts w:ascii="游ゴシック" w:eastAsia="游ゴシック" w:hAnsi="游ゴシック"/>
-                <w:sz w:val="20"/>
-              </w:rPr>
-              <w:t>”</w:t>
-            </w:r>
-            <w:r>
-              <w:rPr>
-                <w:rFonts w:ascii="游ゴシック" w:eastAsia="游ゴシック" w:hAnsi="游ゴシック" w:hint="eastAsia"/>
-                <w:sz w:val="20"/>
-              </w:rPr>
-              <w:t>保存しました。</w:t>
-            </w:r>
-            <w:r>
-              <w:rPr>
-                <w:rFonts w:ascii="游ゴシック" w:eastAsia="游ゴシック" w:hAnsi="游ゴシック"/>
-                <w:sz w:val="20"/>
-              </w:rPr>
-              <w:t>”</w:t>
-            </w:r>
-            <w:r>
-              <w:rPr>
-                <w:rFonts w:ascii="游ゴシック" w:eastAsia="游ゴシック" w:hAnsi="游ゴシック" w:hint="eastAsia"/>
-                <w:sz w:val="20"/>
-              </w:rPr>
-              <w:t>と表示される</w:t>
+              <w:t>キャンセルボタンが表示される</w:t>
             </w:r>
           </w:p>
         </w:tc>
@@ -4537,70 +4396,7 @@
                 <w:rFonts w:ascii="游ゴシック" w:eastAsia="游ゴシック" w:hAnsi="游ゴシック" w:hint="eastAsia"/>
                 <w:sz w:val="20"/>
               </w:rPr>
-              <w:t>料金番号</w:t>
-            </w:r>
-            <w:r>
-              <w:rPr>
-                <w:rFonts w:ascii="游ゴシック" w:eastAsia="游ゴシック" w:hAnsi="游ゴシック"/>
-                <w:sz w:val="20"/>
-              </w:rPr>
-              <w:t>”3”</w:t>
-            </w:r>
-            <w:r>
-              <w:rPr>
-                <w:rFonts w:ascii="游ゴシック" w:eastAsia="游ゴシック" w:hAnsi="游ゴシック" w:hint="eastAsia"/>
-                <w:sz w:val="20"/>
-              </w:rPr>
-              <w:t>の料金情報に</w:t>
-            </w:r>
-            <w:r>
-              <w:rPr>
-                <w:rFonts w:ascii="游ゴシック" w:eastAsia="游ゴシック" w:hAnsi="游ゴシック" w:hint="eastAsia"/>
-                <w:sz w:val="20"/>
-              </w:rPr>
-              <w:t>全て空欄で登録ボタンを押下したときに</w:t>
-            </w:r>
-            <w:r>
-              <w:rPr>
-                <w:rFonts w:ascii="游ゴシック" w:eastAsia="游ゴシック" w:hAnsi="游ゴシック" w:hint="eastAsia"/>
-                <w:sz w:val="20"/>
-              </w:rPr>
-              <w:t>、</w:t>
-            </w:r>
-            <w:r>
-              <w:rPr>
-                <w:rFonts w:ascii="游ゴシック" w:eastAsia="游ゴシック" w:hAnsi="游ゴシック" w:hint="eastAsia"/>
-                <w:sz w:val="20"/>
-              </w:rPr>
-              <w:t>「料金」「月額料金」「加入日」の欄の下に</w:t>
-            </w:r>
-            <w:r>
-              <w:rPr>
-                <w:rFonts w:ascii="游ゴシック" w:eastAsia="游ゴシック" w:hAnsi="游ゴシック"/>
-                <w:sz w:val="20"/>
-              </w:rPr>
-              <w:t>”</w:t>
-            </w:r>
-            <w:r>
-              <w:rPr>
-                <w:rFonts w:ascii="游ゴシック" w:eastAsia="游ゴシック" w:hAnsi="游ゴシック" w:hint="eastAsia"/>
-                <w:sz w:val="20"/>
-              </w:rPr>
-              <w:t>この項目の入力は必須です。</w:t>
-            </w:r>
-            <w:r>
-              <w:rPr>
-                <w:rFonts w:ascii="游ゴシック" w:eastAsia="游ゴシック" w:hAnsi="游ゴシック"/>
-                <w:sz w:val="20"/>
-              </w:rPr>
-              <w:t>”</w:t>
-            </w:r>
-            <w:r>
-              <w:rPr>
-                <w:rFonts w:ascii="游ゴシック" w:eastAsia="游ゴシック" w:hAnsi="游ゴシック" w:hint="eastAsia"/>
-                <w:sz w:val="20"/>
-              </w:rPr>
-              <w:t>と表示される</w:t>
+              <w:t>削除ボタンが表示される</w:t>
             </w:r>
           </w:p>
         </w:tc>
@@ -4690,17 +4486,24 @@
         <w:tc>
           <w:tcPr>
             <w:tcW w:w="5355" w:type="dxa"/>
-            <w:vMerge/>
-            <w:vAlign w:val="center"/>
-          </w:tcPr>
-          <w:p>
-            <w:pPr>
-              <w:snapToGrid w:val="0"/>
-              <w:rPr>
-                <w:rFonts w:ascii="游ゴシック" w:eastAsia="游ゴシック" w:hAnsi="游ゴシック" w:hint="eastAsia"/>
-                <w:sz w:val="20"/>
-              </w:rPr>
-            </w:pPr>
+            <w:vMerge w:val="restart"/>
+            <w:vAlign w:val="center"/>
+          </w:tcPr>
+          <w:p>
+            <w:pPr>
+              <w:snapToGrid w:val="0"/>
+              <w:rPr>
+                <w:rFonts w:ascii="游ゴシック" w:eastAsia="游ゴシック" w:hAnsi="游ゴシック" w:hint="eastAsia"/>
+                <w:sz w:val="20"/>
+              </w:rPr>
+            </w:pPr>
+            <w:r>
+              <w:rPr>
+                <w:rFonts w:ascii="游ゴシック" w:eastAsia="游ゴシック" w:hAnsi="游ゴシック" w:hint="eastAsia"/>
+                <w:sz w:val="20"/>
+              </w:rPr>
+              <w:t>料金編集画面で料金編集をする</w:t>
+            </w:r>
           </w:p>
         </w:tc>
         <w:tc>
@@ -4721,7 +4524,175 @@
                 <w:rFonts w:ascii="游ゴシック" w:eastAsia="游ゴシック" w:hAnsi="游ゴシック" w:hint="eastAsia"/>
                 <w:sz w:val="20"/>
               </w:rPr>
-              <w:t>キャンセルボタンを押下した時に料金情報検索画面に遷移する。</w:t>
+              <w:t>料金番号</w:t>
+            </w:r>
+            <w:r>
+              <w:rPr>
+                <w:rFonts w:ascii="游ゴシック" w:eastAsia="游ゴシック" w:hAnsi="游ゴシック"/>
+                <w:sz w:val="20"/>
+              </w:rPr>
+              <w:t>”1”</w:t>
+            </w:r>
+            <w:r>
+              <w:rPr>
+                <w:rFonts w:ascii="游ゴシック" w:eastAsia="游ゴシック" w:hAnsi="游ゴシック" w:hint="eastAsia"/>
+                <w:sz w:val="20"/>
+              </w:rPr>
+              <w:t>の料金情報の「料金名」に</w:t>
+            </w:r>
+            <w:r>
+              <w:rPr>
+                <w:rFonts w:ascii="游ゴシック" w:eastAsia="游ゴシック" w:hAnsi="游ゴシック"/>
+                <w:sz w:val="20"/>
+              </w:rPr>
+              <w:t>”</w:t>
+            </w:r>
+            <w:r>
+              <w:rPr>
+                <w:rFonts w:ascii="游ゴシック" w:eastAsia="游ゴシック" w:hAnsi="游ゴシック" w:hint="eastAsia"/>
+                <w:sz w:val="20"/>
+              </w:rPr>
+              <w:t>通常</w:t>
+            </w:r>
+            <w:r>
+              <w:rPr>
+                <w:rFonts w:ascii="游ゴシック" w:eastAsia="游ゴシック" w:hAnsi="游ゴシック"/>
+                <w:sz w:val="20"/>
+              </w:rPr>
+              <w:t>”</w:t>
+            </w:r>
+            <w:r>
+              <w:rPr>
+                <w:rFonts w:ascii="游ゴシック" w:eastAsia="游ゴシック" w:hAnsi="游ゴシック" w:hint="eastAsia"/>
+                <w:sz w:val="20"/>
+              </w:rPr>
+              <w:t>「月額料金」に</w:t>
+            </w:r>
+            <w:r>
+              <w:rPr>
+                <w:rFonts w:ascii="游ゴシック" w:eastAsia="游ゴシック" w:hAnsi="游ゴシック"/>
+                <w:sz w:val="20"/>
+              </w:rPr>
+              <w:t>”2000”</w:t>
+            </w:r>
+            <w:r>
+              <w:rPr>
+                <w:rFonts w:ascii="游ゴシック" w:eastAsia="游ゴシック" w:hAnsi="游ゴシック" w:hint="eastAsia"/>
+                <w:sz w:val="20"/>
+              </w:rPr>
+              <w:t>「加入日」に</w:t>
+            </w:r>
+            <w:r>
+              <w:rPr>
+                <w:rFonts w:ascii="游ゴシック" w:eastAsia="游ゴシック" w:hAnsi="游ゴシック"/>
+                <w:sz w:val="20"/>
+              </w:rPr>
+              <w:t>”2025</w:t>
+            </w:r>
+            <w:r>
+              <w:rPr>
+                <w:rFonts w:ascii="游ゴシック" w:eastAsia="游ゴシック" w:hAnsi="游ゴシック" w:hint="eastAsia"/>
+                <w:sz w:val="20"/>
+              </w:rPr>
+              <w:t>年9月1日</w:t>
+            </w:r>
+            <w:r>
+              <w:rPr>
+                <w:rFonts w:ascii="游ゴシック" w:eastAsia="游ゴシック" w:hAnsi="游ゴシック"/>
+                <w:sz w:val="20"/>
+              </w:rPr>
+              <w:t>”</w:t>
+            </w:r>
+            <w:r>
+              <w:rPr>
+                <w:rFonts w:ascii="游ゴシック" w:eastAsia="游ゴシック" w:hAnsi="游ゴシック" w:hint="eastAsia"/>
+                <w:sz w:val="20"/>
+              </w:rPr>
+              <w:t>「解約日」に</w:t>
+            </w:r>
+            <w:r>
+              <w:rPr>
+                <w:rFonts w:ascii="游ゴシック" w:eastAsia="游ゴシック" w:hAnsi="游ゴシック"/>
+                <w:sz w:val="20"/>
+              </w:rPr>
+              <w:t>”2025</w:t>
+            </w:r>
+            <w:r>
+              <w:rPr>
+                <w:rFonts w:ascii="游ゴシック" w:eastAsia="游ゴシック" w:hAnsi="游ゴシック" w:hint="eastAsia"/>
+                <w:sz w:val="20"/>
+              </w:rPr>
+              <w:t>年</w:t>
+            </w:r>
+            <w:r>
+              <w:rPr>
+                <w:rFonts w:ascii="游ゴシック" w:eastAsia="游ゴシック" w:hAnsi="游ゴシック"/>
+                <w:sz w:val="20"/>
+              </w:rPr>
+              <w:t>10</w:t>
+            </w:r>
+            <w:r>
+              <w:rPr>
+                <w:rFonts w:ascii="游ゴシック" w:eastAsia="游ゴシック" w:hAnsi="游ゴシック" w:hint="eastAsia"/>
+                <w:sz w:val="20"/>
+              </w:rPr>
+              <w:t>月</w:t>
+            </w:r>
+            <w:r>
+              <w:rPr>
+                <w:rFonts w:ascii="游ゴシック" w:eastAsia="游ゴシック" w:hAnsi="游ゴシック"/>
+                <w:sz w:val="20"/>
+              </w:rPr>
+              <w:t>01</w:t>
+            </w:r>
+            <w:r>
+              <w:rPr>
+                <w:rFonts w:ascii="游ゴシック" w:eastAsia="游ゴシック" w:hAnsi="游ゴシック" w:hint="eastAsia"/>
+                <w:sz w:val="20"/>
+              </w:rPr>
+              <w:t>日</w:t>
+            </w:r>
+            <w:r>
+              <w:rPr>
+                <w:rFonts w:ascii="游ゴシック" w:eastAsia="游ゴシック" w:hAnsi="游ゴシック"/>
+                <w:sz w:val="20"/>
+              </w:rPr>
+              <w:t>”</w:t>
+            </w:r>
+            <w:r>
+              <w:rPr>
+                <w:rFonts w:ascii="游ゴシック" w:eastAsia="游ゴシック" w:hAnsi="游ゴシック" w:hint="eastAsia"/>
+                <w:sz w:val="20"/>
+              </w:rPr>
+              <w:t>に変更して保存ボタンを押下した時に、料金編集テキストの下に</w:t>
+            </w:r>
+            <w:r>
+              <w:rPr>
+                <w:rFonts w:ascii="游ゴシック" w:eastAsia="游ゴシック" w:hAnsi="游ゴシック"/>
+                <w:sz w:val="20"/>
+              </w:rPr>
+              <w:t>”</w:t>
+            </w:r>
+            <w:r>
+              <w:rPr>
+                <w:rFonts w:ascii="游ゴシック" w:eastAsia="游ゴシック" w:hAnsi="游ゴシック" w:hint="eastAsia"/>
+                <w:sz w:val="20"/>
+              </w:rPr>
+              <w:t>保存しました。</w:t>
+            </w:r>
+            <w:r>
+              <w:rPr>
+                <w:rFonts w:ascii="游ゴシック" w:eastAsia="游ゴシック" w:hAnsi="游ゴシック"/>
+                <w:sz w:val="20"/>
+              </w:rPr>
+              <w:t>”</w:t>
+            </w:r>
+            <w:r>
+              <w:rPr>
+                <w:rFonts w:ascii="游ゴシック" w:eastAsia="游ゴシック" w:hAnsi="游ゴシック" w:hint="eastAsia"/>
+                <w:sz w:val="20"/>
+              </w:rPr>
+              <w:t>と表示される</w:t>
             </w:r>
           </w:p>
         </w:tc>
@@ -4760,17 +4731,56 @@
         <w:tc>
           <w:tcPr>
             <w:tcW w:w="2310" w:type="dxa"/>
-            <w:vMerge/>
-            <w:vAlign w:val="center"/>
-          </w:tcPr>
-          <w:p>
-            <w:pPr>
-              <w:snapToGrid w:val="0"/>
-              <w:rPr>
-                <w:rFonts w:ascii="游ゴシック" w:eastAsia="游ゴシック" w:hAnsi="游ゴシック"/>
-                <w:sz w:val="20"/>
-              </w:rPr>
-            </w:pPr>
+            <w:vMerge w:val="restart"/>
+            <w:vAlign w:val="center"/>
+          </w:tcPr>
+          <w:p>
+            <w:pPr>
+              <w:snapToGrid w:val="0"/>
+              <w:rPr>
+                <w:rFonts w:ascii="游ゴシック" w:eastAsia="游ゴシック" w:hAnsi="游ゴシック"/>
+                <w:sz w:val="20"/>
+              </w:rPr>
+            </w:pPr>
+            <w:r>
+              <w:rPr>
+                <w:rFonts w:ascii="游ゴシック" w:eastAsia="游ゴシック" w:hAnsi="游ゴシック" w:hint="eastAsia"/>
+                <w:sz w:val="20"/>
+              </w:rPr>
+              <w:t>・料金検索結果画面の料金番号リンクをクリックする、料金登録画面で登録後に表示される。</w:t>
+            </w:r>
+          </w:p>
+          <w:p>
+            <w:pPr>
+              <w:snapToGrid w:val="0"/>
+              <w:rPr>
+                <w:rFonts w:ascii="游ゴシック" w:eastAsia="游ゴシック" w:hAnsi="游ゴシック"/>
+                <w:sz w:val="20"/>
+              </w:rPr>
+            </w:pPr>
+            <w:r>
+              <w:rPr>
+                <w:rFonts w:ascii="游ゴシック" w:eastAsia="游ゴシック" w:hAnsi="游ゴシック" w:hint="eastAsia"/>
+                <w:sz w:val="20"/>
+              </w:rPr>
+              <w:t>のどちらかで遷移できる。</w:t>
+            </w:r>
+          </w:p>
+          <w:p>
+            <w:pPr>
+              <w:snapToGrid w:val="0"/>
+              <w:rPr>
+                <w:rFonts w:ascii="游ゴシック" w:eastAsia="游ゴシック" w:hAnsi="游ゴシック" w:hint="eastAsia"/>
+                <w:sz w:val="20"/>
+              </w:rPr>
+            </w:pPr>
+            <w:r>
+              <w:rPr>
+                <w:rFonts w:ascii="游ゴシック" w:eastAsia="游ゴシック" w:hAnsi="游ゴシック" w:hint="eastAsia"/>
+                <w:sz w:val="20"/>
+              </w:rPr>
+              <w:t>・解約日だけ必須ではない</w:t>
+            </w:r>
           </w:p>
         </w:tc>
       </w:tr>
@@ -4794,17 +4804,10 @@
             </w:pPr>
             <w:r>
               <w:rPr>
-                <w:rFonts w:ascii="游ゴシック" w:eastAsia="游ゴシック" w:hAnsi="游ゴシック" w:hint="eastAsia"/>
-                <w:sz w:val="20"/>
-              </w:rPr>
-              <w:t>3</w:t>
-            </w:r>
-            <w:r>
-              <w:rPr>
-                <w:rFonts w:ascii="游ゴシック" w:eastAsia="游ゴシック" w:hAnsi="游ゴシック"/>
-                <w:sz w:val="20"/>
-              </w:rPr>
-              <w:t>1</w:t>
+                <w:rFonts w:ascii="游ゴシック" w:eastAsia="游ゴシック" w:hAnsi="游ゴシック"/>
+                <w:sz w:val="20"/>
+              </w:rPr>
+              <w:t>31</w:t>
             </w:r>
           </w:p>
         </w:tc>
@@ -4842,21 +4845,35 @@
                 <w:rFonts w:ascii="游ゴシック" w:eastAsia="游ゴシック" w:hAnsi="游ゴシック" w:hint="eastAsia"/>
                 <w:sz w:val="20"/>
               </w:rPr>
-              <w:t>料金番号</w:t>
-            </w:r>
-            <w:r>
-              <w:rPr>
-                <w:rFonts w:ascii="游ゴシック" w:eastAsia="游ゴシック" w:hAnsi="游ゴシック"/>
-                <w:sz w:val="20"/>
-              </w:rPr>
-              <w:t>“4”</w:t>
-            </w:r>
-            <w:r>
-              <w:rPr>
-                <w:rFonts w:ascii="游ゴシック" w:eastAsia="游ゴシック" w:hAnsi="游ゴシック" w:hint="eastAsia"/>
-                <w:sz w:val="20"/>
-              </w:rPr>
-              <w:t>の料金情報編集画面で削除ボタンを押下した時に、ブラウザ上部に</w:t>
+              <w:t>データーベースにある料金番号</w:t>
+            </w:r>
+            <w:r>
+              <w:rPr>
+                <w:rFonts w:ascii="游ゴシック" w:eastAsia="游ゴシック" w:hAnsi="游ゴシック"/>
+                <w:sz w:val="20"/>
+              </w:rPr>
+              <w:t>”1”</w:t>
+            </w:r>
+            <w:r>
+              <w:rPr>
+                <w:rFonts w:ascii="游ゴシック" w:eastAsia="游ゴシック" w:hAnsi="游ゴシック" w:hint="eastAsia"/>
+                <w:sz w:val="20"/>
+              </w:rPr>
+              <w:t>のレコードが</w:t>
+            </w:r>
+            <w:r>
+              <w:rPr>
+                <w:rFonts w:ascii="游ゴシック" w:eastAsia="游ゴシック" w:hAnsi="游ゴシック" w:hint="eastAsia"/>
+                <w:sz w:val="20"/>
+              </w:rPr>
+              <w:t>「料金名」</w:t>
+            </w:r>
+            <w:r>
+              <w:rPr>
+                <w:rFonts w:ascii="游ゴシック" w:eastAsia="游ゴシック" w:hAnsi="游ゴシック" w:hint="eastAsia"/>
+                <w:sz w:val="20"/>
+              </w:rPr>
+              <w:t>が</w:t>
             </w:r>
             <w:r>
               <w:rPr>
@@ -4870,21 +4887,7 @@
                 <w:rFonts w:ascii="游ゴシック" w:eastAsia="游ゴシック" w:hAnsi="游ゴシック" w:hint="eastAsia"/>
                 <w:sz w:val="20"/>
               </w:rPr>
-              <w:t>id:</w:t>
-            </w:r>
-            <w:r>
-              <w:rPr>
-                <w:rFonts w:ascii="游ゴシック" w:eastAsia="游ゴシック" w:hAnsi="游ゴシック"/>
-                <w:sz w:val="20"/>
-              </w:rPr>
-              <w:t>4</w:t>
-            </w:r>
-            <w:r>
-              <w:rPr>
-                <w:rFonts w:ascii="游ゴシック" w:eastAsia="游ゴシック" w:hAnsi="游ゴシック" w:hint="eastAsia"/>
-                <w:sz w:val="20"/>
-              </w:rPr>
-              <w:t>を削除してもよろしいですか？</w:t>
+              <w:t>通常</w:t>
             </w:r>
             <w:r>
               <w:rPr>
@@ -4898,21 +4901,126 @@
                 <w:rFonts w:ascii="游ゴシック" w:eastAsia="游ゴシック" w:hAnsi="游ゴシック" w:hint="eastAsia"/>
                 <w:sz w:val="20"/>
               </w:rPr>
-              <w:t>と表示されてO</w:t>
-            </w:r>
-            <w:r>
-              <w:rPr>
-                <w:rFonts w:ascii="游ゴシック" w:eastAsia="游ゴシック" w:hAnsi="游ゴシック"/>
-                <w:sz w:val="20"/>
-              </w:rPr>
-              <w:t>K</w:t>
-            </w:r>
-            <w:r>
-              <w:rPr>
-                <w:rFonts w:ascii="游ゴシック" w:eastAsia="游ゴシック" w:hAnsi="游ゴシック" w:hint="eastAsia"/>
-                <w:sz w:val="20"/>
-              </w:rPr>
-              <w:t>ボタンを押下すると料金情報が削除されて料金情報検索画面に遷移する</w:t>
+              <w:t>「月額料金」</w:t>
+            </w:r>
+            <w:r>
+              <w:rPr>
+                <w:rFonts w:ascii="游ゴシック" w:eastAsia="游ゴシック" w:hAnsi="游ゴシック" w:hint="eastAsia"/>
+                <w:sz w:val="20"/>
+              </w:rPr>
+              <w:t>が</w:t>
+            </w:r>
+            <w:r>
+              <w:rPr>
+                <w:rFonts w:ascii="游ゴシック" w:eastAsia="游ゴシック" w:hAnsi="游ゴシック"/>
+                <w:sz w:val="20"/>
+              </w:rPr>
+              <w:t>”2000”</w:t>
+            </w:r>
+            <w:r>
+              <w:rPr>
+                <w:rFonts w:ascii="游ゴシック" w:eastAsia="游ゴシック" w:hAnsi="游ゴシック" w:hint="eastAsia"/>
+                <w:sz w:val="20"/>
+              </w:rPr>
+              <w:t>「加入日」</w:t>
+            </w:r>
+            <w:r>
+              <w:rPr>
+                <w:rFonts w:ascii="游ゴシック" w:eastAsia="游ゴシック" w:hAnsi="游ゴシック" w:hint="eastAsia"/>
+                <w:sz w:val="20"/>
+              </w:rPr>
+              <w:t>が</w:t>
+            </w:r>
+            <w:r>
+              <w:rPr>
+                <w:rFonts w:ascii="游ゴシック" w:eastAsia="游ゴシック" w:hAnsi="游ゴシック"/>
+                <w:sz w:val="20"/>
+              </w:rPr>
+              <w:t>”2025</w:t>
+            </w:r>
+            <w:r>
+              <w:rPr>
+                <w:rFonts w:ascii="游ゴシック" w:eastAsia="游ゴシック" w:hAnsi="游ゴシック" w:hint="eastAsia"/>
+                <w:sz w:val="20"/>
+              </w:rPr>
+              <w:t>年9月1日</w:t>
+            </w:r>
+            <w:r>
+              <w:rPr>
+                <w:rFonts w:ascii="游ゴシック" w:eastAsia="游ゴシック" w:hAnsi="游ゴシック"/>
+                <w:sz w:val="20"/>
+              </w:rPr>
+              <w:t>”</w:t>
+            </w:r>
+            <w:r>
+              <w:rPr>
+                <w:rFonts w:ascii="游ゴシック" w:eastAsia="游ゴシック" w:hAnsi="游ゴシック" w:hint="eastAsia"/>
+                <w:sz w:val="20"/>
+              </w:rPr>
+              <w:t>「解約日」</w:t>
+            </w:r>
+            <w:r>
+              <w:rPr>
+                <w:rFonts w:ascii="游ゴシック" w:eastAsia="游ゴシック" w:hAnsi="游ゴシック" w:hint="eastAsia"/>
+                <w:sz w:val="20"/>
+              </w:rPr>
+              <w:t>が</w:t>
+            </w:r>
+            <w:r>
+              <w:rPr>
+                <w:rFonts w:ascii="游ゴシック" w:eastAsia="游ゴシック" w:hAnsi="游ゴシック"/>
+                <w:sz w:val="20"/>
+              </w:rPr>
+              <w:t>”2025</w:t>
+            </w:r>
+            <w:r>
+              <w:rPr>
+                <w:rFonts w:ascii="游ゴシック" w:eastAsia="游ゴシック" w:hAnsi="游ゴシック" w:hint="eastAsia"/>
+                <w:sz w:val="20"/>
+              </w:rPr>
+              <w:t>年</w:t>
+            </w:r>
+            <w:r>
+              <w:rPr>
+                <w:rFonts w:ascii="游ゴシック" w:eastAsia="游ゴシック" w:hAnsi="游ゴシック"/>
+                <w:sz w:val="20"/>
+              </w:rPr>
+              <w:t>10</w:t>
+            </w:r>
+            <w:r>
+              <w:rPr>
+                <w:rFonts w:ascii="游ゴシック" w:eastAsia="游ゴシック" w:hAnsi="游ゴシック" w:hint="eastAsia"/>
+                <w:sz w:val="20"/>
+              </w:rPr>
+              <w:t>月</w:t>
+            </w:r>
+            <w:r>
+              <w:rPr>
+                <w:rFonts w:ascii="游ゴシック" w:eastAsia="游ゴシック" w:hAnsi="游ゴシック"/>
+                <w:sz w:val="20"/>
+              </w:rPr>
+              <w:t>01</w:t>
+            </w:r>
+            <w:r>
+              <w:rPr>
+                <w:rFonts w:ascii="游ゴシック" w:eastAsia="游ゴシック" w:hAnsi="游ゴシック" w:hint="eastAsia"/>
+                <w:sz w:val="20"/>
+              </w:rPr>
+              <w:t>日</w:t>
+            </w:r>
+            <w:r>
+              <w:rPr>
+                <w:rFonts w:ascii="游ゴシック" w:eastAsia="游ゴシック" w:hAnsi="游ゴシック"/>
+                <w:sz w:val="20"/>
+              </w:rPr>
+              <w:t>”</w:t>
+            </w:r>
+            <w:r>
+              <w:rPr>
+                <w:rFonts w:ascii="游ゴシック" w:eastAsia="游ゴシック" w:hAnsi="游ゴシック" w:hint="eastAsia"/>
+                <w:sz w:val="20"/>
+              </w:rPr>
+              <w:t>となっていることを確認する</w:t>
             </w:r>
           </w:p>
         </w:tc>
@@ -4958,7 +5066,7 @@
             <w:pPr>
               <w:snapToGrid w:val="0"/>
               <w:rPr>
-                <w:rFonts w:ascii="游ゴシック" w:eastAsia="游ゴシック" w:hAnsi="游ゴシック"/>
+                <w:rFonts w:ascii="游ゴシック" w:eastAsia="游ゴシック" w:hAnsi="游ゴシック" w:hint="eastAsia"/>
                 <w:sz w:val="20"/>
               </w:rPr>
             </w:pPr>
@@ -5002,24 +5110,17 @@
         <w:tc>
           <w:tcPr>
             <w:tcW w:w="5355" w:type="dxa"/>
-            <w:vMerge w:val="restart"/>
-            <w:vAlign w:val="center"/>
-          </w:tcPr>
-          <w:p>
-            <w:pPr>
-              <w:snapToGrid w:val="0"/>
-              <w:rPr>
-                <w:rFonts w:ascii="游ゴシック" w:eastAsia="游ゴシック" w:hAnsi="游ゴシック" w:hint="eastAsia"/>
-                <w:sz w:val="20"/>
-              </w:rPr>
-            </w:pPr>
-            <w:r>
-              <w:rPr>
-                <w:rFonts w:ascii="游ゴシック" w:eastAsia="游ゴシック" w:hAnsi="游ゴシック" w:hint="eastAsia"/>
-                <w:sz w:val="20"/>
-              </w:rPr>
-              <w:t>料金新規追加画面の文字入力を確認する</w:t>
-            </w:r>
+            <w:vMerge/>
+            <w:vAlign w:val="center"/>
+          </w:tcPr>
+          <w:p>
+            <w:pPr>
+              <w:snapToGrid w:val="0"/>
+              <w:rPr>
+                <w:rFonts w:ascii="游ゴシック" w:eastAsia="游ゴシック" w:hAnsi="游ゴシック" w:hint="eastAsia"/>
+                <w:sz w:val="20"/>
+              </w:rPr>
+            </w:pPr>
           </w:p>
         </w:tc>
         <w:tc>
@@ -5040,49 +5141,126 @@
                 <w:rFonts w:ascii="游ゴシック" w:eastAsia="游ゴシック" w:hAnsi="游ゴシック" w:hint="eastAsia"/>
                 <w:sz w:val="20"/>
               </w:rPr>
-              <w:t>「料金名」が1</w:t>
-            </w:r>
-            <w:r>
-              <w:rPr>
-                <w:rFonts w:ascii="游ゴシック" w:eastAsia="游ゴシック" w:hAnsi="游ゴシック"/>
-                <w:sz w:val="20"/>
-              </w:rPr>
-              <w:t>27</w:t>
-            </w:r>
-            <w:r>
-              <w:rPr>
-                <w:rFonts w:ascii="游ゴシック" w:eastAsia="游ゴシック" w:hAnsi="游ゴシック" w:hint="eastAsia"/>
-                <w:sz w:val="20"/>
-              </w:rPr>
-              <w:t>文字までしか入力でないことを確認する、テキストボックスサイズの都合で1</w:t>
-            </w:r>
-            <w:r>
-              <w:rPr>
-                <w:rFonts w:ascii="游ゴシック" w:eastAsia="游ゴシック" w:hAnsi="游ゴシック"/>
-                <w:sz w:val="20"/>
-              </w:rPr>
-              <w:t>27</w:t>
-            </w:r>
-            <w:r>
-              <w:rPr>
-                <w:rFonts w:ascii="游ゴシック" w:eastAsia="游ゴシック" w:hAnsi="游ゴシック" w:hint="eastAsia"/>
-                <w:sz w:val="20"/>
-              </w:rPr>
-              <w:t>文字を同時に全て表示出来ない為、1</w:t>
-            </w:r>
-            <w:r>
-              <w:rPr>
-                <w:rFonts w:ascii="游ゴシック" w:eastAsia="游ゴシック" w:hAnsi="游ゴシック"/>
-                <w:sz w:val="20"/>
-              </w:rPr>
-              <w:t>00</w:t>
-            </w:r>
-            <w:r>
-              <w:rPr>
-                <w:rFonts w:ascii="游ゴシック" w:eastAsia="游ゴシック" w:hAnsi="游ゴシック" w:hint="eastAsia"/>
-                <w:sz w:val="20"/>
-              </w:rPr>
-              <w:t>文字以上表示されることを確認できれば良い</w:t>
+              <w:t>料金番号</w:t>
+            </w:r>
+            <w:r>
+              <w:rPr>
+                <w:rFonts w:ascii="游ゴシック" w:eastAsia="游ゴシック" w:hAnsi="游ゴシック"/>
+                <w:sz w:val="20"/>
+              </w:rPr>
+              <w:t>”2”</w:t>
+            </w:r>
+            <w:r>
+              <w:rPr>
+                <w:rFonts w:ascii="游ゴシック" w:eastAsia="游ゴシック" w:hAnsi="游ゴシック" w:hint="eastAsia"/>
+                <w:sz w:val="20"/>
+              </w:rPr>
+              <w:t>の料金情報の必須項目である「料金名」に</w:t>
+            </w:r>
+            <w:r>
+              <w:rPr>
+                <w:rFonts w:ascii="游ゴシック" w:eastAsia="游ゴシック" w:hAnsi="游ゴシック"/>
+                <w:sz w:val="20"/>
+              </w:rPr>
+              <w:t>”</w:t>
+            </w:r>
+            <w:r>
+              <w:rPr>
+                <w:rFonts w:ascii="游ゴシック" w:eastAsia="游ゴシック" w:hAnsi="游ゴシック" w:hint="eastAsia"/>
+                <w:sz w:val="20"/>
+              </w:rPr>
+              <w:t>通常“「月額料金」に</w:t>
+            </w:r>
+            <w:r>
+              <w:rPr>
+                <w:rFonts w:ascii="游ゴシック" w:eastAsia="游ゴシック" w:hAnsi="游ゴシック"/>
+                <w:sz w:val="20"/>
+              </w:rPr>
+              <w:t>”1000”</w:t>
+            </w:r>
+            <w:r>
+              <w:rPr>
+                <w:rFonts w:ascii="游ゴシック" w:eastAsia="游ゴシック" w:hAnsi="游ゴシック" w:hint="eastAsia"/>
+                <w:sz w:val="20"/>
+              </w:rPr>
+              <w:t>「加入日」に</w:t>
+            </w:r>
+            <w:r>
+              <w:rPr>
+                <w:rFonts w:ascii="游ゴシック" w:eastAsia="游ゴシック" w:hAnsi="游ゴシック"/>
+                <w:sz w:val="20"/>
+              </w:rPr>
+              <w:t>”2025</w:t>
+            </w:r>
+            <w:r>
+              <w:rPr>
+                <w:rFonts w:ascii="游ゴシック" w:eastAsia="游ゴシック" w:hAnsi="游ゴシック" w:hint="eastAsia"/>
+                <w:sz w:val="20"/>
+              </w:rPr>
+              <w:t>年</w:t>
+            </w:r>
+            <w:r>
+              <w:rPr>
+                <w:rFonts w:ascii="游ゴシック" w:eastAsia="游ゴシック" w:hAnsi="游ゴシック" w:hint="eastAsia"/>
+                <w:sz w:val="20"/>
+              </w:rPr>
+              <w:t>1</w:t>
+            </w:r>
+            <w:r>
+              <w:rPr>
+                <w:rFonts w:ascii="游ゴシック" w:eastAsia="游ゴシック" w:hAnsi="游ゴシック"/>
+                <w:sz w:val="20"/>
+              </w:rPr>
+              <w:t>0</w:t>
+            </w:r>
+            <w:r>
+              <w:rPr>
+                <w:rFonts w:ascii="游ゴシック" w:eastAsia="游ゴシック" w:hAnsi="游ゴシック" w:hint="eastAsia"/>
+                <w:sz w:val="20"/>
+              </w:rPr>
+              <w:t>月1日</w:t>
+            </w:r>
+            <w:r>
+              <w:rPr>
+                <w:rFonts w:ascii="游ゴシック" w:eastAsia="游ゴシック" w:hAnsi="游ゴシック"/>
+                <w:sz w:val="20"/>
+              </w:rPr>
+              <w:t>”</w:t>
+            </w:r>
+            <w:r>
+              <w:rPr>
+                <w:rFonts w:ascii="游ゴシック" w:eastAsia="游ゴシック" w:hAnsi="游ゴシック" w:hint="eastAsia"/>
+                <w:sz w:val="20"/>
+              </w:rPr>
+              <w:t>を記載して保存ボタンを押下した時に、料金編集テキストの下に</w:t>
+            </w:r>
+            <w:r>
+              <w:rPr>
+                <w:rFonts w:ascii="游ゴシック" w:eastAsia="游ゴシック" w:hAnsi="游ゴシック"/>
+                <w:sz w:val="20"/>
+              </w:rPr>
+              <w:t>”</w:t>
+            </w:r>
+            <w:r>
+              <w:rPr>
+                <w:rFonts w:ascii="游ゴシック" w:eastAsia="游ゴシック" w:hAnsi="游ゴシック" w:hint="eastAsia"/>
+                <w:sz w:val="20"/>
+              </w:rPr>
+              <w:t>保存しました。</w:t>
+            </w:r>
+            <w:r>
+              <w:rPr>
+                <w:rFonts w:ascii="游ゴシック" w:eastAsia="游ゴシック" w:hAnsi="游ゴシック"/>
+                <w:sz w:val="20"/>
+              </w:rPr>
+              <w:t>”</w:t>
+            </w:r>
+            <w:r>
+              <w:rPr>
+                <w:rFonts w:ascii="游ゴシック" w:eastAsia="游ゴシック" w:hAnsi="游ゴシック" w:hint="eastAsia"/>
+                <w:sz w:val="20"/>
+              </w:rPr>
+              <w:t>と表示される</w:t>
             </w:r>
           </w:p>
         </w:tc>
@@ -5096,7 +5274,7 @@
               <w:snapToGrid w:val="0"/>
               <w:jc w:val="center"/>
               <w:rPr>
-                <w:rFonts w:ascii="游ゴシック" w:eastAsia="游ゴシック" w:hAnsi="游ゴシック"/>
+                <w:rFonts w:ascii="游ゴシック" w:eastAsia="游ゴシック" w:hAnsi="游ゴシック" w:hint="eastAsia"/>
                 <w:sz w:val="20"/>
               </w:rPr>
             </w:pPr>
@@ -5121,6 +5299,7 @@
         <w:tc>
           <w:tcPr>
             <w:tcW w:w="2310" w:type="dxa"/>
+            <w:vMerge/>
             <w:vAlign w:val="center"/>
           </w:tcPr>
           <w:p>
@@ -5157,6 +5336,7 @@
                 <w:rFonts w:ascii="游ゴシック" w:eastAsia="游ゴシック" w:hAnsi="游ゴシック" w:hint="eastAsia"/>
                 <w:sz w:val="20"/>
               </w:rPr>
+              <w:lastRenderedPageBreak/>
               <w:t>3</w:t>
             </w:r>
             <w:r>
@@ -5202,7 +5382,140 @@
                 <w:rFonts w:ascii="游ゴシック" w:eastAsia="游ゴシック" w:hAnsi="游ゴシック" w:hint="eastAsia"/>
                 <w:sz w:val="20"/>
               </w:rPr>
-              <w:t>「月額料金」が数字で9文字までしか入力できないことを確認する</w:t>
+              <w:t>データーベースにある料金番号</w:t>
+            </w:r>
+            <w:r>
+              <w:rPr>
+                <w:rFonts w:ascii="游ゴシック" w:eastAsia="游ゴシック" w:hAnsi="游ゴシック"/>
+                <w:sz w:val="20"/>
+              </w:rPr>
+              <w:t>”</w:t>
+            </w:r>
+            <w:r>
+              <w:rPr>
+                <w:rFonts w:ascii="游ゴシック" w:eastAsia="游ゴシック" w:hAnsi="游ゴシック"/>
+                <w:sz w:val="20"/>
+              </w:rPr>
+              <w:t>2</w:t>
+            </w:r>
+            <w:r>
+              <w:rPr>
+                <w:rFonts w:ascii="游ゴシック" w:eastAsia="游ゴシック" w:hAnsi="游ゴシック"/>
+                <w:sz w:val="20"/>
+              </w:rPr>
+              <w:t>”</w:t>
+            </w:r>
+            <w:r>
+              <w:rPr>
+                <w:rFonts w:ascii="游ゴシック" w:eastAsia="游ゴシック" w:hAnsi="游ゴシック" w:hint="eastAsia"/>
+                <w:sz w:val="20"/>
+              </w:rPr>
+              <w:t>のレコードが「料金名」が</w:t>
+            </w:r>
+            <w:r>
+              <w:rPr>
+                <w:rFonts w:ascii="游ゴシック" w:eastAsia="游ゴシック" w:hAnsi="游ゴシック"/>
+                <w:sz w:val="20"/>
+              </w:rPr>
+              <w:t>”</w:t>
+            </w:r>
+            <w:r>
+              <w:rPr>
+                <w:rFonts w:ascii="游ゴシック" w:eastAsia="游ゴシック" w:hAnsi="游ゴシック" w:hint="eastAsia"/>
+                <w:sz w:val="20"/>
+              </w:rPr>
+              <w:t>通常</w:t>
+            </w:r>
+            <w:r>
+              <w:rPr>
+                <w:rFonts w:ascii="游ゴシック" w:eastAsia="游ゴシック" w:hAnsi="游ゴシック"/>
+                <w:sz w:val="20"/>
+              </w:rPr>
+              <w:t>”</w:t>
+            </w:r>
+            <w:r>
+              <w:rPr>
+                <w:rFonts w:ascii="游ゴシック" w:eastAsia="游ゴシック" w:hAnsi="游ゴシック" w:hint="eastAsia"/>
+                <w:sz w:val="20"/>
+              </w:rPr>
+              <w:t>「月額料金」が</w:t>
+            </w:r>
+            <w:r>
+              <w:rPr>
+                <w:rFonts w:ascii="游ゴシック" w:eastAsia="游ゴシック" w:hAnsi="游ゴシック"/>
+                <w:sz w:val="20"/>
+              </w:rPr>
+              <w:t>”</w:t>
+            </w:r>
+            <w:r>
+              <w:rPr>
+                <w:rFonts w:ascii="游ゴシック" w:eastAsia="游ゴシック" w:hAnsi="游ゴシック"/>
+                <w:sz w:val="20"/>
+              </w:rPr>
+              <w:t>1</w:t>
+            </w:r>
+            <w:r>
+              <w:rPr>
+                <w:rFonts w:ascii="游ゴシック" w:eastAsia="游ゴシック" w:hAnsi="游ゴシック"/>
+                <w:sz w:val="20"/>
+              </w:rPr>
+              <w:t>000”</w:t>
+            </w:r>
+            <w:r>
+              <w:rPr>
+                <w:rFonts w:ascii="游ゴシック" w:eastAsia="游ゴシック" w:hAnsi="游ゴシック" w:hint="eastAsia"/>
+                <w:sz w:val="20"/>
+              </w:rPr>
+              <w:t>「加入日」が</w:t>
+            </w:r>
+            <w:r>
+              <w:rPr>
+                <w:rFonts w:ascii="游ゴシック" w:eastAsia="游ゴシック" w:hAnsi="游ゴシック"/>
+                <w:sz w:val="20"/>
+              </w:rPr>
+              <w:t>”2025</w:t>
+            </w:r>
+            <w:r>
+              <w:rPr>
+                <w:rFonts w:ascii="游ゴシック" w:eastAsia="游ゴシック" w:hAnsi="游ゴシック" w:hint="eastAsia"/>
+                <w:sz w:val="20"/>
+              </w:rPr>
+              <w:t>年</w:t>
+            </w:r>
+            <w:r>
+              <w:rPr>
+                <w:rFonts w:ascii="游ゴシック" w:eastAsia="游ゴシック" w:hAnsi="游ゴシック" w:hint="eastAsia"/>
+                <w:sz w:val="20"/>
+              </w:rPr>
+              <w:t>1</w:t>
+            </w:r>
+            <w:r>
+              <w:rPr>
+                <w:rFonts w:ascii="游ゴシック" w:eastAsia="游ゴシック" w:hAnsi="游ゴシック"/>
+                <w:sz w:val="20"/>
+              </w:rPr>
+              <w:t>0</w:t>
+            </w:r>
+            <w:r>
+              <w:rPr>
+                <w:rFonts w:ascii="游ゴシック" w:eastAsia="游ゴシック" w:hAnsi="游ゴシック" w:hint="eastAsia"/>
+                <w:sz w:val="20"/>
+              </w:rPr>
+              <w:t>月1日</w:t>
+            </w:r>
+            <w:r>
+              <w:rPr>
+                <w:rFonts w:ascii="游ゴシック" w:eastAsia="游ゴシック" w:hAnsi="游ゴシック"/>
+                <w:sz w:val="20"/>
+              </w:rPr>
+              <w:t>”</w:t>
+            </w:r>
+            <w:r>
+              <w:rPr>
+                <w:rFonts w:ascii="游ゴシック" w:eastAsia="游ゴシック" w:hAnsi="游ゴシック" w:hint="eastAsia"/>
+                <w:sz w:val="20"/>
+              </w:rPr>
+              <w:t>となっていることを確認する</w:t>
             </w:r>
           </w:p>
         </w:tc>
@@ -5216,7 +5529,7 @@
               <w:snapToGrid w:val="0"/>
               <w:jc w:val="center"/>
               <w:rPr>
-                <w:rFonts w:ascii="游ゴシック" w:eastAsia="游ゴシック" w:hAnsi="游ゴシック"/>
+                <w:rFonts w:ascii="游ゴシック" w:eastAsia="游ゴシック" w:hAnsi="游ゴシック" w:hint="eastAsia"/>
                 <w:sz w:val="20"/>
               </w:rPr>
             </w:pPr>
@@ -5241,6 +5554,7 @@
         <w:tc>
           <w:tcPr>
             <w:tcW w:w="2310" w:type="dxa"/>
+            <w:vMerge/>
             <w:vAlign w:val="center"/>
           </w:tcPr>
           <w:p>
@@ -5277,7 +5591,6 @@
                 <w:rFonts w:ascii="游ゴシック" w:eastAsia="游ゴシック" w:hAnsi="游ゴシック" w:hint="eastAsia"/>
                 <w:sz w:val="20"/>
               </w:rPr>
-              <w:lastRenderedPageBreak/>
               <w:t>3</w:t>
             </w:r>
             <w:r>
@@ -5315,16 +5628,15 @@
               <w:snapToGrid w:val="0"/>
               <w:rPr>
                 <w:rFonts w:ascii="游ゴシック" w:eastAsia="游ゴシック" w:hAnsi="游ゴシック" w:hint="eastAsia"/>
-                <w:color w:val="000000"/>
-                <w:sz w:val="20"/>
-              </w:rPr>
-            </w:pPr>
-            <w:r>
-              <w:rPr>
-                <w:rFonts w:ascii="游ゴシック" w:eastAsia="游ゴシック" w:hAnsi="游ゴシック" w:hint="eastAsia"/>
-                <w:sz w:val="20"/>
-              </w:rPr>
-              <w:t>「月額料金」で数字以外を入力して保存ボタンを押下した時に、データーベースに情報が保存されず月額料金の欄の下に</w:t>
+                <w:sz w:val="20"/>
+              </w:rPr>
+            </w:pPr>
+            <w:r>
+              <w:rPr>
+                <w:rFonts w:ascii="游ゴシック" w:eastAsia="游ゴシック" w:hAnsi="游ゴシック" w:hint="eastAsia"/>
+                <w:sz w:val="20"/>
+              </w:rPr>
+              <w:t>料金番号</w:t>
             </w:r>
             <w:r>
               <w:rPr>
@@ -5335,25 +5647,50 @@
             </w:r>
             <w:r>
               <w:rPr>
-                <w:rFonts w:ascii="游ゴシック Light" w:eastAsia="游ゴシック Light" w:hAnsi="游ゴシック Light" w:cs="Segoe UI"/>
-                <w:color w:val="DC3545"/>
-                <w:shd w:val="clear" w:color="auto" w:fill="FFFFFF"/>
-              </w:rPr>
-              <w:t>不正な値が入力されています。</w:t>
-            </w:r>
-            <w:r>
-              <w:rPr>
-                <w:rFonts w:ascii="游ゴシック Light" w:eastAsia="游ゴシック Light" w:hAnsi="游ゴシック Light" w:cs="Segoe UI"/>
-                <w:color w:val="000000"/>
-                <w:shd w:val="clear" w:color="auto" w:fill="FFFFFF"/>
+                <w:rFonts w:ascii="游ゴシック" w:eastAsia="游ゴシック" w:hAnsi="游ゴシック"/>
+                <w:sz w:val="20"/>
+              </w:rPr>
+              <w:t>12</w:t>
+            </w:r>
+            <w:r>
+              <w:rPr>
+                <w:rFonts w:ascii="游ゴシック" w:eastAsia="游ゴシック" w:hAnsi="游ゴシック"/>
+                <w:sz w:val="20"/>
               </w:rPr>
               <w:t>”</w:t>
             </w:r>
             <w:r>
               <w:rPr>
-                <w:rFonts w:ascii="游ゴシック Light" w:eastAsia="游ゴシック Light" w:hAnsi="游ゴシック Light" w:cs="Segoe UI" w:hint="eastAsia"/>
-                <w:color w:val="000000"/>
-                <w:shd w:val="clear" w:color="auto" w:fill="FFFFFF"/>
+                <w:rFonts w:ascii="游ゴシック" w:eastAsia="游ゴシック" w:hAnsi="游ゴシック" w:hint="eastAsia"/>
+                <w:sz w:val="20"/>
+              </w:rPr>
+              <w:t>の料金情報に全て空欄で登録ボタンを押下したときに、「料金」「月額料金」「加入日」の欄の下に</w:t>
+            </w:r>
+            <w:r>
+              <w:rPr>
+                <w:rFonts w:ascii="游ゴシック" w:eastAsia="游ゴシック" w:hAnsi="游ゴシック"/>
+                <w:sz w:val="20"/>
+              </w:rPr>
+              <w:t>”</w:t>
+            </w:r>
+            <w:r>
+              <w:rPr>
+                <w:rFonts w:ascii="游ゴシック" w:eastAsia="游ゴシック" w:hAnsi="游ゴシック" w:hint="eastAsia"/>
+                <w:sz w:val="20"/>
+              </w:rPr>
+              <w:t>この項目の入力は必須です。</w:t>
+            </w:r>
+            <w:r>
+              <w:rPr>
+                <w:rFonts w:ascii="游ゴシック" w:eastAsia="游ゴシック" w:hAnsi="游ゴシック"/>
+                <w:sz w:val="20"/>
+              </w:rPr>
+              <w:t>”</w:t>
+            </w:r>
+            <w:r>
+              <w:rPr>
+                <w:rFonts w:ascii="游ゴシック" w:eastAsia="游ゴシック" w:hAnsi="游ゴシック" w:hint="eastAsia"/>
+                <w:sz w:val="20"/>
               </w:rPr>
               <w:t>と表示される</w:t>
             </w:r>
@@ -5394,6 +5731,7 @@
         <w:tc>
           <w:tcPr>
             <w:tcW w:w="2310" w:type="dxa"/>
+            <w:vMerge/>
             <w:vAlign w:val="center"/>
           </w:tcPr>
           <w:p>
@@ -5444,24 +5782,17 @@
         <w:tc>
           <w:tcPr>
             <w:tcW w:w="5355" w:type="dxa"/>
-            <w:vMerge w:val="restart"/>
-            <w:vAlign w:val="center"/>
-          </w:tcPr>
-          <w:p>
-            <w:pPr>
-              <w:snapToGrid w:val="0"/>
-              <w:rPr>
-                <w:rFonts w:ascii="游ゴシック" w:eastAsia="游ゴシック" w:hAnsi="游ゴシック" w:hint="eastAsia"/>
-                <w:sz w:val="20"/>
-              </w:rPr>
-            </w:pPr>
-            <w:r>
-              <w:rPr>
-                <w:rFonts w:ascii="游ゴシック" w:eastAsia="游ゴシック" w:hAnsi="游ゴシック" w:hint="eastAsia"/>
-                <w:sz w:val="20"/>
-              </w:rPr>
-              <w:t>料金編集画面の文字入力を確認する</w:t>
-            </w:r>
+            <w:vMerge/>
+            <w:vAlign w:val="center"/>
+          </w:tcPr>
+          <w:p>
+            <w:pPr>
+              <w:snapToGrid w:val="0"/>
+              <w:rPr>
+                <w:rFonts w:ascii="游ゴシック" w:eastAsia="游ゴシック" w:hAnsi="游ゴシック" w:hint="eastAsia"/>
+                <w:sz w:val="20"/>
+              </w:rPr>
+            </w:pPr>
           </w:p>
         </w:tc>
         <w:tc>
@@ -5482,49 +5813,217 @@
                 <w:rFonts w:ascii="游ゴシック" w:eastAsia="游ゴシック" w:hAnsi="游ゴシック" w:hint="eastAsia"/>
                 <w:sz w:val="20"/>
               </w:rPr>
-              <w:t>「料金名」が1</w:t>
-            </w:r>
-            <w:r>
-              <w:rPr>
-                <w:rFonts w:ascii="游ゴシック" w:eastAsia="游ゴシック" w:hAnsi="游ゴシック"/>
-                <w:sz w:val="20"/>
-              </w:rPr>
-              <w:t>27</w:t>
-            </w:r>
-            <w:r>
-              <w:rPr>
-                <w:rFonts w:ascii="游ゴシック" w:eastAsia="游ゴシック" w:hAnsi="游ゴシック" w:hint="eastAsia"/>
-                <w:sz w:val="20"/>
-              </w:rPr>
-              <w:t>文字までしか入力でないことを確認する、テキストボックスサイズの都合で1</w:t>
-            </w:r>
-            <w:r>
-              <w:rPr>
-                <w:rFonts w:ascii="游ゴシック" w:eastAsia="游ゴシック" w:hAnsi="游ゴシック"/>
-                <w:sz w:val="20"/>
-              </w:rPr>
-              <w:t>27</w:t>
-            </w:r>
-            <w:r>
-              <w:rPr>
-                <w:rFonts w:ascii="游ゴシック" w:eastAsia="游ゴシック" w:hAnsi="游ゴシック" w:hint="eastAsia"/>
-                <w:sz w:val="20"/>
-              </w:rPr>
-              <w:t>文字を同時に全て表示出来ない為、1</w:t>
-            </w:r>
-            <w:r>
-              <w:rPr>
-                <w:rFonts w:ascii="游ゴシック" w:eastAsia="游ゴシック" w:hAnsi="游ゴシック"/>
-                <w:sz w:val="20"/>
-              </w:rPr>
-              <w:t>00</w:t>
-            </w:r>
-            <w:r>
-              <w:rPr>
-                <w:rFonts w:ascii="游ゴシック" w:eastAsia="游ゴシック" w:hAnsi="游ゴシック" w:hint="eastAsia"/>
-                <w:sz w:val="20"/>
-              </w:rPr>
-              <w:t>文字以上表示されることを確認できれば良い</w:t>
+              <w:t>データーベースにある料金番号</w:t>
+            </w:r>
+            <w:r>
+              <w:rPr>
+                <w:rFonts w:ascii="游ゴシック" w:eastAsia="游ゴシック" w:hAnsi="游ゴシック"/>
+                <w:sz w:val="20"/>
+              </w:rPr>
+              <w:t>”</w:t>
+            </w:r>
+            <w:r>
+              <w:rPr>
+                <w:rFonts w:ascii="游ゴシック" w:eastAsia="游ゴシック" w:hAnsi="游ゴシック"/>
+                <w:sz w:val="20"/>
+              </w:rPr>
+              <w:t>12</w:t>
+            </w:r>
+            <w:r>
+              <w:rPr>
+                <w:rFonts w:ascii="游ゴシック" w:eastAsia="游ゴシック" w:hAnsi="游ゴシック"/>
+                <w:sz w:val="20"/>
+              </w:rPr>
+              <w:t>”</w:t>
+            </w:r>
+            <w:r>
+              <w:rPr>
+                <w:rFonts w:ascii="游ゴシック" w:eastAsia="游ゴシック" w:hAnsi="游ゴシック" w:hint="eastAsia"/>
+                <w:sz w:val="20"/>
+              </w:rPr>
+              <w:t>のレコードが「料金名」が</w:t>
+            </w:r>
+            <w:r>
+              <w:rPr>
+                <w:rFonts w:ascii="游ゴシック" w:eastAsia="游ゴシック" w:hAnsi="游ゴシック"/>
+                <w:sz w:val="20"/>
+              </w:rPr>
+              <w:t>”</w:t>
+            </w:r>
+            <w:r>
+              <w:rPr>
+                <w:rFonts w:ascii="游ゴシック" w:eastAsia="游ゴシック" w:hAnsi="游ゴシック" w:hint="eastAsia"/>
+                <w:sz w:val="20"/>
+              </w:rPr>
+              <w:t>通常</w:t>
+            </w:r>
+            <w:r>
+              <w:rPr>
+                <w:rFonts w:ascii="游ゴシック" w:eastAsia="游ゴシック" w:hAnsi="游ゴシック"/>
+                <w:sz w:val="20"/>
+              </w:rPr>
+              <w:t>”</w:t>
+            </w:r>
+            <w:r>
+              <w:rPr>
+                <w:rFonts w:ascii="游ゴシック" w:eastAsia="游ゴシック" w:hAnsi="游ゴシック" w:hint="eastAsia"/>
+                <w:sz w:val="20"/>
+              </w:rPr>
+              <w:t>「月額料金」が</w:t>
+            </w:r>
+            <w:r>
+              <w:rPr>
+                <w:rFonts w:ascii="游ゴシック" w:eastAsia="游ゴシック" w:hAnsi="游ゴシック"/>
+                <w:sz w:val="20"/>
+              </w:rPr>
+              <w:t>”</w:t>
+            </w:r>
+            <w:r>
+              <w:rPr>
+                <w:rFonts w:ascii="游ゴシック" w:eastAsia="游ゴシック" w:hAnsi="游ゴシック"/>
+                <w:sz w:val="20"/>
+              </w:rPr>
+              <w:t>5000</w:t>
+            </w:r>
+            <w:r>
+              <w:rPr>
+                <w:rFonts w:ascii="游ゴシック" w:eastAsia="游ゴシック" w:hAnsi="游ゴシック"/>
+                <w:sz w:val="20"/>
+              </w:rPr>
+              <w:t>”</w:t>
+            </w:r>
+            <w:r>
+              <w:rPr>
+                <w:rFonts w:ascii="游ゴシック" w:eastAsia="游ゴシック" w:hAnsi="游ゴシック" w:hint="eastAsia"/>
+                <w:sz w:val="20"/>
+              </w:rPr>
+              <w:t>「加入日」が</w:t>
+            </w:r>
+            <w:r>
+              <w:rPr>
+                <w:rFonts w:ascii="游ゴシック" w:eastAsia="游ゴシック" w:hAnsi="游ゴシック"/>
+                <w:sz w:val="20"/>
+              </w:rPr>
+              <w:t>”2025</w:t>
+            </w:r>
+            <w:r>
+              <w:rPr>
+                <w:rFonts w:ascii="游ゴシック" w:eastAsia="游ゴシック" w:hAnsi="游ゴシック" w:hint="eastAsia"/>
+                <w:sz w:val="20"/>
+              </w:rPr>
+              <w:t>年</w:t>
+            </w:r>
+            <w:r>
+              <w:rPr>
+                <w:rFonts w:ascii="游ゴシック" w:eastAsia="游ゴシック" w:hAnsi="游ゴシック" w:hint="eastAsia"/>
+                <w:sz w:val="20"/>
+              </w:rPr>
+              <w:t>8</w:t>
+            </w:r>
+            <w:r>
+              <w:rPr>
+                <w:rFonts w:ascii="游ゴシック" w:eastAsia="游ゴシック" w:hAnsi="游ゴシック" w:hint="eastAsia"/>
+                <w:sz w:val="20"/>
+              </w:rPr>
+              <w:t>月</w:t>
+            </w:r>
+            <w:r>
+              <w:rPr>
+                <w:rFonts w:ascii="游ゴシック" w:eastAsia="游ゴシック" w:hAnsi="游ゴシック" w:hint="eastAsia"/>
+                <w:sz w:val="20"/>
+              </w:rPr>
+              <w:t>1</w:t>
+            </w:r>
+            <w:r>
+              <w:rPr>
+                <w:rFonts w:ascii="游ゴシック" w:eastAsia="游ゴシック" w:hAnsi="游ゴシック"/>
+                <w:sz w:val="20"/>
+              </w:rPr>
+              <w:t>8</w:t>
+            </w:r>
+            <w:r>
+              <w:rPr>
+                <w:rFonts w:ascii="游ゴシック" w:eastAsia="游ゴシック" w:hAnsi="游ゴシック" w:hint="eastAsia"/>
+                <w:sz w:val="20"/>
+              </w:rPr>
+              <w:t>日</w:t>
+            </w:r>
+            <w:r>
+              <w:rPr>
+                <w:rFonts w:ascii="游ゴシック" w:eastAsia="游ゴシック" w:hAnsi="游ゴシック"/>
+                <w:sz w:val="20"/>
+              </w:rPr>
+              <w:t>”</w:t>
+            </w:r>
+            <w:r>
+              <w:rPr>
+                <w:rFonts w:ascii="游ゴシック" w:eastAsia="游ゴシック" w:hAnsi="游ゴシック" w:hint="eastAsia"/>
+                <w:sz w:val="20"/>
+              </w:rPr>
+              <w:t>「解約日」が</w:t>
+            </w:r>
+            <w:r>
+              <w:rPr>
+                <w:rFonts w:ascii="游ゴシック" w:eastAsia="游ゴシック" w:hAnsi="游ゴシック"/>
+                <w:sz w:val="20"/>
+              </w:rPr>
+              <w:t>”2025</w:t>
+            </w:r>
+            <w:r>
+              <w:rPr>
+                <w:rFonts w:ascii="游ゴシック" w:eastAsia="游ゴシック" w:hAnsi="游ゴシック" w:hint="eastAsia"/>
+                <w:sz w:val="20"/>
+              </w:rPr>
+              <w:t>年</w:t>
+            </w:r>
+            <w:r>
+              <w:rPr>
+                <w:rFonts w:ascii="游ゴシック" w:eastAsia="游ゴシック" w:hAnsi="游ゴシック" w:hint="eastAsia"/>
+                <w:sz w:val="20"/>
+              </w:rPr>
+              <w:t>8</w:t>
+            </w:r>
+            <w:r>
+              <w:rPr>
+                <w:rFonts w:ascii="游ゴシック" w:eastAsia="游ゴシック" w:hAnsi="游ゴシック" w:hint="eastAsia"/>
+                <w:sz w:val="20"/>
+              </w:rPr>
+              <w:t>月</w:t>
+            </w:r>
+            <w:r>
+              <w:rPr>
+                <w:rFonts w:ascii="游ゴシック" w:eastAsia="游ゴシック" w:hAnsi="游ゴシック" w:hint="eastAsia"/>
+                <w:sz w:val="20"/>
+              </w:rPr>
+              <w:t>1</w:t>
+            </w:r>
+            <w:r>
+              <w:rPr>
+                <w:rFonts w:ascii="游ゴシック" w:eastAsia="游ゴシック" w:hAnsi="游ゴシック"/>
+                <w:sz w:val="20"/>
+              </w:rPr>
+              <w:t>8</w:t>
+            </w:r>
+            <w:r>
+              <w:rPr>
+                <w:rFonts w:ascii="游ゴシック" w:eastAsia="游ゴシック" w:hAnsi="游ゴシック" w:hint="eastAsia"/>
+                <w:sz w:val="20"/>
+              </w:rPr>
+              <w:t>日</w:t>
+            </w:r>
+            <w:r>
+              <w:rPr>
+                <w:rFonts w:ascii="游ゴシック" w:eastAsia="游ゴシック" w:hAnsi="游ゴシック"/>
+                <w:sz w:val="20"/>
+              </w:rPr>
+              <w:t>”</w:t>
+            </w:r>
+            <w:r>
+              <w:rPr>
+                <w:rFonts w:ascii="游ゴシック" w:eastAsia="游ゴシック" w:hAnsi="游ゴシック" w:hint="eastAsia"/>
+                <w:sz w:val="20"/>
+              </w:rPr>
+              <w:t>のまま変更されていないことを確認する</w:t>
             </w:r>
           </w:p>
         </w:tc>
@@ -5563,6 +6062,7 @@
         <w:tc>
           <w:tcPr>
             <w:tcW w:w="2310" w:type="dxa"/>
+            <w:vMerge/>
             <w:vAlign w:val="center"/>
           </w:tcPr>
           <w:p>
@@ -5644,7 +6144,7 @@
                 <w:rFonts w:ascii="游ゴシック" w:eastAsia="游ゴシック" w:hAnsi="游ゴシック" w:hint="eastAsia"/>
                 <w:sz w:val="20"/>
               </w:rPr>
-              <w:t>「月額料金」が数字で9文字までしか入力できないことを確認する</w:t>
+              <w:t>キャンセルボタンを押下した時に料金情報検索画面に遷移する。</w:t>
             </w:r>
           </w:p>
         </w:tc>
@@ -5683,6 +6183,7 @@
         <w:tc>
           <w:tcPr>
             <w:tcW w:w="2310" w:type="dxa"/>
+            <w:vMerge/>
             <w:vAlign w:val="center"/>
           </w:tcPr>
           <w:p>
@@ -5764,6 +6265,1693 @@
                 <w:rFonts w:ascii="游ゴシック" w:eastAsia="游ゴシック" w:hAnsi="游ゴシック" w:hint="eastAsia"/>
                 <w:sz w:val="20"/>
               </w:rPr>
+              <w:t>料金番号</w:t>
+            </w:r>
+            <w:r>
+              <w:rPr>
+                <w:rFonts w:ascii="游ゴシック" w:eastAsia="游ゴシック" w:hAnsi="游ゴシック"/>
+                <w:sz w:val="20"/>
+              </w:rPr>
+              <w:t>“15”</w:t>
+            </w:r>
+            <w:r>
+              <w:rPr>
+                <w:rFonts w:ascii="游ゴシック" w:eastAsia="游ゴシック" w:hAnsi="游ゴシック" w:hint="eastAsia"/>
+                <w:sz w:val="20"/>
+              </w:rPr>
+              <w:t>の料金情報編集画面で削除ボタンを押下した時に、ブラウザ上部に</w:t>
+            </w:r>
+            <w:r>
+              <w:rPr>
+                <w:rFonts w:ascii="游ゴシック" w:eastAsia="游ゴシック" w:hAnsi="游ゴシック"/>
+                <w:sz w:val="20"/>
+              </w:rPr>
+              <w:t>”</w:t>
+            </w:r>
+            <w:r>
+              <w:rPr>
+                <w:rFonts w:ascii="游ゴシック" w:eastAsia="游ゴシック" w:hAnsi="游ゴシック" w:hint="eastAsia"/>
+                <w:sz w:val="20"/>
+              </w:rPr>
+              <w:t>id:</w:t>
+            </w:r>
+            <w:r>
+              <w:rPr>
+                <w:rFonts w:ascii="游ゴシック" w:eastAsia="游ゴシック" w:hAnsi="游ゴシック"/>
+                <w:sz w:val="20"/>
+              </w:rPr>
+              <w:t>4</w:t>
+            </w:r>
+            <w:r>
+              <w:rPr>
+                <w:rFonts w:ascii="游ゴシック" w:eastAsia="游ゴシック" w:hAnsi="游ゴシック" w:hint="eastAsia"/>
+                <w:sz w:val="20"/>
+              </w:rPr>
+              <w:t>を削除してもよろしいですか？</w:t>
+            </w:r>
+            <w:r>
+              <w:rPr>
+                <w:rFonts w:ascii="游ゴシック" w:eastAsia="游ゴシック" w:hAnsi="游ゴシック"/>
+                <w:sz w:val="20"/>
+              </w:rPr>
+              <w:t>”</w:t>
+            </w:r>
+            <w:r>
+              <w:rPr>
+                <w:rFonts w:ascii="游ゴシック" w:eastAsia="游ゴシック" w:hAnsi="游ゴシック" w:hint="eastAsia"/>
+                <w:sz w:val="20"/>
+              </w:rPr>
+              <w:t>と表示される</w:t>
+            </w:r>
+          </w:p>
+        </w:tc>
+        <w:tc>
+          <w:tcPr>
+            <w:tcW w:w="1050" w:type="dxa"/>
+            <w:vAlign w:val="center"/>
+          </w:tcPr>
+          <w:p>
+            <w:pPr>
+              <w:snapToGrid w:val="0"/>
+              <w:jc w:val="center"/>
+              <w:rPr>
+                <w:rFonts w:ascii="游ゴシック" w:eastAsia="游ゴシック" w:hAnsi="游ゴシック"/>
+                <w:sz w:val="20"/>
+              </w:rPr>
+            </w:pPr>
+          </w:p>
+        </w:tc>
+        <w:tc>
+          <w:tcPr>
+            <w:tcW w:w="945" w:type="dxa"/>
+            <w:vAlign w:val="center"/>
+          </w:tcPr>
+          <w:p>
+            <w:pPr>
+              <w:snapToGrid w:val="0"/>
+              <w:jc w:val="center"/>
+              <w:rPr>
+                <w:rFonts w:ascii="游ゴシック" w:eastAsia="游ゴシック" w:hAnsi="游ゴシック"/>
+                <w:sz w:val="20"/>
+              </w:rPr>
+            </w:pPr>
+          </w:p>
+        </w:tc>
+        <w:tc>
+          <w:tcPr>
+            <w:tcW w:w="2310" w:type="dxa"/>
+            <w:vMerge/>
+            <w:vAlign w:val="center"/>
+          </w:tcPr>
+          <w:p>
+            <w:pPr>
+              <w:snapToGrid w:val="0"/>
+              <w:rPr>
+                <w:rFonts w:ascii="游ゴシック" w:eastAsia="游ゴシック" w:hAnsi="游ゴシック"/>
+                <w:sz w:val="20"/>
+              </w:rPr>
+            </w:pPr>
+          </w:p>
+        </w:tc>
+      </w:tr>
+      <w:tr>
+        <w:trPr>
+          <w:trHeight w:val="567"/>
+        </w:trPr>
+        <w:tc>
+          <w:tcPr>
+            <w:tcW w:w="1050" w:type="dxa"/>
+            <w:vAlign w:val="center"/>
+          </w:tcPr>
+          <w:p>
+            <w:pPr>
+              <w:snapToGrid w:val="0"/>
+              <w:jc w:val="center"/>
+              <w:rPr>
+                <w:rFonts w:ascii="游ゴシック" w:eastAsia="游ゴシック" w:hAnsi="游ゴシック" w:hint="eastAsia"/>
+                <w:sz w:val="20"/>
+              </w:rPr>
+            </w:pPr>
+            <w:r>
+              <w:rPr>
+                <w:rFonts w:ascii="游ゴシック" w:eastAsia="游ゴシック" w:hAnsi="游ゴシック" w:hint="eastAsia"/>
+                <w:sz w:val="20"/>
+              </w:rPr>
+              <w:t>3</w:t>
+            </w:r>
+            <w:r>
+              <w:rPr>
+                <w:rFonts w:ascii="游ゴシック" w:eastAsia="游ゴシック" w:hAnsi="游ゴシック"/>
+                <w:sz w:val="20"/>
+              </w:rPr>
+              <w:t>8</w:t>
+            </w:r>
+          </w:p>
+        </w:tc>
+        <w:tc>
+          <w:tcPr>
+            <w:tcW w:w="5355" w:type="dxa"/>
+            <w:vMerge/>
+            <w:vAlign w:val="center"/>
+          </w:tcPr>
+          <w:p>
+            <w:pPr>
+              <w:snapToGrid w:val="0"/>
+              <w:rPr>
+                <w:rFonts w:ascii="游ゴシック" w:eastAsia="游ゴシック" w:hAnsi="游ゴシック" w:hint="eastAsia"/>
+                <w:sz w:val="20"/>
+              </w:rPr>
+            </w:pPr>
+          </w:p>
+        </w:tc>
+        <w:tc>
+          <w:tcPr>
+            <w:tcW w:w="4935" w:type="dxa"/>
+            <w:vAlign w:val="center"/>
+          </w:tcPr>
+          <w:p>
+            <w:pPr>
+              <w:snapToGrid w:val="0"/>
+              <w:rPr>
+                <w:rFonts w:ascii="游ゴシック" w:eastAsia="游ゴシック" w:hAnsi="游ゴシック" w:hint="eastAsia"/>
+                <w:sz w:val="20"/>
+              </w:rPr>
+            </w:pPr>
+            <w:r>
+              <w:rPr>
+                <w:rFonts w:ascii="游ゴシック" w:eastAsia="游ゴシック" w:hAnsi="游ゴシック" w:hint="eastAsia"/>
+                <w:sz w:val="20"/>
+              </w:rPr>
+              <w:t>料金番号</w:t>
+            </w:r>
+            <w:r>
+              <w:rPr>
+                <w:rFonts w:ascii="游ゴシック" w:eastAsia="游ゴシック" w:hAnsi="游ゴシック"/>
+                <w:sz w:val="20"/>
+              </w:rPr>
+              <w:t>“15”</w:t>
+            </w:r>
+            <w:r>
+              <w:rPr>
+                <w:rFonts w:ascii="游ゴシック" w:eastAsia="游ゴシック" w:hAnsi="游ゴシック" w:hint="eastAsia"/>
+                <w:sz w:val="20"/>
+              </w:rPr>
+              <w:t>の料金情報編集画面で削除ボタンを押下した時に、O</w:t>
+            </w:r>
+            <w:r>
+              <w:rPr>
+                <w:rFonts w:ascii="游ゴシック" w:eastAsia="游ゴシック" w:hAnsi="游ゴシック"/>
+                <w:sz w:val="20"/>
+              </w:rPr>
+              <w:t>K</w:t>
+            </w:r>
+            <w:r>
+              <w:rPr>
+                <w:rFonts w:ascii="游ゴシック" w:eastAsia="游ゴシック" w:hAnsi="游ゴシック" w:hint="eastAsia"/>
+                <w:sz w:val="20"/>
+              </w:rPr>
+              <w:t>ボタンを押下すると料金情報検索画面に遷移する</w:t>
+            </w:r>
+          </w:p>
+        </w:tc>
+        <w:tc>
+          <w:tcPr>
+            <w:tcW w:w="1050" w:type="dxa"/>
+            <w:vAlign w:val="center"/>
+          </w:tcPr>
+          <w:p>
+            <w:pPr>
+              <w:snapToGrid w:val="0"/>
+              <w:jc w:val="center"/>
+              <w:rPr>
+                <w:rFonts w:ascii="游ゴシック" w:eastAsia="游ゴシック" w:hAnsi="游ゴシック"/>
+                <w:sz w:val="20"/>
+              </w:rPr>
+            </w:pPr>
+          </w:p>
+        </w:tc>
+        <w:tc>
+          <w:tcPr>
+            <w:tcW w:w="945" w:type="dxa"/>
+            <w:vAlign w:val="center"/>
+          </w:tcPr>
+          <w:p>
+            <w:pPr>
+              <w:snapToGrid w:val="0"/>
+              <w:jc w:val="center"/>
+              <w:rPr>
+                <w:rFonts w:ascii="游ゴシック" w:eastAsia="游ゴシック" w:hAnsi="游ゴシック"/>
+                <w:sz w:val="20"/>
+              </w:rPr>
+            </w:pPr>
+          </w:p>
+        </w:tc>
+        <w:tc>
+          <w:tcPr>
+            <w:tcW w:w="2310" w:type="dxa"/>
+            <w:vMerge/>
+            <w:vAlign w:val="center"/>
+          </w:tcPr>
+          <w:p>
+            <w:pPr>
+              <w:snapToGrid w:val="0"/>
+              <w:rPr>
+                <w:rFonts w:ascii="游ゴシック" w:eastAsia="游ゴシック" w:hAnsi="游ゴシック"/>
+                <w:sz w:val="20"/>
+              </w:rPr>
+            </w:pPr>
+          </w:p>
+        </w:tc>
+      </w:tr>
+      <w:tr>
+        <w:trPr>
+          <w:trHeight w:val="567"/>
+        </w:trPr>
+        <w:tc>
+          <w:tcPr>
+            <w:tcW w:w="1050" w:type="dxa"/>
+            <w:vAlign w:val="center"/>
+          </w:tcPr>
+          <w:p>
+            <w:pPr>
+              <w:snapToGrid w:val="0"/>
+              <w:jc w:val="center"/>
+              <w:rPr>
+                <w:rFonts w:ascii="游ゴシック" w:eastAsia="游ゴシック" w:hAnsi="游ゴシック" w:hint="eastAsia"/>
+                <w:sz w:val="20"/>
+              </w:rPr>
+            </w:pPr>
+            <w:r>
+              <w:rPr>
+                <w:rFonts w:ascii="游ゴシック" w:eastAsia="游ゴシック" w:hAnsi="游ゴシック" w:hint="eastAsia"/>
+                <w:sz w:val="20"/>
+              </w:rPr>
+              <w:t>3</w:t>
+            </w:r>
+            <w:r>
+              <w:rPr>
+                <w:rFonts w:ascii="游ゴシック" w:eastAsia="游ゴシック" w:hAnsi="游ゴシック"/>
+                <w:sz w:val="20"/>
+              </w:rPr>
+              <w:t>9</w:t>
+            </w:r>
+          </w:p>
+        </w:tc>
+        <w:tc>
+          <w:tcPr>
+            <w:tcW w:w="5355" w:type="dxa"/>
+            <w:vAlign w:val="center"/>
+          </w:tcPr>
+          <w:p>
+            <w:pPr>
+              <w:snapToGrid w:val="0"/>
+              <w:rPr>
+                <w:rFonts w:ascii="游ゴシック" w:eastAsia="游ゴシック" w:hAnsi="游ゴシック" w:hint="eastAsia"/>
+                <w:sz w:val="20"/>
+              </w:rPr>
+            </w:pPr>
+          </w:p>
+        </w:tc>
+        <w:tc>
+          <w:tcPr>
+            <w:tcW w:w="4935" w:type="dxa"/>
+            <w:vAlign w:val="center"/>
+          </w:tcPr>
+          <w:p>
+            <w:pPr>
+              <w:snapToGrid w:val="0"/>
+              <w:rPr>
+                <w:rFonts w:ascii="游ゴシック" w:eastAsia="游ゴシック" w:hAnsi="游ゴシック" w:hint="eastAsia"/>
+                <w:sz w:val="20"/>
+              </w:rPr>
+            </w:pPr>
+            <w:r>
+              <w:rPr>
+                <w:rFonts w:ascii="游ゴシック" w:eastAsia="游ゴシック" w:hAnsi="游ゴシック" w:hint="eastAsia"/>
+                <w:sz w:val="20"/>
+              </w:rPr>
+              <w:t>項目3</w:t>
+            </w:r>
+            <w:r>
+              <w:rPr>
+                <w:rFonts w:ascii="游ゴシック" w:eastAsia="游ゴシック" w:hAnsi="游ゴシック"/>
+                <w:sz w:val="20"/>
+              </w:rPr>
+              <w:t>8</w:t>
+            </w:r>
+            <w:r>
+              <w:rPr>
+                <w:rFonts w:ascii="游ゴシック" w:eastAsia="游ゴシック" w:hAnsi="游ゴシック" w:hint="eastAsia"/>
+                <w:sz w:val="20"/>
+              </w:rPr>
+              <w:t>を実行した後にデーターベースに料金番号</w:t>
+            </w:r>
+            <w:r>
+              <w:rPr>
+                <w:rFonts w:ascii="游ゴシック" w:eastAsia="游ゴシック" w:hAnsi="游ゴシック"/>
+                <w:sz w:val="20"/>
+              </w:rPr>
+              <w:t>”15”</w:t>
+            </w:r>
+            <w:r>
+              <w:rPr>
+                <w:rFonts w:ascii="游ゴシック" w:eastAsia="游ゴシック" w:hAnsi="游ゴシック" w:hint="eastAsia"/>
+                <w:sz w:val="20"/>
+              </w:rPr>
+              <w:t>のレコードが存在しないことを確認する</w:t>
+            </w:r>
+          </w:p>
+        </w:tc>
+        <w:tc>
+          <w:tcPr>
+            <w:tcW w:w="1050" w:type="dxa"/>
+            <w:vAlign w:val="center"/>
+          </w:tcPr>
+          <w:p>
+            <w:pPr>
+              <w:snapToGrid w:val="0"/>
+              <w:jc w:val="center"/>
+              <w:rPr>
+                <w:rFonts w:ascii="游ゴシック" w:eastAsia="游ゴシック" w:hAnsi="游ゴシック"/>
+                <w:sz w:val="20"/>
+              </w:rPr>
+            </w:pPr>
+          </w:p>
+        </w:tc>
+        <w:tc>
+          <w:tcPr>
+            <w:tcW w:w="945" w:type="dxa"/>
+            <w:vAlign w:val="center"/>
+          </w:tcPr>
+          <w:p>
+            <w:pPr>
+              <w:snapToGrid w:val="0"/>
+              <w:jc w:val="center"/>
+              <w:rPr>
+                <w:rFonts w:ascii="游ゴシック" w:eastAsia="游ゴシック" w:hAnsi="游ゴシック"/>
+                <w:sz w:val="20"/>
+              </w:rPr>
+            </w:pPr>
+          </w:p>
+        </w:tc>
+        <w:tc>
+          <w:tcPr>
+            <w:tcW w:w="2310" w:type="dxa"/>
+            <w:vAlign w:val="center"/>
+          </w:tcPr>
+          <w:p>
+            <w:pPr>
+              <w:snapToGrid w:val="0"/>
+              <w:rPr>
+                <w:rFonts w:ascii="游ゴシック" w:eastAsia="游ゴシック" w:hAnsi="游ゴシック"/>
+                <w:sz w:val="20"/>
+              </w:rPr>
+            </w:pPr>
+          </w:p>
+        </w:tc>
+      </w:tr>
+      <w:tr>
+        <w:trPr>
+          <w:trHeight w:val="567"/>
+        </w:trPr>
+        <w:tc>
+          <w:tcPr>
+            <w:tcW w:w="1050" w:type="dxa"/>
+            <w:vAlign w:val="center"/>
+          </w:tcPr>
+          <w:p>
+            <w:pPr>
+              <w:snapToGrid w:val="0"/>
+              <w:jc w:val="center"/>
+              <w:rPr>
+                <w:rFonts w:ascii="游ゴシック" w:eastAsia="游ゴシック" w:hAnsi="游ゴシック" w:hint="eastAsia"/>
+                <w:sz w:val="20"/>
+              </w:rPr>
+            </w:pPr>
+            <w:r>
+              <w:rPr>
+                <w:rFonts w:ascii="游ゴシック" w:eastAsia="游ゴシック" w:hAnsi="游ゴシック" w:hint="eastAsia"/>
+                <w:sz w:val="20"/>
+              </w:rPr>
+              <w:t>4</w:t>
+            </w:r>
+            <w:r>
+              <w:rPr>
+                <w:rFonts w:ascii="游ゴシック" w:eastAsia="游ゴシック" w:hAnsi="游ゴシック"/>
+                <w:sz w:val="20"/>
+              </w:rPr>
+              <w:t>0</w:t>
+            </w:r>
+          </w:p>
+        </w:tc>
+        <w:tc>
+          <w:tcPr>
+            <w:tcW w:w="5355" w:type="dxa"/>
+            <w:vAlign w:val="center"/>
+          </w:tcPr>
+          <w:p>
+            <w:pPr>
+              <w:snapToGrid w:val="0"/>
+              <w:rPr>
+                <w:rFonts w:ascii="游ゴシック" w:eastAsia="游ゴシック" w:hAnsi="游ゴシック" w:hint="eastAsia"/>
+                <w:sz w:val="20"/>
+              </w:rPr>
+            </w:pPr>
+            <w:r>
+              <w:rPr>
+                <w:rFonts w:ascii="游ゴシック" w:eastAsia="游ゴシック" w:hAnsi="游ゴシック" w:hint="eastAsia"/>
+                <w:sz w:val="20"/>
+              </w:rPr>
+              <w:t>料金新規追加画面の料金名の入力チェック</w:t>
+            </w:r>
+          </w:p>
+        </w:tc>
+        <w:tc>
+          <w:tcPr>
+            <w:tcW w:w="4935" w:type="dxa"/>
+            <w:vAlign w:val="center"/>
+          </w:tcPr>
+          <w:p>
+            <w:pPr>
+              <w:snapToGrid w:val="0"/>
+              <w:rPr>
+                <w:rFonts w:ascii="游ゴシック" w:eastAsia="游ゴシック" w:hAnsi="游ゴシック" w:hint="eastAsia"/>
+                <w:sz w:val="20"/>
+              </w:rPr>
+            </w:pPr>
+            <w:r>
+              <w:rPr>
+                <w:rFonts w:ascii="游ゴシック" w:eastAsia="游ゴシック" w:hAnsi="游ゴシック" w:hint="eastAsia"/>
+                <w:sz w:val="20"/>
+              </w:rPr>
+              <w:t>「料金名」が1</w:t>
+            </w:r>
+            <w:r>
+              <w:rPr>
+                <w:rFonts w:ascii="游ゴシック" w:eastAsia="游ゴシック" w:hAnsi="游ゴシック"/>
+                <w:sz w:val="20"/>
+              </w:rPr>
+              <w:t>27</w:t>
+            </w:r>
+            <w:r>
+              <w:rPr>
+                <w:rFonts w:ascii="游ゴシック" w:eastAsia="游ゴシック" w:hAnsi="游ゴシック" w:hint="eastAsia"/>
+                <w:sz w:val="20"/>
+              </w:rPr>
+              <w:t>文字までしか入力でないことを確認する、テキストボックスサイズの都合で1</w:t>
+            </w:r>
+            <w:r>
+              <w:rPr>
+                <w:rFonts w:ascii="游ゴシック" w:eastAsia="游ゴシック" w:hAnsi="游ゴシック"/>
+                <w:sz w:val="20"/>
+              </w:rPr>
+              <w:t>27</w:t>
+            </w:r>
+            <w:r>
+              <w:rPr>
+                <w:rFonts w:ascii="游ゴシック" w:eastAsia="游ゴシック" w:hAnsi="游ゴシック" w:hint="eastAsia"/>
+                <w:sz w:val="20"/>
+              </w:rPr>
+              <w:t>文字を同時に全て表示出来ない為、1</w:t>
+            </w:r>
+            <w:r>
+              <w:rPr>
+                <w:rFonts w:ascii="游ゴシック" w:eastAsia="游ゴシック" w:hAnsi="游ゴシック"/>
+                <w:sz w:val="20"/>
+              </w:rPr>
+              <w:t>00</w:t>
+            </w:r>
+            <w:r>
+              <w:rPr>
+                <w:rFonts w:ascii="游ゴシック" w:eastAsia="游ゴシック" w:hAnsi="游ゴシック" w:hint="eastAsia"/>
+                <w:sz w:val="20"/>
+              </w:rPr>
+              <w:t>文字以上表示されることを確認できれば良い</w:t>
+            </w:r>
+          </w:p>
+        </w:tc>
+        <w:tc>
+          <w:tcPr>
+            <w:tcW w:w="1050" w:type="dxa"/>
+            <w:vAlign w:val="center"/>
+          </w:tcPr>
+          <w:p>
+            <w:pPr>
+              <w:snapToGrid w:val="0"/>
+              <w:jc w:val="center"/>
+              <w:rPr>
+                <w:rFonts w:ascii="游ゴシック" w:eastAsia="游ゴシック" w:hAnsi="游ゴシック"/>
+                <w:sz w:val="20"/>
+              </w:rPr>
+            </w:pPr>
+          </w:p>
+        </w:tc>
+        <w:tc>
+          <w:tcPr>
+            <w:tcW w:w="945" w:type="dxa"/>
+            <w:vAlign w:val="center"/>
+          </w:tcPr>
+          <w:p>
+            <w:pPr>
+              <w:snapToGrid w:val="0"/>
+              <w:jc w:val="center"/>
+              <w:rPr>
+                <w:rFonts w:ascii="游ゴシック" w:eastAsia="游ゴシック" w:hAnsi="游ゴシック"/>
+                <w:sz w:val="20"/>
+              </w:rPr>
+            </w:pPr>
+          </w:p>
+        </w:tc>
+        <w:tc>
+          <w:tcPr>
+            <w:tcW w:w="2310" w:type="dxa"/>
+            <w:vAlign w:val="center"/>
+          </w:tcPr>
+          <w:p>
+            <w:pPr>
+              <w:snapToGrid w:val="0"/>
+              <w:rPr>
+                <w:rFonts w:ascii="游ゴシック" w:eastAsia="游ゴシック" w:hAnsi="游ゴシック"/>
+                <w:sz w:val="20"/>
+              </w:rPr>
+            </w:pPr>
+          </w:p>
+        </w:tc>
+      </w:tr>
+      <w:tr>
+        <w:trPr>
+          <w:trHeight w:val="567"/>
+        </w:trPr>
+        <w:tc>
+          <w:tcPr>
+            <w:tcW w:w="1050" w:type="dxa"/>
+            <w:vAlign w:val="center"/>
+          </w:tcPr>
+          <w:p>
+            <w:pPr>
+              <w:snapToGrid w:val="0"/>
+              <w:jc w:val="center"/>
+              <w:rPr>
+                <w:rFonts w:ascii="游ゴシック" w:eastAsia="游ゴシック" w:hAnsi="游ゴシック" w:hint="eastAsia"/>
+                <w:sz w:val="20"/>
+              </w:rPr>
+            </w:pPr>
+            <w:r>
+              <w:rPr>
+                <w:rFonts w:ascii="游ゴシック" w:eastAsia="游ゴシック" w:hAnsi="游ゴシック"/>
+                <w:sz w:val="20"/>
+              </w:rPr>
+              <w:t>41</w:t>
+            </w:r>
+          </w:p>
+        </w:tc>
+        <w:tc>
+          <w:tcPr>
+            <w:tcW w:w="5355" w:type="dxa"/>
+            <w:vAlign w:val="center"/>
+          </w:tcPr>
+          <w:p>
+            <w:pPr>
+              <w:snapToGrid w:val="0"/>
+              <w:rPr>
+                <w:rFonts w:ascii="游ゴシック" w:eastAsia="游ゴシック" w:hAnsi="游ゴシック" w:hint="eastAsia"/>
+                <w:sz w:val="20"/>
+              </w:rPr>
+            </w:pPr>
+            <w:r>
+              <w:rPr>
+                <w:rFonts w:ascii="游ゴシック" w:eastAsia="游ゴシック" w:hAnsi="游ゴシック" w:hint="eastAsia"/>
+                <w:sz w:val="20"/>
+              </w:rPr>
+              <w:t>料金新規追加画面の</w:t>
+            </w:r>
+            <w:r>
+              <w:rPr>
+                <w:rFonts w:ascii="游ゴシック" w:eastAsia="游ゴシック" w:hAnsi="游ゴシック" w:hint="eastAsia"/>
+                <w:sz w:val="20"/>
+              </w:rPr>
+              <w:t>月額料金</w:t>
+            </w:r>
+            <w:r>
+              <w:rPr>
+                <w:rFonts w:ascii="游ゴシック" w:eastAsia="游ゴシック" w:hAnsi="游ゴシック" w:hint="eastAsia"/>
+                <w:sz w:val="20"/>
+              </w:rPr>
+              <w:t>の</w:t>
+            </w:r>
+            <w:r>
+              <w:rPr>
+                <w:rFonts w:ascii="游ゴシック" w:eastAsia="游ゴシック" w:hAnsi="游ゴシック" w:hint="eastAsia"/>
+                <w:sz w:val="20"/>
+              </w:rPr>
+              <w:t>入力チェック</w:t>
+            </w:r>
+          </w:p>
+        </w:tc>
+        <w:tc>
+          <w:tcPr>
+            <w:tcW w:w="4935" w:type="dxa"/>
+            <w:vAlign w:val="center"/>
+          </w:tcPr>
+          <w:p>
+            <w:pPr>
+              <w:snapToGrid w:val="0"/>
+              <w:rPr>
+                <w:rFonts w:ascii="游ゴシック" w:eastAsia="游ゴシック" w:hAnsi="游ゴシック" w:hint="eastAsia"/>
+                <w:sz w:val="20"/>
+              </w:rPr>
+            </w:pPr>
+            <w:r>
+              <w:rPr>
+                <w:rFonts w:ascii="游ゴシック" w:eastAsia="游ゴシック" w:hAnsi="游ゴシック" w:hint="eastAsia"/>
+                <w:sz w:val="20"/>
+              </w:rPr>
+              <w:t>「月額料金」に</w:t>
+            </w:r>
+            <w:r>
+              <w:rPr>
+                <w:rFonts w:ascii="游ゴシック" w:eastAsia="游ゴシック" w:hAnsi="游ゴシック"/>
+                <w:sz w:val="20"/>
+              </w:rPr>
+              <w:t>”999999999”</w:t>
+            </w:r>
+            <w:r>
+              <w:rPr>
+                <w:rFonts w:ascii="游ゴシック" w:eastAsia="游ゴシック" w:hAnsi="游ゴシック" w:hint="eastAsia"/>
+                <w:sz w:val="20"/>
+              </w:rPr>
+              <w:t>と入力し9文字までしか入力できないことを確認する</w:t>
+            </w:r>
+          </w:p>
+        </w:tc>
+        <w:tc>
+          <w:tcPr>
+            <w:tcW w:w="1050" w:type="dxa"/>
+            <w:vAlign w:val="center"/>
+          </w:tcPr>
+          <w:p>
+            <w:pPr>
+              <w:snapToGrid w:val="0"/>
+              <w:jc w:val="center"/>
+              <w:rPr>
+                <w:rFonts w:ascii="游ゴシック" w:eastAsia="游ゴシック" w:hAnsi="游ゴシック"/>
+                <w:sz w:val="20"/>
+              </w:rPr>
+            </w:pPr>
+          </w:p>
+        </w:tc>
+        <w:tc>
+          <w:tcPr>
+            <w:tcW w:w="945" w:type="dxa"/>
+            <w:vAlign w:val="center"/>
+          </w:tcPr>
+          <w:p>
+            <w:pPr>
+              <w:snapToGrid w:val="0"/>
+              <w:jc w:val="center"/>
+              <w:rPr>
+                <w:rFonts w:ascii="游ゴシック" w:eastAsia="游ゴシック" w:hAnsi="游ゴシック"/>
+                <w:sz w:val="20"/>
+              </w:rPr>
+            </w:pPr>
+          </w:p>
+        </w:tc>
+        <w:tc>
+          <w:tcPr>
+            <w:tcW w:w="2310" w:type="dxa"/>
+            <w:vAlign w:val="center"/>
+          </w:tcPr>
+          <w:p>
+            <w:pPr>
+              <w:snapToGrid w:val="0"/>
+              <w:rPr>
+                <w:rFonts w:ascii="游ゴシック" w:eastAsia="游ゴシック" w:hAnsi="游ゴシック"/>
+                <w:sz w:val="20"/>
+              </w:rPr>
+            </w:pPr>
+          </w:p>
+        </w:tc>
+      </w:tr>
+      <w:tr>
+        <w:trPr>
+          <w:trHeight w:val="567"/>
+        </w:trPr>
+        <w:tc>
+          <w:tcPr>
+            <w:tcW w:w="1050" w:type="dxa"/>
+            <w:vAlign w:val="center"/>
+          </w:tcPr>
+          <w:p>
+            <w:pPr>
+              <w:snapToGrid w:val="0"/>
+              <w:jc w:val="center"/>
+              <w:rPr>
+                <w:rFonts w:ascii="游ゴシック" w:eastAsia="游ゴシック" w:hAnsi="游ゴシック" w:hint="eastAsia"/>
+                <w:sz w:val="20"/>
+              </w:rPr>
+            </w:pPr>
+            <w:r>
+              <w:rPr>
+                <w:rFonts w:ascii="游ゴシック" w:eastAsia="游ゴシック" w:hAnsi="游ゴシック" w:hint="eastAsia"/>
+                <w:sz w:val="20"/>
+              </w:rPr>
+              <w:t>4</w:t>
+            </w:r>
+            <w:r>
+              <w:rPr>
+                <w:rFonts w:ascii="游ゴシック" w:eastAsia="游ゴシック" w:hAnsi="游ゴシック"/>
+                <w:sz w:val="20"/>
+              </w:rPr>
+              <w:t>2</w:t>
+            </w:r>
+          </w:p>
+        </w:tc>
+        <w:tc>
+          <w:tcPr>
+            <w:tcW w:w="5355" w:type="dxa"/>
+            <w:vMerge w:val="restart"/>
+            <w:vAlign w:val="center"/>
+          </w:tcPr>
+          <w:p>
+            <w:pPr>
+              <w:snapToGrid w:val="0"/>
+              <w:rPr>
+                <w:rFonts w:ascii="游ゴシック" w:eastAsia="游ゴシック" w:hAnsi="游ゴシック" w:hint="eastAsia"/>
+                <w:sz w:val="20"/>
+              </w:rPr>
+            </w:pPr>
+            <w:r>
+              <w:rPr>
+                <w:rFonts w:ascii="游ゴシック" w:eastAsia="游ゴシック" w:hAnsi="游ゴシック" w:hint="eastAsia"/>
+                <w:sz w:val="20"/>
+              </w:rPr>
+              <w:t>料金新規追加画面の月額料金の境界値チェック</w:t>
+            </w:r>
+          </w:p>
+        </w:tc>
+        <w:tc>
+          <w:tcPr>
+            <w:tcW w:w="4935" w:type="dxa"/>
+            <w:vAlign w:val="center"/>
+          </w:tcPr>
+          <w:p>
+            <w:pPr>
+              <w:snapToGrid w:val="0"/>
+              <w:rPr>
+                <w:rFonts w:ascii="游ゴシック" w:eastAsia="游ゴシック" w:hAnsi="游ゴシック" w:hint="eastAsia"/>
+                <w:sz w:val="20"/>
+              </w:rPr>
+            </w:pPr>
+            <w:r>
+              <w:rPr>
+                <w:rFonts w:ascii="游ゴシック" w:eastAsia="游ゴシック" w:hAnsi="游ゴシック" w:hint="eastAsia"/>
+                <w:sz w:val="20"/>
+              </w:rPr>
+              <w:t>「月額料金」</w:t>
+            </w:r>
+            <w:r>
+              <w:rPr>
+                <w:rFonts w:ascii="游ゴシック" w:eastAsia="游ゴシック" w:hAnsi="游ゴシック" w:hint="eastAsia"/>
+                <w:sz w:val="20"/>
+              </w:rPr>
+              <w:t>に</w:t>
+            </w:r>
+            <w:r>
+              <w:rPr>
+                <w:rFonts w:ascii="游ゴシック" w:eastAsia="游ゴシック" w:hAnsi="游ゴシック"/>
+                <w:sz w:val="20"/>
+              </w:rPr>
+              <w:t>”-1”</w:t>
+            </w:r>
+            <w:r>
+              <w:rPr>
+                <w:rFonts w:ascii="游ゴシック" w:eastAsia="游ゴシック" w:hAnsi="游ゴシック" w:hint="eastAsia"/>
+                <w:sz w:val="20"/>
+              </w:rPr>
+              <w:t>と入力して保存ボタンを押下した時に、</w:t>
+            </w:r>
+            <w:r>
+              <w:rPr>
+                <w:rFonts w:ascii="游ゴシック" w:eastAsia="游ゴシック" w:hAnsi="游ゴシック"/>
+                <w:sz w:val="20"/>
+              </w:rPr>
+              <w:t>”</w:t>
+            </w:r>
+            <w:r>
+              <w:rPr>
+                <w:rFonts w:ascii="游ゴシック" w:eastAsia="游ゴシック" w:hAnsi="游ゴシック" w:cs="Segoe UI"/>
+                <w:color w:val="DC3545"/>
+                <w:shd w:val="clear" w:color="auto" w:fill="FFFFFF"/>
+              </w:rPr>
+              <w:t xml:space="preserve"> </w:t>
+            </w:r>
+            <w:r>
+              <w:rPr>
+                <w:rFonts w:ascii="游ゴシック" w:eastAsia="游ゴシック" w:hAnsi="游ゴシック" w:cs="Segoe UI"/>
+                <w:color w:val="DC3545"/>
+                <w:sz w:val="20"/>
+                <w:shd w:val="clear" w:color="auto" w:fill="FFFFFF"/>
+              </w:rPr>
+              <w:t>この項目は0以上の数値を入力してくださ</w:t>
+            </w:r>
+            <w:r>
+              <w:rPr>
+                <w:rFonts w:ascii="游ゴシック" w:eastAsia="游ゴシック" w:hAnsi="游ゴシック" w:cs="Segoe UI"/>
+                <w:color w:val="DC3545"/>
+                <w:sz w:val="20"/>
+                <w:shd w:val="clear" w:color="auto" w:fill="FFFFFF"/>
+              </w:rPr>
+              <w:lastRenderedPageBreak/>
+              <w:t>い。</w:t>
+            </w:r>
+            <w:r>
+              <w:rPr>
+                <w:rFonts w:ascii="游ゴシック" w:eastAsia="游ゴシック" w:hAnsi="游ゴシック"/>
+                <w:sz w:val="20"/>
+              </w:rPr>
+              <w:t>”</w:t>
+            </w:r>
+            <w:r>
+              <w:rPr>
+                <w:rFonts w:ascii="游ゴシック" w:eastAsia="游ゴシック" w:hAnsi="游ゴシック" w:hint="eastAsia"/>
+                <w:sz w:val="20"/>
+              </w:rPr>
+              <w:t>と表示される</w:t>
+            </w:r>
+          </w:p>
+        </w:tc>
+        <w:tc>
+          <w:tcPr>
+            <w:tcW w:w="1050" w:type="dxa"/>
+            <w:vAlign w:val="center"/>
+          </w:tcPr>
+          <w:p>
+            <w:pPr>
+              <w:snapToGrid w:val="0"/>
+              <w:jc w:val="center"/>
+              <w:rPr>
+                <w:rFonts w:ascii="游ゴシック" w:eastAsia="游ゴシック" w:hAnsi="游ゴシック"/>
+                <w:sz w:val="20"/>
+              </w:rPr>
+            </w:pPr>
+          </w:p>
+        </w:tc>
+        <w:tc>
+          <w:tcPr>
+            <w:tcW w:w="945" w:type="dxa"/>
+            <w:vAlign w:val="center"/>
+          </w:tcPr>
+          <w:p>
+            <w:pPr>
+              <w:snapToGrid w:val="0"/>
+              <w:jc w:val="center"/>
+              <w:rPr>
+                <w:rFonts w:ascii="游ゴシック" w:eastAsia="游ゴシック" w:hAnsi="游ゴシック"/>
+                <w:sz w:val="20"/>
+              </w:rPr>
+            </w:pPr>
+          </w:p>
+        </w:tc>
+        <w:tc>
+          <w:tcPr>
+            <w:tcW w:w="2310" w:type="dxa"/>
+            <w:vAlign w:val="center"/>
+          </w:tcPr>
+          <w:p>
+            <w:pPr>
+              <w:snapToGrid w:val="0"/>
+              <w:rPr>
+                <w:rFonts w:ascii="游ゴシック" w:eastAsia="游ゴシック" w:hAnsi="游ゴシック"/>
+                <w:sz w:val="20"/>
+              </w:rPr>
+            </w:pPr>
+          </w:p>
+        </w:tc>
+      </w:tr>
+      <w:tr>
+        <w:trPr>
+          <w:trHeight w:val="567"/>
+        </w:trPr>
+        <w:tc>
+          <w:tcPr>
+            <w:tcW w:w="1050" w:type="dxa"/>
+            <w:vAlign w:val="center"/>
+          </w:tcPr>
+          <w:p>
+            <w:pPr>
+              <w:snapToGrid w:val="0"/>
+              <w:jc w:val="center"/>
+              <w:rPr>
+                <w:rFonts w:ascii="游ゴシック" w:eastAsia="游ゴシック" w:hAnsi="游ゴシック" w:hint="eastAsia"/>
+                <w:sz w:val="20"/>
+              </w:rPr>
+            </w:pPr>
+            <w:r>
+              <w:rPr>
+                <w:rFonts w:ascii="游ゴシック" w:eastAsia="游ゴシック" w:hAnsi="游ゴシック" w:hint="eastAsia"/>
+                <w:sz w:val="20"/>
+              </w:rPr>
+              <w:t>4</w:t>
+            </w:r>
+            <w:r>
+              <w:rPr>
+                <w:rFonts w:ascii="游ゴシック" w:eastAsia="游ゴシック" w:hAnsi="游ゴシック"/>
+                <w:sz w:val="20"/>
+              </w:rPr>
+              <w:t>3</w:t>
+            </w:r>
+          </w:p>
+        </w:tc>
+        <w:tc>
+          <w:tcPr>
+            <w:tcW w:w="5355" w:type="dxa"/>
+            <w:vMerge/>
+            <w:vAlign w:val="center"/>
+          </w:tcPr>
+          <w:p>
+            <w:pPr>
+              <w:snapToGrid w:val="0"/>
+              <w:rPr>
+                <w:rFonts w:ascii="游ゴシック" w:eastAsia="游ゴシック" w:hAnsi="游ゴシック" w:hint="eastAsia"/>
+                <w:sz w:val="20"/>
+              </w:rPr>
+            </w:pPr>
+          </w:p>
+        </w:tc>
+        <w:tc>
+          <w:tcPr>
+            <w:tcW w:w="4935" w:type="dxa"/>
+            <w:vAlign w:val="center"/>
+          </w:tcPr>
+          <w:p>
+            <w:pPr>
+              <w:snapToGrid w:val="0"/>
+              <w:rPr>
+                <w:rFonts w:ascii="游ゴシック" w:eastAsia="游ゴシック" w:hAnsi="游ゴシック" w:hint="eastAsia"/>
+                <w:sz w:val="20"/>
+              </w:rPr>
+            </w:pPr>
+            <w:r>
+              <w:rPr>
+                <w:rFonts w:ascii="游ゴシック" w:eastAsia="游ゴシック" w:hAnsi="游ゴシック" w:hint="eastAsia"/>
+                <w:sz w:val="20"/>
+              </w:rPr>
+              <w:t>「料金名」に</w:t>
+            </w:r>
+            <w:r>
+              <w:rPr>
+                <w:rFonts w:ascii="游ゴシック" w:eastAsia="游ゴシック" w:hAnsi="游ゴシック"/>
+                <w:sz w:val="20"/>
+              </w:rPr>
+              <w:t>”</w:t>
+            </w:r>
+            <w:r>
+              <w:rPr>
+                <w:rFonts w:ascii="游ゴシック" w:eastAsia="游ゴシック" w:hAnsi="游ゴシック" w:hint="eastAsia"/>
+                <w:sz w:val="20"/>
+              </w:rPr>
+              <w:t>月額料金</w:t>
+            </w:r>
+            <w:r>
+              <w:rPr>
+                <w:rFonts w:ascii="游ゴシック" w:eastAsia="游ゴシック" w:hAnsi="游ゴシック"/>
+                <w:sz w:val="20"/>
+              </w:rPr>
+              <w:t>”</w:t>
+            </w:r>
+            <w:r>
+              <w:rPr>
+                <w:rFonts w:ascii="游ゴシック" w:eastAsia="游ゴシック" w:hAnsi="游ゴシック" w:hint="eastAsia"/>
+                <w:sz w:val="20"/>
+              </w:rPr>
+              <w:t>「</w:t>
+            </w:r>
+            <w:r>
+              <w:rPr>
+                <w:rFonts w:ascii="游ゴシック" w:eastAsia="游ゴシック" w:hAnsi="游ゴシック" w:hint="eastAsia"/>
+                <w:sz w:val="20"/>
+              </w:rPr>
+              <w:t>月額料金」に</w:t>
+            </w:r>
+            <w:r>
+              <w:rPr>
+                <w:rFonts w:ascii="游ゴシック" w:eastAsia="游ゴシック" w:hAnsi="游ゴシック"/>
+                <w:sz w:val="20"/>
+              </w:rPr>
+              <w:t>”</w:t>
+            </w:r>
+            <w:r>
+              <w:rPr>
+                <w:rFonts w:ascii="游ゴシック" w:eastAsia="游ゴシック" w:hAnsi="游ゴシック"/>
+                <w:sz w:val="20"/>
+              </w:rPr>
+              <w:t>0</w:t>
+            </w:r>
+            <w:r>
+              <w:rPr>
+                <w:rFonts w:ascii="游ゴシック" w:eastAsia="游ゴシック" w:hAnsi="游ゴシック"/>
+                <w:sz w:val="20"/>
+              </w:rPr>
+              <w:t>”</w:t>
+            </w:r>
+            <w:r>
+              <w:rPr>
+                <w:rFonts w:ascii="游ゴシック" w:eastAsia="游ゴシック" w:hAnsi="游ゴシック" w:hint="eastAsia"/>
+                <w:sz w:val="20"/>
+              </w:rPr>
+              <w:t>「加入日」に</w:t>
+            </w:r>
+            <w:r>
+              <w:rPr>
+                <w:rFonts w:ascii="游ゴシック" w:eastAsia="游ゴシック" w:hAnsi="游ゴシック"/>
+                <w:sz w:val="20"/>
+              </w:rPr>
+              <w:t>”2025</w:t>
+            </w:r>
+            <w:r>
+              <w:rPr>
+                <w:rFonts w:ascii="游ゴシック" w:eastAsia="游ゴシック" w:hAnsi="游ゴシック" w:hint="eastAsia"/>
+                <w:sz w:val="20"/>
+              </w:rPr>
+              <w:t>年</w:t>
+            </w:r>
+            <w:r>
+              <w:rPr>
+                <w:rFonts w:ascii="游ゴシック" w:eastAsia="游ゴシック" w:hAnsi="游ゴシック"/>
+                <w:sz w:val="20"/>
+              </w:rPr>
+              <w:t>10</w:t>
+            </w:r>
+            <w:r>
+              <w:rPr>
+                <w:rFonts w:ascii="游ゴシック" w:eastAsia="游ゴシック" w:hAnsi="游ゴシック" w:hint="eastAsia"/>
+                <w:sz w:val="20"/>
+              </w:rPr>
+              <w:t>月1</w:t>
+            </w:r>
+            <w:r>
+              <w:rPr>
+                <w:rFonts w:ascii="游ゴシック" w:eastAsia="游ゴシック" w:hAnsi="游ゴシック"/>
+                <w:sz w:val="20"/>
+              </w:rPr>
+              <w:t>0</w:t>
+            </w:r>
+            <w:r>
+              <w:rPr>
+                <w:rFonts w:ascii="游ゴシック" w:eastAsia="游ゴシック" w:hAnsi="游ゴシック" w:hint="eastAsia"/>
+                <w:sz w:val="20"/>
+              </w:rPr>
+              <w:t>日</w:t>
+            </w:r>
+            <w:r>
+              <w:rPr>
+                <w:rFonts w:ascii="游ゴシック" w:eastAsia="游ゴシック" w:hAnsi="游ゴシック"/>
+                <w:sz w:val="20"/>
+              </w:rPr>
+              <w:t>”</w:t>
+            </w:r>
+            <w:r>
+              <w:rPr>
+                <w:rFonts w:ascii="游ゴシック" w:eastAsia="游ゴシック" w:hAnsi="游ゴシック" w:hint="eastAsia"/>
+                <w:sz w:val="20"/>
+              </w:rPr>
+              <w:t>と</w:t>
+            </w:r>
+            <w:r>
+              <w:rPr>
+                <w:rFonts w:ascii="游ゴシック" w:eastAsia="游ゴシック" w:hAnsi="游ゴシック" w:hint="eastAsia"/>
+                <w:sz w:val="20"/>
+              </w:rPr>
+              <w:t>記載</w:t>
+            </w:r>
+            <w:r>
+              <w:rPr>
+                <w:rFonts w:ascii="游ゴシック" w:eastAsia="游ゴシック" w:hAnsi="游ゴシック" w:hint="eastAsia"/>
+                <w:sz w:val="20"/>
+              </w:rPr>
+              <w:t>して保存ボタンを押下</w:t>
+            </w:r>
+            <w:r>
+              <w:rPr>
+                <w:rFonts w:ascii="游ゴシック" w:eastAsia="游ゴシック" w:hAnsi="游ゴシック" w:hint="eastAsia"/>
+                <w:sz w:val="20"/>
+              </w:rPr>
+              <w:t>した時に警告文が表示されずバリデーションチェックに引っかからないことを確認する</w:t>
+            </w:r>
+          </w:p>
+        </w:tc>
+        <w:tc>
+          <w:tcPr>
+            <w:tcW w:w="1050" w:type="dxa"/>
+            <w:vAlign w:val="center"/>
+          </w:tcPr>
+          <w:p>
+            <w:pPr>
+              <w:snapToGrid w:val="0"/>
+              <w:jc w:val="center"/>
+              <w:rPr>
+                <w:rFonts w:ascii="游ゴシック" w:eastAsia="游ゴシック" w:hAnsi="游ゴシック"/>
+                <w:sz w:val="20"/>
+              </w:rPr>
+            </w:pPr>
+          </w:p>
+        </w:tc>
+        <w:tc>
+          <w:tcPr>
+            <w:tcW w:w="945" w:type="dxa"/>
+            <w:vAlign w:val="center"/>
+          </w:tcPr>
+          <w:p>
+            <w:pPr>
+              <w:snapToGrid w:val="0"/>
+              <w:jc w:val="center"/>
+              <w:rPr>
+                <w:rFonts w:ascii="游ゴシック" w:eastAsia="游ゴシック" w:hAnsi="游ゴシック"/>
+                <w:sz w:val="20"/>
+              </w:rPr>
+            </w:pPr>
+          </w:p>
+        </w:tc>
+        <w:tc>
+          <w:tcPr>
+            <w:tcW w:w="2310" w:type="dxa"/>
+            <w:vAlign w:val="center"/>
+          </w:tcPr>
+          <w:p>
+            <w:pPr>
+              <w:snapToGrid w:val="0"/>
+              <w:rPr>
+                <w:rFonts w:ascii="游ゴシック" w:eastAsia="游ゴシック" w:hAnsi="游ゴシック"/>
+                <w:sz w:val="20"/>
+              </w:rPr>
+            </w:pPr>
+          </w:p>
+        </w:tc>
+      </w:tr>
+      <w:tr>
+        <w:trPr>
+          <w:trHeight w:val="567"/>
+        </w:trPr>
+        <w:tc>
+          <w:tcPr>
+            <w:tcW w:w="1050" w:type="dxa"/>
+            <w:vAlign w:val="center"/>
+          </w:tcPr>
+          <w:p>
+            <w:pPr>
+              <w:snapToGrid w:val="0"/>
+              <w:jc w:val="center"/>
+              <w:rPr>
+                <w:rFonts w:ascii="游ゴシック" w:eastAsia="游ゴシック" w:hAnsi="游ゴシック" w:hint="eastAsia"/>
+                <w:sz w:val="20"/>
+              </w:rPr>
+            </w:pPr>
+            <w:r>
+              <w:rPr>
+                <w:rFonts w:ascii="游ゴシック" w:eastAsia="游ゴシック" w:hAnsi="游ゴシック" w:hint="eastAsia"/>
+                <w:sz w:val="20"/>
+              </w:rPr>
+              <w:t>4</w:t>
+            </w:r>
+            <w:r>
+              <w:rPr>
+                <w:rFonts w:ascii="游ゴシック" w:eastAsia="游ゴシック" w:hAnsi="游ゴシック"/>
+                <w:sz w:val="20"/>
+              </w:rPr>
+              <w:t>4</w:t>
+            </w:r>
+          </w:p>
+        </w:tc>
+        <w:tc>
+          <w:tcPr>
+            <w:tcW w:w="5355" w:type="dxa"/>
+            <w:vMerge/>
+            <w:vAlign w:val="center"/>
+          </w:tcPr>
+          <w:p>
+            <w:pPr>
+              <w:snapToGrid w:val="0"/>
+              <w:rPr>
+                <w:rFonts w:ascii="游ゴシック" w:eastAsia="游ゴシック" w:hAnsi="游ゴシック" w:hint="eastAsia"/>
+                <w:sz w:val="20"/>
+              </w:rPr>
+            </w:pPr>
+          </w:p>
+        </w:tc>
+        <w:tc>
+          <w:tcPr>
+            <w:tcW w:w="4935" w:type="dxa"/>
+            <w:vAlign w:val="center"/>
+          </w:tcPr>
+          <w:p>
+            <w:pPr>
+              <w:snapToGrid w:val="0"/>
+              <w:rPr>
+                <w:rFonts w:ascii="游ゴシック" w:eastAsia="游ゴシック" w:hAnsi="游ゴシック" w:hint="eastAsia"/>
+                <w:sz w:val="20"/>
+              </w:rPr>
+            </w:pPr>
+            <w:r>
+              <w:rPr>
+                <w:rFonts w:ascii="游ゴシック" w:eastAsia="游ゴシック" w:hAnsi="游ゴシック" w:hint="eastAsia"/>
+                <w:sz w:val="20"/>
+              </w:rPr>
+              <w:t>「料金名」に</w:t>
+            </w:r>
+            <w:r>
+              <w:rPr>
+                <w:rFonts w:ascii="游ゴシック" w:eastAsia="游ゴシック" w:hAnsi="游ゴシック"/>
+                <w:sz w:val="20"/>
+              </w:rPr>
+              <w:t>”</w:t>
+            </w:r>
+            <w:r>
+              <w:rPr>
+                <w:rFonts w:ascii="游ゴシック" w:eastAsia="游ゴシック" w:hAnsi="游ゴシック" w:hint="eastAsia"/>
+                <w:sz w:val="20"/>
+              </w:rPr>
+              <w:t>月額料金</w:t>
+            </w:r>
+            <w:r>
+              <w:rPr>
+                <w:rFonts w:ascii="游ゴシック" w:eastAsia="游ゴシック" w:hAnsi="游ゴシック"/>
+                <w:sz w:val="20"/>
+              </w:rPr>
+              <w:t>”</w:t>
+            </w:r>
+            <w:r>
+              <w:rPr>
+                <w:rFonts w:ascii="游ゴシック" w:eastAsia="游ゴシック" w:hAnsi="游ゴシック" w:hint="eastAsia"/>
+                <w:sz w:val="20"/>
+              </w:rPr>
+              <w:t>「</w:t>
+            </w:r>
+            <w:r>
+              <w:rPr>
+                <w:rFonts w:ascii="游ゴシック" w:eastAsia="游ゴシック" w:hAnsi="游ゴシック" w:hint="eastAsia"/>
+                <w:sz w:val="20"/>
+              </w:rPr>
+              <w:t>月額料金」に</w:t>
+            </w:r>
+            <w:r>
+              <w:rPr>
+                <w:rFonts w:ascii="游ゴシック" w:eastAsia="游ゴシック" w:hAnsi="游ゴシック"/>
+                <w:sz w:val="20"/>
+              </w:rPr>
+              <w:t>”</w:t>
+            </w:r>
+            <w:r>
+              <w:rPr>
+                <w:rFonts w:ascii="游ゴシック" w:eastAsia="游ゴシック" w:hAnsi="游ゴシック"/>
+                <w:sz w:val="20"/>
+              </w:rPr>
+              <w:t>999999999</w:t>
+            </w:r>
+            <w:r>
+              <w:rPr>
+                <w:rFonts w:ascii="游ゴシック" w:eastAsia="游ゴシック" w:hAnsi="游ゴシック"/>
+                <w:sz w:val="20"/>
+              </w:rPr>
+              <w:t>”</w:t>
+            </w:r>
+            <w:r>
+              <w:rPr>
+                <w:rFonts w:ascii="游ゴシック" w:eastAsia="游ゴシック" w:hAnsi="游ゴシック" w:hint="eastAsia"/>
+                <w:sz w:val="20"/>
+              </w:rPr>
+              <w:t>「加入日」に</w:t>
+            </w:r>
+            <w:r>
+              <w:rPr>
+                <w:rFonts w:ascii="游ゴシック" w:eastAsia="游ゴシック" w:hAnsi="游ゴシック"/>
+                <w:sz w:val="20"/>
+              </w:rPr>
+              <w:t>”2025</w:t>
+            </w:r>
+            <w:r>
+              <w:rPr>
+                <w:rFonts w:ascii="游ゴシック" w:eastAsia="游ゴシック" w:hAnsi="游ゴシック" w:hint="eastAsia"/>
+                <w:sz w:val="20"/>
+              </w:rPr>
+              <w:t>年</w:t>
+            </w:r>
+            <w:r>
+              <w:rPr>
+                <w:rFonts w:ascii="游ゴシック" w:eastAsia="游ゴシック" w:hAnsi="游ゴシック"/>
+                <w:sz w:val="20"/>
+              </w:rPr>
+              <w:t>10</w:t>
+            </w:r>
+            <w:r>
+              <w:rPr>
+                <w:rFonts w:ascii="游ゴシック" w:eastAsia="游ゴシック" w:hAnsi="游ゴシック" w:hint="eastAsia"/>
+                <w:sz w:val="20"/>
+              </w:rPr>
+              <w:t>月1</w:t>
+            </w:r>
+            <w:r>
+              <w:rPr>
+                <w:rFonts w:ascii="游ゴシック" w:eastAsia="游ゴシック" w:hAnsi="游ゴシック"/>
+                <w:sz w:val="20"/>
+              </w:rPr>
+              <w:t>0</w:t>
+            </w:r>
+            <w:r>
+              <w:rPr>
+                <w:rFonts w:ascii="游ゴシック" w:eastAsia="游ゴシック" w:hAnsi="游ゴシック" w:hint="eastAsia"/>
+                <w:sz w:val="20"/>
+              </w:rPr>
+              <w:t>日</w:t>
+            </w:r>
+            <w:r>
+              <w:rPr>
+                <w:rFonts w:ascii="游ゴシック" w:eastAsia="游ゴシック" w:hAnsi="游ゴシック"/>
+                <w:sz w:val="20"/>
+              </w:rPr>
+              <w:t>”</w:t>
+            </w:r>
+            <w:r>
+              <w:rPr>
+                <w:rFonts w:ascii="游ゴシック" w:eastAsia="游ゴシック" w:hAnsi="游ゴシック" w:hint="eastAsia"/>
+                <w:sz w:val="20"/>
+              </w:rPr>
+              <w:t>と</w:t>
+            </w:r>
+            <w:r>
+              <w:rPr>
+                <w:rFonts w:ascii="游ゴシック" w:eastAsia="游ゴシック" w:hAnsi="游ゴシック" w:hint="eastAsia"/>
+                <w:sz w:val="20"/>
+              </w:rPr>
+              <w:t>記載</w:t>
+            </w:r>
+            <w:r>
+              <w:rPr>
+                <w:rFonts w:ascii="游ゴシック" w:eastAsia="游ゴシック" w:hAnsi="游ゴシック" w:hint="eastAsia"/>
+                <w:sz w:val="20"/>
+              </w:rPr>
+              <w:t>して保存ボタンを押下し</w:t>
+            </w:r>
+            <w:r>
+              <w:rPr>
+                <w:rFonts w:ascii="游ゴシック" w:eastAsia="游ゴシック" w:hAnsi="游ゴシック" w:hint="eastAsia"/>
+                <w:sz w:val="20"/>
+              </w:rPr>
+              <w:t>た時に、</w:t>
+            </w:r>
+            <w:r>
+              <w:rPr>
+                <w:rFonts w:ascii="游ゴシック" w:eastAsia="游ゴシック" w:hAnsi="游ゴシック" w:hint="eastAsia"/>
+                <w:sz w:val="20"/>
+              </w:rPr>
+              <w:t>警告文が表示されずバリデーションチェックに引っかからないことを確認する</w:t>
+            </w:r>
+          </w:p>
+        </w:tc>
+        <w:tc>
+          <w:tcPr>
+            <w:tcW w:w="1050" w:type="dxa"/>
+            <w:vAlign w:val="center"/>
+          </w:tcPr>
+          <w:p>
+            <w:pPr>
+              <w:snapToGrid w:val="0"/>
+              <w:jc w:val="center"/>
+              <w:rPr>
+                <w:rFonts w:ascii="游ゴシック" w:eastAsia="游ゴシック" w:hAnsi="游ゴシック"/>
+                <w:sz w:val="20"/>
+              </w:rPr>
+            </w:pPr>
+          </w:p>
+        </w:tc>
+        <w:tc>
+          <w:tcPr>
+            <w:tcW w:w="945" w:type="dxa"/>
+            <w:vAlign w:val="center"/>
+          </w:tcPr>
+          <w:p>
+            <w:pPr>
+              <w:snapToGrid w:val="0"/>
+              <w:jc w:val="center"/>
+              <w:rPr>
+                <w:rFonts w:ascii="游ゴシック" w:eastAsia="游ゴシック" w:hAnsi="游ゴシック"/>
+                <w:sz w:val="20"/>
+              </w:rPr>
+            </w:pPr>
+          </w:p>
+        </w:tc>
+        <w:tc>
+          <w:tcPr>
+            <w:tcW w:w="2310" w:type="dxa"/>
+            <w:vAlign w:val="center"/>
+          </w:tcPr>
+          <w:p>
+            <w:pPr>
+              <w:snapToGrid w:val="0"/>
+              <w:rPr>
+                <w:rFonts w:ascii="游ゴシック" w:eastAsia="游ゴシック" w:hAnsi="游ゴシック"/>
+                <w:sz w:val="20"/>
+              </w:rPr>
+            </w:pPr>
+          </w:p>
+        </w:tc>
+      </w:tr>
+      <w:tr>
+        <w:trPr>
+          <w:trHeight w:val="567"/>
+        </w:trPr>
+        <w:tc>
+          <w:tcPr>
+            <w:tcW w:w="1050" w:type="dxa"/>
+            <w:vAlign w:val="center"/>
+          </w:tcPr>
+          <w:p>
+            <w:pPr>
+              <w:snapToGrid w:val="0"/>
+              <w:jc w:val="center"/>
+              <w:rPr>
+                <w:rFonts w:ascii="游ゴシック" w:eastAsia="游ゴシック" w:hAnsi="游ゴシック" w:hint="eastAsia"/>
+                <w:sz w:val="20"/>
+              </w:rPr>
+            </w:pPr>
+            <w:r>
+              <w:rPr>
+                <w:rFonts w:ascii="游ゴシック" w:eastAsia="游ゴシック" w:hAnsi="游ゴシック" w:hint="eastAsia"/>
+                <w:sz w:val="20"/>
+              </w:rPr>
+              <w:t>4</w:t>
+            </w:r>
+            <w:r>
+              <w:rPr>
+                <w:rFonts w:ascii="游ゴシック" w:eastAsia="游ゴシック" w:hAnsi="游ゴシック"/>
+                <w:sz w:val="20"/>
+              </w:rPr>
+              <w:t>5</w:t>
+            </w:r>
+          </w:p>
+        </w:tc>
+        <w:tc>
+          <w:tcPr>
+            <w:tcW w:w="5355" w:type="dxa"/>
+            <w:vMerge/>
+            <w:vAlign w:val="center"/>
+          </w:tcPr>
+          <w:p>
+            <w:pPr>
+              <w:snapToGrid w:val="0"/>
+              <w:rPr>
+                <w:rFonts w:ascii="游ゴシック" w:eastAsia="游ゴシック" w:hAnsi="游ゴシック" w:hint="eastAsia"/>
+                <w:sz w:val="20"/>
+              </w:rPr>
+            </w:pPr>
+          </w:p>
+        </w:tc>
+        <w:tc>
+          <w:tcPr>
+            <w:tcW w:w="4935" w:type="dxa"/>
+            <w:vAlign w:val="center"/>
+          </w:tcPr>
+          <w:p>
+            <w:pPr>
+              <w:snapToGrid w:val="0"/>
+              <w:rPr>
+                <w:rFonts w:ascii="游ゴシック" w:eastAsia="游ゴシック" w:hAnsi="游ゴシック" w:hint="eastAsia"/>
+                <w:sz w:val="20"/>
+              </w:rPr>
+            </w:pPr>
+            <w:r>
+              <w:rPr>
+                <w:rFonts w:ascii="游ゴシック" w:eastAsia="游ゴシック" w:hAnsi="游ゴシック" w:hint="eastAsia"/>
+                <w:sz w:val="20"/>
+              </w:rPr>
+              <w:t>「</w:t>
+            </w:r>
+            <w:r>
+              <w:rPr>
+                <w:rFonts w:ascii="游ゴシック" w:eastAsia="游ゴシック" w:hAnsi="游ゴシック" w:hint="eastAsia"/>
+                <w:sz w:val="20"/>
+              </w:rPr>
+              <w:t>月額料金」に</w:t>
+            </w:r>
+            <w:r>
+              <w:rPr>
+                <w:rFonts w:ascii="游ゴシック" w:eastAsia="游ゴシック" w:hAnsi="游ゴシック"/>
+                <w:sz w:val="20"/>
+              </w:rPr>
+              <w:t>”</w:t>
+            </w:r>
+            <w:r>
+              <w:rPr>
+                <w:rFonts w:ascii="游ゴシック" w:eastAsia="游ゴシック" w:hAnsi="游ゴシック"/>
+                <w:sz w:val="20"/>
+              </w:rPr>
+              <w:t>1000000000</w:t>
+            </w:r>
+            <w:r>
+              <w:rPr>
+                <w:rFonts w:ascii="游ゴシック" w:eastAsia="游ゴシック" w:hAnsi="游ゴシック"/>
+                <w:sz w:val="20"/>
+              </w:rPr>
+              <w:t>”</w:t>
+            </w:r>
+            <w:r>
+              <w:rPr>
+                <w:rFonts w:ascii="游ゴシック" w:eastAsia="游ゴシック" w:hAnsi="游ゴシック" w:hint="eastAsia"/>
+                <w:sz w:val="20"/>
+              </w:rPr>
+              <w:t>と入力して保存ボタンを押下した時に、</w:t>
+            </w:r>
+            <w:r>
+              <w:rPr>
+                <w:rFonts w:ascii="游ゴシック" w:eastAsia="游ゴシック" w:hAnsi="游ゴシック" w:hint="eastAsia"/>
+                <w:sz w:val="20"/>
+              </w:rPr>
+              <w:t>警告文が表示されずバリデーションチェックに引っかからないことを確認する</w:t>
+            </w:r>
+          </w:p>
+        </w:tc>
+        <w:tc>
+          <w:tcPr>
+            <w:tcW w:w="1050" w:type="dxa"/>
+            <w:vAlign w:val="center"/>
+          </w:tcPr>
+          <w:p>
+            <w:pPr>
+              <w:snapToGrid w:val="0"/>
+              <w:jc w:val="center"/>
+              <w:rPr>
+                <w:rFonts w:ascii="游ゴシック" w:eastAsia="游ゴシック" w:hAnsi="游ゴシック"/>
+                <w:sz w:val="20"/>
+              </w:rPr>
+            </w:pPr>
+          </w:p>
+        </w:tc>
+        <w:tc>
+          <w:tcPr>
+            <w:tcW w:w="945" w:type="dxa"/>
+            <w:vAlign w:val="center"/>
+          </w:tcPr>
+          <w:p>
+            <w:pPr>
+              <w:snapToGrid w:val="0"/>
+              <w:jc w:val="center"/>
+              <w:rPr>
+                <w:rFonts w:ascii="游ゴシック" w:eastAsia="游ゴシック" w:hAnsi="游ゴシック"/>
+                <w:sz w:val="20"/>
+              </w:rPr>
+            </w:pPr>
+          </w:p>
+        </w:tc>
+        <w:tc>
+          <w:tcPr>
+            <w:tcW w:w="2310" w:type="dxa"/>
+            <w:vAlign w:val="center"/>
+          </w:tcPr>
+          <w:p>
+            <w:pPr>
+              <w:snapToGrid w:val="0"/>
+              <w:rPr>
+                <w:rFonts w:ascii="游ゴシック" w:eastAsia="游ゴシック" w:hAnsi="游ゴシック"/>
+                <w:sz w:val="20"/>
+              </w:rPr>
+            </w:pPr>
+          </w:p>
+        </w:tc>
+      </w:tr>
+      <w:tr>
+        <w:trPr>
+          <w:trHeight w:val="567"/>
+        </w:trPr>
+        <w:tc>
+          <w:tcPr>
+            <w:tcW w:w="1050" w:type="dxa"/>
+            <w:vAlign w:val="center"/>
+          </w:tcPr>
+          <w:p>
+            <w:pPr>
+              <w:snapToGrid w:val="0"/>
+              <w:jc w:val="center"/>
+              <w:rPr>
+                <w:rFonts w:ascii="游ゴシック" w:eastAsia="游ゴシック" w:hAnsi="游ゴシック" w:hint="eastAsia"/>
+                <w:sz w:val="20"/>
+              </w:rPr>
+            </w:pPr>
+            <w:r>
+              <w:rPr>
+                <w:rFonts w:ascii="游ゴシック" w:eastAsia="游ゴシック" w:hAnsi="游ゴシック" w:hint="eastAsia"/>
+                <w:sz w:val="20"/>
+              </w:rPr>
+              <w:t>4</w:t>
+            </w:r>
+            <w:r>
+              <w:rPr>
+                <w:rFonts w:ascii="游ゴシック" w:eastAsia="游ゴシック" w:hAnsi="游ゴシック"/>
+                <w:sz w:val="20"/>
+              </w:rPr>
+              <w:t>6</w:t>
+            </w:r>
+          </w:p>
+        </w:tc>
+        <w:tc>
+          <w:tcPr>
+            <w:tcW w:w="5355" w:type="dxa"/>
+            <w:vAlign w:val="center"/>
+          </w:tcPr>
+          <w:p>
+            <w:pPr>
+              <w:snapToGrid w:val="0"/>
+              <w:rPr>
+                <w:rFonts w:ascii="游ゴシック" w:eastAsia="游ゴシック" w:hAnsi="游ゴシック" w:hint="eastAsia"/>
+                <w:sz w:val="20"/>
+              </w:rPr>
+            </w:pPr>
+            <w:r>
+              <w:rPr>
+                <w:rFonts w:ascii="游ゴシック" w:eastAsia="游ゴシック" w:hAnsi="游ゴシック" w:hint="eastAsia"/>
+                <w:sz w:val="20"/>
+              </w:rPr>
+              <w:t>料金新規追加画面で不正な値を入力する</w:t>
+            </w:r>
+          </w:p>
+        </w:tc>
+        <w:tc>
+          <w:tcPr>
+            <w:tcW w:w="4935" w:type="dxa"/>
+            <w:vAlign w:val="center"/>
+          </w:tcPr>
+          <w:p>
+            <w:pPr>
+              <w:snapToGrid w:val="0"/>
+              <w:rPr>
+                <w:rFonts w:ascii="游ゴシック" w:eastAsia="游ゴシック" w:hAnsi="游ゴシック" w:hint="eastAsia"/>
+                <w:color w:val="000000"/>
+                <w:sz w:val="20"/>
+              </w:rPr>
+            </w:pPr>
+            <w:r>
+              <w:rPr>
+                <w:rFonts w:ascii="游ゴシック" w:eastAsia="游ゴシック" w:hAnsi="游ゴシック" w:hint="eastAsia"/>
+                <w:sz w:val="20"/>
+              </w:rPr>
               <w:t>「月額料金」で数字以外を入力して保存ボタンを押下した時に、データーベースに情報が保存されず月額料金の欄の下に</w:t>
             </w:r>
             <w:r>
@@ -5796,6 +7984,1508 @@
                 <w:shd w:val="clear" w:color="auto" w:fill="FFFFFF"/>
               </w:rPr>
               <w:t>と表示される</w:t>
+            </w:r>
+          </w:p>
+        </w:tc>
+        <w:tc>
+          <w:tcPr>
+            <w:tcW w:w="1050" w:type="dxa"/>
+            <w:vAlign w:val="center"/>
+          </w:tcPr>
+          <w:p>
+            <w:pPr>
+              <w:snapToGrid w:val="0"/>
+              <w:jc w:val="center"/>
+              <w:rPr>
+                <w:rFonts w:ascii="游ゴシック" w:eastAsia="游ゴシック" w:hAnsi="游ゴシック"/>
+                <w:sz w:val="20"/>
+              </w:rPr>
+            </w:pPr>
+          </w:p>
+        </w:tc>
+        <w:tc>
+          <w:tcPr>
+            <w:tcW w:w="945" w:type="dxa"/>
+            <w:vAlign w:val="center"/>
+          </w:tcPr>
+          <w:p>
+            <w:pPr>
+              <w:snapToGrid w:val="0"/>
+              <w:jc w:val="center"/>
+              <w:rPr>
+                <w:rFonts w:ascii="游ゴシック" w:eastAsia="游ゴシック" w:hAnsi="游ゴシック"/>
+                <w:sz w:val="20"/>
+              </w:rPr>
+            </w:pPr>
+          </w:p>
+        </w:tc>
+        <w:tc>
+          <w:tcPr>
+            <w:tcW w:w="2310" w:type="dxa"/>
+            <w:vAlign w:val="center"/>
+          </w:tcPr>
+          <w:p>
+            <w:pPr>
+              <w:snapToGrid w:val="0"/>
+              <w:rPr>
+                <w:rFonts w:ascii="游ゴシック" w:eastAsia="游ゴシック" w:hAnsi="游ゴシック"/>
+                <w:sz w:val="20"/>
+              </w:rPr>
+            </w:pPr>
+          </w:p>
+        </w:tc>
+      </w:tr>
+      <w:tr>
+        <w:trPr>
+          <w:trHeight w:val="567"/>
+        </w:trPr>
+        <w:tc>
+          <w:tcPr>
+            <w:tcW w:w="1050" w:type="dxa"/>
+            <w:vAlign w:val="center"/>
+          </w:tcPr>
+          <w:p>
+            <w:pPr>
+              <w:snapToGrid w:val="0"/>
+              <w:jc w:val="center"/>
+              <w:rPr>
+                <w:rFonts w:ascii="游ゴシック" w:eastAsia="游ゴシック" w:hAnsi="游ゴシック" w:hint="eastAsia"/>
+                <w:sz w:val="20"/>
+              </w:rPr>
+            </w:pPr>
+            <w:r>
+              <w:rPr>
+                <w:rFonts w:ascii="游ゴシック" w:eastAsia="游ゴシック" w:hAnsi="游ゴシック" w:hint="eastAsia"/>
+                <w:sz w:val="20"/>
+              </w:rPr>
+              <w:t>4</w:t>
+            </w:r>
+            <w:r>
+              <w:rPr>
+                <w:rFonts w:ascii="游ゴシック" w:eastAsia="游ゴシック" w:hAnsi="游ゴシック"/>
+                <w:sz w:val="20"/>
+              </w:rPr>
+              <w:t>7</w:t>
+            </w:r>
+          </w:p>
+        </w:tc>
+        <w:tc>
+          <w:tcPr>
+            <w:tcW w:w="5355" w:type="dxa"/>
+            <w:vAlign w:val="center"/>
+          </w:tcPr>
+          <w:p>
+            <w:pPr>
+              <w:snapToGrid w:val="0"/>
+              <w:rPr>
+                <w:rFonts w:ascii="游ゴシック" w:eastAsia="游ゴシック" w:hAnsi="游ゴシック" w:hint="eastAsia"/>
+                <w:sz w:val="20"/>
+              </w:rPr>
+            </w:pPr>
+            <w:r>
+              <w:rPr>
+                <w:rFonts w:ascii="游ゴシック" w:eastAsia="游ゴシック" w:hAnsi="游ゴシック" w:hint="eastAsia"/>
+                <w:sz w:val="20"/>
+              </w:rPr>
+              <w:t>料金編集画面の料金名の入力チェック</w:t>
+            </w:r>
+          </w:p>
+        </w:tc>
+        <w:tc>
+          <w:tcPr>
+            <w:tcW w:w="4935" w:type="dxa"/>
+            <w:vAlign w:val="center"/>
+          </w:tcPr>
+          <w:p>
+            <w:pPr>
+              <w:snapToGrid w:val="0"/>
+              <w:rPr>
+                <w:rFonts w:ascii="游ゴシック" w:eastAsia="游ゴシック" w:hAnsi="游ゴシック" w:hint="eastAsia"/>
+                <w:sz w:val="20"/>
+              </w:rPr>
+            </w:pPr>
+            <w:r>
+              <w:rPr>
+                <w:rFonts w:ascii="游ゴシック" w:eastAsia="游ゴシック" w:hAnsi="游ゴシック" w:hint="eastAsia"/>
+                <w:sz w:val="20"/>
+              </w:rPr>
+              <w:t>「料金名」が1</w:t>
+            </w:r>
+            <w:r>
+              <w:rPr>
+                <w:rFonts w:ascii="游ゴシック" w:eastAsia="游ゴシック" w:hAnsi="游ゴシック"/>
+                <w:sz w:val="20"/>
+              </w:rPr>
+              <w:t>27</w:t>
+            </w:r>
+            <w:r>
+              <w:rPr>
+                <w:rFonts w:ascii="游ゴシック" w:eastAsia="游ゴシック" w:hAnsi="游ゴシック" w:hint="eastAsia"/>
+                <w:sz w:val="20"/>
+              </w:rPr>
+              <w:t>文字までしか入力でないことを確認する、テキストボックスサイズの都合で1</w:t>
+            </w:r>
+            <w:r>
+              <w:rPr>
+                <w:rFonts w:ascii="游ゴシック" w:eastAsia="游ゴシック" w:hAnsi="游ゴシック"/>
+                <w:sz w:val="20"/>
+              </w:rPr>
+              <w:t>27</w:t>
+            </w:r>
+            <w:r>
+              <w:rPr>
+                <w:rFonts w:ascii="游ゴシック" w:eastAsia="游ゴシック" w:hAnsi="游ゴシック" w:hint="eastAsia"/>
+                <w:sz w:val="20"/>
+              </w:rPr>
+              <w:t>文字を同時に全て表示出来ない為、1</w:t>
+            </w:r>
+            <w:r>
+              <w:rPr>
+                <w:rFonts w:ascii="游ゴシック" w:eastAsia="游ゴシック" w:hAnsi="游ゴシック"/>
+                <w:sz w:val="20"/>
+              </w:rPr>
+              <w:t>00</w:t>
+            </w:r>
+            <w:r>
+              <w:rPr>
+                <w:rFonts w:ascii="游ゴシック" w:eastAsia="游ゴシック" w:hAnsi="游ゴシック" w:hint="eastAsia"/>
+                <w:sz w:val="20"/>
+              </w:rPr>
+              <w:t>文字以上表示されることを確認できれば良い</w:t>
+            </w:r>
+          </w:p>
+        </w:tc>
+        <w:tc>
+          <w:tcPr>
+            <w:tcW w:w="1050" w:type="dxa"/>
+            <w:vAlign w:val="center"/>
+          </w:tcPr>
+          <w:p>
+            <w:pPr>
+              <w:snapToGrid w:val="0"/>
+              <w:jc w:val="center"/>
+              <w:rPr>
+                <w:rFonts w:ascii="游ゴシック" w:eastAsia="游ゴシック" w:hAnsi="游ゴシック"/>
+                <w:sz w:val="20"/>
+              </w:rPr>
+            </w:pPr>
+          </w:p>
+        </w:tc>
+        <w:tc>
+          <w:tcPr>
+            <w:tcW w:w="945" w:type="dxa"/>
+            <w:vAlign w:val="center"/>
+          </w:tcPr>
+          <w:p>
+            <w:pPr>
+              <w:snapToGrid w:val="0"/>
+              <w:jc w:val="center"/>
+              <w:rPr>
+                <w:rFonts w:ascii="游ゴシック" w:eastAsia="游ゴシック" w:hAnsi="游ゴシック"/>
+                <w:sz w:val="20"/>
+              </w:rPr>
+            </w:pPr>
+          </w:p>
+        </w:tc>
+        <w:tc>
+          <w:tcPr>
+            <w:tcW w:w="2310" w:type="dxa"/>
+            <w:vAlign w:val="center"/>
+          </w:tcPr>
+          <w:p>
+            <w:pPr>
+              <w:snapToGrid w:val="0"/>
+              <w:rPr>
+                <w:rFonts w:ascii="游ゴシック" w:eastAsia="游ゴシック" w:hAnsi="游ゴシック"/>
+                <w:sz w:val="20"/>
+              </w:rPr>
+            </w:pPr>
+          </w:p>
+        </w:tc>
+      </w:tr>
+      <w:tr>
+        <w:trPr>
+          <w:trHeight w:val="567"/>
+        </w:trPr>
+        <w:tc>
+          <w:tcPr>
+            <w:tcW w:w="1050" w:type="dxa"/>
+            <w:vAlign w:val="center"/>
+          </w:tcPr>
+          <w:p>
+            <w:pPr>
+              <w:snapToGrid w:val="0"/>
+              <w:jc w:val="center"/>
+              <w:rPr>
+                <w:rFonts w:ascii="游ゴシック" w:eastAsia="游ゴシック" w:hAnsi="游ゴシック" w:hint="eastAsia"/>
+                <w:sz w:val="20"/>
+              </w:rPr>
+            </w:pPr>
+            <w:r>
+              <w:rPr>
+                <w:rFonts w:ascii="游ゴシック" w:eastAsia="游ゴシック" w:hAnsi="游ゴシック" w:hint="eastAsia"/>
+                <w:sz w:val="20"/>
+              </w:rPr>
+              <w:t>4</w:t>
+            </w:r>
+            <w:r>
+              <w:rPr>
+                <w:rFonts w:ascii="游ゴシック" w:eastAsia="游ゴシック" w:hAnsi="游ゴシック"/>
+                <w:sz w:val="20"/>
+              </w:rPr>
+              <w:t>8</w:t>
+            </w:r>
+          </w:p>
+        </w:tc>
+        <w:tc>
+          <w:tcPr>
+            <w:tcW w:w="5355" w:type="dxa"/>
+            <w:vAlign w:val="center"/>
+          </w:tcPr>
+          <w:p>
+            <w:pPr>
+              <w:snapToGrid w:val="0"/>
+              <w:rPr>
+                <w:rFonts w:ascii="游ゴシック" w:eastAsia="游ゴシック" w:hAnsi="游ゴシック" w:hint="eastAsia"/>
+                <w:sz w:val="20"/>
+              </w:rPr>
+            </w:pPr>
+            <w:r>
+              <w:rPr>
+                <w:rFonts w:ascii="游ゴシック" w:eastAsia="游ゴシック" w:hAnsi="游ゴシック" w:hint="eastAsia"/>
+                <w:sz w:val="20"/>
+              </w:rPr>
+              <w:t>料金編集画面の月額料金の入力チェック</w:t>
+            </w:r>
+          </w:p>
+        </w:tc>
+        <w:tc>
+          <w:tcPr>
+            <w:tcW w:w="4935" w:type="dxa"/>
+            <w:vAlign w:val="center"/>
+          </w:tcPr>
+          <w:p>
+            <w:pPr>
+              <w:snapToGrid w:val="0"/>
+              <w:rPr>
+                <w:rFonts w:ascii="游ゴシック" w:eastAsia="游ゴシック" w:hAnsi="游ゴシック" w:hint="eastAsia"/>
+                <w:sz w:val="20"/>
+              </w:rPr>
+            </w:pPr>
+            <w:r>
+              <w:rPr>
+                <w:rFonts w:ascii="游ゴシック" w:eastAsia="游ゴシック" w:hAnsi="游ゴシック" w:hint="eastAsia"/>
+                <w:sz w:val="20"/>
+              </w:rPr>
+              <w:t>「月額料金」に</w:t>
+            </w:r>
+            <w:r>
+              <w:rPr>
+                <w:rFonts w:ascii="游ゴシック" w:eastAsia="游ゴシック" w:hAnsi="游ゴシック"/>
+                <w:sz w:val="20"/>
+              </w:rPr>
+              <w:t>”999999999”</w:t>
+            </w:r>
+            <w:r>
+              <w:rPr>
+                <w:rFonts w:ascii="游ゴシック" w:eastAsia="游ゴシック" w:hAnsi="游ゴシック" w:hint="eastAsia"/>
+                <w:sz w:val="20"/>
+              </w:rPr>
+              <w:t>と入力して9文字までしか入力できないことを確認する</w:t>
+            </w:r>
+          </w:p>
+        </w:tc>
+        <w:tc>
+          <w:tcPr>
+            <w:tcW w:w="1050" w:type="dxa"/>
+            <w:vAlign w:val="center"/>
+          </w:tcPr>
+          <w:p>
+            <w:pPr>
+              <w:snapToGrid w:val="0"/>
+              <w:jc w:val="center"/>
+              <w:rPr>
+                <w:rFonts w:ascii="游ゴシック" w:eastAsia="游ゴシック" w:hAnsi="游ゴシック"/>
+                <w:sz w:val="20"/>
+              </w:rPr>
+            </w:pPr>
+          </w:p>
+        </w:tc>
+        <w:tc>
+          <w:tcPr>
+            <w:tcW w:w="945" w:type="dxa"/>
+            <w:vAlign w:val="center"/>
+          </w:tcPr>
+          <w:p>
+            <w:pPr>
+              <w:snapToGrid w:val="0"/>
+              <w:jc w:val="center"/>
+              <w:rPr>
+                <w:rFonts w:ascii="游ゴシック" w:eastAsia="游ゴシック" w:hAnsi="游ゴシック"/>
+                <w:sz w:val="20"/>
+              </w:rPr>
+            </w:pPr>
+          </w:p>
+        </w:tc>
+        <w:tc>
+          <w:tcPr>
+            <w:tcW w:w="2310" w:type="dxa"/>
+            <w:vAlign w:val="center"/>
+          </w:tcPr>
+          <w:p>
+            <w:pPr>
+              <w:snapToGrid w:val="0"/>
+              <w:rPr>
+                <w:rFonts w:ascii="游ゴシック" w:eastAsia="游ゴシック" w:hAnsi="游ゴシック"/>
+                <w:sz w:val="20"/>
+              </w:rPr>
+            </w:pPr>
+          </w:p>
+        </w:tc>
+      </w:tr>
+      <w:tr>
+        <w:trPr>
+          <w:trHeight w:val="1037"/>
+        </w:trPr>
+        <w:tc>
+          <w:tcPr>
+            <w:tcW w:w="1050" w:type="dxa"/>
+            <w:vAlign w:val="center"/>
+          </w:tcPr>
+          <w:p>
+            <w:pPr>
+              <w:snapToGrid w:val="0"/>
+              <w:jc w:val="center"/>
+              <w:rPr>
+                <w:rFonts w:ascii="游ゴシック" w:eastAsia="游ゴシック" w:hAnsi="游ゴシック" w:hint="eastAsia"/>
+                <w:sz w:val="20"/>
+              </w:rPr>
+            </w:pPr>
+            <w:r>
+              <w:rPr>
+                <w:rFonts w:ascii="游ゴシック" w:eastAsia="游ゴシック" w:hAnsi="游ゴシック" w:hint="eastAsia"/>
+                <w:sz w:val="20"/>
+              </w:rPr>
+              <w:t>4</w:t>
+            </w:r>
+            <w:r>
+              <w:rPr>
+                <w:rFonts w:ascii="游ゴシック" w:eastAsia="游ゴシック" w:hAnsi="游ゴシック"/>
+                <w:sz w:val="20"/>
+              </w:rPr>
+              <w:t>9</w:t>
+            </w:r>
+          </w:p>
+        </w:tc>
+        <w:tc>
+          <w:tcPr>
+            <w:tcW w:w="5355" w:type="dxa"/>
+            <w:vAlign w:val="center"/>
+          </w:tcPr>
+          <w:p>
+            <w:pPr>
+              <w:snapToGrid w:val="0"/>
+              <w:rPr>
+                <w:rFonts w:ascii="游ゴシック" w:eastAsia="游ゴシック" w:hAnsi="游ゴシック" w:hint="eastAsia"/>
+                <w:sz w:val="20"/>
+              </w:rPr>
+            </w:pPr>
+            <w:r>
+              <w:rPr>
+                <w:rFonts w:ascii="游ゴシック" w:eastAsia="游ゴシック" w:hAnsi="游ゴシック" w:hint="eastAsia"/>
+                <w:sz w:val="20"/>
+              </w:rPr>
+              <w:t>料金編集画面の月額料金のに数字以外の文字を入力</w:t>
+            </w:r>
+          </w:p>
+        </w:tc>
+        <w:tc>
+          <w:tcPr>
+            <w:tcW w:w="4935" w:type="dxa"/>
+            <w:vAlign w:val="center"/>
+          </w:tcPr>
+          <w:p>
+            <w:pPr>
+              <w:snapToGrid w:val="0"/>
+              <w:rPr>
+                <w:rFonts w:ascii="游ゴシック" w:eastAsia="游ゴシック" w:hAnsi="游ゴシック" w:hint="eastAsia"/>
+                <w:sz w:val="20"/>
+              </w:rPr>
+            </w:pPr>
+            <w:r>
+              <w:rPr>
+                <w:rFonts w:ascii="游ゴシック" w:eastAsia="游ゴシック" w:hAnsi="游ゴシック" w:hint="eastAsia"/>
+                <w:sz w:val="20"/>
+              </w:rPr>
+              <w:t>「月額料金」で数字以外を入力して保存ボタンを押下した時に、</w:t>
+            </w:r>
+            <w:r>
+              <w:rPr>
+                <w:rFonts w:ascii="游ゴシック" w:eastAsia="游ゴシック" w:hAnsi="游ゴシック"/>
+                <w:sz w:val="20"/>
+              </w:rPr>
+              <w:t>”</w:t>
+            </w:r>
+            <w:r>
+              <w:rPr>
+                <w:rFonts w:ascii="游ゴシック Light" w:eastAsia="游ゴシック Light" w:hAnsi="游ゴシック Light" w:cs="Segoe UI"/>
+                <w:color w:val="DC3545"/>
+                <w:shd w:val="clear" w:color="auto" w:fill="FFFFFF"/>
+              </w:rPr>
+              <w:t>不正な値が入力されています。</w:t>
+            </w:r>
+            <w:r>
+              <w:rPr>
+                <w:rFonts w:ascii="游ゴシック Light" w:eastAsia="游ゴシック Light" w:hAnsi="游ゴシック Light" w:cs="Segoe UI"/>
+                <w:color w:val="000000"/>
+                <w:shd w:val="clear" w:color="auto" w:fill="FFFFFF"/>
+              </w:rPr>
+              <w:t>”</w:t>
+            </w:r>
+            <w:r>
+              <w:rPr>
+                <w:rFonts w:ascii="游ゴシック Light" w:eastAsia="游ゴシック Light" w:hAnsi="游ゴシック Light" w:cs="Segoe UI" w:hint="eastAsia"/>
+                <w:color w:val="000000"/>
+                <w:shd w:val="clear" w:color="auto" w:fill="FFFFFF"/>
+              </w:rPr>
+              <w:t>と表示される</w:t>
+            </w:r>
+          </w:p>
+        </w:tc>
+        <w:tc>
+          <w:tcPr>
+            <w:tcW w:w="1050" w:type="dxa"/>
+            <w:vAlign w:val="center"/>
+          </w:tcPr>
+          <w:p>
+            <w:pPr>
+              <w:snapToGrid w:val="0"/>
+              <w:jc w:val="center"/>
+              <w:rPr>
+                <w:rFonts w:ascii="游ゴシック" w:eastAsia="游ゴシック" w:hAnsi="游ゴシック"/>
+                <w:sz w:val="20"/>
+              </w:rPr>
+            </w:pPr>
+          </w:p>
+        </w:tc>
+        <w:tc>
+          <w:tcPr>
+            <w:tcW w:w="945" w:type="dxa"/>
+            <w:vAlign w:val="center"/>
+          </w:tcPr>
+          <w:p>
+            <w:pPr>
+              <w:snapToGrid w:val="0"/>
+              <w:jc w:val="center"/>
+              <w:rPr>
+                <w:rFonts w:ascii="游ゴシック" w:eastAsia="游ゴシック" w:hAnsi="游ゴシック"/>
+                <w:sz w:val="20"/>
+              </w:rPr>
+            </w:pPr>
+          </w:p>
+        </w:tc>
+        <w:tc>
+          <w:tcPr>
+            <w:tcW w:w="2310" w:type="dxa"/>
+            <w:vAlign w:val="center"/>
+          </w:tcPr>
+          <w:p>
+            <w:pPr>
+              <w:snapToGrid w:val="0"/>
+              <w:rPr>
+                <w:rFonts w:ascii="游ゴシック" w:eastAsia="游ゴシック" w:hAnsi="游ゴシック"/>
+                <w:sz w:val="20"/>
+              </w:rPr>
+            </w:pPr>
+          </w:p>
+        </w:tc>
+      </w:tr>
+    </w:tbl>
+    <w:p/>
+    <w:tbl>
+      <w:tblPr>
+        <w:tblW w:w="0" w:type="auto"/>
+        <w:tblBorders>
+          <w:top w:val="single" w:sz="4" w:space="0" w:color="auto"/>
+          <w:left w:val="single" w:sz="4" w:space="0" w:color="auto"/>
+          <w:bottom w:val="single" w:sz="4" w:space="0" w:color="auto"/>
+          <w:right w:val="single" w:sz="4" w:space="0" w:color="auto"/>
+          <w:insideH w:val="single" w:sz="4" w:space="0" w:color="auto"/>
+          <w:insideV w:val="single" w:sz="4" w:space="0" w:color="auto"/>
+        </w:tblBorders>
+        <w:tblCellMar>
+          <w:left w:w="99" w:type="dxa"/>
+          <w:right w:w="99" w:type="dxa"/>
+        </w:tblCellMar>
+        <w:tblLook w:val="0000" w:firstRow="0" w:lastRow="0" w:firstColumn="0" w:lastColumn="0" w:noHBand="0" w:noVBand="0"/>
+      </w:tblPr>
+      <w:tblGrid>
+        <w:gridCol w:w="1050"/>
+        <w:gridCol w:w="5355"/>
+        <w:gridCol w:w="4935"/>
+        <w:gridCol w:w="1050"/>
+        <w:gridCol w:w="945"/>
+        <w:gridCol w:w="2310"/>
+      </w:tblGrid>
+      <w:tr>
+        <w:trPr>
+          <w:trHeight w:val="567"/>
+        </w:trPr>
+        <w:tc>
+          <w:tcPr>
+            <w:tcW w:w="1050" w:type="dxa"/>
+            <w:vAlign w:val="center"/>
+          </w:tcPr>
+          <w:p>
+            <w:pPr>
+              <w:snapToGrid w:val="0"/>
+              <w:jc w:val="center"/>
+              <w:rPr>
+                <w:rFonts w:ascii="游ゴシック" w:eastAsia="游ゴシック" w:hAnsi="游ゴシック" w:hint="eastAsia"/>
+                <w:sz w:val="20"/>
+              </w:rPr>
+            </w:pPr>
+            <w:r>
+              <w:rPr>
+                <w:rFonts w:ascii="游ゴシック" w:eastAsia="游ゴシック" w:hAnsi="游ゴシック" w:hint="eastAsia"/>
+                <w:sz w:val="20"/>
+              </w:rPr>
+              <w:lastRenderedPageBreak/>
+              <w:t>5</w:t>
+            </w:r>
+            <w:r>
+              <w:rPr>
+                <w:rFonts w:ascii="游ゴシック" w:eastAsia="游ゴシック" w:hAnsi="游ゴシック"/>
+                <w:sz w:val="20"/>
+              </w:rPr>
+              <w:t>0</w:t>
+            </w:r>
+          </w:p>
+        </w:tc>
+        <w:tc>
+          <w:tcPr>
+            <w:tcW w:w="5355" w:type="dxa"/>
+            <w:vAlign w:val="center"/>
+          </w:tcPr>
+          <w:p>
+            <w:pPr>
+              <w:snapToGrid w:val="0"/>
+              <w:rPr>
+                <w:rFonts w:ascii="游ゴシック" w:eastAsia="游ゴシック" w:hAnsi="游ゴシック" w:hint="eastAsia"/>
+                <w:sz w:val="20"/>
+              </w:rPr>
+            </w:pPr>
+            <w:r>
+              <w:rPr>
+                <w:rFonts w:ascii="游ゴシック" w:eastAsia="游ゴシック" w:hAnsi="游ゴシック" w:hint="eastAsia"/>
+                <w:sz w:val="20"/>
+              </w:rPr>
+              <w:t>料金編集画面の月額料金の境界値チェック</w:t>
+            </w:r>
+            <w:r>
+              <w:rPr>
+                <w:rFonts w:ascii="游ゴシック" w:eastAsia="游ゴシック" w:hAnsi="游ゴシック" w:hint="eastAsia"/>
+                <w:sz w:val="20"/>
+              </w:rPr>
+              <w:t>でエラー確認</w:t>
+            </w:r>
+          </w:p>
+        </w:tc>
+        <w:tc>
+          <w:tcPr>
+            <w:tcW w:w="4935" w:type="dxa"/>
+            <w:vAlign w:val="center"/>
+          </w:tcPr>
+          <w:p>
+            <w:pPr>
+              <w:snapToGrid w:val="0"/>
+              <w:rPr>
+                <w:rFonts w:ascii="游ゴシック" w:eastAsia="游ゴシック" w:hAnsi="游ゴシック" w:hint="eastAsia"/>
+                <w:sz w:val="20"/>
+              </w:rPr>
+            </w:pPr>
+            <w:r>
+              <w:rPr>
+                <w:rFonts w:ascii="游ゴシック" w:eastAsia="游ゴシック" w:hAnsi="游ゴシック" w:hint="eastAsia"/>
+                <w:sz w:val="20"/>
+              </w:rPr>
+              <w:t>「月額料金」に</w:t>
+            </w:r>
+            <w:r>
+              <w:rPr>
+                <w:rFonts w:ascii="游ゴシック" w:eastAsia="游ゴシック" w:hAnsi="游ゴシック"/>
+                <w:sz w:val="20"/>
+              </w:rPr>
+              <w:t>”-1”</w:t>
+            </w:r>
+            <w:r>
+              <w:rPr>
+                <w:rFonts w:ascii="游ゴシック" w:eastAsia="游ゴシック" w:hAnsi="游ゴシック" w:hint="eastAsia"/>
+                <w:sz w:val="20"/>
+              </w:rPr>
+              <w:t>と入力して保存ボタンを押下した時に、</w:t>
+            </w:r>
+            <w:r>
+              <w:rPr>
+                <w:rFonts w:ascii="游ゴシック" w:eastAsia="游ゴシック" w:hAnsi="游ゴシック"/>
+                <w:sz w:val="20"/>
+              </w:rPr>
+              <w:t>”</w:t>
+            </w:r>
+            <w:r>
+              <w:rPr>
+                <w:rFonts w:ascii="游ゴシック" w:eastAsia="游ゴシック" w:hAnsi="游ゴシック" w:cs="Segoe UI"/>
+                <w:color w:val="DC3545"/>
+                <w:shd w:val="clear" w:color="auto" w:fill="FFFFFF"/>
+              </w:rPr>
+              <w:t xml:space="preserve"> </w:t>
+            </w:r>
+            <w:r>
+              <w:rPr>
+                <w:rFonts w:ascii="游ゴシック" w:eastAsia="游ゴシック" w:hAnsi="游ゴシック" w:cs="Segoe UI"/>
+                <w:color w:val="DC3545"/>
+                <w:sz w:val="20"/>
+                <w:shd w:val="clear" w:color="auto" w:fill="FFFFFF"/>
+              </w:rPr>
+              <w:t>この項目は0以上の数値を入力してください。</w:t>
+            </w:r>
+            <w:r>
+              <w:rPr>
+                <w:rFonts w:ascii="游ゴシック" w:eastAsia="游ゴシック" w:hAnsi="游ゴシック"/>
+                <w:sz w:val="20"/>
+              </w:rPr>
+              <w:t>”</w:t>
+            </w:r>
+            <w:r>
+              <w:rPr>
+                <w:rFonts w:ascii="游ゴシック" w:eastAsia="游ゴシック" w:hAnsi="游ゴシック" w:hint="eastAsia"/>
+                <w:sz w:val="20"/>
+              </w:rPr>
+              <w:t>と表示される</w:t>
+            </w:r>
+          </w:p>
+        </w:tc>
+        <w:tc>
+          <w:tcPr>
+            <w:tcW w:w="1050" w:type="dxa"/>
+            <w:vAlign w:val="center"/>
+          </w:tcPr>
+          <w:p>
+            <w:pPr>
+              <w:snapToGrid w:val="0"/>
+              <w:jc w:val="center"/>
+              <w:rPr>
+                <w:rFonts w:ascii="游ゴシック" w:eastAsia="游ゴシック" w:hAnsi="游ゴシック"/>
+                <w:sz w:val="20"/>
+              </w:rPr>
+            </w:pPr>
+          </w:p>
+        </w:tc>
+        <w:tc>
+          <w:tcPr>
+            <w:tcW w:w="945" w:type="dxa"/>
+            <w:vAlign w:val="center"/>
+          </w:tcPr>
+          <w:p>
+            <w:pPr>
+              <w:snapToGrid w:val="0"/>
+              <w:jc w:val="center"/>
+              <w:rPr>
+                <w:rFonts w:ascii="游ゴシック" w:eastAsia="游ゴシック" w:hAnsi="游ゴシック"/>
+                <w:sz w:val="20"/>
+              </w:rPr>
+            </w:pPr>
+          </w:p>
+        </w:tc>
+        <w:tc>
+          <w:tcPr>
+            <w:tcW w:w="2310" w:type="dxa"/>
+            <w:vAlign w:val="center"/>
+          </w:tcPr>
+          <w:p>
+            <w:pPr>
+              <w:snapToGrid w:val="0"/>
+              <w:rPr>
+                <w:rFonts w:ascii="游ゴシック" w:eastAsia="游ゴシック" w:hAnsi="游ゴシック"/>
+                <w:sz w:val="20"/>
+              </w:rPr>
+            </w:pPr>
+          </w:p>
+        </w:tc>
+      </w:tr>
+      <w:tr>
+        <w:trPr>
+          <w:trHeight w:val="567"/>
+        </w:trPr>
+        <w:tc>
+          <w:tcPr>
+            <w:tcW w:w="1050" w:type="dxa"/>
+            <w:vAlign w:val="center"/>
+          </w:tcPr>
+          <w:p>
+            <w:pPr>
+              <w:snapToGrid w:val="0"/>
+              <w:jc w:val="center"/>
+              <w:rPr>
+                <w:rFonts w:ascii="游ゴシック" w:eastAsia="游ゴシック" w:hAnsi="游ゴシック" w:hint="eastAsia"/>
+                <w:sz w:val="20"/>
+              </w:rPr>
+            </w:pPr>
+            <w:r>
+              <w:rPr>
+                <w:rFonts w:ascii="游ゴシック" w:eastAsia="游ゴシック" w:hAnsi="游ゴシック" w:hint="eastAsia"/>
+                <w:sz w:val="20"/>
+              </w:rPr>
+              <w:t>5</w:t>
+            </w:r>
+            <w:r>
+              <w:rPr>
+                <w:rFonts w:ascii="游ゴシック" w:eastAsia="游ゴシック" w:hAnsi="游ゴシック"/>
+                <w:sz w:val="20"/>
+              </w:rPr>
+              <w:t>1</w:t>
+            </w:r>
+          </w:p>
+        </w:tc>
+        <w:tc>
+          <w:tcPr>
+            <w:tcW w:w="5355" w:type="dxa"/>
+            <w:vMerge w:val="restart"/>
+            <w:vAlign w:val="center"/>
+          </w:tcPr>
+          <w:p>
+            <w:pPr>
+              <w:snapToGrid w:val="0"/>
+              <w:rPr>
+                <w:rFonts w:ascii="游ゴシック" w:eastAsia="游ゴシック" w:hAnsi="游ゴシック" w:hint="eastAsia"/>
+                <w:sz w:val="20"/>
+              </w:rPr>
+            </w:pPr>
+            <w:r>
+              <w:rPr>
+                <w:rFonts w:ascii="游ゴシック" w:eastAsia="游ゴシック" w:hAnsi="游ゴシック" w:hint="eastAsia"/>
+                <w:sz w:val="20"/>
+              </w:rPr>
+              <w:t>料金編集画面の月額料金の境界値</w:t>
+            </w:r>
+            <w:r>
+              <w:rPr>
+                <w:rFonts w:ascii="游ゴシック" w:eastAsia="游ゴシック" w:hAnsi="游ゴシック" w:hint="eastAsia"/>
+                <w:sz w:val="20"/>
+              </w:rPr>
+              <w:t>で正常に動くことを確認</w:t>
+            </w:r>
+            <w:bookmarkStart w:id="0" w:name="_GoBack"/>
+            <w:bookmarkEnd w:id="0"/>
+          </w:p>
+        </w:tc>
+        <w:tc>
+          <w:tcPr>
+            <w:tcW w:w="4935" w:type="dxa"/>
+            <w:vAlign w:val="center"/>
+          </w:tcPr>
+          <w:p>
+            <w:pPr>
+              <w:snapToGrid w:val="0"/>
+              <w:rPr>
+                <w:rFonts w:ascii="游ゴシック" w:eastAsia="游ゴシック" w:hAnsi="游ゴシック" w:hint="eastAsia"/>
+                <w:sz w:val="20"/>
+              </w:rPr>
+            </w:pPr>
+            <w:r>
+              <w:rPr>
+                <w:rFonts w:ascii="游ゴシック" w:eastAsia="游ゴシック" w:hAnsi="游ゴシック" w:hint="eastAsia"/>
+                <w:sz w:val="20"/>
+              </w:rPr>
+              <w:t>「料金名」に</w:t>
+            </w:r>
+            <w:r>
+              <w:rPr>
+                <w:rFonts w:ascii="游ゴシック" w:eastAsia="游ゴシック" w:hAnsi="游ゴシック"/>
+                <w:sz w:val="20"/>
+              </w:rPr>
+              <w:t>”</w:t>
+            </w:r>
+            <w:r>
+              <w:rPr>
+                <w:rFonts w:ascii="游ゴシック" w:eastAsia="游ゴシック" w:hAnsi="游ゴシック" w:hint="eastAsia"/>
+                <w:sz w:val="20"/>
+              </w:rPr>
+              <w:t>月額料金</w:t>
+            </w:r>
+            <w:r>
+              <w:rPr>
+                <w:rFonts w:ascii="游ゴシック" w:eastAsia="游ゴシック" w:hAnsi="游ゴシック"/>
+                <w:sz w:val="20"/>
+              </w:rPr>
+              <w:t>”</w:t>
+            </w:r>
+            <w:r>
+              <w:rPr>
+                <w:rFonts w:ascii="游ゴシック" w:eastAsia="游ゴシック" w:hAnsi="游ゴシック" w:hint="eastAsia"/>
+                <w:sz w:val="20"/>
+              </w:rPr>
+              <w:t>「</w:t>
+            </w:r>
+            <w:r>
+              <w:rPr>
+                <w:rFonts w:ascii="游ゴシック" w:eastAsia="游ゴシック" w:hAnsi="游ゴシック" w:hint="eastAsia"/>
+                <w:sz w:val="20"/>
+              </w:rPr>
+              <w:t>月額料金」に</w:t>
+            </w:r>
+            <w:r>
+              <w:rPr>
+                <w:rFonts w:ascii="游ゴシック" w:eastAsia="游ゴシック" w:hAnsi="游ゴシック"/>
+                <w:sz w:val="20"/>
+              </w:rPr>
+              <w:t>”</w:t>
+            </w:r>
+            <w:r>
+              <w:rPr>
+                <w:rFonts w:ascii="游ゴシック" w:eastAsia="游ゴシック" w:hAnsi="游ゴシック"/>
+                <w:sz w:val="20"/>
+              </w:rPr>
+              <w:t>0</w:t>
+            </w:r>
+            <w:r>
+              <w:rPr>
+                <w:rFonts w:ascii="游ゴシック" w:eastAsia="游ゴシック" w:hAnsi="游ゴシック"/>
+                <w:sz w:val="20"/>
+              </w:rPr>
+              <w:t>”</w:t>
+            </w:r>
+            <w:r>
+              <w:rPr>
+                <w:rFonts w:ascii="游ゴシック" w:eastAsia="游ゴシック" w:hAnsi="游ゴシック" w:hint="eastAsia"/>
+                <w:sz w:val="20"/>
+              </w:rPr>
+              <w:t>「加入日」に</w:t>
+            </w:r>
+            <w:r>
+              <w:rPr>
+                <w:rFonts w:ascii="游ゴシック" w:eastAsia="游ゴシック" w:hAnsi="游ゴシック"/>
+                <w:sz w:val="20"/>
+              </w:rPr>
+              <w:t>”2025</w:t>
+            </w:r>
+            <w:r>
+              <w:rPr>
+                <w:rFonts w:ascii="游ゴシック" w:eastAsia="游ゴシック" w:hAnsi="游ゴシック" w:hint="eastAsia"/>
+                <w:sz w:val="20"/>
+              </w:rPr>
+              <w:t>年</w:t>
+            </w:r>
+            <w:r>
+              <w:rPr>
+                <w:rFonts w:ascii="游ゴシック" w:eastAsia="游ゴシック" w:hAnsi="游ゴシック"/>
+                <w:sz w:val="20"/>
+              </w:rPr>
+              <w:t>10</w:t>
+            </w:r>
+            <w:r>
+              <w:rPr>
+                <w:rFonts w:ascii="游ゴシック" w:eastAsia="游ゴシック" w:hAnsi="游ゴシック" w:hint="eastAsia"/>
+                <w:sz w:val="20"/>
+              </w:rPr>
+              <w:t>月1</w:t>
+            </w:r>
+            <w:r>
+              <w:rPr>
+                <w:rFonts w:ascii="游ゴシック" w:eastAsia="游ゴシック" w:hAnsi="游ゴシック"/>
+                <w:sz w:val="20"/>
+              </w:rPr>
+              <w:t>0</w:t>
+            </w:r>
+            <w:r>
+              <w:rPr>
+                <w:rFonts w:ascii="游ゴシック" w:eastAsia="游ゴシック" w:hAnsi="游ゴシック" w:hint="eastAsia"/>
+                <w:sz w:val="20"/>
+              </w:rPr>
+              <w:t>日</w:t>
+            </w:r>
+            <w:r>
+              <w:rPr>
+                <w:rFonts w:ascii="游ゴシック" w:eastAsia="游ゴシック" w:hAnsi="游ゴシック"/>
+                <w:sz w:val="20"/>
+              </w:rPr>
+              <w:t>”</w:t>
+            </w:r>
+            <w:r>
+              <w:rPr>
+                <w:rFonts w:ascii="游ゴシック" w:eastAsia="游ゴシック" w:hAnsi="游ゴシック" w:hint="eastAsia"/>
+                <w:sz w:val="20"/>
+              </w:rPr>
+              <w:t>と</w:t>
+            </w:r>
+            <w:r>
+              <w:rPr>
+                <w:rFonts w:ascii="游ゴシック" w:eastAsia="游ゴシック" w:hAnsi="游ゴシック" w:hint="eastAsia"/>
+                <w:sz w:val="20"/>
+              </w:rPr>
+              <w:t>記載</w:t>
+            </w:r>
+            <w:r>
+              <w:rPr>
+                <w:rFonts w:ascii="游ゴシック" w:eastAsia="游ゴシック" w:hAnsi="游ゴシック" w:hint="eastAsia"/>
+                <w:sz w:val="20"/>
+              </w:rPr>
+              <w:t>して保存ボタンを押下</w:t>
+            </w:r>
+            <w:r>
+              <w:rPr>
+                <w:rFonts w:ascii="游ゴシック" w:eastAsia="游ゴシック" w:hAnsi="游ゴシック" w:hint="eastAsia"/>
+                <w:sz w:val="20"/>
+              </w:rPr>
+              <w:t>した時に警告文が表示されずバリデーションチェックに引っかからないことを確認する</w:t>
+            </w:r>
+          </w:p>
+        </w:tc>
+        <w:tc>
+          <w:tcPr>
+            <w:tcW w:w="1050" w:type="dxa"/>
+            <w:vAlign w:val="center"/>
+          </w:tcPr>
+          <w:p>
+            <w:pPr>
+              <w:snapToGrid w:val="0"/>
+              <w:jc w:val="center"/>
+              <w:rPr>
+                <w:rFonts w:ascii="游ゴシック" w:eastAsia="游ゴシック" w:hAnsi="游ゴシック"/>
+                <w:sz w:val="20"/>
+              </w:rPr>
+            </w:pPr>
+          </w:p>
+        </w:tc>
+        <w:tc>
+          <w:tcPr>
+            <w:tcW w:w="945" w:type="dxa"/>
+            <w:vAlign w:val="center"/>
+          </w:tcPr>
+          <w:p>
+            <w:pPr>
+              <w:snapToGrid w:val="0"/>
+              <w:jc w:val="center"/>
+              <w:rPr>
+                <w:rFonts w:ascii="游ゴシック" w:eastAsia="游ゴシック" w:hAnsi="游ゴシック"/>
+                <w:sz w:val="20"/>
+              </w:rPr>
+            </w:pPr>
+          </w:p>
+        </w:tc>
+        <w:tc>
+          <w:tcPr>
+            <w:tcW w:w="2310" w:type="dxa"/>
+            <w:vAlign w:val="center"/>
+          </w:tcPr>
+          <w:p>
+            <w:pPr>
+              <w:snapToGrid w:val="0"/>
+              <w:rPr>
+                <w:rFonts w:ascii="游ゴシック" w:eastAsia="游ゴシック" w:hAnsi="游ゴシック"/>
+                <w:sz w:val="20"/>
+              </w:rPr>
+            </w:pPr>
+          </w:p>
+        </w:tc>
+      </w:tr>
+      <w:tr>
+        <w:trPr>
+          <w:trHeight w:val="567"/>
+        </w:trPr>
+        <w:tc>
+          <w:tcPr>
+            <w:tcW w:w="1050" w:type="dxa"/>
+            <w:vAlign w:val="center"/>
+          </w:tcPr>
+          <w:p>
+            <w:pPr>
+              <w:snapToGrid w:val="0"/>
+              <w:jc w:val="center"/>
+              <w:rPr>
+                <w:rFonts w:ascii="游ゴシック" w:eastAsia="游ゴシック" w:hAnsi="游ゴシック" w:hint="eastAsia"/>
+                <w:sz w:val="20"/>
+              </w:rPr>
+            </w:pPr>
+            <w:r>
+              <w:rPr>
+                <w:rFonts w:ascii="游ゴシック" w:eastAsia="游ゴシック" w:hAnsi="游ゴシック" w:hint="eastAsia"/>
+                <w:sz w:val="20"/>
+              </w:rPr>
+              <w:t>5</w:t>
+            </w:r>
+            <w:r>
+              <w:rPr>
+                <w:rFonts w:ascii="游ゴシック" w:eastAsia="游ゴシック" w:hAnsi="游ゴシック"/>
+                <w:sz w:val="20"/>
+              </w:rPr>
+              <w:t>2</w:t>
+            </w:r>
+          </w:p>
+        </w:tc>
+        <w:tc>
+          <w:tcPr>
+            <w:tcW w:w="5355" w:type="dxa"/>
+            <w:vMerge/>
+            <w:vAlign w:val="center"/>
+          </w:tcPr>
+          <w:p>
+            <w:pPr>
+              <w:snapToGrid w:val="0"/>
+              <w:rPr>
+                <w:rFonts w:ascii="游ゴシック" w:eastAsia="游ゴシック" w:hAnsi="游ゴシック" w:hint="eastAsia"/>
+                <w:sz w:val="20"/>
+              </w:rPr>
+            </w:pPr>
+          </w:p>
+        </w:tc>
+        <w:tc>
+          <w:tcPr>
+            <w:tcW w:w="4935" w:type="dxa"/>
+            <w:vAlign w:val="center"/>
+          </w:tcPr>
+          <w:p>
+            <w:pPr>
+              <w:snapToGrid w:val="0"/>
+              <w:rPr>
+                <w:rFonts w:ascii="游ゴシック" w:eastAsia="游ゴシック" w:hAnsi="游ゴシック" w:hint="eastAsia"/>
+                <w:sz w:val="20"/>
+              </w:rPr>
+            </w:pPr>
+            <w:r>
+              <w:rPr>
+                <w:rFonts w:ascii="游ゴシック" w:eastAsia="游ゴシック" w:hAnsi="游ゴシック" w:hint="eastAsia"/>
+                <w:sz w:val="20"/>
+              </w:rPr>
+              <w:t>「料金名」に</w:t>
+            </w:r>
+            <w:r>
+              <w:rPr>
+                <w:rFonts w:ascii="游ゴシック" w:eastAsia="游ゴシック" w:hAnsi="游ゴシック"/>
+                <w:sz w:val="20"/>
+              </w:rPr>
+              <w:t>”</w:t>
+            </w:r>
+            <w:r>
+              <w:rPr>
+                <w:rFonts w:ascii="游ゴシック" w:eastAsia="游ゴシック" w:hAnsi="游ゴシック" w:hint="eastAsia"/>
+                <w:sz w:val="20"/>
+              </w:rPr>
+              <w:t>月額料金</w:t>
+            </w:r>
+            <w:r>
+              <w:rPr>
+                <w:rFonts w:ascii="游ゴシック" w:eastAsia="游ゴシック" w:hAnsi="游ゴシック"/>
+                <w:sz w:val="20"/>
+              </w:rPr>
+              <w:t>”</w:t>
+            </w:r>
+            <w:r>
+              <w:rPr>
+                <w:rFonts w:ascii="游ゴシック" w:eastAsia="游ゴシック" w:hAnsi="游ゴシック" w:hint="eastAsia"/>
+                <w:sz w:val="20"/>
+              </w:rPr>
+              <w:t>「</w:t>
+            </w:r>
+            <w:r>
+              <w:rPr>
+                <w:rFonts w:ascii="游ゴシック" w:eastAsia="游ゴシック" w:hAnsi="游ゴシック" w:hint="eastAsia"/>
+                <w:sz w:val="20"/>
+              </w:rPr>
+              <w:t>月額料金」に</w:t>
+            </w:r>
+            <w:r>
+              <w:rPr>
+                <w:rFonts w:ascii="游ゴシック" w:eastAsia="游ゴシック" w:hAnsi="游ゴシック"/>
+                <w:sz w:val="20"/>
+              </w:rPr>
+              <w:t>”</w:t>
+            </w:r>
+            <w:r>
+              <w:rPr>
+                <w:rFonts w:ascii="游ゴシック" w:eastAsia="游ゴシック" w:hAnsi="游ゴシック"/>
+                <w:sz w:val="20"/>
+              </w:rPr>
+              <w:t>999999999</w:t>
+            </w:r>
+            <w:r>
+              <w:rPr>
+                <w:rFonts w:ascii="游ゴシック" w:eastAsia="游ゴシック" w:hAnsi="游ゴシック"/>
+                <w:sz w:val="20"/>
+              </w:rPr>
+              <w:t>”</w:t>
+            </w:r>
+            <w:r>
+              <w:rPr>
+                <w:rFonts w:ascii="游ゴシック" w:eastAsia="游ゴシック" w:hAnsi="游ゴシック" w:hint="eastAsia"/>
+                <w:sz w:val="20"/>
+              </w:rPr>
+              <w:t>「加入日」に</w:t>
+            </w:r>
+            <w:r>
+              <w:rPr>
+                <w:rFonts w:ascii="游ゴシック" w:eastAsia="游ゴシック" w:hAnsi="游ゴシック"/>
+                <w:sz w:val="20"/>
+              </w:rPr>
+              <w:t>”2025</w:t>
+            </w:r>
+            <w:r>
+              <w:rPr>
+                <w:rFonts w:ascii="游ゴシック" w:eastAsia="游ゴシック" w:hAnsi="游ゴシック" w:hint="eastAsia"/>
+                <w:sz w:val="20"/>
+              </w:rPr>
+              <w:t>年</w:t>
+            </w:r>
+            <w:r>
+              <w:rPr>
+                <w:rFonts w:ascii="游ゴシック" w:eastAsia="游ゴシック" w:hAnsi="游ゴシック"/>
+                <w:sz w:val="20"/>
+              </w:rPr>
+              <w:t>10</w:t>
+            </w:r>
+            <w:r>
+              <w:rPr>
+                <w:rFonts w:ascii="游ゴシック" w:eastAsia="游ゴシック" w:hAnsi="游ゴシック" w:hint="eastAsia"/>
+                <w:sz w:val="20"/>
+              </w:rPr>
+              <w:t>月1</w:t>
+            </w:r>
+            <w:r>
+              <w:rPr>
+                <w:rFonts w:ascii="游ゴシック" w:eastAsia="游ゴシック" w:hAnsi="游ゴシック"/>
+                <w:sz w:val="20"/>
+              </w:rPr>
+              <w:t>0</w:t>
+            </w:r>
+            <w:r>
+              <w:rPr>
+                <w:rFonts w:ascii="游ゴシック" w:eastAsia="游ゴシック" w:hAnsi="游ゴシック" w:hint="eastAsia"/>
+                <w:sz w:val="20"/>
+              </w:rPr>
+              <w:t>日</w:t>
+            </w:r>
+            <w:r>
+              <w:rPr>
+                <w:rFonts w:ascii="游ゴシック" w:eastAsia="游ゴシック" w:hAnsi="游ゴシック"/>
+                <w:sz w:val="20"/>
+              </w:rPr>
+              <w:t>”</w:t>
+            </w:r>
+            <w:r>
+              <w:rPr>
+                <w:rFonts w:ascii="游ゴシック" w:eastAsia="游ゴシック" w:hAnsi="游ゴシック" w:hint="eastAsia"/>
+                <w:sz w:val="20"/>
+              </w:rPr>
+              <w:t>と</w:t>
+            </w:r>
+            <w:r>
+              <w:rPr>
+                <w:rFonts w:ascii="游ゴシック" w:eastAsia="游ゴシック" w:hAnsi="游ゴシック" w:hint="eastAsia"/>
+                <w:sz w:val="20"/>
+              </w:rPr>
+              <w:t>記載</w:t>
+            </w:r>
+            <w:r>
+              <w:rPr>
+                <w:rFonts w:ascii="游ゴシック" w:eastAsia="游ゴシック" w:hAnsi="游ゴシック" w:hint="eastAsia"/>
+                <w:sz w:val="20"/>
+              </w:rPr>
+              <w:t>して保存ボタンを押下し</w:t>
+            </w:r>
+            <w:r>
+              <w:rPr>
+                <w:rFonts w:ascii="游ゴシック" w:eastAsia="游ゴシック" w:hAnsi="游ゴシック" w:hint="eastAsia"/>
+                <w:sz w:val="20"/>
+              </w:rPr>
+              <w:t>た時に、警告文が表示されずバリデーションチェックに引っかからないことを確認する</w:t>
+            </w:r>
+          </w:p>
+        </w:tc>
+        <w:tc>
+          <w:tcPr>
+            <w:tcW w:w="1050" w:type="dxa"/>
+            <w:vAlign w:val="center"/>
+          </w:tcPr>
+          <w:p>
+            <w:pPr>
+              <w:snapToGrid w:val="0"/>
+              <w:jc w:val="center"/>
+              <w:rPr>
+                <w:rFonts w:ascii="游ゴシック" w:eastAsia="游ゴシック" w:hAnsi="游ゴシック"/>
+                <w:sz w:val="20"/>
+              </w:rPr>
+            </w:pPr>
+          </w:p>
+        </w:tc>
+        <w:tc>
+          <w:tcPr>
+            <w:tcW w:w="945" w:type="dxa"/>
+            <w:vAlign w:val="center"/>
+          </w:tcPr>
+          <w:p>
+            <w:pPr>
+              <w:snapToGrid w:val="0"/>
+              <w:jc w:val="center"/>
+              <w:rPr>
+                <w:rFonts w:ascii="游ゴシック" w:eastAsia="游ゴシック" w:hAnsi="游ゴシック"/>
+                <w:sz w:val="20"/>
+              </w:rPr>
+            </w:pPr>
+          </w:p>
+        </w:tc>
+        <w:tc>
+          <w:tcPr>
+            <w:tcW w:w="2310" w:type="dxa"/>
+            <w:vAlign w:val="center"/>
+          </w:tcPr>
+          <w:p>
+            <w:pPr>
+              <w:snapToGrid w:val="0"/>
+              <w:rPr>
+                <w:rFonts w:ascii="游ゴシック" w:eastAsia="游ゴシック" w:hAnsi="游ゴシック"/>
+                <w:sz w:val="20"/>
+              </w:rPr>
+            </w:pPr>
+          </w:p>
+        </w:tc>
+      </w:tr>
+      <w:tr>
+        <w:trPr>
+          <w:trHeight w:val="567"/>
+        </w:trPr>
+        <w:tc>
+          <w:tcPr>
+            <w:tcW w:w="1050" w:type="dxa"/>
+            <w:vAlign w:val="center"/>
+          </w:tcPr>
+          <w:p>
+            <w:pPr>
+              <w:snapToGrid w:val="0"/>
+              <w:jc w:val="center"/>
+              <w:rPr>
+                <w:rFonts w:ascii="游ゴシック" w:eastAsia="游ゴシック" w:hAnsi="游ゴシック" w:hint="eastAsia"/>
+                <w:sz w:val="20"/>
+              </w:rPr>
+            </w:pPr>
+            <w:r>
+              <w:rPr>
+                <w:rFonts w:ascii="游ゴシック" w:eastAsia="游ゴシック" w:hAnsi="游ゴシック" w:hint="eastAsia"/>
+                <w:sz w:val="20"/>
+              </w:rPr>
+              <w:t>5</w:t>
+            </w:r>
+            <w:r>
+              <w:rPr>
+                <w:rFonts w:ascii="游ゴシック" w:eastAsia="游ゴシック" w:hAnsi="游ゴシック"/>
+                <w:sz w:val="20"/>
+              </w:rPr>
+              <w:t>3</w:t>
+            </w:r>
+          </w:p>
+        </w:tc>
+        <w:tc>
+          <w:tcPr>
+            <w:tcW w:w="5355" w:type="dxa"/>
+            <w:vMerge/>
+            <w:vAlign w:val="center"/>
+          </w:tcPr>
+          <w:p>
+            <w:pPr>
+              <w:snapToGrid w:val="0"/>
+              <w:rPr>
+                <w:rFonts w:ascii="游ゴシック" w:eastAsia="游ゴシック" w:hAnsi="游ゴシック" w:hint="eastAsia"/>
+                <w:sz w:val="20"/>
+              </w:rPr>
+            </w:pPr>
+          </w:p>
+        </w:tc>
+        <w:tc>
+          <w:tcPr>
+            <w:tcW w:w="4935" w:type="dxa"/>
+            <w:vAlign w:val="center"/>
+          </w:tcPr>
+          <w:p>
+            <w:pPr>
+              <w:snapToGrid w:val="0"/>
+              <w:rPr>
+                <w:rFonts w:ascii="游ゴシック" w:eastAsia="游ゴシック" w:hAnsi="游ゴシック" w:hint="eastAsia"/>
+                <w:sz w:val="20"/>
+              </w:rPr>
+            </w:pPr>
+            <w:r>
+              <w:rPr>
+                <w:rFonts w:ascii="游ゴシック" w:eastAsia="游ゴシック" w:hAnsi="游ゴシック" w:hint="eastAsia"/>
+                <w:sz w:val="20"/>
+              </w:rPr>
+              <w:t>「</w:t>
+            </w:r>
+            <w:r>
+              <w:rPr>
+                <w:rFonts w:ascii="游ゴシック" w:eastAsia="游ゴシック" w:hAnsi="游ゴシック" w:hint="eastAsia"/>
+                <w:sz w:val="20"/>
+              </w:rPr>
+              <w:t>月額料金」に</w:t>
+            </w:r>
+            <w:r>
+              <w:rPr>
+                <w:rFonts w:ascii="游ゴシック" w:eastAsia="游ゴシック" w:hAnsi="游ゴシック"/>
+                <w:sz w:val="20"/>
+              </w:rPr>
+              <w:t>”</w:t>
+            </w:r>
+            <w:r>
+              <w:rPr>
+                <w:rFonts w:ascii="游ゴシック" w:eastAsia="游ゴシック" w:hAnsi="游ゴシック"/>
+                <w:sz w:val="20"/>
+              </w:rPr>
+              <w:t>1000000000</w:t>
+            </w:r>
+            <w:r>
+              <w:rPr>
+                <w:rFonts w:ascii="游ゴシック" w:eastAsia="游ゴシック" w:hAnsi="游ゴシック"/>
+                <w:sz w:val="20"/>
+              </w:rPr>
+              <w:t>”</w:t>
+            </w:r>
+            <w:r>
+              <w:rPr>
+                <w:rFonts w:ascii="游ゴシック" w:eastAsia="游ゴシック" w:hAnsi="游ゴシック" w:hint="eastAsia"/>
+                <w:sz w:val="20"/>
+              </w:rPr>
+              <w:t>と入力して保存ボタンを押下した時に、</w:t>
+            </w:r>
+            <w:r>
+              <w:rPr>
+                <w:rFonts w:ascii="游ゴシック" w:eastAsia="游ゴシック" w:hAnsi="游ゴシック" w:hint="eastAsia"/>
+                <w:sz w:val="20"/>
+              </w:rPr>
+              <w:t>警告文が表示されずバリデーションチェックに引っかからないことを確認する</w:t>
+            </w:r>
+          </w:p>
+        </w:tc>
+        <w:tc>
+          <w:tcPr>
+            <w:tcW w:w="1050" w:type="dxa"/>
+            <w:vAlign w:val="center"/>
+          </w:tcPr>
+          <w:p>
+            <w:pPr>
+              <w:snapToGrid w:val="0"/>
+              <w:jc w:val="center"/>
+              <w:rPr>
+                <w:rFonts w:ascii="游ゴシック" w:eastAsia="游ゴシック" w:hAnsi="游ゴシック"/>
+                <w:sz w:val="20"/>
+              </w:rPr>
+            </w:pPr>
+          </w:p>
+        </w:tc>
+        <w:tc>
+          <w:tcPr>
+            <w:tcW w:w="945" w:type="dxa"/>
+            <w:vAlign w:val="center"/>
+          </w:tcPr>
+          <w:p>
+            <w:pPr>
+              <w:snapToGrid w:val="0"/>
+              <w:jc w:val="center"/>
+              <w:rPr>
+                <w:rFonts w:ascii="游ゴシック" w:eastAsia="游ゴシック" w:hAnsi="游ゴシック"/>
+                <w:sz w:val="20"/>
+              </w:rPr>
+            </w:pPr>
+          </w:p>
+        </w:tc>
+        <w:tc>
+          <w:tcPr>
+            <w:tcW w:w="2310" w:type="dxa"/>
+            <w:vAlign w:val="center"/>
+          </w:tcPr>
+          <w:p>
+            <w:pPr>
+              <w:snapToGrid w:val="0"/>
+              <w:rPr>
+                <w:rFonts w:ascii="游ゴシック" w:eastAsia="游ゴシック" w:hAnsi="游ゴシック"/>
+                <w:sz w:val="20"/>
+              </w:rPr>
+            </w:pPr>
+          </w:p>
+        </w:tc>
+      </w:tr>
+      <w:tr>
+        <w:trPr>
+          <w:trHeight w:val="567"/>
+        </w:trPr>
+        <w:tc>
+          <w:tcPr>
+            <w:tcW w:w="1050" w:type="dxa"/>
+            <w:vAlign w:val="center"/>
+          </w:tcPr>
+          <w:p>
+            <w:pPr>
+              <w:snapToGrid w:val="0"/>
+              <w:jc w:val="center"/>
+              <w:rPr>
+                <w:rFonts w:ascii="游ゴシック" w:eastAsia="游ゴシック" w:hAnsi="游ゴシック" w:hint="eastAsia"/>
+                <w:sz w:val="20"/>
+              </w:rPr>
+            </w:pPr>
+            <w:r>
+              <w:rPr>
+                <w:rFonts w:ascii="游ゴシック" w:eastAsia="游ゴシック" w:hAnsi="游ゴシック" w:hint="eastAsia"/>
+                <w:sz w:val="20"/>
+              </w:rPr>
+              <w:t>5</w:t>
+            </w:r>
+            <w:r>
+              <w:rPr>
+                <w:rFonts w:ascii="游ゴシック" w:eastAsia="游ゴシック" w:hAnsi="游ゴシック"/>
+                <w:sz w:val="20"/>
+              </w:rPr>
+              <w:t>4</w:t>
+            </w:r>
+          </w:p>
+        </w:tc>
+        <w:tc>
+          <w:tcPr>
+            <w:tcW w:w="5355" w:type="dxa"/>
+            <w:vAlign w:val="center"/>
+          </w:tcPr>
+          <w:p>
+            <w:pPr>
+              <w:snapToGrid w:val="0"/>
+              <w:rPr>
+                <w:rFonts w:ascii="游ゴシック" w:eastAsia="游ゴシック" w:hAnsi="游ゴシック" w:hint="eastAsia"/>
+                <w:sz w:val="20"/>
+              </w:rPr>
+            </w:pPr>
+            <w:r>
+              <w:rPr>
+                <w:rFonts w:ascii="游ゴシック" w:eastAsia="游ゴシック" w:hAnsi="游ゴシック" w:hint="eastAsia"/>
+                <w:sz w:val="20"/>
+              </w:rPr>
+              <w:t>料金編集画面で不正な値を入力する</w:t>
+            </w:r>
+          </w:p>
+        </w:tc>
+        <w:tc>
+          <w:tcPr>
+            <w:tcW w:w="4935" w:type="dxa"/>
+            <w:vAlign w:val="center"/>
+          </w:tcPr>
+          <w:p>
+            <w:pPr>
+              <w:snapToGrid w:val="0"/>
+              <w:rPr>
+                <w:rFonts w:ascii="游ゴシック" w:eastAsia="游ゴシック" w:hAnsi="游ゴシック" w:hint="eastAsia"/>
+                <w:sz w:val="20"/>
+              </w:rPr>
+            </w:pPr>
+            <w:r>
+              <w:rPr>
+                <w:rFonts w:ascii="游ゴシック" w:eastAsia="游ゴシック" w:hAnsi="游ゴシック" w:hint="eastAsia"/>
+                <w:sz w:val="20"/>
+              </w:rPr>
+              <w:t>「月額料金」で数字以外を入力して保存ボタンを押下した時に、データーベースに情報が保存されないことを確認</w:t>
             </w:r>
           </w:p>
         </w:tc>
@@ -5855,8 +9545,6 @@
         <w:spacing w:line="20" w:lineRule="atLeast"/>
         <w:jc w:val="left"/>
       </w:pPr>
-      <w:bookmarkStart w:id="0" w:name="_GoBack"/>
-      <w:bookmarkEnd w:id="0"/>
     </w:p>
     <w:sectPr>
       <w:headerReference w:type="default" r:id="rId10"/>
@@ -6772,6 +10460,95 @@
       </w:rPr>
     </w:lvl>
   </w:abstractNum>
+  <w:abstractNum w:abstractNumId="5" w15:restartNumberingAfterBreak="0">
+    <w:nsid w:val="7ABF39C9"/>
+    <w:multiLevelType w:val="hybridMultilevel"/>
+    <w:tmpl w:val="0D2A7B98"/>
+    <w:lvl w:ilvl="0" w:tplc="714A9F90">
+      <w:start w:val="1"/>
+      <w:numFmt w:val="decimal"/>
+      <w:lvlText w:val="%1"/>
+      <w:lvlJc w:val="left"/>
+      <w:pPr>
+        <w:ind w:left="420" w:hanging="420"/>
+      </w:pPr>
+      <w:rPr>
+        <w:rFonts w:hint="eastAsia"/>
+      </w:rPr>
+    </w:lvl>
+    <w:lvl w:ilvl="1" w:tplc="04090017" w:tentative="1">
+      <w:start w:val="1"/>
+      <w:numFmt w:val="aiueoFullWidth"/>
+      <w:lvlText w:val="(%2)"/>
+      <w:lvlJc w:val="left"/>
+      <w:pPr>
+        <w:ind w:left="840" w:hanging="420"/>
+      </w:pPr>
+    </w:lvl>
+    <w:lvl w:ilvl="2" w:tplc="04090011" w:tentative="1">
+      <w:start w:val="1"/>
+      <w:numFmt w:val="decimalEnclosedCircle"/>
+      <w:lvlText w:val="%3"/>
+      <w:lvlJc w:val="left"/>
+      <w:pPr>
+        <w:ind w:left="1260" w:hanging="420"/>
+      </w:pPr>
+    </w:lvl>
+    <w:lvl w:ilvl="3" w:tplc="0409000F" w:tentative="1">
+      <w:start w:val="1"/>
+      <w:numFmt w:val="decimal"/>
+      <w:lvlText w:val="%4."/>
+      <w:lvlJc w:val="left"/>
+      <w:pPr>
+        <w:ind w:left="1680" w:hanging="420"/>
+      </w:pPr>
+    </w:lvl>
+    <w:lvl w:ilvl="4" w:tplc="04090017" w:tentative="1">
+      <w:start w:val="1"/>
+      <w:numFmt w:val="aiueoFullWidth"/>
+      <w:lvlText w:val="(%5)"/>
+      <w:lvlJc w:val="left"/>
+      <w:pPr>
+        <w:ind w:left="2100" w:hanging="420"/>
+      </w:pPr>
+    </w:lvl>
+    <w:lvl w:ilvl="5" w:tplc="04090011" w:tentative="1">
+      <w:start w:val="1"/>
+      <w:numFmt w:val="decimalEnclosedCircle"/>
+      <w:lvlText w:val="%6"/>
+      <w:lvlJc w:val="left"/>
+      <w:pPr>
+        <w:ind w:left="2520" w:hanging="420"/>
+      </w:pPr>
+    </w:lvl>
+    <w:lvl w:ilvl="6" w:tplc="0409000F" w:tentative="1">
+      <w:start w:val="1"/>
+      <w:numFmt w:val="decimal"/>
+      <w:lvlText w:val="%7."/>
+      <w:lvlJc w:val="left"/>
+      <w:pPr>
+        <w:ind w:left="2940" w:hanging="420"/>
+      </w:pPr>
+    </w:lvl>
+    <w:lvl w:ilvl="7" w:tplc="04090017" w:tentative="1">
+      <w:start w:val="1"/>
+      <w:numFmt w:val="aiueoFullWidth"/>
+      <w:lvlText w:val="(%8)"/>
+      <w:lvlJc w:val="left"/>
+      <w:pPr>
+        <w:ind w:left="3360" w:hanging="420"/>
+      </w:pPr>
+    </w:lvl>
+    <w:lvl w:ilvl="8" w:tplc="04090011" w:tentative="1">
+      <w:start w:val="1"/>
+      <w:numFmt w:val="decimalEnclosedCircle"/>
+      <w:lvlText w:val="%9"/>
+      <w:lvlJc w:val="left"/>
+      <w:pPr>
+        <w:ind w:left="3780" w:hanging="420"/>
+      </w:pPr>
+    </w:lvl>
+  </w:abstractNum>
   <w:num w:numId="1">
     <w:abstractNumId w:val="3"/>
   </w:num>
@@ -6786,6 +10563,9 @@
   </w:num>
   <w:num w:numId="5">
     <w:abstractNumId w:val="1"/>
+  </w:num>
+  <w:num w:numId="6">
+    <w:abstractNumId w:val="5"/>
   </w:num>
 </w:numbering>
 </file>

--- a/extra/report/No.課題4_テストケース.docx
+++ b/extra/report/No.課題4_テストケース.docx
@@ -5197,14 +5197,7 @@
                 <w:rFonts w:ascii="游ゴシック" w:eastAsia="游ゴシック" w:hAnsi="游ゴシック" w:hint="eastAsia"/>
                 <w:sz w:val="20"/>
               </w:rPr>
-              <w:t>年</w:t>
-            </w:r>
-            <w:r>
-              <w:rPr>
-                <w:rFonts w:ascii="游ゴシック" w:eastAsia="游ゴシック" w:hAnsi="游ゴシック" w:hint="eastAsia"/>
-                <w:sz w:val="20"/>
-              </w:rPr>
-              <w:t>1</w:t>
+              <w:t>年1</w:t>
             </w:r>
             <w:r>
               <w:rPr>
@@ -5643,21 +5636,7 @@
                 <w:rFonts w:ascii="游ゴシック" w:eastAsia="游ゴシック" w:hAnsi="游ゴシック"/>
                 <w:sz w:val="20"/>
               </w:rPr>
-              <w:t>”</w:t>
-            </w:r>
-            <w:r>
-              <w:rPr>
-                <w:rFonts w:ascii="游ゴシック" w:eastAsia="游ゴシック" w:hAnsi="游ゴシック"/>
-                <w:sz w:val="20"/>
-              </w:rPr>
-              <w:t>12</w:t>
-            </w:r>
-            <w:r>
-              <w:rPr>
-                <w:rFonts w:ascii="游ゴシック" w:eastAsia="游ゴシック" w:hAnsi="游ゴシック"/>
-                <w:sz w:val="20"/>
-              </w:rPr>
-              <w:t>”</w:t>
+              <w:t>”12”</w:t>
             </w:r>
             <w:r>
               <w:rPr>
@@ -6560,6 +6539,7 @@
         <w:tc>
           <w:tcPr>
             <w:tcW w:w="5355" w:type="dxa"/>
+            <w:vMerge/>
             <w:vAlign w:val="center"/>
           </w:tcPr>
           <w:p>
@@ -6707,22 +6687,23 @@
         <w:tc>
           <w:tcPr>
             <w:tcW w:w="5355" w:type="dxa"/>
-            <w:vAlign w:val="center"/>
-          </w:tcPr>
-          <w:p>
-            <w:pPr>
-              <w:snapToGrid w:val="0"/>
-              <w:rPr>
-                <w:rFonts w:ascii="游ゴシック" w:eastAsia="游ゴシック" w:hAnsi="游ゴシック" w:hint="eastAsia"/>
-                <w:sz w:val="20"/>
-              </w:rPr>
-            </w:pPr>
-            <w:r>
-              <w:rPr>
-                <w:rFonts w:ascii="游ゴシック" w:eastAsia="游ゴシック" w:hAnsi="游ゴシック" w:hint="eastAsia"/>
-                <w:sz w:val="20"/>
-              </w:rPr>
-              <w:t>料金新規追加画面の料金名の入力チェック</w:t>
+            <w:vMerge w:val="restart"/>
+            <w:vAlign w:val="center"/>
+          </w:tcPr>
+          <w:p>
+            <w:pPr>
+              <w:snapToGrid w:val="0"/>
+              <w:rPr>
+                <w:rFonts w:ascii="游ゴシック" w:eastAsia="游ゴシック" w:hAnsi="游ゴシック" w:hint="eastAsia"/>
+                <w:sz w:val="20"/>
+              </w:rPr>
+            </w:pPr>
+            <w:r>
+              <w:rPr>
+                <w:rFonts w:ascii="游ゴシック" w:eastAsia="游ゴシック" w:hAnsi="游ゴシック" w:hint="eastAsia"/>
+                <w:sz w:val="20"/>
+              </w:rPr>
+              <w:t>料金編集画面で必須項目に情報を記載せずに保存ボタン押下</w:t>
             </w:r>
           </w:p>
         </w:tc>
@@ -6744,49 +6725,36 @@
                 <w:rFonts w:ascii="游ゴシック" w:eastAsia="游ゴシック" w:hAnsi="游ゴシック" w:hint="eastAsia"/>
                 <w:sz w:val="20"/>
               </w:rPr>
-              <w:t>「料金名」が1</w:t>
-            </w:r>
-            <w:r>
-              <w:rPr>
-                <w:rFonts w:ascii="游ゴシック" w:eastAsia="游ゴシック" w:hAnsi="游ゴシック"/>
-                <w:sz w:val="20"/>
-              </w:rPr>
-              <w:t>27</w:t>
-            </w:r>
-            <w:r>
-              <w:rPr>
-                <w:rFonts w:ascii="游ゴシック" w:eastAsia="游ゴシック" w:hAnsi="游ゴシック" w:hint="eastAsia"/>
-                <w:sz w:val="20"/>
-              </w:rPr>
-              <w:t>文字までしか入力でないことを確認する、テキストボックスサイズの都合で1</w:t>
-            </w:r>
-            <w:r>
-              <w:rPr>
-                <w:rFonts w:ascii="游ゴシック" w:eastAsia="游ゴシック" w:hAnsi="游ゴシック"/>
-                <w:sz w:val="20"/>
-              </w:rPr>
-              <w:t>27</w:t>
-            </w:r>
-            <w:r>
-              <w:rPr>
-                <w:rFonts w:ascii="游ゴシック" w:eastAsia="游ゴシック" w:hAnsi="游ゴシック" w:hint="eastAsia"/>
-                <w:sz w:val="20"/>
-              </w:rPr>
-              <w:t>文字を同時に全て表示出来ない為、1</w:t>
-            </w:r>
-            <w:r>
-              <w:rPr>
-                <w:rFonts w:ascii="游ゴシック" w:eastAsia="游ゴシック" w:hAnsi="游ゴシック"/>
-                <w:sz w:val="20"/>
-              </w:rPr>
-              <w:t>00</w:t>
-            </w:r>
-            <w:r>
-              <w:rPr>
-                <w:rFonts w:ascii="游ゴシック" w:eastAsia="游ゴシック" w:hAnsi="游ゴシック" w:hint="eastAsia"/>
-                <w:sz w:val="20"/>
-              </w:rPr>
-              <w:t>文字以上表示されることを確認できれば良い</w:t>
+              <w:t>全て空欄で登録ボタンを押下したときに、データーベースに情報が保存されず「料金」「月額料金」「加入日」の欄の下に</w:t>
+            </w:r>
+            <w:r>
+              <w:rPr>
+                <w:rFonts w:ascii="游ゴシック" w:eastAsia="游ゴシック" w:hAnsi="游ゴシック"/>
+                <w:sz w:val="20"/>
+              </w:rPr>
+              <w:t>”</w:t>
+            </w:r>
+            <w:r>
+              <w:rPr>
+                <w:rFonts w:ascii="游ゴシック" w:eastAsia="游ゴシック" w:hAnsi="游ゴシック" w:hint="eastAsia"/>
+                <w:color w:val="FF0000"/>
+                <w:sz w:val="20"/>
+              </w:rPr>
+              <w:t>この項目の入力は必須です。</w:t>
+            </w:r>
+            <w:r>
+              <w:rPr>
+                <w:rFonts w:ascii="游ゴシック" w:eastAsia="游ゴシック" w:hAnsi="游ゴシック"/>
+                <w:sz w:val="20"/>
+              </w:rPr>
+              <w:t>”</w:t>
+            </w:r>
+            <w:r>
+              <w:rPr>
+                <w:rFonts w:ascii="游ゴシック" w:eastAsia="游ゴシック" w:hAnsi="游ゴシック" w:hint="eastAsia"/>
+                <w:sz w:val="20"/>
+              </w:rPr>
+              <w:t>と表示される</w:t>
             </w:r>
           </w:p>
         </w:tc>
@@ -6858,54 +6826,34 @@
             </w:pPr>
             <w:r>
               <w:rPr>
-                <w:rFonts w:ascii="游ゴシック" w:eastAsia="游ゴシック" w:hAnsi="游ゴシック"/>
-                <w:sz w:val="20"/>
-              </w:rPr>
-              <w:t>41</w:t>
+                <w:rFonts w:ascii="游ゴシック" w:eastAsia="游ゴシック" w:hAnsi="游ゴシック" w:hint="eastAsia"/>
+                <w:sz w:val="20"/>
+              </w:rPr>
+              <w:t>4</w:t>
+            </w:r>
+            <w:r>
+              <w:rPr>
+                <w:rFonts w:ascii="游ゴシック" w:eastAsia="游ゴシック" w:hAnsi="游ゴシック"/>
+                <w:sz w:val="20"/>
+              </w:rPr>
+              <w:t>1</w:t>
             </w:r>
           </w:p>
         </w:tc>
         <w:tc>
           <w:tcPr>
             <w:tcW w:w="5355" w:type="dxa"/>
-            <w:vAlign w:val="center"/>
-          </w:tcPr>
-          <w:p>
-            <w:pPr>
-              <w:snapToGrid w:val="0"/>
-              <w:rPr>
-                <w:rFonts w:ascii="游ゴシック" w:eastAsia="游ゴシック" w:hAnsi="游ゴシック" w:hint="eastAsia"/>
-                <w:sz w:val="20"/>
-              </w:rPr>
-            </w:pPr>
-            <w:r>
-              <w:rPr>
-                <w:rFonts w:ascii="游ゴシック" w:eastAsia="游ゴシック" w:hAnsi="游ゴシック" w:hint="eastAsia"/>
-                <w:sz w:val="20"/>
-              </w:rPr>
-              <w:t>料金新規追加画面の</w:t>
-            </w:r>
-            <w:r>
-              <w:rPr>
-                <w:rFonts w:ascii="游ゴシック" w:eastAsia="游ゴシック" w:hAnsi="游ゴシック" w:hint="eastAsia"/>
-                <w:sz w:val="20"/>
-              </w:rPr>
-              <w:t>月額料金</w:t>
-            </w:r>
-            <w:r>
-              <w:rPr>
-                <w:rFonts w:ascii="游ゴシック" w:eastAsia="游ゴシック" w:hAnsi="游ゴシック" w:hint="eastAsia"/>
-                <w:sz w:val="20"/>
-              </w:rPr>
-              <w:t>の</w:t>
-            </w:r>
-            <w:r>
-              <w:rPr>
-                <w:rFonts w:ascii="游ゴシック" w:eastAsia="游ゴシック" w:hAnsi="游ゴシック" w:hint="eastAsia"/>
-                <w:sz w:val="20"/>
-              </w:rPr>
-              <w:t>入力チェック</w:t>
-            </w:r>
+            <w:vMerge/>
+            <w:vAlign w:val="center"/>
+          </w:tcPr>
+          <w:p>
+            <w:pPr>
+              <w:snapToGrid w:val="0"/>
+              <w:rPr>
+                <w:rFonts w:ascii="游ゴシック" w:eastAsia="游ゴシック" w:hAnsi="游ゴシック" w:hint="eastAsia"/>
+                <w:sz w:val="20"/>
+              </w:rPr>
+            </w:pPr>
           </w:p>
         </w:tc>
         <w:tc>
@@ -6926,21 +6874,28 @@
                 <w:rFonts w:ascii="游ゴシック" w:eastAsia="游ゴシック" w:hAnsi="游ゴシック" w:hint="eastAsia"/>
                 <w:sz w:val="20"/>
               </w:rPr>
-              <w:t>「月額料金」に</w:t>
-            </w:r>
-            <w:r>
-              <w:rPr>
-                <w:rFonts w:ascii="游ゴシック" w:eastAsia="游ゴシック" w:hAnsi="游ゴシック"/>
-                <w:sz w:val="20"/>
-              </w:rPr>
-              <w:t>”999999999”</w:t>
-            </w:r>
-            <w:r>
-              <w:rPr>
-                <w:rFonts w:ascii="游ゴシック" w:eastAsia="游ゴシック" w:hAnsi="游ゴシック" w:hint="eastAsia"/>
-                <w:sz w:val="20"/>
-              </w:rPr>
-              <w:t>と入力し9文字までしか入力できないことを確認する</w:t>
+              <w:t>項目</w:t>
+            </w:r>
+            <w:r>
+              <w:rPr>
+                <w:rFonts w:ascii="游ゴシック" w:eastAsia="游ゴシック" w:hAnsi="游ゴシック" w:hint="eastAsia"/>
+                <w:sz w:val="20"/>
+              </w:rPr>
+              <w:t>4</w:t>
+            </w:r>
+            <w:r>
+              <w:rPr>
+                <w:rFonts w:ascii="游ゴシック" w:eastAsia="游ゴシック" w:hAnsi="游ゴシック"/>
+                <w:sz w:val="20"/>
+              </w:rPr>
+              <w:t>0</w:t>
+            </w:r>
+            <w:r>
+              <w:rPr>
+                <w:rFonts w:ascii="游ゴシック" w:eastAsia="游ゴシック" w:hAnsi="游ゴシック" w:hint="eastAsia"/>
+                <w:sz w:val="20"/>
+              </w:rPr>
+              <w:t>を実行した後にデーターベースに全カラムになにも情報がないレコードが存在しないことを確認する</w:t>
             </w:r>
           </w:p>
         </w:tc>
@@ -7015,6 +6970,7 @@
                 <w:rFonts w:ascii="游ゴシック" w:eastAsia="游ゴシック" w:hAnsi="游ゴシック" w:hint="eastAsia"/>
                 <w:sz w:val="20"/>
               </w:rPr>
+              <w:lastRenderedPageBreak/>
               <w:t>4</w:t>
             </w:r>
             <w:r>
@@ -7022,30 +6978,29 @@
                 <w:rFonts w:ascii="游ゴシック" w:eastAsia="游ゴシック" w:hAnsi="游ゴシック"/>
                 <w:sz w:val="20"/>
               </w:rPr>
-              <w:t>2</w:t>
+              <w:t>0</w:t>
             </w:r>
           </w:p>
         </w:tc>
         <w:tc>
           <w:tcPr>
             <w:tcW w:w="5355" w:type="dxa"/>
-            <w:vMerge w:val="restart"/>
-            <w:vAlign w:val="center"/>
-          </w:tcPr>
-          <w:p>
-            <w:pPr>
-              <w:snapToGrid w:val="0"/>
-              <w:rPr>
-                <w:rFonts w:ascii="游ゴシック" w:eastAsia="游ゴシック" w:hAnsi="游ゴシック" w:hint="eastAsia"/>
-                <w:sz w:val="20"/>
-              </w:rPr>
-            </w:pPr>
-            <w:r>
-              <w:rPr>
-                <w:rFonts w:ascii="游ゴシック" w:eastAsia="游ゴシック" w:hAnsi="游ゴシック" w:hint="eastAsia"/>
-                <w:sz w:val="20"/>
-              </w:rPr>
-              <w:t>料金新規追加画面の月額料金の境界値チェック</w:t>
+            <w:vAlign w:val="center"/>
+          </w:tcPr>
+          <w:p>
+            <w:pPr>
+              <w:snapToGrid w:val="0"/>
+              <w:rPr>
+                <w:rFonts w:ascii="游ゴシック" w:eastAsia="游ゴシック" w:hAnsi="游ゴシック" w:hint="eastAsia"/>
+                <w:sz w:val="20"/>
+              </w:rPr>
+            </w:pPr>
+            <w:r>
+              <w:rPr>
+                <w:rFonts w:ascii="游ゴシック" w:eastAsia="游ゴシック" w:hAnsi="游ゴシック" w:hint="eastAsia"/>
+                <w:sz w:val="20"/>
+              </w:rPr>
+              <w:t>料金新規追加画面の料金名の入力チェック</w:t>
             </w:r>
           </w:p>
         </w:tc>
@@ -7067,76 +7022,49 @@
                 <w:rFonts w:ascii="游ゴシック" w:eastAsia="游ゴシック" w:hAnsi="游ゴシック" w:hint="eastAsia"/>
                 <w:sz w:val="20"/>
               </w:rPr>
-              <w:t>「月額料金」</w:t>
-            </w:r>
-            <w:r>
-              <w:rPr>
-                <w:rFonts w:ascii="游ゴシック" w:eastAsia="游ゴシック" w:hAnsi="游ゴシック" w:hint="eastAsia"/>
-                <w:sz w:val="20"/>
-              </w:rPr>
-              <w:t>に</w:t>
-            </w:r>
-            <w:r>
-              <w:rPr>
-                <w:rFonts w:ascii="游ゴシック" w:eastAsia="游ゴシック" w:hAnsi="游ゴシック"/>
-                <w:sz w:val="20"/>
-              </w:rPr>
-              <w:t>”-1”</w:t>
-            </w:r>
-            <w:r>
-              <w:rPr>
-                <w:rFonts w:ascii="游ゴシック" w:eastAsia="游ゴシック" w:hAnsi="游ゴシック" w:hint="eastAsia"/>
-                <w:sz w:val="20"/>
-              </w:rPr>
-              <w:t>と入力して保存ボタンを押下した時に、</w:t>
-            </w:r>
-            <w:r>
-              <w:rPr>
-                <w:rFonts w:ascii="游ゴシック" w:eastAsia="游ゴシック" w:hAnsi="游ゴシック"/>
-                <w:sz w:val="20"/>
-              </w:rPr>
-              <w:t>”</w:t>
-            </w:r>
-            <w:r>
-              <w:rPr>
-                <w:rFonts w:ascii="游ゴシック" w:eastAsia="游ゴシック" w:hAnsi="游ゴシック" w:cs="Segoe UI"/>
-                <w:color w:val="DC3545"/>
-                <w:shd w:val="clear" w:color="auto" w:fill="FFFFFF"/>
-              </w:rPr>
-              <w:t xml:space="preserve"> </w:t>
-            </w:r>
-            <w:r>
-              <w:rPr>
-                <w:rFonts w:ascii="游ゴシック" w:eastAsia="游ゴシック" w:hAnsi="游ゴシック" w:cs="Segoe UI"/>
-                <w:color w:val="DC3545"/>
-                <w:sz w:val="20"/>
-                <w:shd w:val="clear" w:color="auto" w:fill="FFFFFF"/>
-              </w:rPr>
-              <w:t>この項目は0以上の数値を入力してくださ</w:t>
-            </w:r>
-            <w:r>
-              <w:rPr>
-                <w:rFonts w:ascii="游ゴシック" w:eastAsia="游ゴシック" w:hAnsi="游ゴシック" w:cs="Segoe UI"/>
-                <w:color w:val="DC3545"/>
-                <w:sz w:val="20"/>
-                <w:shd w:val="clear" w:color="auto" w:fill="FFFFFF"/>
-              </w:rPr>
-              <w:lastRenderedPageBreak/>
-              <w:t>い。</w:t>
-            </w:r>
-            <w:r>
-              <w:rPr>
-                <w:rFonts w:ascii="游ゴシック" w:eastAsia="游ゴシック" w:hAnsi="游ゴシック"/>
-                <w:sz w:val="20"/>
-              </w:rPr>
-              <w:t>”</w:t>
-            </w:r>
-            <w:r>
-              <w:rPr>
-                <w:rFonts w:ascii="游ゴシック" w:eastAsia="游ゴシック" w:hAnsi="游ゴシック" w:hint="eastAsia"/>
-                <w:sz w:val="20"/>
-              </w:rPr>
-              <w:t>と表示される</w:t>
+              <w:t>「料金名」が1</w:t>
+            </w:r>
+            <w:r>
+              <w:rPr>
+                <w:rFonts w:ascii="游ゴシック" w:eastAsia="游ゴシック" w:hAnsi="游ゴシック"/>
+                <w:sz w:val="20"/>
+              </w:rPr>
+              <w:t>27</w:t>
+            </w:r>
+            <w:r>
+              <w:rPr>
+                <w:rFonts w:ascii="游ゴシック" w:eastAsia="游ゴシック" w:hAnsi="游ゴシック" w:hint="eastAsia"/>
+                <w:sz w:val="20"/>
+              </w:rPr>
+              <w:t>文字までしか入力でないことを確認する、テキストボックスサイズの都合で1</w:t>
+            </w:r>
+            <w:r>
+              <w:rPr>
+                <w:rFonts w:ascii="游ゴシック" w:eastAsia="游ゴシック" w:hAnsi="游ゴシック"/>
+                <w:sz w:val="20"/>
+              </w:rPr>
+              <w:t>27</w:t>
+            </w:r>
+            <w:r>
+              <w:rPr>
+                <w:rFonts w:ascii="游ゴシック" w:eastAsia="游ゴシック" w:hAnsi="游ゴシック" w:hint="eastAsia"/>
+                <w:sz w:val="20"/>
+              </w:rPr>
+              <w:t>文字を同時に全て表示出来ない為、1</w:t>
+            </w:r>
+            <w:r>
+              <w:rPr>
+                <w:rFonts w:ascii="游ゴシック" w:eastAsia="游ゴシック" w:hAnsi="游ゴシック"/>
+                <w:sz w:val="20"/>
+              </w:rPr>
+              <w:t>00</w:t>
+            </w:r>
+            <w:r>
+              <w:rPr>
+                <w:rFonts w:ascii="游ゴシック" w:eastAsia="游ゴシック" w:hAnsi="游ゴシック" w:hint="eastAsia"/>
+                <w:sz w:val="20"/>
+              </w:rPr>
+              <w:t>文字以上表示されることを確認できれば良い</w:t>
             </w:r>
           </w:p>
         </w:tc>
@@ -7208,34 +7136,54 @@
             </w:pPr>
             <w:r>
               <w:rPr>
-                <w:rFonts w:ascii="游ゴシック" w:eastAsia="游ゴシック" w:hAnsi="游ゴシック" w:hint="eastAsia"/>
-                <w:sz w:val="20"/>
-              </w:rPr>
-              <w:t>4</w:t>
-            </w:r>
-            <w:r>
-              <w:rPr>
-                <w:rFonts w:ascii="游ゴシック" w:eastAsia="游ゴシック" w:hAnsi="游ゴシック"/>
-                <w:sz w:val="20"/>
-              </w:rPr>
-              <w:t>3</w:t>
+                <w:rFonts w:ascii="游ゴシック" w:eastAsia="游ゴシック" w:hAnsi="游ゴシック"/>
+                <w:sz w:val="20"/>
+              </w:rPr>
+              <w:t>41</w:t>
             </w:r>
           </w:p>
         </w:tc>
         <w:tc>
           <w:tcPr>
             <w:tcW w:w="5355" w:type="dxa"/>
-            <w:vMerge/>
-            <w:vAlign w:val="center"/>
-          </w:tcPr>
-          <w:p>
-            <w:pPr>
-              <w:snapToGrid w:val="0"/>
-              <w:rPr>
-                <w:rFonts w:ascii="游ゴシック" w:eastAsia="游ゴシック" w:hAnsi="游ゴシック" w:hint="eastAsia"/>
-                <w:sz w:val="20"/>
-              </w:rPr>
-            </w:pPr>
+            <w:vAlign w:val="center"/>
+          </w:tcPr>
+          <w:p>
+            <w:pPr>
+              <w:snapToGrid w:val="0"/>
+              <w:rPr>
+                <w:rFonts w:ascii="游ゴシック" w:eastAsia="游ゴシック" w:hAnsi="游ゴシック" w:hint="eastAsia"/>
+                <w:sz w:val="20"/>
+              </w:rPr>
+            </w:pPr>
+            <w:r>
+              <w:rPr>
+                <w:rFonts w:ascii="游ゴシック" w:eastAsia="游ゴシック" w:hAnsi="游ゴシック" w:hint="eastAsia"/>
+                <w:sz w:val="20"/>
+              </w:rPr>
+              <w:t>料金新規追加画面の</w:t>
+            </w:r>
+            <w:r>
+              <w:rPr>
+                <w:rFonts w:ascii="游ゴシック" w:eastAsia="游ゴシック" w:hAnsi="游ゴシック" w:hint="eastAsia"/>
+                <w:sz w:val="20"/>
+              </w:rPr>
+              <w:t>月額料金</w:t>
+            </w:r>
+            <w:r>
+              <w:rPr>
+                <w:rFonts w:ascii="游ゴシック" w:eastAsia="游ゴシック" w:hAnsi="游ゴシック" w:hint="eastAsia"/>
+                <w:sz w:val="20"/>
+              </w:rPr>
+              <w:t>の</w:t>
+            </w:r>
+            <w:r>
+              <w:rPr>
+                <w:rFonts w:ascii="游ゴシック" w:eastAsia="游ゴシック" w:hAnsi="游ゴシック" w:hint="eastAsia"/>
+                <w:sz w:val="20"/>
+              </w:rPr>
+              <w:t>入力チェック</w:t>
+            </w:r>
           </w:p>
         </w:tc>
         <w:tc>
@@ -7256,147 +7204,21 @@
                 <w:rFonts w:ascii="游ゴシック" w:eastAsia="游ゴシック" w:hAnsi="游ゴシック" w:hint="eastAsia"/>
                 <w:sz w:val="20"/>
               </w:rPr>
-              <w:t>「料金名」に</w:t>
-            </w:r>
-            <w:r>
-              <w:rPr>
-                <w:rFonts w:ascii="游ゴシック" w:eastAsia="游ゴシック" w:hAnsi="游ゴシック"/>
-                <w:sz w:val="20"/>
-              </w:rPr>
-              <w:t>”</w:t>
-            </w:r>
-            <w:r>
-              <w:rPr>
-                <w:rFonts w:ascii="游ゴシック" w:eastAsia="游ゴシック" w:hAnsi="游ゴシック" w:hint="eastAsia"/>
-                <w:sz w:val="20"/>
-              </w:rPr>
-              <w:t>月額料金</w:t>
-            </w:r>
-            <w:r>
-              <w:rPr>
-                <w:rFonts w:ascii="游ゴシック" w:eastAsia="游ゴシック" w:hAnsi="游ゴシック"/>
-                <w:sz w:val="20"/>
-              </w:rPr>
-              <w:t>”</w:t>
-            </w:r>
-            <w:r>
-              <w:rPr>
-                <w:rFonts w:ascii="游ゴシック" w:eastAsia="游ゴシック" w:hAnsi="游ゴシック" w:hint="eastAsia"/>
-                <w:sz w:val="20"/>
-              </w:rPr>
-              <w:t>「</w:t>
-            </w:r>
-            <w:r>
-              <w:rPr>
-                <w:rFonts w:ascii="游ゴシック" w:eastAsia="游ゴシック" w:hAnsi="游ゴシック" w:hint="eastAsia"/>
-                <w:sz w:val="20"/>
-              </w:rPr>
-              <w:t>月額料金」に</w:t>
-            </w:r>
-            <w:r>
-              <w:rPr>
-                <w:rFonts w:ascii="游ゴシック" w:eastAsia="游ゴシック" w:hAnsi="游ゴシック"/>
-                <w:sz w:val="20"/>
-              </w:rPr>
-              <w:t>”</w:t>
-            </w:r>
-            <w:r>
-              <w:rPr>
-                <w:rFonts w:ascii="游ゴシック" w:eastAsia="游ゴシック" w:hAnsi="游ゴシック"/>
-                <w:sz w:val="20"/>
-              </w:rPr>
-              <w:t>0</w:t>
-            </w:r>
-            <w:r>
-              <w:rPr>
-                <w:rFonts w:ascii="游ゴシック" w:eastAsia="游ゴシック" w:hAnsi="游ゴシック"/>
-                <w:sz w:val="20"/>
-              </w:rPr>
-              <w:t>”</w:t>
-            </w:r>
-            <w:r>
-              <w:rPr>
-                <w:rFonts w:ascii="游ゴシック" w:eastAsia="游ゴシック" w:hAnsi="游ゴシック" w:hint="eastAsia"/>
-                <w:sz w:val="20"/>
-              </w:rPr>
-              <w:t>「加入日」に</w:t>
-            </w:r>
-            <w:r>
-              <w:rPr>
-                <w:rFonts w:ascii="游ゴシック" w:eastAsia="游ゴシック" w:hAnsi="游ゴシック"/>
-                <w:sz w:val="20"/>
-              </w:rPr>
-              <w:t>”2025</w:t>
-            </w:r>
-            <w:r>
-              <w:rPr>
-                <w:rFonts w:ascii="游ゴシック" w:eastAsia="游ゴシック" w:hAnsi="游ゴシック" w:hint="eastAsia"/>
-                <w:sz w:val="20"/>
-              </w:rPr>
-              <w:t>年</w:t>
-            </w:r>
-            <w:r>
-              <w:rPr>
-                <w:rFonts w:ascii="游ゴシック" w:eastAsia="游ゴシック" w:hAnsi="游ゴシック"/>
-                <w:sz w:val="20"/>
-              </w:rPr>
-              <w:t>10</w:t>
-            </w:r>
-            <w:r>
-              <w:rPr>
-                <w:rFonts w:ascii="游ゴシック" w:eastAsia="游ゴシック" w:hAnsi="游ゴシック" w:hint="eastAsia"/>
-                <w:sz w:val="20"/>
-              </w:rPr>
-              <w:t>月1</w:t>
-            </w:r>
-            <w:r>
-              <w:rPr>
-                <w:rFonts w:ascii="游ゴシック" w:eastAsia="游ゴシック" w:hAnsi="游ゴシック"/>
-                <w:sz w:val="20"/>
-              </w:rPr>
-              <w:t>0</w:t>
-            </w:r>
-            <w:r>
-              <w:rPr>
-                <w:rFonts w:ascii="游ゴシック" w:eastAsia="游ゴシック" w:hAnsi="游ゴシック" w:hint="eastAsia"/>
-                <w:sz w:val="20"/>
-              </w:rPr>
-              <w:t>日</w:t>
-            </w:r>
-            <w:r>
-              <w:rPr>
-                <w:rFonts w:ascii="游ゴシック" w:eastAsia="游ゴシック" w:hAnsi="游ゴシック"/>
-                <w:sz w:val="20"/>
-              </w:rPr>
-              <w:t>”</w:t>
-            </w:r>
-            <w:r>
-              <w:rPr>
-                <w:rFonts w:ascii="游ゴシック" w:eastAsia="游ゴシック" w:hAnsi="游ゴシック" w:hint="eastAsia"/>
-                <w:sz w:val="20"/>
-              </w:rPr>
-              <w:t>と</w:t>
-            </w:r>
-            <w:r>
-              <w:rPr>
-                <w:rFonts w:ascii="游ゴシック" w:eastAsia="游ゴシック" w:hAnsi="游ゴシック" w:hint="eastAsia"/>
-                <w:sz w:val="20"/>
-              </w:rPr>
-              <w:t>記載</w:t>
-            </w:r>
-            <w:r>
-              <w:rPr>
-                <w:rFonts w:ascii="游ゴシック" w:eastAsia="游ゴシック" w:hAnsi="游ゴシック" w:hint="eastAsia"/>
-                <w:sz w:val="20"/>
-              </w:rPr>
-              <w:t>して保存ボタンを押下</w:t>
-            </w:r>
-            <w:r>
-              <w:rPr>
-                <w:rFonts w:ascii="游ゴシック" w:eastAsia="游ゴシック" w:hAnsi="游ゴシック" w:hint="eastAsia"/>
-                <w:sz w:val="20"/>
-              </w:rPr>
-              <w:t>した時に警告文が表示されずバリデーションチェックに引っかからないことを確認する</w:t>
+              <w:t>「月額料金」に</w:t>
+            </w:r>
+            <w:r>
+              <w:rPr>
+                <w:rFonts w:ascii="游ゴシック" w:eastAsia="游ゴシック" w:hAnsi="游ゴシック"/>
+                <w:sz w:val="20"/>
+              </w:rPr>
+              <w:t>”999999999”</w:t>
+            </w:r>
+            <w:r>
+              <w:rPr>
+                <w:rFonts w:ascii="游ゴシック" w:eastAsia="游ゴシック" w:hAnsi="游ゴシック" w:hint="eastAsia"/>
+                <w:sz w:val="20"/>
+              </w:rPr>
+              <w:t>と入力し9文字までしか入力できないことを確認する</w:t>
             </w:r>
           </w:p>
         </w:tc>
@@ -7478,24 +7300,31 @@
                 <w:rFonts w:ascii="游ゴシック" w:eastAsia="游ゴシック" w:hAnsi="游ゴシック"/>
                 <w:sz w:val="20"/>
               </w:rPr>
-              <w:t>4</w:t>
+              <w:t>2</w:t>
             </w:r>
           </w:p>
         </w:tc>
         <w:tc>
           <w:tcPr>
             <w:tcW w:w="5355" w:type="dxa"/>
-            <w:vMerge/>
-            <w:vAlign w:val="center"/>
-          </w:tcPr>
-          <w:p>
-            <w:pPr>
-              <w:snapToGrid w:val="0"/>
-              <w:rPr>
-                <w:rFonts w:ascii="游ゴシック" w:eastAsia="游ゴシック" w:hAnsi="游ゴシック" w:hint="eastAsia"/>
-                <w:sz w:val="20"/>
-              </w:rPr>
-            </w:pPr>
+            <w:vMerge w:val="restart"/>
+            <w:vAlign w:val="center"/>
+          </w:tcPr>
+          <w:p>
+            <w:pPr>
+              <w:snapToGrid w:val="0"/>
+              <w:rPr>
+                <w:rFonts w:ascii="游ゴシック" w:eastAsia="游ゴシック" w:hAnsi="游ゴシック" w:hint="eastAsia"/>
+                <w:sz w:val="20"/>
+              </w:rPr>
+            </w:pPr>
+            <w:r>
+              <w:rPr>
+                <w:rFonts w:ascii="游ゴシック" w:eastAsia="游ゴシック" w:hAnsi="游ゴシック" w:hint="eastAsia"/>
+                <w:sz w:val="20"/>
+              </w:rPr>
+              <w:t>料金新規追加画面の月額料金の境界値チェック</w:t>
+            </w:r>
           </w:p>
         </w:tc>
         <w:tc>
@@ -7516,7 +7345,28 @@
                 <w:rFonts w:ascii="游ゴシック" w:eastAsia="游ゴシック" w:hAnsi="游ゴシック" w:hint="eastAsia"/>
                 <w:sz w:val="20"/>
               </w:rPr>
-              <w:t>「料金名」に</w:t>
+              <w:t>「月額料金」</w:t>
+            </w:r>
+            <w:r>
+              <w:rPr>
+                <w:rFonts w:ascii="游ゴシック" w:eastAsia="游ゴシック" w:hAnsi="游ゴシック" w:hint="eastAsia"/>
+                <w:sz w:val="20"/>
+              </w:rPr>
+              <w:t>に</w:t>
+            </w:r>
+            <w:r>
+              <w:rPr>
+                <w:rFonts w:ascii="游ゴシック" w:eastAsia="游ゴシック" w:hAnsi="游ゴシック"/>
+                <w:sz w:val="20"/>
+              </w:rPr>
+              <w:t>”-1”</w:t>
+            </w:r>
+            <w:r>
+              <w:rPr>
+                <w:rFonts w:ascii="游ゴシック" w:eastAsia="游ゴシック" w:hAnsi="游ゴシック" w:hint="eastAsia"/>
+                <w:sz w:val="20"/>
+              </w:rPr>
+              <w:t>と入力して保存ボタンを押下した時に、</w:t>
             </w:r>
             <w:r>
               <w:rPr>
@@ -7527,10 +7377,20 @@
             </w:r>
             <w:r>
               <w:rPr>
-                <w:rFonts w:ascii="游ゴシック" w:eastAsia="游ゴシック" w:hAnsi="游ゴシック" w:hint="eastAsia"/>
-                <w:sz w:val="20"/>
-              </w:rPr>
-              <w:t>月額料金</w:t>
+                <w:rFonts w:ascii="游ゴシック" w:eastAsia="游ゴシック" w:hAnsi="游ゴシック" w:cs="Segoe UI"/>
+                <w:color w:val="DC3545"/>
+                <w:shd w:val="clear" w:color="auto" w:fill="FFFFFF"/>
+              </w:rPr>
+              <w:t xml:space="preserve"> </w:t>
+            </w:r>
+            <w:r>
+              <w:rPr>
+                <w:rFonts w:ascii="游ゴシック" w:eastAsia="游ゴシック" w:hAnsi="游ゴシック" w:cs="Segoe UI"/>
+                <w:color w:val="DC3545"/>
+                <w:sz w:val="20"/>
+                <w:shd w:val="clear" w:color="auto" w:fill="FFFFFF"/>
+              </w:rPr>
+              <w:t>この項目は0以上の数値を入力してください。</w:t>
             </w:r>
             <w:r>
               <w:rPr>
@@ -7544,126 +7404,7 @@
                 <w:rFonts w:ascii="游ゴシック" w:eastAsia="游ゴシック" w:hAnsi="游ゴシック" w:hint="eastAsia"/>
                 <w:sz w:val="20"/>
               </w:rPr>
-              <w:t>「</w:t>
-            </w:r>
-            <w:r>
-              <w:rPr>
-                <w:rFonts w:ascii="游ゴシック" w:eastAsia="游ゴシック" w:hAnsi="游ゴシック" w:hint="eastAsia"/>
-                <w:sz w:val="20"/>
-              </w:rPr>
-              <w:t>月額料金」に</w:t>
-            </w:r>
-            <w:r>
-              <w:rPr>
-                <w:rFonts w:ascii="游ゴシック" w:eastAsia="游ゴシック" w:hAnsi="游ゴシック"/>
-                <w:sz w:val="20"/>
-              </w:rPr>
-              <w:t>”</w:t>
-            </w:r>
-            <w:r>
-              <w:rPr>
-                <w:rFonts w:ascii="游ゴシック" w:eastAsia="游ゴシック" w:hAnsi="游ゴシック"/>
-                <w:sz w:val="20"/>
-              </w:rPr>
-              <w:t>999999999</w:t>
-            </w:r>
-            <w:r>
-              <w:rPr>
-                <w:rFonts w:ascii="游ゴシック" w:eastAsia="游ゴシック" w:hAnsi="游ゴシック"/>
-                <w:sz w:val="20"/>
-              </w:rPr>
-              <w:t>”</w:t>
-            </w:r>
-            <w:r>
-              <w:rPr>
-                <w:rFonts w:ascii="游ゴシック" w:eastAsia="游ゴシック" w:hAnsi="游ゴシック" w:hint="eastAsia"/>
-                <w:sz w:val="20"/>
-              </w:rPr>
-              <w:t>「加入日」に</w:t>
-            </w:r>
-            <w:r>
-              <w:rPr>
-                <w:rFonts w:ascii="游ゴシック" w:eastAsia="游ゴシック" w:hAnsi="游ゴシック"/>
-                <w:sz w:val="20"/>
-              </w:rPr>
-              <w:t>”2025</w:t>
-            </w:r>
-            <w:r>
-              <w:rPr>
-                <w:rFonts w:ascii="游ゴシック" w:eastAsia="游ゴシック" w:hAnsi="游ゴシック" w:hint="eastAsia"/>
-                <w:sz w:val="20"/>
-              </w:rPr>
-              <w:t>年</w:t>
-            </w:r>
-            <w:r>
-              <w:rPr>
-                <w:rFonts w:ascii="游ゴシック" w:eastAsia="游ゴシック" w:hAnsi="游ゴシック"/>
-                <w:sz w:val="20"/>
-              </w:rPr>
-              <w:t>10</w:t>
-            </w:r>
-            <w:r>
-              <w:rPr>
-                <w:rFonts w:ascii="游ゴシック" w:eastAsia="游ゴシック" w:hAnsi="游ゴシック" w:hint="eastAsia"/>
-                <w:sz w:val="20"/>
-              </w:rPr>
-              <w:t>月1</w:t>
-            </w:r>
-            <w:r>
-              <w:rPr>
-                <w:rFonts w:ascii="游ゴシック" w:eastAsia="游ゴシック" w:hAnsi="游ゴシック"/>
-                <w:sz w:val="20"/>
-              </w:rPr>
-              <w:t>0</w:t>
-            </w:r>
-            <w:r>
-              <w:rPr>
-                <w:rFonts w:ascii="游ゴシック" w:eastAsia="游ゴシック" w:hAnsi="游ゴシック" w:hint="eastAsia"/>
-                <w:sz w:val="20"/>
-              </w:rPr>
-              <w:t>日</w:t>
-            </w:r>
-            <w:r>
-              <w:rPr>
-                <w:rFonts w:ascii="游ゴシック" w:eastAsia="游ゴシック" w:hAnsi="游ゴシック"/>
-                <w:sz w:val="20"/>
-              </w:rPr>
-              <w:t>”</w:t>
-            </w:r>
-            <w:r>
-              <w:rPr>
-                <w:rFonts w:ascii="游ゴシック" w:eastAsia="游ゴシック" w:hAnsi="游ゴシック" w:hint="eastAsia"/>
-                <w:sz w:val="20"/>
-              </w:rPr>
-              <w:t>と</w:t>
-            </w:r>
-            <w:r>
-              <w:rPr>
-                <w:rFonts w:ascii="游ゴシック" w:eastAsia="游ゴシック" w:hAnsi="游ゴシック" w:hint="eastAsia"/>
-                <w:sz w:val="20"/>
-              </w:rPr>
-              <w:t>記載</w:t>
-            </w:r>
-            <w:r>
-              <w:rPr>
-                <w:rFonts w:ascii="游ゴシック" w:eastAsia="游ゴシック" w:hAnsi="游ゴシック" w:hint="eastAsia"/>
-                <w:sz w:val="20"/>
-              </w:rPr>
-              <w:t>して保存ボタンを押下し</w:t>
-            </w:r>
-            <w:r>
-              <w:rPr>
-                <w:rFonts w:ascii="游ゴシック" w:eastAsia="游ゴシック" w:hAnsi="游ゴシック" w:hint="eastAsia"/>
-                <w:sz w:val="20"/>
-              </w:rPr>
-              <w:t>た時に、</w:t>
-            </w:r>
-            <w:r>
-              <w:rPr>
-                <w:rFonts w:ascii="游ゴシック" w:eastAsia="游ゴシック" w:hAnsi="游ゴシック" w:hint="eastAsia"/>
-                <w:sz w:val="20"/>
-              </w:rPr>
-              <w:t>警告文が表示されずバリデーションチェックに引っかからないことを確認する</w:t>
+              <w:t>と表示される</w:t>
             </w:r>
           </w:p>
         </w:tc>
@@ -7745,7 +7486,7 @@
                 <w:rFonts w:ascii="游ゴシック" w:eastAsia="游ゴシック" w:hAnsi="游ゴシック"/>
                 <w:sz w:val="20"/>
               </w:rPr>
-              <w:t>5</w:t>
+              <w:t>3</w:t>
             </w:r>
           </w:p>
         </w:tc>
@@ -7783,6 +7524,34 @@
                 <w:rFonts w:ascii="游ゴシック" w:eastAsia="游ゴシック" w:hAnsi="游ゴシック" w:hint="eastAsia"/>
                 <w:sz w:val="20"/>
               </w:rPr>
+              <w:t>「料金名」に</w:t>
+            </w:r>
+            <w:r>
+              <w:rPr>
+                <w:rFonts w:ascii="游ゴシック" w:eastAsia="游ゴシック" w:hAnsi="游ゴシック"/>
+                <w:sz w:val="20"/>
+              </w:rPr>
+              <w:t>”</w:t>
+            </w:r>
+            <w:r>
+              <w:rPr>
+                <w:rFonts w:ascii="游ゴシック" w:eastAsia="游ゴシック" w:hAnsi="游ゴシック" w:hint="eastAsia"/>
+                <w:sz w:val="20"/>
+              </w:rPr>
+              <w:t>月額料金</w:t>
+            </w:r>
+            <w:r>
+              <w:rPr>
+                <w:rFonts w:ascii="游ゴシック" w:eastAsia="游ゴシック" w:hAnsi="游ゴシック"/>
+                <w:sz w:val="20"/>
+              </w:rPr>
+              <w:t>”</w:t>
+            </w:r>
+            <w:r>
+              <w:rPr>
+                <w:rFonts w:ascii="游ゴシック" w:eastAsia="游ゴシック" w:hAnsi="游ゴシック" w:hint="eastAsia"/>
+                <w:sz w:val="20"/>
+              </w:rPr>
               <w:t>「</w:t>
             </w:r>
             <w:r>
@@ -7804,7 +7573,7 @@
                 <w:rFonts w:ascii="游ゴシック" w:eastAsia="游ゴシック" w:hAnsi="游ゴシック"/>
                 <w:sz w:val="20"/>
               </w:rPr>
-              <w:t>1000000000</w:t>
+              <w:t>0</w:t>
             </w:r>
             <w:r>
               <w:rPr>
@@ -7818,14 +7587,84 @@
                 <w:rFonts w:ascii="游ゴシック" w:eastAsia="游ゴシック" w:hAnsi="游ゴシック" w:hint="eastAsia"/>
                 <w:sz w:val="20"/>
               </w:rPr>
-              <w:t>と入力して保存ボタンを押下した時に、</w:t>
-            </w:r>
-            <w:r>
-              <w:rPr>
-                <w:rFonts w:ascii="游ゴシック" w:eastAsia="游ゴシック" w:hAnsi="游ゴシック" w:hint="eastAsia"/>
-                <w:sz w:val="20"/>
-              </w:rPr>
-              <w:t>警告文が表示されずバリデーションチェックに引っかからないことを確認する</w:t>
+              <w:t>「加入日」に</w:t>
+            </w:r>
+            <w:r>
+              <w:rPr>
+                <w:rFonts w:ascii="游ゴシック" w:eastAsia="游ゴシック" w:hAnsi="游ゴシック"/>
+                <w:sz w:val="20"/>
+              </w:rPr>
+              <w:t>”2025</w:t>
+            </w:r>
+            <w:r>
+              <w:rPr>
+                <w:rFonts w:ascii="游ゴシック" w:eastAsia="游ゴシック" w:hAnsi="游ゴシック" w:hint="eastAsia"/>
+                <w:sz w:val="20"/>
+              </w:rPr>
+              <w:t>年</w:t>
+            </w:r>
+            <w:r>
+              <w:rPr>
+                <w:rFonts w:ascii="游ゴシック" w:eastAsia="游ゴシック" w:hAnsi="游ゴシック"/>
+                <w:sz w:val="20"/>
+              </w:rPr>
+              <w:t>10</w:t>
+            </w:r>
+            <w:r>
+              <w:rPr>
+                <w:rFonts w:ascii="游ゴシック" w:eastAsia="游ゴシック" w:hAnsi="游ゴシック" w:hint="eastAsia"/>
+                <w:sz w:val="20"/>
+              </w:rPr>
+              <w:t>月1</w:t>
+            </w:r>
+            <w:r>
+              <w:rPr>
+                <w:rFonts w:ascii="游ゴシック" w:eastAsia="游ゴシック" w:hAnsi="游ゴシック"/>
+                <w:sz w:val="20"/>
+              </w:rPr>
+              <w:t>0</w:t>
+            </w:r>
+            <w:r>
+              <w:rPr>
+                <w:rFonts w:ascii="游ゴシック" w:eastAsia="游ゴシック" w:hAnsi="游ゴシック" w:hint="eastAsia"/>
+                <w:sz w:val="20"/>
+              </w:rPr>
+              <w:t>日</w:t>
+            </w:r>
+            <w:r>
+              <w:rPr>
+                <w:rFonts w:ascii="游ゴシック" w:eastAsia="游ゴシック" w:hAnsi="游ゴシック"/>
+                <w:sz w:val="20"/>
+              </w:rPr>
+              <w:t>”</w:t>
+            </w:r>
+            <w:r>
+              <w:rPr>
+                <w:rFonts w:ascii="游ゴシック" w:eastAsia="游ゴシック" w:hAnsi="游ゴシック" w:hint="eastAsia"/>
+                <w:sz w:val="20"/>
+              </w:rPr>
+              <w:t>と</w:t>
+            </w:r>
+            <w:r>
+              <w:rPr>
+                <w:rFonts w:ascii="游ゴシック" w:eastAsia="游ゴシック" w:hAnsi="游ゴシック" w:hint="eastAsia"/>
+                <w:sz w:val="20"/>
+              </w:rPr>
+              <w:t>記載</w:t>
+            </w:r>
+            <w:r>
+              <w:rPr>
+                <w:rFonts w:ascii="游ゴシック" w:eastAsia="游ゴシック" w:hAnsi="游ゴシック" w:hint="eastAsia"/>
+                <w:sz w:val="20"/>
+              </w:rPr>
+              <w:t>して保存ボタンを押下</w:t>
+            </w:r>
+            <w:r>
+              <w:rPr>
+                <w:rFonts w:ascii="游ゴシック" w:eastAsia="游ゴシック" w:hAnsi="游ゴシック" w:hint="eastAsia"/>
+                <w:sz w:val="20"/>
+              </w:rPr>
+              <w:t>した時に警告文が表示されずバリデーションチェックに引っかからないことを確認する</w:t>
             </w:r>
           </w:p>
         </w:tc>
@@ -7907,30 +7746,24 @@
                 <w:rFonts w:ascii="游ゴシック" w:eastAsia="游ゴシック" w:hAnsi="游ゴシック"/>
                 <w:sz w:val="20"/>
               </w:rPr>
-              <w:t>6</w:t>
+              <w:t>4</w:t>
             </w:r>
           </w:p>
         </w:tc>
         <w:tc>
           <w:tcPr>
             <w:tcW w:w="5355" w:type="dxa"/>
-            <w:vAlign w:val="center"/>
-          </w:tcPr>
-          <w:p>
-            <w:pPr>
-              <w:snapToGrid w:val="0"/>
-              <w:rPr>
-                <w:rFonts w:ascii="游ゴシック" w:eastAsia="游ゴシック" w:hAnsi="游ゴシック" w:hint="eastAsia"/>
-                <w:sz w:val="20"/>
-              </w:rPr>
-            </w:pPr>
-            <w:r>
-              <w:rPr>
-                <w:rFonts w:ascii="游ゴシック" w:eastAsia="游ゴシック" w:hAnsi="游ゴシック" w:hint="eastAsia"/>
-                <w:sz w:val="20"/>
-              </w:rPr>
-              <w:t>料金新規追加画面で不正な値を入力する</w:t>
-            </w:r>
+            <w:vMerge/>
+            <w:vAlign w:val="center"/>
+          </w:tcPr>
+          <w:p>
+            <w:pPr>
+              <w:snapToGrid w:val="0"/>
+              <w:rPr>
+                <w:rFonts w:ascii="游ゴシック" w:eastAsia="游ゴシック" w:hAnsi="游ゴシック" w:hint="eastAsia"/>
+                <w:sz w:val="20"/>
+              </w:rPr>
+            </w:pPr>
           </w:p>
         </w:tc>
         <w:tc>
@@ -7943,16 +7776,15 @@
               <w:snapToGrid w:val="0"/>
               <w:rPr>
                 <w:rFonts w:ascii="游ゴシック" w:eastAsia="游ゴシック" w:hAnsi="游ゴシック" w:hint="eastAsia"/>
-                <w:color w:val="000000"/>
-                <w:sz w:val="20"/>
-              </w:rPr>
-            </w:pPr>
-            <w:r>
-              <w:rPr>
-                <w:rFonts w:ascii="游ゴシック" w:eastAsia="游ゴシック" w:hAnsi="游ゴシック" w:hint="eastAsia"/>
-                <w:sz w:val="20"/>
-              </w:rPr>
-              <w:t>「月額料金」で数字以外を入力して保存ボタンを押下した時に、データーベースに情報が保存されず月額料金の欄の下に</w:t>
+                <w:sz w:val="20"/>
+              </w:rPr>
+            </w:pPr>
+            <w:r>
+              <w:rPr>
+                <w:rFonts w:ascii="游ゴシック" w:eastAsia="游ゴシック" w:hAnsi="游ゴシック" w:hint="eastAsia"/>
+                <w:sz w:val="20"/>
+              </w:rPr>
+              <w:t>「料金名」に</w:t>
             </w:r>
             <w:r>
               <w:rPr>
@@ -7963,27 +7795,143 @@
             </w:r>
             <w:r>
               <w:rPr>
-                <w:rFonts w:ascii="游ゴシック Light" w:eastAsia="游ゴシック Light" w:hAnsi="游ゴシック Light" w:cs="Segoe UI"/>
-                <w:color w:val="DC3545"/>
-                <w:shd w:val="clear" w:color="auto" w:fill="FFFFFF"/>
-              </w:rPr>
-              <w:t>不正な値が入力されています。</w:t>
-            </w:r>
-            <w:r>
-              <w:rPr>
-                <w:rFonts w:ascii="游ゴシック Light" w:eastAsia="游ゴシック Light" w:hAnsi="游ゴシック Light" w:cs="Segoe UI"/>
-                <w:color w:val="000000"/>
-                <w:shd w:val="clear" w:color="auto" w:fill="FFFFFF"/>
+                <w:rFonts w:ascii="游ゴシック" w:eastAsia="游ゴシック" w:hAnsi="游ゴシック" w:hint="eastAsia"/>
+                <w:sz w:val="20"/>
+              </w:rPr>
+              <w:t>月額料金</w:t>
+            </w:r>
+            <w:r>
+              <w:rPr>
+                <w:rFonts w:ascii="游ゴシック" w:eastAsia="游ゴシック" w:hAnsi="游ゴシック"/>
+                <w:sz w:val="20"/>
               </w:rPr>
               <w:t>”</w:t>
             </w:r>
             <w:r>
               <w:rPr>
-                <w:rFonts w:ascii="游ゴシック Light" w:eastAsia="游ゴシック Light" w:hAnsi="游ゴシック Light" w:cs="Segoe UI" w:hint="eastAsia"/>
-                <w:color w:val="000000"/>
-                <w:shd w:val="clear" w:color="auto" w:fill="FFFFFF"/>
-              </w:rPr>
-              <w:t>と表示される</w:t>
+                <w:rFonts w:ascii="游ゴシック" w:eastAsia="游ゴシック" w:hAnsi="游ゴシック" w:hint="eastAsia"/>
+                <w:sz w:val="20"/>
+              </w:rPr>
+              <w:t>「</w:t>
+            </w:r>
+            <w:r>
+              <w:rPr>
+                <w:rFonts w:ascii="游ゴシック" w:eastAsia="游ゴシック" w:hAnsi="游ゴシック" w:hint="eastAsia"/>
+                <w:sz w:val="20"/>
+              </w:rPr>
+              <w:t>月額料金」に</w:t>
+            </w:r>
+            <w:r>
+              <w:rPr>
+                <w:rFonts w:ascii="游ゴシック" w:eastAsia="游ゴシック" w:hAnsi="游ゴシック"/>
+                <w:sz w:val="20"/>
+              </w:rPr>
+              <w:t>”</w:t>
+            </w:r>
+            <w:r>
+              <w:rPr>
+                <w:rFonts w:ascii="游ゴシック" w:eastAsia="游ゴシック" w:hAnsi="游ゴシック"/>
+                <w:sz w:val="20"/>
+              </w:rPr>
+              <w:t>999999999</w:t>
+            </w:r>
+            <w:r>
+              <w:rPr>
+                <w:rFonts w:ascii="游ゴシック" w:eastAsia="游ゴシック" w:hAnsi="游ゴシック"/>
+                <w:sz w:val="20"/>
+              </w:rPr>
+              <w:t>”</w:t>
+            </w:r>
+            <w:r>
+              <w:rPr>
+                <w:rFonts w:ascii="游ゴシック" w:eastAsia="游ゴシック" w:hAnsi="游ゴシック" w:hint="eastAsia"/>
+                <w:sz w:val="20"/>
+              </w:rPr>
+              <w:t>「加入日」に</w:t>
+            </w:r>
+            <w:r>
+              <w:rPr>
+                <w:rFonts w:ascii="游ゴシック" w:eastAsia="游ゴシック" w:hAnsi="游ゴシック"/>
+                <w:sz w:val="20"/>
+              </w:rPr>
+              <w:t>”2025</w:t>
+            </w:r>
+            <w:r>
+              <w:rPr>
+                <w:rFonts w:ascii="游ゴシック" w:eastAsia="游ゴシック" w:hAnsi="游ゴシック" w:hint="eastAsia"/>
+                <w:sz w:val="20"/>
+              </w:rPr>
+              <w:t>年</w:t>
+            </w:r>
+            <w:r>
+              <w:rPr>
+                <w:rFonts w:ascii="游ゴシック" w:eastAsia="游ゴシック" w:hAnsi="游ゴシック"/>
+                <w:sz w:val="20"/>
+              </w:rPr>
+              <w:t>10</w:t>
+            </w:r>
+            <w:r>
+              <w:rPr>
+                <w:rFonts w:ascii="游ゴシック" w:eastAsia="游ゴシック" w:hAnsi="游ゴシック" w:hint="eastAsia"/>
+                <w:sz w:val="20"/>
+              </w:rPr>
+              <w:t>月1</w:t>
+            </w:r>
+            <w:r>
+              <w:rPr>
+                <w:rFonts w:ascii="游ゴシック" w:eastAsia="游ゴシック" w:hAnsi="游ゴシック"/>
+                <w:sz w:val="20"/>
+              </w:rPr>
+              <w:t>0</w:t>
+            </w:r>
+            <w:r>
+              <w:rPr>
+                <w:rFonts w:ascii="游ゴシック" w:eastAsia="游ゴシック" w:hAnsi="游ゴシック" w:hint="eastAsia"/>
+                <w:sz w:val="20"/>
+              </w:rPr>
+              <w:t>日</w:t>
+            </w:r>
+            <w:r>
+              <w:rPr>
+                <w:rFonts w:ascii="游ゴシック" w:eastAsia="游ゴシック" w:hAnsi="游ゴシック"/>
+                <w:sz w:val="20"/>
+              </w:rPr>
+              <w:t>”</w:t>
+            </w:r>
+            <w:r>
+              <w:rPr>
+                <w:rFonts w:ascii="游ゴシック" w:eastAsia="游ゴシック" w:hAnsi="游ゴシック" w:hint="eastAsia"/>
+                <w:sz w:val="20"/>
+              </w:rPr>
+              <w:t>と</w:t>
+            </w:r>
+            <w:r>
+              <w:rPr>
+                <w:rFonts w:ascii="游ゴシック" w:eastAsia="游ゴシック" w:hAnsi="游ゴシック" w:hint="eastAsia"/>
+                <w:sz w:val="20"/>
+              </w:rPr>
+              <w:t>記載</w:t>
+            </w:r>
+            <w:r>
+              <w:rPr>
+                <w:rFonts w:ascii="游ゴシック" w:eastAsia="游ゴシック" w:hAnsi="游ゴシック" w:hint="eastAsia"/>
+                <w:sz w:val="20"/>
+              </w:rPr>
+              <w:t>して保存ボタンを押下し</w:t>
+            </w:r>
+            <w:r>
+              <w:rPr>
+                <w:rFonts w:ascii="游ゴシック" w:eastAsia="游ゴシック" w:hAnsi="游ゴシック" w:hint="eastAsia"/>
+                <w:sz w:val="20"/>
+              </w:rPr>
+              <w:t>た時に、</w:t>
+            </w:r>
+            <w:r>
+              <w:rPr>
+                <w:rFonts w:ascii="游ゴシック" w:eastAsia="游ゴシック" w:hAnsi="游ゴシック" w:hint="eastAsia"/>
+                <w:sz w:val="20"/>
+              </w:rPr>
+              <w:t>警告文が表示されずバリデーションチェックに引っかからないことを確認する</w:t>
             </w:r>
           </w:p>
         </w:tc>
@@ -8065,30 +8013,24 @@
                 <w:rFonts w:ascii="游ゴシック" w:eastAsia="游ゴシック" w:hAnsi="游ゴシック"/>
                 <w:sz w:val="20"/>
               </w:rPr>
-              <w:t>7</w:t>
+              <w:t>5</w:t>
             </w:r>
           </w:p>
         </w:tc>
         <w:tc>
           <w:tcPr>
             <w:tcW w:w="5355" w:type="dxa"/>
-            <w:vAlign w:val="center"/>
-          </w:tcPr>
-          <w:p>
-            <w:pPr>
-              <w:snapToGrid w:val="0"/>
-              <w:rPr>
-                <w:rFonts w:ascii="游ゴシック" w:eastAsia="游ゴシック" w:hAnsi="游ゴシック" w:hint="eastAsia"/>
-                <w:sz w:val="20"/>
-              </w:rPr>
-            </w:pPr>
-            <w:r>
-              <w:rPr>
-                <w:rFonts w:ascii="游ゴシック" w:eastAsia="游ゴシック" w:hAnsi="游ゴシック" w:hint="eastAsia"/>
-                <w:sz w:val="20"/>
-              </w:rPr>
-              <w:t>料金編集画面の料金名の入力チェック</w:t>
-            </w:r>
+            <w:vMerge/>
+            <w:vAlign w:val="center"/>
+          </w:tcPr>
+          <w:p>
+            <w:pPr>
+              <w:snapToGrid w:val="0"/>
+              <w:rPr>
+                <w:rFonts w:ascii="游ゴシック" w:eastAsia="游ゴシック" w:hAnsi="游ゴシック" w:hint="eastAsia"/>
+                <w:sz w:val="20"/>
+              </w:rPr>
+            </w:pPr>
           </w:p>
         </w:tc>
         <w:tc>
@@ -8109,49 +8051,49 @@
                 <w:rFonts w:ascii="游ゴシック" w:eastAsia="游ゴシック" w:hAnsi="游ゴシック" w:hint="eastAsia"/>
                 <w:sz w:val="20"/>
               </w:rPr>
-              <w:t>「料金名」が1</w:t>
-            </w:r>
-            <w:r>
-              <w:rPr>
-                <w:rFonts w:ascii="游ゴシック" w:eastAsia="游ゴシック" w:hAnsi="游ゴシック"/>
-                <w:sz w:val="20"/>
-              </w:rPr>
-              <w:t>27</w:t>
-            </w:r>
-            <w:r>
-              <w:rPr>
-                <w:rFonts w:ascii="游ゴシック" w:eastAsia="游ゴシック" w:hAnsi="游ゴシック" w:hint="eastAsia"/>
-                <w:sz w:val="20"/>
-              </w:rPr>
-              <w:t>文字までしか入力でないことを確認する、テキストボックスサイズの都合で1</w:t>
-            </w:r>
-            <w:r>
-              <w:rPr>
-                <w:rFonts w:ascii="游ゴシック" w:eastAsia="游ゴシック" w:hAnsi="游ゴシック"/>
-                <w:sz w:val="20"/>
-              </w:rPr>
-              <w:t>27</w:t>
-            </w:r>
-            <w:r>
-              <w:rPr>
-                <w:rFonts w:ascii="游ゴシック" w:eastAsia="游ゴシック" w:hAnsi="游ゴシック" w:hint="eastAsia"/>
-                <w:sz w:val="20"/>
-              </w:rPr>
-              <w:t>文字を同時に全て表示出来ない為、1</w:t>
-            </w:r>
-            <w:r>
-              <w:rPr>
-                <w:rFonts w:ascii="游ゴシック" w:eastAsia="游ゴシック" w:hAnsi="游ゴシック"/>
-                <w:sz w:val="20"/>
-              </w:rPr>
-              <w:t>00</w:t>
-            </w:r>
-            <w:r>
-              <w:rPr>
-                <w:rFonts w:ascii="游ゴシック" w:eastAsia="游ゴシック" w:hAnsi="游ゴシック" w:hint="eastAsia"/>
-                <w:sz w:val="20"/>
-              </w:rPr>
-              <w:t>文字以上表示されることを確認できれば良い</w:t>
+              <w:t>「</w:t>
+            </w:r>
+            <w:r>
+              <w:rPr>
+                <w:rFonts w:ascii="游ゴシック" w:eastAsia="游ゴシック" w:hAnsi="游ゴシック" w:hint="eastAsia"/>
+                <w:sz w:val="20"/>
+              </w:rPr>
+              <w:t>月額料金」に</w:t>
+            </w:r>
+            <w:r>
+              <w:rPr>
+                <w:rFonts w:ascii="游ゴシック" w:eastAsia="游ゴシック" w:hAnsi="游ゴシック"/>
+                <w:sz w:val="20"/>
+              </w:rPr>
+              <w:t>”</w:t>
+            </w:r>
+            <w:r>
+              <w:rPr>
+                <w:rFonts w:ascii="游ゴシック" w:eastAsia="游ゴシック" w:hAnsi="游ゴシック"/>
+                <w:sz w:val="20"/>
+              </w:rPr>
+              <w:t>1000000000</w:t>
+            </w:r>
+            <w:r>
+              <w:rPr>
+                <w:rFonts w:ascii="游ゴシック" w:eastAsia="游ゴシック" w:hAnsi="游ゴシック"/>
+                <w:sz w:val="20"/>
+              </w:rPr>
+              <w:t>”</w:t>
+            </w:r>
+            <w:r>
+              <w:rPr>
+                <w:rFonts w:ascii="游ゴシック" w:eastAsia="游ゴシック" w:hAnsi="游ゴシック" w:hint="eastAsia"/>
+                <w:sz w:val="20"/>
+              </w:rPr>
+              <w:t>と入力して保存ボタンを押下した時に、</w:t>
+            </w:r>
+            <w:r>
+              <w:rPr>
+                <w:rFonts w:ascii="游ゴシック" w:eastAsia="游ゴシック" w:hAnsi="游ゴシック" w:hint="eastAsia"/>
+                <w:sz w:val="20"/>
+              </w:rPr>
+              <w:t>警告文が表示されずバリデーションチェックに引っかからないことを確認する</w:t>
             </w:r>
           </w:p>
         </w:tc>
@@ -8233,7 +8175,490 @@
                 <w:rFonts w:ascii="游ゴシック" w:eastAsia="游ゴシック" w:hAnsi="游ゴシック"/>
                 <w:sz w:val="20"/>
               </w:rPr>
+              <w:t>6</w:t>
+            </w:r>
+          </w:p>
+        </w:tc>
+        <w:tc>
+          <w:tcPr>
+            <w:tcW w:w="5355" w:type="dxa"/>
+            <w:vMerge w:val="restart"/>
+            <w:vAlign w:val="center"/>
+          </w:tcPr>
+          <w:p>
+            <w:pPr>
+              <w:snapToGrid w:val="0"/>
+              <w:rPr>
+                <w:rFonts w:ascii="游ゴシック" w:eastAsia="游ゴシック" w:hAnsi="游ゴシック" w:hint="eastAsia"/>
+                <w:sz w:val="20"/>
+              </w:rPr>
+            </w:pPr>
+            <w:r>
+              <w:rPr>
+                <w:rFonts w:ascii="游ゴシック" w:eastAsia="游ゴシック" w:hAnsi="游ゴシック" w:hint="eastAsia"/>
+                <w:sz w:val="20"/>
+              </w:rPr>
+              <w:t>料金新規追加画面で不正な値を入力して保存ボタンを押下</w:t>
+            </w:r>
+          </w:p>
+        </w:tc>
+        <w:tc>
+          <w:tcPr>
+            <w:tcW w:w="4935" w:type="dxa"/>
+            <w:vAlign w:val="center"/>
+          </w:tcPr>
+          <w:p>
+            <w:pPr>
+              <w:snapToGrid w:val="0"/>
+              <w:rPr>
+                <w:rFonts w:ascii="游ゴシック" w:eastAsia="游ゴシック" w:hAnsi="游ゴシック" w:hint="eastAsia"/>
+                <w:color w:val="000000"/>
+                <w:sz w:val="20"/>
+              </w:rPr>
+            </w:pPr>
+            <w:r>
+              <w:rPr>
+                <w:rFonts w:ascii="游ゴシック" w:eastAsia="游ゴシック" w:hAnsi="游ゴシック" w:hint="eastAsia"/>
+                <w:sz w:val="20"/>
+              </w:rPr>
+              <w:t>「月額料金」で数字以外を入力して保存ボタンを押下した時に、月額料金の欄の下に</w:t>
+            </w:r>
+            <w:r>
+              <w:rPr>
+                <w:rFonts w:ascii="游ゴシック" w:eastAsia="游ゴシック" w:hAnsi="游ゴシック"/>
+                <w:sz w:val="20"/>
+              </w:rPr>
+              <w:t>”</w:t>
+            </w:r>
+            <w:r>
+              <w:rPr>
+                <w:rFonts w:ascii="游ゴシック Light" w:eastAsia="游ゴシック Light" w:hAnsi="游ゴシック Light" w:cs="Segoe UI"/>
+                <w:color w:val="DC3545"/>
+                <w:shd w:val="clear" w:color="auto" w:fill="FFFFFF"/>
+              </w:rPr>
+              <w:t>不正な値が入力されています。</w:t>
+            </w:r>
+            <w:r>
+              <w:rPr>
+                <w:rFonts w:ascii="游ゴシック Light" w:eastAsia="游ゴシック Light" w:hAnsi="游ゴシック Light" w:cs="Segoe UI"/>
+                <w:color w:val="000000"/>
+                <w:shd w:val="clear" w:color="auto" w:fill="FFFFFF"/>
+              </w:rPr>
+              <w:t>”</w:t>
+            </w:r>
+            <w:r>
+              <w:rPr>
+                <w:rFonts w:ascii="游ゴシック Light" w:eastAsia="游ゴシック Light" w:hAnsi="游ゴシック Light" w:cs="Segoe UI" w:hint="eastAsia"/>
+                <w:color w:val="000000"/>
+                <w:shd w:val="clear" w:color="auto" w:fill="FFFFFF"/>
+              </w:rPr>
+              <w:t>と表示される</w:t>
+            </w:r>
+          </w:p>
+        </w:tc>
+        <w:tc>
+          <w:tcPr>
+            <w:tcW w:w="1050" w:type="dxa"/>
+            <w:vAlign w:val="center"/>
+          </w:tcPr>
+          <w:p>
+            <w:pPr>
+              <w:snapToGrid w:val="0"/>
+              <w:jc w:val="center"/>
+              <w:rPr>
+                <w:rFonts w:ascii="游ゴシック" w:eastAsia="游ゴシック" w:hAnsi="游ゴシック"/>
+                <w:sz w:val="20"/>
+              </w:rPr>
+            </w:pPr>
+          </w:p>
+        </w:tc>
+        <w:tc>
+          <w:tcPr>
+            <w:tcW w:w="945" w:type="dxa"/>
+            <w:vAlign w:val="center"/>
+          </w:tcPr>
+          <w:p>
+            <w:pPr>
+              <w:snapToGrid w:val="0"/>
+              <w:jc w:val="center"/>
+              <w:rPr>
+                <w:rFonts w:ascii="游ゴシック" w:eastAsia="游ゴシック" w:hAnsi="游ゴシック"/>
+                <w:sz w:val="20"/>
+              </w:rPr>
+            </w:pPr>
+          </w:p>
+        </w:tc>
+        <w:tc>
+          <w:tcPr>
+            <w:tcW w:w="2310" w:type="dxa"/>
+            <w:vAlign w:val="center"/>
+          </w:tcPr>
+          <w:p>
+            <w:pPr>
+              <w:snapToGrid w:val="0"/>
+              <w:rPr>
+                <w:rFonts w:ascii="游ゴシック" w:eastAsia="游ゴシック" w:hAnsi="游ゴシック"/>
+                <w:sz w:val="20"/>
+              </w:rPr>
+            </w:pPr>
+          </w:p>
+        </w:tc>
+      </w:tr>
+      <w:tr>
+        <w:trPr>
+          <w:trHeight w:val="567"/>
+        </w:trPr>
+        <w:tc>
+          <w:tcPr>
+            <w:tcW w:w="1050" w:type="dxa"/>
+            <w:vAlign w:val="center"/>
+          </w:tcPr>
+          <w:p>
+            <w:pPr>
+              <w:snapToGrid w:val="0"/>
+              <w:jc w:val="center"/>
+              <w:rPr>
+                <w:rFonts w:ascii="游ゴシック" w:eastAsia="游ゴシック" w:hAnsi="游ゴシック" w:hint="eastAsia"/>
+                <w:sz w:val="20"/>
+              </w:rPr>
+            </w:pPr>
+            <w:r>
+              <w:rPr>
+                <w:rFonts w:ascii="游ゴシック" w:eastAsia="游ゴシック" w:hAnsi="游ゴシック"/>
+                <w:sz w:val="20"/>
+              </w:rPr>
+              <w:t>47</w:t>
+            </w:r>
+          </w:p>
+        </w:tc>
+        <w:tc>
+          <w:tcPr>
+            <w:tcW w:w="5355" w:type="dxa"/>
+            <w:vMerge/>
+            <w:vAlign w:val="center"/>
+          </w:tcPr>
+          <w:p>
+            <w:pPr>
+              <w:snapToGrid w:val="0"/>
+              <w:rPr>
+                <w:rFonts w:ascii="游ゴシック" w:eastAsia="游ゴシック" w:hAnsi="游ゴシック" w:hint="eastAsia"/>
+                <w:sz w:val="20"/>
+              </w:rPr>
+            </w:pPr>
+          </w:p>
+        </w:tc>
+        <w:tc>
+          <w:tcPr>
+            <w:tcW w:w="4935" w:type="dxa"/>
+            <w:vAlign w:val="center"/>
+          </w:tcPr>
+          <w:p>
+            <w:pPr>
+              <w:snapToGrid w:val="0"/>
+              <w:rPr>
+                <w:rFonts w:ascii="游ゴシック" w:eastAsia="游ゴシック" w:hAnsi="游ゴシック" w:hint="eastAsia"/>
+                <w:sz w:val="20"/>
+              </w:rPr>
+            </w:pPr>
+            <w:r>
+              <w:rPr>
+                <w:rFonts w:ascii="游ゴシック" w:eastAsia="游ゴシック" w:hAnsi="游ゴシック" w:hint="eastAsia"/>
+                <w:sz w:val="20"/>
+              </w:rPr>
+              <w:t>項目</w:t>
+            </w:r>
+            <w:r>
+              <w:rPr>
+                <w:rFonts w:ascii="游ゴシック" w:eastAsia="游ゴシック" w:hAnsi="游ゴシック" w:hint="eastAsia"/>
+                <w:sz w:val="20"/>
+              </w:rPr>
+              <w:t>4</w:t>
+            </w:r>
+            <w:r>
+              <w:rPr>
+                <w:rFonts w:ascii="游ゴシック" w:eastAsia="游ゴシック" w:hAnsi="游ゴシック"/>
+                <w:sz w:val="20"/>
+              </w:rPr>
+              <w:t>6</w:t>
+            </w:r>
+            <w:r>
+              <w:rPr>
+                <w:rFonts w:ascii="游ゴシック" w:eastAsia="游ゴシック" w:hAnsi="游ゴシック" w:hint="eastAsia"/>
+                <w:sz w:val="20"/>
+              </w:rPr>
+              <w:t>を実行した後にデーターベース</w:t>
+            </w:r>
+            <w:r>
+              <w:rPr>
+                <w:rFonts w:ascii="游ゴシック" w:eastAsia="游ゴシック" w:hAnsi="游ゴシック" w:hint="eastAsia"/>
+                <w:sz w:val="20"/>
+              </w:rPr>
+              <w:t>の「月額料金」カラムに数字以外の値が入っている</w:t>
+            </w:r>
+            <w:r>
+              <w:rPr>
+                <w:rFonts w:ascii="游ゴシック" w:eastAsia="游ゴシック" w:hAnsi="游ゴシック" w:hint="eastAsia"/>
+                <w:sz w:val="20"/>
+              </w:rPr>
+              <w:t>レコードが存在しないことを確認する</w:t>
+            </w:r>
+          </w:p>
+        </w:tc>
+        <w:tc>
+          <w:tcPr>
+            <w:tcW w:w="1050" w:type="dxa"/>
+            <w:vAlign w:val="center"/>
+          </w:tcPr>
+          <w:p>
+            <w:pPr>
+              <w:snapToGrid w:val="0"/>
+              <w:jc w:val="center"/>
+              <w:rPr>
+                <w:rFonts w:ascii="游ゴシック" w:eastAsia="游ゴシック" w:hAnsi="游ゴシック"/>
+                <w:sz w:val="20"/>
+              </w:rPr>
+            </w:pPr>
+          </w:p>
+        </w:tc>
+        <w:tc>
+          <w:tcPr>
+            <w:tcW w:w="945" w:type="dxa"/>
+            <w:vAlign w:val="center"/>
+          </w:tcPr>
+          <w:p>
+            <w:pPr>
+              <w:snapToGrid w:val="0"/>
+              <w:jc w:val="center"/>
+              <w:rPr>
+                <w:rFonts w:ascii="游ゴシック" w:eastAsia="游ゴシック" w:hAnsi="游ゴシック"/>
+                <w:sz w:val="20"/>
+              </w:rPr>
+            </w:pPr>
+          </w:p>
+        </w:tc>
+        <w:tc>
+          <w:tcPr>
+            <w:tcW w:w="2310" w:type="dxa"/>
+            <w:vAlign w:val="center"/>
+          </w:tcPr>
+          <w:p>
+            <w:pPr>
+              <w:snapToGrid w:val="0"/>
+              <w:rPr>
+                <w:rFonts w:ascii="游ゴシック" w:eastAsia="游ゴシック" w:hAnsi="游ゴシック"/>
+                <w:sz w:val="20"/>
+              </w:rPr>
+            </w:pPr>
+          </w:p>
+        </w:tc>
+      </w:tr>
+      <w:tr>
+        <w:trPr>
+          <w:trHeight w:val="567"/>
+        </w:trPr>
+        <w:tc>
+          <w:tcPr>
+            <w:tcW w:w="1050" w:type="dxa"/>
+            <w:vAlign w:val="center"/>
+          </w:tcPr>
+          <w:p>
+            <w:pPr>
+              <w:snapToGrid w:val="0"/>
+              <w:jc w:val="center"/>
+              <w:rPr>
+                <w:rFonts w:ascii="游ゴシック" w:eastAsia="游ゴシック" w:hAnsi="游ゴシック" w:hint="eastAsia"/>
+                <w:sz w:val="20"/>
+              </w:rPr>
+            </w:pPr>
+            <w:r>
+              <w:rPr>
+                <w:rFonts w:ascii="游ゴシック" w:eastAsia="游ゴシック" w:hAnsi="游ゴシック" w:hint="eastAsia"/>
+                <w:sz w:val="20"/>
+              </w:rPr>
+              <w:t>4</w:t>
+            </w:r>
+            <w:r>
+              <w:rPr>
+                <w:rFonts w:ascii="游ゴシック" w:eastAsia="游ゴシック" w:hAnsi="游ゴシック"/>
+                <w:sz w:val="20"/>
+              </w:rPr>
               <w:t>8</w:t>
+            </w:r>
+          </w:p>
+        </w:tc>
+        <w:tc>
+          <w:tcPr>
+            <w:tcW w:w="5355" w:type="dxa"/>
+            <w:vAlign w:val="center"/>
+          </w:tcPr>
+          <w:p>
+            <w:pPr>
+              <w:snapToGrid w:val="0"/>
+              <w:rPr>
+                <w:rFonts w:ascii="游ゴシック" w:eastAsia="游ゴシック" w:hAnsi="游ゴシック" w:hint="eastAsia"/>
+                <w:sz w:val="20"/>
+              </w:rPr>
+            </w:pPr>
+            <w:r>
+              <w:rPr>
+                <w:rFonts w:ascii="游ゴシック" w:eastAsia="游ゴシック" w:hAnsi="游ゴシック" w:hint="eastAsia"/>
+                <w:sz w:val="20"/>
+              </w:rPr>
+              <w:t>料金編集画面の料金名の入力チェック</w:t>
+            </w:r>
+          </w:p>
+        </w:tc>
+        <w:tc>
+          <w:tcPr>
+            <w:tcW w:w="4935" w:type="dxa"/>
+            <w:vAlign w:val="center"/>
+          </w:tcPr>
+          <w:p>
+            <w:pPr>
+              <w:snapToGrid w:val="0"/>
+              <w:rPr>
+                <w:rFonts w:ascii="游ゴシック" w:eastAsia="游ゴシック" w:hAnsi="游ゴシック" w:hint="eastAsia"/>
+                <w:sz w:val="20"/>
+              </w:rPr>
+            </w:pPr>
+            <w:r>
+              <w:rPr>
+                <w:rFonts w:ascii="游ゴシック" w:eastAsia="游ゴシック" w:hAnsi="游ゴシック" w:hint="eastAsia"/>
+                <w:sz w:val="20"/>
+              </w:rPr>
+              <w:t>「料金名」が1</w:t>
+            </w:r>
+            <w:r>
+              <w:rPr>
+                <w:rFonts w:ascii="游ゴシック" w:eastAsia="游ゴシック" w:hAnsi="游ゴシック"/>
+                <w:sz w:val="20"/>
+              </w:rPr>
+              <w:t>27</w:t>
+            </w:r>
+            <w:r>
+              <w:rPr>
+                <w:rFonts w:ascii="游ゴシック" w:eastAsia="游ゴシック" w:hAnsi="游ゴシック" w:hint="eastAsia"/>
+                <w:sz w:val="20"/>
+              </w:rPr>
+              <w:t>文字までしか入力でないことを確認する、テキストボックスサイズの都合で1</w:t>
+            </w:r>
+            <w:r>
+              <w:rPr>
+                <w:rFonts w:ascii="游ゴシック" w:eastAsia="游ゴシック" w:hAnsi="游ゴシック"/>
+                <w:sz w:val="20"/>
+              </w:rPr>
+              <w:t>27</w:t>
+            </w:r>
+            <w:r>
+              <w:rPr>
+                <w:rFonts w:ascii="游ゴシック" w:eastAsia="游ゴシック" w:hAnsi="游ゴシック" w:hint="eastAsia"/>
+                <w:sz w:val="20"/>
+              </w:rPr>
+              <w:t>文字を同</w:t>
+            </w:r>
+            <w:r>
+              <w:rPr>
+                <w:rFonts w:ascii="游ゴシック" w:eastAsia="游ゴシック" w:hAnsi="游ゴシック" w:hint="eastAsia"/>
+                <w:sz w:val="20"/>
+              </w:rPr>
+              <w:lastRenderedPageBreak/>
+              <w:t>時に全て表示出来ない為、1</w:t>
+            </w:r>
+            <w:r>
+              <w:rPr>
+                <w:rFonts w:ascii="游ゴシック" w:eastAsia="游ゴシック" w:hAnsi="游ゴシック"/>
+                <w:sz w:val="20"/>
+              </w:rPr>
+              <w:t>00</w:t>
+            </w:r>
+            <w:r>
+              <w:rPr>
+                <w:rFonts w:ascii="游ゴシック" w:eastAsia="游ゴシック" w:hAnsi="游ゴシック" w:hint="eastAsia"/>
+                <w:sz w:val="20"/>
+              </w:rPr>
+              <w:t>文字以上表示されることを確認できれば良い</w:t>
+            </w:r>
+          </w:p>
+        </w:tc>
+        <w:tc>
+          <w:tcPr>
+            <w:tcW w:w="1050" w:type="dxa"/>
+            <w:vAlign w:val="center"/>
+          </w:tcPr>
+          <w:p>
+            <w:pPr>
+              <w:snapToGrid w:val="0"/>
+              <w:jc w:val="center"/>
+              <w:rPr>
+                <w:rFonts w:ascii="游ゴシック" w:eastAsia="游ゴシック" w:hAnsi="游ゴシック"/>
+                <w:sz w:val="20"/>
+              </w:rPr>
+            </w:pPr>
+          </w:p>
+        </w:tc>
+        <w:tc>
+          <w:tcPr>
+            <w:tcW w:w="945" w:type="dxa"/>
+            <w:vAlign w:val="center"/>
+          </w:tcPr>
+          <w:p>
+            <w:pPr>
+              <w:snapToGrid w:val="0"/>
+              <w:jc w:val="center"/>
+              <w:rPr>
+                <w:rFonts w:ascii="游ゴシック" w:eastAsia="游ゴシック" w:hAnsi="游ゴシック"/>
+                <w:sz w:val="20"/>
+              </w:rPr>
+            </w:pPr>
+          </w:p>
+        </w:tc>
+        <w:tc>
+          <w:tcPr>
+            <w:tcW w:w="2310" w:type="dxa"/>
+            <w:vAlign w:val="center"/>
+          </w:tcPr>
+          <w:p>
+            <w:pPr>
+              <w:snapToGrid w:val="0"/>
+              <w:rPr>
+                <w:rFonts w:ascii="游ゴシック" w:eastAsia="游ゴシック" w:hAnsi="游ゴシック"/>
+                <w:sz w:val="20"/>
+              </w:rPr>
+            </w:pPr>
+          </w:p>
+        </w:tc>
+      </w:tr>
+      <w:tr>
+        <w:trPr>
+          <w:trHeight w:val="567"/>
+        </w:trPr>
+        <w:tc>
+          <w:tcPr>
+            <w:tcW w:w="1050" w:type="dxa"/>
+            <w:vAlign w:val="center"/>
+          </w:tcPr>
+          <w:p>
+            <w:pPr>
+              <w:snapToGrid w:val="0"/>
+              <w:jc w:val="center"/>
+              <w:rPr>
+                <w:rFonts w:ascii="游ゴシック" w:eastAsia="游ゴシック" w:hAnsi="游ゴシック" w:hint="eastAsia"/>
+                <w:sz w:val="20"/>
+              </w:rPr>
+            </w:pPr>
+            <w:r>
+              <w:rPr>
+                <w:rFonts w:ascii="游ゴシック" w:eastAsia="游ゴシック" w:hAnsi="游ゴシック" w:hint="eastAsia"/>
+                <w:sz w:val="20"/>
+              </w:rPr>
+              <w:t>4</w:t>
+            </w:r>
+            <w:r>
+              <w:rPr>
+                <w:rFonts w:ascii="游ゴシック" w:eastAsia="游ゴシック" w:hAnsi="游ゴシック"/>
+                <w:sz w:val="20"/>
+              </w:rPr>
+              <w:t>9</w:t>
             </w:r>
           </w:p>
         </w:tc>
@@ -8366,20 +8791,21 @@
                 <w:rFonts w:ascii="游ゴシック" w:eastAsia="游ゴシック" w:hAnsi="游ゴシック" w:hint="eastAsia"/>
                 <w:sz w:val="20"/>
               </w:rPr>
-              <w:t>4</w:t>
-            </w:r>
-            <w:r>
-              <w:rPr>
-                <w:rFonts w:ascii="游ゴシック" w:eastAsia="游ゴシック" w:hAnsi="游ゴシック"/>
-                <w:sz w:val="20"/>
-              </w:rPr>
-              <w:t>9</w:t>
+              <w:t>5</w:t>
+            </w:r>
+            <w:r>
+              <w:rPr>
+                <w:rFonts w:ascii="游ゴシック" w:eastAsia="游ゴシック" w:hAnsi="游ゴシック"/>
+                <w:sz w:val="20"/>
+              </w:rPr>
+              <w:t>0</w:t>
             </w:r>
           </w:p>
         </w:tc>
         <w:tc>
           <w:tcPr>
             <w:tcW w:w="5355" w:type="dxa"/>
+            <w:vMerge w:val="restart"/>
             <w:vAlign w:val="center"/>
           </w:tcPr>
           <w:p>
@@ -8500,36 +8926,9 @@
           </w:p>
         </w:tc>
       </w:tr>
-    </w:tbl>
-    <w:p/>
-    <w:tbl>
-      <w:tblPr>
-        <w:tblW w:w="0" w:type="auto"/>
-        <w:tblBorders>
-          <w:top w:val="single" w:sz="4" w:space="0" w:color="auto"/>
-          <w:left w:val="single" w:sz="4" w:space="0" w:color="auto"/>
-          <w:bottom w:val="single" w:sz="4" w:space="0" w:color="auto"/>
-          <w:right w:val="single" w:sz="4" w:space="0" w:color="auto"/>
-          <w:insideH w:val="single" w:sz="4" w:space="0" w:color="auto"/>
-          <w:insideV w:val="single" w:sz="4" w:space="0" w:color="auto"/>
-        </w:tblBorders>
-        <w:tblCellMar>
-          <w:left w:w="99" w:type="dxa"/>
-          <w:right w:w="99" w:type="dxa"/>
-        </w:tblCellMar>
-        <w:tblLook w:val="0000" w:firstRow="0" w:lastRow="0" w:firstColumn="0" w:lastColumn="0" w:noHBand="0" w:noVBand="0"/>
-      </w:tblPr>
-      <w:tblGrid>
-        <w:gridCol w:w="1050"/>
-        <w:gridCol w:w="5355"/>
-        <w:gridCol w:w="4935"/>
-        <w:gridCol w:w="1050"/>
-        <w:gridCol w:w="945"/>
-        <w:gridCol w:w="2310"/>
-      </w:tblGrid>
       <w:tr>
         <w:trPr>
-          <w:trHeight w:val="567"/>
+          <w:trHeight w:val="1037"/>
         </w:trPr>
         <w:tc>
           <w:tcPr>
@@ -8550,7 +8949,6 @@
                 <w:rFonts w:ascii="游ゴシック" w:eastAsia="游ゴシック" w:hAnsi="游ゴシック" w:hint="eastAsia"/>
                 <w:sz w:val="20"/>
               </w:rPr>
-              <w:lastRenderedPageBreak/>
               <w:t>5</w:t>
             </w:r>
             <w:r>
@@ -8558,110 +8956,66 @@
                 <w:rFonts w:ascii="游ゴシック" w:eastAsia="游ゴシック" w:hAnsi="游ゴシック"/>
                 <w:sz w:val="20"/>
               </w:rPr>
+              <w:t>1</w:t>
+            </w:r>
+          </w:p>
+        </w:tc>
+        <w:tc>
+          <w:tcPr>
+            <w:tcW w:w="5355" w:type="dxa"/>
+            <w:vMerge/>
+            <w:vAlign w:val="center"/>
+          </w:tcPr>
+          <w:p>
+            <w:pPr>
+              <w:snapToGrid w:val="0"/>
+              <w:rPr>
+                <w:rFonts w:ascii="游ゴシック" w:eastAsia="游ゴシック" w:hAnsi="游ゴシック" w:hint="eastAsia"/>
+                <w:sz w:val="20"/>
+              </w:rPr>
+            </w:pPr>
+          </w:p>
+        </w:tc>
+        <w:tc>
+          <w:tcPr>
+            <w:tcW w:w="4935" w:type="dxa"/>
+            <w:vAlign w:val="center"/>
+          </w:tcPr>
+          <w:p>
+            <w:pPr>
+              <w:snapToGrid w:val="0"/>
+              <w:rPr>
+                <w:rFonts w:ascii="游ゴシック" w:eastAsia="游ゴシック" w:hAnsi="游ゴシック" w:hint="eastAsia"/>
+                <w:sz w:val="20"/>
+              </w:rPr>
+            </w:pPr>
+            <w:r>
+              <w:rPr>
+                <w:rFonts w:ascii="游ゴシック" w:eastAsia="游ゴシック" w:hAnsi="游ゴシック" w:hint="eastAsia"/>
+                <w:sz w:val="20"/>
+              </w:rPr>
+              <w:t>項目</w:t>
+            </w:r>
+            <w:r>
+              <w:rPr>
+                <w:rFonts w:ascii="游ゴシック" w:eastAsia="游ゴシック" w:hAnsi="游ゴシック" w:hint="eastAsia"/>
+                <w:sz w:val="20"/>
+              </w:rPr>
+              <w:t>5</w:t>
+            </w:r>
+            <w:r>
+              <w:rPr>
+                <w:rFonts w:ascii="游ゴシック" w:eastAsia="游ゴシック" w:hAnsi="游ゴシック"/>
+                <w:sz w:val="20"/>
+              </w:rPr>
               <w:t>0</w:t>
             </w:r>
-          </w:p>
-        </w:tc>
-        <w:tc>
-          <w:tcPr>
-            <w:tcW w:w="5355" w:type="dxa"/>
-            <w:vAlign w:val="center"/>
-          </w:tcPr>
-          <w:p>
-            <w:pPr>
-              <w:snapToGrid w:val="0"/>
-              <w:rPr>
-                <w:rFonts w:ascii="游ゴシック" w:eastAsia="游ゴシック" w:hAnsi="游ゴシック" w:hint="eastAsia"/>
-                <w:sz w:val="20"/>
-              </w:rPr>
-            </w:pPr>
-            <w:r>
-              <w:rPr>
-                <w:rFonts w:ascii="游ゴシック" w:eastAsia="游ゴシック" w:hAnsi="游ゴシック" w:hint="eastAsia"/>
-                <w:sz w:val="20"/>
-              </w:rPr>
-              <w:t>料金編集画面の月額料金の境界値チェック</w:t>
-            </w:r>
-            <w:r>
-              <w:rPr>
-                <w:rFonts w:ascii="游ゴシック" w:eastAsia="游ゴシック" w:hAnsi="游ゴシック" w:hint="eastAsia"/>
-                <w:sz w:val="20"/>
-              </w:rPr>
-              <w:t>でエラー確認</w:t>
-            </w:r>
-          </w:p>
-        </w:tc>
-        <w:tc>
-          <w:tcPr>
-            <w:tcW w:w="4935" w:type="dxa"/>
-            <w:vAlign w:val="center"/>
-          </w:tcPr>
-          <w:p>
-            <w:pPr>
-              <w:snapToGrid w:val="0"/>
-              <w:rPr>
-                <w:rFonts w:ascii="游ゴシック" w:eastAsia="游ゴシック" w:hAnsi="游ゴシック" w:hint="eastAsia"/>
-                <w:sz w:val="20"/>
-              </w:rPr>
-            </w:pPr>
-            <w:r>
-              <w:rPr>
-                <w:rFonts w:ascii="游ゴシック" w:eastAsia="游ゴシック" w:hAnsi="游ゴシック" w:hint="eastAsia"/>
-                <w:sz w:val="20"/>
-              </w:rPr>
-              <w:t>「月額料金」に</w:t>
-            </w:r>
-            <w:r>
-              <w:rPr>
-                <w:rFonts w:ascii="游ゴシック" w:eastAsia="游ゴシック" w:hAnsi="游ゴシック"/>
-                <w:sz w:val="20"/>
-              </w:rPr>
-              <w:t>”-1”</w:t>
-            </w:r>
-            <w:r>
-              <w:rPr>
-                <w:rFonts w:ascii="游ゴシック" w:eastAsia="游ゴシック" w:hAnsi="游ゴシック" w:hint="eastAsia"/>
-                <w:sz w:val="20"/>
-              </w:rPr>
-              <w:t>と入力して保存ボタンを押下した時に、</w:t>
-            </w:r>
-            <w:r>
-              <w:rPr>
-                <w:rFonts w:ascii="游ゴシック" w:eastAsia="游ゴシック" w:hAnsi="游ゴシック"/>
-                <w:sz w:val="20"/>
-              </w:rPr>
-              <w:t>”</w:t>
-            </w:r>
-            <w:r>
-              <w:rPr>
-                <w:rFonts w:ascii="游ゴシック" w:eastAsia="游ゴシック" w:hAnsi="游ゴシック" w:cs="Segoe UI"/>
-                <w:color w:val="DC3545"/>
-                <w:shd w:val="clear" w:color="auto" w:fill="FFFFFF"/>
-              </w:rPr>
-              <w:t xml:space="preserve"> </w:t>
-            </w:r>
-            <w:r>
-              <w:rPr>
-                <w:rFonts w:ascii="游ゴシック" w:eastAsia="游ゴシック" w:hAnsi="游ゴシック" w:cs="Segoe UI"/>
-                <w:color w:val="DC3545"/>
-                <w:sz w:val="20"/>
-                <w:shd w:val="clear" w:color="auto" w:fill="FFFFFF"/>
-              </w:rPr>
-              <w:t>この項目は0以上の数値を入力してください。</w:t>
-            </w:r>
-            <w:r>
-              <w:rPr>
-                <w:rFonts w:ascii="游ゴシック" w:eastAsia="游ゴシック" w:hAnsi="游ゴシック"/>
-                <w:sz w:val="20"/>
-              </w:rPr>
-              <w:t>”</w:t>
-            </w:r>
-            <w:r>
-              <w:rPr>
-                <w:rFonts w:ascii="游ゴシック" w:eastAsia="游ゴシック" w:hAnsi="游ゴシック" w:hint="eastAsia"/>
-                <w:sz w:val="20"/>
-              </w:rPr>
-              <w:t>と表示される</w:t>
+            <w:r>
+              <w:rPr>
+                <w:rFonts w:ascii="游ゴシック" w:eastAsia="游ゴシック" w:hAnsi="游ゴシック" w:hint="eastAsia"/>
+                <w:sz w:val="20"/>
+              </w:rPr>
+              <w:t>を実行した後にデーターベースの「月額料金」カラムに数字以外の値が入っているレコードが存在しないことを確認する</w:t>
             </w:r>
           </w:p>
         </w:tc>
@@ -8743,40 +9097,30 @@
                 <w:rFonts w:ascii="游ゴシック" w:eastAsia="游ゴシック" w:hAnsi="游ゴシック"/>
                 <w:sz w:val="20"/>
               </w:rPr>
-              <w:t>1</w:t>
+              <w:t>2</w:t>
             </w:r>
           </w:p>
         </w:tc>
         <w:tc>
           <w:tcPr>
             <w:tcW w:w="5355" w:type="dxa"/>
-            <w:vMerge w:val="restart"/>
-            <w:vAlign w:val="center"/>
-          </w:tcPr>
-          <w:p>
-            <w:pPr>
-              <w:snapToGrid w:val="0"/>
-              <w:rPr>
-                <w:rFonts w:ascii="游ゴシック" w:eastAsia="游ゴシック" w:hAnsi="游ゴシック" w:hint="eastAsia"/>
-                <w:sz w:val="20"/>
-              </w:rPr>
-            </w:pPr>
-            <w:r>
-              <w:rPr>
-                <w:rFonts w:ascii="游ゴシック" w:eastAsia="游ゴシック" w:hAnsi="游ゴシック" w:hint="eastAsia"/>
-                <w:sz w:val="20"/>
-              </w:rPr>
-              <w:t>料金編集画面の月額料金の境界値</w:t>
-            </w:r>
-            <w:r>
-              <w:rPr>
-                <w:rFonts w:ascii="游ゴシック" w:eastAsia="游ゴシック" w:hAnsi="游ゴシック" w:hint="eastAsia"/>
-                <w:sz w:val="20"/>
-              </w:rPr>
-              <w:t>で正常に動くことを確認</w:t>
-            </w:r>
-            <w:bookmarkStart w:id="0" w:name="_GoBack"/>
-            <w:bookmarkEnd w:id="0"/>
+            <w:vAlign w:val="center"/>
+          </w:tcPr>
+          <w:p>
+            <w:pPr>
+              <w:snapToGrid w:val="0"/>
+              <w:rPr>
+                <w:rFonts w:ascii="游ゴシック" w:eastAsia="游ゴシック" w:hAnsi="游ゴシック" w:hint="eastAsia"/>
+                <w:sz w:val="20"/>
+              </w:rPr>
+            </w:pPr>
+            <w:r>
+              <w:rPr>
+                <w:rFonts w:ascii="游ゴシック" w:eastAsia="游ゴシック" w:hAnsi="游ゴシック" w:hint="eastAsia"/>
+                <w:sz w:val="20"/>
+              </w:rPr>
+              <w:t>料金編集画面の月額料金の境界値チェックでエラー確認</w:t>
+            </w:r>
           </w:p>
         </w:tc>
         <w:tc>
@@ -8797,7 +9141,21 @@
                 <w:rFonts w:ascii="游ゴシック" w:eastAsia="游ゴシック" w:hAnsi="游ゴシック" w:hint="eastAsia"/>
                 <w:sz w:val="20"/>
               </w:rPr>
-              <w:t>「料金名」に</w:t>
+              <w:t>「月額料金」に</w:t>
+            </w:r>
+            <w:r>
+              <w:rPr>
+                <w:rFonts w:ascii="游ゴシック" w:eastAsia="游ゴシック" w:hAnsi="游ゴシック"/>
+                <w:sz w:val="20"/>
+              </w:rPr>
+              <w:t>”-1”</w:t>
+            </w:r>
+            <w:r>
+              <w:rPr>
+                <w:rFonts w:ascii="游ゴシック" w:eastAsia="游ゴシック" w:hAnsi="游ゴシック" w:hint="eastAsia"/>
+                <w:sz w:val="20"/>
+              </w:rPr>
+              <w:t>と入力して保存ボタンを押下した時に、</w:t>
             </w:r>
             <w:r>
               <w:rPr>
@@ -8808,10 +9166,20 @@
             </w:r>
             <w:r>
               <w:rPr>
-                <w:rFonts w:ascii="游ゴシック" w:eastAsia="游ゴシック" w:hAnsi="游ゴシック" w:hint="eastAsia"/>
-                <w:sz w:val="20"/>
-              </w:rPr>
-              <w:t>月額料金</w:t>
+                <w:rFonts w:ascii="游ゴシック" w:eastAsia="游ゴシック" w:hAnsi="游ゴシック" w:cs="Segoe UI"/>
+                <w:color w:val="DC3545"/>
+                <w:shd w:val="clear" w:color="auto" w:fill="FFFFFF"/>
+              </w:rPr>
+              <w:t xml:space="preserve"> </w:t>
+            </w:r>
+            <w:r>
+              <w:rPr>
+                <w:rFonts w:ascii="游ゴシック" w:eastAsia="游ゴシック" w:hAnsi="游ゴシック" w:cs="Segoe UI"/>
+                <w:color w:val="DC3545"/>
+                <w:sz w:val="20"/>
+                <w:shd w:val="clear" w:color="auto" w:fill="FFFFFF"/>
+              </w:rPr>
+              <w:t>この項目は0以上の数値を入力してください。</w:t>
             </w:r>
             <w:r>
               <w:rPr>
@@ -8825,119 +9193,7 @@
                 <w:rFonts w:ascii="游ゴシック" w:eastAsia="游ゴシック" w:hAnsi="游ゴシック" w:hint="eastAsia"/>
                 <w:sz w:val="20"/>
               </w:rPr>
-              <w:t>「</w:t>
-            </w:r>
-            <w:r>
-              <w:rPr>
-                <w:rFonts w:ascii="游ゴシック" w:eastAsia="游ゴシック" w:hAnsi="游ゴシック" w:hint="eastAsia"/>
-                <w:sz w:val="20"/>
-              </w:rPr>
-              <w:t>月額料金」に</w:t>
-            </w:r>
-            <w:r>
-              <w:rPr>
-                <w:rFonts w:ascii="游ゴシック" w:eastAsia="游ゴシック" w:hAnsi="游ゴシック"/>
-                <w:sz w:val="20"/>
-              </w:rPr>
-              <w:t>”</w:t>
-            </w:r>
-            <w:r>
-              <w:rPr>
-                <w:rFonts w:ascii="游ゴシック" w:eastAsia="游ゴシック" w:hAnsi="游ゴシック"/>
-                <w:sz w:val="20"/>
-              </w:rPr>
-              <w:t>0</w:t>
-            </w:r>
-            <w:r>
-              <w:rPr>
-                <w:rFonts w:ascii="游ゴシック" w:eastAsia="游ゴシック" w:hAnsi="游ゴシック"/>
-                <w:sz w:val="20"/>
-              </w:rPr>
-              <w:t>”</w:t>
-            </w:r>
-            <w:r>
-              <w:rPr>
-                <w:rFonts w:ascii="游ゴシック" w:eastAsia="游ゴシック" w:hAnsi="游ゴシック" w:hint="eastAsia"/>
-                <w:sz w:val="20"/>
-              </w:rPr>
-              <w:t>「加入日」に</w:t>
-            </w:r>
-            <w:r>
-              <w:rPr>
-                <w:rFonts w:ascii="游ゴシック" w:eastAsia="游ゴシック" w:hAnsi="游ゴシック"/>
-                <w:sz w:val="20"/>
-              </w:rPr>
-              <w:t>”2025</w:t>
-            </w:r>
-            <w:r>
-              <w:rPr>
-                <w:rFonts w:ascii="游ゴシック" w:eastAsia="游ゴシック" w:hAnsi="游ゴシック" w:hint="eastAsia"/>
-                <w:sz w:val="20"/>
-              </w:rPr>
-              <w:t>年</w:t>
-            </w:r>
-            <w:r>
-              <w:rPr>
-                <w:rFonts w:ascii="游ゴシック" w:eastAsia="游ゴシック" w:hAnsi="游ゴシック"/>
-                <w:sz w:val="20"/>
-              </w:rPr>
-              <w:t>10</w:t>
-            </w:r>
-            <w:r>
-              <w:rPr>
-                <w:rFonts w:ascii="游ゴシック" w:eastAsia="游ゴシック" w:hAnsi="游ゴシック" w:hint="eastAsia"/>
-                <w:sz w:val="20"/>
-              </w:rPr>
-              <w:t>月1</w:t>
-            </w:r>
-            <w:r>
-              <w:rPr>
-                <w:rFonts w:ascii="游ゴシック" w:eastAsia="游ゴシック" w:hAnsi="游ゴシック"/>
-                <w:sz w:val="20"/>
-              </w:rPr>
-              <w:t>0</w:t>
-            </w:r>
-            <w:r>
-              <w:rPr>
-                <w:rFonts w:ascii="游ゴシック" w:eastAsia="游ゴシック" w:hAnsi="游ゴシック" w:hint="eastAsia"/>
-                <w:sz w:val="20"/>
-              </w:rPr>
-              <w:t>日</w:t>
-            </w:r>
-            <w:r>
-              <w:rPr>
-                <w:rFonts w:ascii="游ゴシック" w:eastAsia="游ゴシック" w:hAnsi="游ゴシック"/>
-                <w:sz w:val="20"/>
-              </w:rPr>
-              <w:t>”</w:t>
-            </w:r>
-            <w:r>
-              <w:rPr>
-                <w:rFonts w:ascii="游ゴシック" w:eastAsia="游ゴシック" w:hAnsi="游ゴシック" w:hint="eastAsia"/>
-                <w:sz w:val="20"/>
-              </w:rPr>
-              <w:t>と</w:t>
-            </w:r>
-            <w:r>
-              <w:rPr>
-                <w:rFonts w:ascii="游ゴシック" w:eastAsia="游ゴシック" w:hAnsi="游ゴシック" w:hint="eastAsia"/>
-                <w:sz w:val="20"/>
-              </w:rPr>
-              <w:t>記載</w:t>
-            </w:r>
-            <w:r>
-              <w:rPr>
-                <w:rFonts w:ascii="游ゴシック" w:eastAsia="游ゴシック" w:hAnsi="游ゴシック" w:hint="eastAsia"/>
-                <w:sz w:val="20"/>
-              </w:rPr>
-              <w:t>して保存ボタンを押下</w:t>
-            </w:r>
-            <w:r>
-              <w:rPr>
-                <w:rFonts w:ascii="游ゴシック" w:eastAsia="游ゴシック" w:hAnsi="游ゴシック" w:hint="eastAsia"/>
-                <w:sz w:val="20"/>
-              </w:rPr>
-              <w:t>した時に警告文が表示されずバリデーションチェックに引っかからないことを確認する</w:t>
+              <w:t>と表示される</w:t>
             </w:r>
           </w:p>
         </w:tc>
@@ -9019,24 +9275,31 @@
                 <w:rFonts w:ascii="游ゴシック" w:eastAsia="游ゴシック" w:hAnsi="游ゴシック"/>
                 <w:sz w:val="20"/>
               </w:rPr>
-              <w:t>2</w:t>
+              <w:t>3</w:t>
             </w:r>
           </w:p>
         </w:tc>
         <w:tc>
           <w:tcPr>
             <w:tcW w:w="5355" w:type="dxa"/>
-            <w:vMerge/>
-            <w:vAlign w:val="center"/>
-          </w:tcPr>
-          <w:p>
-            <w:pPr>
-              <w:snapToGrid w:val="0"/>
-              <w:rPr>
-                <w:rFonts w:ascii="游ゴシック" w:eastAsia="游ゴシック" w:hAnsi="游ゴシック" w:hint="eastAsia"/>
-                <w:sz w:val="20"/>
-              </w:rPr>
-            </w:pPr>
+            <w:vMerge w:val="restart"/>
+            <w:vAlign w:val="center"/>
+          </w:tcPr>
+          <w:p>
+            <w:pPr>
+              <w:snapToGrid w:val="0"/>
+              <w:rPr>
+                <w:rFonts w:ascii="游ゴシック" w:eastAsia="游ゴシック" w:hAnsi="游ゴシック" w:hint="eastAsia"/>
+                <w:sz w:val="20"/>
+              </w:rPr>
+            </w:pPr>
+            <w:r>
+              <w:rPr>
+                <w:rFonts w:ascii="游ゴシック" w:eastAsia="游ゴシック" w:hAnsi="游ゴシック" w:hint="eastAsia"/>
+                <w:sz w:val="20"/>
+              </w:rPr>
+              <w:t>料金編集画面の月額料金の境界値で正常に動くことを確認</w:t>
+            </w:r>
           </w:p>
         </w:tc>
         <w:tc>
@@ -9106,7 +9369,7 @@
                 <w:rFonts w:ascii="游ゴシック" w:eastAsia="游ゴシック" w:hAnsi="游ゴシック"/>
                 <w:sz w:val="20"/>
               </w:rPr>
-              <w:t>999999999</w:t>
+              <w:t>0</w:t>
             </w:r>
             <w:r>
               <w:rPr>
@@ -9190,14 +9453,14 @@
                 <w:rFonts w:ascii="游ゴシック" w:eastAsia="游ゴシック" w:hAnsi="游ゴシック" w:hint="eastAsia"/>
                 <w:sz w:val="20"/>
               </w:rPr>
-              <w:t>して保存ボタンを押下し</w:t>
-            </w:r>
-            <w:r>
-              <w:rPr>
-                <w:rFonts w:ascii="游ゴシック" w:eastAsia="游ゴシック" w:hAnsi="游ゴシック" w:hint="eastAsia"/>
-                <w:sz w:val="20"/>
-              </w:rPr>
-              <w:t>た時に、警告文が表示されずバリデーションチェックに引っかからないことを確認する</w:t>
+              <w:t>して保存ボタンを押下</w:t>
+            </w:r>
+            <w:r>
+              <w:rPr>
+                <w:rFonts w:ascii="游ゴシック" w:eastAsia="游ゴシック" w:hAnsi="游ゴシック" w:hint="eastAsia"/>
+                <w:sz w:val="20"/>
+              </w:rPr>
+              <w:t>した時に警告文が表示されずバリデーションチェックに引っかからないことを確認する</w:t>
             </w:r>
           </w:p>
         </w:tc>
@@ -9279,7 +9542,7 @@
                 <w:rFonts w:ascii="游ゴシック" w:eastAsia="游ゴシック" w:hAnsi="游ゴシック"/>
                 <w:sz w:val="20"/>
               </w:rPr>
-              <w:t>3</w:t>
+              <w:t>4</w:t>
             </w:r>
           </w:p>
         </w:tc>
@@ -9317,6 +9580,34 @@
                 <w:rFonts w:ascii="游ゴシック" w:eastAsia="游ゴシック" w:hAnsi="游ゴシック" w:hint="eastAsia"/>
                 <w:sz w:val="20"/>
               </w:rPr>
+              <w:t>「料金名」に</w:t>
+            </w:r>
+            <w:r>
+              <w:rPr>
+                <w:rFonts w:ascii="游ゴシック" w:eastAsia="游ゴシック" w:hAnsi="游ゴシック"/>
+                <w:sz w:val="20"/>
+              </w:rPr>
+              <w:t>”</w:t>
+            </w:r>
+            <w:r>
+              <w:rPr>
+                <w:rFonts w:ascii="游ゴシック" w:eastAsia="游ゴシック" w:hAnsi="游ゴシック" w:hint="eastAsia"/>
+                <w:sz w:val="20"/>
+              </w:rPr>
+              <w:t>月額料金</w:t>
+            </w:r>
+            <w:r>
+              <w:rPr>
+                <w:rFonts w:ascii="游ゴシック" w:eastAsia="游ゴシック" w:hAnsi="游ゴシック"/>
+                <w:sz w:val="20"/>
+              </w:rPr>
+              <w:t>”</w:t>
+            </w:r>
+            <w:r>
+              <w:rPr>
+                <w:rFonts w:ascii="游ゴシック" w:eastAsia="游ゴシック" w:hAnsi="游ゴシック" w:hint="eastAsia"/>
+                <w:sz w:val="20"/>
+              </w:rPr>
               <w:t>「</w:t>
             </w:r>
             <w:r>
@@ -9338,7 +9629,7 @@
                 <w:rFonts w:ascii="游ゴシック" w:eastAsia="游ゴシック" w:hAnsi="游ゴシック"/>
                 <w:sz w:val="20"/>
               </w:rPr>
-              <w:t>1000000000</w:t>
+              <w:t>999999999</w:t>
             </w:r>
             <w:r>
               <w:rPr>
@@ -9352,14 +9643,84 @@
                 <w:rFonts w:ascii="游ゴシック" w:eastAsia="游ゴシック" w:hAnsi="游ゴシック" w:hint="eastAsia"/>
                 <w:sz w:val="20"/>
               </w:rPr>
-              <w:t>と入力して保存ボタンを押下した時に、</w:t>
-            </w:r>
-            <w:r>
-              <w:rPr>
-                <w:rFonts w:ascii="游ゴシック" w:eastAsia="游ゴシック" w:hAnsi="游ゴシック" w:hint="eastAsia"/>
-                <w:sz w:val="20"/>
-              </w:rPr>
-              <w:t>警告文が表示されずバリデーションチェックに引っかからないことを確認する</w:t>
+              <w:t>「加入日」に</w:t>
+            </w:r>
+            <w:r>
+              <w:rPr>
+                <w:rFonts w:ascii="游ゴシック" w:eastAsia="游ゴシック" w:hAnsi="游ゴシック"/>
+                <w:sz w:val="20"/>
+              </w:rPr>
+              <w:t>”2025</w:t>
+            </w:r>
+            <w:r>
+              <w:rPr>
+                <w:rFonts w:ascii="游ゴシック" w:eastAsia="游ゴシック" w:hAnsi="游ゴシック" w:hint="eastAsia"/>
+                <w:sz w:val="20"/>
+              </w:rPr>
+              <w:t>年</w:t>
+            </w:r>
+            <w:r>
+              <w:rPr>
+                <w:rFonts w:ascii="游ゴシック" w:eastAsia="游ゴシック" w:hAnsi="游ゴシック"/>
+                <w:sz w:val="20"/>
+              </w:rPr>
+              <w:t>10</w:t>
+            </w:r>
+            <w:r>
+              <w:rPr>
+                <w:rFonts w:ascii="游ゴシック" w:eastAsia="游ゴシック" w:hAnsi="游ゴシック" w:hint="eastAsia"/>
+                <w:sz w:val="20"/>
+              </w:rPr>
+              <w:t>月1</w:t>
+            </w:r>
+            <w:r>
+              <w:rPr>
+                <w:rFonts w:ascii="游ゴシック" w:eastAsia="游ゴシック" w:hAnsi="游ゴシック"/>
+                <w:sz w:val="20"/>
+              </w:rPr>
+              <w:t>0</w:t>
+            </w:r>
+            <w:r>
+              <w:rPr>
+                <w:rFonts w:ascii="游ゴシック" w:eastAsia="游ゴシック" w:hAnsi="游ゴシック" w:hint="eastAsia"/>
+                <w:sz w:val="20"/>
+              </w:rPr>
+              <w:t>日</w:t>
+            </w:r>
+            <w:r>
+              <w:rPr>
+                <w:rFonts w:ascii="游ゴシック" w:eastAsia="游ゴシック" w:hAnsi="游ゴシック"/>
+                <w:sz w:val="20"/>
+              </w:rPr>
+              <w:t>”</w:t>
+            </w:r>
+            <w:r>
+              <w:rPr>
+                <w:rFonts w:ascii="游ゴシック" w:eastAsia="游ゴシック" w:hAnsi="游ゴシック" w:hint="eastAsia"/>
+                <w:sz w:val="20"/>
+              </w:rPr>
+              <w:t>と</w:t>
+            </w:r>
+            <w:r>
+              <w:rPr>
+                <w:rFonts w:ascii="游ゴシック" w:eastAsia="游ゴシック" w:hAnsi="游ゴシック" w:hint="eastAsia"/>
+                <w:sz w:val="20"/>
+              </w:rPr>
+              <w:t>記載</w:t>
+            </w:r>
+            <w:r>
+              <w:rPr>
+                <w:rFonts w:ascii="游ゴシック" w:eastAsia="游ゴシック" w:hAnsi="游ゴシック" w:hint="eastAsia"/>
+                <w:sz w:val="20"/>
+              </w:rPr>
+              <w:t>して保存ボタンを押下し</w:t>
+            </w:r>
+            <w:r>
+              <w:rPr>
+                <w:rFonts w:ascii="游ゴシック" w:eastAsia="游ゴシック" w:hAnsi="游ゴシック" w:hint="eastAsia"/>
+                <w:sz w:val="20"/>
+              </w:rPr>
+              <w:t>た時に、警告文が表示されずバリデーションチェックに引っかからないことを確認する</w:t>
             </w:r>
           </w:p>
         </w:tc>
@@ -9441,13 +9802,175 @@
                 <w:rFonts w:ascii="游ゴシック" w:eastAsia="游ゴシック" w:hAnsi="游ゴシック"/>
                 <w:sz w:val="20"/>
               </w:rPr>
-              <w:t>4</w:t>
+              <w:t>5</w:t>
             </w:r>
           </w:p>
         </w:tc>
         <w:tc>
           <w:tcPr>
             <w:tcW w:w="5355" w:type="dxa"/>
+            <w:vMerge/>
+            <w:vAlign w:val="center"/>
+          </w:tcPr>
+          <w:p>
+            <w:pPr>
+              <w:snapToGrid w:val="0"/>
+              <w:rPr>
+                <w:rFonts w:ascii="游ゴシック" w:eastAsia="游ゴシック" w:hAnsi="游ゴシック" w:hint="eastAsia"/>
+                <w:sz w:val="20"/>
+              </w:rPr>
+            </w:pPr>
+          </w:p>
+        </w:tc>
+        <w:tc>
+          <w:tcPr>
+            <w:tcW w:w="4935" w:type="dxa"/>
+            <w:vAlign w:val="center"/>
+          </w:tcPr>
+          <w:p>
+            <w:pPr>
+              <w:snapToGrid w:val="0"/>
+              <w:rPr>
+                <w:rFonts w:ascii="游ゴシック" w:eastAsia="游ゴシック" w:hAnsi="游ゴシック" w:hint="eastAsia"/>
+                <w:sz w:val="20"/>
+              </w:rPr>
+            </w:pPr>
+            <w:r>
+              <w:rPr>
+                <w:rFonts w:ascii="游ゴシック" w:eastAsia="游ゴシック" w:hAnsi="游ゴシック" w:hint="eastAsia"/>
+                <w:sz w:val="20"/>
+              </w:rPr>
+              <w:t>「</w:t>
+            </w:r>
+            <w:r>
+              <w:rPr>
+                <w:rFonts w:ascii="游ゴシック" w:eastAsia="游ゴシック" w:hAnsi="游ゴシック" w:hint="eastAsia"/>
+                <w:sz w:val="20"/>
+              </w:rPr>
+              <w:t>月額料金」に</w:t>
+            </w:r>
+            <w:r>
+              <w:rPr>
+                <w:rFonts w:ascii="游ゴシック" w:eastAsia="游ゴシック" w:hAnsi="游ゴシック"/>
+                <w:sz w:val="20"/>
+              </w:rPr>
+              <w:t>”</w:t>
+            </w:r>
+            <w:r>
+              <w:rPr>
+                <w:rFonts w:ascii="游ゴシック" w:eastAsia="游ゴシック" w:hAnsi="游ゴシック"/>
+                <w:sz w:val="20"/>
+              </w:rPr>
+              <w:t>1000000000</w:t>
+            </w:r>
+            <w:r>
+              <w:rPr>
+                <w:rFonts w:ascii="游ゴシック" w:eastAsia="游ゴシック" w:hAnsi="游ゴシック"/>
+                <w:sz w:val="20"/>
+              </w:rPr>
+              <w:t>”</w:t>
+            </w:r>
+            <w:r>
+              <w:rPr>
+                <w:rFonts w:ascii="游ゴシック" w:eastAsia="游ゴシック" w:hAnsi="游ゴシック" w:hint="eastAsia"/>
+                <w:sz w:val="20"/>
+              </w:rPr>
+              <w:t>と入力して保存ボタンを押下した時に、</w:t>
+            </w:r>
+            <w:r>
+              <w:rPr>
+                <w:rFonts w:ascii="游ゴシック" w:eastAsia="游ゴシック" w:hAnsi="游ゴシック" w:hint="eastAsia"/>
+                <w:sz w:val="20"/>
+              </w:rPr>
+              <w:t>警告文が表示されずバリデーションチェックに引っかからないことを確認する</w:t>
+            </w:r>
+          </w:p>
+        </w:tc>
+        <w:tc>
+          <w:tcPr>
+            <w:tcW w:w="1050" w:type="dxa"/>
+            <w:vAlign w:val="center"/>
+          </w:tcPr>
+          <w:p>
+            <w:pPr>
+              <w:snapToGrid w:val="0"/>
+              <w:jc w:val="center"/>
+              <w:rPr>
+                <w:rFonts w:ascii="游ゴシック" w:eastAsia="游ゴシック" w:hAnsi="游ゴシック"/>
+                <w:sz w:val="20"/>
+              </w:rPr>
+            </w:pPr>
+          </w:p>
+        </w:tc>
+        <w:tc>
+          <w:tcPr>
+            <w:tcW w:w="945" w:type="dxa"/>
+            <w:vAlign w:val="center"/>
+          </w:tcPr>
+          <w:p>
+            <w:pPr>
+              <w:snapToGrid w:val="0"/>
+              <w:jc w:val="center"/>
+              <w:rPr>
+                <w:rFonts w:ascii="游ゴシック" w:eastAsia="游ゴシック" w:hAnsi="游ゴシック"/>
+                <w:sz w:val="20"/>
+              </w:rPr>
+            </w:pPr>
+          </w:p>
+        </w:tc>
+        <w:tc>
+          <w:tcPr>
+            <w:tcW w:w="2310" w:type="dxa"/>
+            <w:vAlign w:val="center"/>
+          </w:tcPr>
+          <w:p>
+            <w:pPr>
+              <w:snapToGrid w:val="0"/>
+              <w:rPr>
+                <w:rFonts w:ascii="游ゴシック" w:eastAsia="游ゴシック" w:hAnsi="游ゴシック"/>
+                <w:sz w:val="20"/>
+              </w:rPr>
+            </w:pPr>
+          </w:p>
+        </w:tc>
+      </w:tr>
+      <w:tr>
+        <w:trPr>
+          <w:trHeight w:val="567"/>
+        </w:trPr>
+        <w:tc>
+          <w:tcPr>
+            <w:tcW w:w="1050" w:type="dxa"/>
+            <w:vAlign w:val="center"/>
+          </w:tcPr>
+          <w:p>
+            <w:pPr>
+              <w:snapToGrid w:val="0"/>
+              <w:jc w:val="center"/>
+              <w:rPr>
+                <w:rFonts w:ascii="游ゴシック" w:eastAsia="游ゴシック" w:hAnsi="游ゴシック" w:hint="eastAsia"/>
+                <w:sz w:val="20"/>
+              </w:rPr>
+            </w:pPr>
+            <w:r>
+              <w:rPr>
+                <w:rFonts w:ascii="游ゴシック" w:eastAsia="游ゴシック" w:hAnsi="游ゴシック" w:hint="eastAsia"/>
+                <w:sz w:val="20"/>
+              </w:rPr>
+              <w:t>5</w:t>
+            </w:r>
+            <w:r>
+              <w:rPr>
+                <w:rFonts w:ascii="游ゴシック" w:eastAsia="游ゴシック" w:hAnsi="游ゴシック"/>
+                <w:sz w:val="20"/>
+              </w:rPr>
+              <w:t>6</w:t>
+            </w:r>
+          </w:p>
+        </w:tc>
+        <w:tc>
+          <w:tcPr>
+            <w:tcW w:w="5355" w:type="dxa"/>
             <w:vAlign w:val="center"/>
           </w:tcPr>
           <w:p>
@@ -9487,6 +10010,104 @@
               </w:rPr>
               <w:t>「月額料金」で数字以外を入力して保存ボタンを押下した時に、データーベースに情報が保存されないことを確認</w:t>
             </w:r>
+          </w:p>
+        </w:tc>
+        <w:tc>
+          <w:tcPr>
+            <w:tcW w:w="1050" w:type="dxa"/>
+            <w:vAlign w:val="center"/>
+          </w:tcPr>
+          <w:p>
+            <w:pPr>
+              <w:snapToGrid w:val="0"/>
+              <w:jc w:val="center"/>
+              <w:rPr>
+                <w:rFonts w:ascii="游ゴシック" w:eastAsia="游ゴシック" w:hAnsi="游ゴシック"/>
+                <w:sz w:val="20"/>
+              </w:rPr>
+            </w:pPr>
+          </w:p>
+        </w:tc>
+        <w:tc>
+          <w:tcPr>
+            <w:tcW w:w="945" w:type="dxa"/>
+            <w:vAlign w:val="center"/>
+          </w:tcPr>
+          <w:p>
+            <w:pPr>
+              <w:snapToGrid w:val="0"/>
+              <w:jc w:val="center"/>
+              <w:rPr>
+                <w:rFonts w:ascii="游ゴシック" w:eastAsia="游ゴシック" w:hAnsi="游ゴシック"/>
+                <w:sz w:val="20"/>
+              </w:rPr>
+            </w:pPr>
+          </w:p>
+        </w:tc>
+        <w:tc>
+          <w:tcPr>
+            <w:tcW w:w="2310" w:type="dxa"/>
+            <w:vAlign w:val="center"/>
+          </w:tcPr>
+          <w:p>
+            <w:pPr>
+              <w:snapToGrid w:val="0"/>
+              <w:rPr>
+                <w:rFonts w:ascii="游ゴシック" w:eastAsia="游ゴシック" w:hAnsi="游ゴシック"/>
+                <w:sz w:val="20"/>
+              </w:rPr>
+            </w:pPr>
+          </w:p>
+        </w:tc>
+      </w:tr>
+      <w:tr>
+        <w:trPr>
+          <w:trHeight w:val="1037"/>
+        </w:trPr>
+        <w:tc>
+          <w:tcPr>
+            <w:tcW w:w="1050" w:type="dxa"/>
+            <w:vAlign w:val="center"/>
+          </w:tcPr>
+          <w:p>
+            <w:pPr>
+              <w:snapToGrid w:val="0"/>
+              <w:jc w:val="center"/>
+              <w:rPr>
+                <w:rFonts w:ascii="游ゴシック" w:eastAsia="游ゴシック" w:hAnsi="游ゴシック" w:hint="eastAsia"/>
+                <w:sz w:val="20"/>
+              </w:rPr>
+            </w:pPr>
+          </w:p>
+        </w:tc>
+        <w:tc>
+          <w:tcPr>
+            <w:tcW w:w="5355" w:type="dxa"/>
+            <w:vAlign w:val="center"/>
+          </w:tcPr>
+          <w:p>
+            <w:pPr>
+              <w:snapToGrid w:val="0"/>
+              <w:rPr>
+                <w:rFonts w:ascii="游ゴシック" w:eastAsia="游ゴシック" w:hAnsi="游ゴシック" w:hint="eastAsia"/>
+                <w:sz w:val="20"/>
+              </w:rPr>
+            </w:pPr>
+          </w:p>
+        </w:tc>
+        <w:tc>
+          <w:tcPr>
+            <w:tcW w:w="4935" w:type="dxa"/>
+            <w:vAlign w:val="center"/>
+          </w:tcPr>
+          <w:p>
+            <w:pPr>
+              <w:snapToGrid w:val="0"/>
+              <w:rPr>
+                <w:rFonts w:ascii="游ゴシック" w:eastAsia="游ゴシック" w:hAnsi="游ゴシック" w:hint="eastAsia"/>
+                <w:sz w:val="20"/>
+              </w:rPr>
+            </w:pPr>
           </w:p>
         </w:tc>
         <w:tc>
@@ -9544,7 +10165,12 @@
         <w:snapToGrid w:val="0"/>
         <w:spacing w:line="20" w:lineRule="atLeast"/>
         <w:jc w:val="left"/>
+        <w:rPr>
+          <w:rFonts w:hint="eastAsia"/>
+        </w:rPr>
       </w:pPr>
+      <w:bookmarkStart w:id="0" w:name="_GoBack"/>
+      <w:bookmarkEnd w:id="0"/>
     </w:p>
     <w:sectPr>
       <w:headerReference w:type="default" r:id="rId10"/>

--- a/extra/report/No.課題4_テストケース.docx
+++ b/extra/report/No.課題4_テストケース.docx
@@ -227,7 +227,7 @@
             <w:pPr>
               <w:snapToGrid w:val="0"/>
               <w:rPr>
-                <w:rFonts w:ascii="游ゴシック" w:eastAsia="游ゴシック" w:hAnsi="游ゴシック" w:hint="eastAsia"/>
+                <w:rFonts w:ascii="游ゴシック" w:eastAsia="游ゴシック" w:hAnsi="游ゴシック"/>
                 <w:sz w:val="20"/>
               </w:rPr>
             </w:pPr>
@@ -386,7 +386,7 @@
               <w:snapToGrid w:val="0"/>
               <w:jc w:val="center"/>
               <w:rPr>
-                <w:rFonts w:ascii="游ゴシック" w:eastAsia="游ゴシック" w:hAnsi="游ゴシック" w:hint="eastAsia"/>
+                <w:rFonts w:ascii="游ゴシック" w:eastAsia="游ゴシック" w:hAnsi="游ゴシック"/>
                 <w:sz w:val="20"/>
               </w:rPr>
             </w:pPr>
@@ -409,7 +409,7 @@
               <w:snapToGrid w:val="0"/>
               <w:jc w:val="center"/>
               <w:rPr>
-                <w:rFonts w:ascii="游ゴシック" w:eastAsia="游ゴシック" w:hAnsi="游ゴシック" w:hint="eastAsia"/>
+                <w:rFonts w:ascii="游ゴシック" w:eastAsia="游ゴシック" w:hAnsi="游ゴシック"/>
                 <w:sz w:val="20"/>
               </w:rPr>
             </w:pPr>
@@ -523,7 +523,7 @@
             <w:pPr>
               <w:snapToGrid w:val="0"/>
               <w:rPr>
-                <w:rFonts w:ascii="游ゴシック" w:eastAsia="游ゴシック" w:hAnsi="游ゴシック" w:hint="eastAsia"/>
+                <w:rFonts w:ascii="游ゴシック" w:eastAsia="游ゴシック" w:hAnsi="游ゴシック"/>
                 <w:sz w:val="20"/>
               </w:rPr>
             </w:pPr>
@@ -636,7 +636,7 @@
             <w:pPr>
               <w:snapToGrid w:val="0"/>
               <w:rPr>
-                <w:rFonts w:ascii="游ゴシック" w:eastAsia="游ゴシック" w:hAnsi="游ゴシック" w:hint="eastAsia"/>
+                <w:rFonts w:ascii="游ゴシック" w:eastAsia="游ゴシック" w:hAnsi="游ゴシック"/>
                 <w:sz w:val="20"/>
               </w:rPr>
             </w:pPr>
@@ -862,7 +862,7 @@
             <w:pPr>
               <w:snapToGrid w:val="0"/>
               <w:rPr>
-                <w:rFonts w:ascii="游ゴシック" w:eastAsia="游ゴシック" w:hAnsi="游ゴシック" w:hint="eastAsia"/>
+                <w:rFonts w:ascii="游ゴシック" w:eastAsia="游ゴシック" w:hAnsi="游ゴシック"/>
                 <w:sz w:val="20"/>
               </w:rPr>
             </w:pPr>
@@ -975,7 +975,7 @@
             <w:pPr>
               <w:snapToGrid w:val="0"/>
               <w:rPr>
-                <w:rFonts w:ascii="游ゴシック" w:eastAsia="游ゴシック" w:hAnsi="游ゴシック" w:hint="eastAsia"/>
+                <w:rFonts w:ascii="游ゴシック" w:eastAsia="游ゴシック" w:hAnsi="游ゴシック"/>
                 <w:sz w:val="20"/>
               </w:rPr>
             </w:pPr>
@@ -1088,7 +1088,7 @@
             <w:pPr>
               <w:snapToGrid w:val="0"/>
               <w:rPr>
-                <w:rFonts w:ascii="游ゴシック" w:eastAsia="游ゴシック" w:hAnsi="游ゴシック" w:hint="eastAsia"/>
+                <w:rFonts w:ascii="游ゴシック" w:eastAsia="游ゴシック" w:hAnsi="游ゴシック"/>
                 <w:sz w:val="20"/>
               </w:rPr>
             </w:pPr>
@@ -1314,7 +1314,7 @@
             <w:pPr>
               <w:snapToGrid w:val="0"/>
               <w:rPr>
-                <w:rFonts w:ascii="游ゴシック" w:eastAsia="游ゴシック" w:hAnsi="游ゴシック" w:hint="eastAsia"/>
+                <w:rFonts w:ascii="游ゴシック" w:eastAsia="游ゴシック" w:hAnsi="游ゴシック"/>
                 <w:sz w:val="20"/>
               </w:rPr>
             </w:pPr>
@@ -1658,7 +1658,7 @@
           <w:p>
             <w:pPr>
               <w:rPr>
-                <w:rFonts w:ascii="游ゴシック" w:eastAsia="游ゴシック" w:hAnsi="游ゴシック" w:hint="eastAsia"/>
+                <w:rFonts w:ascii="游ゴシック" w:eastAsia="游ゴシック" w:hAnsi="游ゴシック"/>
                 <w:sz w:val="20"/>
               </w:rPr>
             </w:pPr>
@@ -1910,7 +1910,7 @@
               <w:snapToGrid w:val="0"/>
               <w:jc w:val="center"/>
               <w:rPr>
-                <w:rFonts w:ascii="游ゴシック" w:eastAsia="游ゴシック" w:hAnsi="游ゴシック" w:hint="eastAsia"/>
+                <w:rFonts w:ascii="游ゴシック" w:eastAsia="游ゴシック" w:hAnsi="游ゴシック"/>
                 <w:sz w:val="20"/>
               </w:rPr>
             </w:pPr>
@@ -1939,7 +1939,7 @@
           <w:p>
             <w:pPr>
               <w:rPr>
-                <w:rFonts w:ascii="游ゴシック" w:eastAsia="游ゴシック" w:hAnsi="游ゴシック" w:hint="eastAsia"/>
+                <w:rFonts w:ascii="游ゴシック" w:eastAsia="游ゴシック" w:hAnsi="游ゴシック"/>
                 <w:sz w:val="20"/>
               </w:rPr>
             </w:pPr>
@@ -1954,7 +1954,7 @@
             <w:pPr>
               <w:snapToGrid w:val="0"/>
               <w:rPr>
-                <w:rFonts w:ascii="游ゴシック" w:eastAsia="游ゴシック" w:hAnsi="游ゴシック" w:hint="eastAsia"/>
+                <w:rFonts w:ascii="游ゴシック" w:eastAsia="游ゴシック" w:hAnsi="游ゴシック"/>
                 <w:sz w:val="20"/>
               </w:rPr>
             </w:pPr>
@@ -1977,14 +1977,7 @@
                 <w:rFonts w:ascii="游ゴシック" w:eastAsia="游ゴシック" w:hAnsi="游ゴシック" w:hint="eastAsia"/>
                 <w:sz w:val="20"/>
               </w:rPr>
-              <w:t>を実行した後にデーターベースに</w:t>
-            </w:r>
-            <w:r>
-              <w:rPr>
-                <w:rFonts w:ascii="游ゴシック" w:eastAsia="游ゴシック" w:hAnsi="游ゴシック" w:hint="eastAsia"/>
-                <w:sz w:val="20"/>
-              </w:rPr>
-              <w:t>「料金名」に</w:t>
+              <w:t>を実行した後にデーターベースに「料金名」に</w:t>
             </w:r>
             <w:r>
               <w:rPr>
@@ -2082,14 +2075,7 @@
                 <w:rFonts w:ascii="游ゴシック" w:eastAsia="游ゴシック" w:hAnsi="游ゴシック" w:hint="eastAsia"/>
                 <w:sz w:val="20"/>
               </w:rPr>
-              <w:t>「解約日」</w:t>
-            </w:r>
-            <w:r>
-              <w:rPr>
-                <w:rFonts w:ascii="游ゴシック" w:eastAsia="游ゴシック" w:hAnsi="游ゴシック" w:hint="eastAsia"/>
-                <w:sz w:val="20"/>
-              </w:rPr>
-              <w:t>に</w:t>
+              <w:t>「解約日」に</w:t>
             </w:r>
             <w:r>
               <w:rPr>
@@ -2117,14 +2103,7 @@
                 <w:rFonts w:ascii="游ゴシック" w:eastAsia="游ゴシック" w:hAnsi="游ゴシック" w:hint="eastAsia"/>
                 <w:sz w:val="20"/>
               </w:rPr>
-              <w:t>日</w:t>
-            </w:r>
-            <w:r>
-              <w:rPr>
-                <w:rFonts w:ascii="游ゴシック" w:eastAsia="游ゴシック" w:hAnsi="游ゴシック" w:hint="eastAsia"/>
-                <w:sz w:val="20"/>
-              </w:rPr>
-              <w:t>と記載された料金情報が存在することを確認</w:t>
+              <w:t>日と記載された料金情報が存在することを確認</w:t>
             </w:r>
           </w:p>
         </w:tc>
@@ -2169,7 +2148,7 @@
             <w:pPr>
               <w:snapToGrid w:val="0"/>
               <w:rPr>
-                <w:rFonts w:ascii="游ゴシック" w:eastAsia="游ゴシック" w:hAnsi="游ゴシック" w:hint="eastAsia"/>
+                <w:rFonts w:ascii="游ゴシック" w:eastAsia="游ゴシック" w:hAnsi="游ゴシック"/>
                 <w:sz w:val="20"/>
               </w:rPr>
             </w:pPr>
@@ -2220,7 +2199,7 @@
             <w:pPr>
               <w:snapToGrid w:val="0"/>
               <w:rPr>
-                <w:rFonts w:ascii="游ゴシック" w:eastAsia="游ゴシック" w:hAnsi="游ゴシック" w:hint="eastAsia"/>
+                <w:rFonts w:ascii="游ゴシック" w:eastAsia="游ゴシック" w:hAnsi="游ゴシック"/>
                 <w:sz w:val="20"/>
               </w:rPr>
             </w:pPr>
@@ -2437,7 +2416,7 @@
               <w:snapToGrid w:val="0"/>
               <w:jc w:val="center"/>
               <w:rPr>
-                <w:rFonts w:ascii="游ゴシック" w:eastAsia="游ゴシック" w:hAnsi="游ゴシック" w:hint="eastAsia"/>
+                <w:rFonts w:ascii="游ゴシック" w:eastAsia="游ゴシック" w:hAnsi="游ゴシック"/>
                 <w:sz w:val="20"/>
               </w:rPr>
             </w:pPr>
@@ -2467,7 +2446,7 @@
             <w:pPr>
               <w:snapToGrid w:val="0"/>
               <w:rPr>
-                <w:rFonts w:ascii="游ゴシック" w:eastAsia="游ゴシック" w:hAnsi="游ゴシック" w:hint="eastAsia"/>
+                <w:rFonts w:ascii="游ゴシック" w:eastAsia="游ゴシック" w:hAnsi="游ゴシック"/>
                 <w:sz w:val="20"/>
               </w:rPr>
             </w:pPr>
@@ -2482,7 +2461,7 @@
             <w:pPr>
               <w:snapToGrid w:val="0"/>
               <w:rPr>
-                <w:rFonts w:ascii="游ゴシック" w:eastAsia="游ゴシック" w:hAnsi="游ゴシック" w:hint="eastAsia"/>
+                <w:rFonts w:ascii="游ゴシック" w:eastAsia="游ゴシック" w:hAnsi="游ゴシック"/>
                 <w:sz w:val="20"/>
               </w:rPr>
             </w:pPr>
@@ -2505,14 +2484,7 @@
                 <w:rFonts w:ascii="游ゴシック" w:eastAsia="游ゴシック" w:hAnsi="游ゴシック" w:hint="eastAsia"/>
                 <w:sz w:val="20"/>
               </w:rPr>
-              <w:t>を実行した後にデーターベースに</w:t>
-            </w:r>
-            <w:r>
-              <w:rPr>
-                <w:rFonts w:ascii="游ゴシック" w:eastAsia="游ゴシック" w:hAnsi="游ゴシック" w:hint="eastAsia"/>
-                <w:sz w:val="20"/>
-              </w:rPr>
-              <w:t>「料金名」に</w:t>
+              <w:t>を実行した後にデーターベースに「料金名」に</w:t>
             </w:r>
             <w:r>
               <w:rPr>
@@ -2655,7 +2627,7 @@
             <w:pPr>
               <w:snapToGrid w:val="0"/>
               <w:rPr>
-                <w:rFonts w:ascii="游ゴシック" w:eastAsia="游ゴシック" w:hAnsi="游ゴシック" w:hint="eastAsia"/>
+                <w:rFonts w:ascii="游ゴシック" w:eastAsia="游ゴシック" w:hAnsi="游ゴシック"/>
                 <w:sz w:val="20"/>
               </w:rPr>
             </w:pPr>
@@ -2676,7 +2648,7 @@
               <w:snapToGrid w:val="0"/>
               <w:jc w:val="center"/>
               <w:rPr>
-                <w:rFonts w:ascii="游ゴシック" w:eastAsia="游ゴシック" w:hAnsi="游ゴシック" w:hint="eastAsia"/>
+                <w:rFonts w:ascii="游ゴシック" w:eastAsia="游ゴシック" w:hAnsi="游ゴシック"/>
                 <w:sz w:val="20"/>
               </w:rPr>
             </w:pPr>
@@ -2706,7 +2678,7 @@
             <w:pPr>
               <w:snapToGrid w:val="0"/>
               <w:rPr>
-                <w:rFonts w:ascii="游ゴシック" w:eastAsia="游ゴシック" w:hAnsi="游ゴシック" w:hint="eastAsia"/>
+                <w:rFonts w:ascii="游ゴシック" w:eastAsia="游ゴシック" w:hAnsi="游ゴシック"/>
                 <w:sz w:val="20"/>
               </w:rPr>
             </w:pPr>
@@ -2728,16 +2700,32 @@
             <w:pPr>
               <w:snapToGrid w:val="0"/>
               <w:rPr>
-                <w:rFonts w:ascii="游ゴシック" w:eastAsia="游ゴシック" w:hAnsi="游ゴシック" w:hint="eastAsia"/>
-                <w:sz w:val="20"/>
-              </w:rPr>
-            </w:pPr>
-            <w:r>
-              <w:rPr>
-                <w:rFonts w:ascii="游ゴシック" w:eastAsia="游ゴシック" w:hAnsi="游ゴシック" w:hint="eastAsia"/>
-                <w:sz w:val="20"/>
-              </w:rPr>
-              <w:t>全て空欄で登録ボタンを押下したときに、データーベースに情報が保存されず「料金」「月額料金」「加入日」の欄の下に</w:t>
+                <w:rFonts w:ascii="游ゴシック" w:eastAsia="游ゴシック" w:hAnsi="游ゴシック"/>
+                <w:sz w:val="20"/>
+              </w:rPr>
+            </w:pPr>
+            <w:r>
+              <w:rPr>
+                <w:rFonts w:ascii="游ゴシック" w:eastAsia="游ゴシック" w:hAnsi="游ゴシック" w:hint="eastAsia"/>
+                <w:sz w:val="20"/>
+              </w:rPr>
+              <w:t>全て空欄で</w:t>
+            </w:r>
+            <w:r>
+              <w:rPr>
+                <w:rFonts w:ascii="游ゴシック" w:eastAsia="游ゴシック" w:hAnsi="游ゴシック" w:hint="eastAsia"/>
+                <w:sz w:val="20"/>
+              </w:rPr>
+              <w:t>保存</w:t>
+            </w:r>
+            <w:bookmarkStart w:id="0" w:name="_GoBack"/>
+            <w:bookmarkEnd w:id="0"/>
+            <w:r>
+              <w:rPr>
+                <w:rFonts w:ascii="游ゴシック" w:eastAsia="游ゴシック" w:hAnsi="游ゴシック" w:hint="eastAsia"/>
+                <w:sz w:val="20"/>
+              </w:rPr>
+              <w:t>ボタンを押下したときに、「料金」「月額料金」「加入日」の欄の下に</w:t>
             </w:r>
             <w:r>
               <w:rPr>
@@ -2839,7 +2827,7 @@
               <w:snapToGrid w:val="0"/>
               <w:jc w:val="center"/>
               <w:rPr>
-                <w:rFonts w:ascii="游ゴシック" w:eastAsia="游ゴシック" w:hAnsi="游ゴシック" w:hint="eastAsia"/>
+                <w:rFonts w:ascii="游ゴシック" w:eastAsia="游ゴシック" w:hAnsi="游ゴシック"/>
                 <w:sz w:val="20"/>
               </w:rPr>
             </w:pPr>
@@ -2869,7 +2857,7 @@
             <w:pPr>
               <w:snapToGrid w:val="0"/>
               <w:rPr>
-                <w:rFonts w:ascii="游ゴシック" w:eastAsia="游ゴシック" w:hAnsi="游ゴシック" w:hint="eastAsia"/>
+                <w:rFonts w:ascii="游ゴシック" w:eastAsia="游ゴシック" w:hAnsi="游ゴシック"/>
                 <w:sz w:val="20"/>
               </w:rPr>
             </w:pPr>
@@ -2884,7 +2872,7 @@
             <w:pPr>
               <w:snapToGrid w:val="0"/>
               <w:rPr>
-                <w:rFonts w:ascii="游ゴシック" w:eastAsia="游ゴシック" w:hAnsi="游ゴシック" w:hint="eastAsia"/>
+                <w:rFonts w:ascii="游ゴシック" w:eastAsia="游ゴシック" w:hAnsi="游ゴシック"/>
                 <w:sz w:val="20"/>
               </w:rPr>
             </w:pPr>
@@ -2952,7 +2940,7 @@
             <w:pPr>
               <w:snapToGrid w:val="0"/>
               <w:rPr>
-                <w:rFonts w:ascii="游ゴシック" w:eastAsia="游ゴシック" w:hAnsi="游ゴシック" w:hint="eastAsia"/>
+                <w:rFonts w:ascii="游ゴシック" w:eastAsia="游ゴシック" w:hAnsi="游ゴシック"/>
                 <w:sz w:val="20"/>
               </w:rPr>
             </w:pPr>
@@ -2973,7 +2961,7 @@
               <w:snapToGrid w:val="0"/>
               <w:jc w:val="center"/>
               <w:rPr>
-                <w:rFonts w:ascii="游ゴシック" w:eastAsia="游ゴシック" w:hAnsi="游ゴシック" w:hint="eastAsia"/>
+                <w:rFonts w:ascii="游ゴシック" w:eastAsia="游ゴシック" w:hAnsi="游ゴシック"/>
                 <w:sz w:val="20"/>
               </w:rPr>
             </w:pPr>
@@ -3003,7 +2991,7 @@
             <w:pPr>
               <w:snapToGrid w:val="0"/>
               <w:rPr>
-                <w:rFonts w:ascii="游ゴシック" w:eastAsia="游ゴシック" w:hAnsi="游ゴシック" w:hint="eastAsia"/>
+                <w:rFonts w:ascii="游ゴシック" w:eastAsia="游ゴシック" w:hAnsi="游ゴシック"/>
                 <w:sz w:val="20"/>
               </w:rPr>
             </w:pPr>
@@ -3025,7 +3013,7 @@
             <w:pPr>
               <w:snapToGrid w:val="0"/>
               <w:rPr>
-                <w:rFonts w:ascii="游ゴシック" w:eastAsia="游ゴシック" w:hAnsi="游ゴシック" w:hint="eastAsia"/>
+                <w:rFonts w:ascii="游ゴシック" w:eastAsia="游ゴシック" w:hAnsi="游ゴシック"/>
                 <w:sz w:val="20"/>
               </w:rPr>
             </w:pPr>
@@ -3103,7 +3091,7 @@
             <w:pPr>
               <w:snapToGrid w:val="0"/>
               <w:rPr>
-                <w:rFonts w:ascii="游ゴシック" w:eastAsia="游ゴシック" w:hAnsi="游ゴシック" w:hint="eastAsia"/>
+                <w:rFonts w:ascii="游ゴシック" w:eastAsia="游ゴシック" w:hAnsi="游ゴシック"/>
                 <w:sz w:val="20"/>
               </w:rPr>
             </w:pPr>
@@ -3131,7 +3119,7 @@
               <w:snapToGrid w:val="0"/>
               <w:jc w:val="center"/>
               <w:rPr>
-                <w:rFonts w:ascii="游ゴシック" w:eastAsia="游ゴシック" w:hAnsi="游ゴシック" w:hint="eastAsia"/>
+                <w:rFonts w:ascii="游ゴシック" w:eastAsia="游ゴシック" w:hAnsi="游ゴシック"/>
                 <w:sz w:val="20"/>
               </w:rPr>
             </w:pPr>
@@ -3161,7 +3149,7 @@
             <w:pPr>
               <w:snapToGrid w:val="0"/>
               <w:rPr>
-                <w:rFonts w:ascii="游ゴシック" w:eastAsia="游ゴシック" w:hAnsi="游ゴシック" w:hint="eastAsia"/>
+                <w:rFonts w:ascii="游ゴシック" w:eastAsia="游ゴシック" w:hAnsi="游ゴシック"/>
                 <w:sz w:val="20"/>
               </w:rPr>
             </w:pPr>
@@ -3176,7 +3164,7 @@
             <w:pPr>
               <w:snapToGrid w:val="0"/>
               <w:rPr>
-                <w:rFonts w:ascii="游ゴシック" w:eastAsia="游ゴシック" w:hAnsi="游ゴシック" w:hint="eastAsia"/>
+                <w:rFonts w:ascii="游ゴシック" w:eastAsia="游ゴシック" w:hAnsi="游ゴシック"/>
                 <w:sz w:val="20"/>
               </w:rPr>
             </w:pPr>
@@ -3252,7 +3240,7 @@
               <w:snapToGrid w:val="0"/>
               <w:jc w:val="center"/>
               <w:rPr>
-                <w:rFonts w:ascii="游ゴシック" w:eastAsia="游ゴシック" w:hAnsi="游ゴシック" w:hint="eastAsia"/>
+                <w:rFonts w:ascii="游ゴシック" w:eastAsia="游ゴシック" w:hAnsi="游ゴシック"/>
                 <w:sz w:val="20"/>
               </w:rPr>
             </w:pPr>
@@ -3282,7 +3270,7 @@
             <w:pPr>
               <w:snapToGrid w:val="0"/>
               <w:rPr>
-                <w:rFonts w:ascii="游ゴシック" w:eastAsia="游ゴシック" w:hAnsi="游ゴシック" w:hint="eastAsia"/>
+                <w:rFonts w:ascii="游ゴシック" w:eastAsia="游ゴシック" w:hAnsi="游ゴシック"/>
                 <w:sz w:val="20"/>
               </w:rPr>
             </w:pPr>
@@ -3297,7 +3285,7 @@
             <w:pPr>
               <w:snapToGrid w:val="0"/>
               <w:rPr>
-                <w:rFonts w:ascii="游ゴシック" w:eastAsia="游ゴシック" w:hAnsi="游ゴシック" w:hint="eastAsia"/>
+                <w:rFonts w:ascii="游ゴシック" w:eastAsia="游ゴシック" w:hAnsi="游ゴシック"/>
                 <w:sz w:val="20"/>
               </w:rPr>
             </w:pPr>
@@ -3373,7 +3361,7 @@
               <w:snapToGrid w:val="0"/>
               <w:jc w:val="center"/>
               <w:rPr>
-                <w:rFonts w:ascii="游ゴシック" w:eastAsia="游ゴシック" w:hAnsi="游ゴシック" w:hint="eastAsia"/>
+                <w:rFonts w:ascii="游ゴシック" w:eastAsia="游ゴシック" w:hAnsi="游ゴシック"/>
                 <w:sz w:val="20"/>
               </w:rPr>
             </w:pPr>
@@ -3403,7 +3391,7 @@
             <w:pPr>
               <w:snapToGrid w:val="0"/>
               <w:rPr>
-                <w:rFonts w:ascii="游ゴシック" w:eastAsia="游ゴシック" w:hAnsi="游ゴシック" w:hint="eastAsia"/>
+                <w:rFonts w:ascii="游ゴシック" w:eastAsia="游ゴシック" w:hAnsi="游ゴシック"/>
                 <w:sz w:val="20"/>
               </w:rPr>
             </w:pPr>
@@ -3418,7 +3406,7 @@
             <w:pPr>
               <w:snapToGrid w:val="0"/>
               <w:rPr>
-                <w:rFonts w:ascii="游ゴシック" w:eastAsia="游ゴシック" w:hAnsi="游ゴシック" w:hint="eastAsia"/>
+                <w:rFonts w:ascii="游ゴシック" w:eastAsia="游ゴシック" w:hAnsi="游ゴシック"/>
                 <w:sz w:val="20"/>
               </w:rPr>
             </w:pPr>
@@ -3494,16 +3482,15 @@
               <w:snapToGrid w:val="0"/>
               <w:jc w:val="center"/>
               <w:rPr>
-                <w:rFonts w:ascii="游ゴシック" w:eastAsia="游ゴシック" w:hAnsi="游ゴシック" w:hint="eastAsia"/>
-                <w:sz w:val="20"/>
-              </w:rPr>
-            </w:pPr>
-            <w:r>
-              <w:rPr>
-                <w:rFonts w:ascii="游ゴシック" w:eastAsia="游ゴシック" w:hAnsi="游ゴシック" w:hint="eastAsia"/>
-                <w:sz w:val="20"/>
-              </w:rPr>
-              <w:lastRenderedPageBreak/>
+                <w:rFonts w:ascii="游ゴシック" w:eastAsia="游ゴシック" w:hAnsi="游ゴシック"/>
+                <w:sz w:val="20"/>
+              </w:rPr>
+            </w:pPr>
+            <w:r>
+              <w:rPr>
+                <w:rFonts w:ascii="游ゴシック" w:eastAsia="游ゴシック" w:hAnsi="游ゴシック" w:hint="eastAsia"/>
+                <w:sz w:val="20"/>
+              </w:rPr>
               <w:t>2</w:t>
             </w:r>
             <w:r>
@@ -3525,7 +3512,7 @@
             <w:pPr>
               <w:snapToGrid w:val="0"/>
               <w:rPr>
-                <w:rFonts w:ascii="游ゴシック" w:eastAsia="游ゴシック" w:hAnsi="游ゴシック" w:hint="eastAsia"/>
+                <w:rFonts w:ascii="游ゴシック" w:eastAsia="游ゴシック" w:hAnsi="游ゴシック"/>
                 <w:sz w:val="20"/>
               </w:rPr>
             </w:pPr>
@@ -3540,7 +3527,7 @@
             <w:pPr>
               <w:snapToGrid w:val="0"/>
               <w:rPr>
-                <w:rFonts w:ascii="游ゴシック" w:eastAsia="游ゴシック" w:hAnsi="游ゴシック" w:hint="eastAsia"/>
+                <w:rFonts w:ascii="游ゴシック" w:eastAsia="游ゴシック" w:hAnsi="游ゴシック"/>
                 <w:sz w:val="20"/>
               </w:rPr>
             </w:pPr>
@@ -3616,15 +3603,16 @@
               <w:snapToGrid w:val="0"/>
               <w:jc w:val="center"/>
               <w:rPr>
-                <w:rFonts w:ascii="游ゴシック" w:eastAsia="游ゴシック" w:hAnsi="游ゴシック" w:hint="eastAsia"/>
-                <w:sz w:val="20"/>
-              </w:rPr>
-            </w:pPr>
-            <w:r>
-              <w:rPr>
-                <w:rFonts w:ascii="游ゴシック" w:eastAsia="游ゴシック" w:hAnsi="游ゴシック" w:hint="eastAsia"/>
-                <w:sz w:val="20"/>
-              </w:rPr>
+                <w:rFonts w:ascii="游ゴシック" w:eastAsia="游ゴシック" w:hAnsi="游ゴシック"/>
+                <w:sz w:val="20"/>
+              </w:rPr>
+            </w:pPr>
+            <w:r>
+              <w:rPr>
+                <w:rFonts w:ascii="游ゴシック" w:eastAsia="游ゴシック" w:hAnsi="游ゴシック" w:hint="eastAsia"/>
+                <w:sz w:val="20"/>
+              </w:rPr>
+              <w:lastRenderedPageBreak/>
               <w:t>2</w:t>
             </w:r>
             <w:r>
@@ -3646,7 +3634,7 @@
             <w:pPr>
               <w:snapToGrid w:val="0"/>
               <w:rPr>
-                <w:rFonts w:ascii="游ゴシック" w:eastAsia="游ゴシック" w:hAnsi="游ゴシック" w:hint="eastAsia"/>
+                <w:rFonts w:ascii="游ゴシック" w:eastAsia="游ゴシック" w:hAnsi="游ゴシック"/>
                 <w:sz w:val="20"/>
               </w:rPr>
             </w:pPr>
@@ -3661,7 +3649,7 @@
             <w:pPr>
               <w:snapToGrid w:val="0"/>
               <w:rPr>
-                <w:rFonts w:ascii="游ゴシック" w:eastAsia="游ゴシック" w:hAnsi="游ゴシック" w:hint="eastAsia"/>
+                <w:rFonts w:ascii="游ゴシック" w:eastAsia="游ゴシック" w:hAnsi="游ゴシック"/>
                 <w:sz w:val="20"/>
               </w:rPr>
             </w:pPr>
@@ -3737,7 +3725,7 @@
               <w:snapToGrid w:val="0"/>
               <w:jc w:val="center"/>
               <w:rPr>
-                <w:rFonts w:ascii="游ゴシック" w:eastAsia="游ゴシック" w:hAnsi="游ゴシック" w:hint="eastAsia"/>
+                <w:rFonts w:ascii="游ゴシック" w:eastAsia="游ゴシック" w:hAnsi="游ゴシック"/>
                 <w:sz w:val="20"/>
               </w:rPr>
             </w:pPr>
@@ -3767,7 +3755,7 @@
             <w:pPr>
               <w:snapToGrid w:val="0"/>
               <w:rPr>
-                <w:rFonts w:ascii="游ゴシック" w:eastAsia="游ゴシック" w:hAnsi="游ゴシック" w:hint="eastAsia"/>
+                <w:rFonts w:ascii="游ゴシック" w:eastAsia="游ゴシック" w:hAnsi="游ゴシック"/>
                 <w:sz w:val="20"/>
               </w:rPr>
             </w:pPr>
@@ -3782,7 +3770,7 @@
             <w:pPr>
               <w:snapToGrid w:val="0"/>
               <w:rPr>
-                <w:rFonts w:ascii="游ゴシック" w:eastAsia="游ゴシック" w:hAnsi="游ゴシック" w:hint="eastAsia"/>
+                <w:rFonts w:ascii="游ゴシック" w:eastAsia="游ゴシック" w:hAnsi="游ゴシック"/>
                 <w:sz w:val="20"/>
               </w:rPr>
             </w:pPr>
@@ -3858,7 +3846,7 @@
               <w:snapToGrid w:val="0"/>
               <w:jc w:val="center"/>
               <w:rPr>
-                <w:rFonts w:ascii="游ゴシック" w:eastAsia="游ゴシック" w:hAnsi="游ゴシック" w:hint="eastAsia"/>
+                <w:rFonts w:ascii="游ゴシック" w:eastAsia="游ゴシック" w:hAnsi="游ゴシック"/>
                 <w:sz w:val="20"/>
               </w:rPr>
             </w:pPr>
@@ -3888,7 +3876,7 @@
             <w:pPr>
               <w:snapToGrid w:val="0"/>
               <w:rPr>
-                <w:rFonts w:ascii="游ゴシック" w:eastAsia="游ゴシック" w:hAnsi="游ゴシック" w:hint="eastAsia"/>
+                <w:rFonts w:ascii="游ゴシック" w:eastAsia="游ゴシック" w:hAnsi="游ゴシック"/>
                 <w:sz w:val="20"/>
               </w:rPr>
             </w:pPr>
@@ -3903,7 +3891,7 @@
             <w:pPr>
               <w:snapToGrid w:val="0"/>
               <w:rPr>
-                <w:rFonts w:ascii="游ゴシック" w:eastAsia="游ゴシック" w:hAnsi="游ゴシック" w:hint="eastAsia"/>
+                <w:rFonts w:ascii="游ゴシック" w:eastAsia="游ゴシック" w:hAnsi="游ゴシック"/>
                 <w:sz w:val="20"/>
               </w:rPr>
             </w:pPr>
@@ -3979,7 +3967,7 @@
               <w:snapToGrid w:val="0"/>
               <w:jc w:val="center"/>
               <w:rPr>
-                <w:rFonts w:ascii="游ゴシック" w:eastAsia="游ゴシック" w:hAnsi="游ゴシック" w:hint="eastAsia"/>
+                <w:rFonts w:ascii="游ゴシック" w:eastAsia="游ゴシック" w:hAnsi="游ゴシック"/>
                 <w:sz w:val="20"/>
               </w:rPr>
             </w:pPr>
@@ -4009,7 +3997,7 @@
             <w:pPr>
               <w:snapToGrid w:val="0"/>
               <w:rPr>
-                <w:rFonts w:ascii="游ゴシック" w:eastAsia="游ゴシック" w:hAnsi="游ゴシック" w:hint="eastAsia"/>
+                <w:rFonts w:ascii="游ゴシック" w:eastAsia="游ゴシック" w:hAnsi="游ゴシック"/>
                 <w:sz w:val="20"/>
               </w:rPr>
             </w:pPr>
@@ -4024,7 +4012,7 @@
             <w:pPr>
               <w:snapToGrid w:val="0"/>
               <w:rPr>
-                <w:rFonts w:ascii="游ゴシック" w:eastAsia="游ゴシック" w:hAnsi="游ゴシック" w:hint="eastAsia"/>
+                <w:rFonts w:ascii="游ゴシック" w:eastAsia="游ゴシック" w:hAnsi="游ゴシック"/>
                 <w:sz w:val="20"/>
               </w:rPr>
             </w:pPr>
@@ -4100,7 +4088,7 @@
               <w:snapToGrid w:val="0"/>
               <w:jc w:val="center"/>
               <w:rPr>
-                <w:rFonts w:ascii="游ゴシック" w:eastAsia="游ゴシック" w:hAnsi="游ゴシック" w:hint="eastAsia"/>
+                <w:rFonts w:ascii="游ゴシック" w:eastAsia="游ゴシック" w:hAnsi="游ゴシック"/>
                 <w:sz w:val="20"/>
               </w:rPr>
             </w:pPr>
@@ -4130,7 +4118,7 @@
             <w:pPr>
               <w:snapToGrid w:val="0"/>
               <w:rPr>
-                <w:rFonts w:ascii="游ゴシック" w:eastAsia="游ゴシック" w:hAnsi="游ゴシック" w:hint="eastAsia"/>
+                <w:rFonts w:ascii="游ゴシック" w:eastAsia="游ゴシック" w:hAnsi="游ゴシック"/>
                 <w:sz w:val="20"/>
               </w:rPr>
             </w:pPr>
@@ -4145,7 +4133,7 @@
             <w:pPr>
               <w:snapToGrid w:val="0"/>
               <w:rPr>
-                <w:rFonts w:ascii="游ゴシック" w:eastAsia="游ゴシック" w:hAnsi="游ゴシック" w:hint="eastAsia"/>
+                <w:rFonts w:ascii="游ゴシック" w:eastAsia="游ゴシック" w:hAnsi="游ゴシック"/>
                 <w:sz w:val="20"/>
               </w:rPr>
             </w:pPr>
@@ -4221,7 +4209,7 @@
               <w:snapToGrid w:val="0"/>
               <w:jc w:val="center"/>
               <w:rPr>
-                <w:rFonts w:ascii="游ゴシック" w:eastAsia="游ゴシック" w:hAnsi="游ゴシック" w:hint="eastAsia"/>
+                <w:rFonts w:ascii="游ゴシック" w:eastAsia="游ゴシック" w:hAnsi="游ゴシック"/>
                 <w:sz w:val="20"/>
               </w:rPr>
             </w:pPr>
@@ -4251,7 +4239,7 @@
             <w:pPr>
               <w:snapToGrid w:val="0"/>
               <w:rPr>
-                <w:rFonts w:ascii="游ゴシック" w:eastAsia="游ゴシック" w:hAnsi="游ゴシック" w:hint="eastAsia"/>
+                <w:rFonts w:ascii="游ゴシック" w:eastAsia="游ゴシック" w:hAnsi="游ゴシック"/>
                 <w:sz w:val="20"/>
               </w:rPr>
             </w:pPr>
@@ -4266,7 +4254,7 @@
             <w:pPr>
               <w:snapToGrid w:val="0"/>
               <w:rPr>
-                <w:rFonts w:ascii="游ゴシック" w:eastAsia="游ゴシック" w:hAnsi="游ゴシック" w:hint="eastAsia"/>
+                <w:rFonts w:ascii="游ゴシック" w:eastAsia="游ゴシック" w:hAnsi="游ゴシック"/>
                 <w:sz w:val="20"/>
               </w:rPr>
             </w:pPr>
@@ -4342,7 +4330,7 @@
               <w:snapToGrid w:val="0"/>
               <w:jc w:val="center"/>
               <w:rPr>
-                <w:rFonts w:ascii="游ゴシック" w:eastAsia="游ゴシック" w:hAnsi="游ゴシック" w:hint="eastAsia"/>
+                <w:rFonts w:ascii="游ゴシック" w:eastAsia="游ゴシック" w:hAnsi="游ゴシック"/>
                 <w:sz w:val="20"/>
               </w:rPr>
             </w:pPr>
@@ -4372,7 +4360,7 @@
             <w:pPr>
               <w:snapToGrid w:val="0"/>
               <w:rPr>
-                <w:rFonts w:ascii="游ゴシック" w:eastAsia="游ゴシック" w:hAnsi="游ゴシック" w:hint="eastAsia"/>
+                <w:rFonts w:ascii="游ゴシック" w:eastAsia="游ゴシック" w:hAnsi="游ゴシック"/>
                 <w:sz w:val="20"/>
               </w:rPr>
             </w:pPr>
@@ -4387,7 +4375,7 @@
             <w:pPr>
               <w:snapToGrid w:val="0"/>
               <w:rPr>
-                <w:rFonts w:ascii="游ゴシック" w:eastAsia="游ゴシック" w:hAnsi="游ゴシック" w:hint="eastAsia"/>
+                <w:rFonts w:ascii="游ゴシック" w:eastAsia="游ゴシック" w:hAnsi="游ゴシック"/>
                 <w:sz w:val="20"/>
               </w:rPr>
             </w:pPr>
@@ -4463,7 +4451,7 @@
               <w:snapToGrid w:val="0"/>
               <w:jc w:val="center"/>
               <w:rPr>
-                <w:rFonts w:ascii="游ゴシック" w:eastAsia="游ゴシック" w:hAnsi="游ゴシック" w:hint="eastAsia"/>
+                <w:rFonts w:ascii="游ゴシック" w:eastAsia="游ゴシック" w:hAnsi="游ゴシック"/>
                 <w:sz w:val="20"/>
               </w:rPr>
             </w:pPr>
@@ -4493,7 +4481,7 @@
             <w:pPr>
               <w:snapToGrid w:val="0"/>
               <w:rPr>
-                <w:rFonts w:ascii="游ゴシック" w:eastAsia="游ゴシック" w:hAnsi="游ゴシック" w:hint="eastAsia"/>
+                <w:rFonts w:ascii="游ゴシック" w:eastAsia="游ゴシック" w:hAnsi="游ゴシック"/>
                 <w:sz w:val="20"/>
               </w:rPr>
             </w:pPr>
@@ -4515,7 +4503,7 @@
             <w:pPr>
               <w:snapToGrid w:val="0"/>
               <w:rPr>
-                <w:rFonts w:ascii="游ゴシック" w:eastAsia="游ゴシック" w:hAnsi="游ゴシック" w:hint="eastAsia"/>
+                <w:rFonts w:ascii="游ゴシック" w:eastAsia="游ゴシック" w:hAnsi="游ゴシック"/>
                 <w:sz w:val="20"/>
               </w:rPr>
             </w:pPr>
@@ -4770,7 +4758,7 @@
             <w:pPr>
               <w:snapToGrid w:val="0"/>
               <w:rPr>
-                <w:rFonts w:ascii="游ゴシック" w:eastAsia="游ゴシック" w:hAnsi="游ゴシック" w:hint="eastAsia"/>
+                <w:rFonts w:ascii="游ゴシック" w:eastAsia="游ゴシック" w:hAnsi="游ゴシック"/>
                 <w:sz w:val="20"/>
               </w:rPr>
             </w:pPr>
@@ -4798,7 +4786,7 @@
               <w:snapToGrid w:val="0"/>
               <w:jc w:val="center"/>
               <w:rPr>
-                <w:rFonts w:ascii="游ゴシック" w:eastAsia="游ゴシック" w:hAnsi="游ゴシック" w:hint="eastAsia"/>
+                <w:rFonts w:ascii="游ゴシック" w:eastAsia="游ゴシック" w:hAnsi="游ゴシック"/>
                 <w:sz w:val="20"/>
               </w:rPr>
             </w:pPr>
@@ -4821,7 +4809,7 @@
             <w:pPr>
               <w:snapToGrid w:val="0"/>
               <w:rPr>
-                <w:rFonts w:ascii="游ゴシック" w:eastAsia="游ゴシック" w:hAnsi="游ゴシック" w:hint="eastAsia"/>
+                <w:rFonts w:ascii="游ゴシック" w:eastAsia="游ゴシック" w:hAnsi="游ゴシック"/>
                 <w:sz w:val="20"/>
               </w:rPr>
             </w:pPr>
@@ -4836,7 +4824,7 @@
             <w:pPr>
               <w:snapToGrid w:val="0"/>
               <w:rPr>
-                <w:rFonts w:ascii="游ゴシック" w:eastAsia="游ゴシック" w:hAnsi="游ゴシック" w:hint="eastAsia"/>
+                <w:rFonts w:ascii="游ゴシック" w:eastAsia="游ゴシック" w:hAnsi="游ゴシック"/>
                 <w:sz w:val="20"/>
               </w:rPr>
             </w:pPr>
@@ -4859,21 +4847,7 @@
                 <w:rFonts w:ascii="游ゴシック" w:eastAsia="游ゴシック" w:hAnsi="游ゴシック" w:hint="eastAsia"/>
                 <w:sz w:val="20"/>
               </w:rPr>
-              <w:t>のレコードが</w:t>
-            </w:r>
-            <w:r>
-              <w:rPr>
-                <w:rFonts w:ascii="游ゴシック" w:eastAsia="游ゴシック" w:hAnsi="游ゴシック" w:hint="eastAsia"/>
-                <w:sz w:val="20"/>
-              </w:rPr>
-              <w:t>「料金名」</w:t>
-            </w:r>
-            <w:r>
-              <w:rPr>
-                <w:rFonts w:ascii="游ゴシック" w:eastAsia="游ゴシック" w:hAnsi="游ゴシック" w:hint="eastAsia"/>
-                <w:sz w:val="20"/>
-              </w:rPr>
-              <w:t>が</w:t>
+              <w:t>のレコードが「料金名」が</w:t>
             </w:r>
             <w:r>
               <w:rPr>
@@ -4901,14 +4875,7 @@
                 <w:rFonts w:ascii="游ゴシック" w:eastAsia="游ゴシック" w:hAnsi="游ゴシック" w:hint="eastAsia"/>
                 <w:sz w:val="20"/>
               </w:rPr>
-              <w:t>「月額料金」</w:t>
-            </w:r>
-            <w:r>
-              <w:rPr>
-                <w:rFonts w:ascii="游ゴシック" w:eastAsia="游ゴシック" w:hAnsi="游ゴシック" w:hint="eastAsia"/>
-                <w:sz w:val="20"/>
-              </w:rPr>
-              <w:t>が</w:t>
+              <w:t>「月額料金」が</w:t>
             </w:r>
             <w:r>
               <w:rPr>
@@ -4922,14 +4889,7 @@
                 <w:rFonts w:ascii="游ゴシック" w:eastAsia="游ゴシック" w:hAnsi="游ゴシック" w:hint="eastAsia"/>
                 <w:sz w:val="20"/>
               </w:rPr>
-              <w:t>「加入日」</w:t>
-            </w:r>
-            <w:r>
-              <w:rPr>
-                <w:rFonts w:ascii="游ゴシック" w:eastAsia="游ゴシック" w:hAnsi="游ゴシック" w:hint="eastAsia"/>
-                <w:sz w:val="20"/>
-              </w:rPr>
-              <w:t>が</w:t>
+              <w:t>「加入日」が</w:t>
             </w:r>
             <w:r>
               <w:rPr>
@@ -4957,14 +4917,7 @@
                 <w:rFonts w:ascii="游ゴシック" w:eastAsia="游ゴシック" w:hAnsi="游ゴシック" w:hint="eastAsia"/>
                 <w:sz w:val="20"/>
               </w:rPr>
-              <w:t>「解約日」</w:t>
-            </w:r>
-            <w:r>
-              <w:rPr>
-                <w:rFonts w:ascii="游ゴシック" w:eastAsia="游ゴシック" w:hAnsi="游ゴシック" w:hint="eastAsia"/>
-                <w:sz w:val="20"/>
-              </w:rPr>
-              <w:t>が</w:t>
+              <w:t>「解約日」が</w:t>
             </w:r>
             <w:r>
               <w:rPr>
@@ -5066,7 +5019,7 @@
             <w:pPr>
               <w:snapToGrid w:val="0"/>
               <w:rPr>
-                <w:rFonts w:ascii="游ゴシック" w:eastAsia="游ゴシック" w:hAnsi="游ゴシック" w:hint="eastAsia"/>
+                <w:rFonts w:ascii="游ゴシック" w:eastAsia="游ゴシック" w:hAnsi="游ゴシック"/>
                 <w:sz w:val="20"/>
               </w:rPr>
             </w:pPr>
@@ -5087,7 +5040,7 @@
               <w:snapToGrid w:val="0"/>
               <w:jc w:val="center"/>
               <w:rPr>
-                <w:rFonts w:ascii="游ゴシック" w:eastAsia="游ゴシック" w:hAnsi="游ゴシック" w:hint="eastAsia"/>
+                <w:rFonts w:ascii="游ゴシック" w:eastAsia="游ゴシック" w:hAnsi="游ゴシック"/>
                 <w:sz w:val="20"/>
               </w:rPr>
             </w:pPr>
@@ -5117,7 +5070,7 @@
             <w:pPr>
               <w:snapToGrid w:val="0"/>
               <w:rPr>
-                <w:rFonts w:ascii="游ゴシック" w:eastAsia="游ゴシック" w:hAnsi="游ゴシック" w:hint="eastAsia"/>
+                <w:rFonts w:ascii="游ゴシック" w:eastAsia="游ゴシック" w:hAnsi="游ゴシック"/>
                 <w:sz w:val="20"/>
               </w:rPr>
             </w:pPr>
@@ -5132,7 +5085,7 @@
             <w:pPr>
               <w:snapToGrid w:val="0"/>
               <w:rPr>
-                <w:rFonts w:ascii="游ゴシック" w:eastAsia="游ゴシック" w:hAnsi="游ゴシック" w:hint="eastAsia"/>
+                <w:rFonts w:ascii="游ゴシック" w:eastAsia="游ゴシック" w:hAnsi="游ゴシック"/>
                 <w:sz w:val="20"/>
               </w:rPr>
             </w:pPr>
@@ -5267,7 +5220,7 @@
               <w:snapToGrid w:val="0"/>
               <w:jc w:val="center"/>
               <w:rPr>
-                <w:rFonts w:ascii="游ゴシック" w:eastAsia="游ゴシック" w:hAnsi="游ゴシック" w:hint="eastAsia"/>
+                <w:rFonts w:ascii="游ゴシック" w:eastAsia="游ゴシック" w:hAnsi="游ゴシック"/>
                 <w:sz w:val="20"/>
               </w:rPr>
             </w:pPr>
@@ -5320,16 +5273,15 @@
               <w:snapToGrid w:val="0"/>
               <w:jc w:val="center"/>
               <w:rPr>
-                <w:rFonts w:ascii="游ゴシック" w:eastAsia="游ゴシック" w:hAnsi="游ゴシック" w:hint="eastAsia"/>
-                <w:sz w:val="20"/>
-              </w:rPr>
-            </w:pPr>
-            <w:r>
-              <w:rPr>
-                <w:rFonts w:ascii="游ゴシック" w:eastAsia="游ゴシック" w:hAnsi="游ゴシック" w:hint="eastAsia"/>
-                <w:sz w:val="20"/>
-              </w:rPr>
-              <w:lastRenderedPageBreak/>
+                <w:rFonts w:ascii="游ゴシック" w:eastAsia="游ゴシック" w:hAnsi="游ゴシック"/>
+                <w:sz w:val="20"/>
+              </w:rPr>
+            </w:pPr>
+            <w:r>
+              <w:rPr>
+                <w:rFonts w:ascii="游ゴシック" w:eastAsia="游ゴシック" w:hAnsi="游ゴシック" w:hint="eastAsia"/>
+                <w:sz w:val="20"/>
+              </w:rPr>
               <w:t>3</w:t>
             </w:r>
             <w:r>
@@ -5351,7 +5303,7 @@
             <w:pPr>
               <w:snapToGrid w:val="0"/>
               <w:rPr>
-                <w:rFonts w:ascii="游ゴシック" w:eastAsia="游ゴシック" w:hAnsi="游ゴシック" w:hint="eastAsia"/>
+                <w:rFonts w:ascii="游ゴシック" w:eastAsia="游ゴシック" w:hAnsi="游ゴシック"/>
                 <w:sz w:val="20"/>
               </w:rPr>
             </w:pPr>
@@ -5366,7 +5318,7 @@
             <w:pPr>
               <w:snapToGrid w:val="0"/>
               <w:rPr>
-                <w:rFonts w:ascii="游ゴシック" w:eastAsia="游ゴシック" w:hAnsi="游ゴシック" w:hint="eastAsia"/>
+                <w:rFonts w:ascii="游ゴシック" w:eastAsia="游ゴシック" w:hAnsi="游ゴシック"/>
                 <w:sz w:val="20"/>
               </w:rPr>
             </w:pPr>
@@ -5382,14 +5334,28 @@
                 <w:rFonts w:ascii="游ゴシック" w:eastAsia="游ゴシック" w:hAnsi="游ゴシック"/>
                 <w:sz w:val="20"/>
               </w:rPr>
+              <w:t>”2”</w:t>
+            </w:r>
+            <w:r>
+              <w:rPr>
+                <w:rFonts w:ascii="游ゴシック" w:eastAsia="游ゴシック" w:hAnsi="游ゴシック" w:hint="eastAsia"/>
+                <w:sz w:val="20"/>
+              </w:rPr>
+              <w:t>のレコードが「料金名」が</w:t>
+            </w:r>
+            <w:r>
+              <w:rPr>
+                <w:rFonts w:ascii="游ゴシック" w:eastAsia="游ゴシック" w:hAnsi="游ゴシック"/>
+                <w:sz w:val="20"/>
+              </w:rPr>
               <w:t>”</w:t>
             </w:r>
             <w:r>
               <w:rPr>
-                <w:rFonts w:ascii="游ゴシック" w:eastAsia="游ゴシック" w:hAnsi="游ゴシック"/>
-                <w:sz w:val="20"/>
-              </w:rPr>
-              <w:t>2</w:t>
+                <w:rFonts w:ascii="游ゴシック" w:eastAsia="游ゴシック" w:hAnsi="游ゴシック" w:hint="eastAsia"/>
+                <w:sz w:val="20"/>
+              </w:rPr>
+              <w:t>通常</w:t>
             </w:r>
             <w:r>
               <w:rPr>
@@ -5403,7 +5369,49 @@
                 <w:rFonts w:ascii="游ゴシック" w:eastAsia="游ゴシック" w:hAnsi="游ゴシック" w:hint="eastAsia"/>
                 <w:sz w:val="20"/>
               </w:rPr>
-              <w:t>のレコードが「料金名」が</w:t>
+              <w:t>「月額料金」が</w:t>
+            </w:r>
+            <w:r>
+              <w:rPr>
+                <w:rFonts w:ascii="游ゴシック" w:eastAsia="游ゴシック" w:hAnsi="游ゴシック"/>
+                <w:sz w:val="20"/>
+              </w:rPr>
+              <w:t>”1000”</w:t>
+            </w:r>
+            <w:r>
+              <w:rPr>
+                <w:rFonts w:ascii="游ゴシック" w:eastAsia="游ゴシック" w:hAnsi="游ゴシック" w:hint="eastAsia"/>
+                <w:sz w:val="20"/>
+              </w:rPr>
+              <w:t>「加入日」が</w:t>
+            </w:r>
+            <w:r>
+              <w:rPr>
+                <w:rFonts w:ascii="游ゴシック" w:eastAsia="游ゴシック" w:hAnsi="游ゴシック"/>
+                <w:sz w:val="20"/>
+              </w:rPr>
+              <w:t>”2025</w:t>
+            </w:r>
+            <w:r>
+              <w:rPr>
+                <w:rFonts w:ascii="游ゴシック" w:eastAsia="游ゴシック" w:hAnsi="游ゴシック" w:hint="eastAsia"/>
+                <w:sz w:val="20"/>
+              </w:rPr>
+              <w:t>年1</w:t>
+            </w:r>
+            <w:r>
+              <w:rPr>
+                <w:rFonts w:ascii="游ゴシック" w:eastAsia="游ゴシック" w:hAnsi="游ゴシック"/>
+                <w:sz w:val="20"/>
+              </w:rPr>
+              <w:t>0</w:t>
+            </w:r>
+            <w:r>
+              <w:rPr>
+                <w:rFonts w:ascii="游ゴシック" w:eastAsia="游ゴシック" w:hAnsi="游ゴシック" w:hint="eastAsia"/>
+                <w:sz w:val="20"/>
+              </w:rPr>
+              <w:t>月1日</w:t>
             </w:r>
             <w:r>
               <w:rPr>
@@ -5417,97 +5425,6 @@
                 <w:rFonts w:ascii="游ゴシック" w:eastAsia="游ゴシック" w:hAnsi="游ゴシック" w:hint="eastAsia"/>
                 <w:sz w:val="20"/>
               </w:rPr>
-              <w:t>通常</w:t>
-            </w:r>
-            <w:r>
-              <w:rPr>
-                <w:rFonts w:ascii="游ゴシック" w:eastAsia="游ゴシック" w:hAnsi="游ゴシック"/>
-                <w:sz w:val="20"/>
-              </w:rPr>
-              <w:t>”</w:t>
-            </w:r>
-            <w:r>
-              <w:rPr>
-                <w:rFonts w:ascii="游ゴシック" w:eastAsia="游ゴシック" w:hAnsi="游ゴシック" w:hint="eastAsia"/>
-                <w:sz w:val="20"/>
-              </w:rPr>
-              <w:t>「月額料金」が</w:t>
-            </w:r>
-            <w:r>
-              <w:rPr>
-                <w:rFonts w:ascii="游ゴシック" w:eastAsia="游ゴシック" w:hAnsi="游ゴシック"/>
-                <w:sz w:val="20"/>
-              </w:rPr>
-              <w:t>”</w:t>
-            </w:r>
-            <w:r>
-              <w:rPr>
-                <w:rFonts w:ascii="游ゴシック" w:eastAsia="游ゴシック" w:hAnsi="游ゴシック"/>
-                <w:sz w:val="20"/>
-              </w:rPr>
-              <w:t>1</w:t>
-            </w:r>
-            <w:r>
-              <w:rPr>
-                <w:rFonts w:ascii="游ゴシック" w:eastAsia="游ゴシック" w:hAnsi="游ゴシック"/>
-                <w:sz w:val="20"/>
-              </w:rPr>
-              <w:t>000”</w:t>
-            </w:r>
-            <w:r>
-              <w:rPr>
-                <w:rFonts w:ascii="游ゴシック" w:eastAsia="游ゴシック" w:hAnsi="游ゴシック" w:hint="eastAsia"/>
-                <w:sz w:val="20"/>
-              </w:rPr>
-              <w:t>「加入日」が</w:t>
-            </w:r>
-            <w:r>
-              <w:rPr>
-                <w:rFonts w:ascii="游ゴシック" w:eastAsia="游ゴシック" w:hAnsi="游ゴシック"/>
-                <w:sz w:val="20"/>
-              </w:rPr>
-              <w:t>”2025</w:t>
-            </w:r>
-            <w:r>
-              <w:rPr>
-                <w:rFonts w:ascii="游ゴシック" w:eastAsia="游ゴシック" w:hAnsi="游ゴシック" w:hint="eastAsia"/>
-                <w:sz w:val="20"/>
-              </w:rPr>
-              <w:t>年</w:t>
-            </w:r>
-            <w:r>
-              <w:rPr>
-                <w:rFonts w:ascii="游ゴシック" w:eastAsia="游ゴシック" w:hAnsi="游ゴシック" w:hint="eastAsia"/>
-                <w:sz w:val="20"/>
-              </w:rPr>
-              <w:t>1</w:t>
-            </w:r>
-            <w:r>
-              <w:rPr>
-                <w:rFonts w:ascii="游ゴシック" w:eastAsia="游ゴシック" w:hAnsi="游ゴシック"/>
-                <w:sz w:val="20"/>
-              </w:rPr>
-              <w:t>0</w:t>
-            </w:r>
-            <w:r>
-              <w:rPr>
-                <w:rFonts w:ascii="游ゴシック" w:eastAsia="游ゴシック" w:hAnsi="游ゴシック" w:hint="eastAsia"/>
-                <w:sz w:val="20"/>
-              </w:rPr>
-              <w:t>月1日</w:t>
-            </w:r>
-            <w:r>
-              <w:rPr>
-                <w:rFonts w:ascii="游ゴシック" w:eastAsia="游ゴシック" w:hAnsi="游ゴシック"/>
-                <w:sz w:val="20"/>
-              </w:rPr>
-              <w:t>”</w:t>
-            </w:r>
-            <w:r>
-              <w:rPr>
-                <w:rFonts w:ascii="游ゴシック" w:eastAsia="游ゴシック" w:hAnsi="游ゴシック" w:hint="eastAsia"/>
-                <w:sz w:val="20"/>
-              </w:rPr>
               <w:t>となっていることを確認する</w:t>
             </w:r>
           </w:p>
@@ -5522,7 +5439,7 @@
               <w:snapToGrid w:val="0"/>
               <w:jc w:val="center"/>
               <w:rPr>
-                <w:rFonts w:ascii="游ゴシック" w:eastAsia="游ゴシック" w:hAnsi="游ゴシック" w:hint="eastAsia"/>
+                <w:rFonts w:ascii="游ゴシック" w:eastAsia="游ゴシック" w:hAnsi="游ゴシック"/>
                 <w:sz w:val="20"/>
               </w:rPr>
             </w:pPr>
@@ -5575,15 +5492,16 @@
               <w:snapToGrid w:val="0"/>
               <w:jc w:val="center"/>
               <w:rPr>
-                <w:rFonts w:ascii="游ゴシック" w:eastAsia="游ゴシック" w:hAnsi="游ゴシック" w:hint="eastAsia"/>
-                <w:sz w:val="20"/>
-              </w:rPr>
-            </w:pPr>
-            <w:r>
-              <w:rPr>
-                <w:rFonts w:ascii="游ゴシック" w:eastAsia="游ゴシック" w:hAnsi="游ゴシック" w:hint="eastAsia"/>
-                <w:sz w:val="20"/>
-              </w:rPr>
+                <w:rFonts w:ascii="游ゴシック" w:eastAsia="游ゴシック" w:hAnsi="游ゴシック"/>
+                <w:sz w:val="20"/>
+              </w:rPr>
+            </w:pPr>
+            <w:r>
+              <w:rPr>
+                <w:rFonts w:ascii="游ゴシック" w:eastAsia="游ゴシック" w:hAnsi="游ゴシック" w:hint="eastAsia"/>
+                <w:sz w:val="20"/>
+              </w:rPr>
+              <w:lastRenderedPageBreak/>
               <w:t>3</w:t>
             </w:r>
             <w:r>
@@ -5605,7 +5523,7 @@
             <w:pPr>
               <w:snapToGrid w:val="0"/>
               <w:rPr>
-                <w:rFonts w:ascii="游ゴシック" w:eastAsia="游ゴシック" w:hAnsi="游ゴシック" w:hint="eastAsia"/>
+                <w:rFonts w:ascii="游ゴシック" w:eastAsia="游ゴシック" w:hAnsi="游ゴシック"/>
                 <w:sz w:val="20"/>
               </w:rPr>
             </w:pPr>
@@ -5620,7 +5538,7 @@
             <w:pPr>
               <w:snapToGrid w:val="0"/>
               <w:rPr>
-                <w:rFonts w:ascii="游ゴシック" w:eastAsia="游ゴシック" w:hAnsi="游ゴシック" w:hint="eastAsia"/>
+                <w:rFonts w:ascii="游ゴシック" w:eastAsia="游ゴシック" w:hAnsi="游ゴシック"/>
                 <w:sz w:val="20"/>
               </w:rPr>
             </w:pPr>
@@ -5738,7 +5656,7 @@
               <w:snapToGrid w:val="0"/>
               <w:jc w:val="center"/>
               <w:rPr>
-                <w:rFonts w:ascii="游ゴシック" w:eastAsia="游ゴシック" w:hAnsi="游ゴシック" w:hint="eastAsia"/>
+                <w:rFonts w:ascii="游ゴシック" w:eastAsia="游ゴシック" w:hAnsi="游ゴシック"/>
                 <w:sz w:val="20"/>
               </w:rPr>
             </w:pPr>
@@ -5768,7 +5686,7 @@
             <w:pPr>
               <w:snapToGrid w:val="0"/>
               <w:rPr>
-                <w:rFonts w:ascii="游ゴシック" w:eastAsia="游ゴシック" w:hAnsi="游ゴシック" w:hint="eastAsia"/>
+                <w:rFonts w:ascii="游ゴシック" w:eastAsia="游ゴシック" w:hAnsi="游ゴシック"/>
                 <w:sz w:val="20"/>
               </w:rPr>
             </w:pPr>
@@ -5783,7 +5701,7 @@
             <w:pPr>
               <w:snapToGrid w:val="0"/>
               <w:rPr>
-                <w:rFonts w:ascii="游ゴシック" w:eastAsia="游ゴシック" w:hAnsi="游ゴシック" w:hint="eastAsia"/>
+                <w:rFonts w:ascii="游ゴシック" w:eastAsia="游ゴシック" w:hAnsi="游ゴシック"/>
                 <w:sz w:val="20"/>
               </w:rPr>
             </w:pPr>
@@ -5799,14 +5717,28 @@
                 <w:rFonts w:ascii="游ゴシック" w:eastAsia="游ゴシック" w:hAnsi="游ゴシック"/>
                 <w:sz w:val="20"/>
               </w:rPr>
+              <w:t>”12”</w:t>
+            </w:r>
+            <w:r>
+              <w:rPr>
+                <w:rFonts w:ascii="游ゴシック" w:eastAsia="游ゴシック" w:hAnsi="游ゴシック" w:hint="eastAsia"/>
+                <w:sz w:val="20"/>
+              </w:rPr>
+              <w:t>のレコードが「料金名」が</w:t>
+            </w:r>
+            <w:r>
+              <w:rPr>
+                <w:rFonts w:ascii="游ゴシック" w:eastAsia="游ゴシック" w:hAnsi="游ゴシック"/>
+                <w:sz w:val="20"/>
+              </w:rPr>
               <w:t>”</w:t>
             </w:r>
             <w:r>
               <w:rPr>
-                <w:rFonts w:ascii="游ゴシック" w:eastAsia="游ゴシック" w:hAnsi="游ゴシック"/>
-                <w:sz w:val="20"/>
-              </w:rPr>
-              <w:t>12</w:t>
+                <w:rFonts w:ascii="游ゴシック" w:eastAsia="游ゴシック" w:hAnsi="游ゴシック" w:hint="eastAsia"/>
+                <w:sz w:val="20"/>
+              </w:rPr>
+              <w:t>通常</w:t>
             </w:r>
             <w:r>
               <w:rPr>
@@ -5820,7 +5752,49 @@
                 <w:rFonts w:ascii="游ゴシック" w:eastAsia="游ゴシック" w:hAnsi="游ゴシック" w:hint="eastAsia"/>
                 <w:sz w:val="20"/>
               </w:rPr>
-              <w:t>のレコードが「料金名」が</w:t>
+              <w:t>「月額料金」が</w:t>
+            </w:r>
+            <w:r>
+              <w:rPr>
+                <w:rFonts w:ascii="游ゴシック" w:eastAsia="游ゴシック" w:hAnsi="游ゴシック"/>
+                <w:sz w:val="20"/>
+              </w:rPr>
+              <w:t>”5000”</w:t>
+            </w:r>
+            <w:r>
+              <w:rPr>
+                <w:rFonts w:ascii="游ゴシック" w:eastAsia="游ゴシック" w:hAnsi="游ゴシック" w:hint="eastAsia"/>
+                <w:sz w:val="20"/>
+              </w:rPr>
+              <w:t>「加入日」が</w:t>
+            </w:r>
+            <w:r>
+              <w:rPr>
+                <w:rFonts w:ascii="游ゴシック" w:eastAsia="游ゴシック" w:hAnsi="游ゴシック"/>
+                <w:sz w:val="20"/>
+              </w:rPr>
+              <w:t>”2025</w:t>
+            </w:r>
+            <w:r>
+              <w:rPr>
+                <w:rFonts w:ascii="游ゴシック" w:eastAsia="游ゴシック" w:hAnsi="游ゴシック" w:hint="eastAsia"/>
+                <w:sz w:val="20"/>
+              </w:rPr>
+              <w:t>年8月1</w:t>
+            </w:r>
+            <w:r>
+              <w:rPr>
+                <w:rFonts w:ascii="游ゴシック" w:eastAsia="游ゴシック" w:hAnsi="游ゴシック"/>
+                <w:sz w:val="20"/>
+              </w:rPr>
+              <w:t>8</w:t>
+            </w:r>
+            <w:r>
+              <w:rPr>
+                <w:rFonts w:ascii="游ゴシック" w:eastAsia="游ゴシック" w:hAnsi="游ゴシック" w:hint="eastAsia"/>
+                <w:sz w:val="20"/>
+              </w:rPr>
+              <w:t>日</w:t>
             </w:r>
             <w:r>
               <w:rPr>
@@ -5834,49 +5808,7 @@
                 <w:rFonts w:ascii="游ゴシック" w:eastAsia="游ゴシック" w:hAnsi="游ゴシック" w:hint="eastAsia"/>
                 <w:sz w:val="20"/>
               </w:rPr>
-              <w:t>通常</w:t>
-            </w:r>
-            <w:r>
-              <w:rPr>
-                <w:rFonts w:ascii="游ゴシック" w:eastAsia="游ゴシック" w:hAnsi="游ゴシック"/>
-                <w:sz w:val="20"/>
-              </w:rPr>
-              <w:t>”</w:t>
-            </w:r>
-            <w:r>
-              <w:rPr>
-                <w:rFonts w:ascii="游ゴシック" w:eastAsia="游ゴシック" w:hAnsi="游ゴシック" w:hint="eastAsia"/>
-                <w:sz w:val="20"/>
-              </w:rPr>
-              <w:t>「月額料金」が</w:t>
-            </w:r>
-            <w:r>
-              <w:rPr>
-                <w:rFonts w:ascii="游ゴシック" w:eastAsia="游ゴシック" w:hAnsi="游ゴシック"/>
-                <w:sz w:val="20"/>
-              </w:rPr>
-              <w:t>”</w:t>
-            </w:r>
-            <w:r>
-              <w:rPr>
-                <w:rFonts w:ascii="游ゴシック" w:eastAsia="游ゴシック" w:hAnsi="游ゴシック"/>
-                <w:sz w:val="20"/>
-              </w:rPr>
-              <w:t>5000</w:t>
-            </w:r>
-            <w:r>
-              <w:rPr>
-                <w:rFonts w:ascii="游ゴシック" w:eastAsia="游ゴシック" w:hAnsi="游ゴシック"/>
-                <w:sz w:val="20"/>
-              </w:rPr>
-              <w:t>”</w:t>
-            </w:r>
-            <w:r>
-              <w:rPr>
-                <w:rFonts w:ascii="游ゴシック" w:eastAsia="游ゴシック" w:hAnsi="游ゴシック" w:hint="eastAsia"/>
-                <w:sz w:val="20"/>
-              </w:rPr>
-              <w:t>「加入日」が</w:t>
+              <w:t>「解約日」が</w:t>
             </w:r>
             <w:r>
               <w:rPr>
@@ -5890,91 +5822,7 @@
                 <w:rFonts w:ascii="游ゴシック" w:eastAsia="游ゴシック" w:hAnsi="游ゴシック" w:hint="eastAsia"/>
                 <w:sz w:val="20"/>
               </w:rPr>
-              <w:t>年</w:t>
-            </w:r>
-            <w:r>
-              <w:rPr>
-                <w:rFonts w:ascii="游ゴシック" w:eastAsia="游ゴシック" w:hAnsi="游ゴシック" w:hint="eastAsia"/>
-                <w:sz w:val="20"/>
-              </w:rPr>
-              <w:t>8</w:t>
-            </w:r>
-            <w:r>
-              <w:rPr>
-                <w:rFonts w:ascii="游ゴシック" w:eastAsia="游ゴシック" w:hAnsi="游ゴシック" w:hint="eastAsia"/>
-                <w:sz w:val="20"/>
-              </w:rPr>
-              <w:t>月</w:t>
-            </w:r>
-            <w:r>
-              <w:rPr>
-                <w:rFonts w:ascii="游ゴシック" w:eastAsia="游ゴシック" w:hAnsi="游ゴシック" w:hint="eastAsia"/>
-                <w:sz w:val="20"/>
-              </w:rPr>
-              <w:t>1</w:t>
-            </w:r>
-            <w:r>
-              <w:rPr>
-                <w:rFonts w:ascii="游ゴシック" w:eastAsia="游ゴシック" w:hAnsi="游ゴシック"/>
-                <w:sz w:val="20"/>
-              </w:rPr>
-              <w:t>8</w:t>
-            </w:r>
-            <w:r>
-              <w:rPr>
-                <w:rFonts w:ascii="游ゴシック" w:eastAsia="游ゴシック" w:hAnsi="游ゴシック" w:hint="eastAsia"/>
-                <w:sz w:val="20"/>
-              </w:rPr>
-              <w:t>日</w:t>
-            </w:r>
-            <w:r>
-              <w:rPr>
-                <w:rFonts w:ascii="游ゴシック" w:eastAsia="游ゴシック" w:hAnsi="游ゴシック"/>
-                <w:sz w:val="20"/>
-              </w:rPr>
-              <w:t>”</w:t>
-            </w:r>
-            <w:r>
-              <w:rPr>
-                <w:rFonts w:ascii="游ゴシック" w:eastAsia="游ゴシック" w:hAnsi="游ゴシック" w:hint="eastAsia"/>
-                <w:sz w:val="20"/>
-              </w:rPr>
-              <w:t>「解約日」が</w:t>
-            </w:r>
-            <w:r>
-              <w:rPr>
-                <w:rFonts w:ascii="游ゴシック" w:eastAsia="游ゴシック" w:hAnsi="游ゴシック"/>
-                <w:sz w:val="20"/>
-              </w:rPr>
-              <w:t>”2025</w:t>
-            </w:r>
-            <w:r>
-              <w:rPr>
-                <w:rFonts w:ascii="游ゴシック" w:eastAsia="游ゴシック" w:hAnsi="游ゴシック" w:hint="eastAsia"/>
-                <w:sz w:val="20"/>
-              </w:rPr>
-              <w:t>年</w:t>
-            </w:r>
-            <w:r>
-              <w:rPr>
-                <w:rFonts w:ascii="游ゴシック" w:eastAsia="游ゴシック" w:hAnsi="游ゴシック" w:hint="eastAsia"/>
-                <w:sz w:val="20"/>
-              </w:rPr>
-              <w:t>8</w:t>
-            </w:r>
-            <w:r>
-              <w:rPr>
-                <w:rFonts w:ascii="游ゴシック" w:eastAsia="游ゴシック" w:hAnsi="游ゴシック" w:hint="eastAsia"/>
-                <w:sz w:val="20"/>
-              </w:rPr>
-              <w:t>月</w:t>
-            </w:r>
-            <w:r>
-              <w:rPr>
-                <w:rFonts w:ascii="游ゴシック" w:eastAsia="游ゴシック" w:hAnsi="游ゴシック" w:hint="eastAsia"/>
-                <w:sz w:val="20"/>
-              </w:rPr>
-              <w:t>1</w:t>
+              <w:t>年8月1</w:t>
             </w:r>
             <w:r>
               <w:rPr>
@@ -6069,7 +5917,7 @@
               <w:snapToGrid w:val="0"/>
               <w:jc w:val="center"/>
               <w:rPr>
-                <w:rFonts w:ascii="游ゴシック" w:eastAsia="游ゴシック" w:hAnsi="游ゴシック" w:hint="eastAsia"/>
+                <w:rFonts w:ascii="游ゴシック" w:eastAsia="游ゴシック" w:hAnsi="游ゴシック"/>
                 <w:sz w:val="20"/>
               </w:rPr>
             </w:pPr>
@@ -6099,7 +5947,7 @@
             <w:pPr>
               <w:snapToGrid w:val="0"/>
               <w:rPr>
-                <w:rFonts w:ascii="游ゴシック" w:eastAsia="游ゴシック" w:hAnsi="游ゴシック" w:hint="eastAsia"/>
+                <w:rFonts w:ascii="游ゴシック" w:eastAsia="游ゴシック" w:hAnsi="游ゴシック"/>
                 <w:sz w:val="20"/>
               </w:rPr>
             </w:pPr>
@@ -6114,7 +5962,7 @@
             <w:pPr>
               <w:snapToGrid w:val="0"/>
               <w:rPr>
-                <w:rFonts w:ascii="游ゴシック" w:eastAsia="游ゴシック" w:hAnsi="游ゴシック" w:hint="eastAsia"/>
+                <w:rFonts w:ascii="游ゴシック" w:eastAsia="游ゴシック" w:hAnsi="游ゴシック"/>
                 <w:sz w:val="20"/>
               </w:rPr>
             </w:pPr>
@@ -6190,7 +6038,7 @@
               <w:snapToGrid w:val="0"/>
               <w:jc w:val="center"/>
               <w:rPr>
-                <w:rFonts w:ascii="游ゴシック" w:eastAsia="游ゴシック" w:hAnsi="游ゴシック" w:hint="eastAsia"/>
+                <w:rFonts w:ascii="游ゴシック" w:eastAsia="游ゴシック" w:hAnsi="游ゴシック"/>
                 <w:sz w:val="20"/>
               </w:rPr>
             </w:pPr>
@@ -6220,7 +6068,7 @@
             <w:pPr>
               <w:snapToGrid w:val="0"/>
               <w:rPr>
-                <w:rFonts w:ascii="游ゴシック" w:eastAsia="游ゴシック" w:hAnsi="游ゴシック" w:hint="eastAsia"/>
+                <w:rFonts w:ascii="游ゴシック" w:eastAsia="游ゴシック" w:hAnsi="游ゴシック"/>
                 <w:sz w:val="20"/>
               </w:rPr>
             </w:pPr>
@@ -6235,7 +6083,7 @@
             <w:pPr>
               <w:snapToGrid w:val="0"/>
               <w:rPr>
-                <w:rFonts w:ascii="游ゴシック" w:eastAsia="游ゴシック" w:hAnsi="游ゴシック" w:hint="eastAsia"/>
+                <w:rFonts w:ascii="游ゴシック" w:eastAsia="游ゴシック" w:hAnsi="游ゴシック"/>
                 <w:sz w:val="20"/>
               </w:rPr>
             </w:pPr>
@@ -6279,7 +6127,7 @@
                 <w:rFonts w:ascii="游ゴシック" w:eastAsia="游ゴシック" w:hAnsi="游ゴシック"/>
                 <w:sz w:val="20"/>
               </w:rPr>
-              <w:t>4</w:t>
+              <w:t>15</w:t>
             </w:r>
             <w:r>
               <w:rPr>
@@ -6367,7 +6215,7 @@
               <w:snapToGrid w:val="0"/>
               <w:jc w:val="center"/>
               <w:rPr>
-                <w:rFonts w:ascii="游ゴシック" w:eastAsia="游ゴシック" w:hAnsi="游ゴシック" w:hint="eastAsia"/>
+                <w:rFonts w:ascii="游ゴシック" w:eastAsia="游ゴシック" w:hAnsi="游ゴシック"/>
                 <w:sz w:val="20"/>
               </w:rPr>
             </w:pPr>
@@ -6397,7 +6245,7 @@
             <w:pPr>
               <w:snapToGrid w:val="0"/>
               <w:rPr>
-                <w:rFonts w:ascii="游ゴシック" w:eastAsia="游ゴシック" w:hAnsi="游ゴシック" w:hint="eastAsia"/>
+                <w:rFonts w:ascii="游ゴシック" w:eastAsia="游ゴシック" w:hAnsi="游ゴシック"/>
                 <w:sz w:val="20"/>
               </w:rPr>
             </w:pPr>
@@ -6412,7 +6260,7 @@
             <w:pPr>
               <w:snapToGrid w:val="0"/>
               <w:rPr>
-                <w:rFonts w:ascii="游ゴシック" w:eastAsia="游ゴシック" w:hAnsi="游ゴシック" w:hint="eastAsia"/>
+                <w:rFonts w:ascii="游ゴシック" w:eastAsia="游ゴシック" w:hAnsi="游ゴシック"/>
                 <w:sz w:val="20"/>
               </w:rPr>
             </w:pPr>
@@ -6516,7 +6364,7 @@
               <w:snapToGrid w:val="0"/>
               <w:jc w:val="center"/>
               <w:rPr>
-                <w:rFonts w:ascii="游ゴシック" w:eastAsia="游ゴシック" w:hAnsi="游ゴシック" w:hint="eastAsia"/>
+                <w:rFonts w:ascii="游ゴシック" w:eastAsia="游ゴシック" w:hAnsi="游ゴシック"/>
                 <w:sz w:val="20"/>
               </w:rPr>
             </w:pPr>
@@ -6546,7 +6394,7 @@
             <w:pPr>
               <w:snapToGrid w:val="0"/>
               <w:rPr>
-                <w:rFonts w:ascii="游ゴシック" w:eastAsia="游ゴシック" w:hAnsi="游ゴシック" w:hint="eastAsia"/>
+                <w:rFonts w:ascii="游ゴシック" w:eastAsia="游ゴシック" w:hAnsi="游ゴシック"/>
                 <w:sz w:val="20"/>
               </w:rPr>
             </w:pPr>
@@ -6561,7 +6409,7 @@
             <w:pPr>
               <w:snapToGrid w:val="0"/>
               <w:rPr>
-                <w:rFonts w:ascii="游ゴシック" w:eastAsia="游ゴシック" w:hAnsi="游ゴシック" w:hint="eastAsia"/>
+                <w:rFonts w:ascii="游ゴシック" w:eastAsia="游ゴシック" w:hAnsi="游ゴシック"/>
                 <w:sz w:val="20"/>
               </w:rPr>
             </w:pPr>
@@ -6664,7 +6512,7 @@
               <w:snapToGrid w:val="0"/>
               <w:jc w:val="center"/>
               <w:rPr>
-                <w:rFonts w:ascii="游ゴシック" w:eastAsia="游ゴシック" w:hAnsi="游ゴシック" w:hint="eastAsia"/>
+                <w:rFonts w:ascii="游ゴシック" w:eastAsia="游ゴシック" w:hAnsi="游ゴシック"/>
                 <w:sz w:val="20"/>
               </w:rPr>
             </w:pPr>
@@ -6694,7 +6542,7 @@
             <w:pPr>
               <w:snapToGrid w:val="0"/>
               <w:rPr>
-                <w:rFonts w:ascii="游ゴシック" w:eastAsia="游ゴシック" w:hAnsi="游ゴシック" w:hint="eastAsia"/>
+                <w:rFonts w:ascii="游ゴシック" w:eastAsia="游ゴシック" w:hAnsi="游ゴシック"/>
                 <w:sz w:val="20"/>
               </w:rPr>
             </w:pPr>
@@ -6716,7 +6564,7 @@
             <w:pPr>
               <w:snapToGrid w:val="0"/>
               <w:rPr>
-                <w:rFonts w:ascii="游ゴシック" w:eastAsia="游ゴシック" w:hAnsi="游ゴシック" w:hint="eastAsia"/>
+                <w:rFonts w:ascii="游ゴシック" w:eastAsia="游ゴシック" w:hAnsi="游ゴシック"/>
                 <w:sz w:val="20"/>
               </w:rPr>
             </w:pPr>
@@ -6820,7 +6668,7 @@
               <w:snapToGrid w:val="0"/>
               <w:jc w:val="center"/>
               <w:rPr>
-                <w:rFonts w:ascii="游ゴシック" w:eastAsia="游ゴシック" w:hAnsi="游ゴシック" w:hint="eastAsia"/>
+                <w:rFonts w:ascii="游ゴシック" w:eastAsia="游ゴシック" w:hAnsi="游ゴシック"/>
                 <w:sz w:val="20"/>
               </w:rPr>
             </w:pPr>
@@ -6850,7 +6698,7 @@
             <w:pPr>
               <w:snapToGrid w:val="0"/>
               <w:rPr>
-                <w:rFonts w:ascii="游ゴシック" w:eastAsia="游ゴシック" w:hAnsi="游ゴシック" w:hint="eastAsia"/>
+                <w:rFonts w:ascii="游ゴシック" w:eastAsia="游ゴシック" w:hAnsi="游ゴシック"/>
                 <w:sz w:val="20"/>
               </w:rPr>
             </w:pPr>
@@ -6865,23 +6713,16 @@
             <w:pPr>
               <w:snapToGrid w:val="0"/>
               <w:rPr>
-                <w:rFonts w:ascii="游ゴシック" w:eastAsia="游ゴシック" w:hAnsi="游ゴシック" w:hint="eastAsia"/>
-                <w:sz w:val="20"/>
-              </w:rPr>
-            </w:pPr>
-            <w:r>
-              <w:rPr>
-                <w:rFonts w:ascii="游ゴシック" w:eastAsia="游ゴシック" w:hAnsi="游ゴシック" w:hint="eastAsia"/>
-                <w:sz w:val="20"/>
-              </w:rPr>
-              <w:t>項目</w:t>
-            </w:r>
-            <w:r>
-              <w:rPr>
-                <w:rFonts w:ascii="游ゴシック" w:eastAsia="游ゴシック" w:hAnsi="游ゴシック" w:hint="eastAsia"/>
-                <w:sz w:val="20"/>
-              </w:rPr>
-              <w:t>4</w:t>
+                <w:rFonts w:ascii="游ゴシック" w:eastAsia="游ゴシック" w:hAnsi="游ゴシック"/>
+                <w:sz w:val="20"/>
+              </w:rPr>
+            </w:pPr>
+            <w:r>
+              <w:rPr>
+                <w:rFonts w:ascii="游ゴシック" w:eastAsia="游ゴシック" w:hAnsi="游ゴシック" w:hint="eastAsia"/>
+                <w:sz w:val="20"/>
+              </w:rPr>
+              <w:t>項目4</w:t>
             </w:r>
             <w:r>
               <w:rPr>
@@ -6961,16 +6802,15 @@
               <w:snapToGrid w:val="0"/>
               <w:jc w:val="center"/>
               <w:rPr>
-                <w:rFonts w:ascii="游ゴシック" w:eastAsia="游ゴシック" w:hAnsi="游ゴシック" w:hint="eastAsia"/>
-                <w:sz w:val="20"/>
-              </w:rPr>
-            </w:pPr>
-            <w:r>
-              <w:rPr>
-                <w:rFonts w:ascii="游ゴシック" w:eastAsia="游ゴシック" w:hAnsi="游ゴシック" w:hint="eastAsia"/>
-                <w:sz w:val="20"/>
-              </w:rPr>
-              <w:lastRenderedPageBreak/>
+                <w:rFonts w:ascii="游ゴシック" w:eastAsia="游ゴシック" w:hAnsi="游ゴシック"/>
+                <w:sz w:val="20"/>
+              </w:rPr>
+            </w:pPr>
+            <w:r>
+              <w:rPr>
+                <w:rFonts w:ascii="游ゴシック" w:eastAsia="游ゴシック" w:hAnsi="游ゴシック" w:hint="eastAsia"/>
+                <w:sz w:val="20"/>
+              </w:rPr>
               <w:t>4</w:t>
             </w:r>
             <w:r>
@@ -6991,7 +6831,7 @@
             <w:pPr>
               <w:snapToGrid w:val="0"/>
               <w:rPr>
-                <w:rFonts w:ascii="游ゴシック" w:eastAsia="游ゴシック" w:hAnsi="游ゴシック" w:hint="eastAsia"/>
+                <w:rFonts w:ascii="游ゴシック" w:eastAsia="游ゴシック" w:hAnsi="游ゴシック"/>
                 <w:sz w:val="20"/>
               </w:rPr>
             </w:pPr>
@@ -7013,7 +6853,7 @@
             <w:pPr>
               <w:snapToGrid w:val="0"/>
               <w:rPr>
-                <w:rFonts w:ascii="游ゴシック" w:eastAsia="游ゴシック" w:hAnsi="游ゴシック" w:hint="eastAsia"/>
+                <w:rFonts w:ascii="游ゴシック" w:eastAsia="游ゴシック" w:hAnsi="游ゴシック"/>
                 <w:sz w:val="20"/>
               </w:rPr>
             </w:pPr>
@@ -7130,15 +6970,16 @@
               <w:snapToGrid w:val="0"/>
               <w:jc w:val="center"/>
               <w:rPr>
-                <w:rFonts w:ascii="游ゴシック" w:eastAsia="游ゴシック" w:hAnsi="游ゴシック" w:hint="eastAsia"/>
-                <w:sz w:val="20"/>
-              </w:rPr>
-            </w:pPr>
-            <w:r>
-              <w:rPr>
-                <w:rFonts w:ascii="游ゴシック" w:eastAsia="游ゴシック" w:hAnsi="游ゴシック"/>
-                <w:sz w:val="20"/>
-              </w:rPr>
+                <w:rFonts w:ascii="游ゴシック" w:eastAsia="游ゴシック" w:hAnsi="游ゴシック"/>
+                <w:sz w:val="20"/>
+              </w:rPr>
+            </w:pPr>
+            <w:r>
+              <w:rPr>
+                <w:rFonts w:ascii="游ゴシック" w:eastAsia="游ゴシック" w:hAnsi="游ゴシック"/>
+                <w:sz w:val="20"/>
+              </w:rPr>
+              <w:lastRenderedPageBreak/>
               <w:t>41</w:t>
             </w:r>
           </w:p>
@@ -7152,37 +6993,16 @@
             <w:pPr>
               <w:snapToGrid w:val="0"/>
               <w:rPr>
-                <w:rFonts w:ascii="游ゴシック" w:eastAsia="游ゴシック" w:hAnsi="游ゴシック" w:hint="eastAsia"/>
-                <w:sz w:val="20"/>
-              </w:rPr>
-            </w:pPr>
-            <w:r>
-              <w:rPr>
-                <w:rFonts w:ascii="游ゴシック" w:eastAsia="游ゴシック" w:hAnsi="游ゴシック" w:hint="eastAsia"/>
-                <w:sz w:val="20"/>
-              </w:rPr>
-              <w:t>料金新規追加画面の</w:t>
-            </w:r>
-            <w:r>
-              <w:rPr>
-                <w:rFonts w:ascii="游ゴシック" w:eastAsia="游ゴシック" w:hAnsi="游ゴシック" w:hint="eastAsia"/>
-                <w:sz w:val="20"/>
-              </w:rPr>
-              <w:t>月額料金</w:t>
-            </w:r>
-            <w:r>
-              <w:rPr>
-                <w:rFonts w:ascii="游ゴシック" w:eastAsia="游ゴシック" w:hAnsi="游ゴシック" w:hint="eastAsia"/>
-                <w:sz w:val="20"/>
-              </w:rPr>
-              <w:t>の</w:t>
-            </w:r>
-            <w:r>
-              <w:rPr>
-                <w:rFonts w:ascii="游ゴシック" w:eastAsia="游ゴシック" w:hAnsi="游ゴシック" w:hint="eastAsia"/>
-                <w:sz w:val="20"/>
-              </w:rPr>
-              <w:t>入力チェック</w:t>
+                <w:rFonts w:ascii="游ゴシック" w:eastAsia="游ゴシック" w:hAnsi="游ゴシック"/>
+                <w:sz w:val="20"/>
+              </w:rPr>
+            </w:pPr>
+            <w:r>
+              <w:rPr>
+                <w:rFonts w:ascii="游ゴシック" w:eastAsia="游ゴシック" w:hAnsi="游ゴシック" w:hint="eastAsia"/>
+                <w:sz w:val="20"/>
+              </w:rPr>
+              <w:t>料金新規追加画面の月額料金の入力チェック</w:t>
             </w:r>
           </w:p>
         </w:tc>
@@ -7195,7 +7015,7 @@
             <w:pPr>
               <w:snapToGrid w:val="0"/>
               <w:rPr>
-                <w:rFonts w:ascii="游ゴシック" w:eastAsia="游ゴシック" w:hAnsi="游ゴシック" w:hint="eastAsia"/>
+                <w:rFonts w:ascii="游ゴシック" w:eastAsia="游ゴシック" w:hAnsi="游ゴシック"/>
                 <w:sz w:val="20"/>
               </w:rPr>
             </w:pPr>
@@ -7284,7 +7104,7 @@
               <w:snapToGrid w:val="0"/>
               <w:jc w:val="center"/>
               <w:rPr>
-                <w:rFonts w:ascii="游ゴシック" w:eastAsia="游ゴシック" w:hAnsi="游ゴシック" w:hint="eastAsia"/>
+                <w:rFonts w:ascii="游ゴシック" w:eastAsia="游ゴシック" w:hAnsi="游ゴシック"/>
                 <w:sz w:val="20"/>
               </w:rPr>
             </w:pPr>
@@ -7314,7 +7134,7 @@
             <w:pPr>
               <w:snapToGrid w:val="0"/>
               <w:rPr>
-                <w:rFonts w:ascii="游ゴシック" w:eastAsia="游ゴシック" w:hAnsi="游ゴシック" w:hint="eastAsia"/>
+                <w:rFonts w:ascii="游ゴシック" w:eastAsia="游ゴシック" w:hAnsi="游ゴシック"/>
                 <w:sz w:val="20"/>
               </w:rPr>
             </w:pPr>
@@ -7336,23 +7156,16 @@
             <w:pPr>
               <w:snapToGrid w:val="0"/>
               <w:rPr>
-                <w:rFonts w:ascii="游ゴシック" w:eastAsia="游ゴシック" w:hAnsi="游ゴシック" w:hint="eastAsia"/>
-                <w:sz w:val="20"/>
-              </w:rPr>
-            </w:pPr>
-            <w:r>
-              <w:rPr>
-                <w:rFonts w:ascii="游ゴシック" w:eastAsia="游ゴシック" w:hAnsi="游ゴシック" w:hint="eastAsia"/>
-                <w:sz w:val="20"/>
-              </w:rPr>
-              <w:t>「月額料金」</w:t>
-            </w:r>
-            <w:r>
-              <w:rPr>
-                <w:rFonts w:ascii="游ゴシック" w:eastAsia="游ゴシック" w:hAnsi="游ゴシック" w:hint="eastAsia"/>
-                <w:sz w:val="20"/>
-              </w:rPr>
-              <w:t>に</w:t>
+                <w:rFonts w:ascii="游ゴシック" w:eastAsia="游ゴシック" w:hAnsi="游ゴシック"/>
+                <w:sz w:val="20"/>
+              </w:rPr>
+            </w:pPr>
+            <w:r>
+              <w:rPr>
+                <w:rFonts w:ascii="游ゴシック" w:eastAsia="游ゴシック" w:hAnsi="游ゴシック" w:hint="eastAsia"/>
+                <w:sz w:val="20"/>
+              </w:rPr>
+              <w:t>「月額料金」に</w:t>
             </w:r>
             <w:r>
               <w:rPr>
@@ -7470,7 +7283,7 @@
               <w:snapToGrid w:val="0"/>
               <w:jc w:val="center"/>
               <w:rPr>
-                <w:rFonts w:ascii="游ゴシック" w:eastAsia="游ゴシック" w:hAnsi="游ゴシック" w:hint="eastAsia"/>
+                <w:rFonts w:ascii="游ゴシック" w:eastAsia="游ゴシック" w:hAnsi="游ゴシック"/>
                 <w:sz w:val="20"/>
               </w:rPr>
             </w:pPr>
@@ -7500,7 +7313,7 @@
             <w:pPr>
               <w:snapToGrid w:val="0"/>
               <w:rPr>
-                <w:rFonts w:ascii="游ゴシック" w:eastAsia="游ゴシック" w:hAnsi="游ゴシック" w:hint="eastAsia"/>
+                <w:rFonts w:ascii="游ゴシック" w:eastAsia="游ゴシック" w:hAnsi="游ゴシック"/>
                 <w:sz w:val="20"/>
               </w:rPr>
             </w:pPr>
@@ -7515,7 +7328,7 @@
             <w:pPr>
               <w:snapToGrid w:val="0"/>
               <w:rPr>
-                <w:rFonts w:ascii="游ゴシック" w:eastAsia="游ゴシック" w:hAnsi="游ゴシック" w:hint="eastAsia"/>
+                <w:rFonts w:ascii="游ゴシック" w:eastAsia="游ゴシック" w:hAnsi="游ゴシック"/>
                 <w:sz w:val="20"/>
               </w:rPr>
             </w:pPr>
@@ -7730,7 +7543,7 @@
               <w:snapToGrid w:val="0"/>
               <w:jc w:val="center"/>
               <w:rPr>
-                <w:rFonts w:ascii="游ゴシック" w:eastAsia="游ゴシック" w:hAnsi="游ゴシック" w:hint="eastAsia"/>
+                <w:rFonts w:ascii="游ゴシック" w:eastAsia="游ゴシック" w:hAnsi="游ゴシック"/>
                 <w:sz w:val="20"/>
               </w:rPr>
             </w:pPr>
@@ -7760,7 +7573,7 @@
             <w:pPr>
               <w:snapToGrid w:val="0"/>
               <w:rPr>
-                <w:rFonts w:ascii="游ゴシック" w:eastAsia="游ゴシック" w:hAnsi="游ゴシック" w:hint="eastAsia"/>
+                <w:rFonts w:ascii="游ゴシック" w:eastAsia="游ゴシック" w:hAnsi="游ゴシック"/>
                 <w:sz w:val="20"/>
               </w:rPr>
             </w:pPr>
@@ -7775,7 +7588,7 @@
             <w:pPr>
               <w:snapToGrid w:val="0"/>
               <w:rPr>
-                <w:rFonts w:ascii="游ゴシック" w:eastAsia="游ゴシック" w:hAnsi="游ゴシック" w:hint="eastAsia"/>
+                <w:rFonts w:ascii="游ゴシック" w:eastAsia="游ゴシック" w:hAnsi="游ゴシック"/>
                 <w:sz w:val="20"/>
               </w:rPr>
             </w:pPr>
@@ -7924,14 +7737,7 @@
                 <w:rFonts w:ascii="游ゴシック" w:eastAsia="游ゴシック" w:hAnsi="游ゴシック" w:hint="eastAsia"/>
                 <w:sz w:val="20"/>
               </w:rPr>
-              <w:t>た時に、</w:t>
-            </w:r>
-            <w:r>
-              <w:rPr>
-                <w:rFonts w:ascii="游ゴシック" w:eastAsia="游ゴシック" w:hAnsi="游ゴシック" w:hint="eastAsia"/>
-                <w:sz w:val="20"/>
-              </w:rPr>
-              <w:t>警告文が表示されずバリデーションチェックに引っかからないことを確認する</w:t>
+              <w:t>た時に、警告文が表示されずバリデーションチェックに引っかからないことを確認する</w:t>
             </w:r>
           </w:p>
         </w:tc>
@@ -7997,7 +7803,7 @@
               <w:snapToGrid w:val="0"/>
               <w:jc w:val="center"/>
               <w:rPr>
-                <w:rFonts w:ascii="游ゴシック" w:eastAsia="游ゴシック" w:hAnsi="游ゴシック" w:hint="eastAsia"/>
+                <w:rFonts w:ascii="游ゴシック" w:eastAsia="游ゴシック" w:hAnsi="游ゴシック"/>
                 <w:sz w:val="20"/>
               </w:rPr>
             </w:pPr>
@@ -8027,7 +7833,7 @@
             <w:pPr>
               <w:snapToGrid w:val="0"/>
               <w:rPr>
-                <w:rFonts w:ascii="游ゴシック" w:eastAsia="游ゴシック" w:hAnsi="游ゴシック" w:hint="eastAsia"/>
+                <w:rFonts w:ascii="游ゴシック" w:eastAsia="游ゴシック" w:hAnsi="游ゴシック"/>
                 <w:sz w:val="20"/>
               </w:rPr>
             </w:pPr>
@@ -8042,7 +7848,7 @@
             <w:pPr>
               <w:snapToGrid w:val="0"/>
               <w:rPr>
-                <w:rFonts w:ascii="游ゴシック" w:eastAsia="游ゴシック" w:hAnsi="游ゴシック" w:hint="eastAsia"/>
+                <w:rFonts w:ascii="游ゴシック" w:eastAsia="游ゴシック" w:hAnsi="游ゴシック"/>
                 <w:sz w:val="20"/>
               </w:rPr>
             </w:pPr>
@@ -8159,7 +7965,7 @@
               <w:snapToGrid w:val="0"/>
               <w:jc w:val="center"/>
               <w:rPr>
-                <w:rFonts w:ascii="游ゴシック" w:eastAsia="游ゴシック" w:hAnsi="游ゴシック" w:hint="eastAsia"/>
+                <w:rFonts w:ascii="游ゴシック" w:eastAsia="游ゴシック" w:hAnsi="游ゴシック"/>
                 <w:sz w:val="20"/>
               </w:rPr>
             </w:pPr>
@@ -8189,7 +7995,7 @@
             <w:pPr>
               <w:snapToGrid w:val="0"/>
               <w:rPr>
-                <w:rFonts w:ascii="游ゴシック" w:eastAsia="游ゴシック" w:hAnsi="游ゴシック" w:hint="eastAsia"/>
+                <w:rFonts w:ascii="游ゴシック" w:eastAsia="游ゴシック" w:hAnsi="游ゴシック"/>
                 <w:sz w:val="20"/>
               </w:rPr>
             </w:pPr>
@@ -8211,7 +8017,7 @@
             <w:pPr>
               <w:snapToGrid w:val="0"/>
               <w:rPr>
-                <w:rFonts w:ascii="游ゴシック" w:eastAsia="游ゴシック" w:hAnsi="游ゴシック" w:hint="eastAsia"/>
+                <w:rFonts w:ascii="游ゴシック" w:eastAsia="游ゴシック" w:hAnsi="游ゴシック"/>
                 <w:color w:val="000000"/>
                 <w:sz w:val="20"/>
               </w:rPr>
@@ -8318,7 +8124,7 @@
               <w:snapToGrid w:val="0"/>
               <w:jc w:val="center"/>
               <w:rPr>
-                <w:rFonts w:ascii="游ゴシック" w:eastAsia="游ゴシック" w:hAnsi="游ゴシック" w:hint="eastAsia"/>
+                <w:rFonts w:ascii="游ゴシック" w:eastAsia="游ゴシック" w:hAnsi="游ゴシック"/>
                 <w:sz w:val="20"/>
               </w:rPr>
             </w:pPr>
@@ -8341,7 +8147,7 @@
             <w:pPr>
               <w:snapToGrid w:val="0"/>
               <w:rPr>
-                <w:rFonts w:ascii="游ゴシック" w:eastAsia="游ゴシック" w:hAnsi="游ゴシック" w:hint="eastAsia"/>
+                <w:rFonts w:ascii="游ゴシック" w:eastAsia="游ゴシック" w:hAnsi="游ゴシック"/>
                 <w:sz w:val="20"/>
               </w:rPr>
             </w:pPr>
@@ -8356,23 +8162,16 @@
             <w:pPr>
               <w:snapToGrid w:val="0"/>
               <w:rPr>
-                <w:rFonts w:ascii="游ゴシック" w:eastAsia="游ゴシック" w:hAnsi="游ゴシック" w:hint="eastAsia"/>
-                <w:sz w:val="20"/>
-              </w:rPr>
-            </w:pPr>
-            <w:r>
-              <w:rPr>
-                <w:rFonts w:ascii="游ゴシック" w:eastAsia="游ゴシック" w:hAnsi="游ゴシック" w:hint="eastAsia"/>
-                <w:sz w:val="20"/>
-              </w:rPr>
-              <w:t>項目</w:t>
-            </w:r>
-            <w:r>
-              <w:rPr>
-                <w:rFonts w:ascii="游ゴシック" w:eastAsia="游ゴシック" w:hAnsi="游ゴシック" w:hint="eastAsia"/>
-                <w:sz w:val="20"/>
-              </w:rPr>
-              <w:t>4</w:t>
+                <w:rFonts w:ascii="游ゴシック" w:eastAsia="游ゴシック" w:hAnsi="游ゴシック"/>
+                <w:sz w:val="20"/>
+              </w:rPr>
+            </w:pPr>
+            <w:r>
+              <w:rPr>
+                <w:rFonts w:ascii="游ゴシック" w:eastAsia="游ゴシック" w:hAnsi="游ゴシック" w:hint="eastAsia"/>
+                <w:sz w:val="20"/>
+              </w:rPr>
+              <w:t>項目4</w:t>
             </w:r>
             <w:r>
               <w:rPr>
@@ -8386,21 +8185,7 @@
                 <w:rFonts w:ascii="游ゴシック" w:eastAsia="游ゴシック" w:hAnsi="游ゴシック" w:hint="eastAsia"/>
                 <w:sz w:val="20"/>
               </w:rPr>
-              <w:t>を実行した後にデーターベース</w:t>
-            </w:r>
-            <w:r>
-              <w:rPr>
-                <w:rFonts w:ascii="游ゴシック" w:eastAsia="游ゴシック" w:hAnsi="游ゴシック" w:hint="eastAsia"/>
-                <w:sz w:val="20"/>
-              </w:rPr>
-              <w:t>の「月額料金」カラムに数字以外の値が入っている</w:t>
-            </w:r>
-            <w:r>
-              <w:rPr>
-                <w:rFonts w:ascii="游ゴシック" w:eastAsia="游ゴシック" w:hAnsi="游ゴシック" w:hint="eastAsia"/>
-                <w:sz w:val="20"/>
-              </w:rPr>
-              <w:t>レコードが存在しないことを確認する</w:t>
+              <w:t>を実行した後にデーターベースの「月額料金」カラムに数字以外の値が入っているレコードが存在しないことを確認する</w:t>
             </w:r>
           </w:p>
         </w:tc>
@@ -8466,7 +8251,7 @@
               <w:snapToGrid w:val="0"/>
               <w:jc w:val="center"/>
               <w:rPr>
-                <w:rFonts w:ascii="游ゴシック" w:eastAsia="游ゴシック" w:hAnsi="游ゴシック" w:hint="eastAsia"/>
+                <w:rFonts w:ascii="游ゴシック" w:eastAsia="游ゴシック" w:hAnsi="游ゴシック"/>
                 <w:sz w:val="20"/>
               </w:rPr>
             </w:pPr>
@@ -8495,7 +8280,7 @@
             <w:pPr>
               <w:snapToGrid w:val="0"/>
               <w:rPr>
-                <w:rFonts w:ascii="游ゴシック" w:eastAsia="游ゴシック" w:hAnsi="游ゴシック" w:hint="eastAsia"/>
+                <w:rFonts w:ascii="游ゴシック" w:eastAsia="游ゴシック" w:hAnsi="游ゴシック"/>
                 <w:sz w:val="20"/>
               </w:rPr>
             </w:pPr>
@@ -8517,7 +8302,7 @@
             <w:pPr>
               <w:snapToGrid w:val="0"/>
               <w:rPr>
-                <w:rFonts w:ascii="游ゴシック" w:eastAsia="游ゴシック" w:hAnsi="游ゴシック" w:hint="eastAsia"/>
+                <w:rFonts w:ascii="游ゴシック" w:eastAsia="游ゴシック" w:hAnsi="游ゴシック"/>
                 <w:sz w:val="20"/>
               </w:rPr>
             </w:pPr>
@@ -8554,15 +8339,7 @@
                 <w:rFonts w:ascii="游ゴシック" w:eastAsia="游ゴシック" w:hAnsi="游ゴシック" w:hint="eastAsia"/>
                 <w:sz w:val="20"/>
               </w:rPr>
-              <w:t>文字を同</w:t>
-            </w:r>
-            <w:r>
-              <w:rPr>
-                <w:rFonts w:ascii="游ゴシック" w:eastAsia="游ゴシック" w:hAnsi="游ゴシック" w:hint="eastAsia"/>
-                <w:sz w:val="20"/>
-              </w:rPr>
-              <w:lastRenderedPageBreak/>
-              <w:t>時に全て表示出来ない為、1</w:t>
+              <w:t>文字を同時に全て表示出来ない為、1</w:t>
             </w:r>
             <w:r>
               <w:rPr>
@@ -8642,7 +8419,7 @@
               <w:snapToGrid w:val="0"/>
               <w:jc w:val="center"/>
               <w:rPr>
-                <w:rFonts w:ascii="游ゴシック" w:eastAsia="游ゴシック" w:hAnsi="游ゴシック" w:hint="eastAsia"/>
+                <w:rFonts w:ascii="游ゴシック" w:eastAsia="游ゴシック" w:hAnsi="游ゴシック"/>
                 <w:sz w:val="20"/>
               </w:rPr>
             </w:pPr>
@@ -8671,7 +8448,7 @@
             <w:pPr>
               <w:snapToGrid w:val="0"/>
               <w:rPr>
-                <w:rFonts w:ascii="游ゴシック" w:eastAsia="游ゴシック" w:hAnsi="游ゴシック" w:hint="eastAsia"/>
+                <w:rFonts w:ascii="游ゴシック" w:eastAsia="游ゴシック" w:hAnsi="游ゴシック"/>
                 <w:sz w:val="20"/>
               </w:rPr>
             </w:pPr>
@@ -8693,7 +8470,7 @@
             <w:pPr>
               <w:snapToGrid w:val="0"/>
               <w:rPr>
-                <w:rFonts w:ascii="游ゴシック" w:eastAsia="游ゴシック" w:hAnsi="游ゴシック" w:hint="eastAsia"/>
+                <w:rFonts w:ascii="游ゴシック" w:eastAsia="游ゴシック" w:hAnsi="游ゴシック"/>
                 <w:sz w:val="20"/>
               </w:rPr>
             </w:pPr>
@@ -8782,15 +8559,16 @@
               <w:snapToGrid w:val="0"/>
               <w:jc w:val="center"/>
               <w:rPr>
-                <w:rFonts w:ascii="游ゴシック" w:eastAsia="游ゴシック" w:hAnsi="游ゴシック" w:hint="eastAsia"/>
-                <w:sz w:val="20"/>
-              </w:rPr>
-            </w:pPr>
-            <w:r>
-              <w:rPr>
-                <w:rFonts w:ascii="游ゴシック" w:eastAsia="游ゴシック" w:hAnsi="游ゴシック" w:hint="eastAsia"/>
-                <w:sz w:val="20"/>
-              </w:rPr>
+                <w:rFonts w:ascii="游ゴシック" w:eastAsia="游ゴシック" w:hAnsi="游ゴシック"/>
+                <w:sz w:val="20"/>
+              </w:rPr>
+            </w:pPr>
+            <w:r>
+              <w:rPr>
+                <w:rFonts w:ascii="游ゴシック" w:eastAsia="游ゴシック" w:hAnsi="游ゴシック" w:hint="eastAsia"/>
+                <w:sz w:val="20"/>
+              </w:rPr>
+              <w:lastRenderedPageBreak/>
               <w:t>5</w:t>
             </w:r>
             <w:r>
@@ -8812,7 +8590,7 @@
             <w:pPr>
               <w:snapToGrid w:val="0"/>
               <w:rPr>
-                <w:rFonts w:ascii="游ゴシック" w:eastAsia="游ゴシック" w:hAnsi="游ゴシック" w:hint="eastAsia"/>
+                <w:rFonts w:ascii="游ゴシック" w:eastAsia="游ゴシック" w:hAnsi="游ゴシック"/>
                 <w:sz w:val="20"/>
               </w:rPr>
             </w:pPr>
@@ -8834,7 +8612,7 @@
             <w:pPr>
               <w:snapToGrid w:val="0"/>
               <w:rPr>
-                <w:rFonts w:ascii="游ゴシック" w:eastAsia="游ゴシック" w:hAnsi="游ゴシック" w:hint="eastAsia"/>
+                <w:rFonts w:ascii="游ゴシック" w:eastAsia="游ゴシック" w:hAnsi="游ゴシック"/>
                 <w:sz w:val="20"/>
               </w:rPr>
             </w:pPr>
@@ -8940,7 +8718,7 @@
               <w:snapToGrid w:val="0"/>
               <w:jc w:val="center"/>
               <w:rPr>
-                <w:rFonts w:ascii="游ゴシック" w:eastAsia="游ゴシック" w:hAnsi="游ゴシック" w:hint="eastAsia"/>
+                <w:rFonts w:ascii="游ゴシック" w:eastAsia="游ゴシック" w:hAnsi="游ゴシック"/>
                 <w:sz w:val="20"/>
               </w:rPr>
             </w:pPr>
@@ -8970,7 +8748,7 @@
             <w:pPr>
               <w:snapToGrid w:val="0"/>
               <w:rPr>
-                <w:rFonts w:ascii="游ゴシック" w:eastAsia="游ゴシック" w:hAnsi="游ゴシック" w:hint="eastAsia"/>
+                <w:rFonts w:ascii="游ゴシック" w:eastAsia="游ゴシック" w:hAnsi="游ゴシック"/>
                 <w:sz w:val="20"/>
               </w:rPr>
             </w:pPr>
@@ -8985,23 +8763,16 @@
             <w:pPr>
               <w:snapToGrid w:val="0"/>
               <w:rPr>
-                <w:rFonts w:ascii="游ゴシック" w:eastAsia="游ゴシック" w:hAnsi="游ゴシック" w:hint="eastAsia"/>
-                <w:sz w:val="20"/>
-              </w:rPr>
-            </w:pPr>
-            <w:r>
-              <w:rPr>
-                <w:rFonts w:ascii="游ゴシック" w:eastAsia="游ゴシック" w:hAnsi="游ゴシック" w:hint="eastAsia"/>
-                <w:sz w:val="20"/>
-              </w:rPr>
-              <w:t>項目</w:t>
-            </w:r>
-            <w:r>
-              <w:rPr>
-                <w:rFonts w:ascii="游ゴシック" w:eastAsia="游ゴシック" w:hAnsi="游ゴシック" w:hint="eastAsia"/>
-                <w:sz w:val="20"/>
-              </w:rPr>
-              <w:t>5</w:t>
+                <w:rFonts w:ascii="游ゴシック" w:eastAsia="游ゴシック" w:hAnsi="游ゴシック"/>
+                <w:sz w:val="20"/>
+              </w:rPr>
+            </w:pPr>
+            <w:r>
+              <w:rPr>
+                <w:rFonts w:ascii="游ゴシック" w:eastAsia="游ゴシック" w:hAnsi="游ゴシック" w:hint="eastAsia"/>
+                <w:sz w:val="20"/>
+              </w:rPr>
+              <w:t>項目5</w:t>
             </w:r>
             <w:r>
               <w:rPr>
@@ -9081,7 +8852,7 @@
               <w:snapToGrid w:val="0"/>
               <w:jc w:val="center"/>
               <w:rPr>
-                <w:rFonts w:ascii="游ゴシック" w:eastAsia="游ゴシック" w:hAnsi="游ゴシック" w:hint="eastAsia"/>
+                <w:rFonts w:ascii="游ゴシック" w:eastAsia="游ゴシック" w:hAnsi="游ゴシック"/>
                 <w:sz w:val="20"/>
               </w:rPr>
             </w:pPr>
@@ -9110,7 +8881,7 @@
             <w:pPr>
               <w:snapToGrid w:val="0"/>
               <w:rPr>
-                <w:rFonts w:ascii="游ゴシック" w:eastAsia="游ゴシック" w:hAnsi="游ゴシック" w:hint="eastAsia"/>
+                <w:rFonts w:ascii="游ゴシック" w:eastAsia="游ゴシック" w:hAnsi="游ゴシック"/>
                 <w:sz w:val="20"/>
               </w:rPr>
             </w:pPr>
@@ -9132,7 +8903,7 @@
             <w:pPr>
               <w:snapToGrid w:val="0"/>
               <w:rPr>
-                <w:rFonts w:ascii="游ゴシック" w:eastAsia="游ゴシック" w:hAnsi="游ゴシック" w:hint="eastAsia"/>
+                <w:rFonts w:ascii="游ゴシック" w:eastAsia="游ゴシック" w:hAnsi="游ゴシック"/>
                 <w:sz w:val="20"/>
               </w:rPr>
             </w:pPr>
@@ -9259,7 +9030,7 @@
               <w:snapToGrid w:val="0"/>
               <w:jc w:val="center"/>
               <w:rPr>
-                <w:rFonts w:ascii="游ゴシック" w:eastAsia="游ゴシック" w:hAnsi="游ゴシック" w:hint="eastAsia"/>
+                <w:rFonts w:ascii="游ゴシック" w:eastAsia="游ゴシック" w:hAnsi="游ゴシック"/>
                 <w:sz w:val="20"/>
               </w:rPr>
             </w:pPr>
@@ -9289,7 +9060,7 @@
             <w:pPr>
               <w:snapToGrid w:val="0"/>
               <w:rPr>
-                <w:rFonts w:ascii="游ゴシック" w:eastAsia="游ゴシック" w:hAnsi="游ゴシック" w:hint="eastAsia"/>
+                <w:rFonts w:ascii="游ゴシック" w:eastAsia="游ゴシック" w:hAnsi="游ゴシック"/>
                 <w:sz w:val="20"/>
               </w:rPr>
             </w:pPr>
@@ -9311,7 +9082,7 @@
             <w:pPr>
               <w:snapToGrid w:val="0"/>
               <w:rPr>
-                <w:rFonts w:ascii="游ゴシック" w:eastAsia="游ゴシック" w:hAnsi="游ゴシック" w:hint="eastAsia"/>
+                <w:rFonts w:ascii="游ゴシック" w:eastAsia="游ゴシック" w:hAnsi="游ゴシック"/>
                 <w:sz w:val="20"/>
               </w:rPr>
             </w:pPr>
@@ -9526,7 +9297,7 @@
               <w:snapToGrid w:val="0"/>
               <w:jc w:val="center"/>
               <w:rPr>
-                <w:rFonts w:ascii="游ゴシック" w:eastAsia="游ゴシック" w:hAnsi="游ゴシック" w:hint="eastAsia"/>
+                <w:rFonts w:ascii="游ゴシック" w:eastAsia="游ゴシック" w:hAnsi="游ゴシック"/>
                 <w:sz w:val="20"/>
               </w:rPr>
             </w:pPr>
@@ -9556,7 +9327,7 @@
             <w:pPr>
               <w:snapToGrid w:val="0"/>
               <w:rPr>
-                <w:rFonts w:ascii="游ゴシック" w:eastAsia="游ゴシック" w:hAnsi="游ゴシック" w:hint="eastAsia"/>
+                <w:rFonts w:ascii="游ゴシック" w:eastAsia="游ゴシック" w:hAnsi="游ゴシック"/>
                 <w:sz w:val="20"/>
               </w:rPr>
             </w:pPr>
@@ -9571,7 +9342,7 @@
             <w:pPr>
               <w:snapToGrid w:val="0"/>
               <w:rPr>
-                <w:rFonts w:ascii="游ゴシック" w:eastAsia="游ゴシック" w:hAnsi="游ゴシック" w:hint="eastAsia"/>
+                <w:rFonts w:ascii="游ゴシック" w:eastAsia="游ゴシック" w:hAnsi="游ゴシック"/>
                 <w:sz w:val="20"/>
               </w:rPr>
             </w:pPr>
@@ -9786,7 +9557,7 @@
               <w:snapToGrid w:val="0"/>
               <w:jc w:val="center"/>
               <w:rPr>
-                <w:rFonts w:ascii="游ゴシック" w:eastAsia="游ゴシック" w:hAnsi="游ゴシック" w:hint="eastAsia"/>
+                <w:rFonts w:ascii="游ゴシック" w:eastAsia="游ゴシック" w:hAnsi="游ゴシック"/>
                 <w:sz w:val="20"/>
               </w:rPr>
             </w:pPr>
@@ -9816,7 +9587,7 @@
             <w:pPr>
               <w:snapToGrid w:val="0"/>
               <w:rPr>
-                <w:rFonts w:ascii="游ゴシック" w:eastAsia="游ゴシック" w:hAnsi="游ゴシック" w:hint="eastAsia"/>
+                <w:rFonts w:ascii="游ゴシック" w:eastAsia="游ゴシック" w:hAnsi="游ゴシック"/>
                 <w:sz w:val="20"/>
               </w:rPr>
             </w:pPr>
@@ -9831,7 +9602,7 @@
             <w:pPr>
               <w:snapToGrid w:val="0"/>
               <w:rPr>
-                <w:rFonts w:ascii="游ゴシック" w:eastAsia="游ゴシック" w:hAnsi="游ゴシック" w:hint="eastAsia"/>
+                <w:rFonts w:ascii="游ゴシック" w:eastAsia="游ゴシック" w:hAnsi="游ゴシック"/>
                 <w:sz w:val="20"/>
               </w:rPr>
             </w:pPr>
@@ -9948,7 +9719,7 @@
               <w:snapToGrid w:val="0"/>
               <w:jc w:val="center"/>
               <w:rPr>
-                <w:rFonts w:ascii="游ゴシック" w:eastAsia="游ゴシック" w:hAnsi="游ゴシック" w:hint="eastAsia"/>
+                <w:rFonts w:ascii="游ゴシック" w:eastAsia="游ゴシック" w:hAnsi="游ゴシック"/>
                 <w:sz w:val="20"/>
               </w:rPr>
             </w:pPr>
@@ -9977,7 +9748,7 @@
             <w:pPr>
               <w:snapToGrid w:val="0"/>
               <w:rPr>
-                <w:rFonts w:ascii="游ゴシック" w:eastAsia="游ゴシック" w:hAnsi="游ゴシック" w:hint="eastAsia"/>
+                <w:rFonts w:ascii="游ゴシック" w:eastAsia="游ゴシック" w:hAnsi="游ゴシック"/>
                 <w:sz w:val="20"/>
               </w:rPr>
             </w:pPr>
@@ -9999,7 +9770,7 @@
             <w:pPr>
               <w:snapToGrid w:val="0"/>
               <w:rPr>
-                <w:rFonts w:ascii="游ゴシック" w:eastAsia="游ゴシック" w:hAnsi="游ゴシック" w:hint="eastAsia"/>
+                <w:rFonts w:ascii="游ゴシック" w:eastAsia="游ゴシック" w:hAnsi="游ゴシック"/>
                 <w:sz w:val="20"/>
               </w:rPr>
             </w:pPr>
@@ -10074,7 +9845,7 @@
               <w:snapToGrid w:val="0"/>
               <w:jc w:val="center"/>
               <w:rPr>
-                <w:rFonts w:ascii="游ゴシック" w:eastAsia="游ゴシック" w:hAnsi="游ゴシック" w:hint="eastAsia"/>
+                <w:rFonts w:ascii="游ゴシック" w:eastAsia="游ゴシック" w:hAnsi="游ゴシック"/>
                 <w:sz w:val="20"/>
               </w:rPr>
             </w:pPr>
@@ -10089,7 +9860,7 @@
             <w:pPr>
               <w:snapToGrid w:val="0"/>
               <w:rPr>
-                <w:rFonts w:ascii="游ゴシック" w:eastAsia="游ゴシック" w:hAnsi="游ゴシック" w:hint="eastAsia"/>
+                <w:rFonts w:ascii="游ゴシック" w:eastAsia="游ゴシック" w:hAnsi="游ゴシック"/>
                 <w:sz w:val="20"/>
               </w:rPr>
             </w:pPr>
@@ -10104,7 +9875,7 @@
             <w:pPr>
               <w:snapToGrid w:val="0"/>
               <w:rPr>
-                <w:rFonts w:ascii="游ゴシック" w:eastAsia="游ゴシック" w:hAnsi="游ゴシック" w:hint="eastAsia"/>
+                <w:rFonts w:ascii="游ゴシック" w:eastAsia="游ゴシック" w:hAnsi="游ゴシック"/>
                 <w:sz w:val="20"/>
               </w:rPr>
             </w:pPr>
@@ -10165,12 +9936,7 @@
         <w:snapToGrid w:val="0"/>
         <w:spacing w:line="20" w:lineRule="atLeast"/>
         <w:jc w:val="left"/>
-        <w:rPr>
-          <w:rFonts w:hint="eastAsia"/>
-        </w:rPr>
       </w:pPr>
-      <w:bookmarkStart w:id="0" w:name="_GoBack"/>
-      <w:bookmarkEnd w:id="0"/>
     </w:p>
     <w:sectPr>
       <w:headerReference w:type="default" r:id="rId10"/>
@@ -10391,7 +10157,7 @@
         <w:p>
           <w:pPr>
             <w:rPr>
-              <w:rFonts w:ascii="游ゴシック" w:eastAsia="游ゴシック" w:hAnsi="游ゴシック" w:cs="Arial Unicode MS" w:hint="eastAsia"/>
+              <w:rFonts w:ascii="游ゴシック" w:eastAsia="游ゴシック" w:hAnsi="游ゴシック" w:cs="Arial Unicode MS"/>
               <w:sz w:val="20"/>
             </w:rPr>
           </w:pPr>
@@ -11951,6 +11717,21 @@
 </file>
 
 <file path=customXml/item1.xml><?xml version="1.0" encoding="utf-8"?>
+<p:properties xmlns:p="http://schemas.microsoft.com/office/2006/metadata/properties" xmlns:xsi="http://www.w3.org/2001/XMLSchema-instance" xmlns:pc="http://schemas.microsoft.com/office/infopath/2007/PartnerControls">
+  <documentManagement/>
+</p:properties>
+</file>
+
+<file path=customXml/item2.xml><?xml version="1.0" encoding="utf-8"?>
+<?mso-contentType ?>
+<FormTemplates xmlns="http://schemas.microsoft.com/sharepoint/v3/contenttype/forms">
+  <Display>DocumentLibraryForm</Display>
+  <Edit>DocumentLibraryForm</Edit>
+  <New>DocumentLibraryForm</New>
+</FormTemplates>
+</file>
+
+<file path=customXml/item3.xml><?xml version="1.0" encoding="utf-8"?>
 <ct:contentTypeSchema xmlns:ct="http://schemas.microsoft.com/office/2006/metadata/contentType" xmlns:ma="http://schemas.microsoft.com/office/2006/metadata/properties/metaAttributes" ct:_="" ma:_="" ma:contentTypeName="ドキュメント" ma:contentTypeID="0x010100C424317A42AA8449A97AAE94730ED181" ma:contentTypeVersion="6" ma:contentTypeDescription="新しいドキュメントを作成します。" ma:contentTypeScope="" ma:versionID="9df5c7ff725c9e365f8a8503f6029c6b">
   <xsd:schema xmlns:xsd="http://www.w3.org/2001/XMLSchema" xmlns:xs="http://www.w3.org/2001/XMLSchema" xmlns:p="http://schemas.microsoft.com/office/2006/metadata/properties" xmlns:ns2="dab87824-9c6b-4a08-9c96-9c9ea904f12c" targetNamespace="http://schemas.microsoft.com/office/2006/metadata/properties" ma:root="true" ma:fieldsID="98e3d8fd3bbedc5b58bd9df00d6be37e" ns2:_="">
     <xsd:import namespace="dab87824-9c6b-4a08-9c96-9c9ea904f12c"/>
@@ -12108,22 +11889,24 @@
 </ct:contentTypeSchema>
 </file>
 
-<file path=customXml/item2.xml><?xml version="1.0" encoding="utf-8"?>
-<?mso-contentType ?>
-<FormTemplates xmlns="http://schemas.microsoft.com/sharepoint/v3/contenttype/forms">
-  <Display>DocumentLibraryForm</Display>
-  <Edit>DocumentLibraryForm</Edit>
-  <New>DocumentLibraryForm</New>
-</FormTemplates>
+<file path=customXml/itemProps1.xml><?xml version="1.0" encoding="utf-8"?>
+<ds:datastoreItem xmlns:ds="http://schemas.openxmlformats.org/officeDocument/2006/customXml" ds:itemID="{659CE7E0-3E2F-4787-B142-08E029C04E10}">
+  <ds:schemaRefs>
+    <ds:schemaRef ds:uri="http://schemas.microsoft.com/office/2006/metadata/properties"/>
+    <ds:schemaRef ds:uri="http://schemas.microsoft.com/office/infopath/2007/PartnerControls"/>
+  </ds:schemaRefs>
+</ds:datastoreItem>
 </file>
 
-<file path=customXml/item3.xml><?xml version="1.0" encoding="utf-8"?>
-<p:properties xmlns:p="http://schemas.microsoft.com/office/2006/metadata/properties" xmlns:xsi="http://www.w3.org/2001/XMLSchema-instance" xmlns:pc="http://schemas.microsoft.com/office/infopath/2007/PartnerControls">
-  <documentManagement/>
-</p:properties>
+<file path=customXml/itemProps2.xml><?xml version="1.0" encoding="utf-8"?>
+<ds:datastoreItem xmlns:ds="http://schemas.openxmlformats.org/officeDocument/2006/customXml" ds:itemID="{F4DA52B9-D4DF-4BEC-A5A3-5484E5EB747B}">
+  <ds:schemaRefs>
+    <ds:schemaRef ds:uri="http://schemas.microsoft.com/sharepoint/v3/contenttype/forms"/>
+  </ds:schemaRefs>
+</ds:datastoreItem>
 </file>
 
-<file path=customXml/itemProps1.xml><?xml version="1.0" encoding="utf-8"?>
+<file path=customXml/itemProps3.xml><?xml version="1.0" encoding="utf-8"?>
 <ds:datastoreItem xmlns:ds="http://schemas.openxmlformats.org/officeDocument/2006/customXml" ds:itemID="{76261B67-5531-4ED1-B087-165B04D1226E}">
   <ds:schemaRefs>
     <ds:schemaRef ds:uri="http://schemas.microsoft.com/office/2006/metadata/contentType"/>
@@ -12139,21 +11922,4 @@
     <ds:schemaRef ds:uri="http://schemas.microsoft.com/internal/obd"/>
   </ds:schemaRefs>
 </ds:datastoreItem>
-</file>
-
-<file path=customXml/itemProps2.xml><?xml version="1.0" encoding="utf-8"?>
-<ds:datastoreItem xmlns:ds="http://schemas.openxmlformats.org/officeDocument/2006/customXml" ds:itemID="{F4DA52B9-D4DF-4BEC-A5A3-5484E5EB747B}">
-  <ds:schemaRefs>
-    <ds:schemaRef ds:uri="http://schemas.microsoft.com/sharepoint/v3/contenttype/forms"/>
-  </ds:schemaRefs>
-</ds:datastoreItem>
-</file>
-
-<file path=customXml/itemProps3.xml><?xml version="1.0" encoding="utf-8"?>
-<ds:datastoreItem xmlns:ds="http://schemas.openxmlformats.org/officeDocument/2006/customXml" ds:itemID="{659CE7E0-3E2F-4787-B142-08E029C04E10}">
-  <ds:schemaRefs>
-    <ds:schemaRef ds:uri="http://schemas.microsoft.com/office/2006/metadata/properties"/>
-    <ds:schemaRef ds:uri="http://schemas.microsoft.com/office/infopath/2007/PartnerControls"/>
-  </ds:schemaRefs>
-</ds:datastoreItem>
 </file>
--- a/extra/report/No.課題4_テストケース.docx
+++ b/extra/report/No.課題4_テストケース.docx
@@ -407,7 +407,6 @@
           <w:p>
             <w:pPr>
               <w:snapToGrid w:val="0"/>
-              <w:jc w:val="center"/>
               <w:rPr>
                 <w:rFonts w:ascii="游ゴシック" w:eastAsia="游ゴシック" w:hAnsi="游ゴシック"/>
                 <w:sz w:val="20"/>
@@ -1689,7 +1688,28 @@
                 <w:rFonts w:ascii="游ゴシック" w:eastAsia="游ゴシック" w:hAnsi="游ゴシック" w:hint="eastAsia"/>
                 <w:sz w:val="20"/>
               </w:rPr>
-              <w:t>「料金名」に</w:t>
+              <w:t>「料金名</w:t>
+            </w:r>
+            <w:r>
+              <w:rPr>
+                <w:rFonts w:ascii="游ゴシック" w:eastAsia="游ゴシック" w:hAnsi="游ゴシック" w:hint="eastAsia"/>
+                <w:sz w:val="20"/>
+              </w:rPr>
+              <w:t>」</w:t>
+            </w:r>
+            <w:r>
+              <w:rPr>
+                <w:rFonts w:ascii="游ゴシック" w:eastAsia="游ゴシック" w:hAnsi="游ゴシック"/>
+                <w:sz w:val="20"/>
+              </w:rPr>
+              <w:t>:”</w:t>
+            </w:r>
+            <w:r>
+              <w:rPr>
+                <w:rFonts w:ascii="游ゴシック" w:eastAsia="游ゴシック" w:hAnsi="游ゴシック" w:hint="eastAsia"/>
+                <w:sz w:val="20"/>
+              </w:rPr>
+              <w:t>月額料金</w:t>
             </w:r>
             <w:r>
               <w:rPr>
@@ -1698,12 +1718,59 @@
               </w:rPr>
               <w:t>”</w:t>
             </w:r>
-            <w:r>
-              <w:rPr>
-                <w:rFonts w:ascii="游ゴシック" w:eastAsia="游ゴシック" w:hAnsi="游ゴシック" w:hint="eastAsia"/>
-                <w:sz w:val="20"/>
-              </w:rPr>
-              <w:t>月額料金</w:t>
+          </w:p>
+          <w:p>
+            <w:pPr>
+              <w:snapToGrid w:val="0"/>
+              <w:rPr>
+                <w:rFonts w:ascii="游ゴシック" w:eastAsia="游ゴシック" w:hAnsi="游ゴシック"/>
+                <w:sz w:val="20"/>
+              </w:rPr>
+            </w:pPr>
+            <w:r>
+              <w:rPr>
+                <w:rFonts w:ascii="游ゴシック" w:eastAsia="游ゴシック" w:hAnsi="游ゴシック" w:hint="eastAsia"/>
+                <w:sz w:val="20"/>
+              </w:rPr>
+              <w:t>「月額料金</w:t>
+            </w:r>
+            <w:r>
+              <w:rPr>
+                <w:rFonts w:ascii="游ゴシック" w:eastAsia="游ゴシック" w:hAnsi="游ゴシック" w:hint="eastAsia"/>
+                <w:sz w:val="20"/>
+              </w:rPr>
+              <w:t>」:</w:t>
+            </w:r>
+            <w:r>
+              <w:rPr>
+                <w:rFonts w:ascii="游ゴシック" w:eastAsia="游ゴシック" w:hAnsi="游ゴシック"/>
+                <w:sz w:val="20"/>
+              </w:rPr>
+              <w:t>”1000”</w:t>
+            </w:r>
+          </w:p>
+          <w:p>
+            <w:pPr>
+              <w:snapToGrid w:val="0"/>
+              <w:rPr>
+                <w:rFonts w:ascii="游ゴシック" w:eastAsia="游ゴシック" w:hAnsi="游ゴシック"/>
+                <w:sz w:val="20"/>
+              </w:rPr>
+            </w:pPr>
+            <w:r>
+              <w:rPr>
+                <w:rFonts w:ascii="游ゴシック" w:eastAsia="游ゴシック" w:hAnsi="游ゴシック" w:hint="eastAsia"/>
+                <w:sz w:val="20"/>
+              </w:rPr>
+              <w:lastRenderedPageBreak/>
+              <w:t>「加入日」</w:t>
+            </w:r>
+            <w:r>
+              <w:rPr>
+                <w:rFonts w:ascii="游ゴシック" w:eastAsia="游ゴシック" w:hAnsi="游ゴシック" w:hint="eastAsia"/>
+                <w:sz w:val="20"/>
+              </w:rPr>
+              <w:t>:</w:t>
             </w:r>
             <w:r>
               <w:rPr>
@@ -1717,34 +1784,6 @@
                 <w:rFonts w:ascii="游ゴシック" w:eastAsia="游ゴシック" w:hAnsi="游ゴシック" w:hint="eastAsia"/>
                 <w:sz w:val="20"/>
               </w:rPr>
-              <w:t>「月額料金」に</w:t>
-            </w:r>
-            <w:r>
-              <w:rPr>
-                <w:rFonts w:ascii="游ゴシック" w:eastAsia="游ゴシック" w:hAnsi="游ゴシック"/>
-                <w:sz w:val="20"/>
-              </w:rPr>
-              <w:t>”1000”</w:t>
-            </w:r>
-            <w:r>
-              <w:rPr>
-                <w:rFonts w:ascii="游ゴシック" w:eastAsia="游ゴシック" w:hAnsi="游ゴシック" w:hint="eastAsia"/>
-                <w:sz w:val="20"/>
-              </w:rPr>
-              <w:t>「加入日」に</w:t>
-            </w:r>
-            <w:r>
-              <w:rPr>
-                <w:rFonts w:ascii="游ゴシック" w:eastAsia="游ゴシック" w:hAnsi="游ゴシック"/>
-                <w:sz w:val="20"/>
-              </w:rPr>
-              <w:t>”</w:t>
-            </w:r>
-            <w:r>
-              <w:rPr>
-                <w:rFonts w:ascii="游ゴシック" w:eastAsia="游ゴシック" w:hAnsi="游ゴシック" w:hint="eastAsia"/>
-                <w:sz w:val="20"/>
-              </w:rPr>
               <w:t>2</w:t>
             </w:r>
             <w:r>
@@ -1756,14 +1795,79 @@
             </w:r>
             <w:r>
               <w:rPr>
-                <w:rFonts w:ascii="游ゴシック" w:eastAsia="游ゴシック" w:hAnsi="游ゴシック" w:hint="eastAsia"/>
-                <w:sz w:val="20"/>
-              </w:rPr>
-              <w:t>年8月1</w:t>
-            </w:r>
-            <w:r>
-              <w:rPr>
-                <w:rFonts w:ascii="游ゴシック" w:eastAsia="游ゴシック" w:hAnsi="游ゴシック"/>
+                <w:rFonts w:ascii="游ゴシック" w:eastAsia="游ゴシック" w:hAnsi="游ゴシック"/>
+                <w:sz w:val="20"/>
+              </w:rPr>
+              <w:t>/</w:t>
+            </w:r>
+            <w:r>
+              <w:rPr>
+                <w:rFonts w:ascii="游ゴシック" w:eastAsia="游ゴシック" w:hAnsi="游ゴシック" w:hint="eastAsia"/>
+                <w:sz w:val="20"/>
+              </w:rPr>
+              <w:t>8</w:t>
+            </w:r>
+            <w:r>
+              <w:rPr>
+                <w:rFonts w:ascii="游ゴシック" w:eastAsia="游ゴシック" w:hAnsi="游ゴシック"/>
+                <w:sz w:val="20"/>
+              </w:rPr>
+              <w:t>/</w:t>
+            </w:r>
+            <w:r>
+              <w:rPr>
+                <w:rFonts w:ascii="游ゴシック" w:eastAsia="游ゴシック" w:hAnsi="游ゴシック" w:hint="eastAsia"/>
+                <w:sz w:val="20"/>
+              </w:rPr>
+              <w:t>1</w:t>
+            </w:r>
+            <w:r>
+              <w:rPr>
+                <w:rFonts w:ascii="游ゴシック" w:eastAsia="游ゴシック" w:hAnsi="游ゴシック"/>
+                <w:sz w:val="20"/>
+              </w:rPr>
+              <w:t>9”</w:t>
+            </w:r>
+          </w:p>
+          <w:p>
+            <w:pPr>
+              <w:snapToGrid w:val="0"/>
+              <w:rPr>
+                <w:rFonts w:ascii="游ゴシック" w:eastAsia="游ゴシック" w:hAnsi="游ゴシック"/>
+                <w:sz w:val="20"/>
+              </w:rPr>
+            </w:pPr>
+            <w:r>
+              <w:rPr>
+                <w:rFonts w:ascii="游ゴシック" w:eastAsia="游ゴシック" w:hAnsi="游ゴシック" w:hint="eastAsia"/>
+                <w:sz w:val="20"/>
+              </w:rPr>
+              <w:t>「解約日」</w:t>
+            </w:r>
+            <w:r>
+              <w:rPr>
+                <w:rFonts w:ascii="游ゴシック" w:eastAsia="游ゴシック" w:hAnsi="游ゴシック" w:hint="eastAsia"/>
+                <w:sz w:val="20"/>
+              </w:rPr>
+              <w:t>:</w:t>
+            </w:r>
+            <w:r>
+              <w:rPr>
+                <w:rFonts w:ascii="游ゴシック" w:eastAsia="游ゴシック" w:hAnsi="游ゴシック"/>
+                <w:sz w:val="20"/>
+              </w:rPr>
+              <w:t>”2025</w:t>
+            </w:r>
+            <w:r>
+              <w:rPr>
+                <w:rFonts w:ascii="游ゴシック" w:eastAsia="游ゴシック" w:hAnsi="游ゴシック" w:hint="eastAsia"/>
+                <w:sz w:val="20"/>
+              </w:rPr>
+              <w:t>/</w:t>
+            </w:r>
+            <w:r>
+              <w:rPr>
+                <w:rFonts w:ascii="游ゴシック" w:eastAsia="游ゴシック" w:hAnsi="游ゴシック" w:hint="eastAsia"/>
                 <w:sz w:val="20"/>
               </w:rPr>
               <w:t>9</w:t>
@@ -1773,42 +1877,13 @@
                 <w:rFonts w:ascii="游ゴシック" w:eastAsia="游ゴシック" w:hAnsi="游ゴシック" w:hint="eastAsia"/>
                 <w:sz w:val="20"/>
               </w:rPr>
-              <w:t>日</w:t>
-            </w:r>
-            <w:r>
-              <w:rPr>
-                <w:rFonts w:ascii="游ゴシック" w:eastAsia="游ゴシック" w:hAnsi="游ゴシック"/>
-                <w:sz w:val="20"/>
-              </w:rPr>
-              <w:t>”</w:t>
-            </w:r>
-            <w:r>
-              <w:rPr>
-                <w:rFonts w:ascii="游ゴシック" w:eastAsia="游ゴシック" w:hAnsi="游ゴシック" w:hint="eastAsia"/>
-                <w:sz w:val="20"/>
-              </w:rPr>
-              <w:t>「解約日に」</w:t>
-            </w:r>
-            <w:r>
-              <w:rPr>
-                <w:rFonts w:ascii="游ゴシック" w:eastAsia="游ゴシック" w:hAnsi="游ゴシック"/>
-                <w:sz w:val="20"/>
-              </w:rPr>
-              <w:t>”2025</w:t>
-            </w:r>
-            <w:r>
-              <w:rPr>
-                <w:rFonts w:ascii="游ゴシック" w:eastAsia="游ゴシック" w:hAnsi="游ゴシック" w:hint="eastAsia"/>
-                <w:sz w:val="20"/>
-              </w:rPr>
-              <w:t>年9月</w:t>
-            </w:r>
-            <w:r>
-              <w:rPr>
-                <w:rFonts w:ascii="游ゴシック" w:eastAsia="游ゴシック" w:hAnsi="游ゴシック" w:hint="eastAsia"/>
-                <w:sz w:val="20"/>
-              </w:rPr>
-              <w:lastRenderedPageBreak/>
+              <w:t>/</w:t>
+            </w:r>
+            <w:r>
+              <w:rPr>
+                <w:rFonts w:ascii="游ゴシック" w:eastAsia="游ゴシック" w:hAnsi="游ゴシック" w:hint="eastAsia"/>
+                <w:sz w:val="20"/>
+              </w:rPr>
               <w:t>1</w:t>
             </w:r>
             <w:r>
@@ -1816,22 +1891,17 @@
                 <w:rFonts w:ascii="游ゴシック" w:eastAsia="游ゴシック" w:hAnsi="游ゴシック"/>
                 <w:sz w:val="20"/>
               </w:rPr>
-              <w:t>9</w:t>
-            </w:r>
-            <w:r>
-              <w:rPr>
-                <w:rFonts w:ascii="游ゴシック" w:eastAsia="游ゴシック" w:hAnsi="游ゴシック" w:hint="eastAsia"/>
-                <w:sz w:val="20"/>
-              </w:rPr>
-              <w:t>日</w:t>
-            </w:r>
-            <w:r>
-              <w:rPr>
-                <w:rFonts w:ascii="游ゴシック" w:eastAsia="游ゴシック" w:hAnsi="游ゴシック"/>
-                <w:sz w:val="20"/>
-              </w:rPr>
-              <w:t>”</w:t>
-            </w:r>
+              <w:t>9”</w:t>
+            </w:r>
+          </w:p>
+          <w:p>
+            <w:pPr>
+              <w:snapToGrid w:val="0"/>
+              <w:rPr>
+                <w:rFonts w:ascii="游ゴシック" w:eastAsia="游ゴシック" w:hAnsi="游ゴシック"/>
+                <w:sz w:val="20"/>
+              </w:rPr>
+            </w:pPr>
             <w:r>
               <w:rPr>
                 <w:rFonts w:ascii="游ゴシック" w:eastAsia="游ゴシック" w:hAnsi="游ゴシック" w:hint="eastAsia"/>
@@ -1977,7 +2047,30 @@
                 <w:rFonts w:ascii="游ゴシック" w:eastAsia="游ゴシック" w:hAnsi="游ゴシック" w:hint="eastAsia"/>
                 <w:sz w:val="20"/>
               </w:rPr>
-              <w:t>を実行した後にデーターベースに「料金名」に</w:t>
+              <w:t>を実行した後にデーターベースに</w:t>
+            </w:r>
+          </w:p>
+          <w:p>
+            <w:pPr>
+              <w:snapToGrid w:val="0"/>
+              <w:rPr>
+                <w:rFonts w:ascii="游ゴシック" w:eastAsia="游ゴシック" w:hAnsi="游ゴシック"/>
+                <w:sz w:val="20"/>
+              </w:rPr>
+            </w:pPr>
+            <w:r>
+              <w:rPr>
+                <w:rFonts w:ascii="游ゴシック" w:eastAsia="游ゴシック" w:hAnsi="游ゴシック" w:hint="eastAsia"/>
+                <w:sz w:val="20"/>
+              </w:rPr>
+              <w:t>「料金名」</w:t>
+            </w:r>
+            <w:r>
+              <w:rPr>
+                <w:rFonts w:ascii="游ゴシック" w:eastAsia="游ゴシック" w:hAnsi="游ゴシック" w:hint="eastAsia"/>
+                <w:sz w:val="20"/>
+              </w:rPr>
+              <w:t>:</w:t>
             </w:r>
             <w:r>
               <w:rPr>
@@ -2000,12 +2093,28 @@
               </w:rPr>
               <w:t>”</w:t>
             </w:r>
-            <w:r>
-              <w:rPr>
-                <w:rFonts w:ascii="游ゴシック" w:eastAsia="游ゴシック" w:hAnsi="游ゴシック" w:hint="eastAsia"/>
-                <w:sz w:val="20"/>
-              </w:rPr>
-              <w:t>「月額料金」に</w:t>
+          </w:p>
+          <w:p>
+            <w:pPr>
+              <w:snapToGrid w:val="0"/>
+              <w:rPr>
+                <w:rFonts w:ascii="游ゴシック" w:eastAsia="游ゴシック" w:hAnsi="游ゴシック"/>
+                <w:sz w:val="20"/>
+              </w:rPr>
+            </w:pPr>
+            <w:r>
+              <w:rPr>
+                <w:rFonts w:ascii="游ゴシック" w:eastAsia="游ゴシック" w:hAnsi="游ゴシック" w:hint="eastAsia"/>
+                <w:sz w:val="20"/>
+              </w:rPr>
+              <w:t>「月額料金」</w:t>
+            </w:r>
+            <w:r>
+              <w:rPr>
+                <w:rFonts w:ascii="游ゴシック" w:eastAsia="游ゴシック" w:hAnsi="游ゴシック" w:hint="eastAsia"/>
+                <w:sz w:val="20"/>
+              </w:rPr>
+              <w:t>:</w:t>
             </w:r>
             <w:r>
               <w:rPr>
@@ -2014,12 +2123,28 @@
               </w:rPr>
               <w:t>”1000”</w:t>
             </w:r>
-            <w:r>
-              <w:rPr>
-                <w:rFonts w:ascii="游ゴシック" w:eastAsia="游ゴシック" w:hAnsi="游ゴシック" w:hint="eastAsia"/>
-                <w:sz w:val="20"/>
-              </w:rPr>
-              <w:t>「加入日」に</w:t>
+          </w:p>
+          <w:p>
+            <w:pPr>
+              <w:snapToGrid w:val="0"/>
+              <w:rPr>
+                <w:rFonts w:ascii="游ゴシック" w:eastAsia="游ゴシック" w:hAnsi="游ゴシック"/>
+                <w:sz w:val="20"/>
+              </w:rPr>
+            </w:pPr>
+            <w:r>
+              <w:rPr>
+                <w:rFonts w:ascii="游ゴシック" w:eastAsia="游ゴシック" w:hAnsi="游ゴシック" w:hint="eastAsia"/>
+                <w:sz w:val="20"/>
+              </w:rPr>
+              <w:t>「加入日」</w:t>
+            </w:r>
+            <w:r>
+              <w:rPr>
+                <w:rFonts w:ascii="游ゴシック" w:eastAsia="游ゴシック" w:hAnsi="游ゴシック" w:hint="eastAsia"/>
+                <w:sz w:val="20"/>
+              </w:rPr>
+              <w:t>:</w:t>
             </w:r>
             <w:r>
               <w:rPr>
@@ -2047,49 +2172,93 @@
                 <w:rFonts w:ascii="游ゴシック" w:eastAsia="游ゴシック" w:hAnsi="游ゴシック" w:hint="eastAsia"/>
                 <w:sz w:val="20"/>
               </w:rPr>
-              <w:t>年8月1</w:t>
-            </w:r>
-            <w:r>
-              <w:rPr>
-                <w:rFonts w:ascii="游ゴシック" w:eastAsia="游ゴシック" w:hAnsi="游ゴシック"/>
+              <w:t>/</w:t>
+            </w:r>
+            <w:r>
+              <w:rPr>
+                <w:rFonts w:ascii="游ゴシック" w:eastAsia="游ゴシック" w:hAnsi="游ゴシック" w:hint="eastAsia"/>
+                <w:sz w:val="20"/>
+              </w:rPr>
+              <w:t>8</w:t>
+            </w:r>
+            <w:r>
+              <w:rPr>
+                <w:rFonts w:ascii="游ゴシック" w:eastAsia="游ゴシック" w:hAnsi="游ゴシック"/>
+                <w:sz w:val="20"/>
+              </w:rPr>
+              <w:t>/</w:t>
+            </w:r>
+            <w:r>
+              <w:rPr>
+                <w:rFonts w:ascii="游ゴシック" w:eastAsia="游ゴシック" w:hAnsi="游ゴシック" w:hint="eastAsia"/>
+                <w:sz w:val="20"/>
+              </w:rPr>
+              <w:t>1</w:t>
+            </w:r>
+            <w:r>
+              <w:rPr>
+                <w:rFonts w:ascii="游ゴシック" w:eastAsia="游ゴシック" w:hAnsi="游ゴシック"/>
+                <w:sz w:val="20"/>
+              </w:rPr>
+              <w:t>9”</w:t>
+            </w:r>
+          </w:p>
+          <w:p>
+            <w:pPr>
+              <w:snapToGrid w:val="0"/>
+              <w:rPr>
+                <w:rFonts w:ascii="游ゴシック" w:eastAsia="游ゴシック" w:hAnsi="游ゴシック"/>
+                <w:sz w:val="20"/>
+              </w:rPr>
+            </w:pPr>
+            <w:r>
+              <w:rPr>
+                <w:rFonts w:ascii="游ゴシック" w:eastAsia="游ゴシック" w:hAnsi="游ゴシック" w:hint="eastAsia"/>
+                <w:sz w:val="20"/>
+              </w:rPr>
+              <w:t>「解約日」</w:t>
+            </w:r>
+            <w:r>
+              <w:rPr>
+                <w:rFonts w:ascii="游ゴシック" w:eastAsia="游ゴシック" w:hAnsi="游ゴシック" w:hint="eastAsia"/>
+                <w:sz w:val="20"/>
+              </w:rPr>
+              <w:t>:</w:t>
+            </w:r>
+            <w:r>
+              <w:rPr>
+                <w:rFonts w:ascii="游ゴシック" w:eastAsia="游ゴシック" w:hAnsi="游ゴシック"/>
+                <w:sz w:val="20"/>
+              </w:rPr>
+              <w:t>”2025</w:t>
+            </w:r>
+            <w:r>
+              <w:rPr>
+                <w:rFonts w:ascii="游ゴシック" w:eastAsia="游ゴシック" w:hAnsi="游ゴシック"/>
+                <w:sz w:val="20"/>
+              </w:rPr>
+              <w:t>/</w:t>
+            </w:r>
+            <w:r>
+              <w:rPr>
+                <w:rFonts w:ascii="游ゴシック" w:eastAsia="游ゴシック" w:hAnsi="游ゴシック" w:hint="eastAsia"/>
                 <w:sz w:val="20"/>
               </w:rPr>
               <w:t>9</w:t>
             </w:r>
             <w:r>
               <w:rPr>
-                <w:rFonts w:ascii="游ゴシック" w:eastAsia="游ゴシック" w:hAnsi="游ゴシック" w:hint="eastAsia"/>
-                <w:sz w:val="20"/>
-              </w:rPr>
-              <w:t>日</w:t>
-            </w:r>
-            <w:r>
-              <w:rPr>
-                <w:rFonts w:ascii="游ゴシック" w:eastAsia="游ゴシック" w:hAnsi="游ゴシック"/>
-                <w:sz w:val="20"/>
-              </w:rPr>
-              <w:t>”</w:t>
-            </w:r>
-            <w:r>
-              <w:rPr>
-                <w:rFonts w:ascii="游ゴシック" w:eastAsia="游ゴシック" w:hAnsi="游ゴシック" w:hint="eastAsia"/>
-                <w:sz w:val="20"/>
-              </w:rPr>
-              <w:t>「解約日」に</w:t>
-            </w:r>
-            <w:r>
-              <w:rPr>
-                <w:rFonts w:ascii="游ゴシック" w:eastAsia="游ゴシック" w:hAnsi="游ゴシック"/>
-                <w:sz w:val="20"/>
-              </w:rPr>
-              <w:t>”2025</w:t>
-            </w:r>
-            <w:r>
-              <w:rPr>
-                <w:rFonts w:ascii="游ゴシック" w:eastAsia="游ゴシック" w:hAnsi="游ゴシック" w:hint="eastAsia"/>
-                <w:sz w:val="20"/>
-              </w:rPr>
-              <w:t>年9月1</w:t>
+                <w:rFonts w:ascii="游ゴシック" w:eastAsia="游ゴシック" w:hAnsi="游ゴシック"/>
+                <w:sz w:val="20"/>
+              </w:rPr>
+              <w:t>/</w:t>
+            </w:r>
+            <w:r>
+              <w:rPr>
+                <w:rFonts w:ascii="游ゴシック" w:eastAsia="游ゴシック" w:hAnsi="游ゴシック" w:hint="eastAsia"/>
+                <w:sz w:val="20"/>
+              </w:rPr>
+              <w:t>1</w:t>
             </w:r>
             <w:r>
               <w:rPr>
@@ -2098,12 +2267,21 @@
               </w:rPr>
               <w:t>9”</w:t>
             </w:r>
-            <w:r>
-              <w:rPr>
-                <w:rFonts w:ascii="游ゴシック" w:eastAsia="游ゴシック" w:hAnsi="游ゴシック" w:hint="eastAsia"/>
-                <w:sz w:val="20"/>
-              </w:rPr>
-              <w:t>日と記載された料金情報が存在することを確認</w:t>
+          </w:p>
+          <w:p>
+            <w:pPr>
+              <w:snapToGrid w:val="0"/>
+              <w:rPr>
+                <w:rFonts w:ascii="游ゴシック" w:eastAsia="游ゴシック" w:hAnsi="游ゴシック"/>
+                <w:sz w:val="20"/>
+              </w:rPr>
+            </w:pPr>
+            <w:r>
+              <w:rPr>
+                <w:rFonts w:ascii="游ゴシック" w:eastAsia="游ゴシック" w:hAnsi="游ゴシック" w:hint="eastAsia"/>
+                <w:sz w:val="20"/>
+              </w:rPr>
+              <w:t>と記載された料金情報が存在することを確認</w:t>
             </w:r>
           </w:p>
         </w:tc>
@@ -2245,7 +2423,14 @@
                 <w:rFonts w:ascii="游ゴシック" w:eastAsia="游ゴシック" w:hAnsi="游ゴシック" w:hint="eastAsia"/>
                 <w:sz w:val="20"/>
               </w:rPr>
-              <w:t>「料金名」に</w:t>
+              <w:t>「料金名」</w:t>
+            </w:r>
+            <w:r>
+              <w:rPr>
+                <w:rFonts w:ascii="游ゴシック" w:eastAsia="游ゴシック" w:hAnsi="游ゴシック" w:hint="eastAsia"/>
+                <w:sz w:val="20"/>
+              </w:rPr>
+              <w:t>:</w:t>
             </w:r>
             <w:r>
               <w:rPr>
@@ -2268,12 +2453,28 @@
               </w:rPr>
               <w:t>”</w:t>
             </w:r>
-            <w:r>
-              <w:rPr>
-                <w:rFonts w:ascii="游ゴシック" w:eastAsia="游ゴシック" w:hAnsi="游ゴシック" w:hint="eastAsia"/>
-                <w:sz w:val="20"/>
-              </w:rPr>
-              <w:t>「月額料金」に</w:t>
+          </w:p>
+          <w:p>
+            <w:pPr>
+              <w:snapToGrid w:val="0"/>
+              <w:rPr>
+                <w:rFonts w:ascii="游ゴシック" w:eastAsia="游ゴシック" w:hAnsi="游ゴシック"/>
+                <w:sz w:val="20"/>
+              </w:rPr>
+            </w:pPr>
+            <w:r>
+              <w:rPr>
+                <w:rFonts w:ascii="游ゴシック" w:eastAsia="游ゴシック" w:hAnsi="游ゴシック" w:hint="eastAsia"/>
+                <w:sz w:val="20"/>
+              </w:rPr>
+              <w:t>「月額料金」</w:t>
+            </w:r>
+            <w:r>
+              <w:rPr>
+                <w:rFonts w:ascii="游ゴシック" w:eastAsia="游ゴシック" w:hAnsi="游ゴシック" w:hint="eastAsia"/>
+                <w:sz w:val="20"/>
+              </w:rPr>
+              <w:t>:</w:t>
             </w:r>
             <w:r>
               <w:rPr>
@@ -2282,12 +2483,28 @@
               </w:rPr>
               <w:t>”1000”</w:t>
             </w:r>
-            <w:r>
-              <w:rPr>
-                <w:rFonts w:ascii="游ゴシック" w:eastAsia="游ゴシック" w:hAnsi="游ゴシック" w:hint="eastAsia"/>
-                <w:sz w:val="20"/>
-              </w:rPr>
-              <w:t>「加入日」に</w:t>
+          </w:p>
+          <w:p>
+            <w:pPr>
+              <w:snapToGrid w:val="0"/>
+              <w:rPr>
+                <w:rFonts w:ascii="游ゴシック" w:eastAsia="游ゴシック" w:hAnsi="游ゴシック"/>
+                <w:sz w:val="20"/>
+              </w:rPr>
+            </w:pPr>
+            <w:r>
+              <w:rPr>
+                <w:rFonts w:ascii="游ゴシック" w:eastAsia="游ゴシック" w:hAnsi="游ゴシック" w:hint="eastAsia"/>
+                <w:sz w:val="20"/>
+              </w:rPr>
+              <w:t>「加入日」</w:t>
+            </w:r>
+            <w:r>
+              <w:rPr>
+                <w:rFonts w:ascii="游ゴシック" w:eastAsia="游ゴシック" w:hAnsi="游ゴシック" w:hint="eastAsia"/>
+                <w:sz w:val="20"/>
+              </w:rPr>
+              <w:t>:</w:t>
             </w:r>
             <w:r>
               <w:rPr>
@@ -2315,29 +2532,45 @@
                 <w:rFonts w:ascii="游ゴシック" w:eastAsia="游ゴシック" w:hAnsi="游ゴシック" w:hint="eastAsia"/>
                 <w:sz w:val="20"/>
               </w:rPr>
-              <w:t>年8月2</w:t>
-            </w:r>
-            <w:r>
-              <w:rPr>
-                <w:rFonts w:ascii="游ゴシック" w:eastAsia="游ゴシック" w:hAnsi="游ゴシック"/>
-                <w:sz w:val="20"/>
-              </w:rPr>
-              <w:t>0</w:t>
-            </w:r>
-            <w:r>
-              <w:rPr>
-                <w:rFonts w:ascii="游ゴシック" w:eastAsia="游ゴシック" w:hAnsi="游ゴシック" w:hint="eastAsia"/>
-                <w:sz w:val="20"/>
-              </w:rPr>
-              <w:t>日</w:t>
-            </w:r>
-            <w:r>
-              <w:rPr>
-                <w:rFonts w:ascii="游ゴシック" w:eastAsia="游ゴシック" w:hAnsi="游ゴシック"/>
-                <w:sz w:val="20"/>
-              </w:rPr>
-              <w:t>”</w:t>
-            </w:r>
+              <w:t>/</w:t>
+            </w:r>
+            <w:r>
+              <w:rPr>
+                <w:rFonts w:ascii="游ゴシック" w:eastAsia="游ゴシック" w:hAnsi="游ゴシック" w:hint="eastAsia"/>
+                <w:sz w:val="20"/>
+              </w:rPr>
+              <w:t>8</w:t>
+            </w:r>
+            <w:r>
+              <w:rPr>
+                <w:rFonts w:ascii="游ゴシック" w:eastAsia="游ゴシック" w:hAnsi="游ゴシック" w:hint="eastAsia"/>
+                <w:sz w:val="20"/>
+              </w:rPr>
+              <w:t>/</w:t>
+            </w:r>
+            <w:r>
+              <w:rPr>
+                <w:rFonts w:ascii="游ゴシック" w:eastAsia="游ゴシック" w:hAnsi="游ゴシック" w:hint="eastAsia"/>
+                <w:sz w:val="20"/>
+              </w:rPr>
+              <w:t>2</w:t>
+            </w:r>
+            <w:r>
+              <w:rPr>
+                <w:rFonts w:ascii="游ゴシック" w:eastAsia="游ゴシック" w:hAnsi="游ゴシック"/>
+                <w:sz w:val="20"/>
+              </w:rPr>
+              <w:t>0”</w:t>
+            </w:r>
+          </w:p>
+          <w:p>
+            <w:pPr>
+              <w:snapToGrid w:val="0"/>
+              <w:rPr>
+                <w:rFonts w:ascii="游ゴシック" w:eastAsia="游ゴシック" w:hAnsi="游ゴシック"/>
+                <w:sz w:val="20"/>
+              </w:rPr>
+            </w:pPr>
             <w:r>
               <w:rPr>
                 <w:rFonts w:ascii="游ゴシック" w:eastAsia="游ゴシック" w:hAnsi="游ゴシック" w:hint="eastAsia"/>
@@ -2484,7 +2717,30 @@
                 <w:rFonts w:ascii="游ゴシック" w:eastAsia="游ゴシック" w:hAnsi="游ゴシック" w:hint="eastAsia"/>
                 <w:sz w:val="20"/>
               </w:rPr>
-              <w:t>を実行した後にデーターベースに「料金名」に</w:t>
+              <w:t>を実行した後にデーターベースに</w:t>
+            </w:r>
+          </w:p>
+          <w:p>
+            <w:pPr>
+              <w:snapToGrid w:val="0"/>
+              <w:rPr>
+                <w:rFonts w:ascii="游ゴシック" w:eastAsia="游ゴシック" w:hAnsi="游ゴシック"/>
+                <w:sz w:val="20"/>
+              </w:rPr>
+            </w:pPr>
+            <w:r>
+              <w:rPr>
+                <w:rFonts w:ascii="游ゴシック" w:eastAsia="游ゴシック" w:hAnsi="游ゴシック" w:hint="eastAsia"/>
+                <w:sz w:val="20"/>
+              </w:rPr>
+              <w:t>「料金名」</w:t>
+            </w:r>
+            <w:r>
+              <w:rPr>
+                <w:rFonts w:ascii="游ゴシック" w:eastAsia="游ゴシック" w:hAnsi="游ゴシック" w:hint="eastAsia"/>
+                <w:sz w:val="20"/>
+              </w:rPr>
+              <w:t>:</w:t>
             </w:r>
             <w:r>
               <w:rPr>
@@ -2507,12 +2763,28 @@
               </w:rPr>
               <w:t>”</w:t>
             </w:r>
-            <w:r>
-              <w:rPr>
-                <w:rFonts w:ascii="游ゴシック" w:eastAsia="游ゴシック" w:hAnsi="游ゴシック" w:hint="eastAsia"/>
-                <w:sz w:val="20"/>
-              </w:rPr>
-              <w:t>「月額料金」に</w:t>
+          </w:p>
+          <w:p>
+            <w:pPr>
+              <w:snapToGrid w:val="0"/>
+              <w:rPr>
+                <w:rFonts w:ascii="游ゴシック" w:eastAsia="游ゴシック" w:hAnsi="游ゴシック"/>
+                <w:sz w:val="20"/>
+              </w:rPr>
+            </w:pPr>
+            <w:r>
+              <w:rPr>
+                <w:rFonts w:ascii="游ゴシック" w:eastAsia="游ゴシック" w:hAnsi="游ゴシック" w:hint="eastAsia"/>
+                <w:sz w:val="20"/>
+              </w:rPr>
+              <w:t>「月額料金」</w:t>
+            </w:r>
+            <w:r>
+              <w:rPr>
+                <w:rFonts w:ascii="游ゴシック" w:eastAsia="游ゴシック" w:hAnsi="游ゴシック" w:hint="eastAsia"/>
+                <w:sz w:val="20"/>
+              </w:rPr>
+              <w:t>:</w:t>
             </w:r>
             <w:r>
               <w:rPr>
@@ -2521,12 +2793,28 @@
               </w:rPr>
               <w:t>”1000”</w:t>
             </w:r>
-            <w:r>
-              <w:rPr>
-                <w:rFonts w:ascii="游ゴシック" w:eastAsia="游ゴシック" w:hAnsi="游ゴシック" w:hint="eastAsia"/>
-                <w:sz w:val="20"/>
-              </w:rPr>
-              <w:t>「加入日」に</w:t>
+          </w:p>
+          <w:p>
+            <w:pPr>
+              <w:snapToGrid w:val="0"/>
+              <w:rPr>
+                <w:rFonts w:ascii="游ゴシック" w:eastAsia="游ゴシック" w:hAnsi="游ゴシック"/>
+                <w:sz w:val="20"/>
+              </w:rPr>
+            </w:pPr>
+            <w:r>
+              <w:rPr>
+                <w:rFonts w:ascii="游ゴシック" w:eastAsia="游ゴシック" w:hAnsi="游ゴシック" w:hint="eastAsia"/>
+                <w:sz w:val="20"/>
+              </w:rPr>
+              <w:t>「加入日」</w:t>
+            </w:r>
+            <w:r>
+              <w:rPr>
+                <w:rFonts w:ascii="游ゴシック" w:eastAsia="游ゴシック" w:hAnsi="游ゴシック" w:hint="eastAsia"/>
+                <w:sz w:val="20"/>
+              </w:rPr>
+              <w:t>:</w:t>
             </w:r>
             <w:r>
               <w:rPr>
@@ -2554,29 +2842,45 @@
                 <w:rFonts w:ascii="游ゴシック" w:eastAsia="游ゴシック" w:hAnsi="游ゴシック" w:hint="eastAsia"/>
                 <w:sz w:val="20"/>
               </w:rPr>
-              <w:t>年8月2</w:t>
-            </w:r>
-            <w:r>
-              <w:rPr>
-                <w:rFonts w:ascii="游ゴシック" w:eastAsia="游ゴシック" w:hAnsi="游ゴシック"/>
-                <w:sz w:val="20"/>
-              </w:rPr>
-              <w:t>0</w:t>
-            </w:r>
-            <w:r>
-              <w:rPr>
-                <w:rFonts w:ascii="游ゴシック" w:eastAsia="游ゴシック" w:hAnsi="游ゴシック" w:hint="eastAsia"/>
-                <w:sz w:val="20"/>
-              </w:rPr>
-              <w:t>日</w:t>
-            </w:r>
-            <w:r>
-              <w:rPr>
-                <w:rFonts w:ascii="游ゴシック" w:eastAsia="游ゴシック" w:hAnsi="游ゴシック"/>
-                <w:sz w:val="20"/>
-              </w:rPr>
-              <w:t>”</w:t>
-            </w:r>
+              <w:t>/</w:t>
+            </w:r>
+            <w:r>
+              <w:rPr>
+                <w:rFonts w:ascii="游ゴシック" w:eastAsia="游ゴシック" w:hAnsi="游ゴシック" w:hint="eastAsia"/>
+                <w:sz w:val="20"/>
+              </w:rPr>
+              <w:t>8</w:t>
+            </w:r>
+            <w:r>
+              <w:rPr>
+                <w:rFonts w:ascii="游ゴシック" w:eastAsia="游ゴシック" w:hAnsi="游ゴシック" w:hint="eastAsia"/>
+                <w:sz w:val="20"/>
+              </w:rPr>
+              <w:t>/</w:t>
+            </w:r>
+            <w:r>
+              <w:rPr>
+                <w:rFonts w:ascii="游ゴシック" w:eastAsia="游ゴシック" w:hAnsi="游ゴシック" w:hint="eastAsia"/>
+                <w:sz w:val="20"/>
+              </w:rPr>
+              <w:t>2</w:t>
+            </w:r>
+            <w:r>
+              <w:rPr>
+                <w:rFonts w:ascii="游ゴシック" w:eastAsia="游ゴシック" w:hAnsi="游ゴシック"/>
+                <w:sz w:val="20"/>
+              </w:rPr>
+              <w:t>0”</w:t>
+            </w:r>
+          </w:p>
+          <w:p>
+            <w:pPr>
+              <w:snapToGrid w:val="0"/>
+              <w:rPr>
+                <w:rFonts w:ascii="游ゴシック" w:eastAsia="游ゴシック" w:hAnsi="游ゴシック"/>
+                <w:sz w:val="20"/>
+              </w:rPr>
+            </w:pPr>
             <w:r>
               <w:rPr>
                 <w:rFonts w:ascii="游ゴシック" w:eastAsia="游ゴシック" w:hAnsi="游ゴシック" w:hint="eastAsia"/>
@@ -2718,14 +3022,76 @@
               </w:rPr>
               <w:t>保存</w:t>
             </w:r>
-            <w:bookmarkStart w:id="0" w:name="_GoBack"/>
-            <w:bookmarkEnd w:id="0"/>
-            <w:r>
-              <w:rPr>
-                <w:rFonts w:ascii="游ゴシック" w:eastAsia="游ゴシック" w:hAnsi="游ゴシック" w:hint="eastAsia"/>
-                <w:sz w:val="20"/>
-              </w:rPr>
-              <w:t>ボタンを押下したときに、「料金」「月額料金」「加入日」の欄の下に</w:t>
+            <w:r>
+              <w:rPr>
+                <w:rFonts w:ascii="游ゴシック" w:eastAsia="游ゴシック" w:hAnsi="游ゴシック" w:hint="eastAsia"/>
+                <w:sz w:val="20"/>
+              </w:rPr>
+              <w:t>ボタンを押下したときに、</w:t>
+            </w:r>
+          </w:p>
+          <w:p>
+            <w:pPr>
+              <w:snapToGrid w:val="0"/>
+              <w:rPr>
+                <w:rFonts w:ascii="游ゴシック" w:eastAsia="游ゴシック" w:hAnsi="游ゴシック"/>
+                <w:sz w:val="20"/>
+              </w:rPr>
+            </w:pPr>
+            <w:r>
+              <w:rPr>
+                <w:rFonts w:ascii="游ゴシック" w:eastAsia="游ゴシック" w:hAnsi="游ゴシック" w:hint="eastAsia"/>
+                <w:sz w:val="20"/>
+              </w:rPr>
+              <w:t>「料金」</w:t>
+            </w:r>
+          </w:p>
+          <w:p>
+            <w:pPr>
+              <w:snapToGrid w:val="0"/>
+              <w:rPr>
+                <w:rFonts w:ascii="游ゴシック" w:eastAsia="游ゴシック" w:hAnsi="游ゴシック"/>
+                <w:sz w:val="20"/>
+              </w:rPr>
+            </w:pPr>
+            <w:r>
+              <w:rPr>
+                <w:rFonts w:ascii="游ゴシック" w:eastAsia="游ゴシック" w:hAnsi="游ゴシック" w:hint="eastAsia"/>
+                <w:sz w:val="20"/>
+              </w:rPr>
+              <w:t>「月額料金」</w:t>
+            </w:r>
+          </w:p>
+          <w:p>
+            <w:pPr>
+              <w:snapToGrid w:val="0"/>
+              <w:rPr>
+                <w:rFonts w:ascii="游ゴシック" w:eastAsia="游ゴシック" w:hAnsi="游ゴシック"/>
+                <w:sz w:val="20"/>
+              </w:rPr>
+            </w:pPr>
+            <w:r>
+              <w:rPr>
+                <w:rFonts w:ascii="游ゴシック" w:eastAsia="游ゴシック" w:hAnsi="游ゴシック" w:hint="eastAsia"/>
+                <w:sz w:val="20"/>
+              </w:rPr>
+              <w:t>「加入日」</w:t>
+            </w:r>
+          </w:p>
+          <w:p>
+            <w:pPr>
+              <w:snapToGrid w:val="0"/>
+              <w:rPr>
+                <w:rFonts w:ascii="游ゴシック" w:eastAsia="游ゴシック" w:hAnsi="游ゴシック"/>
+                <w:sz w:val="20"/>
+              </w:rPr>
+            </w:pPr>
+            <w:r>
+              <w:rPr>
+                <w:rFonts w:ascii="游ゴシック" w:eastAsia="游ゴシック" w:hAnsi="游ゴシック" w:hint="eastAsia"/>
+                <w:sz w:val="20"/>
+              </w:rPr>
+              <w:t>の欄の下に</w:t>
             </w:r>
             <w:r>
               <w:rPr>
@@ -2895,7 +3261,15 @@
                 <w:rFonts w:ascii="游ゴシック" w:eastAsia="游ゴシック" w:hAnsi="游ゴシック" w:hint="eastAsia"/>
                 <w:sz w:val="20"/>
               </w:rPr>
-              <w:t>を実行した後にデーターベースに全カラムになにも情報がないレコードが存在しないことを確認する</w:t>
+              <w:t>を実行した後にデーターベースに全カラムになにも情報がないレコードが存在しないことを確認</w:t>
+            </w:r>
+            <w:r>
+              <w:rPr>
+                <w:rFonts w:ascii="游ゴシック" w:eastAsia="游ゴシック" w:hAnsi="游ゴシック" w:hint="eastAsia"/>
+                <w:sz w:val="20"/>
+              </w:rPr>
+              <w:lastRenderedPageBreak/>
+              <w:t>する</w:t>
             </w:r>
           </w:p>
         </w:tc>
@@ -3612,7 +3986,6 @@
                 <w:rFonts w:ascii="游ゴシック" w:eastAsia="游ゴシック" w:hAnsi="游ゴシック" w:hint="eastAsia"/>
                 <w:sz w:val="20"/>
               </w:rPr>
-              <w:lastRenderedPageBreak/>
               <w:t>2</w:t>
             </w:r>
             <w:r>
@@ -4526,7 +4899,30 @@
                 <w:rFonts w:ascii="游ゴシック" w:eastAsia="游ゴシック" w:hAnsi="游ゴシック" w:hint="eastAsia"/>
                 <w:sz w:val="20"/>
               </w:rPr>
-              <w:t>の料金情報の「料金名」に</w:t>
+              <w:t>の料金情報の</w:t>
+            </w:r>
+          </w:p>
+          <w:p>
+            <w:pPr>
+              <w:snapToGrid w:val="0"/>
+              <w:rPr>
+                <w:rFonts w:ascii="游ゴシック" w:eastAsia="游ゴシック" w:hAnsi="游ゴシック"/>
+                <w:sz w:val="20"/>
+              </w:rPr>
+            </w:pPr>
+            <w:r>
+              <w:rPr>
+                <w:rFonts w:ascii="游ゴシック" w:eastAsia="游ゴシック" w:hAnsi="游ゴシック" w:hint="eastAsia"/>
+                <w:sz w:val="20"/>
+              </w:rPr>
+              <w:t>「料金名」</w:t>
+            </w:r>
+            <w:r>
+              <w:rPr>
+                <w:rFonts w:ascii="游ゴシック" w:eastAsia="游ゴシック" w:hAnsi="游ゴシック" w:hint="eastAsia"/>
+                <w:sz w:val="20"/>
+              </w:rPr>
+              <w:t>:</w:t>
             </w:r>
             <w:r>
               <w:rPr>
@@ -4549,12 +4945,28 @@
               </w:rPr>
               <w:t>”</w:t>
             </w:r>
-            <w:r>
-              <w:rPr>
-                <w:rFonts w:ascii="游ゴシック" w:eastAsia="游ゴシック" w:hAnsi="游ゴシック" w:hint="eastAsia"/>
-                <w:sz w:val="20"/>
-              </w:rPr>
-              <w:t>「月額料金」に</w:t>
+          </w:p>
+          <w:p>
+            <w:pPr>
+              <w:snapToGrid w:val="0"/>
+              <w:rPr>
+                <w:rFonts w:ascii="游ゴシック" w:eastAsia="游ゴシック" w:hAnsi="游ゴシック"/>
+                <w:sz w:val="20"/>
+              </w:rPr>
+            </w:pPr>
+            <w:r>
+              <w:rPr>
+                <w:rFonts w:ascii="游ゴシック" w:eastAsia="游ゴシック" w:hAnsi="游ゴシック" w:hint="eastAsia"/>
+                <w:sz w:val="20"/>
+              </w:rPr>
+              <w:t>「月額料金」</w:t>
+            </w:r>
+            <w:r>
+              <w:rPr>
+                <w:rFonts w:ascii="游ゴシック" w:eastAsia="游ゴシック" w:hAnsi="游ゴシック" w:hint="eastAsia"/>
+                <w:sz w:val="20"/>
+              </w:rPr>
+              <w:t>:</w:t>
             </w:r>
             <w:r>
               <w:rPr>
@@ -4563,12 +4975,28 @@
               </w:rPr>
               <w:t>”2000”</w:t>
             </w:r>
-            <w:r>
-              <w:rPr>
-                <w:rFonts w:ascii="游ゴシック" w:eastAsia="游ゴシック" w:hAnsi="游ゴシック" w:hint="eastAsia"/>
-                <w:sz w:val="20"/>
-              </w:rPr>
-              <w:t>「加入日」に</w:t>
+          </w:p>
+          <w:p>
+            <w:pPr>
+              <w:snapToGrid w:val="0"/>
+              <w:rPr>
+                <w:rFonts w:ascii="游ゴシック" w:eastAsia="游ゴシック" w:hAnsi="游ゴシック"/>
+                <w:sz w:val="20"/>
+              </w:rPr>
+            </w:pPr>
+            <w:r>
+              <w:rPr>
+                <w:rFonts w:ascii="游ゴシック" w:eastAsia="游ゴシック" w:hAnsi="游ゴシック" w:hint="eastAsia"/>
+                <w:sz w:val="20"/>
+              </w:rPr>
+              <w:t>「加入日」</w:t>
+            </w:r>
+            <w:r>
+              <w:rPr>
+                <w:rFonts w:ascii="游ゴシック" w:eastAsia="游ゴシック" w:hAnsi="游ゴシック" w:hint="eastAsia"/>
+                <w:sz w:val="20"/>
+              </w:rPr>
+              <w:t>:</w:t>
             </w:r>
             <w:r>
               <w:rPr>
@@ -4582,7 +5010,28 @@
                 <w:rFonts w:ascii="游ゴシック" w:eastAsia="游ゴシック" w:hAnsi="游ゴシック" w:hint="eastAsia"/>
                 <w:sz w:val="20"/>
               </w:rPr>
-              <w:t>年9月1日</w:t>
+              <w:t>/</w:t>
+            </w:r>
+            <w:r>
+              <w:rPr>
+                <w:rFonts w:ascii="游ゴシック" w:eastAsia="游ゴシック" w:hAnsi="游ゴシック" w:hint="eastAsia"/>
+                <w:sz w:val="20"/>
+              </w:rPr>
+              <w:t>9</w:t>
+            </w:r>
+            <w:r>
+              <w:rPr>
+                <w:rFonts w:ascii="游ゴシック" w:eastAsia="游ゴシック" w:hAnsi="游ゴシック" w:hint="eastAsia"/>
+                <w:sz w:val="20"/>
+              </w:rPr>
+              <w:t>/</w:t>
+            </w:r>
+            <w:r>
+              <w:rPr>
+                <w:rFonts w:ascii="游ゴシック" w:eastAsia="游ゴシック" w:hAnsi="游ゴシック" w:hint="eastAsia"/>
+                <w:sz w:val="20"/>
+              </w:rPr>
+              <w:t>1</w:t>
             </w:r>
             <w:r>
               <w:rPr>
@@ -4591,12 +5040,28 @@
               </w:rPr>
               <w:t>”</w:t>
             </w:r>
-            <w:r>
-              <w:rPr>
-                <w:rFonts w:ascii="游ゴシック" w:eastAsia="游ゴシック" w:hAnsi="游ゴシック" w:hint="eastAsia"/>
-                <w:sz w:val="20"/>
-              </w:rPr>
-              <w:t>「解約日」に</w:t>
+          </w:p>
+          <w:p>
+            <w:pPr>
+              <w:snapToGrid w:val="0"/>
+              <w:rPr>
+                <w:rFonts w:ascii="游ゴシック" w:eastAsia="游ゴシック" w:hAnsi="游ゴシック"/>
+                <w:sz w:val="20"/>
+              </w:rPr>
+            </w:pPr>
+            <w:r>
+              <w:rPr>
+                <w:rFonts w:ascii="游ゴシック" w:eastAsia="游ゴシック" w:hAnsi="游ゴシック" w:hint="eastAsia"/>
+                <w:sz w:val="20"/>
+              </w:rPr>
+              <w:t>「解約日」</w:t>
+            </w:r>
+            <w:r>
+              <w:rPr>
+                <w:rFonts w:ascii="游ゴシック" w:eastAsia="游ゴシック" w:hAnsi="游ゴシック" w:hint="eastAsia"/>
+                <w:sz w:val="20"/>
+              </w:rPr>
+              <w:t>:</w:t>
             </w:r>
             <w:r>
               <w:rPr>
@@ -4610,7 +5075,7 @@
                 <w:rFonts w:ascii="游ゴシック" w:eastAsia="游ゴシック" w:hAnsi="游ゴシック" w:hint="eastAsia"/>
                 <w:sz w:val="20"/>
               </w:rPr>
-              <w:t>年</w:t>
+              <w:t>/</w:t>
             </w:r>
             <w:r>
               <w:rPr>
@@ -4624,35 +5089,38 @@
                 <w:rFonts w:ascii="游ゴシック" w:eastAsia="游ゴシック" w:hAnsi="游ゴシック" w:hint="eastAsia"/>
                 <w:sz w:val="20"/>
               </w:rPr>
-              <w:t>月</w:t>
-            </w:r>
-            <w:r>
-              <w:rPr>
-                <w:rFonts w:ascii="游ゴシック" w:eastAsia="游ゴシック" w:hAnsi="游ゴシック"/>
-                <w:sz w:val="20"/>
-              </w:rPr>
-              <w:t>01</w:t>
-            </w:r>
-            <w:r>
-              <w:rPr>
-                <w:rFonts w:ascii="游ゴシック" w:eastAsia="游ゴシック" w:hAnsi="游ゴシック" w:hint="eastAsia"/>
-                <w:sz w:val="20"/>
-              </w:rPr>
-              <w:t>日</w:t>
-            </w:r>
-            <w:r>
-              <w:rPr>
-                <w:rFonts w:ascii="游ゴシック" w:eastAsia="游ゴシック" w:hAnsi="游ゴシック"/>
-                <w:sz w:val="20"/>
-              </w:rPr>
-              <w:t>”</w:t>
-            </w:r>
-            <w:r>
-              <w:rPr>
-                <w:rFonts w:ascii="游ゴシック" w:eastAsia="游ゴシック" w:hAnsi="游ゴシック" w:hint="eastAsia"/>
-                <w:sz w:val="20"/>
-              </w:rPr>
-              <w:t>に変更して保存ボタンを押下した時に、料金編集テキストの下に</w:t>
+              <w:t>/</w:t>
+            </w:r>
+            <w:r>
+              <w:rPr>
+                <w:rFonts w:ascii="游ゴシック" w:eastAsia="游ゴシック" w:hAnsi="游ゴシック"/>
+                <w:sz w:val="20"/>
+              </w:rPr>
+              <w:t>01”</w:t>
+            </w:r>
+          </w:p>
+          <w:p>
+            <w:pPr>
+              <w:snapToGrid w:val="0"/>
+              <w:rPr>
+                <w:rFonts w:ascii="游ゴシック" w:eastAsia="游ゴシック" w:hAnsi="游ゴシック"/>
+                <w:sz w:val="20"/>
+              </w:rPr>
+            </w:pPr>
+            <w:r>
+              <w:rPr>
+                <w:rFonts w:ascii="游ゴシック" w:eastAsia="游ゴシック" w:hAnsi="游ゴシック" w:hint="eastAsia"/>
+                <w:sz w:val="20"/>
+              </w:rPr>
+              <w:t>に変更して保存ボタンを押下した時に、料金編集テキ</w:t>
+            </w:r>
+            <w:r>
+              <w:rPr>
+                <w:rFonts w:ascii="游ゴシック" w:eastAsia="游ゴシック" w:hAnsi="游ゴシック" w:hint="eastAsia"/>
+                <w:sz w:val="20"/>
+              </w:rPr>
+              <w:lastRenderedPageBreak/>
+              <w:t>ストの下に</w:t>
             </w:r>
             <w:r>
               <w:rPr>
@@ -4735,23 +5203,80 @@
                 <w:rFonts w:ascii="游ゴシック" w:eastAsia="游ゴシック" w:hAnsi="游ゴシック" w:hint="eastAsia"/>
                 <w:sz w:val="20"/>
               </w:rPr>
-              <w:t>・料金検索結果画面の料金番号リンクをクリックする、料金登録画面で登録後に表示される。</w:t>
-            </w:r>
-          </w:p>
-          <w:p>
-            <w:pPr>
-              <w:snapToGrid w:val="0"/>
-              <w:rPr>
-                <w:rFonts w:ascii="游ゴシック" w:eastAsia="游ゴシック" w:hAnsi="游ゴシック"/>
-                <w:sz w:val="20"/>
-              </w:rPr>
-            </w:pPr>
-            <w:r>
-              <w:rPr>
-                <w:rFonts w:ascii="游ゴシック" w:eastAsia="游ゴシック" w:hAnsi="游ゴシック" w:hint="eastAsia"/>
-                <w:sz w:val="20"/>
-              </w:rPr>
-              <w:t>のどちらかで遷移できる。</w:t>
+              <w:t>・</w:t>
+            </w:r>
+            <w:r>
+              <w:rPr>
+                <w:rFonts w:ascii="游ゴシック" w:eastAsia="游ゴシック" w:hAnsi="游ゴシック" w:hint="eastAsia"/>
+                <w:sz w:val="20"/>
+              </w:rPr>
+              <w:t>「</w:t>
+            </w:r>
+            <w:r>
+              <w:rPr>
+                <w:rFonts w:ascii="游ゴシック" w:eastAsia="游ゴシック" w:hAnsi="游ゴシック" w:hint="eastAsia"/>
+                <w:sz w:val="20"/>
+              </w:rPr>
+              <w:t>料金検索結果画面の料金番号リンクをクリックする</w:t>
+            </w:r>
+            <w:r>
+              <w:rPr>
+                <w:rFonts w:ascii="游ゴシック" w:eastAsia="游ゴシック" w:hAnsi="游ゴシック" w:hint="eastAsia"/>
+                <w:sz w:val="20"/>
+              </w:rPr>
+              <w:t>」</w:t>
+            </w:r>
+            <w:r>
+              <w:rPr>
+                <w:rFonts w:ascii="游ゴシック" w:eastAsia="游ゴシック" w:hAnsi="游ゴシック" w:hint="eastAsia"/>
+                <w:sz w:val="20"/>
+              </w:rPr>
+              <w:t>、</w:t>
+            </w:r>
+            <w:r>
+              <w:rPr>
+                <w:rFonts w:ascii="游ゴシック" w:eastAsia="游ゴシック" w:hAnsi="游ゴシック" w:hint="eastAsia"/>
+                <w:sz w:val="20"/>
+              </w:rPr>
+              <w:t>「</w:t>
+            </w:r>
+            <w:r>
+              <w:rPr>
+                <w:rFonts w:ascii="游ゴシック" w:eastAsia="游ゴシック" w:hAnsi="游ゴシック" w:hint="eastAsia"/>
+                <w:sz w:val="20"/>
+              </w:rPr>
+              <w:t>料金登録画面で登録後に表示される。</w:t>
+            </w:r>
+            <w:r>
+              <w:rPr>
+                <w:rFonts w:ascii="游ゴシック" w:eastAsia="游ゴシック" w:hAnsi="游ゴシック" w:hint="eastAsia"/>
+                <w:sz w:val="20"/>
+              </w:rPr>
+              <w:t>」</w:t>
+            </w:r>
+          </w:p>
+          <w:p>
+            <w:pPr>
+              <w:snapToGrid w:val="0"/>
+              <w:rPr>
+                <w:rFonts w:ascii="游ゴシック" w:eastAsia="游ゴシック" w:hAnsi="游ゴシック"/>
+                <w:sz w:val="20"/>
+              </w:rPr>
+            </w:pPr>
+            <w:r>
+              <w:rPr>
+                <w:rFonts w:ascii="游ゴシック" w:eastAsia="游ゴシック" w:hAnsi="游ゴシック" w:hint="eastAsia"/>
+                <w:sz w:val="20"/>
+              </w:rPr>
+              <w:t>のどちらかで遷移でき</w:t>
+            </w:r>
+            <w:r>
+              <w:rPr>
+                <w:rFonts w:ascii="游ゴシック" w:eastAsia="游ゴシック" w:hAnsi="游ゴシック" w:hint="eastAsia"/>
+                <w:sz w:val="20"/>
+              </w:rPr>
+              <w:lastRenderedPageBreak/>
+              <w:t>る。</w:t>
             </w:r>
           </w:p>
           <w:p>
@@ -4795,6 +5320,7 @@
                 <w:rFonts w:ascii="游ゴシック" w:eastAsia="游ゴシック" w:hAnsi="游ゴシック"/>
                 <w:sz w:val="20"/>
               </w:rPr>
+              <w:lastRenderedPageBreak/>
               <w:t>31</w:t>
             </w:r>
           </w:p>
@@ -4847,7 +5373,30 @@
                 <w:rFonts w:ascii="游ゴシック" w:eastAsia="游ゴシック" w:hAnsi="游ゴシック" w:hint="eastAsia"/>
                 <w:sz w:val="20"/>
               </w:rPr>
-              <w:t>のレコードが「料金名」が</w:t>
+              <w:t>のレコードが</w:t>
+            </w:r>
+          </w:p>
+          <w:p>
+            <w:pPr>
+              <w:snapToGrid w:val="0"/>
+              <w:rPr>
+                <w:rFonts w:ascii="游ゴシック" w:eastAsia="游ゴシック" w:hAnsi="游ゴシック"/>
+                <w:sz w:val="20"/>
+              </w:rPr>
+            </w:pPr>
+            <w:r>
+              <w:rPr>
+                <w:rFonts w:ascii="游ゴシック" w:eastAsia="游ゴシック" w:hAnsi="游ゴシック" w:hint="eastAsia"/>
+                <w:sz w:val="20"/>
+              </w:rPr>
+              <w:t>「料金名」</w:t>
+            </w:r>
+            <w:r>
+              <w:rPr>
+                <w:rFonts w:ascii="游ゴシック" w:eastAsia="游ゴシック" w:hAnsi="游ゴシック" w:hint="eastAsia"/>
+                <w:sz w:val="20"/>
+              </w:rPr>
+              <w:t>:</w:t>
             </w:r>
             <w:r>
               <w:rPr>
@@ -4870,12 +5419,28 @@
               </w:rPr>
               <w:t>”</w:t>
             </w:r>
-            <w:r>
-              <w:rPr>
-                <w:rFonts w:ascii="游ゴシック" w:eastAsia="游ゴシック" w:hAnsi="游ゴシック" w:hint="eastAsia"/>
-                <w:sz w:val="20"/>
-              </w:rPr>
-              <w:t>「月額料金」が</w:t>
+          </w:p>
+          <w:p>
+            <w:pPr>
+              <w:snapToGrid w:val="0"/>
+              <w:rPr>
+                <w:rFonts w:ascii="游ゴシック" w:eastAsia="游ゴシック" w:hAnsi="游ゴシック"/>
+                <w:sz w:val="20"/>
+              </w:rPr>
+            </w:pPr>
+            <w:r>
+              <w:rPr>
+                <w:rFonts w:ascii="游ゴシック" w:eastAsia="游ゴシック" w:hAnsi="游ゴシック" w:hint="eastAsia"/>
+                <w:sz w:val="20"/>
+              </w:rPr>
+              <w:t>「月額料金」</w:t>
+            </w:r>
+            <w:r>
+              <w:rPr>
+                <w:rFonts w:ascii="游ゴシック" w:eastAsia="游ゴシック" w:hAnsi="游ゴシック" w:hint="eastAsia"/>
+                <w:sz w:val="20"/>
+              </w:rPr>
+              <w:t>:</w:t>
             </w:r>
             <w:r>
               <w:rPr>
@@ -4884,12 +5449,28 @@
               </w:rPr>
               <w:t>”2000”</w:t>
             </w:r>
-            <w:r>
-              <w:rPr>
-                <w:rFonts w:ascii="游ゴシック" w:eastAsia="游ゴシック" w:hAnsi="游ゴシック" w:hint="eastAsia"/>
-                <w:sz w:val="20"/>
-              </w:rPr>
-              <w:t>「加入日」が</w:t>
+          </w:p>
+          <w:p>
+            <w:pPr>
+              <w:snapToGrid w:val="0"/>
+              <w:rPr>
+                <w:rFonts w:ascii="游ゴシック" w:eastAsia="游ゴシック" w:hAnsi="游ゴシック"/>
+                <w:sz w:val="20"/>
+              </w:rPr>
+            </w:pPr>
+            <w:r>
+              <w:rPr>
+                <w:rFonts w:ascii="游ゴシック" w:eastAsia="游ゴシック" w:hAnsi="游ゴシック" w:hint="eastAsia"/>
+                <w:sz w:val="20"/>
+              </w:rPr>
+              <w:t>「加入日」</w:t>
+            </w:r>
+            <w:r>
+              <w:rPr>
+                <w:rFonts w:ascii="游ゴシック" w:eastAsia="游ゴシック" w:hAnsi="游ゴシック" w:hint="eastAsia"/>
+                <w:sz w:val="20"/>
+              </w:rPr>
+              <w:t>:</w:t>
             </w:r>
             <w:r>
               <w:rPr>
@@ -4903,7 +5484,28 @@
                 <w:rFonts w:ascii="游ゴシック" w:eastAsia="游ゴシック" w:hAnsi="游ゴシック" w:hint="eastAsia"/>
                 <w:sz w:val="20"/>
               </w:rPr>
-              <w:t>年9月1日</w:t>
+              <w:t>/</w:t>
+            </w:r>
+            <w:r>
+              <w:rPr>
+                <w:rFonts w:ascii="游ゴシック" w:eastAsia="游ゴシック" w:hAnsi="游ゴシック" w:hint="eastAsia"/>
+                <w:sz w:val="20"/>
+              </w:rPr>
+              <w:t>9</w:t>
+            </w:r>
+            <w:r>
+              <w:rPr>
+                <w:rFonts w:ascii="游ゴシック" w:eastAsia="游ゴシック" w:hAnsi="游ゴシック" w:hint="eastAsia"/>
+                <w:sz w:val="20"/>
+              </w:rPr>
+              <w:t>/</w:t>
+            </w:r>
+            <w:r>
+              <w:rPr>
+                <w:rFonts w:ascii="游ゴシック" w:eastAsia="游ゴシック" w:hAnsi="游ゴシック" w:hint="eastAsia"/>
+                <w:sz w:val="20"/>
+              </w:rPr>
+              <w:t>1</w:t>
             </w:r>
             <w:r>
               <w:rPr>
@@ -4912,12 +5514,28 @@
               </w:rPr>
               <w:t>”</w:t>
             </w:r>
-            <w:r>
-              <w:rPr>
-                <w:rFonts w:ascii="游ゴシック" w:eastAsia="游ゴシック" w:hAnsi="游ゴシック" w:hint="eastAsia"/>
-                <w:sz w:val="20"/>
-              </w:rPr>
-              <w:t>「解約日」が</w:t>
+          </w:p>
+          <w:p>
+            <w:pPr>
+              <w:snapToGrid w:val="0"/>
+              <w:rPr>
+                <w:rFonts w:ascii="游ゴシック" w:eastAsia="游ゴシック" w:hAnsi="游ゴシック"/>
+                <w:sz w:val="20"/>
+              </w:rPr>
+            </w:pPr>
+            <w:r>
+              <w:rPr>
+                <w:rFonts w:ascii="游ゴシック" w:eastAsia="游ゴシック" w:hAnsi="游ゴシック" w:hint="eastAsia"/>
+                <w:sz w:val="20"/>
+              </w:rPr>
+              <w:t>「解約日」</w:t>
+            </w:r>
+            <w:r>
+              <w:rPr>
+                <w:rFonts w:ascii="游ゴシック" w:eastAsia="游ゴシック" w:hAnsi="游ゴシック" w:hint="eastAsia"/>
+                <w:sz w:val="20"/>
+              </w:rPr>
+              <w:t>:</w:t>
             </w:r>
             <w:r>
               <w:rPr>
@@ -4931,7 +5549,7 @@
                 <w:rFonts w:ascii="游ゴシック" w:eastAsia="游ゴシック" w:hAnsi="游ゴシック" w:hint="eastAsia"/>
                 <w:sz w:val="20"/>
               </w:rPr>
-              <w:t>年</w:t>
+              <w:t>/</w:t>
             </w:r>
             <w:r>
               <w:rPr>
@@ -4945,29 +5563,24 @@
                 <w:rFonts w:ascii="游ゴシック" w:eastAsia="游ゴシック" w:hAnsi="游ゴシック" w:hint="eastAsia"/>
                 <w:sz w:val="20"/>
               </w:rPr>
-              <w:t>月</w:t>
-            </w:r>
-            <w:r>
-              <w:rPr>
-                <w:rFonts w:ascii="游ゴシック" w:eastAsia="游ゴシック" w:hAnsi="游ゴシック"/>
-                <w:sz w:val="20"/>
-              </w:rPr>
-              <w:t>01</w:t>
-            </w:r>
-            <w:r>
-              <w:rPr>
-                <w:rFonts w:ascii="游ゴシック" w:eastAsia="游ゴシック" w:hAnsi="游ゴシック" w:hint="eastAsia"/>
-                <w:sz w:val="20"/>
-              </w:rPr>
-              <w:t>日</w:t>
-            </w:r>
-            <w:r>
-              <w:rPr>
-                <w:rFonts w:ascii="游ゴシック" w:eastAsia="游ゴシック" w:hAnsi="游ゴシック"/>
-                <w:sz w:val="20"/>
-              </w:rPr>
-              <w:t>”</w:t>
-            </w:r>
+              <w:t>/</w:t>
+            </w:r>
+            <w:r>
+              <w:rPr>
+                <w:rFonts w:ascii="游ゴシック" w:eastAsia="游ゴシック" w:hAnsi="游ゴシック"/>
+                <w:sz w:val="20"/>
+              </w:rPr>
+              <w:t>01”</w:t>
+            </w:r>
+          </w:p>
+          <w:p>
+            <w:pPr>
+              <w:snapToGrid w:val="0"/>
+              <w:rPr>
+                <w:rFonts w:ascii="游ゴシック" w:eastAsia="游ゴシック" w:hAnsi="游ゴシック"/>
+                <w:sz w:val="20"/>
+              </w:rPr>
+            </w:pPr>
             <w:r>
               <w:rPr>
                 <w:rFonts w:ascii="游ゴシック" w:eastAsia="游ゴシック" w:hAnsi="游ゴシック" w:hint="eastAsia"/>
@@ -5108,7 +5721,30 @@
                 <w:rFonts w:ascii="游ゴシック" w:eastAsia="游ゴシック" w:hAnsi="游ゴシック" w:hint="eastAsia"/>
                 <w:sz w:val="20"/>
               </w:rPr>
-              <w:t>の料金情報の必須項目である「料金名」に</w:t>
+              <w:t>の料金情報の必須項目である</w:t>
+            </w:r>
+          </w:p>
+          <w:p>
+            <w:pPr>
+              <w:snapToGrid w:val="0"/>
+              <w:rPr>
+                <w:rFonts w:ascii="游ゴシック" w:eastAsia="游ゴシック" w:hAnsi="游ゴシック"/>
+                <w:sz w:val="20"/>
+              </w:rPr>
+            </w:pPr>
+            <w:r>
+              <w:rPr>
+                <w:rFonts w:ascii="游ゴシック" w:eastAsia="游ゴシック" w:hAnsi="游ゴシック" w:hint="eastAsia"/>
+                <w:sz w:val="20"/>
+              </w:rPr>
+              <w:t>「料金名」</w:t>
+            </w:r>
+            <w:r>
+              <w:rPr>
+                <w:rFonts w:ascii="游ゴシック" w:eastAsia="游ゴシック" w:hAnsi="游ゴシック" w:hint="eastAsia"/>
+                <w:sz w:val="20"/>
+              </w:rPr>
+              <w:t>:</w:t>
             </w:r>
             <w:r>
               <w:rPr>
@@ -5122,7 +5758,30 @@
                 <w:rFonts w:ascii="游ゴシック" w:eastAsia="游ゴシック" w:hAnsi="游ゴシック" w:hint="eastAsia"/>
                 <w:sz w:val="20"/>
               </w:rPr>
-              <w:t>通常“「月額料金」に</w:t>
+              <w:t>通常“</w:t>
+            </w:r>
+          </w:p>
+          <w:p>
+            <w:pPr>
+              <w:snapToGrid w:val="0"/>
+              <w:rPr>
+                <w:rFonts w:ascii="游ゴシック" w:eastAsia="游ゴシック" w:hAnsi="游ゴシック"/>
+                <w:sz w:val="20"/>
+              </w:rPr>
+            </w:pPr>
+            <w:r>
+              <w:rPr>
+                <w:rFonts w:ascii="游ゴシック" w:eastAsia="游ゴシック" w:hAnsi="游ゴシック" w:hint="eastAsia"/>
+                <w:sz w:val="20"/>
+              </w:rPr>
+              <w:t>「月額料金」</w:t>
+            </w:r>
+            <w:r>
+              <w:rPr>
+                <w:rFonts w:ascii="游ゴシック" w:eastAsia="游ゴシック" w:hAnsi="游ゴシック" w:hint="eastAsia"/>
+                <w:sz w:val="20"/>
+              </w:rPr>
+              <w:t>:</w:t>
             </w:r>
             <w:r>
               <w:rPr>
@@ -5131,12 +5790,28 @@
               </w:rPr>
               <w:t>”1000”</w:t>
             </w:r>
-            <w:r>
-              <w:rPr>
-                <w:rFonts w:ascii="游ゴシック" w:eastAsia="游ゴシック" w:hAnsi="游ゴシック" w:hint="eastAsia"/>
-                <w:sz w:val="20"/>
-              </w:rPr>
-              <w:t>「加入日」に</w:t>
+          </w:p>
+          <w:p>
+            <w:pPr>
+              <w:snapToGrid w:val="0"/>
+              <w:rPr>
+                <w:rFonts w:ascii="游ゴシック" w:eastAsia="游ゴシック" w:hAnsi="游ゴシック"/>
+                <w:sz w:val="20"/>
+              </w:rPr>
+            </w:pPr>
+            <w:r>
+              <w:rPr>
+                <w:rFonts w:ascii="游ゴシック" w:eastAsia="游ゴシック" w:hAnsi="游ゴシック" w:hint="eastAsia"/>
+                <w:sz w:val="20"/>
+              </w:rPr>
+              <w:t>「加入日」</w:t>
+            </w:r>
+            <w:r>
+              <w:rPr>
+                <w:rFonts w:ascii="游ゴシック" w:eastAsia="游ゴシック" w:hAnsi="游ゴシック" w:hint="eastAsia"/>
+                <w:sz w:val="20"/>
+              </w:rPr>
+              <w:t>:</w:t>
             </w:r>
             <w:r>
               <w:rPr>
@@ -5150,7 +5825,14 @@
                 <w:rFonts w:ascii="游ゴシック" w:eastAsia="游ゴシック" w:hAnsi="游ゴシック" w:hint="eastAsia"/>
                 <w:sz w:val="20"/>
               </w:rPr>
-              <w:t>年1</w:t>
+              <w:t>/</w:t>
+            </w:r>
+            <w:r>
+              <w:rPr>
+                <w:rFonts w:ascii="游ゴシック" w:eastAsia="游ゴシック" w:hAnsi="游ゴシック" w:hint="eastAsia"/>
+                <w:sz w:val="20"/>
+              </w:rPr>
+              <w:t>1</w:t>
             </w:r>
             <w:r>
               <w:rPr>
@@ -5164,7 +5846,14 @@
                 <w:rFonts w:ascii="游ゴシック" w:eastAsia="游ゴシック" w:hAnsi="游ゴシック" w:hint="eastAsia"/>
                 <w:sz w:val="20"/>
               </w:rPr>
-              <w:t>月1日</w:t>
+              <w:t>/</w:t>
+            </w:r>
+            <w:r>
+              <w:rPr>
+                <w:rFonts w:ascii="游ゴシック" w:eastAsia="游ゴシック" w:hAnsi="游ゴシック" w:hint="eastAsia"/>
+                <w:sz w:val="20"/>
+              </w:rPr>
+              <w:t>1</w:t>
             </w:r>
             <w:r>
               <w:rPr>
@@ -5173,6 +5862,15 @@
               </w:rPr>
               <w:t>”</w:t>
             </w:r>
+          </w:p>
+          <w:p>
+            <w:pPr>
+              <w:snapToGrid w:val="0"/>
+              <w:rPr>
+                <w:rFonts w:ascii="游ゴシック" w:eastAsia="游ゴシック" w:hAnsi="游ゴシック"/>
+                <w:sz w:val="20"/>
+              </w:rPr>
+            </w:pPr>
             <w:r>
               <w:rPr>
                 <w:rFonts w:ascii="游ゴシック" w:eastAsia="游ゴシック" w:hAnsi="游ゴシック" w:hint="eastAsia"/>
@@ -5341,7 +6039,30 @@
                 <w:rFonts w:ascii="游ゴシック" w:eastAsia="游ゴシック" w:hAnsi="游ゴシック" w:hint="eastAsia"/>
                 <w:sz w:val="20"/>
               </w:rPr>
-              <w:t>のレコードが「料金名」が</w:t>
+              <w:t>のレコードが</w:t>
+            </w:r>
+          </w:p>
+          <w:p>
+            <w:pPr>
+              <w:snapToGrid w:val="0"/>
+              <w:rPr>
+                <w:rFonts w:ascii="游ゴシック" w:eastAsia="游ゴシック" w:hAnsi="游ゴシック"/>
+                <w:sz w:val="20"/>
+              </w:rPr>
+            </w:pPr>
+            <w:r>
+              <w:rPr>
+                <w:rFonts w:ascii="游ゴシック" w:eastAsia="游ゴシック" w:hAnsi="游ゴシック" w:hint="eastAsia"/>
+                <w:sz w:val="20"/>
+              </w:rPr>
+              <w:t>「料金名」</w:t>
+            </w:r>
+            <w:r>
+              <w:rPr>
+                <w:rFonts w:ascii="游ゴシック" w:eastAsia="游ゴシック" w:hAnsi="游ゴシック" w:hint="eastAsia"/>
+                <w:sz w:val="20"/>
+              </w:rPr>
+              <w:t>:</w:t>
             </w:r>
             <w:r>
               <w:rPr>
@@ -5364,12 +6085,28 @@
               </w:rPr>
               <w:t>”</w:t>
             </w:r>
-            <w:r>
-              <w:rPr>
-                <w:rFonts w:ascii="游ゴシック" w:eastAsia="游ゴシック" w:hAnsi="游ゴシック" w:hint="eastAsia"/>
-                <w:sz w:val="20"/>
-              </w:rPr>
-              <w:t>「月額料金」が</w:t>
+          </w:p>
+          <w:p>
+            <w:pPr>
+              <w:snapToGrid w:val="0"/>
+              <w:rPr>
+                <w:rFonts w:ascii="游ゴシック" w:eastAsia="游ゴシック" w:hAnsi="游ゴシック"/>
+                <w:sz w:val="20"/>
+              </w:rPr>
+            </w:pPr>
+            <w:r>
+              <w:rPr>
+                <w:rFonts w:ascii="游ゴシック" w:eastAsia="游ゴシック" w:hAnsi="游ゴシック" w:hint="eastAsia"/>
+                <w:sz w:val="20"/>
+              </w:rPr>
+              <w:t>「月額料金」</w:t>
+            </w:r>
+            <w:r>
+              <w:rPr>
+                <w:rFonts w:ascii="游ゴシック" w:eastAsia="游ゴシック" w:hAnsi="游ゴシック" w:hint="eastAsia"/>
+                <w:sz w:val="20"/>
+              </w:rPr>
+              <w:t>:</w:t>
             </w:r>
             <w:r>
               <w:rPr>
@@ -5378,12 +6115,28 @@
               </w:rPr>
               <w:t>”1000”</w:t>
             </w:r>
-            <w:r>
-              <w:rPr>
-                <w:rFonts w:ascii="游ゴシック" w:eastAsia="游ゴシック" w:hAnsi="游ゴシック" w:hint="eastAsia"/>
-                <w:sz w:val="20"/>
-              </w:rPr>
-              <w:t>「加入日」が</w:t>
+          </w:p>
+          <w:p>
+            <w:pPr>
+              <w:snapToGrid w:val="0"/>
+              <w:rPr>
+                <w:rFonts w:ascii="游ゴシック" w:eastAsia="游ゴシック" w:hAnsi="游ゴシック"/>
+                <w:sz w:val="20"/>
+              </w:rPr>
+            </w:pPr>
+            <w:r>
+              <w:rPr>
+                <w:rFonts w:ascii="游ゴシック" w:eastAsia="游ゴシック" w:hAnsi="游ゴシック" w:hint="eastAsia"/>
+                <w:sz w:val="20"/>
+              </w:rPr>
+              <w:t>「加入日」</w:t>
+            </w:r>
+            <w:r>
+              <w:rPr>
+                <w:rFonts w:ascii="游ゴシック" w:eastAsia="游ゴシック" w:hAnsi="游ゴシック" w:hint="eastAsia"/>
+                <w:sz w:val="20"/>
+              </w:rPr>
+              <w:t>:</w:t>
             </w:r>
             <w:r>
               <w:rPr>
@@ -5397,7 +6150,14 @@
                 <w:rFonts w:ascii="游ゴシック" w:eastAsia="游ゴシック" w:hAnsi="游ゴシック" w:hint="eastAsia"/>
                 <w:sz w:val="20"/>
               </w:rPr>
-              <w:t>年1</w:t>
+              <w:t>/</w:t>
+            </w:r>
+            <w:r>
+              <w:rPr>
+                <w:rFonts w:ascii="游ゴシック" w:eastAsia="游ゴシック" w:hAnsi="游ゴシック" w:hint="eastAsia"/>
+                <w:sz w:val="20"/>
+              </w:rPr>
+              <w:t>1</w:t>
             </w:r>
             <w:r>
               <w:rPr>
@@ -5411,7 +6171,14 @@
                 <w:rFonts w:ascii="游ゴシック" w:eastAsia="游ゴシック" w:hAnsi="游ゴシック" w:hint="eastAsia"/>
                 <w:sz w:val="20"/>
               </w:rPr>
-              <w:t>月1日</w:t>
+              <w:t>/</w:t>
+            </w:r>
+            <w:r>
+              <w:rPr>
+                <w:rFonts w:ascii="游ゴシック" w:eastAsia="游ゴシック" w:hAnsi="游ゴシック" w:hint="eastAsia"/>
+                <w:sz w:val="20"/>
+              </w:rPr>
+              <w:t>1</w:t>
             </w:r>
             <w:r>
               <w:rPr>
@@ -5420,6 +6187,15 @@
               </w:rPr>
               <w:t>”</w:t>
             </w:r>
+          </w:p>
+          <w:p>
+            <w:pPr>
+              <w:snapToGrid w:val="0"/>
+              <w:rPr>
+                <w:rFonts w:ascii="游ゴシック" w:eastAsia="游ゴシック" w:hAnsi="游ゴシック"/>
+                <w:sz w:val="20"/>
+              </w:rPr>
+            </w:pPr>
             <w:r>
               <w:rPr>
                 <w:rFonts w:ascii="游ゴシック" w:eastAsia="游ゴシック" w:hAnsi="游ゴシック" w:hint="eastAsia"/>
@@ -5501,7 +6277,6 @@
                 <w:rFonts w:ascii="游ゴシック" w:eastAsia="游ゴシック" w:hAnsi="游ゴシック" w:hint="eastAsia"/>
                 <w:sz w:val="20"/>
               </w:rPr>
-              <w:lastRenderedPageBreak/>
               <w:t>3</w:t>
             </w:r>
             <w:r>
@@ -5561,7 +6336,71 @@
                 <w:rFonts w:ascii="游ゴシック" w:eastAsia="游ゴシック" w:hAnsi="游ゴシック" w:hint="eastAsia"/>
                 <w:sz w:val="20"/>
               </w:rPr>
-              <w:t>の料金情報に全て空欄で登録ボタンを押下したときに、「料金」「月額料金」「加入日」の欄の下に</w:t>
+              <w:t>の料金情報に全て空欄で登録ボタンを押下したときに、</w:t>
+            </w:r>
+          </w:p>
+          <w:p>
+            <w:pPr>
+              <w:snapToGrid w:val="0"/>
+              <w:rPr>
+                <w:rFonts w:ascii="游ゴシック" w:eastAsia="游ゴシック" w:hAnsi="游ゴシック"/>
+                <w:sz w:val="20"/>
+              </w:rPr>
+            </w:pPr>
+            <w:r>
+              <w:rPr>
+                <w:rFonts w:ascii="游ゴシック" w:eastAsia="游ゴシック" w:hAnsi="游ゴシック" w:hint="eastAsia"/>
+                <w:sz w:val="20"/>
+              </w:rPr>
+              <w:t>「料金」</w:t>
+            </w:r>
+          </w:p>
+          <w:p>
+            <w:pPr>
+              <w:snapToGrid w:val="0"/>
+              <w:rPr>
+                <w:rFonts w:ascii="游ゴシック" w:eastAsia="游ゴシック" w:hAnsi="游ゴシック"/>
+                <w:sz w:val="20"/>
+              </w:rPr>
+            </w:pPr>
+            <w:r>
+              <w:rPr>
+                <w:rFonts w:ascii="游ゴシック" w:eastAsia="游ゴシック" w:hAnsi="游ゴシック" w:hint="eastAsia"/>
+                <w:sz w:val="20"/>
+              </w:rPr>
+              <w:t>「月額料金」</w:t>
+            </w:r>
+          </w:p>
+          <w:p>
+            <w:pPr>
+              <w:snapToGrid w:val="0"/>
+              <w:rPr>
+                <w:rFonts w:ascii="游ゴシック" w:eastAsia="游ゴシック" w:hAnsi="游ゴシック"/>
+                <w:sz w:val="20"/>
+              </w:rPr>
+            </w:pPr>
+            <w:r>
+              <w:rPr>
+                <w:rFonts w:ascii="游ゴシック" w:eastAsia="游ゴシック" w:hAnsi="游ゴシック" w:hint="eastAsia"/>
+                <w:sz w:val="20"/>
+              </w:rPr>
+              <w:t>「加入日」</w:t>
+            </w:r>
+          </w:p>
+          <w:p>
+            <w:pPr>
+              <w:snapToGrid w:val="0"/>
+              <w:rPr>
+                <w:rFonts w:ascii="游ゴシック" w:eastAsia="游ゴシック" w:hAnsi="游ゴシック"/>
+                <w:sz w:val="20"/>
+              </w:rPr>
+            </w:pPr>
+            <w:r>
+              <w:rPr>
+                <w:rFonts w:ascii="游ゴシック" w:eastAsia="游ゴシック" w:hAnsi="游ゴシック" w:hint="eastAsia"/>
+                <w:sz w:val="20"/>
+              </w:rPr>
+              <w:t>の欄の下に</w:t>
             </w:r>
             <w:r>
               <w:rPr>
@@ -5724,7 +6563,30 @@
                 <w:rFonts w:ascii="游ゴシック" w:eastAsia="游ゴシック" w:hAnsi="游ゴシック" w:hint="eastAsia"/>
                 <w:sz w:val="20"/>
               </w:rPr>
-              <w:t>のレコードが「料金名」が</w:t>
+              <w:t>のレコードが</w:t>
+            </w:r>
+          </w:p>
+          <w:p>
+            <w:pPr>
+              <w:snapToGrid w:val="0"/>
+              <w:rPr>
+                <w:rFonts w:ascii="游ゴシック" w:eastAsia="游ゴシック" w:hAnsi="游ゴシック"/>
+                <w:sz w:val="20"/>
+              </w:rPr>
+            </w:pPr>
+            <w:r>
+              <w:rPr>
+                <w:rFonts w:ascii="游ゴシック" w:eastAsia="游ゴシック" w:hAnsi="游ゴシック" w:hint="eastAsia"/>
+                <w:sz w:val="20"/>
+              </w:rPr>
+              <w:t>「料金名」</w:t>
+            </w:r>
+            <w:r>
+              <w:rPr>
+                <w:rFonts w:ascii="游ゴシック" w:eastAsia="游ゴシック" w:hAnsi="游ゴシック" w:hint="eastAsia"/>
+                <w:sz w:val="20"/>
+              </w:rPr>
+              <w:t>:</w:t>
             </w:r>
             <w:r>
               <w:rPr>
@@ -5747,12 +6609,29 @@
               </w:rPr>
               <w:t>”</w:t>
             </w:r>
-            <w:r>
-              <w:rPr>
-                <w:rFonts w:ascii="游ゴシック" w:eastAsia="游ゴシック" w:hAnsi="游ゴシック" w:hint="eastAsia"/>
-                <w:sz w:val="20"/>
-              </w:rPr>
-              <w:t>「月額料金」が</w:t>
+          </w:p>
+          <w:p>
+            <w:pPr>
+              <w:snapToGrid w:val="0"/>
+              <w:rPr>
+                <w:rFonts w:ascii="游ゴシック" w:eastAsia="游ゴシック" w:hAnsi="游ゴシック"/>
+                <w:sz w:val="20"/>
+              </w:rPr>
+            </w:pPr>
+            <w:r>
+              <w:rPr>
+                <w:rFonts w:ascii="游ゴシック" w:eastAsia="游ゴシック" w:hAnsi="游ゴシック" w:hint="eastAsia"/>
+                <w:sz w:val="20"/>
+              </w:rPr>
+              <w:lastRenderedPageBreak/>
+              <w:t>「月額料金」</w:t>
+            </w:r>
+            <w:r>
+              <w:rPr>
+                <w:rFonts w:ascii="游ゴシック" w:eastAsia="游ゴシック" w:hAnsi="游ゴシック" w:hint="eastAsia"/>
+                <w:sz w:val="20"/>
+              </w:rPr>
+              <w:t>:</w:t>
             </w:r>
             <w:r>
               <w:rPr>
@@ -5761,12 +6640,28 @@
               </w:rPr>
               <w:t>”5000”</w:t>
             </w:r>
-            <w:r>
-              <w:rPr>
-                <w:rFonts w:ascii="游ゴシック" w:eastAsia="游ゴシック" w:hAnsi="游ゴシック" w:hint="eastAsia"/>
-                <w:sz w:val="20"/>
-              </w:rPr>
-              <w:t>「加入日」が</w:t>
+          </w:p>
+          <w:p>
+            <w:pPr>
+              <w:snapToGrid w:val="0"/>
+              <w:rPr>
+                <w:rFonts w:ascii="游ゴシック" w:eastAsia="游ゴシック" w:hAnsi="游ゴシック"/>
+                <w:sz w:val="20"/>
+              </w:rPr>
+            </w:pPr>
+            <w:r>
+              <w:rPr>
+                <w:rFonts w:ascii="游ゴシック" w:eastAsia="游ゴシック" w:hAnsi="游ゴシック" w:hint="eastAsia"/>
+                <w:sz w:val="20"/>
+              </w:rPr>
+              <w:t>「加入日」</w:t>
+            </w:r>
+            <w:r>
+              <w:rPr>
+                <w:rFonts w:ascii="游ゴシック" w:eastAsia="游ゴシック" w:hAnsi="游ゴシック" w:hint="eastAsia"/>
+                <w:sz w:val="20"/>
+              </w:rPr>
+              <w:t>:</w:t>
             </w:r>
             <w:r>
               <w:rPr>
@@ -5780,11 +6675,11 @@
                 <w:rFonts w:ascii="游ゴシック" w:eastAsia="游ゴシック" w:hAnsi="游ゴシック" w:hint="eastAsia"/>
                 <w:sz w:val="20"/>
               </w:rPr>
-              <w:t>年8月1</w:t>
-            </w:r>
-            <w:r>
-              <w:rPr>
-                <w:rFonts w:ascii="游ゴシック" w:eastAsia="游ゴシック" w:hAnsi="游ゴシック"/>
+              <w:t>/</w:t>
+            </w:r>
+            <w:r>
+              <w:rPr>
+                <w:rFonts w:ascii="游ゴシック" w:eastAsia="游ゴシック" w:hAnsi="游ゴシック" w:hint="eastAsia"/>
                 <w:sz w:val="20"/>
               </w:rPr>
               <w:t>8</w:t>
@@ -5794,21 +6689,44 @@
                 <w:rFonts w:ascii="游ゴシック" w:eastAsia="游ゴシック" w:hAnsi="游ゴシック" w:hint="eastAsia"/>
                 <w:sz w:val="20"/>
               </w:rPr>
-              <w:t>日</w:t>
-            </w:r>
-            <w:r>
-              <w:rPr>
-                <w:rFonts w:ascii="游ゴシック" w:eastAsia="游ゴシック" w:hAnsi="游ゴシック"/>
-                <w:sz w:val="20"/>
-              </w:rPr>
-              <w:t>”</w:t>
-            </w:r>
-            <w:r>
-              <w:rPr>
-                <w:rFonts w:ascii="游ゴシック" w:eastAsia="游ゴシック" w:hAnsi="游ゴシック" w:hint="eastAsia"/>
-                <w:sz w:val="20"/>
-              </w:rPr>
-              <w:t>「解約日」が</w:t>
+              <w:t>/</w:t>
+            </w:r>
+            <w:r>
+              <w:rPr>
+                <w:rFonts w:ascii="游ゴシック" w:eastAsia="游ゴシック" w:hAnsi="游ゴシック" w:hint="eastAsia"/>
+                <w:sz w:val="20"/>
+              </w:rPr>
+              <w:t>1</w:t>
+            </w:r>
+            <w:r>
+              <w:rPr>
+                <w:rFonts w:ascii="游ゴシック" w:eastAsia="游ゴシック" w:hAnsi="游ゴシック"/>
+                <w:sz w:val="20"/>
+              </w:rPr>
+              <w:t>8”</w:t>
+            </w:r>
+          </w:p>
+          <w:p>
+            <w:pPr>
+              <w:snapToGrid w:val="0"/>
+              <w:rPr>
+                <w:rFonts w:ascii="游ゴシック" w:eastAsia="游ゴシック" w:hAnsi="游ゴシック"/>
+                <w:sz w:val="20"/>
+              </w:rPr>
+            </w:pPr>
+            <w:r>
+              <w:rPr>
+                <w:rFonts w:ascii="游ゴシック" w:eastAsia="游ゴシック" w:hAnsi="游ゴシック" w:hint="eastAsia"/>
+                <w:sz w:val="20"/>
+              </w:rPr>
+              <w:t>「解約日」</w:t>
+            </w:r>
+            <w:r>
+              <w:rPr>
+                <w:rFonts w:ascii="游ゴシック" w:eastAsia="游ゴシック" w:hAnsi="游ゴシック" w:hint="eastAsia"/>
+                <w:sz w:val="20"/>
+              </w:rPr>
+              <w:t>:</w:t>
             </w:r>
             <w:r>
               <w:rPr>
@@ -5822,29 +6740,45 @@
                 <w:rFonts w:ascii="游ゴシック" w:eastAsia="游ゴシック" w:hAnsi="游ゴシック" w:hint="eastAsia"/>
                 <w:sz w:val="20"/>
               </w:rPr>
-              <w:t>年8月1</w:t>
-            </w:r>
-            <w:r>
-              <w:rPr>
-                <w:rFonts w:ascii="游ゴシック" w:eastAsia="游ゴシック" w:hAnsi="游ゴシック"/>
+              <w:t>/</w:t>
+            </w:r>
+            <w:r>
+              <w:rPr>
+                <w:rFonts w:ascii="游ゴシック" w:eastAsia="游ゴシック" w:hAnsi="游ゴシック" w:hint="eastAsia"/>
                 <w:sz w:val="20"/>
               </w:rPr>
               <w:t>8</w:t>
             </w:r>
             <w:r>
               <w:rPr>
-                <w:rFonts w:ascii="游ゴシック" w:eastAsia="游ゴシック" w:hAnsi="游ゴシック" w:hint="eastAsia"/>
-                <w:sz w:val="20"/>
-              </w:rPr>
-              <w:t>日</w:t>
-            </w:r>
-            <w:r>
-              <w:rPr>
-                <w:rFonts w:ascii="游ゴシック" w:eastAsia="游ゴシック" w:hAnsi="游ゴシック"/>
-                <w:sz w:val="20"/>
-              </w:rPr>
-              <w:t>”</w:t>
-            </w:r>
+                <w:rFonts w:ascii="游ゴシック" w:eastAsia="游ゴシック" w:hAnsi="游ゴシック"/>
+                <w:sz w:val="20"/>
+              </w:rPr>
+              <w:t>/</w:t>
+            </w:r>
+            <w:r>
+              <w:rPr>
+                <w:rFonts w:ascii="游ゴシック" w:eastAsia="游ゴシック" w:hAnsi="游ゴシック" w:hint="eastAsia"/>
+                <w:sz w:val="20"/>
+              </w:rPr>
+              <w:t>1</w:t>
+            </w:r>
+            <w:r>
+              <w:rPr>
+                <w:rFonts w:ascii="游ゴシック" w:eastAsia="游ゴシック" w:hAnsi="游ゴシック"/>
+                <w:sz w:val="20"/>
+              </w:rPr>
+              <w:t>8”</w:t>
+            </w:r>
+          </w:p>
+          <w:p>
+            <w:pPr>
+              <w:snapToGrid w:val="0"/>
+              <w:rPr>
+                <w:rFonts w:ascii="游ゴシック" w:eastAsia="游ゴシック" w:hAnsi="游ゴシック"/>
+                <w:sz w:val="20"/>
+              </w:rPr>
+            </w:pPr>
             <w:r>
               <w:rPr>
                 <w:rFonts w:ascii="游ゴシック" w:eastAsia="游ゴシック" w:hAnsi="游ゴシック" w:hint="eastAsia"/>
@@ -6573,7 +7507,7 @@
                 <w:rFonts w:ascii="游ゴシック" w:eastAsia="游ゴシック" w:hAnsi="游ゴシック" w:hint="eastAsia"/>
                 <w:sz w:val="20"/>
               </w:rPr>
-              <w:t>全て空欄で登録ボタンを押下したときに、データーベースに情報が保存されず「料金」「月額料金」「加入日」の欄の下に</w:t>
+              <w:t>全て空欄で登録ボタンを押下したときに、「料金」「月額料金」「加入日」の欄の下に</w:t>
             </w:r>
             <w:r>
               <w:rPr>
@@ -6818,7 +7752,7 @@
                 <w:rFonts w:ascii="游ゴシック" w:eastAsia="游ゴシック" w:hAnsi="游ゴシック"/>
                 <w:sz w:val="20"/>
               </w:rPr>
-              <w:t>0</w:t>
+              <w:t>2</w:t>
             </w:r>
           </w:p>
         </w:tc>
@@ -6979,8 +7913,14 @@
                 <w:rFonts w:ascii="游ゴシック" w:eastAsia="游ゴシック" w:hAnsi="游ゴシック"/>
                 <w:sz w:val="20"/>
               </w:rPr>
-              <w:lastRenderedPageBreak/>
-              <w:t>41</w:t>
+              <w:t>4</w:t>
+            </w:r>
+            <w:r>
+              <w:rPr>
+                <w:rFonts w:ascii="游ゴシック" w:eastAsia="游ゴシック" w:hAnsi="游ゴシック"/>
+                <w:sz w:val="20"/>
+              </w:rPr>
+              <w:t>3</w:t>
             </w:r>
           </w:p>
         </w:tc>
@@ -7120,7 +8060,7 @@
                 <w:rFonts w:ascii="游ゴシック" w:eastAsia="游ゴシック" w:hAnsi="游ゴシック"/>
                 <w:sz w:val="20"/>
               </w:rPr>
-              <w:t>2</w:t>
+              <w:t>4</w:t>
             </w:r>
           </w:p>
         </w:tc>
@@ -7203,7 +8143,17 @@
                 <w:sz w:val="20"/>
                 <w:shd w:val="clear" w:color="auto" w:fill="FFFFFF"/>
               </w:rPr>
-              <w:t>この項目は0以上の数値を入力してください。</w:t>
+              <w:t>この項目は0以上の数値を入力してくださ</w:t>
+            </w:r>
+            <w:r>
+              <w:rPr>
+                <w:rFonts w:ascii="游ゴシック" w:eastAsia="游ゴシック" w:hAnsi="游ゴシック" w:cs="Segoe UI"/>
+                <w:color w:val="DC3545"/>
+                <w:sz w:val="20"/>
+                <w:shd w:val="clear" w:color="auto" w:fill="FFFFFF"/>
+              </w:rPr>
+              <w:lastRenderedPageBreak/>
+              <w:t>い。</w:t>
             </w:r>
             <w:r>
               <w:rPr>
@@ -7299,7 +8249,7 @@
                 <w:rFonts w:ascii="游ゴシック" w:eastAsia="游ゴシック" w:hAnsi="游ゴシック"/>
                 <w:sz w:val="20"/>
               </w:rPr>
-              <w:t>3</w:t>
+              <w:t>5</w:t>
             </w:r>
           </w:p>
         </w:tc>
@@ -7559,7 +8509,7 @@
                 <w:rFonts w:ascii="游ゴシック" w:eastAsia="游ゴシック" w:hAnsi="游ゴシック"/>
                 <w:sz w:val="20"/>
               </w:rPr>
-              <w:t>4</w:t>
+              <w:t>6</w:t>
             </w:r>
           </w:p>
         </w:tc>
@@ -7819,7 +8769,7 @@
                 <w:rFonts w:ascii="游ゴシック" w:eastAsia="游ゴシック" w:hAnsi="游ゴシック"/>
                 <w:sz w:val="20"/>
               </w:rPr>
-              <w:t>5</w:t>
+              <w:t>7</w:t>
             </w:r>
           </w:p>
         </w:tc>
@@ -7848,7 +8798,7 @@
             <w:pPr>
               <w:snapToGrid w:val="0"/>
               <w:rPr>
-                <w:rFonts w:ascii="游ゴシック" w:eastAsia="游ゴシック" w:hAnsi="游ゴシック"/>
+                <w:rFonts w:ascii="游ゴシック" w:eastAsia="游ゴシック" w:hAnsi="游ゴシック" w:hint="eastAsia"/>
                 <w:sz w:val="20"/>
               </w:rPr>
             </w:pPr>
@@ -7896,10 +8846,48 @@
             </w:r>
             <w:r>
               <w:rPr>
-                <w:rFonts w:ascii="游ゴシック" w:eastAsia="游ゴシック" w:hAnsi="游ゴシック" w:hint="eastAsia"/>
-                <w:sz w:val="20"/>
-              </w:rPr>
-              <w:t>警告文が表示されずバリデーションチェックに引っかからないことを確認する</w:t>
+                <w:rFonts w:ascii="游ゴシック" w:eastAsia="游ゴシック" w:hAnsi="游ゴシック"/>
+                <w:sz w:val="20"/>
+              </w:rPr>
+              <w:t>”</w:t>
+            </w:r>
+            <w:r>
+              <w:rPr>
+                <w:rFonts w:ascii="游ゴシック" w:eastAsia="游ゴシック" w:hAnsi="游ゴシック" w:hint="eastAsia"/>
+                <w:color w:val="FF0000"/>
+                <w:sz w:val="20"/>
+              </w:rPr>
+              <w:t>この項目は9</w:t>
+            </w:r>
+            <w:r>
+              <w:rPr>
+                <w:rFonts w:ascii="游ゴシック" w:eastAsia="游ゴシック" w:hAnsi="游ゴシック"/>
+                <w:color w:val="FF0000"/>
+                <w:sz w:val="20"/>
+              </w:rPr>
+              <w:t>99999999</w:t>
+            </w:r>
+            <w:r>
+              <w:rPr>
+                <w:rFonts w:ascii="游ゴシック" w:eastAsia="游ゴシック" w:hAnsi="游ゴシック" w:hint="eastAsia"/>
+                <w:color w:val="FF0000"/>
+                <w:sz w:val="20"/>
+              </w:rPr>
+              <w:t>以下の数値を入力してください。</w:t>
+            </w:r>
+            <w:r>
+              <w:rPr>
+                <w:rFonts w:ascii="游ゴシック" w:eastAsia="游ゴシック" w:hAnsi="游ゴシック"/>
+                <w:sz w:val="20"/>
+              </w:rPr>
+              <w:t>”</w:t>
+            </w:r>
+            <w:r>
+              <w:rPr>
+                <w:rFonts w:ascii="游ゴシック" w:eastAsia="游ゴシック" w:hAnsi="游ゴシック" w:hint="eastAsia"/>
+                <w:sz w:val="20"/>
+              </w:rPr>
+              <w:t>と表示される</w:t>
             </w:r>
           </w:p>
         </w:tc>
@@ -7944,10 +8932,45 @@
             <w:pPr>
               <w:snapToGrid w:val="0"/>
               <w:rPr>
-                <w:rFonts w:ascii="游ゴシック" w:eastAsia="游ゴシック" w:hAnsi="游ゴシック"/>
-                <w:sz w:val="20"/>
-              </w:rPr>
-            </w:pPr>
+                <w:rFonts w:ascii="游ゴシック" w:eastAsia="游ゴシック" w:hAnsi="游ゴシック" w:hint="eastAsia"/>
+                <w:sz w:val="20"/>
+              </w:rPr>
+            </w:pPr>
+            <w:r>
+              <w:rPr>
+                <w:rFonts w:ascii="游ゴシック" w:eastAsia="游ゴシック" w:hAnsi="游ゴシック" w:hint="eastAsia"/>
+                <w:sz w:val="20"/>
+              </w:rPr>
+              <w:t>デヴェロッパーツールで「</w:t>
+            </w:r>
+            <w:r>
+              <w:rPr>
+                <w:rFonts w:ascii="游ゴシック" w:eastAsia="游ゴシック" w:hAnsi="游ゴシック" w:hint="eastAsia"/>
+                <w:sz w:val="20"/>
+              </w:rPr>
+              <w:t>月額料金</w:t>
+            </w:r>
+            <w:r>
+              <w:rPr>
+                <w:rFonts w:ascii="游ゴシック" w:eastAsia="游ゴシック" w:hAnsi="游ゴシック" w:hint="eastAsia"/>
+                <w:sz w:val="20"/>
+              </w:rPr>
+              <w:t>」に</w:t>
+            </w:r>
+            <w:r>
+              <w:rPr>
+                <w:rFonts w:ascii="游ゴシック" w:eastAsia="游ゴシック" w:hAnsi="游ゴシック"/>
+                <w:sz w:val="20"/>
+              </w:rPr>
+              <w:t>”1000000000”</w:t>
+            </w:r>
+            <w:r>
+              <w:rPr>
+                <w:rFonts w:ascii="游ゴシック" w:eastAsia="游ゴシック" w:hAnsi="游ゴシック" w:hint="eastAsia"/>
+                <w:sz w:val="20"/>
+              </w:rPr>
+              <w:t>を投入してフォームを送ろ方法で実行可能</w:t>
+            </w:r>
           </w:p>
         </w:tc>
       </w:tr>
@@ -7981,7 +9004,7 @@
                 <w:rFonts w:ascii="游ゴシック" w:eastAsia="游ゴシック" w:hAnsi="游ゴシック"/>
                 <w:sz w:val="20"/>
               </w:rPr>
-              <w:t>6</w:t>
+              <w:t>8</w:t>
             </w:r>
           </w:p>
         </w:tc>
@@ -8038,15 +9061,16 @@
             </w:r>
             <w:r>
               <w:rPr>
-                <w:rFonts w:ascii="游ゴシック Light" w:eastAsia="游ゴシック Light" w:hAnsi="游ゴシック Light" w:cs="Segoe UI"/>
-                <w:color w:val="DC3545"/>
+                <w:rFonts w:ascii="游ゴシック" w:eastAsia="游ゴシック" w:hAnsi="游ゴシック" w:cs="Segoe UI"/>
+                <w:color w:val="FF0000"/>
+                <w:sz w:val="20"/>
                 <w:shd w:val="clear" w:color="auto" w:fill="FFFFFF"/>
               </w:rPr>
               <w:t>不正な値が入力されています。</w:t>
             </w:r>
             <w:r>
               <w:rPr>
-                <w:rFonts w:ascii="游ゴシック Light" w:eastAsia="游ゴシック Light" w:hAnsi="游ゴシック Light" w:cs="Segoe UI"/>
+                <w:rFonts w:ascii="游ゴシック" w:eastAsia="游ゴシック" w:hAnsi="游ゴシック" w:cs="Segoe UI"/>
                 <w:color w:val="000000"/>
                 <w:shd w:val="clear" w:color="auto" w:fill="FFFFFF"/>
               </w:rPr>
@@ -8054,7 +9078,7 @@
             </w:r>
             <w:r>
               <w:rPr>
-                <w:rFonts w:ascii="游ゴシック Light" w:eastAsia="游ゴシック Light" w:hAnsi="游ゴシック Light" w:cs="Segoe UI" w:hint="eastAsia"/>
+                <w:rFonts w:ascii="游ゴシック" w:eastAsia="游ゴシック" w:hAnsi="游ゴシック" w:cs="Segoe UI" w:hint="eastAsia"/>
                 <w:color w:val="000000"/>
                 <w:shd w:val="clear" w:color="auto" w:fill="FFFFFF"/>
               </w:rPr>
@@ -8133,7 +9157,14 @@
                 <w:rFonts w:ascii="游ゴシック" w:eastAsia="游ゴシック" w:hAnsi="游ゴシック"/>
                 <w:sz w:val="20"/>
               </w:rPr>
-              <w:t>47</w:t>
+              <w:t>4</w:t>
+            </w:r>
+            <w:r>
+              <w:rPr>
+                <w:rFonts w:ascii="游ゴシック" w:eastAsia="游ゴシック" w:hAnsi="游ゴシック"/>
+                <w:sz w:val="20"/>
+              </w:rPr>
+              <w:t>9</w:t>
             </w:r>
           </w:p>
         </w:tc>
@@ -8428,14 +9459,14 @@
                 <w:rFonts w:ascii="游ゴシック" w:eastAsia="游ゴシック" w:hAnsi="游ゴシック" w:hint="eastAsia"/>
                 <w:sz w:val="20"/>
               </w:rPr>
-              <w:t>4</w:t>
-            </w:r>
-            <w:r>
-              <w:rPr>
-                <w:rFonts w:ascii="游ゴシック" w:eastAsia="游ゴシック" w:hAnsi="游ゴシック"/>
-                <w:sz w:val="20"/>
-              </w:rPr>
-              <w:t>9</w:t>
+              <w:t>5</w:t>
+            </w:r>
+            <w:r>
+              <w:rPr>
+                <w:rFonts w:ascii="游ゴシック" w:eastAsia="游ゴシック" w:hAnsi="游ゴシック"/>
+                <w:sz w:val="20"/>
+              </w:rPr>
+              <w:t>0</w:t>
             </w:r>
           </w:p>
         </w:tc>
@@ -8576,7 +9607,7 @@
                 <w:rFonts w:ascii="游ゴシック" w:eastAsia="游ゴシック" w:hAnsi="游ゴシック"/>
                 <w:sz w:val="20"/>
               </w:rPr>
-              <w:t>0</w:t>
+              <w:t>1</w:t>
             </w:r>
           </w:p>
         </w:tc>
@@ -8633,7 +9664,7 @@
             <w:r>
               <w:rPr>
                 <w:rFonts w:ascii="游ゴシック Light" w:eastAsia="游ゴシック Light" w:hAnsi="游ゴシック Light" w:cs="Segoe UI"/>
-                <w:color w:val="DC3545"/>
+                <w:color w:val="FF0000"/>
                 <w:shd w:val="clear" w:color="auto" w:fill="FFFFFF"/>
               </w:rPr>
               <w:t>不正な値が入力されています。</w:t>
@@ -8734,7 +9765,7 @@
                 <w:rFonts w:ascii="游ゴシック" w:eastAsia="游ゴシック" w:hAnsi="游ゴシック"/>
                 <w:sz w:val="20"/>
               </w:rPr>
-              <w:t>1</w:t>
+              <w:t>2</w:t>
             </w:r>
           </w:p>
         </w:tc>
@@ -8868,7 +9899,7 @@
                 <w:rFonts w:ascii="游ゴシック" w:eastAsia="游ゴシック" w:hAnsi="游ゴシック"/>
                 <w:sz w:val="20"/>
               </w:rPr>
-              <w:t>2</w:t>
+              <w:t>3</w:t>
             </w:r>
           </w:p>
         </w:tc>
@@ -8946,7 +9977,7 @@
             <w:r>
               <w:rPr>
                 <w:rFonts w:ascii="游ゴシック" w:eastAsia="游ゴシック" w:hAnsi="游ゴシック" w:cs="Segoe UI"/>
-                <w:color w:val="DC3545"/>
+                <w:color w:val="FF0000"/>
                 <w:sz w:val="20"/>
                 <w:shd w:val="clear" w:color="auto" w:fill="FFFFFF"/>
               </w:rPr>
@@ -9046,7 +10077,7 @@
                 <w:rFonts w:ascii="游ゴシック" w:eastAsia="游ゴシック" w:hAnsi="游ゴシック"/>
                 <w:sz w:val="20"/>
               </w:rPr>
-              <w:t>3</w:t>
+              <w:t>4</w:t>
             </w:r>
           </w:p>
         </w:tc>
@@ -9313,7 +10344,7 @@
                 <w:rFonts w:ascii="游ゴシック" w:eastAsia="游ゴシック" w:hAnsi="游ゴシック"/>
                 <w:sz w:val="20"/>
               </w:rPr>
-              <w:t>4</w:t>
+              <w:t>5</w:t>
             </w:r>
           </w:p>
         </w:tc>
@@ -9425,38 +10456,10 @@
             </w:r>
             <w:r>
               <w:rPr>
-                <w:rFonts w:ascii="游ゴシック" w:eastAsia="游ゴシック" w:hAnsi="游ゴシック" w:hint="eastAsia"/>
-                <w:sz w:val="20"/>
-              </w:rPr>
-              <w:t>年</w:t>
-            </w:r>
-            <w:r>
-              <w:rPr>
-                <w:rFonts w:ascii="游ゴシック" w:eastAsia="游ゴシック" w:hAnsi="游ゴシック"/>
-                <w:sz w:val="20"/>
-              </w:rPr>
-              <w:t>10</w:t>
-            </w:r>
-            <w:r>
-              <w:rPr>
-                <w:rFonts w:ascii="游ゴシック" w:eastAsia="游ゴシック" w:hAnsi="游ゴシック" w:hint="eastAsia"/>
-                <w:sz w:val="20"/>
-              </w:rPr>
-              <w:t>月1</w:t>
-            </w:r>
-            <w:r>
-              <w:rPr>
-                <w:rFonts w:ascii="游ゴシック" w:eastAsia="游ゴシック" w:hAnsi="游ゴシック"/>
-                <w:sz w:val="20"/>
-              </w:rPr>
-              <w:t>0</w:t>
-            </w:r>
-            <w:r>
-              <w:rPr>
-                <w:rFonts w:ascii="游ゴシック" w:eastAsia="游ゴシック" w:hAnsi="游ゴシック" w:hint="eastAsia"/>
-                <w:sz w:val="20"/>
-              </w:rPr>
-              <w:t>日</w:t>
+                <w:rFonts w:ascii="游ゴシック" w:eastAsia="游ゴシック" w:hAnsi="游ゴシック"/>
+                <w:sz w:val="20"/>
+              </w:rPr>
+              <w:t>/10/10</w:t>
             </w:r>
             <w:r>
               <w:rPr>
@@ -9573,7 +10576,7 @@
                 <w:rFonts w:ascii="游ゴシック" w:eastAsia="游ゴシック" w:hAnsi="游ゴシック"/>
                 <w:sz w:val="20"/>
               </w:rPr>
-              <w:t>5</w:t>
+              <w:t>6</w:t>
             </w:r>
           </w:p>
         </w:tc>
@@ -9650,10 +10653,48 @@
             </w:r>
             <w:r>
               <w:rPr>
-                <w:rFonts w:ascii="游ゴシック" w:eastAsia="游ゴシック" w:hAnsi="游ゴシック" w:hint="eastAsia"/>
-                <w:sz w:val="20"/>
-              </w:rPr>
-              <w:t>警告文が表示されずバリデーションチェックに引っかからないことを確認する</w:t>
+                <w:rFonts w:ascii="游ゴシック" w:eastAsia="游ゴシック" w:hAnsi="游ゴシック"/>
+                <w:sz w:val="20"/>
+              </w:rPr>
+              <w:t>”</w:t>
+            </w:r>
+            <w:r>
+              <w:rPr>
+                <w:rFonts w:ascii="游ゴシック" w:eastAsia="游ゴシック" w:hAnsi="游ゴシック" w:hint="eastAsia"/>
+                <w:color w:val="FF0000"/>
+                <w:sz w:val="20"/>
+              </w:rPr>
+              <w:t>この項目は9</w:t>
+            </w:r>
+            <w:r>
+              <w:rPr>
+                <w:rFonts w:ascii="游ゴシック" w:eastAsia="游ゴシック" w:hAnsi="游ゴシック"/>
+                <w:color w:val="FF0000"/>
+                <w:sz w:val="20"/>
+              </w:rPr>
+              <w:t>99999999</w:t>
+            </w:r>
+            <w:r>
+              <w:rPr>
+                <w:rFonts w:ascii="游ゴシック" w:eastAsia="游ゴシック" w:hAnsi="游ゴシック" w:hint="eastAsia"/>
+                <w:color w:val="FF0000"/>
+                <w:sz w:val="20"/>
+              </w:rPr>
+              <w:t>以下の数値を入力してください。</w:t>
+            </w:r>
+            <w:r>
+              <w:rPr>
+                <w:rFonts w:ascii="游ゴシック" w:eastAsia="游ゴシック" w:hAnsi="游ゴシック"/>
+                <w:sz w:val="20"/>
+              </w:rPr>
+              <w:t>”</w:t>
+            </w:r>
+            <w:r>
+              <w:rPr>
+                <w:rFonts w:ascii="游ゴシック" w:eastAsia="游ゴシック" w:hAnsi="游ゴシック" w:hint="eastAsia"/>
+                <w:sz w:val="20"/>
+              </w:rPr>
+              <w:t>と表示される</w:t>
             </w:r>
           </w:p>
         </w:tc>
@@ -9702,6 +10743,41 @@
                 <w:sz w:val="20"/>
               </w:rPr>
             </w:pPr>
+            <w:r>
+              <w:rPr>
+                <w:rFonts w:ascii="游ゴシック" w:eastAsia="游ゴシック" w:hAnsi="游ゴシック" w:hint="eastAsia"/>
+                <w:sz w:val="20"/>
+              </w:rPr>
+              <w:t>デヴェロッパーツールで「月額料金」に</w:t>
+            </w:r>
+            <w:r>
+              <w:rPr>
+                <w:rFonts w:ascii="游ゴシック" w:eastAsia="游ゴシック" w:hAnsi="游ゴシック"/>
+                <w:sz w:val="20"/>
+              </w:rPr>
+              <w:t>”1000000000”</w:t>
+            </w:r>
+            <w:r>
+              <w:rPr>
+                <w:rFonts w:ascii="游ゴシック" w:eastAsia="游ゴシック" w:hAnsi="游ゴシック" w:hint="eastAsia"/>
+                <w:sz w:val="20"/>
+              </w:rPr>
+              <w:t>を投入してフォームを送</w:t>
+            </w:r>
+            <w:r>
+              <w:rPr>
+                <w:rFonts w:ascii="游ゴシック" w:eastAsia="游ゴシック" w:hAnsi="游ゴシック" w:hint="eastAsia"/>
+                <w:sz w:val="20"/>
+              </w:rPr>
+              <w:t>る</w:t>
+            </w:r>
+            <w:r>
+              <w:rPr>
+                <w:rFonts w:ascii="游ゴシック" w:eastAsia="游ゴシック" w:hAnsi="游ゴシック" w:hint="eastAsia"/>
+                <w:sz w:val="20"/>
+              </w:rPr>
+              <w:t>方法で実行可能</w:t>
+            </w:r>
           </w:p>
         </w:tc>
       </w:tr>
@@ -9735,7 +10811,7 @@
                 <w:rFonts w:ascii="游ゴシック" w:eastAsia="游ゴシック" w:hAnsi="游ゴシック"/>
                 <w:sz w:val="20"/>
               </w:rPr>
-              <w:t>6</w:t>
+              <w:t>7</w:t>
             </w:r>
           </w:p>
         </w:tc>
@@ -9781,104 +10857,6 @@
               </w:rPr>
               <w:t>「月額料金」で数字以外を入力して保存ボタンを押下した時に、データーベースに情報が保存されないことを確認</w:t>
             </w:r>
-          </w:p>
-        </w:tc>
-        <w:tc>
-          <w:tcPr>
-            <w:tcW w:w="1050" w:type="dxa"/>
-            <w:vAlign w:val="center"/>
-          </w:tcPr>
-          <w:p>
-            <w:pPr>
-              <w:snapToGrid w:val="0"/>
-              <w:jc w:val="center"/>
-              <w:rPr>
-                <w:rFonts w:ascii="游ゴシック" w:eastAsia="游ゴシック" w:hAnsi="游ゴシック"/>
-                <w:sz w:val="20"/>
-              </w:rPr>
-            </w:pPr>
-          </w:p>
-        </w:tc>
-        <w:tc>
-          <w:tcPr>
-            <w:tcW w:w="945" w:type="dxa"/>
-            <w:vAlign w:val="center"/>
-          </w:tcPr>
-          <w:p>
-            <w:pPr>
-              <w:snapToGrid w:val="0"/>
-              <w:jc w:val="center"/>
-              <w:rPr>
-                <w:rFonts w:ascii="游ゴシック" w:eastAsia="游ゴシック" w:hAnsi="游ゴシック"/>
-                <w:sz w:val="20"/>
-              </w:rPr>
-            </w:pPr>
-          </w:p>
-        </w:tc>
-        <w:tc>
-          <w:tcPr>
-            <w:tcW w:w="2310" w:type="dxa"/>
-            <w:vAlign w:val="center"/>
-          </w:tcPr>
-          <w:p>
-            <w:pPr>
-              <w:snapToGrid w:val="0"/>
-              <w:rPr>
-                <w:rFonts w:ascii="游ゴシック" w:eastAsia="游ゴシック" w:hAnsi="游ゴシック"/>
-                <w:sz w:val="20"/>
-              </w:rPr>
-            </w:pPr>
-          </w:p>
-        </w:tc>
-      </w:tr>
-      <w:tr>
-        <w:trPr>
-          <w:trHeight w:val="1037"/>
-        </w:trPr>
-        <w:tc>
-          <w:tcPr>
-            <w:tcW w:w="1050" w:type="dxa"/>
-            <w:vAlign w:val="center"/>
-          </w:tcPr>
-          <w:p>
-            <w:pPr>
-              <w:snapToGrid w:val="0"/>
-              <w:jc w:val="center"/>
-              <w:rPr>
-                <w:rFonts w:ascii="游ゴシック" w:eastAsia="游ゴシック" w:hAnsi="游ゴシック"/>
-                <w:sz w:val="20"/>
-              </w:rPr>
-            </w:pPr>
-          </w:p>
-        </w:tc>
-        <w:tc>
-          <w:tcPr>
-            <w:tcW w:w="5355" w:type="dxa"/>
-            <w:vAlign w:val="center"/>
-          </w:tcPr>
-          <w:p>
-            <w:pPr>
-              <w:snapToGrid w:val="0"/>
-              <w:rPr>
-                <w:rFonts w:ascii="游ゴシック" w:eastAsia="游ゴシック" w:hAnsi="游ゴシック"/>
-                <w:sz w:val="20"/>
-              </w:rPr>
-            </w:pPr>
-          </w:p>
-        </w:tc>
-        <w:tc>
-          <w:tcPr>
-            <w:tcW w:w="4935" w:type="dxa"/>
-            <w:vAlign w:val="center"/>
-          </w:tcPr>
-          <w:p>
-            <w:pPr>
-              <w:snapToGrid w:val="0"/>
-              <w:rPr>
-                <w:rFonts w:ascii="游ゴシック" w:eastAsia="游ゴシック" w:hAnsi="游ゴシック"/>
-                <w:sz w:val="20"/>
-              </w:rPr>
-            </w:pPr>
           </w:p>
         </w:tc>
         <w:tc>
@@ -9937,6 +10915,8 @@
         <w:spacing w:line="20" w:lineRule="atLeast"/>
         <w:jc w:val="left"/>
       </w:pPr>
+      <w:bookmarkStart w:id="0" w:name="_GoBack"/>
+      <w:bookmarkEnd w:id="0"/>
     </w:p>
     <w:sectPr>
       <w:headerReference w:type="default" r:id="rId10"/>
@@ -11717,21 +12697,6 @@
 </file>
 
 <file path=customXml/item1.xml><?xml version="1.0" encoding="utf-8"?>
-<p:properties xmlns:p="http://schemas.microsoft.com/office/2006/metadata/properties" xmlns:xsi="http://www.w3.org/2001/XMLSchema-instance" xmlns:pc="http://schemas.microsoft.com/office/infopath/2007/PartnerControls">
-  <documentManagement/>
-</p:properties>
-</file>
-
-<file path=customXml/item2.xml><?xml version="1.0" encoding="utf-8"?>
-<?mso-contentType ?>
-<FormTemplates xmlns="http://schemas.microsoft.com/sharepoint/v3/contenttype/forms">
-  <Display>DocumentLibraryForm</Display>
-  <Edit>DocumentLibraryForm</Edit>
-  <New>DocumentLibraryForm</New>
-</FormTemplates>
-</file>
-
-<file path=customXml/item3.xml><?xml version="1.0" encoding="utf-8"?>
 <ct:contentTypeSchema xmlns:ct="http://schemas.microsoft.com/office/2006/metadata/contentType" xmlns:ma="http://schemas.microsoft.com/office/2006/metadata/properties/metaAttributes" ct:_="" ma:_="" ma:contentTypeName="ドキュメント" ma:contentTypeID="0x010100C424317A42AA8449A97AAE94730ED181" ma:contentTypeVersion="6" ma:contentTypeDescription="新しいドキュメントを作成します。" ma:contentTypeScope="" ma:versionID="9df5c7ff725c9e365f8a8503f6029c6b">
   <xsd:schema xmlns:xsd="http://www.w3.org/2001/XMLSchema" xmlns:xs="http://www.w3.org/2001/XMLSchema" xmlns:p="http://schemas.microsoft.com/office/2006/metadata/properties" xmlns:ns2="dab87824-9c6b-4a08-9c96-9c9ea904f12c" targetNamespace="http://schemas.microsoft.com/office/2006/metadata/properties" ma:root="true" ma:fieldsID="98e3d8fd3bbedc5b58bd9df00d6be37e" ns2:_="">
     <xsd:import namespace="dab87824-9c6b-4a08-9c96-9c9ea904f12c"/>
@@ -11889,24 +12854,22 @@
 </ct:contentTypeSchema>
 </file>
 
-<file path=customXml/itemProps1.xml><?xml version="1.0" encoding="utf-8"?>
-<ds:datastoreItem xmlns:ds="http://schemas.openxmlformats.org/officeDocument/2006/customXml" ds:itemID="{659CE7E0-3E2F-4787-B142-08E029C04E10}">
-  <ds:schemaRefs>
-    <ds:schemaRef ds:uri="http://schemas.microsoft.com/office/2006/metadata/properties"/>
-    <ds:schemaRef ds:uri="http://schemas.microsoft.com/office/infopath/2007/PartnerControls"/>
-  </ds:schemaRefs>
-</ds:datastoreItem>
+<file path=customXml/item2.xml><?xml version="1.0" encoding="utf-8"?>
+<?mso-contentType ?>
+<FormTemplates xmlns="http://schemas.microsoft.com/sharepoint/v3/contenttype/forms">
+  <Display>DocumentLibraryForm</Display>
+  <Edit>DocumentLibraryForm</Edit>
+  <New>DocumentLibraryForm</New>
+</FormTemplates>
 </file>
 
-<file path=customXml/itemProps2.xml><?xml version="1.0" encoding="utf-8"?>
-<ds:datastoreItem xmlns:ds="http://schemas.openxmlformats.org/officeDocument/2006/customXml" ds:itemID="{F4DA52B9-D4DF-4BEC-A5A3-5484E5EB747B}">
-  <ds:schemaRefs>
-    <ds:schemaRef ds:uri="http://schemas.microsoft.com/sharepoint/v3/contenttype/forms"/>
-  </ds:schemaRefs>
-</ds:datastoreItem>
+<file path=customXml/item3.xml><?xml version="1.0" encoding="utf-8"?>
+<p:properties xmlns:p="http://schemas.microsoft.com/office/2006/metadata/properties" xmlns:xsi="http://www.w3.org/2001/XMLSchema-instance" xmlns:pc="http://schemas.microsoft.com/office/infopath/2007/PartnerControls">
+  <documentManagement/>
+</p:properties>
 </file>
 
-<file path=customXml/itemProps3.xml><?xml version="1.0" encoding="utf-8"?>
+<file path=customXml/itemProps1.xml><?xml version="1.0" encoding="utf-8"?>
 <ds:datastoreItem xmlns:ds="http://schemas.openxmlformats.org/officeDocument/2006/customXml" ds:itemID="{76261B67-5531-4ED1-B087-165B04D1226E}">
   <ds:schemaRefs>
     <ds:schemaRef ds:uri="http://schemas.microsoft.com/office/2006/metadata/contentType"/>
@@ -11922,4 +12885,21 @@
     <ds:schemaRef ds:uri="http://schemas.microsoft.com/internal/obd"/>
   </ds:schemaRefs>
 </ds:datastoreItem>
+</file>
+
+<file path=customXml/itemProps2.xml><?xml version="1.0" encoding="utf-8"?>
+<ds:datastoreItem xmlns:ds="http://schemas.openxmlformats.org/officeDocument/2006/customXml" ds:itemID="{F4DA52B9-D4DF-4BEC-A5A3-5484E5EB747B}">
+  <ds:schemaRefs>
+    <ds:schemaRef ds:uri="http://schemas.microsoft.com/sharepoint/v3/contenttype/forms"/>
+  </ds:schemaRefs>
+</ds:datastoreItem>
+</file>
+
+<file path=customXml/itemProps3.xml><?xml version="1.0" encoding="utf-8"?>
+<ds:datastoreItem xmlns:ds="http://schemas.openxmlformats.org/officeDocument/2006/customXml" ds:itemID="{659CE7E0-3E2F-4787-B142-08E029C04E10}">
+  <ds:schemaRefs>
+    <ds:schemaRef ds:uri="http://schemas.microsoft.com/office/2006/metadata/properties"/>
+    <ds:schemaRef ds:uri="http://schemas.microsoft.com/office/infopath/2007/PartnerControls"/>
+  </ds:schemaRefs>
+</ds:datastoreItem>
 </file>
--- a/extra/report/No.課題4_テストケース.docx
+++ b/extra/report/No.課題4_テストケース.docx
@@ -8969,7 +8969,23 @@
                 <w:rFonts w:ascii="游ゴシック" w:eastAsia="游ゴシック" w:hAnsi="游ゴシック" w:hint="eastAsia"/>
                 <w:sz w:val="20"/>
               </w:rPr>
-              <w:t>を投入してフォームを送ろ方法で実行可能</w:t>
+              <w:t>を投入してフォームを送</w:t>
+            </w:r>
+            <w:r>
+              <w:rPr>
+                <w:rFonts w:ascii="游ゴシック" w:eastAsia="游ゴシック" w:hAnsi="游ゴシック" w:hint="eastAsia"/>
+                <w:sz w:val="20"/>
+              </w:rPr>
+              <w:t>る</w:t>
+            </w:r>
+            <w:bookmarkStart w:id="0" w:name="_GoBack"/>
+            <w:bookmarkEnd w:id="0"/>
+            <w:r>
+              <w:rPr>
+                <w:rFonts w:ascii="游ゴシック" w:eastAsia="游ゴシック" w:hAnsi="游ゴシック" w:hint="eastAsia"/>
+                <w:sz w:val="20"/>
+              </w:rPr>
+              <w:t>方法で実行可能</w:t>
             </w:r>
           </w:p>
         </w:tc>
@@ -10915,8 +10931,6 @@
         <w:spacing w:line="20" w:lineRule="atLeast"/>
         <w:jc w:val="left"/>
       </w:pPr>
-      <w:bookmarkStart w:id="0" w:name="_GoBack"/>
-      <w:bookmarkEnd w:id="0"/>
     </w:p>
     <w:sectPr>
       <w:headerReference w:type="default" r:id="rId10"/>

--- a/extra/report/No.課題4_テストケース.docx
+++ b/extra/report/No.課題4_テストケース.docx
@@ -8978,8 +8978,6 @@
               </w:rPr>
               <w:t>る</w:t>
             </w:r>
-            <w:bookmarkStart w:id="0" w:name="_GoBack"/>
-            <w:bookmarkEnd w:id="0"/>
             <w:r>
               <w:rPr>
                 <w:rFonts w:ascii="游ゴシック" w:eastAsia="游ゴシック" w:hAnsi="游ゴシック" w:hint="eastAsia"/>
@@ -9922,22 +9920,32 @@
         <w:tc>
           <w:tcPr>
             <w:tcW w:w="5355" w:type="dxa"/>
-            <w:vAlign w:val="center"/>
-          </w:tcPr>
-          <w:p>
-            <w:pPr>
-              <w:snapToGrid w:val="0"/>
-              <w:rPr>
-                <w:rFonts w:ascii="游ゴシック" w:eastAsia="游ゴシック" w:hAnsi="游ゴシック"/>
-                <w:sz w:val="20"/>
-              </w:rPr>
-            </w:pPr>
-            <w:r>
-              <w:rPr>
-                <w:rFonts w:ascii="游ゴシック" w:eastAsia="游ゴシック" w:hAnsi="游ゴシック" w:hint="eastAsia"/>
-                <w:sz w:val="20"/>
-              </w:rPr>
-              <w:t>料金編集画面の月額料金の境界値チェックでエラー確認</w:t>
+            <w:vMerge w:val="restart"/>
+            <w:vAlign w:val="center"/>
+          </w:tcPr>
+          <w:p>
+            <w:pPr>
+              <w:snapToGrid w:val="0"/>
+              <w:rPr>
+                <w:rFonts w:ascii="游ゴシック" w:eastAsia="游ゴシック" w:hAnsi="游ゴシック" w:hint="eastAsia"/>
+                <w:sz w:val="20"/>
+              </w:rPr>
+            </w:pPr>
+            <w:r>
+              <w:rPr>
+                <w:rFonts w:ascii="游ゴシック" w:eastAsia="游ゴシック" w:hAnsi="游ゴシック" w:hint="eastAsia"/>
+                <w:sz w:val="20"/>
+              </w:rPr>
+              <w:t>料金新規追加画面の月額料金の境界値チェッ</w:t>
+            </w:r>
+            <w:bookmarkStart w:id="0" w:name="_GoBack"/>
+            <w:bookmarkEnd w:id="0"/>
+            <w:r>
+              <w:rPr>
+                <w:rFonts w:ascii="游ゴシック" w:eastAsia="游ゴシック" w:hAnsi="游ゴシック" w:hint="eastAsia"/>
+                <w:sz w:val="20"/>
+              </w:rPr>
+              <w:t>ク</w:t>
             </w:r>
           </w:p>
         </w:tc>
@@ -10100,24 +10108,17 @@
         <w:tc>
           <w:tcPr>
             <w:tcW w:w="5355" w:type="dxa"/>
-            <w:vMerge w:val="restart"/>
-            <w:vAlign w:val="center"/>
-          </w:tcPr>
-          <w:p>
-            <w:pPr>
-              <w:snapToGrid w:val="0"/>
-              <w:rPr>
-                <w:rFonts w:ascii="游ゴシック" w:eastAsia="游ゴシック" w:hAnsi="游ゴシック"/>
-                <w:sz w:val="20"/>
-              </w:rPr>
-            </w:pPr>
-            <w:r>
-              <w:rPr>
-                <w:rFonts w:ascii="游ゴシック" w:eastAsia="游ゴシック" w:hAnsi="游ゴシック" w:hint="eastAsia"/>
-                <w:sz w:val="20"/>
-              </w:rPr>
-              <w:t>料金編集画面の月額料金の境界値で正常に動くことを確認</w:t>
-            </w:r>
+            <w:vMerge/>
+            <w:vAlign w:val="center"/>
+          </w:tcPr>
+          <w:p>
+            <w:pPr>
+              <w:snapToGrid w:val="0"/>
+              <w:rPr>
+                <w:rFonts w:ascii="游ゴシック" w:eastAsia="游ゴシック" w:hAnsi="游ゴシック" w:hint="eastAsia"/>
+                <w:sz w:val="20"/>
+              </w:rPr>
+            </w:pPr>
           </w:p>
         </w:tc>
         <w:tc>
@@ -10468,21 +10469,7 @@
                 <w:rFonts w:ascii="游ゴシック" w:eastAsia="游ゴシック" w:hAnsi="游ゴシック"/>
                 <w:sz w:val="20"/>
               </w:rPr>
-              <w:t>”2025</w:t>
-            </w:r>
-            <w:r>
-              <w:rPr>
-                <w:rFonts w:ascii="游ゴシック" w:eastAsia="游ゴシック" w:hAnsi="游ゴシック"/>
-                <w:sz w:val="20"/>
-              </w:rPr>
-              <w:t>/10/10</w:t>
-            </w:r>
-            <w:r>
-              <w:rPr>
-                <w:rFonts w:ascii="游ゴシック" w:eastAsia="游ゴシック" w:hAnsi="游ゴシック"/>
-                <w:sz w:val="20"/>
-              </w:rPr>
-              <w:t>”</w:t>
+              <w:t>”2025/10/10”</w:t>
             </w:r>
             <w:r>
               <w:rPr>

--- a/extra/report/No.課題4_テストケース.docx
+++ b/extra/report/No.課題4_テストケース.docx
@@ -310,10 +310,24 @@
               <w:snapToGrid w:val="0"/>
               <w:jc w:val="center"/>
               <w:rPr>
-                <w:rFonts w:ascii="游ゴシック" w:eastAsia="游ゴシック" w:hAnsi="游ゴシック"/>
-                <w:sz w:val="20"/>
-              </w:rPr>
-            </w:pPr>
+                <w:rFonts w:ascii="游ゴシック" w:eastAsia="游ゴシック" w:hAnsi="游ゴシック" w:hint="eastAsia"/>
+                <w:sz w:val="20"/>
+              </w:rPr>
+            </w:pPr>
+            <w:r>
+              <w:rPr>
+                <w:rFonts w:ascii="游ゴシック" w:eastAsia="游ゴシック" w:hAnsi="游ゴシック" w:hint="eastAsia"/>
+                <w:sz w:val="20"/>
+              </w:rPr>
+              <w:t>8</w:t>
+            </w:r>
+            <w:r>
+              <w:rPr>
+                <w:rFonts w:ascii="游ゴシック" w:eastAsia="游ゴシック" w:hAnsi="游ゴシック"/>
+                <w:sz w:val="20"/>
+              </w:rPr>
+              <w:t>/19</w:t>
+            </w:r>
           </w:p>
         </w:tc>
         <w:tc>
@@ -330,6 +344,20 @@
                 <w:sz w:val="20"/>
               </w:rPr>
             </w:pPr>
+            <w:r>
+              <w:rPr>
+                <w:rFonts w:ascii="游ゴシック" w:eastAsia="游ゴシック" w:hAnsi="游ゴシック" w:hint="eastAsia"/>
+                <w:sz w:val="20"/>
+              </w:rPr>
+              <w:t>O</w:t>
+            </w:r>
+            <w:r>
+              <w:rPr>
+                <w:rFonts w:ascii="游ゴシック" w:eastAsia="游ゴシック" w:hAnsi="游ゴシック"/>
+                <w:sz w:val="20"/>
+              </w:rPr>
+              <w:t>K</w:t>
+            </w:r>
           </w:p>
         </w:tc>
         <w:tc>
@@ -435,6 +463,20 @@
                 <w:sz w:val="20"/>
               </w:rPr>
             </w:pPr>
+            <w:r>
+              <w:rPr>
+                <w:rFonts w:ascii="游ゴシック" w:eastAsia="游ゴシック" w:hAnsi="游ゴシック" w:hint="eastAsia"/>
+                <w:sz w:val="20"/>
+              </w:rPr>
+              <w:t>8</w:t>
+            </w:r>
+            <w:r>
+              <w:rPr>
+                <w:rFonts w:ascii="游ゴシック" w:eastAsia="游ゴシック" w:hAnsi="游ゴシック"/>
+                <w:sz w:val="20"/>
+              </w:rPr>
+              <w:t>/19</w:t>
+            </w:r>
           </w:p>
         </w:tc>
         <w:tc>
@@ -451,6 +493,20 @@
                 <w:sz w:val="20"/>
               </w:rPr>
             </w:pPr>
+            <w:r>
+              <w:rPr>
+                <w:rFonts w:ascii="游ゴシック" w:eastAsia="游ゴシック" w:hAnsi="游ゴシック" w:hint="eastAsia"/>
+                <w:sz w:val="20"/>
+              </w:rPr>
+              <w:t>O</w:t>
+            </w:r>
+            <w:r>
+              <w:rPr>
+                <w:rFonts w:ascii="游ゴシック" w:eastAsia="游ゴシック" w:hAnsi="游ゴシック"/>
+                <w:sz w:val="20"/>
+              </w:rPr>
+              <w:t>K</w:t>
+            </w:r>
           </w:p>
         </w:tc>
         <w:tc>
@@ -549,6 +605,20 @@
                 <w:sz w:val="20"/>
               </w:rPr>
             </w:pPr>
+            <w:r>
+              <w:rPr>
+                <w:rFonts w:ascii="游ゴシック" w:eastAsia="游ゴシック" w:hAnsi="游ゴシック" w:hint="eastAsia"/>
+                <w:sz w:val="20"/>
+              </w:rPr>
+              <w:t>8</w:t>
+            </w:r>
+            <w:r>
+              <w:rPr>
+                <w:rFonts w:ascii="游ゴシック" w:eastAsia="游ゴシック" w:hAnsi="游ゴシック"/>
+                <w:sz w:val="20"/>
+              </w:rPr>
+              <w:t>/19</w:t>
+            </w:r>
           </w:p>
         </w:tc>
         <w:tc>
@@ -565,6 +635,20 @@
                 <w:sz w:val="20"/>
               </w:rPr>
             </w:pPr>
+            <w:r>
+              <w:rPr>
+                <w:rFonts w:ascii="游ゴシック" w:eastAsia="游ゴシック" w:hAnsi="游ゴシック" w:hint="eastAsia"/>
+                <w:sz w:val="20"/>
+              </w:rPr>
+              <w:t>O</w:t>
+            </w:r>
+            <w:r>
+              <w:rPr>
+                <w:rFonts w:ascii="游ゴシック" w:eastAsia="游ゴシック" w:hAnsi="游ゴシック"/>
+                <w:sz w:val="20"/>
+              </w:rPr>
+              <w:t>K</w:t>
+            </w:r>
           </w:p>
         </w:tc>
         <w:tc>
@@ -662,6 +746,20 @@
                 <w:sz w:val="20"/>
               </w:rPr>
             </w:pPr>
+            <w:r>
+              <w:rPr>
+                <w:rFonts w:ascii="游ゴシック" w:eastAsia="游ゴシック" w:hAnsi="游ゴシック" w:hint="eastAsia"/>
+                <w:sz w:val="20"/>
+              </w:rPr>
+              <w:t>8</w:t>
+            </w:r>
+            <w:r>
+              <w:rPr>
+                <w:rFonts w:ascii="游ゴシック" w:eastAsia="游ゴシック" w:hAnsi="游ゴシック"/>
+                <w:sz w:val="20"/>
+              </w:rPr>
+              <w:t>/19</w:t>
+            </w:r>
           </w:p>
         </w:tc>
         <w:tc>
@@ -678,6 +776,20 @@
                 <w:sz w:val="20"/>
               </w:rPr>
             </w:pPr>
+            <w:r>
+              <w:rPr>
+                <w:rFonts w:ascii="游ゴシック" w:eastAsia="游ゴシック" w:hAnsi="游ゴシック" w:hint="eastAsia"/>
+                <w:sz w:val="20"/>
+              </w:rPr>
+              <w:t>O</w:t>
+            </w:r>
+            <w:r>
+              <w:rPr>
+                <w:rFonts w:ascii="游ゴシック" w:eastAsia="游ゴシック" w:hAnsi="游ゴシック"/>
+                <w:sz w:val="20"/>
+              </w:rPr>
+              <w:t>K</w:t>
+            </w:r>
           </w:p>
         </w:tc>
         <w:tc>
@@ -775,6 +887,20 @@
                 <w:sz w:val="20"/>
               </w:rPr>
             </w:pPr>
+            <w:r>
+              <w:rPr>
+                <w:rFonts w:ascii="游ゴシック" w:eastAsia="游ゴシック" w:hAnsi="游ゴシック" w:hint="eastAsia"/>
+                <w:sz w:val="20"/>
+              </w:rPr>
+              <w:t>8</w:t>
+            </w:r>
+            <w:r>
+              <w:rPr>
+                <w:rFonts w:ascii="游ゴシック" w:eastAsia="游ゴシック" w:hAnsi="游ゴシック"/>
+                <w:sz w:val="20"/>
+              </w:rPr>
+              <w:t>/19</w:t>
+            </w:r>
           </w:p>
         </w:tc>
         <w:tc>
@@ -791,6 +917,20 @@
                 <w:sz w:val="20"/>
               </w:rPr>
             </w:pPr>
+            <w:r>
+              <w:rPr>
+                <w:rFonts w:ascii="游ゴシック" w:eastAsia="游ゴシック" w:hAnsi="游ゴシック" w:hint="eastAsia"/>
+                <w:sz w:val="20"/>
+              </w:rPr>
+              <w:t>O</w:t>
+            </w:r>
+            <w:r>
+              <w:rPr>
+                <w:rFonts w:ascii="游ゴシック" w:eastAsia="游ゴシック" w:hAnsi="游ゴシック"/>
+                <w:sz w:val="20"/>
+              </w:rPr>
+              <w:t>K</w:t>
+            </w:r>
           </w:p>
         </w:tc>
         <w:tc>
@@ -888,6 +1028,20 @@
                 <w:sz w:val="20"/>
               </w:rPr>
             </w:pPr>
+            <w:r>
+              <w:rPr>
+                <w:rFonts w:ascii="游ゴシック" w:eastAsia="游ゴシック" w:hAnsi="游ゴシック" w:hint="eastAsia"/>
+                <w:sz w:val="20"/>
+              </w:rPr>
+              <w:t>8</w:t>
+            </w:r>
+            <w:r>
+              <w:rPr>
+                <w:rFonts w:ascii="游ゴシック" w:eastAsia="游ゴシック" w:hAnsi="游ゴシック"/>
+                <w:sz w:val="20"/>
+              </w:rPr>
+              <w:t>/19</w:t>
+            </w:r>
           </w:p>
         </w:tc>
         <w:tc>
@@ -904,6 +1058,20 @@
                 <w:sz w:val="20"/>
               </w:rPr>
             </w:pPr>
+            <w:r>
+              <w:rPr>
+                <w:rFonts w:ascii="游ゴシック" w:eastAsia="游ゴシック" w:hAnsi="游ゴシック" w:hint="eastAsia"/>
+                <w:sz w:val="20"/>
+              </w:rPr>
+              <w:t>O</w:t>
+            </w:r>
+            <w:r>
+              <w:rPr>
+                <w:rFonts w:ascii="游ゴシック" w:eastAsia="游ゴシック" w:hAnsi="游ゴシック"/>
+                <w:sz w:val="20"/>
+              </w:rPr>
+              <w:t>K</w:t>
+            </w:r>
           </w:p>
         </w:tc>
         <w:tc>
@@ -1001,6 +1169,20 @@
                 <w:sz w:val="20"/>
               </w:rPr>
             </w:pPr>
+            <w:r>
+              <w:rPr>
+                <w:rFonts w:ascii="游ゴシック" w:eastAsia="游ゴシック" w:hAnsi="游ゴシック" w:hint="eastAsia"/>
+                <w:sz w:val="20"/>
+              </w:rPr>
+              <w:t>8</w:t>
+            </w:r>
+            <w:r>
+              <w:rPr>
+                <w:rFonts w:ascii="游ゴシック" w:eastAsia="游ゴシック" w:hAnsi="游ゴシック"/>
+                <w:sz w:val="20"/>
+              </w:rPr>
+              <w:t>/19</w:t>
+            </w:r>
           </w:p>
         </w:tc>
         <w:tc>
@@ -1017,6 +1199,20 @@
                 <w:sz w:val="20"/>
               </w:rPr>
             </w:pPr>
+            <w:r>
+              <w:rPr>
+                <w:rFonts w:ascii="游ゴシック" w:eastAsia="游ゴシック" w:hAnsi="游ゴシック" w:hint="eastAsia"/>
+                <w:sz w:val="20"/>
+              </w:rPr>
+              <w:t>O</w:t>
+            </w:r>
+            <w:r>
+              <w:rPr>
+                <w:rFonts w:ascii="游ゴシック" w:eastAsia="游ゴシック" w:hAnsi="游ゴシック"/>
+                <w:sz w:val="20"/>
+              </w:rPr>
+              <w:t>K</w:t>
+            </w:r>
           </w:p>
         </w:tc>
         <w:tc>
@@ -1114,6 +1310,20 @@
                 <w:sz w:val="20"/>
               </w:rPr>
             </w:pPr>
+            <w:r>
+              <w:rPr>
+                <w:rFonts w:ascii="游ゴシック" w:eastAsia="游ゴシック" w:hAnsi="游ゴシック" w:hint="eastAsia"/>
+                <w:sz w:val="20"/>
+              </w:rPr>
+              <w:t>8</w:t>
+            </w:r>
+            <w:r>
+              <w:rPr>
+                <w:rFonts w:ascii="游ゴシック" w:eastAsia="游ゴシック" w:hAnsi="游ゴシック"/>
+                <w:sz w:val="20"/>
+              </w:rPr>
+              <w:t>/19</w:t>
+            </w:r>
           </w:p>
         </w:tc>
         <w:tc>
@@ -1130,6 +1340,20 @@
                 <w:sz w:val="20"/>
               </w:rPr>
             </w:pPr>
+            <w:r>
+              <w:rPr>
+                <w:rFonts w:ascii="游ゴシック" w:eastAsia="游ゴシック" w:hAnsi="游ゴシック" w:hint="eastAsia"/>
+                <w:sz w:val="20"/>
+              </w:rPr>
+              <w:t>O</w:t>
+            </w:r>
+            <w:r>
+              <w:rPr>
+                <w:rFonts w:ascii="游ゴシック" w:eastAsia="游ゴシック" w:hAnsi="游ゴシック"/>
+                <w:sz w:val="20"/>
+              </w:rPr>
+              <w:t>K</w:t>
+            </w:r>
           </w:p>
         </w:tc>
         <w:tc>
@@ -1227,6 +1451,20 @@
                 <w:sz w:val="20"/>
               </w:rPr>
             </w:pPr>
+            <w:r>
+              <w:rPr>
+                <w:rFonts w:ascii="游ゴシック" w:eastAsia="游ゴシック" w:hAnsi="游ゴシック" w:hint="eastAsia"/>
+                <w:sz w:val="20"/>
+              </w:rPr>
+              <w:t>8</w:t>
+            </w:r>
+            <w:r>
+              <w:rPr>
+                <w:rFonts w:ascii="游ゴシック" w:eastAsia="游ゴシック" w:hAnsi="游ゴシック"/>
+                <w:sz w:val="20"/>
+              </w:rPr>
+              <w:t>/19</w:t>
+            </w:r>
           </w:p>
         </w:tc>
         <w:tc>
@@ -1243,6 +1481,20 @@
                 <w:sz w:val="20"/>
               </w:rPr>
             </w:pPr>
+            <w:r>
+              <w:rPr>
+                <w:rFonts w:ascii="游ゴシック" w:eastAsia="游ゴシック" w:hAnsi="游ゴシック" w:hint="eastAsia"/>
+                <w:sz w:val="20"/>
+              </w:rPr>
+              <w:t>O</w:t>
+            </w:r>
+            <w:r>
+              <w:rPr>
+                <w:rFonts w:ascii="游ゴシック" w:eastAsia="游ゴシック" w:hAnsi="游ゴシック"/>
+                <w:sz w:val="20"/>
+              </w:rPr>
+              <w:t>K</w:t>
+            </w:r>
           </w:p>
         </w:tc>
         <w:tc>
@@ -1340,6 +1592,20 @@
                 <w:sz w:val="20"/>
               </w:rPr>
             </w:pPr>
+            <w:r>
+              <w:rPr>
+                <w:rFonts w:ascii="游ゴシック" w:eastAsia="游ゴシック" w:hAnsi="游ゴシック" w:hint="eastAsia"/>
+                <w:sz w:val="20"/>
+              </w:rPr>
+              <w:t>8</w:t>
+            </w:r>
+            <w:r>
+              <w:rPr>
+                <w:rFonts w:ascii="游ゴシック" w:eastAsia="游ゴシック" w:hAnsi="游ゴシック"/>
+                <w:sz w:val="20"/>
+              </w:rPr>
+              <w:t>/19</w:t>
+            </w:r>
           </w:p>
         </w:tc>
         <w:tc>
@@ -1356,6 +1622,20 @@
                 <w:sz w:val="20"/>
               </w:rPr>
             </w:pPr>
+            <w:r>
+              <w:rPr>
+                <w:rFonts w:ascii="游ゴシック" w:eastAsia="游ゴシック" w:hAnsi="游ゴシック" w:hint="eastAsia"/>
+                <w:sz w:val="20"/>
+              </w:rPr>
+              <w:t>O</w:t>
+            </w:r>
+            <w:r>
+              <w:rPr>
+                <w:rFonts w:ascii="游ゴシック" w:eastAsia="游ゴシック" w:hAnsi="游ゴシック"/>
+                <w:sz w:val="20"/>
+              </w:rPr>
+              <w:t>K</w:t>
+            </w:r>
           </w:p>
         </w:tc>
         <w:tc>
@@ -1460,6 +1740,20 @@
                 <w:sz w:val="20"/>
               </w:rPr>
             </w:pPr>
+            <w:r>
+              <w:rPr>
+                <w:rFonts w:ascii="游ゴシック" w:eastAsia="游ゴシック" w:hAnsi="游ゴシック" w:hint="eastAsia"/>
+                <w:sz w:val="20"/>
+              </w:rPr>
+              <w:t>8</w:t>
+            </w:r>
+            <w:r>
+              <w:rPr>
+                <w:rFonts w:ascii="游ゴシック" w:eastAsia="游ゴシック" w:hAnsi="游ゴシック"/>
+                <w:sz w:val="20"/>
+              </w:rPr>
+              <w:t>/19</w:t>
+            </w:r>
           </w:p>
         </w:tc>
         <w:tc>
@@ -1476,6 +1770,20 @@
                 <w:sz w:val="20"/>
               </w:rPr>
             </w:pPr>
+            <w:r>
+              <w:rPr>
+                <w:rFonts w:ascii="游ゴシック" w:eastAsia="游ゴシック" w:hAnsi="游ゴシック" w:hint="eastAsia"/>
+                <w:sz w:val="20"/>
+              </w:rPr>
+              <w:t>O</w:t>
+            </w:r>
+            <w:r>
+              <w:rPr>
+                <w:rFonts w:ascii="游ゴシック" w:eastAsia="游ゴシック" w:hAnsi="游ゴシック"/>
+                <w:sz w:val="20"/>
+              </w:rPr>
+              <w:t>K</w:t>
+            </w:r>
           </w:p>
         </w:tc>
         <w:tc>
@@ -1580,6 +1888,20 @@
                 <w:sz w:val="20"/>
               </w:rPr>
             </w:pPr>
+            <w:r>
+              <w:rPr>
+                <w:rFonts w:ascii="游ゴシック" w:eastAsia="游ゴシック" w:hAnsi="游ゴシック" w:hint="eastAsia"/>
+                <w:sz w:val="20"/>
+              </w:rPr>
+              <w:t>8</w:t>
+            </w:r>
+            <w:r>
+              <w:rPr>
+                <w:rFonts w:ascii="游ゴシック" w:eastAsia="游ゴシック" w:hAnsi="游ゴシック"/>
+                <w:sz w:val="20"/>
+              </w:rPr>
+              <w:t>/19</w:t>
+            </w:r>
           </w:p>
         </w:tc>
         <w:tc>
@@ -1596,6 +1918,20 @@
                 <w:sz w:val="20"/>
               </w:rPr>
             </w:pPr>
+            <w:r>
+              <w:rPr>
+                <w:rFonts w:ascii="游ゴシック" w:eastAsia="游ゴシック" w:hAnsi="游ゴシック" w:hint="eastAsia"/>
+                <w:sz w:val="20"/>
+              </w:rPr>
+              <w:t>O</w:t>
+            </w:r>
+            <w:r>
+              <w:rPr>
+                <w:rFonts w:ascii="游ゴシック" w:eastAsia="游ゴシック" w:hAnsi="游ゴシック"/>
+                <w:sz w:val="20"/>
+              </w:rPr>
+              <w:t>K</w:t>
+            </w:r>
           </w:p>
         </w:tc>
         <w:tc>
@@ -1688,14 +2024,7 @@
                 <w:rFonts w:ascii="游ゴシック" w:eastAsia="游ゴシック" w:hAnsi="游ゴシック" w:hint="eastAsia"/>
                 <w:sz w:val="20"/>
               </w:rPr>
-              <w:t>「料金名</w:t>
-            </w:r>
-            <w:r>
-              <w:rPr>
-                <w:rFonts w:ascii="游ゴシック" w:eastAsia="游ゴシック" w:hAnsi="游ゴシック" w:hint="eastAsia"/>
-                <w:sz w:val="20"/>
-              </w:rPr>
-              <w:t>」</w:t>
+              <w:t>「料金名」</w:t>
             </w:r>
             <w:r>
               <w:rPr>
@@ -1732,14 +2061,7 @@
                 <w:rFonts w:ascii="游ゴシック" w:eastAsia="游ゴシック" w:hAnsi="游ゴシック" w:hint="eastAsia"/>
                 <w:sz w:val="20"/>
               </w:rPr>
-              <w:t>「月額料金</w:t>
-            </w:r>
-            <w:r>
-              <w:rPr>
-                <w:rFonts w:ascii="游ゴシック" w:eastAsia="游ゴシック" w:hAnsi="游ゴシック" w:hint="eastAsia"/>
-                <w:sz w:val="20"/>
-              </w:rPr>
-              <w:t>」:</w:t>
+              <w:t>「月額料金」:</w:t>
             </w:r>
             <w:r>
               <w:rPr>
@@ -1763,14 +2085,7 @@
                 <w:sz w:val="20"/>
               </w:rPr>
               <w:lastRenderedPageBreak/>
-              <w:t>「加入日」</w:t>
-            </w:r>
-            <w:r>
-              <w:rPr>
-                <w:rFonts w:ascii="游ゴシック" w:eastAsia="游ゴシック" w:hAnsi="游ゴシック" w:hint="eastAsia"/>
-                <w:sz w:val="20"/>
-              </w:rPr>
-              <w:t>:</w:t>
+              <w:t>「加入日」:</w:t>
             </w:r>
             <w:r>
               <w:rPr>
@@ -1791,7 +2106,14 @@
                 <w:rFonts w:ascii="游ゴシック" w:eastAsia="游ゴシック" w:hAnsi="游ゴシック"/>
                 <w:sz w:val="20"/>
               </w:rPr>
-              <w:t>025</w:t>
+              <w:t>025/</w:t>
+            </w:r>
+            <w:r>
+              <w:rPr>
+                <w:rFonts w:ascii="游ゴシック" w:eastAsia="游ゴシック" w:hAnsi="游ゴシック" w:hint="eastAsia"/>
+                <w:sz w:val="20"/>
+              </w:rPr>
+              <w:t>8</w:t>
             </w:r>
             <w:r>
               <w:rPr>
@@ -1805,6 +2127,90 @@
                 <w:rFonts w:ascii="游ゴシック" w:eastAsia="游ゴシック" w:hAnsi="游ゴシック" w:hint="eastAsia"/>
                 <w:sz w:val="20"/>
               </w:rPr>
+              <w:t>1</w:t>
+            </w:r>
+            <w:r>
+              <w:rPr>
+                <w:rFonts w:ascii="游ゴシック" w:eastAsia="游ゴシック" w:hAnsi="游ゴシック"/>
+                <w:sz w:val="20"/>
+              </w:rPr>
+              <w:t>9”</w:t>
+            </w:r>
+          </w:p>
+          <w:p>
+            <w:pPr>
+              <w:snapToGrid w:val="0"/>
+              <w:rPr>
+                <w:rFonts w:ascii="游ゴシック" w:eastAsia="游ゴシック" w:hAnsi="游ゴシック"/>
+                <w:sz w:val="20"/>
+              </w:rPr>
+            </w:pPr>
+            <w:r>
+              <w:rPr>
+                <w:rFonts w:ascii="游ゴシック" w:eastAsia="游ゴシック" w:hAnsi="游ゴシック" w:hint="eastAsia"/>
+                <w:sz w:val="20"/>
+              </w:rPr>
+              <w:t>「解約日」:</w:t>
+            </w:r>
+            <w:r>
+              <w:rPr>
+                <w:rFonts w:ascii="游ゴシック" w:eastAsia="游ゴシック" w:hAnsi="游ゴシック"/>
+                <w:sz w:val="20"/>
+              </w:rPr>
+              <w:t>”2025</w:t>
+            </w:r>
+            <w:r>
+              <w:rPr>
+                <w:rFonts w:ascii="游ゴシック" w:eastAsia="游ゴシック" w:hAnsi="游ゴシック" w:hint="eastAsia"/>
+                <w:sz w:val="20"/>
+              </w:rPr>
+              <w:t>/9/1</w:t>
+            </w:r>
+            <w:r>
+              <w:rPr>
+                <w:rFonts w:ascii="游ゴシック" w:eastAsia="游ゴシック" w:hAnsi="游ゴシック"/>
+                <w:sz w:val="20"/>
+              </w:rPr>
+              <w:t>9”</w:t>
+            </w:r>
+          </w:p>
+          <w:p>
+            <w:pPr>
+              <w:snapToGrid w:val="0"/>
+              <w:rPr>
+                <w:rFonts w:ascii="游ゴシック" w:eastAsia="游ゴシック" w:hAnsi="游ゴシック"/>
+                <w:sz w:val="20"/>
+              </w:rPr>
+            </w:pPr>
+            <w:r>
+              <w:rPr>
+                <w:rFonts w:ascii="游ゴシック" w:eastAsia="游ゴシック" w:hAnsi="游ゴシック" w:hint="eastAsia"/>
+                <w:sz w:val="20"/>
+              </w:rPr>
+              <w:t>を記載して保存ボタンを押下した時に、料金編集画面に遷移する</w:t>
+            </w:r>
+          </w:p>
+        </w:tc>
+        <w:tc>
+          <w:tcPr>
+            <w:tcW w:w="1050" w:type="dxa"/>
+            <w:vAlign w:val="center"/>
+          </w:tcPr>
+          <w:p>
+            <w:pPr>
+              <w:snapToGrid w:val="0"/>
+              <w:jc w:val="center"/>
+              <w:rPr>
+                <w:rFonts w:ascii="游ゴシック" w:eastAsia="游ゴシック" w:hAnsi="游ゴシック"/>
+                <w:sz w:val="20"/>
+              </w:rPr>
+            </w:pPr>
+            <w:r>
+              <w:rPr>
+                <w:rFonts w:ascii="游ゴシック" w:eastAsia="游ゴシック" w:hAnsi="游ゴシック" w:hint="eastAsia"/>
+                <w:sz w:val="20"/>
+              </w:rPr>
+              <w:lastRenderedPageBreak/>
               <w:t>8</w:t>
             </w:r>
             <w:r>
@@ -1816,115 +2222,11 @@
             </w:r>
             <w:r>
               <w:rPr>
-                <w:rFonts w:ascii="游ゴシック" w:eastAsia="游ゴシック" w:hAnsi="游ゴシック" w:hint="eastAsia"/>
-                <w:sz w:val="20"/>
-              </w:rPr>
-              <w:t>1</w:t>
-            </w:r>
-            <w:r>
-              <w:rPr>
-                <w:rFonts w:ascii="游ゴシック" w:eastAsia="游ゴシック" w:hAnsi="游ゴシック"/>
-                <w:sz w:val="20"/>
-              </w:rPr>
-              <w:t>9”</w:t>
-            </w:r>
-          </w:p>
-          <w:p>
-            <w:pPr>
-              <w:snapToGrid w:val="0"/>
-              <w:rPr>
-                <w:rFonts w:ascii="游ゴシック" w:eastAsia="游ゴシック" w:hAnsi="游ゴシック"/>
-                <w:sz w:val="20"/>
-              </w:rPr>
-            </w:pPr>
-            <w:r>
-              <w:rPr>
-                <w:rFonts w:ascii="游ゴシック" w:eastAsia="游ゴシック" w:hAnsi="游ゴシック" w:hint="eastAsia"/>
-                <w:sz w:val="20"/>
-              </w:rPr>
-              <w:t>「解約日」</w:t>
-            </w:r>
-            <w:r>
-              <w:rPr>
-                <w:rFonts w:ascii="游ゴシック" w:eastAsia="游ゴシック" w:hAnsi="游ゴシック" w:hint="eastAsia"/>
-                <w:sz w:val="20"/>
-              </w:rPr>
-              <w:t>:</w:t>
-            </w:r>
-            <w:r>
-              <w:rPr>
-                <w:rFonts w:ascii="游ゴシック" w:eastAsia="游ゴシック" w:hAnsi="游ゴシック"/>
-                <w:sz w:val="20"/>
-              </w:rPr>
-              <w:t>”2025</w:t>
-            </w:r>
-            <w:r>
-              <w:rPr>
-                <w:rFonts w:ascii="游ゴシック" w:eastAsia="游ゴシック" w:hAnsi="游ゴシック" w:hint="eastAsia"/>
-                <w:sz w:val="20"/>
-              </w:rPr>
-              <w:t>/</w:t>
-            </w:r>
-            <w:r>
-              <w:rPr>
-                <w:rFonts w:ascii="游ゴシック" w:eastAsia="游ゴシック" w:hAnsi="游ゴシック" w:hint="eastAsia"/>
-                <w:sz w:val="20"/>
-              </w:rPr>
-              <w:t>9</w:t>
-            </w:r>
-            <w:r>
-              <w:rPr>
-                <w:rFonts w:ascii="游ゴシック" w:eastAsia="游ゴシック" w:hAnsi="游ゴシック" w:hint="eastAsia"/>
-                <w:sz w:val="20"/>
-              </w:rPr>
-              <w:t>/</w:t>
-            </w:r>
-            <w:r>
-              <w:rPr>
-                <w:rFonts w:ascii="游ゴシック" w:eastAsia="游ゴシック" w:hAnsi="游ゴシック" w:hint="eastAsia"/>
-                <w:sz w:val="20"/>
-              </w:rPr>
-              <w:t>1</w:t>
-            </w:r>
-            <w:r>
-              <w:rPr>
-                <w:rFonts w:ascii="游ゴシック" w:eastAsia="游ゴシック" w:hAnsi="游ゴシック"/>
-                <w:sz w:val="20"/>
-              </w:rPr>
-              <w:t>9”</w:t>
-            </w:r>
-          </w:p>
-          <w:p>
-            <w:pPr>
-              <w:snapToGrid w:val="0"/>
-              <w:rPr>
-                <w:rFonts w:ascii="游ゴシック" w:eastAsia="游ゴシック" w:hAnsi="游ゴシック"/>
-                <w:sz w:val="20"/>
-              </w:rPr>
-            </w:pPr>
-            <w:r>
-              <w:rPr>
-                <w:rFonts w:ascii="游ゴシック" w:eastAsia="游ゴシック" w:hAnsi="游ゴシック" w:hint="eastAsia"/>
-                <w:sz w:val="20"/>
-              </w:rPr>
-              <w:t>を記載して保存ボタンを押下した時に、料金編集画面に遷移する</w:t>
-            </w:r>
-          </w:p>
-        </w:tc>
-        <w:tc>
-          <w:tcPr>
-            <w:tcW w:w="1050" w:type="dxa"/>
-            <w:vAlign w:val="center"/>
-          </w:tcPr>
-          <w:p>
-            <w:pPr>
-              <w:snapToGrid w:val="0"/>
-              <w:jc w:val="center"/>
-              <w:rPr>
-                <w:rFonts w:ascii="游ゴシック" w:eastAsia="游ゴシック" w:hAnsi="游ゴシック"/>
-                <w:sz w:val="20"/>
-              </w:rPr>
-            </w:pPr>
+                <w:rFonts w:ascii="游ゴシック" w:eastAsia="游ゴシック" w:hAnsi="游ゴシック"/>
+                <w:sz w:val="20"/>
+              </w:rPr>
+              <w:t>20</w:t>
+            </w:r>
           </w:p>
         </w:tc>
         <w:tc>
@@ -1941,6 +2243,20 @@
                 <w:sz w:val="20"/>
               </w:rPr>
             </w:pPr>
+            <w:r>
+              <w:rPr>
+                <w:rFonts w:ascii="游ゴシック" w:eastAsia="游ゴシック" w:hAnsi="游ゴシック" w:hint="eastAsia"/>
+                <w:sz w:val="20"/>
+              </w:rPr>
+              <w:t>O</w:t>
+            </w:r>
+            <w:r>
+              <w:rPr>
+                <w:rFonts w:ascii="游ゴシック" w:eastAsia="游ゴシック" w:hAnsi="游ゴシック"/>
+                <w:sz w:val="20"/>
+              </w:rPr>
+              <w:t>K</w:t>
+            </w:r>
           </w:p>
         </w:tc>
         <w:tc>
@@ -2295,10 +2611,33 @@
               <w:snapToGrid w:val="0"/>
               <w:jc w:val="center"/>
               <w:rPr>
-                <w:rFonts w:ascii="游ゴシック" w:eastAsia="游ゴシック" w:hAnsi="游ゴシック"/>
-                <w:sz w:val="20"/>
-              </w:rPr>
-            </w:pPr>
+                <w:rFonts w:ascii="游ゴシック" w:eastAsia="游ゴシック" w:hAnsi="游ゴシック" w:hint="eastAsia"/>
+                <w:sz w:val="20"/>
+              </w:rPr>
+            </w:pPr>
+            <w:r>
+              <w:rPr>
+                <w:rFonts w:ascii="游ゴシック" w:eastAsia="游ゴシック" w:hAnsi="游ゴシック" w:hint="eastAsia"/>
+                <w:sz w:val="20"/>
+              </w:rPr>
+              <w:t>8</w:t>
+            </w:r>
+            <w:r>
+              <w:rPr>
+                <w:rFonts w:ascii="游ゴシック" w:eastAsia="游ゴシック" w:hAnsi="游ゴシック"/>
+                <w:sz w:val="20"/>
+              </w:rPr>
+              <w:t>/</w:t>
+            </w:r>
+            <w:r>
+              <w:rPr>
+                <w:rFonts w:ascii="游ゴシック" w:eastAsia="游ゴシック" w:hAnsi="游ゴシック"/>
+                <w:sz w:val="20"/>
+              </w:rPr>
+              <w:t>20</w:t>
+            </w:r>
+            <w:bookmarkStart w:id="0" w:name="_GoBack"/>
+            <w:bookmarkEnd w:id="0"/>
           </w:p>
         </w:tc>
         <w:tc>
@@ -2315,6 +2654,20 @@
                 <w:sz w:val="20"/>
               </w:rPr>
             </w:pPr>
+            <w:r>
+              <w:rPr>
+                <w:rFonts w:ascii="游ゴシック" w:eastAsia="游ゴシック" w:hAnsi="游ゴシック" w:hint="eastAsia"/>
+                <w:sz w:val="20"/>
+              </w:rPr>
+              <w:t>O</w:t>
+            </w:r>
+            <w:r>
+              <w:rPr>
+                <w:rFonts w:ascii="游ゴシック" w:eastAsia="游ゴシック" w:hAnsi="游ゴシック"/>
+                <w:sz w:val="20"/>
+              </w:rPr>
+              <w:t>K</w:t>
+            </w:r>
           </w:p>
         </w:tc>
         <w:tc>
@@ -2423,14 +2776,7 @@
                 <w:rFonts w:ascii="游ゴシック" w:eastAsia="游ゴシック" w:hAnsi="游ゴシック" w:hint="eastAsia"/>
                 <w:sz w:val="20"/>
               </w:rPr>
-              <w:t>「料金名」</w:t>
-            </w:r>
-            <w:r>
-              <w:rPr>
-                <w:rFonts w:ascii="游ゴシック" w:eastAsia="游ゴシック" w:hAnsi="游ゴシック" w:hint="eastAsia"/>
-                <w:sz w:val="20"/>
-              </w:rPr>
-              <w:t>:</w:t>
+              <w:t>「料金名」:</w:t>
             </w:r>
             <w:r>
               <w:rPr>
@@ -2467,14 +2813,7 @@
                 <w:rFonts w:ascii="游ゴシック" w:eastAsia="游ゴシック" w:hAnsi="游ゴシック" w:hint="eastAsia"/>
                 <w:sz w:val="20"/>
               </w:rPr>
-              <w:t>「月額料金」</w:t>
-            </w:r>
-            <w:r>
-              <w:rPr>
-                <w:rFonts w:ascii="游ゴシック" w:eastAsia="游ゴシック" w:hAnsi="游ゴシック" w:hint="eastAsia"/>
-                <w:sz w:val="20"/>
-              </w:rPr>
-              <w:t>:</w:t>
+              <w:t>「月額料金」:</w:t>
             </w:r>
             <w:r>
               <w:rPr>
@@ -2497,14 +2836,7 @@
                 <w:rFonts w:ascii="游ゴシック" w:eastAsia="游ゴシック" w:hAnsi="游ゴシック" w:hint="eastAsia"/>
                 <w:sz w:val="20"/>
               </w:rPr>
-              <w:t>「加入日」</w:t>
-            </w:r>
-            <w:r>
-              <w:rPr>
-                <w:rFonts w:ascii="游ゴシック" w:eastAsia="游ゴシック" w:hAnsi="游ゴシック" w:hint="eastAsia"/>
-                <w:sz w:val="20"/>
-              </w:rPr>
-              <w:t>:</w:t>
+              <w:t>「加入日」:</w:t>
             </w:r>
             <w:r>
               <w:rPr>
@@ -2532,8 +2864,47 @@
                 <w:rFonts w:ascii="游ゴシック" w:eastAsia="游ゴシック" w:hAnsi="游ゴシック" w:hint="eastAsia"/>
                 <w:sz w:val="20"/>
               </w:rPr>
-              <w:t>/</w:t>
-            </w:r>
+              <w:t>/8/2</w:t>
+            </w:r>
+            <w:r>
+              <w:rPr>
+                <w:rFonts w:ascii="游ゴシック" w:eastAsia="游ゴシック" w:hAnsi="游ゴシック"/>
+                <w:sz w:val="20"/>
+              </w:rPr>
+              <w:t>0”</w:t>
+            </w:r>
+          </w:p>
+          <w:p>
+            <w:pPr>
+              <w:snapToGrid w:val="0"/>
+              <w:rPr>
+                <w:rFonts w:ascii="游ゴシック" w:eastAsia="游ゴシック" w:hAnsi="游ゴシック"/>
+                <w:sz w:val="20"/>
+              </w:rPr>
+            </w:pPr>
+            <w:r>
+              <w:rPr>
+                <w:rFonts w:ascii="游ゴシック" w:eastAsia="游ゴシック" w:hAnsi="游ゴシック" w:hint="eastAsia"/>
+                <w:sz w:val="20"/>
+              </w:rPr>
+              <w:t>を記載して保存ボタンを押下した時に、料金編集画面に遷移する</w:t>
+            </w:r>
+          </w:p>
+        </w:tc>
+        <w:tc>
+          <w:tcPr>
+            <w:tcW w:w="1050" w:type="dxa"/>
+            <w:vAlign w:val="center"/>
+          </w:tcPr>
+          <w:p>
+            <w:pPr>
+              <w:snapToGrid w:val="0"/>
+              <w:jc w:val="center"/>
+              <w:rPr>
+                <w:rFonts w:ascii="游ゴシック" w:eastAsia="游ゴシック" w:hAnsi="游ゴシック"/>
+                <w:sz w:val="20"/>
+              </w:rPr>
+            </w:pPr>
             <w:r>
               <w:rPr>
                 <w:rFonts w:ascii="游ゴシック" w:eastAsia="游ゴシック" w:hAnsi="游ゴシック" w:hint="eastAsia"/>
@@ -2543,57 +2914,11 @@
             </w:r>
             <w:r>
               <w:rPr>
-                <w:rFonts w:ascii="游ゴシック" w:eastAsia="游ゴシック" w:hAnsi="游ゴシック" w:hint="eastAsia"/>
-                <w:sz w:val="20"/>
-              </w:rPr>
-              <w:t>/</w:t>
-            </w:r>
-            <w:r>
-              <w:rPr>
-                <w:rFonts w:ascii="游ゴシック" w:eastAsia="游ゴシック" w:hAnsi="游ゴシック" w:hint="eastAsia"/>
-                <w:sz w:val="20"/>
-              </w:rPr>
-              <w:t>2</w:t>
-            </w:r>
-            <w:r>
-              <w:rPr>
-                <w:rFonts w:ascii="游ゴシック" w:eastAsia="游ゴシック" w:hAnsi="游ゴシック"/>
-                <w:sz w:val="20"/>
-              </w:rPr>
-              <w:t>0”</w:t>
-            </w:r>
-          </w:p>
-          <w:p>
-            <w:pPr>
-              <w:snapToGrid w:val="0"/>
-              <w:rPr>
-                <w:rFonts w:ascii="游ゴシック" w:eastAsia="游ゴシック" w:hAnsi="游ゴシック"/>
-                <w:sz w:val="20"/>
-              </w:rPr>
-            </w:pPr>
-            <w:r>
-              <w:rPr>
-                <w:rFonts w:ascii="游ゴシック" w:eastAsia="游ゴシック" w:hAnsi="游ゴシック" w:hint="eastAsia"/>
-                <w:sz w:val="20"/>
-              </w:rPr>
-              <w:t>を記載して保存ボタンを押下した時に、料金編集画面に遷移する</w:t>
-            </w:r>
-          </w:p>
-        </w:tc>
-        <w:tc>
-          <w:tcPr>
-            <w:tcW w:w="1050" w:type="dxa"/>
-            <w:vAlign w:val="center"/>
-          </w:tcPr>
-          <w:p>
-            <w:pPr>
-              <w:snapToGrid w:val="0"/>
-              <w:jc w:val="center"/>
-              <w:rPr>
-                <w:rFonts w:ascii="游ゴシック" w:eastAsia="游ゴシック" w:hAnsi="游ゴシック"/>
-                <w:sz w:val="20"/>
-              </w:rPr>
-            </w:pPr>
+                <w:rFonts w:ascii="游ゴシック" w:eastAsia="游ゴシック" w:hAnsi="游ゴシック"/>
+                <w:sz w:val="20"/>
+              </w:rPr>
+              <w:t>/19</w:t>
+            </w:r>
           </w:p>
         </w:tc>
         <w:tc>
@@ -2610,6 +2935,20 @@
                 <w:sz w:val="20"/>
               </w:rPr>
             </w:pPr>
+            <w:r>
+              <w:rPr>
+                <w:rFonts w:ascii="游ゴシック" w:eastAsia="游ゴシック" w:hAnsi="游ゴシック" w:hint="eastAsia"/>
+                <w:sz w:val="20"/>
+              </w:rPr>
+              <w:t>O</w:t>
+            </w:r>
+            <w:r>
+              <w:rPr>
+                <w:rFonts w:ascii="游ゴシック" w:eastAsia="游ゴシック" w:hAnsi="游ゴシック"/>
+                <w:sz w:val="20"/>
+              </w:rPr>
+              <w:t>K</w:t>
+            </w:r>
           </w:p>
         </w:tc>
         <w:tc>
@@ -2733,14 +3072,7 @@
                 <w:rFonts w:ascii="游ゴシック" w:eastAsia="游ゴシック" w:hAnsi="游ゴシック" w:hint="eastAsia"/>
                 <w:sz w:val="20"/>
               </w:rPr>
-              <w:t>「料金名」</w:t>
-            </w:r>
-            <w:r>
-              <w:rPr>
-                <w:rFonts w:ascii="游ゴシック" w:eastAsia="游ゴシック" w:hAnsi="游ゴシック" w:hint="eastAsia"/>
-                <w:sz w:val="20"/>
-              </w:rPr>
-              <w:t>:</w:t>
+              <w:t>「料金名」:</w:t>
             </w:r>
             <w:r>
               <w:rPr>
@@ -2777,14 +3109,7 @@
                 <w:rFonts w:ascii="游ゴシック" w:eastAsia="游ゴシック" w:hAnsi="游ゴシック" w:hint="eastAsia"/>
                 <w:sz w:val="20"/>
               </w:rPr>
-              <w:t>「月額料金」</w:t>
-            </w:r>
-            <w:r>
-              <w:rPr>
-                <w:rFonts w:ascii="游ゴシック" w:eastAsia="游ゴシック" w:hAnsi="游ゴシック" w:hint="eastAsia"/>
-                <w:sz w:val="20"/>
-              </w:rPr>
-              <w:t>:</w:t>
+              <w:t>「月額料金」:</w:t>
             </w:r>
             <w:r>
               <w:rPr>
@@ -2807,14 +3132,7 @@
                 <w:rFonts w:ascii="游ゴシック" w:eastAsia="游ゴシック" w:hAnsi="游ゴシック" w:hint="eastAsia"/>
                 <w:sz w:val="20"/>
               </w:rPr>
-              <w:t>「加入日」</w:t>
-            </w:r>
-            <w:r>
-              <w:rPr>
-                <w:rFonts w:ascii="游ゴシック" w:eastAsia="游ゴシック" w:hAnsi="游ゴシック" w:hint="eastAsia"/>
-                <w:sz w:val="20"/>
-              </w:rPr>
-              <w:t>:</w:t>
+              <w:t>「加入日」:</w:t>
             </w:r>
             <w:r>
               <w:rPr>
@@ -2842,8 +3160,47 @@
                 <w:rFonts w:ascii="游ゴシック" w:eastAsia="游ゴシック" w:hAnsi="游ゴシック" w:hint="eastAsia"/>
                 <w:sz w:val="20"/>
               </w:rPr>
-              <w:t>/</w:t>
-            </w:r>
+              <w:t>/8/2</w:t>
+            </w:r>
+            <w:r>
+              <w:rPr>
+                <w:rFonts w:ascii="游ゴシック" w:eastAsia="游ゴシック" w:hAnsi="游ゴシック"/>
+                <w:sz w:val="20"/>
+              </w:rPr>
+              <w:t>0”</w:t>
+            </w:r>
+          </w:p>
+          <w:p>
+            <w:pPr>
+              <w:snapToGrid w:val="0"/>
+              <w:rPr>
+                <w:rFonts w:ascii="游ゴシック" w:eastAsia="游ゴシック" w:hAnsi="游ゴシック"/>
+                <w:sz w:val="20"/>
+              </w:rPr>
+            </w:pPr>
+            <w:r>
+              <w:rPr>
+                <w:rFonts w:ascii="游ゴシック" w:eastAsia="游ゴシック" w:hAnsi="游ゴシック" w:hint="eastAsia"/>
+                <w:sz w:val="20"/>
+              </w:rPr>
+              <w:t>と記載された料金情報が存在することを確認する</w:t>
+            </w:r>
+          </w:p>
+        </w:tc>
+        <w:tc>
+          <w:tcPr>
+            <w:tcW w:w="1050" w:type="dxa"/>
+            <w:vAlign w:val="center"/>
+          </w:tcPr>
+          <w:p>
+            <w:pPr>
+              <w:snapToGrid w:val="0"/>
+              <w:jc w:val="center"/>
+              <w:rPr>
+                <w:rFonts w:ascii="游ゴシック" w:eastAsia="游ゴシック" w:hAnsi="游ゴシック"/>
+                <w:sz w:val="20"/>
+              </w:rPr>
+            </w:pPr>
             <w:r>
               <w:rPr>
                 <w:rFonts w:ascii="游ゴシック" w:eastAsia="游ゴシック" w:hAnsi="游ゴシック" w:hint="eastAsia"/>
@@ -2853,57 +3210,11 @@
             </w:r>
             <w:r>
               <w:rPr>
-                <w:rFonts w:ascii="游ゴシック" w:eastAsia="游ゴシック" w:hAnsi="游ゴシック" w:hint="eastAsia"/>
-                <w:sz w:val="20"/>
-              </w:rPr>
-              <w:t>/</w:t>
-            </w:r>
-            <w:r>
-              <w:rPr>
-                <w:rFonts w:ascii="游ゴシック" w:eastAsia="游ゴシック" w:hAnsi="游ゴシック" w:hint="eastAsia"/>
-                <w:sz w:val="20"/>
-              </w:rPr>
-              <w:t>2</w:t>
-            </w:r>
-            <w:r>
-              <w:rPr>
-                <w:rFonts w:ascii="游ゴシック" w:eastAsia="游ゴシック" w:hAnsi="游ゴシック"/>
-                <w:sz w:val="20"/>
-              </w:rPr>
-              <w:t>0”</w:t>
-            </w:r>
-          </w:p>
-          <w:p>
-            <w:pPr>
-              <w:snapToGrid w:val="0"/>
-              <w:rPr>
-                <w:rFonts w:ascii="游ゴシック" w:eastAsia="游ゴシック" w:hAnsi="游ゴシック"/>
-                <w:sz w:val="20"/>
-              </w:rPr>
-            </w:pPr>
-            <w:r>
-              <w:rPr>
-                <w:rFonts w:ascii="游ゴシック" w:eastAsia="游ゴシック" w:hAnsi="游ゴシック" w:hint="eastAsia"/>
-                <w:sz w:val="20"/>
-              </w:rPr>
-              <w:t>と記載された料金情報が存在することを確認する</w:t>
-            </w:r>
-          </w:p>
-        </w:tc>
-        <w:tc>
-          <w:tcPr>
-            <w:tcW w:w="1050" w:type="dxa"/>
-            <w:vAlign w:val="center"/>
-          </w:tcPr>
-          <w:p>
-            <w:pPr>
-              <w:snapToGrid w:val="0"/>
-              <w:jc w:val="center"/>
-              <w:rPr>
-                <w:rFonts w:ascii="游ゴシック" w:eastAsia="游ゴシック" w:hAnsi="游ゴシック"/>
-                <w:sz w:val="20"/>
-              </w:rPr>
-            </w:pPr>
+                <w:rFonts w:ascii="游ゴシック" w:eastAsia="游ゴシック" w:hAnsi="游ゴシック"/>
+                <w:sz w:val="20"/>
+              </w:rPr>
+              <w:t>/19</w:t>
+            </w:r>
           </w:p>
         </w:tc>
         <w:tc>
@@ -2920,6 +3231,20 @@
                 <w:sz w:val="20"/>
               </w:rPr>
             </w:pPr>
+            <w:r>
+              <w:rPr>
+                <w:rFonts w:ascii="游ゴシック" w:eastAsia="游ゴシック" w:hAnsi="游ゴシック" w:hint="eastAsia"/>
+                <w:sz w:val="20"/>
+              </w:rPr>
+              <w:t>O</w:t>
+            </w:r>
+            <w:r>
+              <w:rPr>
+                <w:rFonts w:ascii="游ゴシック" w:eastAsia="游ゴシック" w:hAnsi="游ゴシック"/>
+                <w:sz w:val="20"/>
+              </w:rPr>
+              <w:t>K</w:t>
+            </w:r>
           </w:p>
         </w:tc>
         <w:tc>
@@ -3013,21 +3338,7 @@
                 <w:rFonts w:ascii="游ゴシック" w:eastAsia="游ゴシック" w:hAnsi="游ゴシック" w:hint="eastAsia"/>
                 <w:sz w:val="20"/>
               </w:rPr>
-              <w:t>全て空欄で</w:t>
-            </w:r>
-            <w:r>
-              <w:rPr>
-                <w:rFonts w:ascii="游ゴシック" w:eastAsia="游ゴシック" w:hAnsi="游ゴシック" w:hint="eastAsia"/>
-                <w:sz w:val="20"/>
-              </w:rPr>
-              <w:t>保存</w:t>
-            </w:r>
-            <w:r>
-              <w:rPr>
-                <w:rFonts w:ascii="游ゴシック" w:eastAsia="游ゴシック" w:hAnsi="游ゴシック" w:hint="eastAsia"/>
-                <w:sz w:val="20"/>
-              </w:rPr>
-              <w:t>ボタンを押下したときに、</w:t>
+              <w:t>全て空欄で保存ボタンを押下したときに、</w:t>
             </w:r>
           </w:p>
           <w:p>
@@ -3138,6 +3449,20 @@
                 <w:sz w:val="20"/>
               </w:rPr>
             </w:pPr>
+            <w:r>
+              <w:rPr>
+                <w:rFonts w:ascii="游ゴシック" w:eastAsia="游ゴシック" w:hAnsi="游ゴシック" w:hint="eastAsia"/>
+                <w:sz w:val="20"/>
+              </w:rPr>
+              <w:t>8</w:t>
+            </w:r>
+            <w:r>
+              <w:rPr>
+                <w:rFonts w:ascii="游ゴシック" w:eastAsia="游ゴシック" w:hAnsi="游ゴシック"/>
+                <w:sz w:val="20"/>
+              </w:rPr>
+              <w:t>/19</w:t>
+            </w:r>
           </w:p>
         </w:tc>
         <w:tc>
@@ -3154,6 +3479,20 @@
                 <w:sz w:val="20"/>
               </w:rPr>
             </w:pPr>
+            <w:r>
+              <w:rPr>
+                <w:rFonts w:ascii="游ゴシック" w:eastAsia="游ゴシック" w:hAnsi="游ゴシック" w:hint="eastAsia"/>
+                <w:sz w:val="20"/>
+              </w:rPr>
+              <w:t>O</w:t>
+            </w:r>
+            <w:r>
+              <w:rPr>
+                <w:rFonts w:ascii="游ゴシック" w:eastAsia="游ゴシック" w:hAnsi="游ゴシック"/>
+                <w:sz w:val="20"/>
+              </w:rPr>
+              <w:t>K</w:t>
+            </w:r>
           </w:p>
         </w:tc>
         <w:tc>
@@ -3287,6 +3626,21 @@
                 <w:sz w:val="20"/>
               </w:rPr>
             </w:pPr>
+            <w:r>
+              <w:rPr>
+                <w:rFonts w:ascii="游ゴシック" w:eastAsia="游ゴシック" w:hAnsi="游ゴシック" w:hint="eastAsia"/>
+                <w:sz w:val="20"/>
+              </w:rPr>
+              <w:lastRenderedPageBreak/>
+              <w:t>8</w:t>
+            </w:r>
+            <w:r>
+              <w:rPr>
+                <w:rFonts w:ascii="游ゴシック" w:eastAsia="游ゴシック" w:hAnsi="游ゴシック"/>
+                <w:sz w:val="20"/>
+              </w:rPr>
+              <w:t>/19</w:t>
+            </w:r>
           </w:p>
         </w:tc>
         <w:tc>
@@ -3303,6 +3657,20 @@
                 <w:sz w:val="20"/>
               </w:rPr>
             </w:pPr>
+            <w:r>
+              <w:rPr>
+                <w:rFonts w:ascii="游ゴシック" w:eastAsia="游ゴシック" w:hAnsi="游ゴシック" w:hint="eastAsia"/>
+                <w:sz w:val="20"/>
+              </w:rPr>
+              <w:t>O</w:t>
+            </w:r>
+            <w:r>
+              <w:rPr>
+                <w:rFonts w:ascii="游ゴシック" w:eastAsia="游ゴシック" w:hAnsi="游ゴシック"/>
+                <w:sz w:val="20"/>
+              </w:rPr>
+              <w:t>K</w:t>
+            </w:r>
           </w:p>
         </w:tc>
         <w:tc>
@@ -3414,6 +3782,20 @@
                 <w:sz w:val="20"/>
               </w:rPr>
             </w:pPr>
+            <w:r>
+              <w:rPr>
+                <w:rFonts w:ascii="游ゴシック" w:eastAsia="游ゴシック" w:hAnsi="游ゴシック" w:hint="eastAsia"/>
+                <w:sz w:val="20"/>
+              </w:rPr>
+              <w:t>8</w:t>
+            </w:r>
+            <w:r>
+              <w:rPr>
+                <w:rFonts w:ascii="游ゴシック" w:eastAsia="游ゴシック" w:hAnsi="游ゴシック"/>
+                <w:sz w:val="20"/>
+              </w:rPr>
+              <w:t>/19</w:t>
+            </w:r>
           </w:p>
         </w:tc>
         <w:tc>
@@ -3430,6 +3812,20 @@
                 <w:sz w:val="20"/>
               </w:rPr>
             </w:pPr>
+            <w:r>
+              <w:rPr>
+                <w:rFonts w:ascii="游ゴシック" w:eastAsia="游ゴシック" w:hAnsi="游ゴシック" w:hint="eastAsia"/>
+                <w:sz w:val="20"/>
+              </w:rPr>
+              <w:t>O</w:t>
+            </w:r>
+            <w:r>
+              <w:rPr>
+                <w:rFonts w:ascii="游ゴシック" w:eastAsia="游ゴシック" w:hAnsi="游ゴシック"/>
+                <w:sz w:val="20"/>
+              </w:rPr>
+              <w:t>K</w:t>
+            </w:r>
           </w:p>
         </w:tc>
         <w:tc>
@@ -3451,14 +3847,7 @@
                 <w:rFonts w:ascii="游ゴシック" w:eastAsia="游ゴシック" w:hAnsi="游ゴシック" w:hint="eastAsia"/>
                 <w:sz w:val="20"/>
               </w:rPr>
-              <w:t>料金検索結果画面の料金番号リンクをクリックする</w:t>
-            </w:r>
-            <w:r>
-              <w:rPr>
-                <w:rFonts w:ascii="游ゴシック" w:eastAsia="游ゴシック" w:hAnsi="游ゴシック" w:hint="eastAsia"/>
-                <w:sz w:val="20"/>
-              </w:rPr>
-              <w:t>、料金登録画面で登録後に表示される。</w:t>
+              <w:t>料金検索結果画面の料金番号リンクをクリックする、料金登録画面で登録後に表示される。</w:t>
             </w:r>
           </w:p>
           <w:p>
@@ -3565,6 +3954,20 @@
                 <w:sz w:val="20"/>
               </w:rPr>
             </w:pPr>
+            <w:r>
+              <w:rPr>
+                <w:rFonts w:ascii="游ゴシック" w:eastAsia="游ゴシック" w:hAnsi="游ゴシック" w:hint="eastAsia"/>
+                <w:sz w:val="20"/>
+              </w:rPr>
+              <w:t>8</w:t>
+            </w:r>
+            <w:r>
+              <w:rPr>
+                <w:rFonts w:ascii="游ゴシック" w:eastAsia="游ゴシック" w:hAnsi="游ゴシック"/>
+                <w:sz w:val="20"/>
+              </w:rPr>
+              <w:t>/19</w:t>
+            </w:r>
           </w:p>
         </w:tc>
         <w:tc>
@@ -3581,6 +3984,20 @@
                 <w:sz w:val="20"/>
               </w:rPr>
             </w:pPr>
+            <w:r>
+              <w:rPr>
+                <w:rFonts w:ascii="游ゴシック" w:eastAsia="游ゴシック" w:hAnsi="游ゴシック" w:hint="eastAsia"/>
+                <w:sz w:val="20"/>
+              </w:rPr>
+              <w:t>O</w:t>
+            </w:r>
+            <w:r>
+              <w:rPr>
+                <w:rFonts w:ascii="游ゴシック" w:eastAsia="游ゴシック" w:hAnsi="游ゴシック"/>
+                <w:sz w:val="20"/>
+              </w:rPr>
+              <w:t>K</w:t>
+            </w:r>
           </w:p>
         </w:tc>
         <w:tc>
@@ -3686,6 +4103,20 @@
                 <w:sz w:val="20"/>
               </w:rPr>
             </w:pPr>
+            <w:r>
+              <w:rPr>
+                <w:rFonts w:ascii="游ゴシック" w:eastAsia="游ゴシック" w:hAnsi="游ゴシック" w:hint="eastAsia"/>
+                <w:sz w:val="20"/>
+              </w:rPr>
+              <w:t>8</w:t>
+            </w:r>
+            <w:r>
+              <w:rPr>
+                <w:rFonts w:ascii="游ゴシック" w:eastAsia="游ゴシック" w:hAnsi="游ゴシック"/>
+                <w:sz w:val="20"/>
+              </w:rPr>
+              <w:t>/19</w:t>
+            </w:r>
           </w:p>
         </w:tc>
         <w:tc>
@@ -3702,6 +4133,20 @@
                 <w:sz w:val="20"/>
               </w:rPr>
             </w:pPr>
+            <w:r>
+              <w:rPr>
+                <w:rFonts w:ascii="游ゴシック" w:eastAsia="游ゴシック" w:hAnsi="游ゴシック" w:hint="eastAsia"/>
+                <w:sz w:val="20"/>
+              </w:rPr>
+              <w:t>O</w:t>
+            </w:r>
+            <w:r>
+              <w:rPr>
+                <w:rFonts w:ascii="游ゴシック" w:eastAsia="游ゴシック" w:hAnsi="游ゴシック"/>
+                <w:sz w:val="20"/>
+              </w:rPr>
+              <w:t>K</w:t>
+            </w:r>
           </w:p>
         </w:tc>
         <w:tc>
@@ -3807,6 +4252,20 @@
                 <w:sz w:val="20"/>
               </w:rPr>
             </w:pPr>
+            <w:r>
+              <w:rPr>
+                <w:rFonts w:ascii="游ゴシック" w:eastAsia="游ゴシック" w:hAnsi="游ゴシック" w:hint="eastAsia"/>
+                <w:sz w:val="20"/>
+              </w:rPr>
+              <w:t>8</w:t>
+            </w:r>
+            <w:r>
+              <w:rPr>
+                <w:rFonts w:ascii="游ゴシック" w:eastAsia="游ゴシック" w:hAnsi="游ゴシック"/>
+                <w:sz w:val="20"/>
+              </w:rPr>
+              <w:t>/19</w:t>
+            </w:r>
           </w:p>
         </w:tc>
         <w:tc>
@@ -3823,6 +4282,20 @@
                 <w:sz w:val="20"/>
               </w:rPr>
             </w:pPr>
+            <w:r>
+              <w:rPr>
+                <w:rFonts w:ascii="游ゴシック" w:eastAsia="游ゴシック" w:hAnsi="游ゴシック" w:hint="eastAsia"/>
+                <w:sz w:val="20"/>
+              </w:rPr>
+              <w:t>O</w:t>
+            </w:r>
+            <w:r>
+              <w:rPr>
+                <w:rFonts w:ascii="游ゴシック" w:eastAsia="游ゴシック" w:hAnsi="游ゴシック"/>
+                <w:sz w:val="20"/>
+              </w:rPr>
+              <w:t>K</w:t>
+            </w:r>
           </w:p>
         </w:tc>
         <w:tc>
@@ -3928,6 +4401,20 @@
                 <w:sz w:val="20"/>
               </w:rPr>
             </w:pPr>
+            <w:r>
+              <w:rPr>
+                <w:rFonts w:ascii="游ゴシック" w:eastAsia="游ゴシック" w:hAnsi="游ゴシック" w:hint="eastAsia"/>
+                <w:sz w:val="20"/>
+              </w:rPr>
+              <w:t>8</w:t>
+            </w:r>
+            <w:r>
+              <w:rPr>
+                <w:rFonts w:ascii="游ゴシック" w:eastAsia="游ゴシック" w:hAnsi="游ゴシック"/>
+                <w:sz w:val="20"/>
+              </w:rPr>
+              <w:t>/19</w:t>
+            </w:r>
           </w:p>
         </w:tc>
         <w:tc>
@@ -3944,6 +4431,20 @@
                 <w:sz w:val="20"/>
               </w:rPr>
             </w:pPr>
+            <w:r>
+              <w:rPr>
+                <w:rFonts w:ascii="游ゴシック" w:eastAsia="游ゴシック" w:hAnsi="游ゴシック" w:hint="eastAsia"/>
+                <w:sz w:val="20"/>
+              </w:rPr>
+              <w:t>O</w:t>
+            </w:r>
+            <w:r>
+              <w:rPr>
+                <w:rFonts w:ascii="游ゴシック" w:eastAsia="游ゴシック" w:hAnsi="游ゴシック"/>
+                <w:sz w:val="20"/>
+              </w:rPr>
+              <w:t>K</w:t>
+            </w:r>
           </w:p>
         </w:tc>
         <w:tc>
@@ -4049,6 +4550,20 @@
                 <w:sz w:val="20"/>
               </w:rPr>
             </w:pPr>
+            <w:r>
+              <w:rPr>
+                <w:rFonts w:ascii="游ゴシック" w:eastAsia="游ゴシック" w:hAnsi="游ゴシック" w:hint="eastAsia"/>
+                <w:sz w:val="20"/>
+              </w:rPr>
+              <w:t>8</w:t>
+            </w:r>
+            <w:r>
+              <w:rPr>
+                <w:rFonts w:ascii="游ゴシック" w:eastAsia="游ゴシック" w:hAnsi="游ゴシック"/>
+                <w:sz w:val="20"/>
+              </w:rPr>
+              <w:t>/19</w:t>
+            </w:r>
           </w:p>
         </w:tc>
         <w:tc>
@@ -4065,6 +4580,20 @@
                 <w:sz w:val="20"/>
               </w:rPr>
             </w:pPr>
+            <w:r>
+              <w:rPr>
+                <w:rFonts w:ascii="游ゴシック" w:eastAsia="游ゴシック" w:hAnsi="游ゴシック" w:hint="eastAsia"/>
+                <w:sz w:val="20"/>
+              </w:rPr>
+              <w:t>O</w:t>
+            </w:r>
+            <w:r>
+              <w:rPr>
+                <w:rFonts w:ascii="游ゴシック" w:eastAsia="游ゴシック" w:hAnsi="游ゴシック"/>
+                <w:sz w:val="20"/>
+              </w:rPr>
+              <w:t>K</w:t>
+            </w:r>
           </w:p>
         </w:tc>
         <w:tc>
@@ -4170,6 +4699,20 @@
                 <w:sz w:val="20"/>
               </w:rPr>
             </w:pPr>
+            <w:r>
+              <w:rPr>
+                <w:rFonts w:ascii="游ゴシック" w:eastAsia="游ゴシック" w:hAnsi="游ゴシック" w:hint="eastAsia"/>
+                <w:sz w:val="20"/>
+              </w:rPr>
+              <w:t>8</w:t>
+            </w:r>
+            <w:r>
+              <w:rPr>
+                <w:rFonts w:ascii="游ゴシック" w:eastAsia="游ゴシック" w:hAnsi="游ゴシック"/>
+                <w:sz w:val="20"/>
+              </w:rPr>
+              <w:t>/19</w:t>
+            </w:r>
           </w:p>
         </w:tc>
         <w:tc>
@@ -4186,6 +4729,20 @@
                 <w:sz w:val="20"/>
               </w:rPr>
             </w:pPr>
+            <w:r>
+              <w:rPr>
+                <w:rFonts w:ascii="游ゴシック" w:eastAsia="游ゴシック" w:hAnsi="游ゴシック" w:hint="eastAsia"/>
+                <w:sz w:val="20"/>
+              </w:rPr>
+              <w:t>O</w:t>
+            </w:r>
+            <w:r>
+              <w:rPr>
+                <w:rFonts w:ascii="游ゴシック" w:eastAsia="游ゴシック" w:hAnsi="游ゴシック"/>
+                <w:sz w:val="20"/>
+              </w:rPr>
+              <w:t>K</w:t>
+            </w:r>
           </w:p>
         </w:tc>
         <w:tc>
@@ -4291,6 +4848,20 @@
                 <w:sz w:val="20"/>
               </w:rPr>
             </w:pPr>
+            <w:r>
+              <w:rPr>
+                <w:rFonts w:ascii="游ゴシック" w:eastAsia="游ゴシック" w:hAnsi="游ゴシック" w:hint="eastAsia"/>
+                <w:sz w:val="20"/>
+              </w:rPr>
+              <w:t>8</w:t>
+            </w:r>
+            <w:r>
+              <w:rPr>
+                <w:rFonts w:ascii="游ゴシック" w:eastAsia="游ゴシック" w:hAnsi="游ゴシック"/>
+                <w:sz w:val="20"/>
+              </w:rPr>
+              <w:t>/19</w:t>
+            </w:r>
           </w:p>
         </w:tc>
         <w:tc>
@@ -4307,6 +4878,20 @@
                 <w:sz w:val="20"/>
               </w:rPr>
             </w:pPr>
+            <w:r>
+              <w:rPr>
+                <w:rFonts w:ascii="游ゴシック" w:eastAsia="游ゴシック" w:hAnsi="游ゴシック" w:hint="eastAsia"/>
+                <w:sz w:val="20"/>
+              </w:rPr>
+              <w:t>O</w:t>
+            </w:r>
+            <w:r>
+              <w:rPr>
+                <w:rFonts w:ascii="游ゴシック" w:eastAsia="游ゴシック" w:hAnsi="游ゴシック"/>
+                <w:sz w:val="20"/>
+              </w:rPr>
+              <w:t>K</w:t>
+            </w:r>
           </w:p>
         </w:tc>
         <w:tc>
@@ -4412,6 +4997,20 @@
                 <w:sz w:val="20"/>
               </w:rPr>
             </w:pPr>
+            <w:r>
+              <w:rPr>
+                <w:rFonts w:ascii="游ゴシック" w:eastAsia="游ゴシック" w:hAnsi="游ゴシック" w:hint="eastAsia"/>
+                <w:sz w:val="20"/>
+              </w:rPr>
+              <w:t>8</w:t>
+            </w:r>
+            <w:r>
+              <w:rPr>
+                <w:rFonts w:ascii="游ゴシック" w:eastAsia="游ゴシック" w:hAnsi="游ゴシック"/>
+                <w:sz w:val="20"/>
+              </w:rPr>
+              <w:t>/19</w:t>
+            </w:r>
           </w:p>
         </w:tc>
         <w:tc>
@@ -4428,6 +5027,20 @@
                 <w:sz w:val="20"/>
               </w:rPr>
             </w:pPr>
+            <w:r>
+              <w:rPr>
+                <w:rFonts w:ascii="游ゴシック" w:eastAsia="游ゴシック" w:hAnsi="游ゴシック" w:hint="eastAsia"/>
+                <w:sz w:val="20"/>
+              </w:rPr>
+              <w:t>O</w:t>
+            </w:r>
+            <w:r>
+              <w:rPr>
+                <w:rFonts w:ascii="游ゴシック" w:eastAsia="游ゴシック" w:hAnsi="游ゴシック"/>
+                <w:sz w:val="20"/>
+              </w:rPr>
+              <w:t>K</w:t>
+            </w:r>
           </w:p>
         </w:tc>
         <w:tc>
@@ -4533,6 +5146,20 @@
                 <w:sz w:val="20"/>
               </w:rPr>
             </w:pPr>
+            <w:r>
+              <w:rPr>
+                <w:rFonts w:ascii="游ゴシック" w:eastAsia="游ゴシック" w:hAnsi="游ゴシック" w:hint="eastAsia"/>
+                <w:sz w:val="20"/>
+              </w:rPr>
+              <w:t>8</w:t>
+            </w:r>
+            <w:r>
+              <w:rPr>
+                <w:rFonts w:ascii="游ゴシック" w:eastAsia="游ゴシック" w:hAnsi="游ゴシック"/>
+                <w:sz w:val="20"/>
+              </w:rPr>
+              <w:t>/19</w:t>
+            </w:r>
           </w:p>
         </w:tc>
         <w:tc>
@@ -4549,6 +5176,20 @@
                 <w:sz w:val="20"/>
               </w:rPr>
             </w:pPr>
+            <w:r>
+              <w:rPr>
+                <w:rFonts w:ascii="游ゴシック" w:eastAsia="游ゴシック" w:hAnsi="游ゴシック" w:hint="eastAsia"/>
+                <w:sz w:val="20"/>
+              </w:rPr>
+              <w:t>O</w:t>
+            </w:r>
+            <w:r>
+              <w:rPr>
+                <w:rFonts w:ascii="游ゴシック" w:eastAsia="游ゴシック" w:hAnsi="游ゴシック"/>
+                <w:sz w:val="20"/>
+              </w:rPr>
+              <w:t>K</w:t>
+            </w:r>
           </w:p>
         </w:tc>
         <w:tc>
@@ -4654,6 +5295,20 @@
                 <w:sz w:val="20"/>
               </w:rPr>
             </w:pPr>
+            <w:r>
+              <w:rPr>
+                <w:rFonts w:ascii="游ゴシック" w:eastAsia="游ゴシック" w:hAnsi="游ゴシック" w:hint="eastAsia"/>
+                <w:sz w:val="20"/>
+              </w:rPr>
+              <w:t>8</w:t>
+            </w:r>
+            <w:r>
+              <w:rPr>
+                <w:rFonts w:ascii="游ゴシック" w:eastAsia="游ゴシック" w:hAnsi="游ゴシック"/>
+                <w:sz w:val="20"/>
+              </w:rPr>
+              <w:t>/19</w:t>
+            </w:r>
           </w:p>
         </w:tc>
         <w:tc>
@@ -4670,6 +5325,20 @@
                 <w:sz w:val="20"/>
               </w:rPr>
             </w:pPr>
+            <w:r>
+              <w:rPr>
+                <w:rFonts w:ascii="游ゴシック" w:eastAsia="游ゴシック" w:hAnsi="游ゴシック" w:hint="eastAsia"/>
+                <w:sz w:val="20"/>
+              </w:rPr>
+              <w:t>O</w:t>
+            </w:r>
+            <w:r>
+              <w:rPr>
+                <w:rFonts w:ascii="游ゴシック" w:eastAsia="游ゴシック" w:hAnsi="游ゴシック"/>
+                <w:sz w:val="20"/>
+              </w:rPr>
+              <w:t>K</w:t>
+            </w:r>
           </w:p>
         </w:tc>
         <w:tc>
@@ -4775,6 +5444,20 @@
                 <w:sz w:val="20"/>
               </w:rPr>
             </w:pPr>
+            <w:r>
+              <w:rPr>
+                <w:rFonts w:ascii="游ゴシック" w:eastAsia="游ゴシック" w:hAnsi="游ゴシック" w:hint="eastAsia"/>
+                <w:sz w:val="20"/>
+              </w:rPr>
+              <w:t>8</w:t>
+            </w:r>
+            <w:r>
+              <w:rPr>
+                <w:rFonts w:ascii="游ゴシック" w:eastAsia="游ゴシック" w:hAnsi="游ゴシック"/>
+                <w:sz w:val="20"/>
+              </w:rPr>
+              <w:t>/19</w:t>
+            </w:r>
           </w:p>
         </w:tc>
         <w:tc>
@@ -4791,6 +5474,20 @@
                 <w:sz w:val="20"/>
               </w:rPr>
             </w:pPr>
+            <w:r>
+              <w:rPr>
+                <w:rFonts w:ascii="游ゴシック" w:eastAsia="游ゴシック" w:hAnsi="游ゴシック" w:hint="eastAsia"/>
+                <w:sz w:val="20"/>
+              </w:rPr>
+              <w:t>O</w:t>
+            </w:r>
+            <w:r>
+              <w:rPr>
+                <w:rFonts w:ascii="游ゴシック" w:eastAsia="游ゴシック" w:hAnsi="游ゴシック"/>
+                <w:sz w:val="20"/>
+              </w:rPr>
+              <w:t>K</w:t>
+            </w:r>
           </w:p>
         </w:tc>
         <w:tc>
@@ -4915,14 +5612,7 @@
                 <w:rFonts w:ascii="游ゴシック" w:eastAsia="游ゴシック" w:hAnsi="游ゴシック" w:hint="eastAsia"/>
                 <w:sz w:val="20"/>
               </w:rPr>
-              <w:t>「料金名」</w:t>
-            </w:r>
-            <w:r>
-              <w:rPr>
-                <w:rFonts w:ascii="游ゴシック" w:eastAsia="游ゴシック" w:hAnsi="游ゴシック" w:hint="eastAsia"/>
-                <w:sz w:val="20"/>
-              </w:rPr>
-              <w:t>:</w:t>
+              <w:t>「料金名」:</w:t>
             </w:r>
             <w:r>
               <w:rPr>
@@ -4959,14 +5649,7 @@
                 <w:rFonts w:ascii="游ゴシック" w:eastAsia="游ゴシック" w:hAnsi="游ゴシック" w:hint="eastAsia"/>
                 <w:sz w:val="20"/>
               </w:rPr>
-              <w:t>「月額料金」</w:t>
-            </w:r>
-            <w:r>
-              <w:rPr>
-                <w:rFonts w:ascii="游ゴシック" w:eastAsia="游ゴシック" w:hAnsi="游ゴシック" w:hint="eastAsia"/>
-                <w:sz w:val="20"/>
-              </w:rPr>
-              <w:t>:</w:t>
+              <w:t>「月額料金」:</w:t>
             </w:r>
             <w:r>
               <w:rPr>
@@ -4989,14 +5672,7 @@
                 <w:rFonts w:ascii="游ゴシック" w:eastAsia="游ゴシック" w:hAnsi="游ゴシック" w:hint="eastAsia"/>
                 <w:sz w:val="20"/>
               </w:rPr>
-              <w:t>「加入日」</w:t>
-            </w:r>
-            <w:r>
-              <w:rPr>
-                <w:rFonts w:ascii="游ゴシック" w:eastAsia="游ゴシック" w:hAnsi="游ゴシック" w:hint="eastAsia"/>
-                <w:sz w:val="20"/>
-              </w:rPr>
-              <w:t>:</w:t>
+              <w:t>「加入日」:</w:t>
             </w:r>
             <w:r>
               <w:rPr>
@@ -5010,28 +5686,7 @@
                 <w:rFonts w:ascii="游ゴシック" w:eastAsia="游ゴシック" w:hAnsi="游ゴシック" w:hint="eastAsia"/>
                 <w:sz w:val="20"/>
               </w:rPr>
-              <w:t>/</w:t>
-            </w:r>
-            <w:r>
-              <w:rPr>
-                <w:rFonts w:ascii="游ゴシック" w:eastAsia="游ゴシック" w:hAnsi="游ゴシック" w:hint="eastAsia"/>
-                <w:sz w:val="20"/>
-              </w:rPr>
-              <w:t>9</w:t>
-            </w:r>
-            <w:r>
-              <w:rPr>
-                <w:rFonts w:ascii="游ゴシック" w:eastAsia="游ゴシック" w:hAnsi="游ゴシック" w:hint="eastAsia"/>
-                <w:sz w:val="20"/>
-              </w:rPr>
-              <w:t>/</w:t>
-            </w:r>
-            <w:r>
-              <w:rPr>
-                <w:rFonts w:ascii="游ゴシック" w:eastAsia="游ゴシック" w:hAnsi="游ゴシック" w:hint="eastAsia"/>
-                <w:sz w:val="20"/>
-              </w:rPr>
-              <w:t>1</w:t>
+              <w:t>/9/1</w:t>
             </w:r>
             <w:r>
               <w:rPr>
@@ -5054,14 +5709,7 @@
                 <w:rFonts w:ascii="游ゴシック" w:eastAsia="游ゴシック" w:hAnsi="游ゴシック" w:hint="eastAsia"/>
                 <w:sz w:val="20"/>
               </w:rPr>
-              <w:t>「解約日」</w:t>
-            </w:r>
-            <w:r>
-              <w:rPr>
-                <w:rFonts w:ascii="游ゴシック" w:eastAsia="游ゴシック" w:hAnsi="游ゴシック" w:hint="eastAsia"/>
-                <w:sz w:val="20"/>
-              </w:rPr>
-              <w:t>:</w:t>
+              <w:t>「解約日」:</w:t>
             </w:r>
             <w:r>
               <w:rPr>
@@ -5166,6 +5814,21 @@
                 <w:sz w:val="20"/>
               </w:rPr>
             </w:pPr>
+            <w:r>
+              <w:rPr>
+                <w:rFonts w:ascii="游ゴシック" w:eastAsia="游ゴシック" w:hAnsi="游ゴシック" w:hint="eastAsia"/>
+                <w:sz w:val="20"/>
+              </w:rPr>
+              <w:lastRenderedPageBreak/>
+              <w:t>8</w:t>
+            </w:r>
+            <w:r>
+              <w:rPr>
+                <w:rFonts w:ascii="游ゴシック" w:eastAsia="游ゴシック" w:hAnsi="游ゴシック"/>
+                <w:sz w:val="20"/>
+              </w:rPr>
+              <w:t>/19</w:t>
+            </w:r>
           </w:p>
         </w:tc>
         <w:tc>
@@ -5182,6 +5845,20 @@
                 <w:sz w:val="20"/>
               </w:rPr>
             </w:pPr>
+            <w:r>
+              <w:rPr>
+                <w:rFonts w:ascii="游ゴシック" w:eastAsia="游ゴシック" w:hAnsi="游ゴシック" w:hint="eastAsia"/>
+                <w:sz w:val="20"/>
+              </w:rPr>
+              <w:t>O</w:t>
+            </w:r>
+            <w:r>
+              <w:rPr>
+                <w:rFonts w:ascii="游ゴシック" w:eastAsia="游ゴシック" w:hAnsi="游ゴシック"/>
+                <w:sz w:val="20"/>
+              </w:rPr>
+              <w:t>K</w:t>
+            </w:r>
           </w:p>
         </w:tc>
         <w:tc>
@@ -5203,56 +5880,7 @@
                 <w:rFonts w:ascii="游ゴシック" w:eastAsia="游ゴシック" w:hAnsi="游ゴシック" w:hint="eastAsia"/>
                 <w:sz w:val="20"/>
               </w:rPr>
-              <w:t>・</w:t>
-            </w:r>
-            <w:r>
-              <w:rPr>
-                <w:rFonts w:ascii="游ゴシック" w:eastAsia="游ゴシック" w:hAnsi="游ゴシック" w:hint="eastAsia"/>
-                <w:sz w:val="20"/>
-              </w:rPr>
-              <w:t>「</w:t>
-            </w:r>
-            <w:r>
-              <w:rPr>
-                <w:rFonts w:ascii="游ゴシック" w:eastAsia="游ゴシック" w:hAnsi="游ゴシック" w:hint="eastAsia"/>
-                <w:sz w:val="20"/>
-              </w:rPr>
-              <w:t>料金検索結果画面の料金番号リンクをクリックする</w:t>
-            </w:r>
-            <w:r>
-              <w:rPr>
-                <w:rFonts w:ascii="游ゴシック" w:eastAsia="游ゴシック" w:hAnsi="游ゴシック" w:hint="eastAsia"/>
-                <w:sz w:val="20"/>
-              </w:rPr>
-              <w:t>」</w:t>
-            </w:r>
-            <w:r>
-              <w:rPr>
-                <w:rFonts w:ascii="游ゴシック" w:eastAsia="游ゴシック" w:hAnsi="游ゴシック" w:hint="eastAsia"/>
-                <w:sz w:val="20"/>
-              </w:rPr>
-              <w:t>、</w:t>
-            </w:r>
-            <w:r>
-              <w:rPr>
-                <w:rFonts w:ascii="游ゴシック" w:eastAsia="游ゴシック" w:hAnsi="游ゴシック" w:hint="eastAsia"/>
-                <w:sz w:val="20"/>
-              </w:rPr>
-              <w:t>「</w:t>
-            </w:r>
-            <w:r>
-              <w:rPr>
-                <w:rFonts w:ascii="游ゴシック" w:eastAsia="游ゴシック" w:hAnsi="游ゴシック" w:hint="eastAsia"/>
-                <w:sz w:val="20"/>
-              </w:rPr>
-              <w:t>料金登録画面で登録後に表示される。</w:t>
-            </w:r>
-            <w:r>
-              <w:rPr>
-                <w:rFonts w:ascii="游ゴシック" w:eastAsia="游ゴシック" w:hAnsi="游ゴシック" w:hint="eastAsia"/>
-                <w:sz w:val="20"/>
-              </w:rPr>
-              <w:t>」</w:t>
+              <w:t>・「料金検索結果画面の料金番号リンクをクリックする」、「料金登録画面で登録後に表示される。」</w:t>
             </w:r>
           </w:p>
           <w:p>
@@ -5389,14 +6017,7 @@
                 <w:rFonts w:ascii="游ゴシック" w:eastAsia="游ゴシック" w:hAnsi="游ゴシック" w:hint="eastAsia"/>
                 <w:sz w:val="20"/>
               </w:rPr>
-              <w:t>「料金名」</w:t>
-            </w:r>
-            <w:r>
-              <w:rPr>
-                <w:rFonts w:ascii="游ゴシック" w:eastAsia="游ゴシック" w:hAnsi="游ゴシック" w:hint="eastAsia"/>
-                <w:sz w:val="20"/>
-              </w:rPr>
-              <w:t>:</w:t>
+              <w:t>「料金名」:</w:t>
             </w:r>
             <w:r>
               <w:rPr>
@@ -5433,14 +6054,7 @@
                 <w:rFonts w:ascii="游ゴシック" w:eastAsia="游ゴシック" w:hAnsi="游ゴシック" w:hint="eastAsia"/>
                 <w:sz w:val="20"/>
               </w:rPr>
-              <w:t>「月額料金」</w:t>
-            </w:r>
-            <w:r>
-              <w:rPr>
-                <w:rFonts w:ascii="游ゴシック" w:eastAsia="游ゴシック" w:hAnsi="游ゴシック" w:hint="eastAsia"/>
-                <w:sz w:val="20"/>
-              </w:rPr>
-              <w:t>:</w:t>
+              <w:t>「月額料金」:</w:t>
             </w:r>
             <w:r>
               <w:rPr>
@@ -5463,14 +6077,7 @@
                 <w:rFonts w:ascii="游ゴシック" w:eastAsia="游ゴシック" w:hAnsi="游ゴシック" w:hint="eastAsia"/>
                 <w:sz w:val="20"/>
               </w:rPr>
-              <w:t>「加入日」</w:t>
-            </w:r>
-            <w:r>
-              <w:rPr>
-                <w:rFonts w:ascii="游ゴシック" w:eastAsia="游ゴシック" w:hAnsi="游ゴシック" w:hint="eastAsia"/>
-                <w:sz w:val="20"/>
-              </w:rPr>
-              <w:t>:</w:t>
+              <w:t>「加入日」:</w:t>
             </w:r>
             <w:r>
               <w:rPr>
@@ -5484,14 +6091,51 @@
                 <w:rFonts w:ascii="游ゴシック" w:eastAsia="游ゴシック" w:hAnsi="游ゴシック" w:hint="eastAsia"/>
                 <w:sz w:val="20"/>
               </w:rPr>
+              <w:t>/9/1</w:t>
+            </w:r>
+            <w:r>
+              <w:rPr>
+                <w:rFonts w:ascii="游ゴシック" w:eastAsia="游ゴシック" w:hAnsi="游ゴシック"/>
+                <w:sz w:val="20"/>
+              </w:rPr>
+              <w:t>”</w:t>
+            </w:r>
+          </w:p>
+          <w:p>
+            <w:pPr>
+              <w:snapToGrid w:val="0"/>
+              <w:rPr>
+                <w:rFonts w:ascii="游ゴシック" w:eastAsia="游ゴシック" w:hAnsi="游ゴシック"/>
+                <w:sz w:val="20"/>
+              </w:rPr>
+            </w:pPr>
+            <w:r>
+              <w:rPr>
+                <w:rFonts w:ascii="游ゴシック" w:eastAsia="游ゴシック" w:hAnsi="游ゴシック" w:hint="eastAsia"/>
+                <w:sz w:val="20"/>
+              </w:rPr>
+              <w:t>「解約日」:</w:t>
+            </w:r>
+            <w:r>
+              <w:rPr>
+                <w:rFonts w:ascii="游ゴシック" w:eastAsia="游ゴシック" w:hAnsi="游ゴシック"/>
+                <w:sz w:val="20"/>
+              </w:rPr>
+              <w:t>”2025</w:t>
+            </w:r>
+            <w:r>
+              <w:rPr>
+                <w:rFonts w:ascii="游ゴシック" w:eastAsia="游ゴシック" w:hAnsi="游ゴシック" w:hint="eastAsia"/>
+                <w:sz w:val="20"/>
+              </w:rPr>
               <w:t>/</w:t>
             </w:r>
             <w:r>
               <w:rPr>
-                <w:rFonts w:ascii="游ゴシック" w:eastAsia="游ゴシック" w:hAnsi="游ゴシック" w:hint="eastAsia"/>
-                <w:sz w:val="20"/>
-              </w:rPr>
-              <w:t>9</w:t>
+                <w:rFonts w:ascii="游ゴシック" w:eastAsia="游ゴシック" w:hAnsi="游ゴシック"/>
+                <w:sz w:val="20"/>
+              </w:rPr>
+              <w:t>10</w:t>
             </w:r>
             <w:r>
               <w:rPr>
@@ -5502,71 +6146,6 @@
             </w:r>
             <w:r>
               <w:rPr>
-                <w:rFonts w:ascii="游ゴシック" w:eastAsia="游ゴシック" w:hAnsi="游ゴシック" w:hint="eastAsia"/>
-                <w:sz w:val="20"/>
-              </w:rPr>
-              <w:t>1</w:t>
-            </w:r>
-            <w:r>
-              <w:rPr>
-                <w:rFonts w:ascii="游ゴシック" w:eastAsia="游ゴシック" w:hAnsi="游ゴシック"/>
-                <w:sz w:val="20"/>
-              </w:rPr>
-              <w:t>”</w:t>
-            </w:r>
-          </w:p>
-          <w:p>
-            <w:pPr>
-              <w:snapToGrid w:val="0"/>
-              <w:rPr>
-                <w:rFonts w:ascii="游ゴシック" w:eastAsia="游ゴシック" w:hAnsi="游ゴシック"/>
-                <w:sz w:val="20"/>
-              </w:rPr>
-            </w:pPr>
-            <w:r>
-              <w:rPr>
-                <w:rFonts w:ascii="游ゴシック" w:eastAsia="游ゴシック" w:hAnsi="游ゴシック" w:hint="eastAsia"/>
-                <w:sz w:val="20"/>
-              </w:rPr>
-              <w:t>「解約日」</w:t>
-            </w:r>
-            <w:r>
-              <w:rPr>
-                <w:rFonts w:ascii="游ゴシック" w:eastAsia="游ゴシック" w:hAnsi="游ゴシック" w:hint="eastAsia"/>
-                <w:sz w:val="20"/>
-              </w:rPr>
-              <w:t>:</w:t>
-            </w:r>
-            <w:r>
-              <w:rPr>
-                <w:rFonts w:ascii="游ゴシック" w:eastAsia="游ゴシック" w:hAnsi="游ゴシック"/>
-                <w:sz w:val="20"/>
-              </w:rPr>
-              <w:t>”2025</w:t>
-            </w:r>
-            <w:r>
-              <w:rPr>
-                <w:rFonts w:ascii="游ゴシック" w:eastAsia="游ゴシック" w:hAnsi="游ゴシック" w:hint="eastAsia"/>
-                <w:sz w:val="20"/>
-              </w:rPr>
-              <w:t>/</w:t>
-            </w:r>
-            <w:r>
-              <w:rPr>
-                <w:rFonts w:ascii="游ゴシック" w:eastAsia="游ゴシック" w:hAnsi="游ゴシック"/>
-                <w:sz w:val="20"/>
-              </w:rPr>
-              <w:t>10</w:t>
-            </w:r>
-            <w:r>
-              <w:rPr>
-                <w:rFonts w:ascii="游ゴシック" w:eastAsia="游ゴシック" w:hAnsi="游ゴシック" w:hint="eastAsia"/>
-                <w:sz w:val="20"/>
-              </w:rPr>
-              <w:t>/</w:t>
-            </w:r>
-            <w:r>
-              <w:rPr>
                 <w:rFonts w:ascii="游ゴシック" w:eastAsia="游ゴシック" w:hAnsi="游ゴシック"/>
                 <w:sz w:val="20"/>
               </w:rPr>
@@ -5604,6 +6183,20 @@
                 <w:sz w:val="20"/>
               </w:rPr>
             </w:pPr>
+            <w:r>
+              <w:rPr>
+                <w:rFonts w:ascii="游ゴシック" w:eastAsia="游ゴシック" w:hAnsi="游ゴシック" w:hint="eastAsia"/>
+                <w:sz w:val="20"/>
+              </w:rPr>
+              <w:t>8</w:t>
+            </w:r>
+            <w:r>
+              <w:rPr>
+                <w:rFonts w:ascii="游ゴシック" w:eastAsia="游ゴシック" w:hAnsi="游ゴシック"/>
+                <w:sz w:val="20"/>
+              </w:rPr>
+              <w:t>/19</w:t>
+            </w:r>
           </w:p>
         </w:tc>
         <w:tc>
@@ -5620,6 +6213,20 @@
                 <w:sz w:val="20"/>
               </w:rPr>
             </w:pPr>
+            <w:r>
+              <w:rPr>
+                <w:rFonts w:ascii="游ゴシック" w:eastAsia="游ゴシック" w:hAnsi="游ゴシック" w:hint="eastAsia"/>
+                <w:sz w:val="20"/>
+              </w:rPr>
+              <w:t>O</w:t>
+            </w:r>
+            <w:r>
+              <w:rPr>
+                <w:rFonts w:ascii="游ゴシック" w:eastAsia="游ゴシック" w:hAnsi="游ゴシック"/>
+                <w:sz w:val="20"/>
+              </w:rPr>
+              <w:t>K</w:t>
+            </w:r>
           </w:p>
         </w:tc>
         <w:tc>
@@ -5737,14 +6344,7 @@
                 <w:rFonts w:ascii="游ゴシック" w:eastAsia="游ゴシック" w:hAnsi="游ゴシック" w:hint="eastAsia"/>
                 <w:sz w:val="20"/>
               </w:rPr>
-              <w:t>「料金名」</w:t>
-            </w:r>
-            <w:r>
-              <w:rPr>
-                <w:rFonts w:ascii="游ゴシック" w:eastAsia="游ゴシック" w:hAnsi="游ゴシック" w:hint="eastAsia"/>
-                <w:sz w:val="20"/>
-              </w:rPr>
-              <w:t>:</w:t>
+              <w:t>「料金名」:</w:t>
             </w:r>
             <w:r>
               <w:rPr>
@@ -5774,14 +6374,7 @@
                 <w:rFonts w:ascii="游ゴシック" w:eastAsia="游ゴシック" w:hAnsi="游ゴシック" w:hint="eastAsia"/>
                 <w:sz w:val="20"/>
               </w:rPr>
-              <w:t>「月額料金」</w:t>
-            </w:r>
-            <w:r>
-              <w:rPr>
-                <w:rFonts w:ascii="游ゴシック" w:eastAsia="游ゴシック" w:hAnsi="游ゴシック" w:hint="eastAsia"/>
-                <w:sz w:val="20"/>
-              </w:rPr>
-              <w:t>:</w:t>
+              <w:t>「月額料金」:</w:t>
             </w:r>
             <w:r>
               <w:rPr>
@@ -5804,14 +6397,7 @@
                 <w:rFonts w:ascii="游ゴシック" w:eastAsia="游ゴシック" w:hAnsi="游ゴシック" w:hint="eastAsia"/>
                 <w:sz w:val="20"/>
               </w:rPr>
-              <w:t>「加入日」</w:t>
-            </w:r>
-            <w:r>
-              <w:rPr>
-                <w:rFonts w:ascii="游ゴシック" w:eastAsia="游ゴシック" w:hAnsi="游ゴシック" w:hint="eastAsia"/>
-                <w:sz w:val="20"/>
-              </w:rPr>
-              <w:t>:</w:t>
+              <w:t>「加入日」:</w:t>
             </w:r>
             <w:r>
               <w:rPr>
@@ -5825,14 +6411,7 @@
                 <w:rFonts w:ascii="游ゴシック" w:eastAsia="游ゴシック" w:hAnsi="游ゴシック" w:hint="eastAsia"/>
                 <w:sz w:val="20"/>
               </w:rPr>
-              <w:t>/</w:t>
-            </w:r>
-            <w:r>
-              <w:rPr>
-                <w:rFonts w:ascii="游ゴシック" w:eastAsia="游ゴシック" w:hAnsi="游ゴシック" w:hint="eastAsia"/>
-                <w:sz w:val="20"/>
-              </w:rPr>
-              <w:t>1</w:t>
+              <w:t>/1</w:t>
             </w:r>
             <w:r>
               <w:rPr>
@@ -5846,14 +6425,7 @@
                 <w:rFonts w:ascii="游ゴシック" w:eastAsia="游ゴシック" w:hAnsi="游ゴシック" w:hint="eastAsia"/>
                 <w:sz w:val="20"/>
               </w:rPr>
-              <w:t>/</w:t>
-            </w:r>
-            <w:r>
-              <w:rPr>
-                <w:rFonts w:ascii="游ゴシック" w:eastAsia="游ゴシック" w:hAnsi="游ゴシック" w:hint="eastAsia"/>
-                <w:sz w:val="20"/>
-              </w:rPr>
-              <w:t>1</w:t>
+              <w:t>/1</w:t>
             </w:r>
             <w:r>
               <w:rPr>
@@ -5922,6 +6494,20 @@
                 <w:sz w:val="20"/>
               </w:rPr>
             </w:pPr>
+            <w:r>
+              <w:rPr>
+                <w:rFonts w:ascii="游ゴシック" w:eastAsia="游ゴシック" w:hAnsi="游ゴシック" w:hint="eastAsia"/>
+                <w:sz w:val="20"/>
+              </w:rPr>
+              <w:t>8</w:t>
+            </w:r>
+            <w:r>
+              <w:rPr>
+                <w:rFonts w:ascii="游ゴシック" w:eastAsia="游ゴシック" w:hAnsi="游ゴシック"/>
+                <w:sz w:val="20"/>
+              </w:rPr>
+              <w:t>/19</w:t>
+            </w:r>
           </w:p>
         </w:tc>
         <w:tc>
@@ -5938,6 +6524,20 @@
                 <w:sz w:val="20"/>
               </w:rPr>
             </w:pPr>
+            <w:r>
+              <w:rPr>
+                <w:rFonts w:ascii="游ゴシック" w:eastAsia="游ゴシック" w:hAnsi="游ゴシック" w:hint="eastAsia"/>
+                <w:sz w:val="20"/>
+              </w:rPr>
+              <w:t>O</w:t>
+            </w:r>
+            <w:r>
+              <w:rPr>
+                <w:rFonts w:ascii="游ゴシック" w:eastAsia="游ゴシック" w:hAnsi="游ゴシック"/>
+                <w:sz w:val="20"/>
+              </w:rPr>
+              <w:t>K</w:t>
+            </w:r>
           </w:p>
         </w:tc>
         <w:tc>
@@ -6055,14 +6655,7 @@
                 <w:rFonts w:ascii="游ゴシック" w:eastAsia="游ゴシック" w:hAnsi="游ゴシック" w:hint="eastAsia"/>
                 <w:sz w:val="20"/>
               </w:rPr>
-              <w:t>「料金名」</w:t>
-            </w:r>
-            <w:r>
-              <w:rPr>
-                <w:rFonts w:ascii="游ゴシック" w:eastAsia="游ゴシック" w:hAnsi="游ゴシック" w:hint="eastAsia"/>
-                <w:sz w:val="20"/>
-              </w:rPr>
-              <w:t>:</w:t>
+              <w:t>「料金名」:</w:t>
             </w:r>
             <w:r>
               <w:rPr>
@@ -6099,14 +6692,7 @@
                 <w:rFonts w:ascii="游ゴシック" w:eastAsia="游ゴシック" w:hAnsi="游ゴシック" w:hint="eastAsia"/>
                 <w:sz w:val="20"/>
               </w:rPr>
-              <w:t>「月額料金」</w:t>
-            </w:r>
-            <w:r>
-              <w:rPr>
-                <w:rFonts w:ascii="游ゴシック" w:eastAsia="游ゴシック" w:hAnsi="游ゴシック" w:hint="eastAsia"/>
-                <w:sz w:val="20"/>
-              </w:rPr>
-              <w:t>:</w:t>
+              <w:t>「月額料金」:</w:t>
             </w:r>
             <w:r>
               <w:rPr>
@@ -6129,14 +6715,7 @@
                 <w:rFonts w:ascii="游ゴシック" w:eastAsia="游ゴシック" w:hAnsi="游ゴシック" w:hint="eastAsia"/>
                 <w:sz w:val="20"/>
               </w:rPr>
-              <w:t>「加入日」</w:t>
-            </w:r>
-            <w:r>
-              <w:rPr>
-                <w:rFonts w:ascii="游ゴシック" w:eastAsia="游ゴシック" w:hAnsi="游ゴシック" w:hint="eastAsia"/>
-                <w:sz w:val="20"/>
-              </w:rPr>
-              <w:t>:</w:t>
+              <w:t>「加入日」:</w:t>
             </w:r>
             <w:r>
               <w:rPr>
@@ -6150,14 +6729,7 @@
                 <w:rFonts w:ascii="游ゴシック" w:eastAsia="游ゴシック" w:hAnsi="游ゴシック" w:hint="eastAsia"/>
                 <w:sz w:val="20"/>
               </w:rPr>
-              <w:t>/</w:t>
-            </w:r>
-            <w:r>
-              <w:rPr>
-                <w:rFonts w:ascii="游ゴシック" w:eastAsia="游ゴシック" w:hAnsi="游ゴシック" w:hint="eastAsia"/>
-                <w:sz w:val="20"/>
-              </w:rPr>
-              <w:t>1</w:t>
+              <w:t>/1</w:t>
             </w:r>
             <w:r>
               <w:rPr>
@@ -6171,14 +6743,7 @@
                 <w:rFonts w:ascii="游ゴシック" w:eastAsia="游ゴシック" w:hAnsi="游ゴシック" w:hint="eastAsia"/>
                 <w:sz w:val="20"/>
               </w:rPr>
-              <w:t>/</w:t>
-            </w:r>
-            <w:r>
-              <w:rPr>
-                <w:rFonts w:ascii="游ゴシック" w:eastAsia="游ゴシック" w:hAnsi="游ゴシック" w:hint="eastAsia"/>
-                <w:sz w:val="20"/>
-              </w:rPr>
-              <w:t>1</w:t>
+              <w:t>/1</w:t>
             </w:r>
             <w:r>
               <w:rPr>
@@ -6219,6 +6784,20 @@
                 <w:sz w:val="20"/>
               </w:rPr>
             </w:pPr>
+            <w:r>
+              <w:rPr>
+                <w:rFonts w:ascii="游ゴシック" w:eastAsia="游ゴシック" w:hAnsi="游ゴシック" w:hint="eastAsia"/>
+                <w:sz w:val="20"/>
+              </w:rPr>
+              <w:t>8</w:t>
+            </w:r>
+            <w:r>
+              <w:rPr>
+                <w:rFonts w:ascii="游ゴシック" w:eastAsia="游ゴシック" w:hAnsi="游ゴシック"/>
+                <w:sz w:val="20"/>
+              </w:rPr>
+              <w:t>/19</w:t>
+            </w:r>
           </w:p>
         </w:tc>
         <w:tc>
@@ -6235,6 +6814,20 @@
                 <w:sz w:val="20"/>
               </w:rPr>
             </w:pPr>
+            <w:r>
+              <w:rPr>
+                <w:rFonts w:ascii="游ゴシック" w:eastAsia="游ゴシック" w:hAnsi="游ゴシック" w:hint="eastAsia"/>
+                <w:sz w:val="20"/>
+              </w:rPr>
+              <w:t>O</w:t>
+            </w:r>
+            <w:r>
+              <w:rPr>
+                <w:rFonts w:ascii="游ゴシック" w:eastAsia="游ゴシック" w:hAnsi="游ゴシック"/>
+                <w:sz w:val="20"/>
+              </w:rPr>
+              <w:t>K</w:t>
+            </w:r>
           </w:p>
         </w:tc>
         <w:tc>
@@ -6446,6 +7039,20 @@
                 <w:sz w:val="20"/>
               </w:rPr>
             </w:pPr>
+            <w:r>
+              <w:rPr>
+                <w:rFonts w:ascii="游ゴシック" w:eastAsia="游ゴシック" w:hAnsi="游ゴシック" w:hint="eastAsia"/>
+                <w:sz w:val="20"/>
+              </w:rPr>
+              <w:t>8</w:t>
+            </w:r>
+            <w:r>
+              <w:rPr>
+                <w:rFonts w:ascii="游ゴシック" w:eastAsia="游ゴシック" w:hAnsi="游ゴシック"/>
+                <w:sz w:val="20"/>
+              </w:rPr>
+              <w:t>/19</w:t>
+            </w:r>
           </w:p>
         </w:tc>
         <w:tc>
@@ -6462,6 +7069,20 @@
                 <w:sz w:val="20"/>
               </w:rPr>
             </w:pPr>
+            <w:r>
+              <w:rPr>
+                <w:rFonts w:ascii="游ゴシック" w:eastAsia="游ゴシック" w:hAnsi="游ゴシック" w:hint="eastAsia"/>
+                <w:sz w:val="20"/>
+              </w:rPr>
+              <w:t>O</w:t>
+            </w:r>
+            <w:r>
+              <w:rPr>
+                <w:rFonts w:ascii="游ゴシック" w:eastAsia="游ゴシック" w:hAnsi="游ゴシック"/>
+                <w:sz w:val="20"/>
+              </w:rPr>
+              <w:t>K</w:t>
+            </w:r>
           </w:p>
         </w:tc>
         <w:tc>
@@ -6579,14 +7200,7 @@
                 <w:rFonts w:ascii="游ゴシック" w:eastAsia="游ゴシック" w:hAnsi="游ゴシック" w:hint="eastAsia"/>
                 <w:sz w:val="20"/>
               </w:rPr>
-              <w:t>「料金名」</w:t>
-            </w:r>
-            <w:r>
-              <w:rPr>
-                <w:rFonts w:ascii="游ゴシック" w:eastAsia="游ゴシック" w:hAnsi="游ゴシック" w:hint="eastAsia"/>
-                <w:sz w:val="20"/>
-              </w:rPr>
-              <w:t>:</w:t>
+              <w:t>「料金名」:</w:t>
             </w:r>
             <w:r>
               <w:rPr>
@@ -6624,14 +7238,7 @@
                 <w:sz w:val="20"/>
               </w:rPr>
               <w:lastRenderedPageBreak/>
-              <w:t>「月額料金」</w:t>
-            </w:r>
-            <w:r>
-              <w:rPr>
-                <w:rFonts w:ascii="游ゴシック" w:eastAsia="游ゴシック" w:hAnsi="游ゴシック" w:hint="eastAsia"/>
-                <w:sz w:val="20"/>
-              </w:rPr>
-              <w:t>:</w:t>
+              <w:t>「月額料金」:</w:t>
             </w:r>
             <w:r>
               <w:rPr>
@@ -6654,14 +7261,7 @@
                 <w:rFonts w:ascii="游ゴシック" w:eastAsia="游ゴシック" w:hAnsi="游ゴシック" w:hint="eastAsia"/>
                 <w:sz w:val="20"/>
               </w:rPr>
-              <w:t>「加入日」</w:t>
-            </w:r>
-            <w:r>
-              <w:rPr>
-                <w:rFonts w:ascii="游ゴシック" w:eastAsia="游ゴシック" w:hAnsi="游ゴシック" w:hint="eastAsia"/>
-                <w:sz w:val="20"/>
-              </w:rPr>
-              <w:t>:</w:t>
+              <w:t>「加入日」:</w:t>
             </w:r>
             <w:r>
               <w:rPr>
@@ -6675,6 +7275,50 @@
                 <w:rFonts w:ascii="游ゴシック" w:eastAsia="游ゴシック" w:hAnsi="游ゴシック" w:hint="eastAsia"/>
                 <w:sz w:val="20"/>
               </w:rPr>
+              <w:t>/8/1</w:t>
+            </w:r>
+            <w:r>
+              <w:rPr>
+                <w:rFonts w:ascii="游ゴシック" w:eastAsia="游ゴシック" w:hAnsi="游ゴシック"/>
+                <w:sz w:val="20"/>
+              </w:rPr>
+              <w:t>8”</w:t>
+            </w:r>
+          </w:p>
+          <w:p>
+            <w:pPr>
+              <w:snapToGrid w:val="0"/>
+              <w:rPr>
+                <w:rFonts w:ascii="游ゴシック" w:eastAsia="游ゴシック" w:hAnsi="游ゴシック"/>
+                <w:sz w:val="20"/>
+              </w:rPr>
+            </w:pPr>
+            <w:r>
+              <w:rPr>
+                <w:rFonts w:ascii="游ゴシック" w:eastAsia="游ゴシック" w:hAnsi="游ゴシック" w:hint="eastAsia"/>
+                <w:sz w:val="20"/>
+              </w:rPr>
+              <w:t>「解約日」:</w:t>
+            </w:r>
+            <w:r>
+              <w:rPr>
+                <w:rFonts w:ascii="游ゴシック" w:eastAsia="游ゴシック" w:hAnsi="游ゴシック"/>
+                <w:sz w:val="20"/>
+              </w:rPr>
+              <w:t>”2025</w:t>
+            </w:r>
+            <w:r>
+              <w:rPr>
+                <w:rFonts w:ascii="游ゴシック" w:eastAsia="游ゴシック" w:hAnsi="游ゴシック" w:hint="eastAsia"/>
+                <w:sz w:val="20"/>
+              </w:rPr>
+              <w:t>/8</w:t>
+            </w:r>
+            <w:r>
+              <w:rPr>
+                <w:rFonts w:ascii="游ゴシック" w:eastAsia="游ゴシック" w:hAnsi="游ゴシック"/>
+                <w:sz w:val="20"/>
+              </w:rPr>
               <w:t>/</w:t>
             </w:r>
             <w:r>
@@ -6682,126 +7326,62 @@
                 <w:rFonts w:ascii="游ゴシック" w:eastAsia="游ゴシック" w:hAnsi="游ゴシック" w:hint="eastAsia"/>
                 <w:sz w:val="20"/>
               </w:rPr>
+              <w:t>1</w:t>
+            </w:r>
+            <w:r>
+              <w:rPr>
+                <w:rFonts w:ascii="游ゴシック" w:eastAsia="游ゴシック" w:hAnsi="游ゴシック"/>
+                <w:sz w:val="20"/>
+              </w:rPr>
+              <w:t>8”</w:t>
+            </w:r>
+          </w:p>
+          <w:p>
+            <w:pPr>
+              <w:snapToGrid w:val="0"/>
+              <w:rPr>
+                <w:rFonts w:ascii="游ゴシック" w:eastAsia="游ゴシック" w:hAnsi="游ゴシック"/>
+                <w:sz w:val="20"/>
+              </w:rPr>
+            </w:pPr>
+            <w:r>
+              <w:rPr>
+                <w:rFonts w:ascii="游ゴシック" w:eastAsia="游ゴシック" w:hAnsi="游ゴシック" w:hint="eastAsia"/>
+                <w:sz w:val="20"/>
+              </w:rPr>
+              <w:t>のまま変更されていないことを確認する</w:t>
+            </w:r>
+          </w:p>
+        </w:tc>
+        <w:tc>
+          <w:tcPr>
+            <w:tcW w:w="1050" w:type="dxa"/>
+            <w:vAlign w:val="center"/>
+          </w:tcPr>
+          <w:p>
+            <w:pPr>
+              <w:snapToGrid w:val="0"/>
+              <w:jc w:val="center"/>
+              <w:rPr>
+                <w:rFonts w:ascii="游ゴシック" w:eastAsia="游ゴシック" w:hAnsi="游ゴシック"/>
+                <w:sz w:val="20"/>
+              </w:rPr>
+            </w:pPr>
+            <w:r>
+              <w:rPr>
+                <w:rFonts w:ascii="游ゴシック" w:eastAsia="游ゴシック" w:hAnsi="游ゴシック" w:hint="eastAsia"/>
+                <w:sz w:val="20"/>
+              </w:rPr>
+              <w:lastRenderedPageBreak/>
               <w:t>8</w:t>
             </w:r>
             <w:r>
               <w:rPr>
-                <w:rFonts w:ascii="游ゴシック" w:eastAsia="游ゴシック" w:hAnsi="游ゴシック" w:hint="eastAsia"/>
-                <w:sz w:val="20"/>
-              </w:rPr>
-              <w:t>/</w:t>
-            </w:r>
-            <w:r>
-              <w:rPr>
-                <w:rFonts w:ascii="游ゴシック" w:eastAsia="游ゴシック" w:hAnsi="游ゴシック" w:hint="eastAsia"/>
-                <w:sz w:val="20"/>
-              </w:rPr>
-              <w:t>1</w:t>
-            </w:r>
-            <w:r>
-              <w:rPr>
-                <w:rFonts w:ascii="游ゴシック" w:eastAsia="游ゴシック" w:hAnsi="游ゴシック"/>
-                <w:sz w:val="20"/>
-              </w:rPr>
-              <w:t>8”</w:t>
-            </w:r>
-          </w:p>
-          <w:p>
-            <w:pPr>
-              <w:snapToGrid w:val="0"/>
-              <w:rPr>
-                <w:rFonts w:ascii="游ゴシック" w:eastAsia="游ゴシック" w:hAnsi="游ゴシック"/>
-                <w:sz w:val="20"/>
-              </w:rPr>
-            </w:pPr>
-            <w:r>
-              <w:rPr>
-                <w:rFonts w:ascii="游ゴシック" w:eastAsia="游ゴシック" w:hAnsi="游ゴシック" w:hint="eastAsia"/>
-                <w:sz w:val="20"/>
-              </w:rPr>
-              <w:t>「解約日」</w:t>
-            </w:r>
-            <w:r>
-              <w:rPr>
-                <w:rFonts w:ascii="游ゴシック" w:eastAsia="游ゴシック" w:hAnsi="游ゴシック" w:hint="eastAsia"/>
-                <w:sz w:val="20"/>
-              </w:rPr>
-              <w:t>:</w:t>
-            </w:r>
-            <w:r>
-              <w:rPr>
-                <w:rFonts w:ascii="游ゴシック" w:eastAsia="游ゴシック" w:hAnsi="游ゴシック"/>
-                <w:sz w:val="20"/>
-              </w:rPr>
-              <w:t>”2025</w:t>
-            </w:r>
-            <w:r>
-              <w:rPr>
-                <w:rFonts w:ascii="游ゴシック" w:eastAsia="游ゴシック" w:hAnsi="游ゴシック" w:hint="eastAsia"/>
-                <w:sz w:val="20"/>
-              </w:rPr>
-              <w:t>/</w:t>
-            </w:r>
-            <w:r>
-              <w:rPr>
-                <w:rFonts w:ascii="游ゴシック" w:eastAsia="游ゴシック" w:hAnsi="游ゴシック" w:hint="eastAsia"/>
-                <w:sz w:val="20"/>
-              </w:rPr>
-              <w:t>8</w:t>
-            </w:r>
-            <w:r>
-              <w:rPr>
-                <w:rFonts w:ascii="游ゴシック" w:eastAsia="游ゴシック" w:hAnsi="游ゴシック"/>
-                <w:sz w:val="20"/>
-              </w:rPr>
-              <w:t>/</w:t>
-            </w:r>
-            <w:r>
-              <w:rPr>
-                <w:rFonts w:ascii="游ゴシック" w:eastAsia="游ゴシック" w:hAnsi="游ゴシック" w:hint="eastAsia"/>
-                <w:sz w:val="20"/>
-              </w:rPr>
-              <w:t>1</w:t>
-            </w:r>
-            <w:r>
-              <w:rPr>
-                <w:rFonts w:ascii="游ゴシック" w:eastAsia="游ゴシック" w:hAnsi="游ゴシック"/>
-                <w:sz w:val="20"/>
-              </w:rPr>
-              <w:t>8”</w:t>
-            </w:r>
-          </w:p>
-          <w:p>
-            <w:pPr>
-              <w:snapToGrid w:val="0"/>
-              <w:rPr>
-                <w:rFonts w:ascii="游ゴシック" w:eastAsia="游ゴシック" w:hAnsi="游ゴシック"/>
-                <w:sz w:val="20"/>
-              </w:rPr>
-            </w:pPr>
-            <w:r>
-              <w:rPr>
-                <w:rFonts w:ascii="游ゴシック" w:eastAsia="游ゴシック" w:hAnsi="游ゴシック" w:hint="eastAsia"/>
-                <w:sz w:val="20"/>
-              </w:rPr>
-              <w:t>のまま変更されていないことを確認する</w:t>
-            </w:r>
-          </w:p>
-        </w:tc>
-        <w:tc>
-          <w:tcPr>
-            <w:tcW w:w="1050" w:type="dxa"/>
-            <w:vAlign w:val="center"/>
-          </w:tcPr>
-          <w:p>
-            <w:pPr>
-              <w:snapToGrid w:val="0"/>
-              <w:jc w:val="center"/>
-              <w:rPr>
-                <w:rFonts w:ascii="游ゴシック" w:eastAsia="游ゴシック" w:hAnsi="游ゴシック"/>
-                <w:sz w:val="20"/>
-              </w:rPr>
-            </w:pPr>
+                <w:rFonts w:ascii="游ゴシック" w:eastAsia="游ゴシック" w:hAnsi="游ゴシック"/>
+                <w:sz w:val="20"/>
+              </w:rPr>
+              <w:t>/19</w:t>
+            </w:r>
           </w:p>
         </w:tc>
         <w:tc>
@@ -6818,6 +7398,20 @@
                 <w:sz w:val="20"/>
               </w:rPr>
             </w:pPr>
+            <w:r>
+              <w:rPr>
+                <w:rFonts w:ascii="游ゴシック" w:eastAsia="游ゴシック" w:hAnsi="游ゴシック" w:hint="eastAsia"/>
+                <w:sz w:val="20"/>
+              </w:rPr>
+              <w:t>O</w:t>
+            </w:r>
+            <w:r>
+              <w:rPr>
+                <w:rFonts w:ascii="游ゴシック" w:eastAsia="游ゴシック" w:hAnsi="游ゴシック"/>
+                <w:sz w:val="20"/>
+              </w:rPr>
+              <w:t>K</w:t>
+            </w:r>
           </w:p>
         </w:tc>
         <w:tc>
@@ -6923,6 +7517,20 @@
                 <w:sz w:val="20"/>
               </w:rPr>
             </w:pPr>
+            <w:r>
+              <w:rPr>
+                <w:rFonts w:ascii="游ゴシック" w:eastAsia="游ゴシック" w:hAnsi="游ゴシック" w:hint="eastAsia"/>
+                <w:sz w:val="20"/>
+              </w:rPr>
+              <w:t>8</w:t>
+            </w:r>
+            <w:r>
+              <w:rPr>
+                <w:rFonts w:ascii="游ゴシック" w:eastAsia="游ゴシック" w:hAnsi="游ゴシック"/>
+                <w:sz w:val="20"/>
+              </w:rPr>
+              <w:t>/19</w:t>
+            </w:r>
           </w:p>
         </w:tc>
         <w:tc>
@@ -6939,6 +7547,20 @@
                 <w:sz w:val="20"/>
               </w:rPr>
             </w:pPr>
+            <w:r>
+              <w:rPr>
+                <w:rFonts w:ascii="游ゴシック" w:eastAsia="游ゴシック" w:hAnsi="游ゴシック" w:hint="eastAsia"/>
+                <w:sz w:val="20"/>
+              </w:rPr>
+              <w:t>O</w:t>
+            </w:r>
+            <w:r>
+              <w:rPr>
+                <w:rFonts w:ascii="游ゴシック" w:eastAsia="游ゴシック" w:hAnsi="游ゴシック"/>
+                <w:sz w:val="20"/>
+              </w:rPr>
+              <w:t>K</w:t>
+            </w:r>
           </w:p>
         </w:tc>
         <w:tc>
@@ -7100,6 +7722,20 @@
                 <w:sz w:val="20"/>
               </w:rPr>
             </w:pPr>
+            <w:r>
+              <w:rPr>
+                <w:rFonts w:ascii="游ゴシック" w:eastAsia="游ゴシック" w:hAnsi="游ゴシック" w:hint="eastAsia"/>
+                <w:sz w:val="20"/>
+              </w:rPr>
+              <w:t>8</w:t>
+            </w:r>
+            <w:r>
+              <w:rPr>
+                <w:rFonts w:ascii="游ゴシック" w:eastAsia="游ゴシック" w:hAnsi="游ゴシック"/>
+                <w:sz w:val="20"/>
+              </w:rPr>
+              <w:t>/19</w:t>
+            </w:r>
           </w:p>
         </w:tc>
         <w:tc>
@@ -7116,6 +7752,20 @@
                 <w:sz w:val="20"/>
               </w:rPr>
             </w:pPr>
+            <w:r>
+              <w:rPr>
+                <w:rFonts w:ascii="游ゴシック" w:eastAsia="游ゴシック" w:hAnsi="游ゴシック" w:hint="eastAsia"/>
+                <w:sz w:val="20"/>
+              </w:rPr>
+              <w:t>O</w:t>
+            </w:r>
+            <w:r>
+              <w:rPr>
+                <w:rFonts w:ascii="游ゴシック" w:eastAsia="游ゴシック" w:hAnsi="游ゴシック"/>
+                <w:sz w:val="20"/>
+              </w:rPr>
+              <w:t>K</w:t>
+            </w:r>
           </w:p>
         </w:tc>
         <w:tc>
@@ -7249,6 +7899,20 @@
                 <w:sz w:val="20"/>
               </w:rPr>
             </w:pPr>
+            <w:r>
+              <w:rPr>
+                <w:rFonts w:ascii="游ゴシック" w:eastAsia="游ゴシック" w:hAnsi="游ゴシック" w:hint="eastAsia"/>
+                <w:sz w:val="20"/>
+              </w:rPr>
+              <w:t>8</w:t>
+            </w:r>
+            <w:r>
+              <w:rPr>
+                <w:rFonts w:ascii="游ゴシック" w:eastAsia="游ゴシック" w:hAnsi="游ゴシック"/>
+                <w:sz w:val="20"/>
+              </w:rPr>
+              <w:t>/19</w:t>
+            </w:r>
           </w:p>
         </w:tc>
         <w:tc>
@@ -7265,6 +7929,20 @@
                 <w:sz w:val="20"/>
               </w:rPr>
             </w:pPr>
+            <w:r>
+              <w:rPr>
+                <w:rFonts w:ascii="游ゴシック" w:eastAsia="游ゴシック" w:hAnsi="游ゴシック" w:hint="eastAsia"/>
+                <w:sz w:val="20"/>
+              </w:rPr>
+              <w:t>O</w:t>
+            </w:r>
+            <w:r>
+              <w:rPr>
+                <w:rFonts w:ascii="游ゴシック" w:eastAsia="游ゴシック" w:hAnsi="游ゴシック"/>
+                <w:sz w:val="20"/>
+              </w:rPr>
+              <w:t>K</w:t>
+            </w:r>
           </w:p>
         </w:tc>
         <w:tc>
@@ -7398,6 +8076,20 @@
                 <w:sz w:val="20"/>
               </w:rPr>
             </w:pPr>
+            <w:r>
+              <w:rPr>
+                <w:rFonts w:ascii="游ゴシック" w:eastAsia="游ゴシック" w:hAnsi="游ゴシック" w:hint="eastAsia"/>
+                <w:sz w:val="20"/>
+              </w:rPr>
+              <w:t>8</w:t>
+            </w:r>
+            <w:r>
+              <w:rPr>
+                <w:rFonts w:ascii="游ゴシック" w:eastAsia="游ゴシック" w:hAnsi="游ゴシック"/>
+                <w:sz w:val="20"/>
+              </w:rPr>
+              <w:t>/19</w:t>
+            </w:r>
           </w:p>
         </w:tc>
         <w:tc>
@@ -7414,6 +8106,20 @@
                 <w:sz w:val="20"/>
               </w:rPr>
             </w:pPr>
+            <w:r>
+              <w:rPr>
+                <w:rFonts w:ascii="游ゴシック" w:eastAsia="游ゴシック" w:hAnsi="游ゴシック" w:hint="eastAsia"/>
+                <w:sz w:val="20"/>
+              </w:rPr>
+              <w:t>O</w:t>
+            </w:r>
+            <w:r>
+              <w:rPr>
+                <w:rFonts w:ascii="游ゴシック" w:eastAsia="游ゴシック" w:hAnsi="游ゴシック"/>
+                <w:sz w:val="20"/>
+              </w:rPr>
+              <w:t>K</w:t>
+            </w:r>
           </w:p>
         </w:tc>
         <w:tc>
@@ -7554,6 +8260,20 @@
                 <w:sz w:val="20"/>
               </w:rPr>
             </w:pPr>
+            <w:r>
+              <w:rPr>
+                <w:rFonts w:ascii="游ゴシック" w:eastAsia="游ゴシック" w:hAnsi="游ゴシック" w:hint="eastAsia"/>
+                <w:sz w:val="20"/>
+              </w:rPr>
+              <w:t>8</w:t>
+            </w:r>
+            <w:r>
+              <w:rPr>
+                <w:rFonts w:ascii="游ゴシック" w:eastAsia="游ゴシック" w:hAnsi="游ゴシック"/>
+                <w:sz w:val="20"/>
+              </w:rPr>
+              <w:t>/19</w:t>
+            </w:r>
           </w:p>
         </w:tc>
         <w:tc>
@@ -7570,6 +8290,20 @@
                 <w:sz w:val="20"/>
               </w:rPr>
             </w:pPr>
+            <w:r>
+              <w:rPr>
+                <w:rFonts w:ascii="游ゴシック" w:eastAsia="游ゴシック" w:hAnsi="游ゴシック" w:hint="eastAsia"/>
+                <w:sz w:val="20"/>
+              </w:rPr>
+              <w:t>O</w:t>
+            </w:r>
+            <w:r>
+              <w:rPr>
+                <w:rFonts w:ascii="游ゴシック" w:eastAsia="游ゴシック" w:hAnsi="游ゴシック"/>
+                <w:sz w:val="20"/>
+              </w:rPr>
+              <w:t>K</w:t>
+            </w:r>
           </w:p>
         </w:tc>
         <w:tc>
@@ -7688,6 +8422,20 @@
                 <w:sz w:val="20"/>
               </w:rPr>
             </w:pPr>
+            <w:r>
+              <w:rPr>
+                <w:rFonts w:ascii="游ゴシック" w:eastAsia="游ゴシック" w:hAnsi="游ゴシック" w:hint="eastAsia"/>
+                <w:sz w:val="20"/>
+              </w:rPr>
+              <w:t>8</w:t>
+            </w:r>
+            <w:r>
+              <w:rPr>
+                <w:rFonts w:ascii="游ゴシック" w:eastAsia="游ゴシック" w:hAnsi="游ゴシック"/>
+                <w:sz w:val="20"/>
+              </w:rPr>
+              <w:t>/20</w:t>
+            </w:r>
           </w:p>
         </w:tc>
         <w:tc>
@@ -7704,6 +8452,20 @@
                 <w:sz w:val="20"/>
               </w:rPr>
             </w:pPr>
+            <w:r>
+              <w:rPr>
+                <w:rFonts w:ascii="游ゴシック" w:eastAsia="游ゴシック" w:hAnsi="游ゴシック" w:hint="eastAsia"/>
+                <w:sz w:val="20"/>
+              </w:rPr>
+              <w:t>O</w:t>
+            </w:r>
+            <w:r>
+              <w:rPr>
+                <w:rFonts w:ascii="游ゴシック" w:eastAsia="游ゴシック" w:hAnsi="游ゴシック"/>
+                <w:sz w:val="20"/>
+              </w:rPr>
+              <w:t>K</w:t>
+            </w:r>
           </w:p>
         </w:tc>
         <w:tc>
@@ -7787,7 +8549,7 @@
             <w:pPr>
               <w:snapToGrid w:val="0"/>
               <w:rPr>
-                <w:rFonts w:ascii="游ゴシック" w:eastAsia="游ゴシック" w:hAnsi="游ゴシック"/>
+                <w:rFonts w:ascii="游ゴシック" w:eastAsia="游ゴシック" w:hAnsi="游ゴシック" w:hint="eastAsia"/>
                 <w:sz w:val="20"/>
               </w:rPr>
             </w:pPr>
@@ -7810,35 +8572,7 @@
                 <w:rFonts w:ascii="游ゴシック" w:eastAsia="游ゴシック" w:hAnsi="游ゴシック" w:hint="eastAsia"/>
                 <w:sz w:val="20"/>
               </w:rPr>
-              <w:t>文字までしか入力でないことを確認する、テキストボックスサイズの都合で1</w:t>
-            </w:r>
-            <w:r>
-              <w:rPr>
-                <w:rFonts w:ascii="游ゴシック" w:eastAsia="游ゴシック" w:hAnsi="游ゴシック"/>
-                <w:sz w:val="20"/>
-              </w:rPr>
-              <w:t>27</w:t>
-            </w:r>
-            <w:r>
-              <w:rPr>
-                <w:rFonts w:ascii="游ゴシック" w:eastAsia="游ゴシック" w:hAnsi="游ゴシック" w:hint="eastAsia"/>
-                <w:sz w:val="20"/>
-              </w:rPr>
-              <w:t>文字を同時に全て表示出来ない為、1</w:t>
-            </w:r>
-            <w:r>
-              <w:rPr>
-                <w:rFonts w:ascii="游ゴシック" w:eastAsia="游ゴシック" w:hAnsi="游ゴシック"/>
-                <w:sz w:val="20"/>
-              </w:rPr>
-              <w:t>00</w:t>
-            </w:r>
-            <w:r>
-              <w:rPr>
-                <w:rFonts w:ascii="游ゴシック" w:eastAsia="游ゴシック" w:hAnsi="游ゴシック" w:hint="eastAsia"/>
-                <w:sz w:val="20"/>
-              </w:rPr>
-              <w:t>文字以上表示されることを確認できれば良い</w:t>
+              <w:t>文字までしか入力でないことを確認する</w:t>
             </w:r>
           </w:p>
         </w:tc>
@@ -7856,6 +8590,20 @@
                 <w:sz w:val="20"/>
               </w:rPr>
             </w:pPr>
+            <w:r>
+              <w:rPr>
+                <w:rFonts w:ascii="游ゴシック" w:eastAsia="游ゴシック" w:hAnsi="游ゴシック" w:hint="eastAsia"/>
+                <w:sz w:val="20"/>
+              </w:rPr>
+              <w:t>8</w:t>
+            </w:r>
+            <w:r>
+              <w:rPr>
+                <w:rFonts w:ascii="游ゴシック" w:eastAsia="游ゴシック" w:hAnsi="游ゴシック"/>
+                <w:sz w:val="20"/>
+              </w:rPr>
+              <w:t>/20</w:t>
+            </w:r>
           </w:p>
         </w:tc>
         <w:tc>
@@ -7872,6 +8620,20 @@
                 <w:sz w:val="20"/>
               </w:rPr>
             </w:pPr>
+            <w:r>
+              <w:rPr>
+                <w:rFonts w:ascii="游ゴシック" w:eastAsia="游ゴシック" w:hAnsi="游ゴシック" w:hint="eastAsia"/>
+                <w:sz w:val="20"/>
+              </w:rPr>
+              <w:t>O</w:t>
+            </w:r>
+            <w:r>
+              <w:rPr>
+                <w:rFonts w:ascii="游ゴシック" w:eastAsia="游ゴシック" w:hAnsi="游ゴシック"/>
+                <w:sz w:val="20"/>
+              </w:rPr>
+              <w:t>K</w:t>
+            </w:r>
           </w:p>
         </w:tc>
         <w:tc>
@@ -7883,10 +8645,17 @@
             <w:pPr>
               <w:snapToGrid w:val="0"/>
               <w:rPr>
-                <w:rFonts w:ascii="游ゴシック" w:eastAsia="游ゴシック" w:hAnsi="游ゴシック"/>
-                <w:sz w:val="20"/>
-              </w:rPr>
-            </w:pPr>
+                <w:rFonts w:ascii="游ゴシック" w:eastAsia="游ゴシック" w:hAnsi="游ゴシック" w:hint="eastAsia"/>
+                <w:sz w:val="20"/>
+              </w:rPr>
+            </w:pPr>
+            <w:r>
+              <w:rPr>
+                <w:rFonts w:ascii="游ゴシック" w:eastAsia="游ゴシック" w:hAnsi="游ゴシック" w:hint="eastAsia"/>
+                <w:sz w:val="20"/>
+              </w:rPr>
+              <w:t>テキストボックスに入力した文字をメモ帳などのテキストエディタに張り付けることとで文字数を確認できる</w:t>
+            </w:r>
           </w:p>
         </w:tc>
       </w:tr>
@@ -7913,14 +8682,7 @@
                 <w:rFonts w:ascii="游ゴシック" w:eastAsia="游ゴシック" w:hAnsi="游ゴシック"/>
                 <w:sz w:val="20"/>
               </w:rPr>
-              <w:t>4</w:t>
-            </w:r>
-            <w:r>
-              <w:rPr>
-                <w:rFonts w:ascii="游ゴシック" w:eastAsia="游ゴシック" w:hAnsi="游ゴシック"/>
-                <w:sz w:val="20"/>
-              </w:rPr>
-              <w:t>3</w:t>
+              <w:t>43</w:t>
             </w:r>
           </w:p>
         </w:tc>
@@ -7996,6 +8758,20 @@
                 <w:sz w:val="20"/>
               </w:rPr>
             </w:pPr>
+            <w:r>
+              <w:rPr>
+                <w:rFonts w:ascii="游ゴシック" w:eastAsia="游ゴシック" w:hAnsi="游ゴシック" w:hint="eastAsia"/>
+                <w:sz w:val="20"/>
+              </w:rPr>
+              <w:t>8</w:t>
+            </w:r>
+            <w:r>
+              <w:rPr>
+                <w:rFonts w:ascii="游ゴシック" w:eastAsia="游ゴシック" w:hAnsi="游ゴシック"/>
+                <w:sz w:val="20"/>
+              </w:rPr>
+              <w:t>/20</w:t>
+            </w:r>
           </w:p>
         </w:tc>
         <w:tc>
@@ -8012,6 +8788,20 @@
                 <w:sz w:val="20"/>
               </w:rPr>
             </w:pPr>
+            <w:r>
+              <w:rPr>
+                <w:rFonts w:ascii="游ゴシック" w:eastAsia="游ゴシック" w:hAnsi="游ゴシック" w:hint="eastAsia"/>
+                <w:sz w:val="20"/>
+              </w:rPr>
+              <w:t>O</w:t>
+            </w:r>
+            <w:r>
+              <w:rPr>
+                <w:rFonts w:ascii="游ゴシック" w:eastAsia="游ゴシック" w:hAnsi="游ゴシック"/>
+                <w:sz w:val="20"/>
+              </w:rPr>
+              <w:t>K</w:t>
+            </w:r>
           </w:p>
         </w:tc>
         <w:tc>
@@ -8053,6 +8843,7 @@
                 <w:rFonts w:ascii="游ゴシック" w:eastAsia="游ゴシック" w:hAnsi="游ゴシック" w:hint="eastAsia"/>
                 <w:sz w:val="20"/>
               </w:rPr>
+              <w:lastRenderedPageBreak/>
               <w:t>4</w:t>
             </w:r>
             <w:r>
@@ -8074,7 +8865,7 @@
             <w:pPr>
               <w:snapToGrid w:val="0"/>
               <w:rPr>
-                <w:rFonts w:ascii="游ゴシック" w:eastAsia="游ゴシック" w:hAnsi="游ゴシック"/>
+                <w:rFonts w:ascii="游ゴシック" w:eastAsia="游ゴシック" w:hAnsi="游ゴシック" w:hint="eastAsia"/>
                 <w:sz w:val="20"/>
               </w:rPr>
             </w:pPr>
@@ -8143,17 +8934,7 @@
                 <w:sz w:val="20"/>
                 <w:shd w:val="clear" w:color="auto" w:fill="FFFFFF"/>
               </w:rPr>
-              <w:t>この項目は0以上の数値を入力してくださ</w:t>
-            </w:r>
-            <w:r>
-              <w:rPr>
-                <w:rFonts w:ascii="游ゴシック" w:eastAsia="游ゴシック" w:hAnsi="游ゴシック" w:cs="Segoe UI"/>
-                <w:color w:val="DC3545"/>
-                <w:sz w:val="20"/>
-                <w:shd w:val="clear" w:color="auto" w:fill="FFFFFF"/>
-              </w:rPr>
-              <w:lastRenderedPageBreak/>
-              <w:t>い。</w:t>
+              <w:t>この項目は0以上の数値を入力してください。</w:t>
             </w:r>
             <w:r>
               <w:rPr>
@@ -8185,6 +8966,20 @@
                 <w:sz w:val="20"/>
               </w:rPr>
             </w:pPr>
+            <w:r>
+              <w:rPr>
+                <w:rFonts w:ascii="游ゴシック" w:eastAsia="游ゴシック" w:hAnsi="游ゴシック" w:hint="eastAsia"/>
+                <w:sz w:val="20"/>
+              </w:rPr>
+              <w:t>8</w:t>
+            </w:r>
+            <w:r>
+              <w:rPr>
+                <w:rFonts w:ascii="游ゴシック" w:eastAsia="游ゴシック" w:hAnsi="游ゴシック"/>
+                <w:sz w:val="20"/>
+              </w:rPr>
+              <w:t>/20</w:t>
+            </w:r>
           </w:p>
         </w:tc>
         <w:tc>
@@ -8201,6 +8996,20 @@
                 <w:sz w:val="20"/>
               </w:rPr>
             </w:pPr>
+            <w:r>
+              <w:rPr>
+                <w:rFonts w:ascii="游ゴシック" w:eastAsia="游ゴシック" w:hAnsi="游ゴシック" w:hint="eastAsia"/>
+                <w:sz w:val="20"/>
+              </w:rPr>
+              <w:t>O</w:t>
+            </w:r>
+            <w:r>
+              <w:rPr>
+                <w:rFonts w:ascii="游ゴシック" w:eastAsia="游ゴシック" w:hAnsi="游ゴシック"/>
+                <w:sz w:val="20"/>
+              </w:rPr>
+              <w:t>K</w:t>
+            </w:r>
           </w:p>
         </w:tc>
         <w:tc>
@@ -8287,7 +9096,7 @@
                 <w:rFonts w:ascii="游ゴシック" w:eastAsia="游ゴシック" w:hAnsi="游ゴシック" w:hint="eastAsia"/>
                 <w:sz w:val="20"/>
               </w:rPr>
-              <w:t>「料金名」に</w:t>
+              <w:t>「料金名」:</w:t>
             </w:r>
             <w:r>
               <w:rPr>
@@ -8310,6 +9119,15 @@
               </w:rPr>
               <w:t>”</w:t>
             </w:r>
+          </w:p>
+          <w:p>
+            <w:pPr>
+              <w:snapToGrid w:val="0"/>
+              <w:rPr>
+                <w:rFonts w:ascii="游ゴシック" w:eastAsia="游ゴシック" w:hAnsi="游ゴシック"/>
+                <w:sz w:val="20"/>
+              </w:rPr>
+            </w:pPr>
             <w:r>
               <w:rPr>
                 <w:rFonts w:ascii="游ゴシック" w:eastAsia="游ゴシック" w:hAnsi="游ゴシック" w:hint="eastAsia"/>
@@ -8322,7 +9140,14 @@
                 <w:rFonts w:ascii="游ゴシック" w:eastAsia="游ゴシック" w:hAnsi="游ゴシック" w:hint="eastAsia"/>
                 <w:sz w:val="20"/>
               </w:rPr>
-              <w:t>月額料金」に</w:t>
+              <w:t>月額料金」</w:t>
+            </w:r>
+            <w:r>
+              <w:rPr>
+                <w:rFonts w:ascii="游ゴシック" w:eastAsia="游ゴシック" w:hAnsi="游ゴシック" w:hint="eastAsia"/>
+                <w:sz w:val="20"/>
+              </w:rPr>
+              <w:t>:</w:t>
             </w:r>
             <w:r>
               <w:rPr>
@@ -8345,12 +9170,21 @@
               </w:rPr>
               <w:t>”</w:t>
             </w:r>
-            <w:r>
-              <w:rPr>
-                <w:rFonts w:ascii="游ゴシック" w:eastAsia="游ゴシック" w:hAnsi="游ゴシック" w:hint="eastAsia"/>
-                <w:sz w:val="20"/>
-              </w:rPr>
-              <w:t>「加入日」に</w:t>
+          </w:p>
+          <w:p>
+            <w:pPr>
+              <w:snapToGrid w:val="0"/>
+              <w:rPr>
+                <w:rFonts w:ascii="游ゴシック" w:eastAsia="游ゴシック" w:hAnsi="游ゴシック"/>
+                <w:sz w:val="20"/>
+              </w:rPr>
+            </w:pPr>
+            <w:r>
+              <w:rPr>
+                <w:rFonts w:ascii="游ゴシック" w:eastAsia="游ゴシック" w:hAnsi="游ゴシック" w:hint="eastAsia"/>
+                <w:sz w:val="20"/>
+              </w:rPr>
+              <w:t>「加入日」:</w:t>
             </w:r>
             <w:r>
               <w:rPr>
@@ -8364,7 +9198,7 @@
                 <w:rFonts w:ascii="游ゴシック" w:eastAsia="游ゴシック" w:hAnsi="游ゴシック" w:hint="eastAsia"/>
                 <w:sz w:val="20"/>
               </w:rPr>
-              <w:t>年</w:t>
+              <w:t>/</w:t>
             </w:r>
             <w:r>
               <w:rPr>
@@ -8378,29 +9212,24 @@
                 <w:rFonts w:ascii="游ゴシック" w:eastAsia="游ゴシック" w:hAnsi="游ゴシック" w:hint="eastAsia"/>
                 <w:sz w:val="20"/>
               </w:rPr>
-              <w:t>月1</w:t>
-            </w:r>
-            <w:r>
-              <w:rPr>
-                <w:rFonts w:ascii="游ゴシック" w:eastAsia="游ゴシック" w:hAnsi="游ゴシック"/>
-                <w:sz w:val="20"/>
-              </w:rPr>
-              <w:t>0</w:t>
-            </w:r>
-            <w:r>
-              <w:rPr>
-                <w:rFonts w:ascii="游ゴシック" w:eastAsia="游ゴシック" w:hAnsi="游ゴシック" w:hint="eastAsia"/>
-                <w:sz w:val="20"/>
-              </w:rPr>
-              <w:t>日</w:t>
-            </w:r>
-            <w:r>
-              <w:rPr>
-                <w:rFonts w:ascii="游ゴシック" w:eastAsia="游ゴシック" w:hAnsi="游ゴシック"/>
-                <w:sz w:val="20"/>
-              </w:rPr>
-              <w:t>”</w:t>
-            </w:r>
+              <w:t>/1</w:t>
+            </w:r>
+            <w:r>
+              <w:rPr>
+                <w:rFonts w:ascii="游ゴシック" w:eastAsia="游ゴシック" w:hAnsi="游ゴシック"/>
+                <w:sz w:val="20"/>
+              </w:rPr>
+              <w:t>0”</w:t>
+            </w:r>
+          </w:p>
+          <w:p>
+            <w:pPr>
+              <w:snapToGrid w:val="0"/>
+              <w:rPr>
+                <w:rFonts w:ascii="游ゴシック" w:eastAsia="游ゴシック" w:hAnsi="游ゴシック"/>
+                <w:sz w:val="20"/>
+              </w:rPr>
+            </w:pPr>
             <w:r>
               <w:rPr>
                 <w:rFonts w:ascii="游ゴシック" w:eastAsia="游ゴシック" w:hAnsi="游ゴシック" w:hint="eastAsia"/>
@@ -8445,6 +9274,20 @@
                 <w:sz w:val="20"/>
               </w:rPr>
             </w:pPr>
+            <w:r>
+              <w:rPr>
+                <w:rFonts w:ascii="游ゴシック" w:eastAsia="游ゴシック" w:hAnsi="游ゴシック" w:hint="eastAsia"/>
+                <w:sz w:val="20"/>
+              </w:rPr>
+              <w:t>8</w:t>
+            </w:r>
+            <w:r>
+              <w:rPr>
+                <w:rFonts w:ascii="游ゴシック" w:eastAsia="游ゴシック" w:hAnsi="游ゴシック"/>
+                <w:sz w:val="20"/>
+              </w:rPr>
+              <w:t>/20</w:t>
+            </w:r>
           </w:p>
         </w:tc>
         <w:tc>
@@ -8461,6 +9304,20 @@
                 <w:sz w:val="20"/>
               </w:rPr>
             </w:pPr>
+            <w:r>
+              <w:rPr>
+                <w:rFonts w:ascii="游ゴシック" w:eastAsia="游ゴシック" w:hAnsi="游ゴシック" w:hint="eastAsia"/>
+                <w:sz w:val="20"/>
+              </w:rPr>
+              <w:t>O</w:t>
+            </w:r>
+            <w:r>
+              <w:rPr>
+                <w:rFonts w:ascii="游ゴシック" w:eastAsia="游ゴシック" w:hAnsi="游ゴシック"/>
+                <w:sz w:val="20"/>
+              </w:rPr>
+              <w:t>K</w:t>
+            </w:r>
           </w:p>
         </w:tc>
         <w:tc>
@@ -8547,7 +9404,7 @@
                 <w:rFonts w:ascii="游ゴシック" w:eastAsia="游ゴシック" w:hAnsi="游ゴシック" w:hint="eastAsia"/>
                 <w:sz w:val="20"/>
               </w:rPr>
-              <w:t>「料金名」に</w:t>
+              <w:t>「料金名」:</w:t>
             </w:r>
             <w:r>
               <w:rPr>
@@ -8570,6 +9427,15 @@
               </w:rPr>
               <w:t>”</w:t>
             </w:r>
+          </w:p>
+          <w:p>
+            <w:pPr>
+              <w:snapToGrid w:val="0"/>
+              <w:rPr>
+                <w:rFonts w:ascii="游ゴシック" w:eastAsia="游ゴシック" w:hAnsi="游ゴシック"/>
+                <w:sz w:val="20"/>
+              </w:rPr>
+            </w:pPr>
             <w:r>
               <w:rPr>
                 <w:rFonts w:ascii="游ゴシック" w:eastAsia="游ゴシック" w:hAnsi="游ゴシック" w:hint="eastAsia"/>
@@ -8582,7 +9448,14 @@
                 <w:rFonts w:ascii="游ゴシック" w:eastAsia="游ゴシック" w:hAnsi="游ゴシック" w:hint="eastAsia"/>
                 <w:sz w:val="20"/>
               </w:rPr>
-              <w:t>月額料金」に</w:t>
+              <w:t>月額料金」</w:t>
+            </w:r>
+            <w:r>
+              <w:rPr>
+                <w:rFonts w:ascii="游ゴシック" w:eastAsia="游ゴシック" w:hAnsi="游ゴシック" w:hint="eastAsia"/>
+                <w:sz w:val="20"/>
+              </w:rPr>
+              <w:t>:</w:t>
             </w:r>
             <w:r>
               <w:rPr>
@@ -8605,12 +9478,21 @@
               </w:rPr>
               <w:t>”</w:t>
             </w:r>
-            <w:r>
-              <w:rPr>
-                <w:rFonts w:ascii="游ゴシック" w:eastAsia="游ゴシック" w:hAnsi="游ゴシック" w:hint="eastAsia"/>
-                <w:sz w:val="20"/>
-              </w:rPr>
-              <w:t>「加入日」に</w:t>
+          </w:p>
+          <w:p>
+            <w:pPr>
+              <w:snapToGrid w:val="0"/>
+              <w:rPr>
+                <w:rFonts w:ascii="游ゴシック" w:eastAsia="游ゴシック" w:hAnsi="游ゴシック"/>
+                <w:sz w:val="20"/>
+              </w:rPr>
+            </w:pPr>
+            <w:r>
+              <w:rPr>
+                <w:rFonts w:ascii="游ゴシック" w:eastAsia="游ゴシック" w:hAnsi="游ゴシック" w:hint="eastAsia"/>
+                <w:sz w:val="20"/>
+              </w:rPr>
+              <w:t>「加入日」:</w:t>
             </w:r>
             <w:r>
               <w:rPr>
@@ -8624,7 +9506,7 @@
                 <w:rFonts w:ascii="游ゴシック" w:eastAsia="游ゴシック" w:hAnsi="游ゴシック" w:hint="eastAsia"/>
                 <w:sz w:val="20"/>
               </w:rPr>
-              <w:t>年</w:t>
+              <w:t>/</w:t>
             </w:r>
             <w:r>
               <w:rPr>
@@ -8638,29 +9520,24 @@
                 <w:rFonts w:ascii="游ゴシック" w:eastAsia="游ゴシック" w:hAnsi="游ゴシック" w:hint="eastAsia"/>
                 <w:sz w:val="20"/>
               </w:rPr>
-              <w:t>月1</w:t>
-            </w:r>
-            <w:r>
-              <w:rPr>
-                <w:rFonts w:ascii="游ゴシック" w:eastAsia="游ゴシック" w:hAnsi="游ゴシック"/>
-                <w:sz w:val="20"/>
-              </w:rPr>
-              <w:t>0</w:t>
-            </w:r>
-            <w:r>
-              <w:rPr>
-                <w:rFonts w:ascii="游ゴシック" w:eastAsia="游ゴシック" w:hAnsi="游ゴシック" w:hint="eastAsia"/>
-                <w:sz w:val="20"/>
-              </w:rPr>
-              <w:t>日</w:t>
-            </w:r>
-            <w:r>
-              <w:rPr>
-                <w:rFonts w:ascii="游ゴシック" w:eastAsia="游ゴシック" w:hAnsi="游ゴシック"/>
-                <w:sz w:val="20"/>
-              </w:rPr>
-              <w:t>”</w:t>
-            </w:r>
+              <w:t>/1</w:t>
+            </w:r>
+            <w:r>
+              <w:rPr>
+                <w:rFonts w:ascii="游ゴシック" w:eastAsia="游ゴシック" w:hAnsi="游ゴシック"/>
+                <w:sz w:val="20"/>
+              </w:rPr>
+              <w:t>0”</w:t>
+            </w:r>
+          </w:p>
+          <w:p>
+            <w:pPr>
+              <w:snapToGrid w:val="0"/>
+              <w:rPr>
+                <w:rFonts w:ascii="游ゴシック" w:eastAsia="游ゴシック" w:hAnsi="游ゴシック"/>
+                <w:sz w:val="20"/>
+              </w:rPr>
+            </w:pPr>
             <w:r>
               <w:rPr>
                 <w:rFonts w:ascii="游ゴシック" w:eastAsia="游ゴシック" w:hAnsi="游ゴシック" w:hint="eastAsia"/>
@@ -8705,6 +9582,20 @@
                 <w:sz w:val="20"/>
               </w:rPr>
             </w:pPr>
+            <w:r>
+              <w:rPr>
+                <w:rFonts w:ascii="游ゴシック" w:eastAsia="游ゴシック" w:hAnsi="游ゴシック" w:hint="eastAsia"/>
+                <w:sz w:val="20"/>
+              </w:rPr>
+              <w:t>8</w:t>
+            </w:r>
+            <w:r>
+              <w:rPr>
+                <w:rFonts w:ascii="游ゴシック" w:eastAsia="游ゴシック" w:hAnsi="游ゴシック"/>
+                <w:sz w:val="20"/>
+              </w:rPr>
+              <w:t>/20</w:t>
+            </w:r>
           </w:p>
         </w:tc>
         <w:tc>
@@ -8721,6 +9612,20 @@
                 <w:sz w:val="20"/>
               </w:rPr>
             </w:pPr>
+            <w:r>
+              <w:rPr>
+                <w:rFonts w:ascii="游ゴシック" w:eastAsia="游ゴシック" w:hAnsi="游ゴシック" w:hint="eastAsia"/>
+                <w:sz w:val="20"/>
+              </w:rPr>
+              <w:t>O</w:t>
+            </w:r>
+            <w:r>
+              <w:rPr>
+                <w:rFonts w:ascii="游ゴシック" w:eastAsia="游ゴシック" w:hAnsi="游ゴシック"/>
+                <w:sz w:val="20"/>
+              </w:rPr>
+              <w:t>K</w:t>
+            </w:r>
           </w:p>
         </w:tc>
         <w:tc>
@@ -8905,6 +9810,20 @@
                 <w:sz w:val="20"/>
               </w:rPr>
             </w:pPr>
+            <w:r>
+              <w:rPr>
+                <w:rFonts w:ascii="游ゴシック" w:eastAsia="游ゴシック" w:hAnsi="游ゴシック" w:hint="eastAsia"/>
+                <w:sz w:val="20"/>
+              </w:rPr>
+              <w:t>8</w:t>
+            </w:r>
+            <w:r>
+              <w:rPr>
+                <w:rFonts w:ascii="游ゴシック" w:eastAsia="游ゴシック" w:hAnsi="游ゴシック"/>
+                <w:sz w:val="20"/>
+              </w:rPr>
+              <w:t>/20</w:t>
+            </w:r>
           </w:p>
         </w:tc>
         <w:tc>
@@ -8921,6 +9840,20 @@
                 <w:sz w:val="20"/>
               </w:rPr>
             </w:pPr>
+            <w:r>
+              <w:rPr>
+                <w:rFonts w:ascii="游ゴシック" w:eastAsia="游ゴシック" w:hAnsi="游ゴシック" w:hint="eastAsia"/>
+                <w:sz w:val="20"/>
+              </w:rPr>
+              <w:t>O</w:t>
+            </w:r>
+            <w:r>
+              <w:rPr>
+                <w:rFonts w:ascii="游ゴシック" w:eastAsia="游ゴシック" w:hAnsi="游ゴシック"/>
+                <w:sz w:val="20"/>
+              </w:rPr>
+              <w:t>K</w:t>
+            </w:r>
           </w:p>
         </w:tc>
         <w:tc>
@@ -8941,21 +9874,7 @@
                 <w:rFonts w:ascii="游ゴシック" w:eastAsia="游ゴシック" w:hAnsi="游ゴシック" w:hint="eastAsia"/>
                 <w:sz w:val="20"/>
               </w:rPr>
-              <w:t>デヴェロッパーツールで「</w:t>
-            </w:r>
-            <w:r>
-              <w:rPr>
-                <w:rFonts w:ascii="游ゴシック" w:eastAsia="游ゴシック" w:hAnsi="游ゴシック" w:hint="eastAsia"/>
-                <w:sz w:val="20"/>
-              </w:rPr>
-              <w:t>月額料金</w:t>
-            </w:r>
-            <w:r>
-              <w:rPr>
-                <w:rFonts w:ascii="游ゴシック" w:eastAsia="游ゴシック" w:hAnsi="游ゴシック" w:hint="eastAsia"/>
-                <w:sz w:val="20"/>
-              </w:rPr>
-              <w:t>」に</w:t>
+              <w:t>デヴェロッパーツールで「月額料金」に</w:t>
             </w:r>
             <w:r>
               <w:rPr>
@@ -8969,21 +9888,7 @@
                 <w:rFonts w:ascii="游ゴシック" w:eastAsia="游ゴシック" w:hAnsi="游ゴシック" w:hint="eastAsia"/>
                 <w:sz w:val="20"/>
               </w:rPr>
-              <w:t>を投入してフォームを送</w:t>
-            </w:r>
-            <w:r>
-              <w:rPr>
-                <w:rFonts w:ascii="游ゴシック" w:eastAsia="游ゴシック" w:hAnsi="游ゴシック" w:hint="eastAsia"/>
-                <w:sz w:val="20"/>
-              </w:rPr>
-              <w:t>る</w:t>
-            </w:r>
-            <w:r>
-              <w:rPr>
-                <w:rFonts w:ascii="游ゴシック" w:eastAsia="游ゴシック" w:hAnsi="游ゴシック" w:hint="eastAsia"/>
-                <w:sz w:val="20"/>
-              </w:rPr>
-              <w:t>方法で実行可能</w:t>
+              <w:t>を投入してフォームを送る方法で実行可能</w:t>
             </w:r>
           </w:p>
         </w:tc>
@@ -9305,14 +10210,14 @@
                 <w:rFonts w:ascii="游ゴシック" w:eastAsia="游ゴシック" w:hAnsi="游ゴシック" w:hint="eastAsia"/>
                 <w:sz w:val="20"/>
               </w:rPr>
-              <w:t>4</w:t>
-            </w:r>
-            <w:r>
-              <w:rPr>
-                <w:rFonts w:ascii="游ゴシック" w:eastAsia="游ゴシック" w:hAnsi="游ゴシック"/>
-                <w:sz w:val="20"/>
-              </w:rPr>
-              <w:t>8</w:t>
+              <w:t>5</w:t>
+            </w:r>
+            <w:r>
+              <w:rPr>
+                <w:rFonts w:ascii="游ゴシック" w:eastAsia="游ゴシック" w:hAnsi="游ゴシック"/>
+                <w:sz w:val="20"/>
+              </w:rPr>
+              <w:t>0</w:t>
             </w:r>
           </w:p>
         </w:tc>
@@ -9370,35 +10275,7 @@
                 <w:rFonts w:ascii="游ゴシック" w:eastAsia="游ゴシック" w:hAnsi="游ゴシック" w:hint="eastAsia"/>
                 <w:sz w:val="20"/>
               </w:rPr>
-              <w:t>文字までしか入力でないことを確認する、テキストボックスサイズの都合で1</w:t>
-            </w:r>
-            <w:r>
-              <w:rPr>
-                <w:rFonts w:ascii="游ゴシック" w:eastAsia="游ゴシック" w:hAnsi="游ゴシック"/>
-                <w:sz w:val="20"/>
-              </w:rPr>
-              <w:t>27</w:t>
-            </w:r>
-            <w:r>
-              <w:rPr>
-                <w:rFonts w:ascii="游ゴシック" w:eastAsia="游ゴシック" w:hAnsi="游ゴシック" w:hint="eastAsia"/>
-                <w:sz w:val="20"/>
-              </w:rPr>
-              <w:t>文字を同時に全て表示出来ない為、1</w:t>
-            </w:r>
-            <w:r>
-              <w:rPr>
-                <w:rFonts w:ascii="游ゴシック" w:eastAsia="游ゴシック" w:hAnsi="游ゴシック"/>
-                <w:sz w:val="20"/>
-              </w:rPr>
-              <w:t>00</w:t>
-            </w:r>
-            <w:r>
-              <w:rPr>
-                <w:rFonts w:ascii="游ゴシック" w:eastAsia="游ゴシック" w:hAnsi="游ゴシック" w:hint="eastAsia"/>
-                <w:sz w:val="20"/>
-              </w:rPr>
-              <w:t>文字以上表示されることを確認できれば良い</w:t>
+              <w:t>文字までしか入力でないことを確認する</w:t>
             </w:r>
           </w:p>
         </w:tc>
@@ -9473,6 +10350,7 @@
                 <w:rFonts w:ascii="游ゴシック" w:eastAsia="游ゴシック" w:hAnsi="游ゴシック" w:hint="eastAsia"/>
                 <w:sz w:val="20"/>
               </w:rPr>
+              <w:lastRenderedPageBreak/>
               <w:t>5</w:t>
             </w:r>
             <w:r>
@@ -9480,7 +10358,7 @@
                 <w:rFonts w:ascii="游ゴシック" w:eastAsia="游ゴシック" w:hAnsi="游ゴシック"/>
                 <w:sz w:val="20"/>
               </w:rPr>
-              <w:t>0</w:t>
+              <w:t>1</w:t>
             </w:r>
           </w:p>
         </w:tc>
@@ -9613,7 +10491,6 @@
                 <w:rFonts w:ascii="游ゴシック" w:eastAsia="游ゴシック" w:hAnsi="游ゴシック" w:hint="eastAsia"/>
                 <w:sz w:val="20"/>
               </w:rPr>
-              <w:lastRenderedPageBreak/>
               <w:t>5</w:t>
             </w:r>
             <w:r>
@@ -9621,7 +10498,7 @@
                 <w:rFonts w:ascii="游ゴシック" w:eastAsia="游ゴシック" w:hAnsi="游ゴシック"/>
                 <w:sz w:val="20"/>
               </w:rPr>
-              <w:t>1</w:t>
+              <w:t>2</w:t>
             </w:r>
           </w:p>
         </w:tc>
@@ -9779,7 +10656,7 @@
                 <w:rFonts w:ascii="游ゴシック" w:eastAsia="游ゴシック" w:hAnsi="游ゴシック"/>
                 <w:sz w:val="20"/>
               </w:rPr>
-              <w:t>2</w:t>
+              <w:t>3</w:t>
             </w:r>
           </w:p>
         </w:tc>
@@ -9913,7 +10790,7 @@
                 <w:rFonts w:ascii="游ゴシック" w:eastAsia="游ゴシック" w:hAnsi="游ゴシック"/>
                 <w:sz w:val="20"/>
               </w:rPr>
-              <w:t>3</w:t>
+              <w:t>4</w:t>
             </w:r>
           </w:p>
         </w:tc>
@@ -9936,16 +10813,7 @@
                 <w:rFonts w:ascii="游ゴシック" w:eastAsia="游ゴシック" w:hAnsi="游ゴシック" w:hint="eastAsia"/>
                 <w:sz w:val="20"/>
               </w:rPr>
-              <w:t>料金新規追加画面の月額料金の境界値チェッ</w:t>
-            </w:r>
-            <w:bookmarkStart w:id="0" w:name="_GoBack"/>
-            <w:bookmarkEnd w:id="0"/>
-            <w:r>
-              <w:rPr>
-                <w:rFonts w:ascii="游ゴシック" w:eastAsia="游ゴシック" w:hAnsi="游ゴシック" w:hint="eastAsia"/>
-                <w:sz w:val="20"/>
-              </w:rPr>
-              <w:t>ク</w:t>
+              <w:t>料金新規追加画面の月額料金の境界値チェック</w:t>
             </w:r>
           </w:p>
         </w:tc>
@@ -10101,7 +10969,7 @@
                 <w:rFonts w:ascii="游ゴシック" w:eastAsia="游ゴシック" w:hAnsi="游ゴシック"/>
                 <w:sz w:val="20"/>
               </w:rPr>
-              <w:t>4</w:t>
+              <w:t>5</w:t>
             </w:r>
           </w:p>
         </w:tc>
@@ -10361,7 +11229,7 @@
                 <w:rFonts w:ascii="游ゴシック" w:eastAsia="游ゴシック" w:hAnsi="游ゴシック"/>
                 <w:sz w:val="20"/>
               </w:rPr>
-              <w:t>5</w:t>
+              <w:t>6</w:t>
             </w:r>
           </w:p>
         </w:tc>
@@ -10579,7 +11447,7 @@
                 <w:rFonts w:ascii="游ゴシック" w:eastAsia="游ゴシック" w:hAnsi="游ゴシック"/>
                 <w:sz w:val="20"/>
               </w:rPr>
-              <w:t>6</w:t>
+              <w:t>7</w:t>
             </w:r>
           </w:p>
         </w:tc>
@@ -10765,21 +11633,7 @@
                 <w:rFonts w:ascii="游ゴシック" w:eastAsia="游ゴシック" w:hAnsi="游ゴシック" w:hint="eastAsia"/>
                 <w:sz w:val="20"/>
               </w:rPr>
-              <w:t>を投入してフォームを送</w:t>
-            </w:r>
-            <w:r>
-              <w:rPr>
-                <w:rFonts w:ascii="游ゴシック" w:eastAsia="游ゴシック" w:hAnsi="游ゴシック" w:hint="eastAsia"/>
-                <w:sz w:val="20"/>
-              </w:rPr>
-              <w:t>る</w:t>
-            </w:r>
-            <w:r>
-              <w:rPr>
-                <w:rFonts w:ascii="游ゴシック" w:eastAsia="游ゴシック" w:hAnsi="游ゴシック" w:hint="eastAsia"/>
-                <w:sz w:val="20"/>
-              </w:rPr>
-              <w:t>方法で実行可能</w:t>
+              <w:t>を投入してフォームを送る方法で実行可能</w:t>
             </w:r>
           </w:p>
         </w:tc>
@@ -10814,7 +11668,7 @@
                 <w:rFonts w:ascii="游ゴシック" w:eastAsia="游ゴシック" w:hAnsi="游ゴシック"/>
                 <w:sz w:val="20"/>
               </w:rPr>
-              <w:t>7</w:t>
+              <w:t>8</w:t>
             </w:r>
           </w:p>
         </w:tc>

--- a/extra/report/No.課題4_テストケース.docx
+++ b/extra/report/No.課題4_テストケース.docx
@@ -236,7 +236,28 @@
                 <w:rFonts w:ascii="游ゴシック" w:eastAsia="游ゴシック" w:hAnsi="游ゴシック" w:hint="eastAsia"/>
                 <w:sz w:val="20"/>
               </w:rPr>
-              <w:t>・データーベースに登録済みのユーザー情報が表示される</w:t>
+              <w:t>・データーベースに</w:t>
+            </w:r>
+            <w:r>
+              <w:rPr>
+                <w:rFonts w:ascii="游ゴシック" w:eastAsia="游ゴシック" w:hAnsi="游ゴシック" w:hint="eastAsia"/>
+                <w:sz w:val="20"/>
+              </w:rPr>
+              <w:t>料金テーブル「T</w:t>
+            </w:r>
+            <w:r>
+              <w:rPr>
+                <w:rFonts w:ascii="游ゴシック" w:eastAsia="游ゴシック" w:hAnsi="游ゴシック"/>
+                <w:sz w:val="20"/>
+              </w:rPr>
+              <w:t>_CHARGE</w:t>
+            </w:r>
+            <w:r>
+              <w:rPr>
+                <w:rFonts w:ascii="游ゴシック" w:eastAsia="游ゴシック" w:hAnsi="游ゴシック" w:hint="eastAsia"/>
+                <w:sz w:val="20"/>
+              </w:rPr>
+              <w:t>」作成済み</w:t>
             </w:r>
           </w:p>
         </w:tc>
@@ -412,7 +433,6 @@
           <w:p>
             <w:pPr>
               <w:snapToGrid w:val="0"/>
-              <w:jc w:val="center"/>
               <w:rPr>
                 <w:rFonts w:ascii="游ゴシック" w:eastAsia="游ゴシック" w:hAnsi="游ゴシック"/>
                 <w:sz w:val="20"/>
@@ -2636,8 +2656,6 @@
               </w:rPr>
               <w:t>20</w:t>
             </w:r>
-            <w:bookmarkStart w:id="0" w:name="_GoBack"/>
-            <w:bookmarkEnd w:id="0"/>
           </w:p>
         </w:tc>
         <w:tc>
@@ -5589,7 +5607,21 @@
                 <w:rFonts w:ascii="游ゴシック" w:eastAsia="游ゴシック" w:hAnsi="游ゴシック"/>
                 <w:sz w:val="20"/>
               </w:rPr>
-              <w:t>”1”</w:t>
+              <w:t>”</w:t>
+            </w:r>
+            <w:r>
+              <w:rPr>
+                <w:rFonts w:ascii="游ゴシック" w:eastAsia="游ゴシック" w:hAnsi="游ゴシック"/>
+                <w:sz w:val="20"/>
+              </w:rPr>
+              <w:t>46</w:t>
+            </w:r>
+            <w:r>
+              <w:rPr>
+                <w:rFonts w:ascii="游ゴシック" w:eastAsia="游ゴシック" w:hAnsi="游ゴシック"/>
+                <w:sz w:val="20"/>
+              </w:rPr>
+              <w:t>”</w:t>
             </w:r>
             <w:r>
               <w:rPr>
@@ -5994,7 +6026,21 @@
                 <w:rFonts w:ascii="游ゴシック" w:eastAsia="游ゴシック" w:hAnsi="游ゴシック"/>
                 <w:sz w:val="20"/>
               </w:rPr>
-              <w:t>”1”</w:t>
+              <w:t>”</w:t>
+            </w:r>
+            <w:r>
+              <w:rPr>
+                <w:rFonts w:ascii="游ゴシック" w:eastAsia="游ゴシック" w:hAnsi="游ゴシック"/>
+                <w:sz w:val="20"/>
+              </w:rPr>
+              <w:t>46</w:t>
+            </w:r>
+            <w:r>
+              <w:rPr>
+                <w:rFonts w:ascii="游ゴシック" w:eastAsia="游ゴシック" w:hAnsi="游ゴシック"/>
+                <w:sz w:val="20"/>
+              </w:rPr>
+              <w:t>”</w:t>
             </w:r>
             <w:r>
               <w:rPr>
@@ -6321,7 +6367,21 @@
                 <w:rFonts w:ascii="游ゴシック" w:eastAsia="游ゴシック" w:hAnsi="游ゴシック"/>
                 <w:sz w:val="20"/>
               </w:rPr>
-              <w:t>”2”</w:t>
+              <w:t>”</w:t>
+            </w:r>
+            <w:r>
+              <w:rPr>
+                <w:rFonts w:ascii="游ゴシック" w:eastAsia="游ゴシック" w:hAnsi="游ゴシック"/>
+                <w:sz w:val="20"/>
+              </w:rPr>
+              <w:t>47</w:t>
+            </w:r>
+            <w:r>
+              <w:rPr>
+                <w:rFonts w:ascii="游ゴシック" w:eastAsia="游ゴシック" w:hAnsi="游ゴシック"/>
+                <w:sz w:val="20"/>
+              </w:rPr>
+              <w:t>”</w:t>
             </w:r>
             <w:r>
               <w:rPr>
@@ -6632,7 +6692,21 @@
                 <w:rFonts w:ascii="游ゴシック" w:eastAsia="游ゴシック" w:hAnsi="游ゴシック"/>
                 <w:sz w:val="20"/>
               </w:rPr>
-              <w:t>”2”</w:t>
+              <w:t>”</w:t>
+            </w:r>
+            <w:r>
+              <w:rPr>
+                <w:rFonts w:ascii="游ゴシック" w:eastAsia="游ゴシック" w:hAnsi="游ゴシック"/>
+                <w:sz w:val="20"/>
+              </w:rPr>
+              <w:t>47</w:t>
+            </w:r>
+            <w:r>
+              <w:rPr>
+                <w:rFonts w:ascii="游ゴシック" w:eastAsia="游ゴシック" w:hAnsi="游ゴシック"/>
+                <w:sz w:val="20"/>
+              </w:rPr>
+              <w:t>”</w:t>
             </w:r>
             <w:r>
               <w:rPr>
@@ -6922,7 +6996,21 @@
                 <w:rFonts w:ascii="游ゴシック" w:eastAsia="游ゴシック" w:hAnsi="游ゴシック"/>
                 <w:sz w:val="20"/>
               </w:rPr>
-              <w:t>”12”</w:t>
+              <w:t>”</w:t>
+            </w:r>
+            <w:r>
+              <w:rPr>
+                <w:rFonts w:ascii="游ゴシック" w:eastAsia="游ゴシック" w:hAnsi="游ゴシック"/>
+                <w:sz w:val="20"/>
+              </w:rPr>
+              <w:t>47</w:t>
+            </w:r>
+            <w:r>
+              <w:rPr>
+                <w:rFonts w:ascii="游ゴシック" w:eastAsia="游ゴシック" w:hAnsi="游ゴシック"/>
+                <w:sz w:val="20"/>
+              </w:rPr>
+              <w:t>”</w:t>
             </w:r>
             <w:r>
               <w:rPr>
@@ -7177,7 +7265,21 @@
                 <w:rFonts w:ascii="游ゴシック" w:eastAsia="游ゴシック" w:hAnsi="游ゴシック"/>
                 <w:sz w:val="20"/>
               </w:rPr>
-              <w:t>”12”</w:t>
+              <w:t>”</w:t>
+            </w:r>
+            <w:r>
+              <w:rPr>
+                <w:rFonts w:ascii="游ゴシック" w:eastAsia="游ゴシック" w:hAnsi="游ゴシック"/>
+                <w:sz w:val="20"/>
+              </w:rPr>
+              <w:t>47</w:t>
+            </w:r>
+            <w:r>
+              <w:rPr>
+                <w:rFonts w:ascii="游ゴシック" w:eastAsia="游ゴシック" w:hAnsi="游ゴシック"/>
+                <w:sz w:val="20"/>
+              </w:rPr>
+              <w:t>”</w:t>
             </w:r>
             <w:r>
               <w:rPr>
@@ -7245,14 +7347,28 @@
                 <w:rFonts w:ascii="游ゴシック" w:eastAsia="游ゴシック" w:hAnsi="游ゴシック"/>
                 <w:sz w:val="20"/>
               </w:rPr>
-              <w:t>”5000”</w:t>
-            </w:r>
-          </w:p>
-          <w:p>
-            <w:pPr>
-              <w:snapToGrid w:val="0"/>
-              <w:rPr>
-                <w:rFonts w:ascii="游ゴシック" w:eastAsia="游ゴシック" w:hAnsi="游ゴシック"/>
+              <w:t>”</w:t>
+            </w:r>
+            <w:r>
+              <w:rPr>
+                <w:rFonts w:ascii="游ゴシック" w:eastAsia="游ゴシック" w:hAnsi="游ゴシック"/>
+                <w:sz w:val="20"/>
+              </w:rPr>
+              <w:t>1000</w:t>
+            </w:r>
+            <w:r>
+              <w:rPr>
+                <w:rFonts w:ascii="游ゴシック" w:eastAsia="游ゴシック" w:hAnsi="游ゴシック"/>
+                <w:sz w:val="20"/>
+              </w:rPr>
+              <w:t>”</w:t>
+            </w:r>
+          </w:p>
+          <w:p>
+            <w:pPr>
+              <w:snapToGrid w:val="0"/>
+              <w:rPr>
+                <w:rFonts w:ascii="游ゴシック" w:eastAsia="游ゴシック" w:hAnsi="游ゴシック" w:hint="eastAsia"/>
                 <w:sz w:val="20"/>
               </w:rPr>
             </w:pPr>
@@ -7275,55 +7391,25 @@
                 <w:rFonts w:ascii="游ゴシック" w:eastAsia="游ゴシック" w:hAnsi="游ゴシック" w:hint="eastAsia"/>
                 <w:sz w:val="20"/>
               </w:rPr>
-              <w:t>/8/1</w:t>
-            </w:r>
-            <w:r>
-              <w:rPr>
-                <w:rFonts w:ascii="游ゴシック" w:eastAsia="游ゴシック" w:hAnsi="游ゴシック"/>
-                <w:sz w:val="20"/>
-              </w:rPr>
-              <w:t>8”</w:t>
-            </w:r>
-          </w:p>
-          <w:p>
-            <w:pPr>
-              <w:snapToGrid w:val="0"/>
-              <w:rPr>
-                <w:rFonts w:ascii="游ゴシック" w:eastAsia="游ゴシック" w:hAnsi="游ゴシック"/>
-                <w:sz w:val="20"/>
-              </w:rPr>
-            </w:pPr>
-            <w:r>
-              <w:rPr>
-                <w:rFonts w:ascii="游ゴシック" w:eastAsia="游ゴシック" w:hAnsi="游ゴシック" w:hint="eastAsia"/>
-                <w:sz w:val="20"/>
-              </w:rPr>
-              <w:t>「解約日」:</w:t>
-            </w:r>
-            <w:r>
-              <w:rPr>
-                <w:rFonts w:ascii="游ゴシック" w:eastAsia="游ゴシック" w:hAnsi="游ゴシック"/>
-                <w:sz w:val="20"/>
-              </w:rPr>
-              <w:t>”2025</w:t>
-            </w:r>
-            <w:r>
-              <w:rPr>
-                <w:rFonts w:ascii="游ゴシック" w:eastAsia="游ゴシック" w:hAnsi="游ゴシック" w:hint="eastAsia"/>
-                <w:sz w:val="20"/>
-              </w:rPr>
-              <w:t>/8</w:t>
-            </w:r>
-            <w:r>
-              <w:rPr>
-                <w:rFonts w:ascii="游ゴシック" w:eastAsia="游ゴシック" w:hAnsi="游ゴシック"/>
-                <w:sz w:val="20"/>
-              </w:rPr>
               <w:t>/</w:t>
             </w:r>
             <w:r>
               <w:rPr>
-                <w:rFonts w:ascii="游ゴシック" w:eastAsia="游ゴシック" w:hAnsi="游ゴシック" w:hint="eastAsia"/>
+                <w:rFonts w:ascii="游ゴシック" w:eastAsia="游ゴシック" w:hAnsi="游ゴシック"/>
+                <w:sz w:val="20"/>
+              </w:rPr>
+              <w:t>10</w:t>
+            </w:r>
+            <w:r>
+              <w:rPr>
+                <w:rFonts w:ascii="游ゴシック" w:eastAsia="游ゴシック" w:hAnsi="游ゴシック" w:hint="eastAsia"/>
+                <w:sz w:val="20"/>
+              </w:rPr>
+              <w:t>/</w:t>
+            </w:r>
+            <w:r>
+              <w:rPr>
+                <w:rFonts w:ascii="游ゴシック" w:eastAsia="游ゴシック" w:hAnsi="游ゴシック"/>
                 <w:sz w:val="20"/>
               </w:rPr>
               <w:t>1</w:t>
@@ -7333,8 +7419,10 @@
                 <w:rFonts w:ascii="游ゴシック" w:eastAsia="游ゴシック" w:hAnsi="游ゴシック"/>
                 <w:sz w:val="20"/>
               </w:rPr>
-              <w:t>8”</w:t>
-            </w:r>
+              <w:t>”</w:t>
+            </w:r>
+            <w:bookmarkStart w:id="0" w:name="_GoBack"/>
+            <w:bookmarkEnd w:id="0"/>
           </w:p>
           <w:p>
             <w:pPr>
@@ -8843,7 +8931,6 @@
                 <w:rFonts w:ascii="游ゴシック" w:eastAsia="游ゴシック" w:hAnsi="游ゴシック" w:hint="eastAsia"/>
                 <w:sz w:val="20"/>
               </w:rPr>
-              <w:lastRenderedPageBreak/>
               <w:t>4</w:t>
             </w:r>
             <w:r>
@@ -8934,7 +9021,17 @@
                 <w:sz w:val="20"/>
                 <w:shd w:val="clear" w:color="auto" w:fill="FFFFFF"/>
               </w:rPr>
-              <w:t>この項目は0以上の数値を入力してください。</w:t>
+              <w:t>この項目は0以上の数値を入力してくださ</w:t>
+            </w:r>
+            <w:r>
+              <w:rPr>
+                <w:rFonts w:ascii="游ゴシック" w:eastAsia="游ゴシック" w:hAnsi="游ゴシック" w:cs="Segoe UI"/>
+                <w:color w:val="DC3545"/>
+                <w:sz w:val="20"/>
+                <w:shd w:val="clear" w:color="auto" w:fill="FFFFFF"/>
+              </w:rPr>
+              <w:lastRenderedPageBreak/>
+              <w:t>い。</w:t>
             </w:r>
             <w:r>
               <w:rPr>
@@ -8971,6 +9068,7 @@
                 <w:rFonts w:ascii="游ゴシック" w:eastAsia="游ゴシック" w:hAnsi="游ゴシック" w:hint="eastAsia"/>
                 <w:sz w:val="20"/>
               </w:rPr>
+              <w:lastRenderedPageBreak/>
               <w:t>8</w:t>
             </w:r>
             <w:r>
@@ -10521,7 +10619,7 @@
                 <w:rFonts w:ascii="游ゴシック" w:eastAsia="游ゴシック" w:hAnsi="游ゴシック" w:hint="eastAsia"/>
                 <w:sz w:val="20"/>
               </w:rPr>
-              <w:t>料金編集画面の月額料金のに数字以外の文字を入力</w:t>
+              <w:t>料金編集画面の月額料金に数字以外の文字を入力</w:t>
             </w:r>
           </w:p>
         </w:tc>
@@ -10813,7 +10911,21 @@
                 <w:rFonts w:ascii="游ゴシック" w:eastAsia="游ゴシック" w:hAnsi="游ゴシック" w:hint="eastAsia"/>
                 <w:sz w:val="20"/>
               </w:rPr>
-              <w:t>料金新規追加画面の月額料金の境界値チェック</w:t>
+              <w:t>料金</w:t>
+            </w:r>
+            <w:r>
+              <w:rPr>
+                <w:rFonts w:ascii="游ゴシック" w:eastAsia="游ゴシック" w:hAnsi="游ゴシック" w:hint="eastAsia"/>
+                <w:sz w:val="20"/>
+              </w:rPr>
+              <w:t>編集</w:t>
+            </w:r>
+            <w:r>
+              <w:rPr>
+                <w:rFonts w:ascii="游ゴシック" w:eastAsia="游ゴシック" w:hAnsi="游ゴシック" w:hint="eastAsia"/>
+                <w:sz w:val="20"/>
+              </w:rPr>
+              <w:t>画面の月額料金の境界値チェック</w:t>
             </w:r>
           </w:p>
         </w:tc>
@@ -11675,22 +11787,23 @@
         <w:tc>
           <w:tcPr>
             <w:tcW w:w="5355" w:type="dxa"/>
-            <w:vAlign w:val="center"/>
-          </w:tcPr>
-          <w:p>
-            <w:pPr>
-              <w:snapToGrid w:val="0"/>
-              <w:rPr>
-                <w:rFonts w:ascii="游ゴシック" w:eastAsia="游ゴシック" w:hAnsi="游ゴシック"/>
-                <w:sz w:val="20"/>
-              </w:rPr>
-            </w:pPr>
-            <w:r>
-              <w:rPr>
-                <w:rFonts w:ascii="游ゴシック" w:eastAsia="游ゴシック" w:hAnsi="游ゴシック" w:hint="eastAsia"/>
-                <w:sz w:val="20"/>
-              </w:rPr>
-              <w:t>料金編集画面で不正な値を入力する</w:t>
+            <w:vMerge w:val="restart"/>
+            <w:vAlign w:val="center"/>
+          </w:tcPr>
+          <w:p>
+            <w:pPr>
+              <w:snapToGrid w:val="0"/>
+              <w:rPr>
+                <w:rFonts w:ascii="游ゴシック" w:eastAsia="游ゴシック" w:hAnsi="游ゴシック"/>
+                <w:sz w:val="20"/>
+              </w:rPr>
+            </w:pPr>
+            <w:r>
+              <w:rPr>
+                <w:rFonts w:ascii="游ゴシック" w:eastAsia="游ゴシック" w:hAnsi="游ゴシック" w:hint="eastAsia"/>
+                <w:sz w:val="20"/>
+              </w:rPr>
+              <w:t>料金編集画面で不正な値を入力して保存ボタンを押下</w:t>
             </w:r>
           </w:p>
         </w:tc>
@@ -11703,16 +11816,190 @@
             <w:pPr>
               <w:snapToGrid w:val="0"/>
               <w:rPr>
-                <w:rFonts w:ascii="游ゴシック" w:eastAsia="游ゴシック" w:hAnsi="游ゴシック"/>
-                <w:sz w:val="20"/>
-              </w:rPr>
-            </w:pPr>
-            <w:r>
-              <w:rPr>
-                <w:rFonts w:ascii="游ゴシック" w:eastAsia="游ゴシック" w:hAnsi="游ゴシック" w:hint="eastAsia"/>
-                <w:sz w:val="20"/>
-              </w:rPr>
-              <w:t>「月額料金」で数字以外を入力して保存ボタンを押下した時に、データーベースに情報が保存されないことを確認</w:t>
+                <w:rFonts w:ascii="游ゴシック" w:eastAsia="游ゴシック" w:hAnsi="游ゴシック" w:hint="eastAsia"/>
+                <w:sz w:val="20"/>
+              </w:rPr>
+            </w:pPr>
+            <w:r>
+              <w:rPr>
+                <w:rFonts w:ascii="游ゴシック" w:eastAsia="游ゴシック" w:hAnsi="游ゴシック" w:hint="eastAsia"/>
+                <w:sz w:val="20"/>
+              </w:rPr>
+              <w:t>「月額料金」で数字以外を入力して保存ボタンを押下した時に、月額料金の欄の下に</w:t>
+            </w:r>
+            <w:r>
+              <w:rPr>
+                <w:rFonts w:ascii="游ゴシック" w:eastAsia="游ゴシック" w:hAnsi="游ゴシック"/>
+                <w:sz w:val="20"/>
+              </w:rPr>
+              <w:t>”</w:t>
+            </w:r>
+            <w:r>
+              <w:rPr>
+                <w:rFonts w:ascii="游ゴシック" w:eastAsia="游ゴシック" w:hAnsi="游ゴシック" w:cs="Segoe UI"/>
+                <w:color w:val="FF0000"/>
+                <w:sz w:val="20"/>
+                <w:shd w:val="clear" w:color="auto" w:fill="FFFFFF"/>
+              </w:rPr>
+              <w:t>不正な値が入力されています。</w:t>
+            </w:r>
+            <w:r>
+              <w:rPr>
+                <w:rFonts w:ascii="游ゴシック" w:eastAsia="游ゴシック" w:hAnsi="游ゴシック" w:cs="Segoe UI"/>
+                <w:color w:val="000000"/>
+                <w:shd w:val="clear" w:color="auto" w:fill="FFFFFF"/>
+              </w:rPr>
+              <w:t>”</w:t>
+            </w:r>
+            <w:r>
+              <w:rPr>
+                <w:rFonts w:ascii="游ゴシック" w:eastAsia="游ゴシック" w:hAnsi="游ゴシック" w:cs="Segoe UI" w:hint="eastAsia"/>
+                <w:color w:val="000000"/>
+                <w:shd w:val="clear" w:color="auto" w:fill="FFFFFF"/>
+              </w:rPr>
+              <w:t>と表示される</w:t>
+            </w:r>
+          </w:p>
+        </w:tc>
+        <w:tc>
+          <w:tcPr>
+            <w:tcW w:w="1050" w:type="dxa"/>
+            <w:vAlign w:val="center"/>
+          </w:tcPr>
+          <w:p>
+            <w:pPr>
+              <w:snapToGrid w:val="0"/>
+              <w:jc w:val="center"/>
+              <w:rPr>
+                <w:rFonts w:ascii="游ゴシック" w:eastAsia="游ゴシック" w:hAnsi="游ゴシック"/>
+                <w:sz w:val="20"/>
+              </w:rPr>
+            </w:pPr>
+          </w:p>
+        </w:tc>
+        <w:tc>
+          <w:tcPr>
+            <w:tcW w:w="945" w:type="dxa"/>
+            <w:vAlign w:val="center"/>
+          </w:tcPr>
+          <w:p>
+            <w:pPr>
+              <w:snapToGrid w:val="0"/>
+              <w:jc w:val="center"/>
+              <w:rPr>
+                <w:rFonts w:ascii="游ゴシック" w:eastAsia="游ゴシック" w:hAnsi="游ゴシック"/>
+                <w:sz w:val="20"/>
+              </w:rPr>
+            </w:pPr>
+          </w:p>
+        </w:tc>
+        <w:tc>
+          <w:tcPr>
+            <w:tcW w:w="2310" w:type="dxa"/>
+            <w:vAlign w:val="center"/>
+          </w:tcPr>
+          <w:p>
+            <w:pPr>
+              <w:snapToGrid w:val="0"/>
+              <w:rPr>
+                <w:rFonts w:ascii="游ゴシック" w:eastAsia="游ゴシック" w:hAnsi="游ゴシック"/>
+                <w:sz w:val="20"/>
+              </w:rPr>
+            </w:pPr>
+          </w:p>
+        </w:tc>
+      </w:tr>
+      <w:tr>
+        <w:trPr>
+          <w:trHeight w:val="567"/>
+        </w:trPr>
+        <w:tc>
+          <w:tcPr>
+            <w:tcW w:w="1050" w:type="dxa"/>
+            <w:vAlign w:val="center"/>
+          </w:tcPr>
+          <w:p>
+            <w:pPr>
+              <w:snapToGrid w:val="0"/>
+              <w:jc w:val="center"/>
+              <w:rPr>
+                <w:rFonts w:ascii="游ゴシック" w:eastAsia="游ゴシック" w:hAnsi="游ゴシック" w:hint="eastAsia"/>
+                <w:sz w:val="20"/>
+              </w:rPr>
+            </w:pPr>
+            <w:r>
+              <w:rPr>
+                <w:rFonts w:ascii="游ゴシック" w:eastAsia="游ゴシック" w:hAnsi="游ゴシック" w:hint="eastAsia"/>
+                <w:sz w:val="20"/>
+              </w:rPr>
+              <w:lastRenderedPageBreak/>
+              <w:t>5</w:t>
+            </w:r>
+            <w:r>
+              <w:rPr>
+                <w:rFonts w:ascii="游ゴシック" w:eastAsia="游ゴシック" w:hAnsi="游ゴシック"/>
+                <w:sz w:val="20"/>
+              </w:rPr>
+              <w:t>9</w:t>
+            </w:r>
+          </w:p>
+        </w:tc>
+        <w:tc>
+          <w:tcPr>
+            <w:tcW w:w="5355" w:type="dxa"/>
+            <w:vMerge/>
+            <w:vAlign w:val="center"/>
+          </w:tcPr>
+          <w:p>
+            <w:pPr>
+              <w:snapToGrid w:val="0"/>
+              <w:rPr>
+                <w:rFonts w:ascii="游ゴシック" w:eastAsia="游ゴシック" w:hAnsi="游ゴシック" w:hint="eastAsia"/>
+                <w:sz w:val="20"/>
+              </w:rPr>
+            </w:pPr>
+          </w:p>
+        </w:tc>
+        <w:tc>
+          <w:tcPr>
+            <w:tcW w:w="4935" w:type="dxa"/>
+            <w:vAlign w:val="center"/>
+          </w:tcPr>
+          <w:p>
+            <w:pPr>
+              <w:snapToGrid w:val="0"/>
+              <w:rPr>
+                <w:rFonts w:ascii="游ゴシック" w:eastAsia="游ゴシック" w:hAnsi="游ゴシック" w:hint="eastAsia"/>
+                <w:sz w:val="20"/>
+              </w:rPr>
+            </w:pPr>
+            <w:r>
+              <w:rPr>
+                <w:rFonts w:ascii="游ゴシック" w:eastAsia="游ゴシック" w:hAnsi="游ゴシック" w:hint="eastAsia"/>
+                <w:sz w:val="20"/>
+              </w:rPr>
+              <w:t>項目</w:t>
+            </w:r>
+            <w:r>
+              <w:rPr>
+                <w:rFonts w:ascii="游ゴシック" w:eastAsia="游ゴシック" w:hAnsi="游ゴシック" w:hint="eastAsia"/>
+                <w:sz w:val="20"/>
+              </w:rPr>
+              <w:t>5</w:t>
+            </w:r>
+            <w:r>
+              <w:rPr>
+                <w:rFonts w:ascii="游ゴシック" w:eastAsia="游ゴシック" w:hAnsi="游ゴシック"/>
+                <w:sz w:val="20"/>
+              </w:rPr>
+              <w:t>8</w:t>
+            </w:r>
+            <w:r>
+              <w:rPr>
+                <w:rFonts w:ascii="游ゴシック" w:eastAsia="游ゴシック" w:hAnsi="游ゴシック" w:hint="eastAsia"/>
+                <w:sz w:val="20"/>
+              </w:rPr>
+              <w:t>を実行した後にデーターベースの「月額料金」カラムに数字以外の値が入っているレコードが存在しないことを確認する</w:t>
             </w:r>
           </w:p>
         </w:tc>

--- a/extra/report/No.課題4_テストケース.docx
+++ b/extra/report/No.課題4_テストケース.docx
@@ -331,7 +331,7 @@
               <w:snapToGrid w:val="0"/>
               <w:jc w:val="center"/>
               <w:rPr>
-                <w:rFonts w:ascii="游ゴシック" w:eastAsia="游ゴシック" w:hAnsi="游ゴシック" w:hint="eastAsia"/>
+                <w:rFonts w:ascii="游ゴシック" w:eastAsia="游ゴシック" w:hAnsi="游ゴシック"/>
                 <w:sz w:val="20"/>
               </w:rPr>
             </w:pPr>
@@ -2022,7 +2022,15 @@
                 <w:rFonts w:ascii="游ゴシック" w:eastAsia="游ゴシック" w:hAnsi="游ゴシック" w:hint="eastAsia"/>
                 <w:sz w:val="20"/>
               </w:rPr>
-              <w:t>料金新規追加画面「料金名」「月額料金」「加入日」「解約日」に情報を記載して保存ボタン押下</w:t>
+              <w:t>料金新規追加画面「料金名」「月額料金」「加入日」「解約</w:t>
+            </w:r>
+            <w:r>
+              <w:rPr>
+                <w:rFonts w:ascii="游ゴシック" w:eastAsia="游ゴシック" w:hAnsi="游ゴシック" w:hint="eastAsia"/>
+                <w:sz w:val="20"/>
+              </w:rPr>
+              <w:lastRenderedPageBreak/>
+              <w:t>日」に情報を記載して保存ボタン押下</w:t>
             </w:r>
           </w:p>
         </w:tc>
@@ -2044,6 +2052,7 @@
                 <w:rFonts w:ascii="游ゴシック" w:eastAsia="游ゴシック" w:hAnsi="游ゴシック" w:hint="eastAsia"/>
                 <w:sz w:val="20"/>
               </w:rPr>
+              <w:lastRenderedPageBreak/>
               <w:t>「料金名」</w:t>
             </w:r>
             <w:r>
@@ -2081,6 +2090,7 @@
                 <w:rFonts w:ascii="游ゴシック" w:eastAsia="游ゴシック" w:hAnsi="游ゴシック" w:hint="eastAsia"/>
                 <w:sz w:val="20"/>
               </w:rPr>
+              <w:lastRenderedPageBreak/>
               <w:t>「月額料金」:</w:t>
             </w:r>
             <w:r>
@@ -2104,7 +2114,6 @@
                 <w:rFonts w:ascii="游ゴシック" w:eastAsia="游ゴシック" w:hAnsi="游ゴシック" w:hint="eastAsia"/>
                 <w:sz w:val="20"/>
               </w:rPr>
-              <w:lastRenderedPageBreak/>
               <w:t>「加入日」:</w:t>
             </w:r>
             <w:r>
@@ -2297,7 +2306,15 @@
                 <w:rFonts w:ascii="游ゴシック" w:eastAsia="游ゴシック" w:hAnsi="游ゴシック" w:hint="eastAsia"/>
                 <w:sz w:val="20"/>
               </w:rPr>
-              <w:t>解約日だけ必須ではない</w:t>
+              <w:t>解約日だけ必須ではな</w:t>
+            </w:r>
+            <w:r>
+              <w:rPr>
+                <w:rFonts w:ascii="游ゴシック" w:eastAsia="游ゴシック" w:hAnsi="游ゴシック" w:hint="eastAsia"/>
+                <w:sz w:val="20"/>
+              </w:rPr>
+              <w:lastRenderedPageBreak/>
+              <w:t>い</w:t>
             </w:r>
           </w:p>
         </w:tc>
@@ -2631,7 +2648,7 @@
               <w:snapToGrid w:val="0"/>
               <w:jc w:val="center"/>
               <w:rPr>
-                <w:rFonts w:ascii="游ゴシック" w:eastAsia="游ゴシック" w:hAnsi="游ゴシック" w:hint="eastAsia"/>
+                <w:rFonts w:ascii="游ゴシック" w:eastAsia="游ゴシック" w:hAnsi="游ゴシック"/>
                 <w:sz w:val="20"/>
               </w:rPr>
             </w:pPr>
@@ -3559,6 +3576,7 @@
                 <w:rFonts w:ascii="游ゴシック" w:eastAsia="游ゴシック" w:hAnsi="游ゴシック" w:hint="eastAsia"/>
                 <w:sz w:val="20"/>
               </w:rPr>
+              <w:lastRenderedPageBreak/>
               <w:t>1</w:t>
             </w:r>
             <w:r>
@@ -3618,15 +3636,7 @@
                 <w:rFonts w:ascii="游ゴシック" w:eastAsia="游ゴシック" w:hAnsi="游ゴシック" w:hint="eastAsia"/>
                 <w:sz w:val="20"/>
               </w:rPr>
-              <w:t>を実行した後にデーターベースに全カラムになにも情報がないレコードが存在しないことを確認</w:t>
-            </w:r>
-            <w:r>
-              <w:rPr>
-                <w:rFonts w:ascii="游ゴシック" w:eastAsia="游ゴシック" w:hAnsi="游ゴシック" w:hint="eastAsia"/>
-                <w:sz w:val="20"/>
-              </w:rPr>
-              <w:lastRenderedPageBreak/>
-              <w:t>する</w:t>
+              <w:t>を実行した後にデーターベースに全カラムになにも情報がないレコードが存在しないことを確認する</w:t>
             </w:r>
           </w:p>
         </w:tc>
@@ -3649,7 +3659,6 @@
                 <w:rFonts w:ascii="游ゴシック" w:eastAsia="游ゴシック" w:hAnsi="游ゴシック" w:hint="eastAsia"/>
                 <w:sz w:val="20"/>
               </w:rPr>
-              <w:lastRenderedPageBreak/>
               <w:t>8</w:t>
             </w:r>
             <w:r>
@@ -5741,6 +5750,7 @@
                 <w:rFonts w:ascii="游ゴシック" w:eastAsia="游ゴシック" w:hAnsi="游ゴシック" w:hint="eastAsia"/>
                 <w:sz w:val="20"/>
               </w:rPr>
+              <w:lastRenderedPageBreak/>
               <w:t>「解約日」:</w:t>
             </w:r>
             <w:r>
@@ -5792,15 +5802,7 @@
                 <w:rFonts w:ascii="游ゴシック" w:eastAsia="游ゴシック" w:hAnsi="游ゴシック" w:hint="eastAsia"/>
                 <w:sz w:val="20"/>
               </w:rPr>
-              <w:t>に変更して保存ボタンを押下した時に、料金編集テキ</w:t>
-            </w:r>
-            <w:r>
-              <w:rPr>
-                <w:rFonts w:ascii="游ゴシック" w:eastAsia="游ゴシック" w:hAnsi="游ゴシック" w:hint="eastAsia"/>
-                <w:sz w:val="20"/>
-              </w:rPr>
-              <w:lastRenderedPageBreak/>
-              <w:t>ストの下に</w:t>
+              <w:t>に変更して保存ボタンを押下した時に、料金編集テキストの下に</w:t>
             </w:r>
             <w:r>
               <w:rPr>
@@ -5912,23 +5914,7 @@
                 <w:rFonts w:ascii="游ゴシック" w:eastAsia="游ゴシック" w:hAnsi="游ゴシック" w:hint="eastAsia"/>
                 <w:sz w:val="20"/>
               </w:rPr>
-              <w:t>・「料金検索結果画面の料金番号リンクをクリックする」、「料金登録画面で登録後に表示される。」</w:t>
-            </w:r>
-          </w:p>
-          <w:p>
-            <w:pPr>
-              <w:snapToGrid w:val="0"/>
-              <w:rPr>
-                <w:rFonts w:ascii="游ゴシック" w:eastAsia="游ゴシック" w:hAnsi="游ゴシック"/>
-                <w:sz w:val="20"/>
-              </w:rPr>
-            </w:pPr>
-            <w:r>
-              <w:rPr>
-                <w:rFonts w:ascii="游ゴシック" w:eastAsia="游ゴシック" w:hAnsi="游ゴシック" w:hint="eastAsia"/>
-                <w:sz w:val="20"/>
-              </w:rPr>
-              <w:t>のどちらかで遷移でき</w:t>
+              <w:t>・「料金検索結果画面の料金番号リンクをクリックする」、「料金登録画面で登録後に表示さ</w:t>
             </w:r>
             <w:r>
               <w:rPr>
@@ -5936,7 +5922,23 @@
                 <w:sz w:val="20"/>
               </w:rPr>
               <w:lastRenderedPageBreak/>
-              <w:t>る。</w:t>
+              <w:t>れる。」</w:t>
+            </w:r>
+          </w:p>
+          <w:p>
+            <w:pPr>
+              <w:snapToGrid w:val="0"/>
+              <w:rPr>
+                <w:rFonts w:ascii="游ゴシック" w:eastAsia="游ゴシック" w:hAnsi="游ゴシック"/>
+                <w:sz w:val="20"/>
+              </w:rPr>
+            </w:pPr>
+            <w:r>
+              <w:rPr>
+                <w:rFonts w:ascii="游ゴシック" w:eastAsia="游ゴシック" w:hAnsi="游ゴシック" w:hint="eastAsia"/>
+                <w:sz w:val="20"/>
+              </w:rPr>
+              <w:t>のどちらかで遷移できる。</w:t>
             </w:r>
           </w:p>
           <w:p>
@@ -7213,6 +7215,7 @@
                 <w:rFonts w:ascii="游ゴシック" w:eastAsia="游ゴシック" w:hAnsi="游ゴシック" w:hint="eastAsia"/>
                 <w:sz w:val="20"/>
               </w:rPr>
+              <w:lastRenderedPageBreak/>
               <w:t>3</w:t>
             </w:r>
             <w:r>
@@ -7339,7 +7342,6 @@
                 <w:rFonts w:ascii="游ゴシック" w:eastAsia="游ゴシック" w:hAnsi="游ゴシック" w:hint="eastAsia"/>
                 <w:sz w:val="20"/>
               </w:rPr>
-              <w:lastRenderedPageBreak/>
               <w:t>「月額料金」:</w:t>
             </w:r>
             <w:r>
@@ -7368,7 +7370,7 @@
             <w:pPr>
               <w:snapToGrid w:val="0"/>
               <w:rPr>
-                <w:rFonts w:ascii="游ゴシック" w:eastAsia="游ゴシック" w:hAnsi="游ゴシック" w:hint="eastAsia"/>
+                <w:rFonts w:ascii="游ゴシック" w:eastAsia="游ゴシック" w:hAnsi="游ゴシック"/>
                 <w:sz w:val="20"/>
               </w:rPr>
             </w:pPr>
@@ -7421,8 +7423,6 @@
               </w:rPr>
               <w:t>”</w:t>
             </w:r>
-            <w:bookmarkStart w:id="0" w:name="_GoBack"/>
-            <w:bookmarkEnd w:id="0"/>
           </w:p>
           <w:p>
             <w:pPr>
@@ -7460,7 +7460,6 @@
                 <w:rFonts w:ascii="游ゴシック" w:eastAsia="游ゴシック" w:hAnsi="游ゴシック" w:hint="eastAsia"/>
                 <w:sz w:val="20"/>
               </w:rPr>
-              <w:lastRenderedPageBreak/>
               <w:t>8</w:t>
             </w:r>
             <w:r>
@@ -8637,7 +8636,7 @@
             <w:pPr>
               <w:snapToGrid w:val="0"/>
               <w:rPr>
-                <w:rFonts w:ascii="游ゴシック" w:eastAsia="游ゴシック" w:hAnsi="游ゴシック" w:hint="eastAsia"/>
+                <w:rFonts w:ascii="游ゴシック" w:eastAsia="游ゴシック" w:hAnsi="游ゴシック"/>
                 <w:sz w:val="20"/>
               </w:rPr>
             </w:pPr>
@@ -8733,7 +8732,7 @@
             <w:pPr>
               <w:snapToGrid w:val="0"/>
               <w:rPr>
-                <w:rFonts w:ascii="游ゴシック" w:eastAsia="游ゴシック" w:hAnsi="游ゴシック" w:hint="eastAsia"/>
+                <w:rFonts w:ascii="游ゴシック" w:eastAsia="游ゴシック" w:hAnsi="游ゴシック"/>
                 <w:sz w:val="20"/>
               </w:rPr>
             </w:pPr>
@@ -8770,6 +8769,7 @@
                 <w:rFonts w:ascii="游ゴシック" w:eastAsia="游ゴシック" w:hAnsi="游ゴシック"/>
                 <w:sz w:val="20"/>
               </w:rPr>
+              <w:lastRenderedPageBreak/>
               <w:t>43</w:t>
             </w:r>
           </w:p>
@@ -8952,7 +8952,7 @@
             <w:pPr>
               <w:snapToGrid w:val="0"/>
               <w:rPr>
-                <w:rFonts w:ascii="游ゴシック" w:eastAsia="游ゴシック" w:hAnsi="游ゴシック" w:hint="eastAsia"/>
+                <w:rFonts w:ascii="游ゴシック" w:eastAsia="游ゴシック" w:hAnsi="游ゴシック"/>
                 <w:sz w:val="20"/>
               </w:rPr>
             </w:pPr>
@@ -9021,17 +9021,7 @@
                 <w:sz w:val="20"/>
                 <w:shd w:val="clear" w:color="auto" w:fill="FFFFFF"/>
               </w:rPr>
-              <w:t>この項目は0以上の数値を入力してくださ</w:t>
-            </w:r>
-            <w:r>
-              <w:rPr>
-                <w:rFonts w:ascii="游ゴシック" w:eastAsia="游ゴシック" w:hAnsi="游ゴシック" w:cs="Segoe UI"/>
-                <w:color w:val="DC3545"/>
-                <w:sz w:val="20"/>
-                <w:shd w:val="clear" w:color="auto" w:fill="FFFFFF"/>
-              </w:rPr>
-              <w:lastRenderedPageBreak/>
-              <w:t>い。</w:t>
+              <w:t>この項目は0以上の数値を入力してください。</w:t>
             </w:r>
             <w:r>
               <w:rPr>
@@ -9068,7 +9058,6 @@
                 <w:rFonts w:ascii="游ゴシック" w:eastAsia="游ゴシック" w:hAnsi="游ゴシック" w:hint="eastAsia"/>
                 <w:sz w:val="20"/>
               </w:rPr>
-              <w:lastRenderedPageBreak/>
               <w:t>8</w:t>
             </w:r>
             <w:r>
@@ -9801,7 +9790,7 @@
             <w:pPr>
               <w:snapToGrid w:val="0"/>
               <w:rPr>
-                <w:rFonts w:ascii="游ゴシック" w:eastAsia="游ゴシック" w:hAnsi="游ゴシック" w:hint="eastAsia"/>
+                <w:rFonts w:ascii="游ゴシック" w:eastAsia="游ゴシック" w:hAnsi="游ゴシック"/>
                 <w:sz w:val="20"/>
               </w:rPr>
             </w:pPr>
@@ -9963,7 +9952,7 @@
             <w:pPr>
               <w:snapToGrid w:val="0"/>
               <w:rPr>
-                <w:rFonts w:ascii="游ゴシック" w:eastAsia="游ゴシック" w:hAnsi="游ゴシック" w:hint="eastAsia"/>
+                <w:rFonts w:ascii="游ゴシック" w:eastAsia="游ゴシック" w:hAnsi="游ゴシック"/>
                 <w:sz w:val="20"/>
               </w:rPr>
             </w:pPr>
@@ -10233,7 +10222,15 @@
                 <w:rFonts w:ascii="游ゴシック" w:eastAsia="游ゴシック" w:hAnsi="游ゴシック" w:hint="eastAsia"/>
                 <w:sz w:val="20"/>
               </w:rPr>
-              <w:t>を実行した後にデーターベースの「月額料金」カラムに数字以外の値が入っているレコードが存在しないことを確認する</w:t>
+              <w:t>を実行した後にデーターベースの「月額料金」カラムに数字以外の値が入っているレコードが存在</w:t>
+            </w:r>
+            <w:r>
+              <w:rPr>
+                <w:rFonts w:ascii="游ゴシック" w:eastAsia="游ゴシック" w:hAnsi="游ゴシック" w:hint="eastAsia"/>
+                <w:sz w:val="20"/>
+              </w:rPr>
+              <w:lastRenderedPageBreak/>
+              <w:t>しないことを確認する</w:t>
             </w:r>
           </w:p>
         </w:tc>
@@ -10448,7 +10445,6 @@
                 <w:rFonts w:ascii="游ゴシック" w:eastAsia="游ゴシック" w:hAnsi="游ゴシック" w:hint="eastAsia"/>
                 <w:sz w:val="20"/>
               </w:rPr>
-              <w:lastRenderedPageBreak/>
               <w:t>5</w:t>
             </w:r>
             <w:r>
@@ -10902,7 +10898,7 @@
             <w:pPr>
               <w:snapToGrid w:val="0"/>
               <w:rPr>
-                <w:rFonts w:ascii="游ゴシック" w:eastAsia="游ゴシック" w:hAnsi="游ゴシック" w:hint="eastAsia"/>
+                <w:rFonts w:ascii="游ゴシック" w:eastAsia="游ゴシック" w:hAnsi="游ゴシック"/>
                 <w:sz w:val="20"/>
               </w:rPr>
             </w:pPr>
@@ -11095,7 +11091,7 @@
             <w:pPr>
               <w:snapToGrid w:val="0"/>
               <w:rPr>
-                <w:rFonts w:ascii="游ゴシック" w:eastAsia="游ゴシック" w:hAnsi="游ゴシック" w:hint="eastAsia"/>
+                <w:rFonts w:ascii="游ゴシック" w:eastAsia="游ゴシック" w:hAnsi="游ゴシック"/>
                 <w:sz w:val="20"/>
               </w:rPr>
             </w:pPr>
@@ -11745,7 +11741,15 @@
                 <w:rFonts w:ascii="游ゴシック" w:eastAsia="游ゴシック" w:hAnsi="游ゴシック" w:hint="eastAsia"/>
                 <w:sz w:val="20"/>
               </w:rPr>
-              <w:t>を投入してフォームを送る方法で実行可能</w:t>
+              <w:t>を投入してフォームを送る方</w:t>
+            </w:r>
+            <w:r>
+              <w:rPr>
+                <w:rFonts w:ascii="游ゴシック" w:eastAsia="游ゴシック" w:hAnsi="游ゴシック" w:hint="eastAsia"/>
+                <w:sz w:val="20"/>
+              </w:rPr>
+              <w:lastRenderedPageBreak/>
+              <w:t>法で実行可能</w:t>
             </w:r>
           </w:p>
         </w:tc>
@@ -11773,6 +11777,7 @@
                 <w:rFonts w:ascii="游ゴシック" w:eastAsia="游ゴシック" w:hAnsi="游ゴシック" w:hint="eastAsia"/>
                 <w:sz w:val="20"/>
               </w:rPr>
+              <w:lastRenderedPageBreak/>
               <w:t>5</w:t>
             </w:r>
             <w:r>
@@ -11816,7 +11821,7 @@
             <w:pPr>
               <w:snapToGrid w:val="0"/>
               <w:rPr>
-                <w:rFonts w:ascii="游ゴシック" w:eastAsia="游ゴシック" w:hAnsi="游ゴシック" w:hint="eastAsia"/>
+                <w:rFonts w:ascii="游ゴシック" w:eastAsia="游ゴシック" w:hAnsi="游ゴシック"/>
                 <w:sz w:val="20"/>
               </w:rPr>
             </w:pPr>
@@ -11923,16 +11928,15 @@
               <w:snapToGrid w:val="0"/>
               <w:jc w:val="center"/>
               <w:rPr>
-                <w:rFonts w:ascii="游ゴシック" w:eastAsia="游ゴシック" w:hAnsi="游ゴシック" w:hint="eastAsia"/>
-                <w:sz w:val="20"/>
-              </w:rPr>
-            </w:pPr>
-            <w:r>
-              <w:rPr>
-                <w:rFonts w:ascii="游ゴシック" w:eastAsia="游ゴシック" w:hAnsi="游ゴシック" w:hint="eastAsia"/>
-                <w:sz w:val="20"/>
-              </w:rPr>
-              <w:lastRenderedPageBreak/>
+                <w:rFonts w:ascii="游ゴシック" w:eastAsia="游ゴシック" w:hAnsi="游ゴシック"/>
+                <w:sz w:val="20"/>
+              </w:rPr>
+            </w:pPr>
+            <w:r>
+              <w:rPr>
+                <w:rFonts w:ascii="游ゴシック" w:eastAsia="游ゴシック" w:hAnsi="游ゴシック" w:hint="eastAsia"/>
+                <w:sz w:val="20"/>
+              </w:rPr>
               <w:t>5</w:t>
             </w:r>
             <w:r>
@@ -11954,7 +11958,7 @@
             <w:pPr>
               <w:snapToGrid w:val="0"/>
               <w:rPr>
-                <w:rFonts w:ascii="游ゴシック" w:eastAsia="游ゴシック" w:hAnsi="游ゴシック" w:hint="eastAsia"/>
+                <w:rFonts w:ascii="游ゴシック" w:eastAsia="游ゴシック" w:hAnsi="游ゴシック"/>
                 <w:sz w:val="20"/>
               </w:rPr>
             </w:pPr>
@@ -11969,23 +11973,16 @@
             <w:pPr>
               <w:snapToGrid w:val="0"/>
               <w:rPr>
-                <w:rFonts w:ascii="游ゴシック" w:eastAsia="游ゴシック" w:hAnsi="游ゴシック" w:hint="eastAsia"/>
-                <w:sz w:val="20"/>
-              </w:rPr>
-            </w:pPr>
-            <w:r>
-              <w:rPr>
-                <w:rFonts w:ascii="游ゴシック" w:eastAsia="游ゴシック" w:hAnsi="游ゴシック" w:hint="eastAsia"/>
-                <w:sz w:val="20"/>
-              </w:rPr>
-              <w:t>項目</w:t>
-            </w:r>
-            <w:r>
-              <w:rPr>
-                <w:rFonts w:ascii="游ゴシック" w:eastAsia="游ゴシック" w:hAnsi="游ゴシック" w:hint="eastAsia"/>
-                <w:sz w:val="20"/>
-              </w:rPr>
-              <w:t>5</w:t>
+                <w:rFonts w:ascii="游ゴシック" w:eastAsia="游ゴシック" w:hAnsi="游ゴシック"/>
+                <w:sz w:val="20"/>
+              </w:rPr>
+            </w:pPr>
+            <w:r>
+              <w:rPr>
+                <w:rFonts w:ascii="游ゴシック" w:eastAsia="游ゴシック" w:hAnsi="游ゴシック" w:hint="eastAsia"/>
+                <w:sz w:val="20"/>
+              </w:rPr>
+              <w:t>項目5</w:t>
             </w:r>
             <w:r>
               <w:rPr>
@@ -12061,8 +12058,12 @@
       </w:pPr>
     </w:p>
     <w:sectPr>
-      <w:headerReference w:type="default" r:id="rId10"/>
-      <w:footerReference w:type="even" r:id="rId11"/>
+      <w:headerReference w:type="even" r:id="rId10"/>
+      <w:headerReference w:type="default" r:id="rId11"/>
+      <w:footerReference w:type="even" r:id="rId12"/>
+      <w:footerReference w:type="default" r:id="rId13"/>
+      <w:headerReference w:type="first" r:id="rId14"/>
+      <w:footerReference w:type="first" r:id="rId15"/>
       <w:type w:val="continuous"/>
       <w:pgSz w:w="16838" w:h="11906" w:orient="landscape" w:code="9"/>
       <w:pgMar w:top="1134" w:right="567" w:bottom="397" w:left="567" w:header="510" w:footer="397" w:gutter="794"/>
@@ -12129,6 +12130,26 @@
 </w:ftr>
 </file>
 
+<file path=word/footer2.xml><?xml version="1.0" encoding="utf-8"?>
+<w:ftr xmlns:wpc="http://schemas.microsoft.com/office/word/2010/wordprocessingCanvas" xmlns:cx="http://schemas.microsoft.com/office/drawing/2014/chartex" xmlns:cx1="http://schemas.microsoft.com/office/drawing/2015/9/8/chartex" xmlns:cx2="http://schemas.microsoft.com/office/drawing/2015/10/21/chartex" xmlns:cx3="http://schemas.microsoft.com/office/drawing/2016/5/9/chartex" xmlns:cx4="http://schemas.microsoft.com/office/drawing/2016/5/10/chartex" xmlns:cx5="http://schemas.microsoft.com/office/drawing/2016/5/11/chartex" xmlns:cx6="http://schemas.microsoft.com/office/drawing/2016/5/12/chartex" xmlns:cx7="http://schemas.microsoft.com/office/drawing/2016/5/13/chartex" xmlns:cx8="http://schemas.microsoft.com/office/drawing/2016/5/14/chartex" xmlns:mc="http://schemas.openxmlformats.org/markup-compatibility/2006" xmlns:aink="http://schemas.microsoft.com/office/drawing/2016/ink" xmlns:am3d="http://schemas.microsoft.com/office/drawing/2017/model3d" xmlns:o="urn:schemas-microsoft-com:office:office" xmlns:r="http://schemas.openxmlformats.org/officeDocument/2006/relationships" xmlns:m="http://schemas.openxmlformats.org/officeDocument/2006/math" xmlns:v="urn:schemas-microsoft-com:vml" xmlns:wp14="http://schemas.microsoft.com/office/word/2010/wordprocessingDrawing" xmlns:wp="http://schemas.openxmlformats.org/drawingml/2006/wordprocessingDrawing" xmlns:w10="urn:schemas-microsoft-com:office:word" xmlns:w="http://schemas.openxmlformats.org/wordprocessingml/2006/main" xmlns:w14="http://schemas.microsoft.com/office/word/2010/wordml" xmlns:w15="http://schemas.microsoft.com/office/word/2012/wordml" xmlns:w16cid="http://schemas.microsoft.com/office/word/2016/wordml/cid" xmlns:w16se="http://schemas.microsoft.com/office/word/2015/wordml/symex" xmlns:wpg="http://schemas.microsoft.com/office/word/2010/wordprocessingGroup" xmlns:wpi="http://schemas.microsoft.com/office/word/2010/wordprocessingInk" xmlns:wne="http://schemas.microsoft.com/office/word/2006/wordml" xmlns:wps="http://schemas.microsoft.com/office/word/2010/wordprocessingShape" mc:Ignorable="w14 w15 w16se w16cid wp14">
+  <w:p>
+    <w:pPr>
+      <w:pStyle w:val="a3"/>
+    </w:pPr>
+  </w:p>
+</w:ftr>
+</file>
+
+<file path=word/footer3.xml><?xml version="1.0" encoding="utf-8"?>
+<w:ftr xmlns:wpc="http://schemas.microsoft.com/office/word/2010/wordprocessingCanvas" xmlns:cx="http://schemas.microsoft.com/office/drawing/2014/chartex" xmlns:cx1="http://schemas.microsoft.com/office/drawing/2015/9/8/chartex" xmlns:cx2="http://schemas.microsoft.com/office/drawing/2015/10/21/chartex" xmlns:cx3="http://schemas.microsoft.com/office/drawing/2016/5/9/chartex" xmlns:cx4="http://schemas.microsoft.com/office/drawing/2016/5/10/chartex" xmlns:cx5="http://schemas.microsoft.com/office/drawing/2016/5/11/chartex" xmlns:cx6="http://schemas.microsoft.com/office/drawing/2016/5/12/chartex" xmlns:cx7="http://schemas.microsoft.com/office/drawing/2016/5/13/chartex" xmlns:cx8="http://schemas.microsoft.com/office/drawing/2016/5/14/chartex" xmlns:mc="http://schemas.openxmlformats.org/markup-compatibility/2006" xmlns:aink="http://schemas.microsoft.com/office/drawing/2016/ink" xmlns:am3d="http://schemas.microsoft.com/office/drawing/2017/model3d" xmlns:o="urn:schemas-microsoft-com:office:office" xmlns:r="http://schemas.openxmlformats.org/officeDocument/2006/relationships" xmlns:m="http://schemas.openxmlformats.org/officeDocument/2006/math" xmlns:v="urn:schemas-microsoft-com:vml" xmlns:wp14="http://schemas.microsoft.com/office/word/2010/wordprocessingDrawing" xmlns:wp="http://schemas.openxmlformats.org/drawingml/2006/wordprocessingDrawing" xmlns:w10="urn:schemas-microsoft-com:office:word" xmlns:w="http://schemas.openxmlformats.org/wordprocessingml/2006/main" xmlns:w14="http://schemas.microsoft.com/office/word/2010/wordml" xmlns:w15="http://schemas.microsoft.com/office/word/2012/wordml" xmlns:w16cid="http://schemas.microsoft.com/office/word/2016/wordml/cid" xmlns:w16se="http://schemas.microsoft.com/office/word/2015/wordml/symex" xmlns:wpg="http://schemas.microsoft.com/office/word/2010/wordprocessingGroup" xmlns:wpi="http://schemas.microsoft.com/office/word/2010/wordprocessingInk" xmlns:wne="http://schemas.microsoft.com/office/word/2006/wordml" xmlns:wps="http://schemas.microsoft.com/office/word/2010/wordprocessingShape" mc:Ignorable="w14 w15 w16se w16cid wp14">
+  <w:p>
+    <w:pPr>
+      <w:pStyle w:val="a3"/>
+    </w:pPr>
+  </w:p>
+</w:ftr>
+</file>
+
 <file path=word/footnotes.xml><?xml version="1.0" encoding="utf-8"?>
 <w:footnotes xmlns:wpc="http://schemas.microsoft.com/office/word/2010/wordprocessingCanvas" xmlns:cx="http://schemas.microsoft.com/office/drawing/2014/chartex" xmlns:cx1="http://schemas.microsoft.com/office/drawing/2015/9/8/chartex" xmlns:cx2="http://schemas.microsoft.com/office/drawing/2015/10/21/chartex" xmlns:cx3="http://schemas.microsoft.com/office/drawing/2016/5/9/chartex" xmlns:cx4="http://schemas.microsoft.com/office/drawing/2016/5/10/chartex" xmlns:cx5="http://schemas.microsoft.com/office/drawing/2016/5/11/chartex" xmlns:cx6="http://schemas.microsoft.com/office/drawing/2016/5/12/chartex" xmlns:cx7="http://schemas.microsoft.com/office/drawing/2016/5/13/chartex" xmlns:cx8="http://schemas.microsoft.com/office/drawing/2016/5/14/chartex" xmlns:mc="http://schemas.openxmlformats.org/markup-compatibility/2006" xmlns:aink="http://schemas.microsoft.com/office/drawing/2016/ink" xmlns:am3d="http://schemas.microsoft.com/office/drawing/2017/model3d" xmlns:o="urn:schemas-microsoft-com:office:office" xmlns:r="http://schemas.openxmlformats.org/officeDocument/2006/relationships" xmlns:m="http://schemas.openxmlformats.org/officeDocument/2006/math" xmlns:v="urn:schemas-microsoft-com:vml" xmlns:wp14="http://schemas.microsoft.com/office/word/2010/wordprocessingDrawing" xmlns:wp="http://schemas.openxmlformats.org/drawingml/2006/wordprocessingDrawing" xmlns:w10="urn:schemas-microsoft-com:office:word" xmlns:w="http://schemas.openxmlformats.org/wordprocessingml/2006/main" xmlns:w14="http://schemas.microsoft.com/office/word/2010/wordml" xmlns:w15="http://schemas.microsoft.com/office/word/2012/wordml" xmlns:w16cid="http://schemas.microsoft.com/office/word/2016/wordml/cid" xmlns:w16se="http://schemas.microsoft.com/office/word/2015/wordml/symex" xmlns:wpg="http://schemas.microsoft.com/office/word/2010/wordprocessingGroup" xmlns:wpi="http://schemas.microsoft.com/office/word/2010/wordprocessingInk" xmlns:wne="http://schemas.microsoft.com/office/word/2006/wordml" xmlns:wps="http://schemas.microsoft.com/office/word/2010/wordprocessingShape" mc:Ignorable="w14 w15 w16se w16cid wp14">
   <w:footnote w:type="separator" w:id="-1">
@@ -12149,6 +12170,16 @@
 </file>
 
 <file path=word/header1.xml><?xml version="1.0" encoding="utf-8"?>
+<w:hdr xmlns:wpc="http://schemas.microsoft.com/office/word/2010/wordprocessingCanvas" xmlns:cx="http://schemas.microsoft.com/office/drawing/2014/chartex" xmlns:cx1="http://schemas.microsoft.com/office/drawing/2015/9/8/chartex" xmlns:cx2="http://schemas.microsoft.com/office/drawing/2015/10/21/chartex" xmlns:cx3="http://schemas.microsoft.com/office/drawing/2016/5/9/chartex" xmlns:cx4="http://schemas.microsoft.com/office/drawing/2016/5/10/chartex" xmlns:cx5="http://schemas.microsoft.com/office/drawing/2016/5/11/chartex" xmlns:cx6="http://schemas.microsoft.com/office/drawing/2016/5/12/chartex" xmlns:cx7="http://schemas.microsoft.com/office/drawing/2016/5/13/chartex" xmlns:cx8="http://schemas.microsoft.com/office/drawing/2016/5/14/chartex" xmlns:mc="http://schemas.openxmlformats.org/markup-compatibility/2006" xmlns:aink="http://schemas.microsoft.com/office/drawing/2016/ink" xmlns:am3d="http://schemas.microsoft.com/office/drawing/2017/model3d" xmlns:o="urn:schemas-microsoft-com:office:office" xmlns:r="http://schemas.openxmlformats.org/officeDocument/2006/relationships" xmlns:m="http://schemas.openxmlformats.org/officeDocument/2006/math" xmlns:v="urn:schemas-microsoft-com:vml" xmlns:wp14="http://schemas.microsoft.com/office/word/2010/wordprocessingDrawing" xmlns:wp="http://schemas.openxmlformats.org/drawingml/2006/wordprocessingDrawing" xmlns:w10="urn:schemas-microsoft-com:office:word" xmlns:w="http://schemas.openxmlformats.org/wordprocessingml/2006/main" xmlns:w14="http://schemas.microsoft.com/office/word/2010/wordml" xmlns:w15="http://schemas.microsoft.com/office/word/2012/wordml" xmlns:w16cid="http://schemas.microsoft.com/office/word/2016/wordml/cid" xmlns:w16se="http://schemas.microsoft.com/office/word/2015/wordml/symex" xmlns:wpg="http://schemas.microsoft.com/office/word/2010/wordprocessingGroup" xmlns:wpi="http://schemas.microsoft.com/office/word/2010/wordprocessingInk" xmlns:wne="http://schemas.microsoft.com/office/word/2006/wordml" xmlns:wps="http://schemas.microsoft.com/office/word/2010/wordprocessingShape" mc:Ignorable="w14 w15 w16se w16cid wp14">
+  <w:p>
+    <w:pPr>
+      <w:pStyle w:val="a5"/>
+    </w:pPr>
+  </w:p>
+</w:hdr>
+</file>
+
+<file path=word/header2.xml><?xml version="1.0" encoding="utf-8"?>
 <w:hdr xmlns:wpc="http://schemas.microsoft.com/office/word/2010/wordprocessingCanvas" xmlns:cx="http://schemas.microsoft.com/office/drawing/2014/chartex" xmlns:cx1="http://schemas.microsoft.com/office/drawing/2015/9/8/chartex" xmlns:cx2="http://schemas.microsoft.com/office/drawing/2015/10/21/chartex" xmlns:cx3="http://schemas.microsoft.com/office/drawing/2016/5/9/chartex" xmlns:cx4="http://schemas.microsoft.com/office/drawing/2016/5/10/chartex" xmlns:cx5="http://schemas.microsoft.com/office/drawing/2016/5/11/chartex" xmlns:cx6="http://schemas.microsoft.com/office/drawing/2016/5/12/chartex" xmlns:cx7="http://schemas.microsoft.com/office/drawing/2016/5/13/chartex" xmlns:cx8="http://schemas.microsoft.com/office/drawing/2016/5/14/chartex" xmlns:mc="http://schemas.openxmlformats.org/markup-compatibility/2006" xmlns:aink="http://schemas.microsoft.com/office/drawing/2016/ink" xmlns:am3d="http://schemas.microsoft.com/office/drawing/2017/model3d" xmlns:o="urn:schemas-microsoft-com:office:office" xmlns:r="http://schemas.openxmlformats.org/officeDocument/2006/relationships" xmlns:m="http://schemas.openxmlformats.org/officeDocument/2006/math" xmlns:v="urn:schemas-microsoft-com:vml" xmlns:wp14="http://schemas.microsoft.com/office/word/2010/wordprocessingDrawing" xmlns:wp="http://schemas.openxmlformats.org/drawingml/2006/wordprocessingDrawing" xmlns:w10="urn:schemas-microsoft-com:office:word" xmlns:w="http://schemas.openxmlformats.org/wordprocessingml/2006/main" xmlns:w14="http://schemas.microsoft.com/office/word/2010/wordml" xmlns:w15="http://schemas.microsoft.com/office/word/2012/wordml" xmlns:w16cid="http://schemas.microsoft.com/office/word/2016/wordml/cid" xmlns:w16se="http://schemas.microsoft.com/office/word/2015/wordml/symex" xmlns:wpg="http://schemas.microsoft.com/office/word/2010/wordprocessingGroup" xmlns:wpi="http://schemas.microsoft.com/office/word/2010/wordprocessingInk" xmlns:wne="http://schemas.microsoft.com/office/word/2006/wordml" xmlns:wps="http://schemas.microsoft.com/office/word/2010/wordprocessingShape" mc:Ignorable="w14 w15 w16se w16cid wp14">
   <w:tbl>
     <w:tblPr>
@@ -12612,21 +12643,9 @@
             </w:rPr>
             <w:t>JavaTraning</w:t>
           </w:r>
+          <w:bookmarkStart w:id="0" w:name="_GoBack"/>
+          <w:bookmarkEnd w:id="0"/>
           <w:proofErr w:type="spellEnd"/>
-          <w:r>
-            <w:rPr>
-              <w:rFonts w:ascii="游ゴシック" w:eastAsia="游ゴシック" w:hAnsi="游ゴシック" w:cs="Arial Unicode MS" w:hint="eastAsia"/>
-              <w:sz w:val="20"/>
-            </w:rPr>
-            <w:t xml:space="preserve">　</w:t>
-          </w:r>
-          <w:r>
-            <w:rPr>
-              <w:rFonts w:ascii="游ゴシック" w:eastAsia="游ゴシック" w:hAnsi="游ゴシック" w:cs="Arial Unicode MS"/>
-              <w:sz w:val="20"/>
-            </w:rPr>
-            <w:t>a4ead469bd5550f3c355521970b0b23b6ab3306c</w:t>
-          </w:r>
         </w:p>
       </w:tc>
       <w:tc>
@@ -12773,6 +12792,16 @@
     </w:tr>
   </w:tbl>
   <w:p/>
+</w:hdr>
+</file>
+
+<file path=word/header3.xml><?xml version="1.0" encoding="utf-8"?>
+<w:hdr xmlns:wpc="http://schemas.microsoft.com/office/word/2010/wordprocessingCanvas" xmlns:cx="http://schemas.microsoft.com/office/drawing/2014/chartex" xmlns:cx1="http://schemas.microsoft.com/office/drawing/2015/9/8/chartex" xmlns:cx2="http://schemas.microsoft.com/office/drawing/2015/10/21/chartex" xmlns:cx3="http://schemas.microsoft.com/office/drawing/2016/5/9/chartex" xmlns:cx4="http://schemas.microsoft.com/office/drawing/2016/5/10/chartex" xmlns:cx5="http://schemas.microsoft.com/office/drawing/2016/5/11/chartex" xmlns:cx6="http://schemas.microsoft.com/office/drawing/2016/5/12/chartex" xmlns:cx7="http://schemas.microsoft.com/office/drawing/2016/5/13/chartex" xmlns:cx8="http://schemas.microsoft.com/office/drawing/2016/5/14/chartex" xmlns:mc="http://schemas.openxmlformats.org/markup-compatibility/2006" xmlns:aink="http://schemas.microsoft.com/office/drawing/2016/ink" xmlns:am3d="http://schemas.microsoft.com/office/drawing/2017/model3d" xmlns:o="urn:schemas-microsoft-com:office:office" xmlns:r="http://schemas.openxmlformats.org/officeDocument/2006/relationships" xmlns:m="http://schemas.openxmlformats.org/officeDocument/2006/math" xmlns:v="urn:schemas-microsoft-com:vml" xmlns:wp14="http://schemas.microsoft.com/office/word/2010/wordprocessingDrawing" xmlns:wp="http://schemas.openxmlformats.org/drawingml/2006/wordprocessingDrawing" xmlns:w10="urn:schemas-microsoft-com:office:word" xmlns:w="http://schemas.openxmlformats.org/wordprocessingml/2006/main" xmlns:w14="http://schemas.microsoft.com/office/word/2010/wordml" xmlns:w15="http://schemas.microsoft.com/office/word/2012/wordml" xmlns:w16cid="http://schemas.microsoft.com/office/word/2016/wordml/cid" xmlns:w16se="http://schemas.microsoft.com/office/word/2015/wordml/symex" xmlns:wpg="http://schemas.microsoft.com/office/word/2010/wordprocessingGroup" xmlns:wpi="http://schemas.microsoft.com/office/word/2010/wordprocessingInk" xmlns:wne="http://schemas.microsoft.com/office/word/2006/wordml" xmlns:wps="http://schemas.microsoft.com/office/word/2010/wordprocessingShape" mc:Ignorable="w14 w15 w16se w16cid wp14">
+  <w:p>
+    <w:pPr>
+      <w:pStyle w:val="a5"/>
+    </w:pPr>
+  </w:p>
 </w:hdr>
 </file>
 
@@ -13839,6 +13868,15 @@
 </file>
 
 <file path=customXml/item1.xml><?xml version="1.0" encoding="utf-8"?>
+<?mso-contentType ?>
+<FormTemplates xmlns="http://schemas.microsoft.com/sharepoint/v3/contenttype/forms">
+  <Display>DocumentLibraryForm</Display>
+  <Edit>DocumentLibraryForm</Edit>
+  <New>DocumentLibraryForm</New>
+</FormTemplates>
+</file>
+
+<file path=customXml/item2.xml><?xml version="1.0" encoding="utf-8"?>
 <ct:contentTypeSchema xmlns:ct="http://schemas.microsoft.com/office/2006/metadata/contentType" xmlns:ma="http://schemas.microsoft.com/office/2006/metadata/properties/metaAttributes" ct:_="" ma:_="" ma:contentTypeName="ドキュメント" ma:contentTypeID="0x010100C424317A42AA8449A97AAE94730ED181" ma:contentTypeVersion="6" ma:contentTypeDescription="新しいドキュメントを作成します。" ma:contentTypeScope="" ma:versionID="9df5c7ff725c9e365f8a8503f6029c6b">
   <xsd:schema xmlns:xsd="http://www.w3.org/2001/XMLSchema" xmlns:xs="http://www.w3.org/2001/XMLSchema" xmlns:p="http://schemas.microsoft.com/office/2006/metadata/properties" xmlns:ns2="dab87824-9c6b-4a08-9c96-9c9ea904f12c" targetNamespace="http://schemas.microsoft.com/office/2006/metadata/properties" ma:root="true" ma:fieldsID="98e3d8fd3bbedc5b58bd9df00d6be37e" ns2:_="">
     <xsd:import namespace="dab87824-9c6b-4a08-9c96-9c9ea904f12c"/>
@@ -13996,15 +14034,6 @@
 </ct:contentTypeSchema>
 </file>
 
-<file path=customXml/item2.xml><?xml version="1.0" encoding="utf-8"?>
-<?mso-contentType ?>
-<FormTemplates xmlns="http://schemas.microsoft.com/sharepoint/v3/contenttype/forms">
-  <Display>DocumentLibraryForm</Display>
-  <Edit>DocumentLibraryForm</Edit>
-  <New>DocumentLibraryForm</New>
-</FormTemplates>
-</file>
-
 <file path=customXml/item3.xml><?xml version="1.0" encoding="utf-8"?>
 <p:properties xmlns:p="http://schemas.microsoft.com/office/2006/metadata/properties" xmlns:xsi="http://www.w3.org/2001/XMLSchema-instance" xmlns:pc="http://schemas.microsoft.com/office/infopath/2007/PartnerControls">
   <documentManagement/>
@@ -14012,6 +14041,14 @@
 </file>
 
 <file path=customXml/itemProps1.xml><?xml version="1.0" encoding="utf-8"?>
+<ds:datastoreItem xmlns:ds="http://schemas.openxmlformats.org/officeDocument/2006/customXml" ds:itemID="{F4DA52B9-D4DF-4BEC-A5A3-5484E5EB747B}">
+  <ds:schemaRefs>
+    <ds:schemaRef ds:uri="http://schemas.microsoft.com/sharepoint/v3/contenttype/forms"/>
+  </ds:schemaRefs>
+</ds:datastoreItem>
+</file>
+
+<file path=customXml/itemProps2.xml><?xml version="1.0" encoding="utf-8"?>
 <ds:datastoreItem xmlns:ds="http://schemas.openxmlformats.org/officeDocument/2006/customXml" ds:itemID="{76261B67-5531-4ED1-B087-165B04D1226E}">
   <ds:schemaRefs>
     <ds:schemaRef ds:uri="http://schemas.microsoft.com/office/2006/metadata/contentType"/>
@@ -14029,14 +14066,6 @@
 </ds:datastoreItem>
 </file>
 
-<file path=customXml/itemProps2.xml><?xml version="1.0" encoding="utf-8"?>
-<ds:datastoreItem xmlns:ds="http://schemas.openxmlformats.org/officeDocument/2006/customXml" ds:itemID="{F4DA52B9-D4DF-4BEC-A5A3-5484E5EB747B}">
-  <ds:schemaRefs>
-    <ds:schemaRef ds:uri="http://schemas.microsoft.com/sharepoint/v3/contenttype/forms"/>
-  </ds:schemaRefs>
-</ds:datastoreItem>
-</file>
-
 <file path=customXml/itemProps3.xml><?xml version="1.0" encoding="utf-8"?>
 <ds:datastoreItem xmlns:ds="http://schemas.openxmlformats.org/officeDocument/2006/customXml" ds:itemID="{659CE7E0-3E2F-4787-B142-08E029C04E10}">
   <ds:schemaRefs>
